--- a/paper/课程论文_提交版.docx
+++ b/paper/课程论文_提交版.docx
@@ -20,7 +20,7 @@
           <w:noProof/>
         </w:rPr>
         <w:drawing>
-          <wp:inline distT="0" distB="0" distL="0" distR="0" wp14:anchorId="18FF0499" wp14:editId="0A6017AF">
+          <wp:inline distT="0" distB="0" distL="0" distR="0" wp14:anchorId="27876143" wp14:editId="0FAB1857">
             <wp:extent cx="2648585" cy="931545"/>
             <wp:effectExtent l="0" t="0" r="0" b="0"/>
             <wp:docPr id="18" name="图片 1" descr="文本&#10;&#10;中度可信度描述已自动生成"/>
@@ -181,8 +181,18 @@
                 <w:bCs/>
                 <w:sz w:val="24"/>
               </w:rPr>
-              <w:t>ython编程》期末报告</w:t>
-            </w:r>
+              <w:t>ython编程》</w:t>
+            </w:r>
+            <w:proofErr w:type="gramStart"/>
+            <w:r>
+              <w:rPr>
+                <w:rFonts w:ascii="黑体" w:eastAsia="黑体" w:hAnsi="黑体" w:hint="eastAsia"/>
+                <w:bCs/>
+                <w:sz w:val="24"/>
+              </w:rPr>
+              <w:t>期末报告</w:t>
+            </w:r>
+            <w:proofErr w:type="gramEnd"/>
           </w:p>
         </w:tc>
       </w:tr>
@@ -213,7 +223,7 @@
                 <w:noProof/>
               </w:rPr>
               <w:drawing>
-                <wp:anchor distT="0" distB="0" distL="114300" distR="114300" simplePos="0" relativeHeight="251659264" behindDoc="1" locked="0" layoutInCell="1" allowOverlap="1" wp14:anchorId="23794D99" wp14:editId="7FA2A2D2">
+                <wp:anchor distT="0" distB="0" distL="114300" distR="114300" simplePos="0" relativeHeight="251659264" behindDoc="1" locked="0" layoutInCell="1" allowOverlap="1" wp14:anchorId="31D182A5" wp14:editId="4D8DC0E4">
                   <wp:simplePos x="0" y="0"/>
                   <wp:positionH relativeFrom="column">
                     <wp:posOffset>560070</wp:posOffset>
@@ -1475,7 +1485,21 @@
         <w:rPr>
           <w:rFonts w:eastAsia="仿宋"/>
         </w:rPr>
-        <w:t>句抽样文本进行了人工标注验证，发现自动词典在句子级存在系统性偏误（情感准确率</w:t>
+        <w:t>句抽样文本进行了人工标注验证，发现自动词典在</w:t>
+      </w:r>
+      <w:proofErr w:type="gramStart"/>
+      <w:r>
+        <w:rPr>
+          <w:rFonts w:eastAsia="仿宋"/>
+        </w:rPr>
+        <w:t>句子级存在</w:t>
+      </w:r>
+      <w:proofErr w:type="gramEnd"/>
+      <w:r>
+        <w:rPr>
+          <w:rFonts w:eastAsia="仿宋"/>
+        </w:rPr>
+        <w:t>系统性偏误（情感准确率</w:t>
       </w:r>
       <w:r>
         <w:rPr>
@@ -1499,7 +1523,21 @@
         <w:rPr>
           <w:rFonts w:eastAsia="仿宋"/>
         </w:rPr>
-        <w:t>），但文档级聚合指标在回归中更为稳健。研究结论限于短窗口相关关系，不作强因果解释。</w:t>
+        <w:t>），但</w:t>
+      </w:r>
+      <w:proofErr w:type="gramStart"/>
+      <w:r>
+        <w:rPr>
+          <w:rFonts w:eastAsia="仿宋"/>
+        </w:rPr>
+        <w:t>文档级</w:t>
+      </w:r>
+      <w:proofErr w:type="gramEnd"/>
+      <w:r>
+        <w:rPr>
+          <w:rFonts w:eastAsia="仿宋"/>
+        </w:rPr>
+        <w:t>聚合指标在回归中更为稳健。研究结论限于短窗口相关关系，不作强因果解释。</w:t>
       </w:r>
     </w:p>
     <w:p>
@@ -1613,12 +1651,23 @@
       <w:pPr>
         <w:spacing w:before="240" w:after="120" w:line="360" w:lineRule="exact"/>
         <w:jc w:val="center"/>
-      </w:pPr>
-      <w:r>
         <w:rPr>
           <w:rFonts w:eastAsia="仿宋"/>
           <w:sz w:val="28"/>
         </w:rPr>
+      </w:pPr>
+    </w:p>
+    <w:p>
+      <w:pPr>
+        <w:spacing w:before="240" w:after="120" w:line="360" w:lineRule="exact"/>
+        <w:jc w:val="center"/>
+      </w:pPr>
+      <w:r>
+        <w:rPr>
+          <w:rFonts w:eastAsia="仿宋"/>
+          <w:sz w:val="28"/>
+        </w:rPr>
+        <w:lastRenderedPageBreak/>
         <w:t>一、引言</w:t>
       </w:r>
     </w:p>
@@ -1628,7 +1677,6 @@
         <w:ind w:firstLine="420"/>
       </w:pPr>
       <w:r>
-        <w:lastRenderedPageBreak/>
         <w:t>中央银行定期报告兼具信息披露、预期管理和政策解释功能。对于中国人民银行货币政策执行报告而言，市场参与者不只读取某一句表述是否偏「宽松」，也会比较本期报告与上一期报告之间的表达是否延续、是否新增风险判断、是否改变政策取向、是否把宏观压力转化为政策支持信号。季度报告的发布频率低于新闻发布会、公开市场操作和宏观数据，因此其市场反应通常不会表现为单一方向的收益跳跃；更合理的问题是，报告中新增信息的多寡是否改变市场对不确定性的定价，以及未预期政策语调是否影响期限结构。</w:t>
       </w:r>
     </w:p>
@@ -1644,7 +1692,23 @@
         <w:t xml:space="preserve"> TF-IDF </w:t>
       </w:r>
       <w:r>
-        <w:t>创新度是否与报告发布后股票市场实际波动率相关。所谓创新度，是在每一期报告发布时只使用历史报告建立文本向量空间，再计算本期与上一期政策指引章节的余弦相似度，并取一减相似度。这样处理可以避免把未来文本带入历史测度，也能让指标更接近投资者在报告发布时能够观察到的「新信息」。第二，未预期政策语调是否与国债收益率曲线斜率变化相关。债券市场对央行沟通的反应往往表现为期限利差调整，而非单一短端利率变化；斜率指标可以同时容纳短端政策预期和长端增长、通胀及期限溢价预期。</w:t>
+        <w:t>创新度是否与报告发布后股票市场实际波动率相关。所谓创新度，是在每一期报告发布时只使用历史报告建立文本向量空间，再计算本期与上一期政策指引章节的余弦相似度，并取一减相似度。这样处理可以避免把未来文本带入历史测度，也能让指标更接近投资者在报告发布时能够观察到的「新信息」。第二，未预期政策语调是否与国债收益率曲线斜率变化相关。债券市场对央行沟通的反应往往表现为期限利差调整，而非单一短</w:t>
+      </w:r>
+      <w:proofErr w:type="gramStart"/>
+      <w:r>
+        <w:t>端利率</w:t>
+      </w:r>
+      <w:proofErr w:type="gramEnd"/>
+      <w:r>
+        <w:t>变化；斜率指标可以同时容纳短</w:t>
+      </w:r>
+      <w:proofErr w:type="gramStart"/>
+      <w:r>
+        <w:t>端政策</w:t>
+      </w:r>
+      <w:proofErr w:type="gramEnd"/>
+      <w:r>
+        <w:t>预期和长端增长、通胀及期限溢价预期。</w:t>
       </w:r>
     </w:p>
     <w:p>
@@ -1693,7 +1757,15 @@
         <w:ind w:firstLine="420"/>
       </w:pPr>
       <w:r>
-        <w:t>央行沟通研究通常关心两个问题：沟通文本包含什么信息，以及市场如何吸收这些信息。姜富伟、胡逸驰和黄楠（</w:t>
+        <w:t>央行沟通研究通常关心两个问题：沟通文本包含什么信息，以及市场如何吸收这些信息。</w:t>
+      </w:r>
+      <w:proofErr w:type="gramStart"/>
+      <w:r>
+        <w:t>姜富伟</w:t>
+      </w:r>
+      <w:proofErr w:type="gramEnd"/>
+      <w:r>
+        <w:t>、胡逸驰和黄楠（</w:t>
       </w:r>
       <w:r>
         <w:t>2021</w:t>
@@ -1720,7 +1792,15 @@
         <w:ind w:firstLine="420"/>
       </w:pPr>
       <w:r>
-        <w:t>基于上述思路，本文提出三个假设。假设一：政策指引章节创新度越高，报告发布后的股票市场波动率越高。这一假设来自信息不确定性机制</w:t>
+        <w:t>基于上述思路，本文提出三个假设。假设</w:t>
+      </w:r>
+      <w:proofErr w:type="gramStart"/>
+      <w:r>
+        <w:t>一</w:t>
+      </w:r>
+      <w:proofErr w:type="gramEnd"/>
+      <w:r>
+        <w:t>：政策指引章节创新度越高，报告发布后的股票市场波动率越高。这一假设来自信息不确定性机制</w:t>
       </w:r>
       <w:r>
         <w:t>——</w:t>
@@ -1749,9 +1829,11 @@
       <w:r>
         <w:t>在国际文献方面，</w:t>
       </w:r>
+      <w:proofErr w:type="spellStart"/>
       <w:r>
         <w:t>Gürkaynak</w:t>
       </w:r>
+      <w:proofErr w:type="spellEnd"/>
       <w:r>
         <w:t>、</w:t>
       </w:r>
@@ -1791,8 +1873,13 @@
       <w:r>
         <w:t>、</w:t>
       </w:r>
-      <w:r>
-        <w:t xml:space="preserve">Wermers </w:t>
+      <w:proofErr w:type="spellStart"/>
+      <w:r>
+        <w:t>Wermers</w:t>
+      </w:r>
+      <w:proofErr w:type="spellEnd"/>
+      <w:r>
+        <w:t xml:space="preserve"> </w:t>
       </w:r>
       <w:r>
         <w:t>和</w:t>
@@ -1801,6 +1888,7 @@
         <w:t xml:space="preserve"> Wu</w:t>
       </w:r>
       <w:r>
+        <w:lastRenderedPageBreak/>
         <w:t>（</w:t>
       </w:r>
       <w:r>
@@ -1812,12 +1900,13 @@
       <w:r>
         <w:t xml:space="preserve"> 9228 </w:t>
       </w:r>
-      <w:r>
-        <w:t>个词汇的中文金融情感词典，覆盖积极和消极两个维度，为中文</w:t>
-      </w:r>
-      <w:r>
-        <w:lastRenderedPageBreak/>
-        <w:t>政策文本的量化分析提供了经过验证的工具。本文在该词典基础上扩展了</w:t>
+      <w:proofErr w:type="gramStart"/>
+      <w:r>
+        <w:t>个</w:t>
+      </w:r>
+      <w:proofErr w:type="gramEnd"/>
+      <w:r>
+        <w:t>词汇的中文金融情感词典，覆盖积极和消极两个维度，为中文政策文本的量化分析提供了经过验证的工具。本文在该词典基础上扩展了</w:t>
       </w:r>
       <w:r>
         <w:t xml:space="preserve"> PBC </w:t>
@@ -1845,7 +1934,15 @@
         <w:ind w:firstLine="420"/>
       </w:pPr>
       <w:r>
-        <w:t>报告文本来自中国人民银行官网货币政策执行报告栏目，市场数据包括沪深</w:t>
+        <w:t>报告文本来自中国人民银行</w:t>
+      </w:r>
+      <w:proofErr w:type="gramStart"/>
+      <w:r>
+        <w:t>官网货币</w:t>
+      </w:r>
+      <w:proofErr w:type="gramEnd"/>
+      <w:r>
+        <w:t>政策执行报告栏目，市场数据包括沪深</w:t>
       </w:r>
       <w:r>
         <w:t xml:space="preserve"> 300 </w:t>
@@ -1890,13 +1987,42 @@
         <w:ind w:firstLine="420"/>
       </w:pPr>
       <w:r>
-        <w:t>事件日期以报告公开发布时间对齐交易日。若报告在交易时段后或非交易日发布，股票和债券事件日顺延到下一有效交易日。股票波动主指标</w:t>
-      </w:r>
+        <w:t>事件日期以报告公开发布时间对齐交易日。</w:t>
+      </w:r>
+      <w:proofErr w:type="gramStart"/>
+      <w:r>
+        <w:t>若报告</w:t>
+      </w:r>
+      <w:proofErr w:type="gramEnd"/>
+      <w:r>
+        <w:t>在交易时段后或</w:t>
+      </w:r>
+      <w:proofErr w:type="gramStart"/>
+      <w:r>
+        <w:t>非交易</w:t>
+      </w:r>
+      <w:proofErr w:type="gramEnd"/>
+      <w:r>
+        <w:t>日发布，股票和债券事件日顺延到下一有效交易日。股票波动</w:t>
+      </w:r>
+      <w:proofErr w:type="gramStart"/>
+      <w:r>
+        <w:t>主指标</w:t>
+      </w:r>
+      <w:proofErr w:type="gramEnd"/>
       <w:r>
         <w:t xml:space="preserve"> RV_0_5 </w:t>
       </w:r>
       <w:r>
-        <w:t>为事件日到后五个交易日的日收益标准差年化，回归中取自然对数。债券窗口固定为</w:t>
+        <w:t>为事件日到后五个交易日的</w:t>
+      </w:r>
+      <w:proofErr w:type="gramStart"/>
+      <w:r>
+        <w:t>日收益</w:t>
+      </w:r>
+      <w:proofErr w:type="gramEnd"/>
+      <w:r>
+        <w:t>标准差年化，回归中取自然对数。债券窗口固定为</w:t>
       </w:r>
       <w:r>
         <w:t xml:space="preserve"> [0,+1]</w:t>
@@ -1920,8 +2046,13 @@
         <w:t xml:space="preserve"> [0,+3] </w:t>
       </w:r>
       <w:r>
-        <w:t>作为冻结规格。政策操作邻近变量采用核心口径（事件日前后三个有效日内可核验的降准或</w:t>
-      </w:r>
+        <w:t>作为冻结规格。政策操作邻近变量采用核心口径（事件日前后三个有效日内可核验的</w:t>
+      </w:r>
+      <w:proofErr w:type="gramStart"/>
+      <w:r>
+        <w:t>降准或</w:t>
+      </w:r>
+      <w:proofErr w:type="gramEnd"/>
       <w:r>
         <w:t xml:space="preserve"> LPR </w:t>
       </w:r>
@@ -1960,7 +2091,15 @@
         <w:t xml:space="preserve">2006Q1 </w:t>
       </w:r>
       <w:r>
-        <w:t>等四份早期报告的指引章节经过正文标题别名修复后参与计分。</w:t>
+        <w:t>等四份</w:t>
+      </w:r>
+      <w:proofErr w:type="gramStart"/>
+      <w:r>
+        <w:t>早期报告</w:t>
+      </w:r>
+      <w:proofErr w:type="gramEnd"/>
+      <w:r>
+        <w:t>的指引章节经过正文标题别名修复后参与计分。</w:t>
       </w:r>
     </w:p>
     <w:p>
@@ -1969,7 +2108,15 @@
         <w:ind w:firstLine="420"/>
       </w:pPr>
       <w:r>
-        <w:t>金融情感指标来自姜富伟等和</w:t>
+        <w:t>金融情感指标来自</w:t>
+      </w:r>
+      <w:proofErr w:type="gramStart"/>
+      <w:r>
+        <w:t>姜富伟</w:t>
+      </w:r>
+      <w:proofErr w:type="gramEnd"/>
+      <w:r>
+        <w:t>等和</w:t>
       </w:r>
       <w:r>
         <w:t xml:space="preserve"> Du et al. </w:t>
@@ -1992,14 +2139,32 @@
       <w:r>
         <w:t xml:space="preserve"> 35 </w:t>
       </w:r>
-      <w:r>
-        <w:t>个鸽派词和</w:t>
+      <w:proofErr w:type="gramStart"/>
+      <w:r>
+        <w:t>个</w:t>
+      </w:r>
+      <w:proofErr w:type="gramEnd"/>
+      <w:r>
+        <w:t>鸽派词和</w:t>
       </w:r>
       <w:r>
         <w:t xml:space="preserve"> 33 </w:t>
       </w:r>
-      <w:r>
-        <w:t>个鹰派词）。一般金融情感使用积极词与消极词差额，政策倾向使用「宽松」词与「偏紧」词差额，两者均按有效字符数标准化。句子级计分考虑否定词、程度副词和转折词。主题关注度围绕增长、通胀、风险、汇率和金融稳定五个方向计数。政策指引创新度的主变量采用扩展</w:t>
+      <w:proofErr w:type="gramStart"/>
+      <w:r>
+        <w:t>个</w:t>
+      </w:r>
+      <w:proofErr w:type="gramEnd"/>
+      <w:r>
+        <w:t>鹰派词）。一般金融情感使用积极词与消极词差额，政策倾向使用「宽松」词与「偏紧」词差额，两者均按有效字符数标准化。</w:t>
+      </w:r>
+      <w:proofErr w:type="gramStart"/>
+      <w:r>
+        <w:t>句子级</w:t>
+      </w:r>
+      <w:proofErr w:type="gramEnd"/>
+      <w:r>
+        <w:t>计分考虑否定词、程度副词和转折词。主题关注度围绕增长、通胀、风险、汇率和金融稳定五个方向计数。政策指引创新度的主变量采用扩展</w:t>
       </w:r>
       <w:r>
         <w:t xml:space="preserve"> TF-IDF</w:t>
@@ -2011,8 +2176,13 @@
         <w:t xml:space="preserve"> t </w:t>
       </w:r>
       <w:r>
-        <w:t>期报告，只用第</w:t>
-      </w:r>
+        <w:t>期报告，</w:t>
+      </w:r>
+      <w:proofErr w:type="gramStart"/>
+      <w:r>
+        <w:t>只用第</w:t>
+      </w:r>
+      <w:proofErr w:type="gramEnd"/>
       <w:r>
         <w:t xml:space="preserve"> 1 </w:t>
       </w:r>
@@ -2086,8 +2256,13 @@
         <w:t xml:space="preserve"> t−1 </w:t>
       </w:r>
       <w:r>
-        <w:t>期的实际值代入得到第</w:t>
-      </w:r>
+        <w:t>期的实际值代入</w:t>
+      </w:r>
+      <w:proofErr w:type="gramStart"/>
+      <w:r>
+        <w:t>得到第</w:t>
+      </w:r>
+      <w:proofErr w:type="gramEnd"/>
       <w:r>
         <w:t xml:space="preserve"> t </w:t>
       </w:r>
@@ -2095,10 +2270,26 @@
         <w:t>期的预测值</w:t>
       </w:r>
       <w:r>
-        <w:t xml:space="preserve"> E[tone_t]</w:t>
-      </w:r>
-      <w:r>
-        <w:t>，未预期语调定义为实际值减预测值。历史数据不足</w:t>
+        <w:t xml:space="preserve"> E[</w:t>
+      </w:r>
+      <w:proofErr w:type="spellStart"/>
+      <w:r>
+        <w:t>tone_t</w:t>
+      </w:r>
+      <w:proofErr w:type="spellEnd"/>
+      <w:r>
+        <w:t>]</w:t>
+      </w:r>
+      <w:r>
+        <w:t>，未预期语调定义为实际</w:t>
+      </w:r>
+      <w:proofErr w:type="gramStart"/>
+      <w:r>
+        <w:t>值减预测</w:t>
+      </w:r>
+      <w:proofErr w:type="gramEnd"/>
+      <w:r>
+        <w:t>值。历史数据不足</w:t>
       </w:r>
       <w:r>
         <w:t xml:space="preserve"> 6 </w:t>
@@ -2123,6 +2314,7 @@
           <w:rFonts w:eastAsia="仿宋"/>
           <w:sz w:val="28"/>
         </w:rPr>
+        <w:lastRenderedPageBreak/>
         <w:t>五、研究设计</w:t>
       </w:r>
     </w:p>
@@ -2132,11 +2324,26 @@
         <w:ind w:firstLine="420"/>
       </w:pPr>
       <w:r>
-        <w:lastRenderedPageBreak/>
         <w:t>股票主模型设定为：</w:t>
       </w:r>
       <w:r>
-        <w:t>log(RV_0_5) = α + β₁·guidance_novelty + β₂·pre_event_volatility_20d + β₃·action_nearby_core + β₄·post_2019 + β₅·guidance_novelty×post_2019 + ε</w:t>
+        <w:t>log(RV_0_5) = α + β₁·</w:t>
+      </w:r>
+      <w:proofErr w:type="spellStart"/>
+      <w:r>
+        <w:t>guidance_novelty</w:t>
+      </w:r>
+      <w:proofErr w:type="spellEnd"/>
+      <w:r>
+        <w:t xml:space="preserve"> + β₂·pre_event_volatility_20d + β₃·</w:t>
+      </w:r>
+      <w:proofErr w:type="spellStart"/>
+      <w:r>
+        <w:t>action_nearby_core</w:t>
+      </w:r>
+      <w:proofErr w:type="spellEnd"/>
+      <w:r>
+        <w:t xml:space="preserve"> + β₄·post_2019 + β₅·guidance_novelty×post_2019 + ε</w:t>
       </w:r>
       <w:r>
         <w:t>。其中</w:t>
@@ -2223,7 +2430,23 @@
         <w:t>债券主模型设定为：</w:t>
       </w:r>
       <w:r>
-        <w:t>Δslope_bp_0_3 = α + β₁·guidance_unexpected_tone + β₂·action_nearby_core + β₃·post_2019 + β₄·guidance_unexpected_tone×post_2019 + ε</w:t>
+        <w:t>Δslope_bp_0_3 = α + β₁·</w:t>
+      </w:r>
+      <w:proofErr w:type="spellStart"/>
+      <w:r>
+        <w:t>guidance_unexpected_tone</w:t>
+      </w:r>
+      <w:proofErr w:type="spellEnd"/>
+      <w:r>
+        <w:t xml:space="preserve"> + β₂·</w:t>
+      </w:r>
+      <w:proofErr w:type="spellStart"/>
+      <w:r>
+        <w:t>action_nearby_core</w:t>
+      </w:r>
+      <w:proofErr w:type="spellEnd"/>
+      <w:r>
+        <w:t xml:space="preserve"> + β₃·post_2019 + β₄·guidance_unexpected_tone×post_2019 + ε</w:t>
       </w:r>
       <w:r>
         <w:t>。未预期政策语调由扩展窗口预测得到：对每一期报告，只使用此前已经发布的政策倾向序列估计</w:t>
@@ -2312,8 +2535,13 @@
       <w:r>
         <w:t xml:space="preserve"> p </w:t>
       </w:r>
-      <w:r>
-        <w:t>值同时报告原始值和</w:t>
+      <w:proofErr w:type="gramStart"/>
+      <w:r>
+        <w:t>值同时</w:t>
+      </w:r>
+      <w:proofErr w:type="gramEnd"/>
+      <w:r>
+        <w:t>报告原始值和</w:t>
       </w:r>
       <w:r>
         <w:t xml:space="preserve"> Holm </w:t>
@@ -2337,7 +2565,7 @@
     </w:p>
     <w:p>
       <w:pPr>
-        <w:spacing w:before="120" w:after="40" w:line="360" w:lineRule="exact"/>
+        <w:spacing w:before="160" w:after="80" w:line="360" w:lineRule="exact"/>
         <w:jc w:val="center"/>
       </w:pPr>
       <w:r>
@@ -2371,24 +2599,29 @@
         <w:tblBorders>
           <w:top w:val="single" w:sz="12" w:space="0" w:color="000000"/>
           <w:bottom w:val="single" w:sz="12" w:space="0" w:color="000000"/>
+          <w:insideV w:val="single" w:sz="4" w:space="0" w:color="CCCCCC"/>
         </w:tblBorders>
         <w:tblLook w:val="04A0" w:firstRow="1" w:lastRow="0" w:firstColumn="1" w:lastColumn="0" w:noHBand="0" w:noVBand="1"/>
       </w:tblPr>
       <w:tblGrid>
         <w:gridCol w:w="2767"/>
-        <w:gridCol w:w="2767"/>
-        <w:gridCol w:w="2766"/>
+        <w:gridCol w:w="2762"/>
+        <w:gridCol w:w="2761"/>
       </w:tblGrid>
       <w:tr>
         <w:tc>
           <w:tcPr>
             <w:tcW w:w="2767" w:type="dxa"/>
             <w:tcBorders>
+              <w:left w:val="single" w:sz="4" w:space="0" w:color="999999"/>
               <w:bottom w:val="single" w:sz="6" w:space="0" w:color="000000"/>
-            </w:tcBorders>
-          </w:tcPr>
-          <w:p>
-            <w:pPr>
+              <w:right w:val="single" w:sz="4" w:space="0" w:color="999999"/>
+            </w:tcBorders>
+            <w:shd w:val="clear" w:color="auto" w:fill="F2F2F2"/>
+          </w:tcPr>
+          <w:p>
+            <w:pPr>
+              <w:spacing w:before="40" w:after="40" w:line="280" w:lineRule="exact"/>
               <w:jc w:val="center"/>
             </w:pPr>
             <w:r>
@@ -2404,11 +2637,15 @@
           <w:tcPr>
             <w:tcW w:w="2767" w:type="dxa"/>
             <w:tcBorders>
+              <w:left w:val="single" w:sz="4" w:space="0" w:color="999999"/>
               <w:bottom w:val="single" w:sz="6" w:space="0" w:color="000000"/>
-            </w:tcBorders>
-          </w:tcPr>
-          <w:p>
-            <w:pPr>
+              <w:right w:val="single" w:sz="4" w:space="0" w:color="999999"/>
+            </w:tcBorders>
+            <w:shd w:val="clear" w:color="auto" w:fill="F2F2F2"/>
+          </w:tcPr>
+          <w:p>
+            <w:pPr>
+              <w:spacing w:before="40" w:after="40" w:line="280" w:lineRule="exact"/>
               <w:jc w:val="center"/>
             </w:pPr>
             <w:r>
@@ -2424,11 +2661,15 @@
           <w:tcPr>
             <w:tcW w:w="2767" w:type="dxa"/>
             <w:tcBorders>
+              <w:left w:val="single" w:sz="4" w:space="0" w:color="999999"/>
               <w:bottom w:val="single" w:sz="6" w:space="0" w:color="000000"/>
-            </w:tcBorders>
-          </w:tcPr>
-          <w:p>
-            <w:pPr>
+              <w:right w:val="single" w:sz="4" w:space="0" w:color="999999"/>
+            </w:tcBorders>
+            <w:shd w:val="clear" w:color="auto" w:fill="F2F2F2"/>
+          </w:tcPr>
+          <w:p>
+            <w:pPr>
+              <w:spacing w:before="40" w:after="40" w:line="280" w:lineRule="exact"/>
               <w:jc w:val="center"/>
             </w:pPr>
             <w:r>
@@ -2445,9 +2686,14 @@
         <w:tc>
           <w:tcPr>
             <w:tcW w:w="2767" w:type="dxa"/>
-          </w:tcPr>
-          <w:p>
-            <w:pPr>
+            <w:tcBorders>
+              <w:left w:val="single" w:sz="4" w:space="0" w:color="CCCCCC"/>
+              <w:right w:val="single" w:sz="4" w:space="0" w:color="CCCCCC"/>
+            </w:tcBorders>
+          </w:tcPr>
+          <w:p>
+            <w:pPr>
+              <w:spacing w:before="20" w:after="20" w:line="260" w:lineRule="exact"/>
               <w:jc w:val="center"/>
             </w:pPr>
             <w:r>
@@ -2461,9 +2707,14 @@
         <w:tc>
           <w:tcPr>
             <w:tcW w:w="2767" w:type="dxa"/>
-          </w:tcPr>
-          <w:p>
-            <w:pPr>
+            <w:tcBorders>
+              <w:left w:val="single" w:sz="4" w:space="0" w:color="CCCCCC"/>
+              <w:right w:val="single" w:sz="4" w:space="0" w:color="CCCCCC"/>
+            </w:tcBorders>
+          </w:tcPr>
+          <w:p>
+            <w:pPr>
+              <w:spacing w:before="20" w:after="20" w:line="260" w:lineRule="exact"/>
               <w:jc w:val="center"/>
             </w:pPr>
             <w:r>
@@ -2490,20 +2741,33 @@
               </w:rPr>
               <w:t xml:space="preserve"> +5 </w:t>
             </w:r>
-            <w:r>
-              <w:rPr>
-                <w:sz w:val="15"/>
-              </w:rPr>
-              <w:t>个股票交易日实际波动率的对数</w:t>
+            <w:proofErr w:type="gramStart"/>
+            <w:r>
+              <w:rPr>
+                <w:sz w:val="15"/>
+              </w:rPr>
+              <w:t>个</w:t>
+            </w:r>
+            <w:proofErr w:type="gramEnd"/>
+            <w:r>
+              <w:rPr>
+                <w:sz w:val="15"/>
+              </w:rPr>
+              <w:t>股票交易日实际波动率的对数</w:t>
             </w:r>
           </w:p>
         </w:tc>
         <w:tc>
           <w:tcPr>
             <w:tcW w:w="2767" w:type="dxa"/>
-          </w:tcPr>
-          <w:p>
-            <w:pPr>
+            <w:tcBorders>
+              <w:left w:val="single" w:sz="4" w:space="0" w:color="CCCCCC"/>
+              <w:right w:val="single" w:sz="4" w:space="0" w:color="CCCCCC"/>
+            </w:tcBorders>
+          </w:tcPr>
+          <w:p>
+            <w:pPr>
+              <w:spacing w:before="20" w:after="20" w:line="260" w:lineRule="exact"/>
               <w:jc w:val="center"/>
             </w:pPr>
             <w:r>
@@ -2519,25 +2783,37 @@
         <w:tc>
           <w:tcPr>
             <w:tcW w:w="2767" w:type="dxa"/>
-          </w:tcPr>
-          <w:p>
-            <w:pPr>
-              <w:jc w:val="center"/>
-            </w:pPr>
+            <w:tcBorders>
+              <w:left w:val="single" w:sz="4" w:space="0" w:color="CCCCCC"/>
+              <w:right w:val="single" w:sz="4" w:space="0" w:color="CCCCCC"/>
+            </w:tcBorders>
+          </w:tcPr>
+          <w:p>
+            <w:pPr>
+              <w:spacing w:before="20" w:after="20" w:line="260" w:lineRule="exact"/>
+              <w:jc w:val="center"/>
+            </w:pPr>
+            <w:proofErr w:type="spellStart"/>
             <w:r>
               <w:rPr>
                 <w:sz w:val="15"/>
               </w:rPr>
               <w:t>guidance_novelty</w:t>
             </w:r>
+            <w:proofErr w:type="spellEnd"/>
           </w:p>
         </w:tc>
         <w:tc>
           <w:tcPr>
             <w:tcW w:w="2767" w:type="dxa"/>
-          </w:tcPr>
-          <w:p>
-            <w:pPr>
+            <w:tcBorders>
+              <w:left w:val="single" w:sz="4" w:space="0" w:color="CCCCCC"/>
+              <w:right w:val="single" w:sz="4" w:space="0" w:color="CCCCCC"/>
+            </w:tcBorders>
+          </w:tcPr>
+          <w:p>
+            <w:pPr>
+              <w:spacing w:before="20" w:after="20" w:line="260" w:lineRule="exact"/>
               <w:jc w:val="center"/>
             </w:pPr>
             <w:r>
@@ -2563,9 +2839,14 @@
         <w:tc>
           <w:tcPr>
             <w:tcW w:w="2767" w:type="dxa"/>
-          </w:tcPr>
-          <w:p>
-            <w:pPr>
+            <w:tcBorders>
+              <w:left w:val="single" w:sz="4" w:space="0" w:color="CCCCCC"/>
+              <w:right w:val="single" w:sz="4" w:space="0" w:color="CCCCCC"/>
+            </w:tcBorders>
+          </w:tcPr>
+          <w:p>
+            <w:pPr>
+              <w:spacing w:before="20" w:after="20" w:line="260" w:lineRule="exact"/>
               <w:jc w:val="center"/>
             </w:pPr>
             <w:r>
@@ -2581,9 +2862,14 @@
         <w:tc>
           <w:tcPr>
             <w:tcW w:w="2767" w:type="dxa"/>
-          </w:tcPr>
-          <w:p>
-            <w:pPr>
+            <w:tcBorders>
+              <w:left w:val="single" w:sz="4" w:space="0" w:color="CCCCCC"/>
+              <w:right w:val="single" w:sz="4" w:space="0" w:color="CCCCCC"/>
+            </w:tcBorders>
+          </w:tcPr>
+          <w:p>
+            <w:pPr>
+              <w:spacing w:before="20" w:after="20" w:line="260" w:lineRule="exact"/>
               <w:jc w:val="center"/>
             </w:pPr>
             <w:r>
@@ -2597,9 +2883,14 @@
         <w:tc>
           <w:tcPr>
             <w:tcW w:w="2767" w:type="dxa"/>
-          </w:tcPr>
-          <w:p>
-            <w:pPr>
+            <w:tcBorders>
+              <w:left w:val="single" w:sz="4" w:space="0" w:color="CCCCCC"/>
+              <w:right w:val="single" w:sz="4" w:space="0" w:color="CCCCCC"/>
+            </w:tcBorders>
+          </w:tcPr>
+          <w:p>
+            <w:pPr>
+              <w:spacing w:before="20" w:after="20" w:line="260" w:lineRule="exact"/>
               <w:jc w:val="center"/>
             </w:pPr>
             <w:r>
@@ -2625,9 +2916,14 @@
         <w:tc>
           <w:tcPr>
             <w:tcW w:w="2767" w:type="dxa"/>
-          </w:tcPr>
-          <w:p>
-            <w:pPr>
+            <w:tcBorders>
+              <w:left w:val="single" w:sz="4" w:space="0" w:color="CCCCCC"/>
+              <w:right w:val="single" w:sz="4" w:space="0" w:color="CCCCCC"/>
+            </w:tcBorders>
+          </w:tcPr>
+          <w:p>
+            <w:pPr>
+              <w:spacing w:before="20" w:after="20" w:line="260" w:lineRule="exact"/>
               <w:jc w:val="center"/>
             </w:pPr>
             <w:r>
@@ -2643,25 +2939,37 @@
         <w:tc>
           <w:tcPr>
             <w:tcW w:w="2767" w:type="dxa"/>
-          </w:tcPr>
-          <w:p>
-            <w:pPr>
-              <w:jc w:val="center"/>
-            </w:pPr>
+            <w:tcBorders>
+              <w:left w:val="single" w:sz="4" w:space="0" w:color="CCCCCC"/>
+              <w:right w:val="single" w:sz="4" w:space="0" w:color="CCCCCC"/>
+            </w:tcBorders>
+          </w:tcPr>
+          <w:p>
+            <w:pPr>
+              <w:spacing w:before="20" w:after="20" w:line="260" w:lineRule="exact"/>
+              <w:jc w:val="center"/>
+            </w:pPr>
+            <w:proofErr w:type="spellStart"/>
             <w:r>
               <w:rPr>
                 <w:sz w:val="15"/>
               </w:rPr>
               <w:t>guidance_z_sentiment</w:t>
             </w:r>
+            <w:proofErr w:type="spellEnd"/>
           </w:p>
         </w:tc>
         <w:tc>
           <w:tcPr>
             <w:tcW w:w="2767" w:type="dxa"/>
-          </w:tcPr>
-          <w:p>
-            <w:pPr>
+            <w:tcBorders>
+              <w:left w:val="single" w:sz="4" w:space="0" w:color="CCCCCC"/>
+              <w:right w:val="single" w:sz="4" w:space="0" w:color="CCCCCC"/>
+            </w:tcBorders>
+          </w:tcPr>
+          <w:p>
+            <w:pPr>
+              <w:spacing w:before="20" w:after="20" w:line="260" w:lineRule="exact"/>
               <w:jc w:val="center"/>
             </w:pPr>
             <w:r>
@@ -2687,9 +2995,14 @@
         <w:tc>
           <w:tcPr>
             <w:tcW w:w="2767" w:type="dxa"/>
-          </w:tcPr>
-          <w:p>
-            <w:pPr>
+            <w:tcBorders>
+              <w:left w:val="single" w:sz="4" w:space="0" w:color="CCCCCC"/>
+              <w:right w:val="single" w:sz="4" w:space="0" w:color="CCCCCC"/>
+            </w:tcBorders>
+          </w:tcPr>
+          <w:p>
+            <w:pPr>
+              <w:spacing w:before="20" w:after="20" w:line="260" w:lineRule="exact"/>
               <w:jc w:val="center"/>
             </w:pPr>
             <w:r>
@@ -2705,25 +3018,37 @@
         <w:tc>
           <w:tcPr>
             <w:tcW w:w="2767" w:type="dxa"/>
-          </w:tcPr>
-          <w:p>
-            <w:pPr>
-              <w:jc w:val="center"/>
-            </w:pPr>
+            <w:tcBorders>
+              <w:left w:val="single" w:sz="4" w:space="0" w:color="CCCCCC"/>
+              <w:right w:val="single" w:sz="4" w:space="0" w:color="CCCCCC"/>
+            </w:tcBorders>
+          </w:tcPr>
+          <w:p>
+            <w:pPr>
+              <w:spacing w:before="20" w:after="20" w:line="260" w:lineRule="exact"/>
+              <w:jc w:val="center"/>
+            </w:pPr>
+            <w:proofErr w:type="spellStart"/>
             <w:r>
               <w:rPr>
                 <w:sz w:val="15"/>
               </w:rPr>
               <w:t>macro_z_sentiment</w:t>
             </w:r>
+            <w:proofErr w:type="spellEnd"/>
           </w:p>
         </w:tc>
         <w:tc>
           <w:tcPr>
             <w:tcW w:w="2767" w:type="dxa"/>
-          </w:tcPr>
-          <w:p>
-            <w:pPr>
+            <w:tcBorders>
+              <w:left w:val="single" w:sz="4" w:space="0" w:color="CCCCCC"/>
+              <w:right w:val="single" w:sz="4" w:space="0" w:color="CCCCCC"/>
+            </w:tcBorders>
+          </w:tcPr>
+          <w:p>
+            <w:pPr>
+              <w:spacing w:before="20" w:after="20" w:line="260" w:lineRule="exact"/>
               <w:jc w:val="center"/>
             </w:pPr>
             <w:r>
@@ -2749,9 +3074,14 @@
         <w:tc>
           <w:tcPr>
             <w:tcW w:w="2767" w:type="dxa"/>
-          </w:tcPr>
-          <w:p>
-            <w:pPr>
+            <w:tcBorders>
+              <w:left w:val="single" w:sz="4" w:space="0" w:color="CCCCCC"/>
+              <w:right w:val="single" w:sz="4" w:space="0" w:color="CCCCCC"/>
+            </w:tcBorders>
+          </w:tcPr>
+          <w:p>
+            <w:pPr>
+              <w:spacing w:before="20" w:after="20" w:line="260" w:lineRule="exact"/>
               <w:jc w:val="center"/>
             </w:pPr>
             <w:r>
@@ -2767,25 +3097,37 @@
         <w:tc>
           <w:tcPr>
             <w:tcW w:w="2767" w:type="dxa"/>
-          </w:tcPr>
-          <w:p>
-            <w:pPr>
-              <w:jc w:val="center"/>
-            </w:pPr>
+            <w:tcBorders>
+              <w:left w:val="single" w:sz="4" w:space="0" w:color="CCCCCC"/>
+              <w:right w:val="single" w:sz="4" w:space="0" w:color="CCCCCC"/>
+            </w:tcBorders>
+          </w:tcPr>
+          <w:p>
+            <w:pPr>
+              <w:spacing w:before="20" w:after="20" w:line="260" w:lineRule="exact"/>
+              <w:jc w:val="center"/>
+            </w:pPr>
+            <w:proofErr w:type="spellStart"/>
             <w:r>
               <w:rPr>
                 <w:sz w:val="15"/>
               </w:rPr>
               <w:t>guidance_unexpected_tone</w:t>
             </w:r>
+            <w:proofErr w:type="spellEnd"/>
           </w:p>
         </w:tc>
         <w:tc>
           <w:tcPr>
             <w:tcW w:w="2767" w:type="dxa"/>
-          </w:tcPr>
-          <w:p>
-            <w:pPr>
+            <w:tcBorders>
+              <w:left w:val="single" w:sz="4" w:space="0" w:color="CCCCCC"/>
+              <w:right w:val="single" w:sz="4" w:space="0" w:color="CCCCCC"/>
+            </w:tcBorders>
+          </w:tcPr>
+          <w:p>
+            <w:pPr>
+              <w:spacing w:before="20" w:after="20" w:line="260" w:lineRule="exact"/>
               <w:jc w:val="center"/>
             </w:pPr>
             <w:r>
@@ -2811,9 +3153,14 @@
         <w:tc>
           <w:tcPr>
             <w:tcW w:w="2767" w:type="dxa"/>
-          </w:tcPr>
-          <w:p>
-            <w:pPr>
+            <w:tcBorders>
+              <w:left w:val="single" w:sz="4" w:space="0" w:color="CCCCCC"/>
+              <w:right w:val="single" w:sz="4" w:space="0" w:color="CCCCCC"/>
+            </w:tcBorders>
+          </w:tcPr>
+          <w:p>
+            <w:pPr>
+              <w:spacing w:before="20" w:after="20" w:line="260" w:lineRule="exact"/>
               <w:jc w:val="center"/>
             </w:pPr>
             <w:r>
@@ -2829,9 +3176,14 @@
         <w:tc>
           <w:tcPr>
             <w:tcW w:w="2767" w:type="dxa"/>
-          </w:tcPr>
-          <w:p>
-            <w:pPr>
+            <w:tcBorders>
+              <w:left w:val="single" w:sz="4" w:space="0" w:color="CCCCCC"/>
+              <w:right w:val="single" w:sz="4" w:space="0" w:color="CCCCCC"/>
+            </w:tcBorders>
+          </w:tcPr>
+          <w:p>
+            <w:pPr>
+              <w:spacing w:before="20" w:after="20" w:line="260" w:lineRule="exact"/>
               <w:jc w:val="center"/>
             </w:pPr>
             <w:r>
@@ -2845,9 +3197,14 @@
         <w:tc>
           <w:tcPr>
             <w:tcW w:w="2767" w:type="dxa"/>
-          </w:tcPr>
-          <w:p>
-            <w:pPr>
+            <w:tcBorders>
+              <w:left w:val="single" w:sz="4" w:space="0" w:color="CCCCCC"/>
+              <w:right w:val="single" w:sz="4" w:space="0" w:color="CCCCCC"/>
+            </w:tcBorders>
+          </w:tcPr>
+          <w:p>
+            <w:pPr>
+              <w:spacing w:before="20" w:after="20" w:line="260" w:lineRule="exact"/>
               <w:jc w:val="center"/>
             </w:pPr>
             <w:r>
@@ -2873,9 +3230,14 @@
         <w:tc>
           <w:tcPr>
             <w:tcW w:w="2767" w:type="dxa"/>
-          </w:tcPr>
-          <w:p>
-            <w:pPr>
+            <w:tcBorders>
+              <w:left w:val="single" w:sz="4" w:space="0" w:color="CCCCCC"/>
+              <w:right w:val="single" w:sz="4" w:space="0" w:color="CCCCCC"/>
+            </w:tcBorders>
+          </w:tcPr>
+          <w:p>
+            <w:pPr>
+              <w:spacing w:before="20" w:after="20" w:line="260" w:lineRule="exact"/>
               <w:jc w:val="center"/>
             </w:pPr>
             <w:r>
@@ -2891,9 +3253,14 @@
         <w:tc>
           <w:tcPr>
             <w:tcW w:w="2767" w:type="dxa"/>
-          </w:tcPr>
-          <w:p>
-            <w:pPr>
+            <w:tcBorders>
+              <w:left w:val="single" w:sz="4" w:space="0" w:color="CCCCCC"/>
+              <w:right w:val="single" w:sz="4" w:space="0" w:color="CCCCCC"/>
+            </w:tcBorders>
+          </w:tcPr>
+          <w:p>
+            <w:pPr>
+              <w:spacing w:before="20" w:after="20" w:line="260" w:lineRule="exact"/>
               <w:jc w:val="center"/>
             </w:pPr>
             <w:r>
@@ -2907,9 +3274,14 @@
         <w:tc>
           <w:tcPr>
             <w:tcW w:w="2767" w:type="dxa"/>
-          </w:tcPr>
-          <w:p>
-            <w:pPr>
+            <w:tcBorders>
+              <w:left w:val="single" w:sz="4" w:space="0" w:color="CCCCCC"/>
+              <w:right w:val="single" w:sz="4" w:space="0" w:color="CCCCCC"/>
+            </w:tcBorders>
+          </w:tcPr>
+          <w:p>
+            <w:pPr>
+              <w:spacing w:before="20" w:after="20" w:line="260" w:lineRule="exact"/>
               <w:jc w:val="center"/>
             </w:pPr>
             <w:r>
@@ -2953,9 +3325,14 @@
         <w:tc>
           <w:tcPr>
             <w:tcW w:w="2767" w:type="dxa"/>
-          </w:tcPr>
-          <w:p>
-            <w:pPr>
+            <w:tcBorders>
+              <w:left w:val="single" w:sz="4" w:space="0" w:color="CCCCCC"/>
+              <w:right w:val="single" w:sz="4" w:space="0" w:color="CCCCCC"/>
+            </w:tcBorders>
+          </w:tcPr>
+          <w:p>
+            <w:pPr>
+              <w:spacing w:before="20" w:after="20" w:line="260" w:lineRule="exact"/>
               <w:jc w:val="center"/>
             </w:pPr>
             <w:r>
@@ -2971,9 +3348,14 @@
         <w:tc>
           <w:tcPr>
             <w:tcW w:w="2767" w:type="dxa"/>
-          </w:tcPr>
-          <w:p>
-            <w:pPr>
+            <w:tcBorders>
+              <w:left w:val="single" w:sz="4" w:space="0" w:color="CCCCCC"/>
+              <w:right w:val="single" w:sz="4" w:space="0" w:color="CCCCCC"/>
+            </w:tcBorders>
+          </w:tcPr>
+          <w:p>
+            <w:pPr>
+              <w:spacing w:before="20" w:after="20" w:line="260" w:lineRule="exact"/>
               <w:jc w:val="center"/>
             </w:pPr>
             <w:r>
@@ -2987,9 +3369,14 @@
         <w:tc>
           <w:tcPr>
             <w:tcW w:w="2767" w:type="dxa"/>
-          </w:tcPr>
-          <w:p>
-            <w:pPr>
+            <w:tcBorders>
+              <w:left w:val="single" w:sz="4" w:space="0" w:color="CCCCCC"/>
+              <w:right w:val="single" w:sz="4" w:space="0" w:color="CCCCCC"/>
+            </w:tcBorders>
+          </w:tcPr>
+          <w:p>
+            <w:pPr>
+              <w:spacing w:before="20" w:after="20" w:line="260" w:lineRule="exact"/>
               <w:jc w:val="center"/>
             </w:pPr>
             <w:r>
@@ -3021,9 +3408,14 @@
         <w:tc>
           <w:tcPr>
             <w:tcW w:w="2767" w:type="dxa"/>
-          </w:tcPr>
-          <w:p>
-            <w:pPr>
+            <w:tcBorders>
+              <w:left w:val="single" w:sz="4" w:space="0" w:color="CCCCCC"/>
+              <w:right w:val="single" w:sz="4" w:space="0" w:color="CCCCCC"/>
+            </w:tcBorders>
+          </w:tcPr>
+          <w:p>
+            <w:pPr>
+              <w:spacing w:before="20" w:after="20" w:line="260" w:lineRule="exact"/>
               <w:jc w:val="center"/>
             </w:pPr>
             <w:r>
@@ -3039,9 +3431,14 @@
         <w:tc>
           <w:tcPr>
             <w:tcW w:w="2767" w:type="dxa"/>
-          </w:tcPr>
-          <w:p>
-            <w:pPr>
+            <w:tcBorders>
+              <w:left w:val="single" w:sz="4" w:space="0" w:color="CCCCCC"/>
+              <w:right w:val="single" w:sz="4" w:space="0" w:color="CCCCCC"/>
+            </w:tcBorders>
+          </w:tcPr>
+          <w:p>
+            <w:pPr>
+              <w:spacing w:before="20" w:after="20" w:line="260" w:lineRule="exact"/>
               <w:jc w:val="center"/>
             </w:pPr>
             <w:r>
@@ -3055,9 +3452,14 @@
         <w:tc>
           <w:tcPr>
             <w:tcW w:w="2767" w:type="dxa"/>
-          </w:tcPr>
-          <w:p>
-            <w:pPr>
+            <w:tcBorders>
+              <w:left w:val="single" w:sz="4" w:space="0" w:color="CCCCCC"/>
+              <w:right w:val="single" w:sz="4" w:space="0" w:color="CCCCCC"/>
+            </w:tcBorders>
+          </w:tcPr>
+          <w:p>
+            <w:pPr>
+              <w:spacing w:before="20" w:after="20" w:line="260" w:lineRule="exact"/>
               <w:jc w:val="center"/>
             </w:pPr>
             <w:r>
@@ -3101,9 +3503,14 @@
         <w:tc>
           <w:tcPr>
             <w:tcW w:w="2767" w:type="dxa"/>
-          </w:tcPr>
-          <w:p>
-            <w:pPr>
+            <w:tcBorders>
+              <w:left w:val="single" w:sz="4" w:space="0" w:color="CCCCCC"/>
+              <w:right w:val="single" w:sz="4" w:space="0" w:color="CCCCCC"/>
+            </w:tcBorders>
+          </w:tcPr>
+          <w:p>
+            <w:pPr>
+              <w:spacing w:before="20" w:after="20" w:line="260" w:lineRule="exact"/>
               <w:jc w:val="center"/>
             </w:pPr>
             <w:r>
@@ -3119,33 +3526,53 @@
         <w:tc>
           <w:tcPr>
             <w:tcW w:w="2767" w:type="dxa"/>
-          </w:tcPr>
-          <w:p>
-            <w:pPr>
-              <w:jc w:val="center"/>
-            </w:pPr>
+            <w:tcBorders>
+              <w:left w:val="single" w:sz="4" w:space="0" w:color="CCCCCC"/>
+              <w:right w:val="single" w:sz="4" w:space="0" w:color="CCCCCC"/>
+            </w:tcBorders>
+          </w:tcPr>
+          <w:p>
+            <w:pPr>
+              <w:spacing w:before="20" w:after="20" w:line="260" w:lineRule="exact"/>
+              <w:jc w:val="center"/>
+            </w:pPr>
+            <w:proofErr w:type="spellStart"/>
             <w:r>
               <w:rPr>
                 <w:sz w:val="15"/>
               </w:rPr>
               <w:t>action_nearby_core</w:t>
             </w:r>
+            <w:proofErr w:type="spellEnd"/>
           </w:p>
         </w:tc>
         <w:tc>
           <w:tcPr>
             <w:tcW w:w="2767" w:type="dxa"/>
-          </w:tcPr>
-          <w:p>
-            <w:pPr>
-              <w:jc w:val="center"/>
-            </w:pPr>
-            <w:r>
-              <w:rPr>
-                <w:sz w:val="15"/>
-              </w:rPr>
-              <w:t>事件日前后三个有效日内是否存在稳定可核验的降准或</w:t>
-            </w:r>
+            <w:tcBorders>
+              <w:left w:val="single" w:sz="4" w:space="0" w:color="CCCCCC"/>
+              <w:right w:val="single" w:sz="4" w:space="0" w:color="CCCCCC"/>
+            </w:tcBorders>
+          </w:tcPr>
+          <w:p>
+            <w:pPr>
+              <w:spacing w:before="20" w:after="20" w:line="260" w:lineRule="exact"/>
+              <w:jc w:val="center"/>
+            </w:pPr>
+            <w:r>
+              <w:rPr>
+                <w:sz w:val="15"/>
+              </w:rPr>
+              <w:t>事件日前后三个有效日内是否存在稳定可核验的</w:t>
+            </w:r>
+            <w:proofErr w:type="gramStart"/>
+            <w:r>
+              <w:rPr>
+                <w:sz w:val="15"/>
+              </w:rPr>
+              <w:t>降准或</w:t>
+            </w:r>
+            <w:proofErr w:type="gramEnd"/>
             <w:r>
               <w:rPr>
                 <w:sz w:val="15"/>
@@ -3163,9 +3590,14 @@
         <w:tc>
           <w:tcPr>
             <w:tcW w:w="2767" w:type="dxa"/>
-          </w:tcPr>
-          <w:p>
-            <w:pPr>
+            <w:tcBorders>
+              <w:left w:val="single" w:sz="4" w:space="0" w:color="CCCCCC"/>
+              <w:right w:val="single" w:sz="4" w:space="0" w:color="CCCCCC"/>
+            </w:tcBorders>
+          </w:tcPr>
+          <w:p>
+            <w:pPr>
+              <w:spacing w:before="20" w:after="20" w:line="260" w:lineRule="exact"/>
               <w:jc w:val="center"/>
             </w:pPr>
             <w:r>
@@ -3181,11 +3613,17 @@
         <w:tc>
           <w:tcPr>
             <w:tcW w:w="2767" w:type="dxa"/>
-          </w:tcPr>
-          <w:p>
-            <w:pPr>
-              <w:jc w:val="center"/>
-            </w:pPr>
+            <w:tcBorders>
+              <w:left w:val="single" w:sz="4" w:space="0" w:color="CCCCCC"/>
+              <w:right w:val="single" w:sz="4" w:space="0" w:color="CCCCCC"/>
+            </w:tcBorders>
+          </w:tcPr>
+          <w:p>
+            <w:pPr>
+              <w:spacing w:before="20" w:after="20" w:line="260" w:lineRule="exact"/>
+              <w:jc w:val="center"/>
+            </w:pPr>
+            <w:proofErr w:type="spellStart"/>
             <w:r>
               <w:rPr>
                 <w:sz w:val="15"/>
@@ -3193,14 +3631,20 @@
               <w:lastRenderedPageBreak/>
               <w:t>action_nearby_extended</w:t>
             </w:r>
+            <w:proofErr w:type="spellEnd"/>
           </w:p>
         </w:tc>
         <w:tc>
           <w:tcPr>
             <w:tcW w:w="2767" w:type="dxa"/>
-          </w:tcPr>
-          <w:p>
-            <w:pPr>
+            <w:tcBorders>
+              <w:left w:val="single" w:sz="4" w:space="0" w:color="CCCCCC"/>
+              <w:right w:val="single" w:sz="4" w:space="0" w:color="CCCCCC"/>
+            </w:tcBorders>
+          </w:tcPr>
+          <w:p>
+            <w:pPr>
+              <w:spacing w:before="20" w:after="20" w:line="260" w:lineRule="exact"/>
               <w:jc w:val="center"/>
             </w:pPr>
             <w:r>
@@ -3214,9 +3658,14 @@
         <w:tc>
           <w:tcPr>
             <w:tcW w:w="2767" w:type="dxa"/>
-          </w:tcPr>
-          <w:p>
-            <w:pPr>
+            <w:tcBorders>
+              <w:left w:val="single" w:sz="4" w:space="0" w:color="CCCCCC"/>
+              <w:right w:val="single" w:sz="4" w:space="0" w:color="CCCCCC"/>
+            </w:tcBorders>
+          </w:tcPr>
+          <w:p>
+            <w:pPr>
+              <w:spacing w:before="20" w:after="20" w:line="260" w:lineRule="exact"/>
               <w:jc w:val="center"/>
             </w:pPr>
             <w:r>
@@ -3229,11 +3678,6 @@
         </w:tc>
       </w:tr>
     </w:tbl>
-    <w:p>
-      <w:pPr>
-        <w:spacing w:after="40" w:line="360" w:lineRule="exact"/>
-      </w:pPr>
-    </w:p>
     <w:p>
       <w:pPr>
         <w:spacing w:before="240" w:after="120" w:line="360" w:lineRule="exact"/>
@@ -3259,7 +3703,15 @@
         <w:t xml:space="preserve"> 80 </w:t>
       </w:r>
       <w:r>
-        <w:t>期报告，政策指引创新度有效观测为</w:t>
+        <w:t>期报告，政策指引创新</w:t>
+      </w:r>
+      <w:proofErr w:type="gramStart"/>
+      <w:r>
+        <w:t>度有效</w:t>
+      </w:r>
+      <w:proofErr w:type="gramEnd"/>
+      <w:r>
+        <w:t>观测为</w:t>
       </w:r>
       <w:r>
         <w:t xml:space="preserve"> 79 </w:t>
@@ -3325,7 +3777,31 @@
         <w:t xml:space="preserve"> 20 </w:t>
       </w:r>
       <w:r>
-        <w:t>日波动率在控制变量中十分必要。若某一期报告恰好发布在市场高波动阶段，发布后波动率可能自然较高；只有控制事件前波动率后，政策指引创新度的系数才更接近报告新增信息与市场重新定价之间的关系。债券收益率曲线水平、斜率和曲率的变化幅度通常小于股票波动指标，但它们对应更明确的利率预期含义。斜率变化为本文债券主检验，因为政策沟通可能同时影响短端政策预期和长端经济预期。期限利差的变化方向取决于政策语调对短端和长端的相对影响：若未预期「宽松」语调主要降低短端利率预期，斜率可能上升；若同时降低增长预期和期限溢价，斜率也可能收窄。</w:t>
+        <w:t>日波动率在控制变量中十分必要。若某一期报告恰好发布在市场高波动阶段，发布后波动率可能自然较高；只有控制事件前波动率后，政策指引创新度的系数才更接近报告新增信息与市场重新定价之间的关系。债券收益率曲线水平、斜率和曲率的变化幅度通常小于股票波动指标，但它们对应更明确的利率预期含义。斜率变化为本文债券主检验，因为政策沟通可能同时影响短</w:t>
+      </w:r>
+      <w:proofErr w:type="gramStart"/>
+      <w:r>
+        <w:t>端政策</w:t>
+      </w:r>
+      <w:proofErr w:type="gramEnd"/>
+      <w:r>
+        <w:t>预期和长</w:t>
+      </w:r>
+      <w:proofErr w:type="gramStart"/>
+      <w:r>
+        <w:t>端经济</w:t>
+      </w:r>
+      <w:proofErr w:type="gramEnd"/>
+      <w:r>
+        <w:t>预期。期限利差的变化方向取决于政策语调对短端和长端的相对影响：若未预期「宽松」语调主要降低短</w:t>
+      </w:r>
+      <w:proofErr w:type="gramStart"/>
+      <w:r>
+        <w:t>端利率</w:t>
+      </w:r>
+      <w:proofErr w:type="gramEnd"/>
+      <w:r>
+        <w:t>预期，斜率可能上升；若同时降低增长预期和期限溢价，斜率也可能收窄。</w:t>
       </w:r>
     </w:p>
     <w:p>
@@ -3337,7 +3813,7 @@
           <w:noProof/>
         </w:rPr>
         <w:drawing>
-          <wp:inline distT="0" distB="0" distL="0" distR="0" wp14:anchorId="1D4D53FE" wp14:editId="3A9BFAEF">
+          <wp:inline distT="0" distB="0" distL="0" distR="0" wp14:anchorId="522DD992" wp14:editId="4400A1B6">
             <wp:extent cx="5029200" cy="3017520"/>
             <wp:effectExtent l="0" t="0" r="0" b="0"/>
             <wp:docPr id="29" name="Picture 29"/>
@@ -3375,6 +3851,30 @@
     </w:p>
     <w:p>
       <w:pPr>
+        <w:spacing w:after="80" w:line="360" w:lineRule="exact"/>
+        <w:jc w:val="center"/>
+      </w:pPr>
+      <w:r>
+        <w:rPr>
+          <w:sz w:val="18"/>
+        </w:rPr>
+        <w:t>图</w:t>
+      </w:r>
+      <w:r>
+        <w:rPr>
+          <w:sz w:val="18"/>
+        </w:rPr>
+        <w:t xml:space="preserve">1  </w:t>
+      </w:r>
+      <w:r>
+        <w:rPr>
+          <w:sz w:val="18"/>
+        </w:rPr>
+        <w:t>政策指引、宏观语调与政策倾向</w:t>
+      </w:r>
+    </w:p>
+    <w:p>
+      <w:pPr>
         <w:jc w:val="center"/>
       </w:pPr>
       <w:r>
@@ -3383,7 +3883,7 @@
         </w:rPr>
         <w:lastRenderedPageBreak/>
         <w:drawing>
-          <wp:inline distT="0" distB="0" distL="0" distR="0" wp14:anchorId="0CF67D7E" wp14:editId="6738F601">
+          <wp:inline distT="0" distB="0" distL="0" distR="0" wp14:anchorId="67489DA1" wp14:editId="67D41382">
             <wp:extent cx="5029200" cy="2828925"/>
             <wp:effectExtent l="0" t="0" r="0" b="0"/>
             <wp:docPr id="30" name="Picture 30"/>
@@ -3421,6 +3921,30 @@
     </w:p>
     <w:p>
       <w:pPr>
+        <w:spacing w:after="80" w:line="360" w:lineRule="exact"/>
+        <w:jc w:val="center"/>
+      </w:pPr>
+      <w:r>
+        <w:rPr>
+          <w:sz w:val="18"/>
+        </w:rPr>
+        <w:t>图</w:t>
+      </w:r>
+      <w:r>
+        <w:rPr>
+          <w:sz w:val="18"/>
+        </w:rPr>
+        <w:t xml:space="preserve">2  </w:t>
+      </w:r>
+      <w:r>
+        <w:rPr>
+          <w:sz w:val="18"/>
+        </w:rPr>
+        <w:t>相邻报告文本创新度</w:t>
+      </w:r>
+    </w:p>
+    <w:p>
+      <w:pPr>
         <w:spacing w:before="240" w:after="120" w:line="360" w:lineRule="exact"/>
         <w:jc w:val="center"/>
       </w:pPr>
@@ -3515,8 +4039,13 @@
       <w:r>
         <w:t xml:space="preserve"> 1 </w:t>
       </w:r>
-      <w:r>
-        <w:t>个单位对应事件后实际波动率变化约</w:t>
+      <w:proofErr w:type="gramStart"/>
+      <w:r>
+        <w:t>个</w:t>
+      </w:r>
+      <w:proofErr w:type="gramEnd"/>
+      <w:r>
+        <w:t>单位对应事件后实际波动率变化约</w:t>
       </w:r>
       <w:r>
         <w:t xml:space="preserve"> 110.99%</w:t>
@@ -3539,8 +4068,13 @@
       <w:r>
         <w:t xml:space="preserve"> 1 </w:t>
       </w:r>
-      <w:r>
-        <w:t>个单位变化视为常见季度变化。</w:t>
+      <w:proofErr w:type="gramStart"/>
+      <w:r>
+        <w:t>个</w:t>
+      </w:r>
+      <w:proofErr w:type="gramEnd"/>
+      <w:r>
+        <w:t>单位变化视为常见季度变化。</w:t>
       </w:r>
     </w:p>
     <w:p>
@@ -3548,8 +4082,13 @@
         <w:spacing w:line="360" w:lineRule="exact"/>
         <w:ind w:firstLine="420"/>
       </w:pPr>
-      <w:r>
-        <w:t>主结果的阅读重点不是某个</w:t>
+      <w:proofErr w:type="gramStart"/>
+      <w:r>
+        <w:t>主结果</w:t>
+      </w:r>
+      <w:proofErr w:type="gramEnd"/>
+      <w:r>
+        <w:t>的阅读重点不是某个</w:t>
       </w:r>
       <w:r>
         <w:t xml:space="preserve"> p </w:t>
@@ -3592,7 +4131,7 @@
         </w:rPr>
         <w:lastRenderedPageBreak/>
         <w:drawing>
-          <wp:inline distT="0" distB="0" distL="0" distR="0" wp14:anchorId="0F427D27" wp14:editId="04C7ED28">
+          <wp:inline distT="0" distB="0" distL="0" distR="0" wp14:anchorId="4DFD6341" wp14:editId="0CD58637">
             <wp:extent cx="5029200" cy="3233057"/>
             <wp:effectExtent l="0" t="0" r="0" b="0"/>
             <wp:docPr id="31" name="Picture 31"/>
@@ -3630,6 +4169,44 @@
     </w:p>
     <w:p>
       <w:pPr>
+        <w:spacing w:after="80" w:line="360" w:lineRule="exact"/>
+        <w:jc w:val="center"/>
+      </w:pPr>
+      <w:r>
+        <w:rPr>
+          <w:sz w:val="18"/>
+        </w:rPr>
+        <w:t>图</w:t>
+      </w:r>
+      <w:r>
+        <w:rPr>
+          <w:sz w:val="18"/>
+        </w:rPr>
+        <w:t xml:space="preserve">3  </w:t>
+      </w:r>
+      <w:r>
+        <w:rPr>
+          <w:sz w:val="18"/>
+        </w:rPr>
+        <w:t>高低创新</w:t>
+      </w:r>
+      <w:proofErr w:type="gramStart"/>
+      <w:r>
+        <w:rPr>
+          <w:sz w:val="18"/>
+        </w:rPr>
+        <w:t>度报告</w:t>
+      </w:r>
+      <w:proofErr w:type="gramEnd"/>
+      <w:r>
+        <w:rPr>
+          <w:sz w:val="18"/>
+        </w:rPr>
+        <w:t>后的平均股票波动路径</w:t>
+      </w:r>
+    </w:p>
+    <w:p>
+      <w:pPr>
         <w:jc w:val="center"/>
       </w:pPr>
       <w:r>
@@ -3637,7 +4214,7 @@
           <w:noProof/>
         </w:rPr>
         <w:drawing>
-          <wp:inline distT="0" distB="0" distL="0" distR="0" wp14:anchorId="04E1BC8D" wp14:editId="630B165B">
+          <wp:inline distT="0" distB="0" distL="0" distR="0" wp14:anchorId="768A9809" wp14:editId="3DF789FB">
             <wp:extent cx="5029200" cy="3481754"/>
             <wp:effectExtent l="0" t="0" r="0" b="0"/>
             <wp:docPr id="32" name="Picture 32"/>
@@ -3675,6 +4252,30 @@
     </w:p>
     <w:p>
       <w:pPr>
+        <w:spacing w:after="80" w:line="360" w:lineRule="exact"/>
+        <w:jc w:val="center"/>
+      </w:pPr>
+      <w:r>
+        <w:rPr>
+          <w:sz w:val="18"/>
+        </w:rPr>
+        <w:t>图</w:t>
+      </w:r>
+      <w:r>
+        <w:rPr>
+          <w:sz w:val="18"/>
+        </w:rPr>
+        <w:t xml:space="preserve">4  </w:t>
+      </w:r>
+      <w:r>
+        <w:rPr>
+          <w:sz w:val="18"/>
+        </w:rPr>
+        <w:t>政策指引创新度与发布后五日波动率</w:t>
+      </w:r>
+    </w:p>
+    <w:p>
+      <w:pPr>
         <w:spacing w:before="120" w:after="40" w:line="360" w:lineRule="exact"/>
         <w:ind w:firstLine="420"/>
       </w:pPr>
@@ -3688,7 +4289,7 @@
     </w:p>
     <w:p>
       <w:pPr>
-        <w:spacing w:before="120" w:after="40" w:line="360" w:lineRule="exact"/>
+        <w:spacing w:before="160" w:after="80" w:line="360" w:lineRule="exact"/>
         <w:jc w:val="center"/>
       </w:pPr>
       <w:r>
@@ -3722,28 +4323,33 @@
         <w:tblBorders>
           <w:top w:val="single" w:sz="12" w:space="0" w:color="000000"/>
           <w:bottom w:val="single" w:sz="12" w:space="0" w:color="000000"/>
+          <w:insideV w:val="single" w:sz="4" w:space="0" w:color="CCCCCC"/>
         </w:tblBorders>
         <w:tblLook w:val="04A0" w:firstRow="1" w:lastRow="0" w:firstColumn="1" w:lastColumn="0" w:noHBand="0" w:noVBand="1"/>
       </w:tblPr>
       <w:tblGrid>
-        <w:gridCol w:w="2208"/>
-        <w:gridCol w:w="1027"/>
-        <w:gridCol w:w="1028"/>
-        <w:gridCol w:w="1003"/>
-        <w:gridCol w:w="1003"/>
-        <w:gridCol w:w="1003"/>
-        <w:gridCol w:w="1028"/>
+        <w:gridCol w:w="2209"/>
+        <w:gridCol w:w="1026"/>
+        <w:gridCol w:w="1026"/>
+        <w:gridCol w:w="1001"/>
+        <w:gridCol w:w="1001"/>
+        <w:gridCol w:w="1001"/>
+        <w:gridCol w:w="1026"/>
       </w:tblGrid>
       <w:tr>
         <w:tc>
           <w:tcPr>
             <w:tcW w:w="1186" w:type="dxa"/>
             <w:tcBorders>
+              <w:left w:val="single" w:sz="4" w:space="0" w:color="999999"/>
               <w:bottom w:val="single" w:sz="6" w:space="0" w:color="000000"/>
-            </w:tcBorders>
-          </w:tcPr>
-          <w:p>
-            <w:pPr>
+              <w:right w:val="single" w:sz="4" w:space="0" w:color="999999"/>
+            </w:tcBorders>
+            <w:shd w:val="clear" w:color="auto" w:fill="F2F2F2"/>
+          </w:tcPr>
+          <w:p>
+            <w:pPr>
+              <w:spacing w:before="40" w:after="40" w:line="280" w:lineRule="exact"/>
               <w:jc w:val="center"/>
             </w:pPr>
             <w:r>
@@ -3759,11 +4365,15 @@
           <w:tcPr>
             <w:tcW w:w="1186" w:type="dxa"/>
             <w:tcBorders>
+              <w:left w:val="single" w:sz="4" w:space="0" w:color="999999"/>
               <w:bottom w:val="single" w:sz="6" w:space="0" w:color="000000"/>
-            </w:tcBorders>
-          </w:tcPr>
-          <w:p>
-            <w:pPr>
+              <w:right w:val="single" w:sz="4" w:space="0" w:color="999999"/>
+            </w:tcBorders>
+            <w:shd w:val="clear" w:color="auto" w:fill="F2F2F2"/>
+          </w:tcPr>
+          <w:p>
+            <w:pPr>
+              <w:spacing w:before="40" w:after="40" w:line="280" w:lineRule="exact"/>
               <w:jc w:val="center"/>
             </w:pPr>
             <w:r>
@@ -3779,11 +4389,15 @@
           <w:tcPr>
             <w:tcW w:w="1186" w:type="dxa"/>
             <w:tcBorders>
+              <w:left w:val="single" w:sz="4" w:space="0" w:color="999999"/>
               <w:bottom w:val="single" w:sz="6" w:space="0" w:color="000000"/>
-            </w:tcBorders>
-          </w:tcPr>
-          <w:p>
-            <w:pPr>
+              <w:right w:val="single" w:sz="4" w:space="0" w:color="999999"/>
+            </w:tcBorders>
+            <w:shd w:val="clear" w:color="auto" w:fill="F2F2F2"/>
+          </w:tcPr>
+          <w:p>
+            <w:pPr>
+              <w:spacing w:before="40" w:after="40" w:line="280" w:lineRule="exact"/>
               <w:jc w:val="center"/>
             </w:pPr>
             <w:r>
@@ -3799,11 +4413,15 @@
           <w:tcPr>
             <w:tcW w:w="1186" w:type="dxa"/>
             <w:tcBorders>
+              <w:left w:val="single" w:sz="4" w:space="0" w:color="999999"/>
               <w:bottom w:val="single" w:sz="6" w:space="0" w:color="000000"/>
-            </w:tcBorders>
-          </w:tcPr>
-          <w:p>
-            <w:pPr>
+              <w:right w:val="single" w:sz="4" w:space="0" w:color="999999"/>
+            </w:tcBorders>
+            <w:shd w:val="clear" w:color="auto" w:fill="F2F2F2"/>
+          </w:tcPr>
+          <w:p>
+            <w:pPr>
+              <w:spacing w:before="40" w:after="40" w:line="280" w:lineRule="exact"/>
               <w:jc w:val="center"/>
             </w:pPr>
             <w:r>
@@ -3819,11 +4437,15 @@
           <w:tcPr>
             <w:tcW w:w="1186" w:type="dxa"/>
             <w:tcBorders>
+              <w:left w:val="single" w:sz="4" w:space="0" w:color="999999"/>
               <w:bottom w:val="single" w:sz="6" w:space="0" w:color="000000"/>
-            </w:tcBorders>
-          </w:tcPr>
-          <w:p>
-            <w:pPr>
+              <w:right w:val="single" w:sz="4" w:space="0" w:color="999999"/>
+            </w:tcBorders>
+            <w:shd w:val="clear" w:color="auto" w:fill="F2F2F2"/>
+          </w:tcPr>
+          <w:p>
+            <w:pPr>
+              <w:spacing w:before="40" w:after="40" w:line="280" w:lineRule="exact"/>
               <w:jc w:val="center"/>
             </w:pPr>
             <w:r>
@@ -3839,11 +4461,15 @@
           <w:tcPr>
             <w:tcW w:w="1186" w:type="dxa"/>
             <w:tcBorders>
+              <w:left w:val="single" w:sz="4" w:space="0" w:color="999999"/>
               <w:bottom w:val="single" w:sz="6" w:space="0" w:color="000000"/>
-            </w:tcBorders>
-          </w:tcPr>
-          <w:p>
-            <w:pPr>
+              <w:right w:val="single" w:sz="4" w:space="0" w:color="999999"/>
+            </w:tcBorders>
+            <w:shd w:val="clear" w:color="auto" w:fill="F2F2F2"/>
+          </w:tcPr>
+          <w:p>
+            <w:pPr>
+              <w:spacing w:before="40" w:after="40" w:line="280" w:lineRule="exact"/>
               <w:jc w:val="center"/>
             </w:pPr>
             <w:r>
@@ -3859,11 +4485,15 @@
           <w:tcPr>
             <w:tcW w:w="1186" w:type="dxa"/>
             <w:tcBorders>
+              <w:left w:val="single" w:sz="4" w:space="0" w:color="999999"/>
               <w:bottom w:val="single" w:sz="6" w:space="0" w:color="000000"/>
-            </w:tcBorders>
-          </w:tcPr>
-          <w:p>
-            <w:pPr>
+              <w:right w:val="single" w:sz="4" w:space="0" w:color="999999"/>
+            </w:tcBorders>
+            <w:shd w:val="clear" w:color="auto" w:fill="F2F2F2"/>
+          </w:tcPr>
+          <w:p>
+            <w:pPr>
+              <w:spacing w:before="40" w:after="40" w:line="280" w:lineRule="exact"/>
               <w:jc w:val="center"/>
             </w:pPr>
             <w:r>
@@ -3880,9 +4510,14 @@
         <w:tc>
           <w:tcPr>
             <w:tcW w:w="1186" w:type="dxa"/>
-          </w:tcPr>
-          <w:p>
-            <w:pPr>
+            <w:tcBorders>
+              <w:left w:val="single" w:sz="4" w:space="0" w:color="CCCCCC"/>
+              <w:right w:val="single" w:sz="4" w:space="0" w:color="CCCCCC"/>
+            </w:tcBorders>
+          </w:tcPr>
+          <w:p>
+            <w:pPr>
+              <w:spacing w:before="20" w:after="20" w:line="260" w:lineRule="exact"/>
               <w:jc w:val="center"/>
             </w:pPr>
             <w:r>
@@ -3896,9 +4531,14 @@
         <w:tc>
           <w:tcPr>
             <w:tcW w:w="1186" w:type="dxa"/>
-          </w:tcPr>
-          <w:p>
-            <w:pPr>
+            <w:tcBorders>
+              <w:left w:val="single" w:sz="4" w:space="0" w:color="CCCCCC"/>
+              <w:right w:val="single" w:sz="4" w:space="0" w:color="CCCCCC"/>
+            </w:tcBorders>
+          </w:tcPr>
+          <w:p>
+            <w:pPr>
+              <w:spacing w:before="20" w:after="20" w:line="260" w:lineRule="exact"/>
               <w:jc w:val="center"/>
             </w:pPr>
             <w:r>
@@ -3912,9 +4552,14 @@
         <w:tc>
           <w:tcPr>
             <w:tcW w:w="1186" w:type="dxa"/>
-          </w:tcPr>
-          <w:p>
-            <w:pPr>
+            <w:tcBorders>
+              <w:left w:val="single" w:sz="4" w:space="0" w:color="CCCCCC"/>
+              <w:right w:val="single" w:sz="4" w:space="0" w:color="CCCCCC"/>
+            </w:tcBorders>
+          </w:tcPr>
+          <w:p>
+            <w:pPr>
+              <w:spacing w:before="20" w:after="20" w:line="260" w:lineRule="exact"/>
               <w:jc w:val="center"/>
             </w:pPr>
             <w:r>
@@ -3928,9 +4573,14 @@
         <w:tc>
           <w:tcPr>
             <w:tcW w:w="1186" w:type="dxa"/>
-          </w:tcPr>
-          <w:p>
-            <w:pPr>
+            <w:tcBorders>
+              <w:left w:val="single" w:sz="4" w:space="0" w:color="CCCCCC"/>
+              <w:right w:val="single" w:sz="4" w:space="0" w:color="CCCCCC"/>
+            </w:tcBorders>
+          </w:tcPr>
+          <w:p>
+            <w:pPr>
+              <w:spacing w:before="20" w:after="20" w:line="260" w:lineRule="exact"/>
               <w:jc w:val="center"/>
             </w:pPr>
             <w:r>
@@ -3944,9 +4594,14 @@
         <w:tc>
           <w:tcPr>
             <w:tcW w:w="1186" w:type="dxa"/>
-          </w:tcPr>
-          <w:p>
-            <w:pPr>
+            <w:tcBorders>
+              <w:left w:val="single" w:sz="4" w:space="0" w:color="CCCCCC"/>
+              <w:right w:val="single" w:sz="4" w:space="0" w:color="CCCCCC"/>
+            </w:tcBorders>
+          </w:tcPr>
+          <w:p>
+            <w:pPr>
+              <w:spacing w:before="20" w:after="20" w:line="260" w:lineRule="exact"/>
               <w:jc w:val="center"/>
             </w:pPr>
             <w:r>
@@ -3960,9 +4615,14 @@
         <w:tc>
           <w:tcPr>
             <w:tcW w:w="1186" w:type="dxa"/>
-          </w:tcPr>
-          <w:p>
-            <w:pPr>
+            <w:tcBorders>
+              <w:left w:val="single" w:sz="4" w:space="0" w:color="CCCCCC"/>
+              <w:right w:val="single" w:sz="4" w:space="0" w:color="CCCCCC"/>
+            </w:tcBorders>
+          </w:tcPr>
+          <w:p>
+            <w:pPr>
+              <w:spacing w:before="20" w:after="20" w:line="260" w:lineRule="exact"/>
               <w:jc w:val="center"/>
             </w:pPr>
             <w:r>
@@ -3976,9 +4636,14 @@
         <w:tc>
           <w:tcPr>
             <w:tcW w:w="1186" w:type="dxa"/>
-          </w:tcPr>
-          <w:p>
-            <w:pPr>
+            <w:tcBorders>
+              <w:left w:val="single" w:sz="4" w:space="0" w:color="CCCCCC"/>
+              <w:right w:val="single" w:sz="4" w:space="0" w:color="CCCCCC"/>
+            </w:tcBorders>
+          </w:tcPr>
+          <w:p>
+            <w:pPr>
+              <w:spacing w:before="20" w:after="20" w:line="260" w:lineRule="exact"/>
               <w:jc w:val="center"/>
             </w:pPr>
             <w:r>
@@ -3994,9 +4659,14 @@
         <w:tc>
           <w:tcPr>
             <w:tcW w:w="1186" w:type="dxa"/>
-          </w:tcPr>
-          <w:p>
-            <w:pPr>
+            <w:tcBorders>
+              <w:left w:val="single" w:sz="4" w:space="0" w:color="CCCCCC"/>
+              <w:right w:val="single" w:sz="4" w:space="0" w:color="CCCCCC"/>
+            </w:tcBorders>
+          </w:tcPr>
+          <w:p>
+            <w:pPr>
+              <w:spacing w:before="20" w:after="20" w:line="260" w:lineRule="exact"/>
               <w:jc w:val="center"/>
             </w:pPr>
             <w:r>
@@ -4010,9 +4680,14 @@
         <w:tc>
           <w:tcPr>
             <w:tcW w:w="1186" w:type="dxa"/>
-          </w:tcPr>
-          <w:p>
-            <w:pPr>
+            <w:tcBorders>
+              <w:left w:val="single" w:sz="4" w:space="0" w:color="CCCCCC"/>
+              <w:right w:val="single" w:sz="4" w:space="0" w:color="CCCCCC"/>
+            </w:tcBorders>
+          </w:tcPr>
+          <w:p>
+            <w:pPr>
+              <w:spacing w:before="20" w:after="20" w:line="260" w:lineRule="exact"/>
               <w:jc w:val="center"/>
             </w:pPr>
             <w:r>
@@ -4026,9 +4701,14 @@
         <w:tc>
           <w:tcPr>
             <w:tcW w:w="1186" w:type="dxa"/>
-          </w:tcPr>
-          <w:p>
-            <w:pPr>
+            <w:tcBorders>
+              <w:left w:val="single" w:sz="4" w:space="0" w:color="CCCCCC"/>
+              <w:right w:val="single" w:sz="4" w:space="0" w:color="CCCCCC"/>
+            </w:tcBorders>
+          </w:tcPr>
+          <w:p>
+            <w:pPr>
+              <w:spacing w:before="20" w:after="20" w:line="260" w:lineRule="exact"/>
               <w:jc w:val="center"/>
             </w:pPr>
             <w:r>
@@ -4042,9 +4722,14 @@
         <w:tc>
           <w:tcPr>
             <w:tcW w:w="1186" w:type="dxa"/>
-          </w:tcPr>
-          <w:p>
-            <w:pPr>
+            <w:tcBorders>
+              <w:left w:val="single" w:sz="4" w:space="0" w:color="CCCCCC"/>
+              <w:right w:val="single" w:sz="4" w:space="0" w:color="CCCCCC"/>
+            </w:tcBorders>
+          </w:tcPr>
+          <w:p>
+            <w:pPr>
+              <w:spacing w:before="20" w:after="20" w:line="260" w:lineRule="exact"/>
               <w:jc w:val="center"/>
             </w:pPr>
             <w:r>
@@ -4058,9 +4743,14 @@
         <w:tc>
           <w:tcPr>
             <w:tcW w:w="1186" w:type="dxa"/>
-          </w:tcPr>
-          <w:p>
-            <w:pPr>
+            <w:tcBorders>
+              <w:left w:val="single" w:sz="4" w:space="0" w:color="CCCCCC"/>
+              <w:right w:val="single" w:sz="4" w:space="0" w:color="CCCCCC"/>
+            </w:tcBorders>
+          </w:tcPr>
+          <w:p>
+            <w:pPr>
+              <w:spacing w:before="20" w:after="20" w:line="260" w:lineRule="exact"/>
               <w:jc w:val="center"/>
             </w:pPr>
             <w:r>
@@ -4074,9 +4764,14 @@
         <w:tc>
           <w:tcPr>
             <w:tcW w:w="1186" w:type="dxa"/>
-          </w:tcPr>
-          <w:p>
-            <w:pPr>
+            <w:tcBorders>
+              <w:left w:val="single" w:sz="4" w:space="0" w:color="CCCCCC"/>
+              <w:right w:val="single" w:sz="4" w:space="0" w:color="CCCCCC"/>
+            </w:tcBorders>
+          </w:tcPr>
+          <w:p>
+            <w:pPr>
+              <w:spacing w:before="20" w:after="20" w:line="260" w:lineRule="exact"/>
               <w:jc w:val="center"/>
             </w:pPr>
             <w:r>
@@ -4090,9 +4785,14 @@
         <w:tc>
           <w:tcPr>
             <w:tcW w:w="1186" w:type="dxa"/>
-          </w:tcPr>
-          <w:p>
-            <w:pPr>
+            <w:tcBorders>
+              <w:left w:val="single" w:sz="4" w:space="0" w:color="CCCCCC"/>
+              <w:right w:val="single" w:sz="4" w:space="0" w:color="CCCCCC"/>
+            </w:tcBorders>
+          </w:tcPr>
+          <w:p>
+            <w:pPr>
+              <w:spacing w:before="20" w:after="20" w:line="260" w:lineRule="exact"/>
               <w:jc w:val="center"/>
             </w:pPr>
             <w:r>
@@ -4108,25 +4808,38 @@
         <w:tc>
           <w:tcPr>
             <w:tcW w:w="1186" w:type="dxa"/>
-          </w:tcPr>
-          <w:p>
-            <w:pPr>
-              <w:jc w:val="center"/>
-            </w:pPr>
-            <w:r>
-              <w:rPr>
-                <w:sz w:val="15"/>
-              </w:rPr>
+            <w:tcBorders>
+              <w:left w:val="single" w:sz="4" w:space="0" w:color="CCCCCC"/>
+              <w:right w:val="single" w:sz="4" w:space="0" w:color="CCCCCC"/>
+            </w:tcBorders>
+          </w:tcPr>
+          <w:p>
+            <w:pPr>
+              <w:spacing w:before="20" w:after="20" w:line="260" w:lineRule="exact"/>
+              <w:jc w:val="center"/>
+            </w:pPr>
+            <w:proofErr w:type="spellStart"/>
+            <w:r>
+              <w:rPr>
+                <w:sz w:val="15"/>
+              </w:rPr>
+              <w:lastRenderedPageBreak/>
               <w:t>guidance_novelty</w:t>
             </w:r>
-          </w:p>
-        </w:tc>
-        <w:tc>
-          <w:tcPr>
-            <w:tcW w:w="1186" w:type="dxa"/>
-          </w:tcPr>
-          <w:p>
-            <w:pPr>
+            <w:proofErr w:type="spellEnd"/>
+          </w:p>
+        </w:tc>
+        <w:tc>
+          <w:tcPr>
+            <w:tcW w:w="1186" w:type="dxa"/>
+            <w:tcBorders>
+              <w:left w:val="single" w:sz="4" w:space="0" w:color="CCCCCC"/>
+              <w:right w:val="single" w:sz="4" w:space="0" w:color="CCCCCC"/>
+            </w:tcBorders>
+          </w:tcPr>
+          <w:p>
+            <w:pPr>
+              <w:spacing w:before="20" w:after="20" w:line="260" w:lineRule="exact"/>
               <w:jc w:val="center"/>
             </w:pPr>
             <w:r>
@@ -4140,9 +4853,14 @@
         <w:tc>
           <w:tcPr>
             <w:tcW w:w="1186" w:type="dxa"/>
-          </w:tcPr>
-          <w:p>
-            <w:pPr>
+            <w:tcBorders>
+              <w:left w:val="single" w:sz="4" w:space="0" w:color="CCCCCC"/>
+              <w:right w:val="single" w:sz="4" w:space="0" w:color="CCCCCC"/>
+            </w:tcBorders>
+          </w:tcPr>
+          <w:p>
+            <w:pPr>
+              <w:spacing w:before="20" w:after="20" w:line="260" w:lineRule="exact"/>
               <w:jc w:val="center"/>
             </w:pPr>
             <w:r>
@@ -4156,9 +4874,14 @@
         <w:tc>
           <w:tcPr>
             <w:tcW w:w="1186" w:type="dxa"/>
-          </w:tcPr>
-          <w:p>
-            <w:pPr>
+            <w:tcBorders>
+              <w:left w:val="single" w:sz="4" w:space="0" w:color="CCCCCC"/>
+              <w:right w:val="single" w:sz="4" w:space="0" w:color="CCCCCC"/>
+            </w:tcBorders>
+          </w:tcPr>
+          <w:p>
+            <w:pPr>
+              <w:spacing w:before="20" w:after="20" w:line="260" w:lineRule="exact"/>
               <w:jc w:val="center"/>
             </w:pPr>
             <w:r>
@@ -4172,9 +4895,14 @@
         <w:tc>
           <w:tcPr>
             <w:tcW w:w="1186" w:type="dxa"/>
-          </w:tcPr>
-          <w:p>
-            <w:pPr>
+            <w:tcBorders>
+              <w:left w:val="single" w:sz="4" w:space="0" w:color="CCCCCC"/>
+              <w:right w:val="single" w:sz="4" w:space="0" w:color="CCCCCC"/>
+            </w:tcBorders>
+          </w:tcPr>
+          <w:p>
+            <w:pPr>
+              <w:spacing w:before="20" w:after="20" w:line="260" w:lineRule="exact"/>
               <w:jc w:val="center"/>
             </w:pPr>
             <w:r>
@@ -4188,9 +4916,14 @@
         <w:tc>
           <w:tcPr>
             <w:tcW w:w="1186" w:type="dxa"/>
-          </w:tcPr>
-          <w:p>
-            <w:pPr>
+            <w:tcBorders>
+              <w:left w:val="single" w:sz="4" w:space="0" w:color="CCCCCC"/>
+              <w:right w:val="single" w:sz="4" w:space="0" w:color="CCCCCC"/>
+            </w:tcBorders>
+          </w:tcPr>
+          <w:p>
+            <w:pPr>
+              <w:spacing w:before="20" w:after="20" w:line="260" w:lineRule="exact"/>
               <w:jc w:val="center"/>
             </w:pPr>
             <w:r>
@@ -4204,9 +4937,14 @@
         <w:tc>
           <w:tcPr>
             <w:tcW w:w="1186" w:type="dxa"/>
-          </w:tcPr>
-          <w:p>
-            <w:pPr>
+            <w:tcBorders>
+              <w:left w:val="single" w:sz="4" w:space="0" w:color="CCCCCC"/>
+              <w:right w:val="single" w:sz="4" w:space="0" w:color="CCCCCC"/>
+            </w:tcBorders>
+          </w:tcPr>
+          <w:p>
+            <w:pPr>
+              <w:spacing w:before="20" w:after="20" w:line="260" w:lineRule="exact"/>
               <w:jc w:val="center"/>
             </w:pPr>
             <w:r>
@@ -4222,25 +4960,37 @@
         <w:tc>
           <w:tcPr>
             <w:tcW w:w="1186" w:type="dxa"/>
-          </w:tcPr>
-          <w:p>
-            <w:pPr>
-              <w:jc w:val="center"/>
-            </w:pPr>
+            <w:tcBorders>
+              <w:left w:val="single" w:sz="4" w:space="0" w:color="CCCCCC"/>
+              <w:right w:val="single" w:sz="4" w:space="0" w:color="CCCCCC"/>
+            </w:tcBorders>
+          </w:tcPr>
+          <w:p>
+            <w:pPr>
+              <w:spacing w:before="20" w:after="20" w:line="260" w:lineRule="exact"/>
+              <w:jc w:val="center"/>
+            </w:pPr>
+            <w:proofErr w:type="spellStart"/>
             <w:r>
               <w:rPr>
                 <w:sz w:val="15"/>
               </w:rPr>
               <w:t>fulltext_novelty_expanding_tfidf</w:t>
             </w:r>
-          </w:p>
-        </w:tc>
-        <w:tc>
-          <w:tcPr>
-            <w:tcW w:w="1186" w:type="dxa"/>
-          </w:tcPr>
-          <w:p>
-            <w:pPr>
+            <w:proofErr w:type="spellEnd"/>
+          </w:p>
+        </w:tc>
+        <w:tc>
+          <w:tcPr>
+            <w:tcW w:w="1186" w:type="dxa"/>
+            <w:tcBorders>
+              <w:left w:val="single" w:sz="4" w:space="0" w:color="CCCCCC"/>
+              <w:right w:val="single" w:sz="4" w:space="0" w:color="CCCCCC"/>
+            </w:tcBorders>
+          </w:tcPr>
+          <w:p>
+            <w:pPr>
+              <w:spacing w:before="20" w:after="20" w:line="260" w:lineRule="exact"/>
               <w:jc w:val="center"/>
             </w:pPr>
             <w:r>
@@ -4254,9 +5004,14 @@
         <w:tc>
           <w:tcPr>
             <w:tcW w:w="1186" w:type="dxa"/>
-          </w:tcPr>
-          <w:p>
-            <w:pPr>
+            <w:tcBorders>
+              <w:left w:val="single" w:sz="4" w:space="0" w:color="CCCCCC"/>
+              <w:right w:val="single" w:sz="4" w:space="0" w:color="CCCCCC"/>
+            </w:tcBorders>
+          </w:tcPr>
+          <w:p>
+            <w:pPr>
+              <w:spacing w:before="20" w:after="20" w:line="260" w:lineRule="exact"/>
               <w:jc w:val="center"/>
             </w:pPr>
             <w:r>
@@ -4270,9 +5025,14 @@
         <w:tc>
           <w:tcPr>
             <w:tcW w:w="1186" w:type="dxa"/>
-          </w:tcPr>
-          <w:p>
-            <w:pPr>
+            <w:tcBorders>
+              <w:left w:val="single" w:sz="4" w:space="0" w:color="CCCCCC"/>
+              <w:right w:val="single" w:sz="4" w:space="0" w:color="CCCCCC"/>
+            </w:tcBorders>
+          </w:tcPr>
+          <w:p>
+            <w:pPr>
+              <w:spacing w:before="20" w:after="20" w:line="260" w:lineRule="exact"/>
               <w:jc w:val="center"/>
             </w:pPr>
             <w:r>
@@ -4286,9 +5046,14 @@
         <w:tc>
           <w:tcPr>
             <w:tcW w:w="1186" w:type="dxa"/>
-          </w:tcPr>
-          <w:p>
-            <w:pPr>
+            <w:tcBorders>
+              <w:left w:val="single" w:sz="4" w:space="0" w:color="CCCCCC"/>
+              <w:right w:val="single" w:sz="4" w:space="0" w:color="CCCCCC"/>
+            </w:tcBorders>
+          </w:tcPr>
+          <w:p>
+            <w:pPr>
+              <w:spacing w:before="20" w:after="20" w:line="260" w:lineRule="exact"/>
               <w:jc w:val="center"/>
             </w:pPr>
             <w:r>
@@ -4302,9 +5067,14 @@
         <w:tc>
           <w:tcPr>
             <w:tcW w:w="1186" w:type="dxa"/>
-          </w:tcPr>
-          <w:p>
-            <w:pPr>
+            <w:tcBorders>
+              <w:left w:val="single" w:sz="4" w:space="0" w:color="CCCCCC"/>
+              <w:right w:val="single" w:sz="4" w:space="0" w:color="CCCCCC"/>
+            </w:tcBorders>
+          </w:tcPr>
+          <w:p>
+            <w:pPr>
+              <w:spacing w:before="20" w:after="20" w:line="260" w:lineRule="exact"/>
               <w:jc w:val="center"/>
             </w:pPr>
             <w:r>
@@ -4318,9 +5088,14 @@
         <w:tc>
           <w:tcPr>
             <w:tcW w:w="1186" w:type="dxa"/>
-          </w:tcPr>
-          <w:p>
-            <w:pPr>
+            <w:tcBorders>
+              <w:left w:val="single" w:sz="4" w:space="0" w:color="CCCCCC"/>
+              <w:right w:val="single" w:sz="4" w:space="0" w:color="CCCCCC"/>
+            </w:tcBorders>
+          </w:tcPr>
+          <w:p>
+            <w:pPr>
+              <w:spacing w:before="20" w:after="20" w:line="260" w:lineRule="exact"/>
               <w:jc w:val="center"/>
             </w:pPr>
             <w:r>
@@ -4336,25 +5111,37 @@
         <w:tc>
           <w:tcPr>
             <w:tcW w:w="1186" w:type="dxa"/>
-          </w:tcPr>
-          <w:p>
-            <w:pPr>
-              <w:jc w:val="center"/>
-            </w:pPr>
+            <w:tcBorders>
+              <w:left w:val="single" w:sz="4" w:space="0" w:color="CCCCCC"/>
+              <w:right w:val="single" w:sz="4" w:space="0" w:color="CCCCCC"/>
+            </w:tcBorders>
+          </w:tcPr>
+          <w:p>
+            <w:pPr>
+              <w:spacing w:before="20" w:after="20" w:line="260" w:lineRule="exact"/>
+              <w:jc w:val="center"/>
+            </w:pPr>
+            <w:proofErr w:type="spellStart"/>
             <w:r>
               <w:rPr>
                 <w:sz w:val="15"/>
               </w:rPr>
               <w:t>guidance_z_sentiment</w:t>
             </w:r>
-          </w:p>
-        </w:tc>
-        <w:tc>
-          <w:tcPr>
-            <w:tcW w:w="1186" w:type="dxa"/>
-          </w:tcPr>
-          <w:p>
-            <w:pPr>
+            <w:proofErr w:type="spellEnd"/>
+          </w:p>
+        </w:tc>
+        <w:tc>
+          <w:tcPr>
+            <w:tcW w:w="1186" w:type="dxa"/>
+            <w:tcBorders>
+              <w:left w:val="single" w:sz="4" w:space="0" w:color="CCCCCC"/>
+              <w:right w:val="single" w:sz="4" w:space="0" w:color="CCCCCC"/>
+            </w:tcBorders>
+          </w:tcPr>
+          <w:p>
+            <w:pPr>
+              <w:spacing w:before="20" w:after="20" w:line="260" w:lineRule="exact"/>
               <w:jc w:val="center"/>
             </w:pPr>
             <w:r>
@@ -4368,9 +5155,14 @@
         <w:tc>
           <w:tcPr>
             <w:tcW w:w="1186" w:type="dxa"/>
-          </w:tcPr>
-          <w:p>
-            <w:pPr>
+            <w:tcBorders>
+              <w:left w:val="single" w:sz="4" w:space="0" w:color="CCCCCC"/>
+              <w:right w:val="single" w:sz="4" w:space="0" w:color="CCCCCC"/>
+            </w:tcBorders>
+          </w:tcPr>
+          <w:p>
+            <w:pPr>
+              <w:spacing w:before="20" w:after="20" w:line="260" w:lineRule="exact"/>
               <w:jc w:val="center"/>
             </w:pPr>
             <w:r>
@@ -4384,9 +5176,14 @@
         <w:tc>
           <w:tcPr>
             <w:tcW w:w="1186" w:type="dxa"/>
-          </w:tcPr>
-          <w:p>
-            <w:pPr>
+            <w:tcBorders>
+              <w:left w:val="single" w:sz="4" w:space="0" w:color="CCCCCC"/>
+              <w:right w:val="single" w:sz="4" w:space="0" w:color="CCCCCC"/>
+            </w:tcBorders>
+          </w:tcPr>
+          <w:p>
+            <w:pPr>
+              <w:spacing w:before="20" w:after="20" w:line="260" w:lineRule="exact"/>
               <w:jc w:val="center"/>
             </w:pPr>
             <w:r>
@@ -4400,9 +5197,14 @@
         <w:tc>
           <w:tcPr>
             <w:tcW w:w="1186" w:type="dxa"/>
-          </w:tcPr>
-          <w:p>
-            <w:pPr>
+            <w:tcBorders>
+              <w:left w:val="single" w:sz="4" w:space="0" w:color="CCCCCC"/>
+              <w:right w:val="single" w:sz="4" w:space="0" w:color="CCCCCC"/>
+            </w:tcBorders>
+          </w:tcPr>
+          <w:p>
+            <w:pPr>
+              <w:spacing w:before="20" w:after="20" w:line="260" w:lineRule="exact"/>
               <w:jc w:val="center"/>
             </w:pPr>
             <w:r>
@@ -4416,9 +5218,14 @@
         <w:tc>
           <w:tcPr>
             <w:tcW w:w="1186" w:type="dxa"/>
-          </w:tcPr>
-          <w:p>
-            <w:pPr>
+            <w:tcBorders>
+              <w:left w:val="single" w:sz="4" w:space="0" w:color="CCCCCC"/>
+              <w:right w:val="single" w:sz="4" w:space="0" w:color="CCCCCC"/>
+            </w:tcBorders>
+          </w:tcPr>
+          <w:p>
+            <w:pPr>
+              <w:spacing w:before="20" w:after="20" w:line="260" w:lineRule="exact"/>
               <w:jc w:val="center"/>
             </w:pPr>
             <w:r>
@@ -4432,9 +5239,14 @@
         <w:tc>
           <w:tcPr>
             <w:tcW w:w="1186" w:type="dxa"/>
-          </w:tcPr>
-          <w:p>
-            <w:pPr>
+            <w:tcBorders>
+              <w:left w:val="single" w:sz="4" w:space="0" w:color="CCCCCC"/>
+              <w:right w:val="single" w:sz="4" w:space="0" w:color="CCCCCC"/>
+            </w:tcBorders>
+          </w:tcPr>
+          <w:p>
+            <w:pPr>
+              <w:spacing w:before="20" w:after="20" w:line="260" w:lineRule="exact"/>
               <w:jc w:val="center"/>
             </w:pPr>
             <w:r>
@@ -4450,26 +5262,37 @@
         <w:tc>
           <w:tcPr>
             <w:tcW w:w="1186" w:type="dxa"/>
-          </w:tcPr>
-          <w:p>
-            <w:pPr>
-              <w:jc w:val="center"/>
-            </w:pPr>
-            <w:r>
-              <w:rPr>
-                <w:sz w:val="15"/>
-              </w:rPr>
-              <w:lastRenderedPageBreak/>
+            <w:tcBorders>
+              <w:left w:val="single" w:sz="4" w:space="0" w:color="CCCCCC"/>
+              <w:right w:val="single" w:sz="4" w:space="0" w:color="CCCCCC"/>
+            </w:tcBorders>
+          </w:tcPr>
+          <w:p>
+            <w:pPr>
+              <w:spacing w:before="20" w:after="20" w:line="260" w:lineRule="exact"/>
+              <w:jc w:val="center"/>
+            </w:pPr>
+            <w:proofErr w:type="spellStart"/>
+            <w:r>
+              <w:rPr>
+                <w:sz w:val="15"/>
+              </w:rPr>
               <w:t>macro_z_sentiment</w:t>
             </w:r>
-          </w:p>
-        </w:tc>
-        <w:tc>
-          <w:tcPr>
-            <w:tcW w:w="1186" w:type="dxa"/>
-          </w:tcPr>
-          <w:p>
-            <w:pPr>
+            <w:proofErr w:type="spellEnd"/>
+          </w:p>
+        </w:tc>
+        <w:tc>
+          <w:tcPr>
+            <w:tcW w:w="1186" w:type="dxa"/>
+            <w:tcBorders>
+              <w:left w:val="single" w:sz="4" w:space="0" w:color="CCCCCC"/>
+              <w:right w:val="single" w:sz="4" w:space="0" w:color="CCCCCC"/>
+            </w:tcBorders>
+          </w:tcPr>
+          <w:p>
+            <w:pPr>
+              <w:spacing w:before="20" w:after="20" w:line="260" w:lineRule="exact"/>
               <w:jc w:val="center"/>
             </w:pPr>
             <w:r>
@@ -4483,9 +5306,14 @@
         <w:tc>
           <w:tcPr>
             <w:tcW w:w="1186" w:type="dxa"/>
-          </w:tcPr>
-          <w:p>
-            <w:pPr>
+            <w:tcBorders>
+              <w:left w:val="single" w:sz="4" w:space="0" w:color="CCCCCC"/>
+              <w:right w:val="single" w:sz="4" w:space="0" w:color="CCCCCC"/>
+            </w:tcBorders>
+          </w:tcPr>
+          <w:p>
+            <w:pPr>
+              <w:spacing w:before="20" w:after="20" w:line="260" w:lineRule="exact"/>
               <w:jc w:val="center"/>
             </w:pPr>
             <w:r>
@@ -4499,9 +5327,14 @@
         <w:tc>
           <w:tcPr>
             <w:tcW w:w="1186" w:type="dxa"/>
-          </w:tcPr>
-          <w:p>
-            <w:pPr>
+            <w:tcBorders>
+              <w:left w:val="single" w:sz="4" w:space="0" w:color="CCCCCC"/>
+              <w:right w:val="single" w:sz="4" w:space="0" w:color="CCCCCC"/>
+            </w:tcBorders>
+          </w:tcPr>
+          <w:p>
+            <w:pPr>
+              <w:spacing w:before="20" w:after="20" w:line="260" w:lineRule="exact"/>
               <w:jc w:val="center"/>
             </w:pPr>
             <w:r>
@@ -4515,9 +5348,14 @@
         <w:tc>
           <w:tcPr>
             <w:tcW w:w="1186" w:type="dxa"/>
-          </w:tcPr>
-          <w:p>
-            <w:pPr>
+            <w:tcBorders>
+              <w:left w:val="single" w:sz="4" w:space="0" w:color="CCCCCC"/>
+              <w:right w:val="single" w:sz="4" w:space="0" w:color="CCCCCC"/>
+            </w:tcBorders>
+          </w:tcPr>
+          <w:p>
+            <w:pPr>
+              <w:spacing w:before="20" w:after="20" w:line="260" w:lineRule="exact"/>
               <w:jc w:val="center"/>
             </w:pPr>
             <w:r>
@@ -4531,9 +5369,14 @@
         <w:tc>
           <w:tcPr>
             <w:tcW w:w="1186" w:type="dxa"/>
-          </w:tcPr>
-          <w:p>
-            <w:pPr>
+            <w:tcBorders>
+              <w:left w:val="single" w:sz="4" w:space="0" w:color="CCCCCC"/>
+              <w:right w:val="single" w:sz="4" w:space="0" w:color="CCCCCC"/>
+            </w:tcBorders>
+          </w:tcPr>
+          <w:p>
+            <w:pPr>
+              <w:spacing w:before="20" w:after="20" w:line="260" w:lineRule="exact"/>
               <w:jc w:val="center"/>
             </w:pPr>
             <w:r>
@@ -4547,9 +5390,14 @@
         <w:tc>
           <w:tcPr>
             <w:tcW w:w="1186" w:type="dxa"/>
-          </w:tcPr>
-          <w:p>
-            <w:pPr>
+            <w:tcBorders>
+              <w:left w:val="single" w:sz="4" w:space="0" w:color="CCCCCC"/>
+              <w:right w:val="single" w:sz="4" w:space="0" w:color="CCCCCC"/>
+            </w:tcBorders>
+          </w:tcPr>
+          <w:p>
+            <w:pPr>
+              <w:spacing w:before="20" w:after="20" w:line="260" w:lineRule="exact"/>
               <w:jc w:val="center"/>
             </w:pPr>
             <w:r>
@@ -4565,25 +5413,37 @@
         <w:tc>
           <w:tcPr>
             <w:tcW w:w="1186" w:type="dxa"/>
-          </w:tcPr>
-          <w:p>
-            <w:pPr>
-              <w:jc w:val="center"/>
-            </w:pPr>
+            <w:tcBorders>
+              <w:left w:val="single" w:sz="4" w:space="0" w:color="CCCCCC"/>
+              <w:right w:val="single" w:sz="4" w:space="0" w:color="CCCCCC"/>
+            </w:tcBorders>
+          </w:tcPr>
+          <w:p>
+            <w:pPr>
+              <w:spacing w:before="20" w:after="20" w:line="260" w:lineRule="exact"/>
+              <w:jc w:val="center"/>
+            </w:pPr>
+            <w:proofErr w:type="spellStart"/>
             <w:r>
               <w:rPr>
                 <w:sz w:val="15"/>
               </w:rPr>
               <w:t>guidance_unexpected_tone</w:t>
             </w:r>
-          </w:p>
-        </w:tc>
-        <w:tc>
-          <w:tcPr>
-            <w:tcW w:w="1186" w:type="dxa"/>
-          </w:tcPr>
-          <w:p>
-            <w:pPr>
+            <w:proofErr w:type="spellEnd"/>
+          </w:p>
+        </w:tc>
+        <w:tc>
+          <w:tcPr>
+            <w:tcW w:w="1186" w:type="dxa"/>
+            <w:tcBorders>
+              <w:left w:val="single" w:sz="4" w:space="0" w:color="CCCCCC"/>
+              <w:right w:val="single" w:sz="4" w:space="0" w:color="CCCCCC"/>
+            </w:tcBorders>
+          </w:tcPr>
+          <w:p>
+            <w:pPr>
+              <w:spacing w:before="20" w:after="20" w:line="260" w:lineRule="exact"/>
               <w:jc w:val="center"/>
             </w:pPr>
             <w:r>
@@ -4597,9 +5457,14 @@
         <w:tc>
           <w:tcPr>
             <w:tcW w:w="1186" w:type="dxa"/>
-          </w:tcPr>
-          <w:p>
-            <w:pPr>
+            <w:tcBorders>
+              <w:left w:val="single" w:sz="4" w:space="0" w:color="CCCCCC"/>
+              <w:right w:val="single" w:sz="4" w:space="0" w:color="CCCCCC"/>
+            </w:tcBorders>
+          </w:tcPr>
+          <w:p>
+            <w:pPr>
+              <w:spacing w:before="20" w:after="20" w:line="260" w:lineRule="exact"/>
               <w:jc w:val="center"/>
             </w:pPr>
             <w:r>
@@ -4613,9 +5478,14 @@
         <w:tc>
           <w:tcPr>
             <w:tcW w:w="1186" w:type="dxa"/>
-          </w:tcPr>
-          <w:p>
-            <w:pPr>
+            <w:tcBorders>
+              <w:left w:val="single" w:sz="4" w:space="0" w:color="CCCCCC"/>
+              <w:right w:val="single" w:sz="4" w:space="0" w:color="CCCCCC"/>
+            </w:tcBorders>
+          </w:tcPr>
+          <w:p>
+            <w:pPr>
+              <w:spacing w:before="20" w:after="20" w:line="260" w:lineRule="exact"/>
               <w:jc w:val="center"/>
             </w:pPr>
             <w:r>
@@ -4629,9 +5499,14 @@
         <w:tc>
           <w:tcPr>
             <w:tcW w:w="1186" w:type="dxa"/>
-          </w:tcPr>
-          <w:p>
-            <w:pPr>
+            <w:tcBorders>
+              <w:left w:val="single" w:sz="4" w:space="0" w:color="CCCCCC"/>
+              <w:right w:val="single" w:sz="4" w:space="0" w:color="CCCCCC"/>
+            </w:tcBorders>
+          </w:tcPr>
+          <w:p>
+            <w:pPr>
+              <w:spacing w:before="20" w:after="20" w:line="260" w:lineRule="exact"/>
               <w:jc w:val="center"/>
             </w:pPr>
             <w:r>
@@ -4645,9 +5520,14 @@
         <w:tc>
           <w:tcPr>
             <w:tcW w:w="1186" w:type="dxa"/>
-          </w:tcPr>
-          <w:p>
-            <w:pPr>
+            <w:tcBorders>
+              <w:left w:val="single" w:sz="4" w:space="0" w:color="CCCCCC"/>
+              <w:right w:val="single" w:sz="4" w:space="0" w:color="CCCCCC"/>
+            </w:tcBorders>
+          </w:tcPr>
+          <w:p>
+            <w:pPr>
+              <w:spacing w:before="20" w:after="20" w:line="260" w:lineRule="exact"/>
               <w:jc w:val="center"/>
             </w:pPr>
             <w:r>
@@ -4661,9 +5541,14 @@
         <w:tc>
           <w:tcPr>
             <w:tcW w:w="1186" w:type="dxa"/>
-          </w:tcPr>
-          <w:p>
-            <w:pPr>
+            <w:tcBorders>
+              <w:left w:val="single" w:sz="4" w:space="0" w:color="CCCCCC"/>
+              <w:right w:val="single" w:sz="4" w:space="0" w:color="CCCCCC"/>
+            </w:tcBorders>
+          </w:tcPr>
+          <w:p>
+            <w:pPr>
+              <w:spacing w:before="20" w:after="20" w:line="260" w:lineRule="exact"/>
               <w:jc w:val="center"/>
             </w:pPr>
             <w:r>
@@ -4679,25 +5564,37 @@
         <w:tc>
           <w:tcPr>
             <w:tcW w:w="1186" w:type="dxa"/>
-          </w:tcPr>
-          <w:p>
-            <w:pPr>
-              <w:jc w:val="center"/>
-            </w:pPr>
+            <w:tcBorders>
+              <w:left w:val="single" w:sz="4" w:space="0" w:color="CCCCCC"/>
+              <w:right w:val="single" w:sz="4" w:space="0" w:color="CCCCCC"/>
+            </w:tcBorders>
+          </w:tcPr>
+          <w:p>
+            <w:pPr>
+              <w:spacing w:before="20" w:after="20" w:line="260" w:lineRule="exact"/>
+              <w:jc w:val="center"/>
+            </w:pPr>
+            <w:proofErr w:type="spellStart"/>
             <w:r>
               <w:rPr>
                 <w:sz w:val="15"/>
               </w:rPr>
               <w:t>guidance_attention_growth</w:t>
             </w:r>
-          </w:p>
-        </w:tc>
-        <w:tc>
-          <w:tcPr>
-            <w:tcW w:w="1186" w:type="dxa"/>
-          </w:tcPr>
-          <w:p>
-            <w:pPr>
+            <w:proofErr w:type="spellEnd"/>
+          </w:p>
+        </w:tc>
+        <w:tc>
+          <w:tcPr>
+            <w:tcW w:w="1186" w:type="dxa"/>
+            <w:tcBorders>
+              <w:left w:val="single" w:sz="4" w:space="0" w:color="CCCCCC"/>
+              <w:right w:val="single" w:sz="4" w:space="0" w:color="CCCCCC"/>
+            </w:tcBorders>
+          </w:tcPr>
+          <w:p>
+            <w:pPr>
+              <w:spacing w:before="20" w:after="20" w:line="260" w:lineRule="exact"/>
               <w:jc w:val="center"/>
             </w:pPr>
             <w:r>
@@ -4711,9 +5608,14 @@
         <w:tc>
           <w:tcPr>
             <w:tcW w:w="1186" w:type="dxa"/>
-          </w:tcPr>
-          <w:p>
-            <w:pPr>
+            <w:tcBorders>
+              <w:left w:val="single" w:sz="4" w:space="0" w:color="CCCCCC"/>
+              <w:right w:val="single" w:sz="4" w:space="0" w:color="CCCCCC"/>
+            </w:tcBorders>
+          </w:tcPr>
+          <w:p>
+            <w:pPr>
+              <w:spacing w:before="20" w:after="20" w:line="260" w:lineRule="exact"/>
               <w:jc w:val="center"/>
             </w:pPr>
             <w:r>
@@ -4727,9 +5629,14 @@
         <w:tc>
           <w:tcPr>
             <w:tcW w:w="1186" w:type="dxa"/>
-          </w:tcPr>
-          <w:p>
-            <w:pPr>
+            <w:tcBorders>
+              <w:left w:val="single" w:sz="4" w:space="0" w:color="CCCCCC"/>
+              <w:right w:val="single" w:sz="4" w:space="0" w:color="CCCCCC"/>
+            </w:tcBorders>
+          </w:tcPr>
+          <w:p>
+            <w:pPr>
+              <w:spacing w:before="20" w:after="20" w:line="260" w:lineRule="exact"/>
               <w:jc w:val="center"/>
             </w:pPr>
             <w:r>
@@ -4743,9 +5650,14 @@
         <w:tc>
           <w:tcPr>
             <w:tcW w:w="1186" w:type="dxa"/>
-          </w:tcPr>
-          <w:p>
-            <w:pPr>
+            <w:tcBorders>
+              <w:left w:val="single" w:sz="4" w:space="0" w:color="CCCCCC"/>
+              <w:right w:val="single" w:sz="4" w:space="0" w:color="CCCCCC"/>
+            </w:tcBorders>
+          </w:tcPr>
+          <w:p>
+            <w:pPr>
+              <w:spacing w:before="20" w:after="20" w:line="260" w:lineRule="exact"/>
               <w:jc w:val="center"/>
             </w:pPr>
             <w:r>
@@ -4759,9 +5671,14 @@
         <w:tc>
           <w:tcPr>
             <w:tcW w:w="1186" w:type="dxa"/>
-          </w:tcPr>
-          <w:p>
-            <w:pPr>
+            <w:tcBorders>
+              <w:left w:val="single" w:sz="4" w:space="0" w:color="CCCCCC"/>
+              <w:right w:val="single" w:sz="4" w:space="0" w:color="CCCCCC"/>
+            </w:tcBorders>
+          </w:tcPr>
+          <w:p>
+            <w:pPr>
+              <w:spacing w:before="20" w:after="20" w:line="260" w:lineRule="exact"/>
               <w:jc w:val="center"/>
             </w:pPr>
             <w:r>
@@ -4775,9 +5692,14 @@
         <w:tc>
           <w:tcPr>
             <w:tcW w:w="1186" w:type="dxa"/>
-          </w:tcPr>
-          <w:p>
-            <w:pPr>
+            <w:tcBorders>
+              <w:left w:val="single" w:sz="4" w:space="0" w:color="CCCCCC"/>
+              <w:right w:val="single" w:sz="4" w:space="0" w:color="CCCCCC"/>
+            </w:tcBorders>
+          </w:tcPr>
+          <w:p>
+            <w:pPr>
+              <w:spacing w:before="20" w:after="20" w:line="260" w:lineRule="exact"/>
               <w:jc w:val="center"/>
             </w:pPr>
             <w:r>
@@ -4793,25 +5715,37 @@
         <w:tc>
           <w:tcPr>
             <w:tcW w:w="1186" w:type="dxa"/>
-          </w:tcPr>
-          <w:p>
-            <w:pPr>
-              <w:jc w:val="center"/>
-            </w:pPr>
+            <w:tcBorders>
+              <w:left w:val="single" w:sz="4" w:space="0" w:color="CCCCCC"/>
+              <w:right w:val="single" w:sz="4" w:space="0" w:color="CCCCCC"/>
+            </w:tcBorders>
+          </w:tcPr>
+          <w:p>
+            <w:pPr>
+              <w:spacing w:before="20" w:after="20" w:line="260" w:lineRule="exact"/>
+              <w:jc w:val="center"/>
+            </w:pPr>
+            <w:proofErr w:type="spellStart"/>
             <w:r>
               <w:rPr>
                 <w:sz w:val="15"/>
               </w:rPr>
               <w:t>guidance_attention_inflation</w:t>
             </w:r>
-          </w:p>
-        </w:tc>
-        <w:tc>
-          <w:tcPr>
-            <w:tcW w:w="1186" w:type="dxa"/>
-          </w:tcPr>
-          <w:p>
-            <w:pPr>
+            <w:proofErr w:type="spellEnd"/>
+          </w:p>
+        </w:tc>
+        <w:tc>
+          <w:tcPr>
+            <w:tcW w:w="1186" w:type="dxa"/>
+            <w:tcBorders>
+              <w:left w:val="single" w:sz="4" w:space="0" w:color="CCCCCC"/>
+              <w:right w:val="single" w:sz="4" w:space="0" w:color="CCCCCC"/>
+            </w:tcBorders>
+          </w:tcPr>
+          <w:p>
+            <w:pPr>
+              <w:spacing w:before="20" w:after="20" w:line="260" w:lineRule="exact"/>
               <w:jc w:val="center"/>
             </w:pPr>
             <w:r>
@@ -4825,9 +5759,14 @@
         <w:tc>
           <w:tcPr>
             <w:tcW w:w="1186" w:type="dxa"/>
-          </w:tcPr>
-          <w:p>
-            <w:pPr>
+            <w:tcBorders>
+              <w:left w:val="single" w:sz="4" w:space="0" w:color="CCCCCC"/>
+              <w:right w:val="single" w:sz="4" w:space="0" w:color="CCCCCC"/>
+            </w:tcBorders>
+          </w:tcPr>
+          <w:p>
+            <w:pPr>
+              <w:spacing w:before="20" w:after="20" w:line="260" w:lineRule="exact"/>
               <w:jc w:val="center"/>
             </w:pPr>
             <w:r>
@@ -4841,9 +5780,14 @@
         <w:tc>
           <w:tcPr>
             <w:tcW w:w="1186" w:type="dxa"/>
-          </w:tcPr>
-          <w:p>
-            <w:pPr>
+            <w:tcBorders>
+              <w:left w:val="single" w:sz="4" w:space="0" w:color="CCCCCC"/>
+              <w:right w:val="single" w:sz="4" w:space="0" w:color="CCCCCC"/>
+            </w:tcBorders>
+          </w:tcPr>
+          <w:p>
+            <w:pPr>
+              <w:spacing w:before="20" w:after="20" w:line="260" w:lineRule="exact"/>
               <w:jc w:val="center"/>
             </w:pPr>
             <w:r>
@@ -4857,9 +5801,14 @@
         <w:tc>
           <w:tcPr>
             <w:tcW w:w="1186" w:type="dxa"/>
-          </w:tcPr>
-          <w:p>
-            <w:pPr>
+            <w:tcBorders>
+              <w:left w:val="single" w:sz="4" w:space="0" w:color="CCCCCC"/>
+              <w:right w:val="single" w:sz="4" w:space="0" w:color="CCCCCC"/>
+            </w:tcBorders>
+          </w:tcPr>
+          <w:p>
+            <w:pPr>
+              <w:spacing w:before="20" w:after="20" w:line="260" w:lineRule="exact"/>
               <w:jc w:val="center"/>
             </w:pPr>
             <w:r>
@@ -4873,9 +5822,14 @@
         <w:tc>
           <w:tcPr>
             <w:tcW w:w="1186" w:type="dxa"/>
-          </w:tcPr>
-          <w:p>
-            <w:pPr>
+            <w:tcBorders>
+              <w:left w:val="single" w:sz="4" w:space="0" w:color="CCCCCC"/>
+              <w:right w:val="single" w:sz="4" w:space="0" w:color="CCCCCC"/>
+            </w:tcBorders>
+          </w:tcPr>
+          <w:p>
+            <w:pPr>
+              <w:spacing w:before="20" w:after="20" w:line="260" w:lineRule="exact"/>
               <w:jc w:val="center"/>
             </w:pPr>
             <w:r>
@@ -4889,9 +5843,14 @@
         <w:tc>
           <w:tcPr>
             <w:tcW w:w="1186" w:type="dxa"/>
-          </w:tcPr>
-          <w:p>
-            <w:pPr>
+            <w:tcBorders>
+              <w:left w:val="single" w:sz="4" w:space="0" w:color="CCCCCC"/>
+              <w:right w:val="single" w:sz="4" w:space="0" w:color="CCCCCC"/>
+            </w:tcBorders>
+          </w:tcPr>
+          <w:p>
+            <w:pPr>
+              <w:spacing w:before="20" w:after="20" w:line="260" w:lineRule="exact"/>
               <w:jc w:val="center"/>
             </w:pPr>
             <w:r>
@@ -4907,25 +5866,37 @@
         <w:tc>
           <w:tcPr>
             <w:tcW w:w="1186" w:type="dxa"/>
-          </w:tcPr>
-          <w:p>
-            <w:pPr>
-              <w:jc w:val="center"/>
-            </w:pPr>
+            <w:tcBorders>
+              <w:left w:val="single" w:sz="4" w:space="0" w:color="CCCCCC"/>
+              <w:right w:val="single" w:sz="4" w:space="0" w:color="CCCCCC"/>
+            </w:tcBorders>
+          </w:tcPr>
+          <w:p>
+            <w:pPr>
+              <w:spacing w:before="20" w:after="20" w:line="260" w:lineRule="exact"/>
+              <w:jc w:val="center"/>
+            </w:pPr>
+            <w:proofErr w:type="spellStart"/>
             <w:r>
               <w:rPr>
                 <w:sz w:val="15"/>
               </w:rPr>
               <w:t>guidance_attention_risk</w:t>
             </w:r>
-          </w:p>
-        </w:tc>
-        <w:tc>
-          <w:tcPr>
-            <w:tcW w:w="1186" w:type="dxa"/>
-          </w:tcPr>
-          <w:p>
-            <w:pPr>
+            <w:proofErr w:type="spellEnd"/>
+          </w:p>
+        </w:tc>
+        <w:tc>
+          <w:tcPr>
+            <w:tcW w:w="1186" w:type="dxa"/>
+            <w:tcBorders>
+              <w:left w:val="single" w:sz="4" w:space="0" w:color="CCCCCC"/>
+              <w:right w:val="single" w:sz="4" w:space="0" w:color="CCCCCC"/>
+            </w:tcBorders>
+          </w:tcPr>
+          <w:p>
+            <w:pPr>
+              <w:spacing w:before="20" w:after="20" w:line="260" w:lineRule="exact"/>
               <w:jc w:val="center"/>
             </w:pPr>
             <w:r>
@@ -4939,9 +5910,14 @@
         <w:tc>
           <w:tcPr>
             <w:tcW w:w="1186" w:type="dxa"/>
-          </w:tcPr>
-          <w:p>
-            <w:pPr>
+            <w:tcBorders>
+              <w:left w:val="single" w:sz="4" w:space="0" w:color="CCCCCC"/>
+              <w:right w:val="single" w:sz="4" w:space="0" w:color="CCCCCC"/>
+            </w:tcBorders>
+          </w:tcPr>
+          <w:p>
+            <w:pPr>
+              <w:spacing w:before="20" w:after="20" w:line="260" w:lineRule="exact"/>
               <w:jc w:val="center"/>
             </w:pPr>
             <w:r>
@@ -4955,9 +5931,14 @@
         <w:tc>
           <w:tcPr>
             <w:tcW w:w="1186" w:type="dxa"/>
-          </w:tcPr>
-          <w:p>
-            <w:pPr>
+            <w:tcBorders>
+              <w:left w:val="single" w:sz="4" w:space="0" w:color="CCCCCC"/>
+              <w:right w:val="single" w:sz="4" w:space="0" w:color="CCCCCC"/>
+            </w:tcBorders>
+          </w:tcPr>
+          <w:p>
+            <w:pPr>
+              <w:spacing w:before="20" w:after="20" w:line="260" w:lineRule="exact"/>
               <w:jc w:val="center"/>
             </w:pPr>
             <w:r>
@@ -4971,9 +5952,14 @@
         <w:tc>
           <w:tcPr>
             <w:tcW w:w="1186" w:type="dxa"/>
-          </w:tcPr>
-          <w:p>
-            <w:pPr>
+            <w:tcBorders>
+              <w:left w:val="single" w:sz="4" w:space="0" w:color="CCCCCC"/>
+              <w:right w:val="single" w:sz="4" w:space="0" w:color="CCCCCC"/>
+            </w:tcBorders>
+          </w:tcPr>
+          <w:p>
+            <w:pPr>
+              <w:spacing w:before="20" w:after="20" w:line="260" w:lineRule="exact"/>
               <w:jc w:val="center"/>
             </w:pPr>
             <w:r>
@@ -4987,9 +5973,14 @@
         <w:tc>
           <w:tcPr>
             <w:tcW w:w="1186" w:type="dxa"/>
-          </w:tcPr>
-          <w:p>
-            <w:pPr>
+            <w:tcBorders>
+              <w:left w:val="single" w:sz="4" w:space="0" w:color="CCCCCC"/>
+              <w:right w:val="single" w:sz="4" w:space="0" w:color="CCCCCC"/>
+            </w:tcBorders>
+          </w:tcPr>
+          <w:p>
+            <w:pPr>
+              <w:spacing w:before="20" w:after="20" w:line="260" w:lineRule="exact"/>
               <w:jc w:val="center"/>
             </w:pPr>
             <w:r>
@@ -5003,9 +5994,14 @@
         <w:tc>
           <w:tcPr>
             <w:tcW w:w="1186" w:type="dxa"/>
-          </w:tcPr>
-          <w:p>
-            <w:pPr>
+            <w:tcBorders>
+              <w:left w:val="single" w:sz="4" w:space="0" w:color="CCCCCC"/>
+              <w:right w:val="single" w:sz="4" w:space="0" w:color="CCCCCC"/>
+            </w:tcBorders>
+          </w:tcPr>
+          <w:p>
+            <w:pPr>
+              <w:spacing w:before="20" w:after="20" w:line="260" w:lineRule="exact"/>
               <w:jc w:val="center"/>
             </w:pPr>
             <w:r>
@@ -5020,12 +6016,7 @@
     </w:tbl>
     <w:p>
       <w:pPr>
-        <w:spacing w:after="40" w:line="360" w:lineRule="exact"/>
-      </w:pPr>
-    </w:p>
-    <w:p>
-      <w:pPr>
-        <w:spacing w:before="120" w:after="40" w:line="360" w:lineRule="exact"/>
+        <w:spacing w:before="160" w:after="80" w:line="360" w:lineRule="exact"/>
         <w:jc w:val="center"/>
       </w:pPr>
       <w:r>
@@ -5050,7 +6041,25 @@
           <w:b/>
           <w:sz w:val="18"/>
         </w:rPr>
-        <w:t>股票波动率回归结果</w:t>
+        <w:t>股票波动</w:t>
+      </w:r>
+      <w:proofErr w:type="gramStart"/>
+      <w:r>
+        <w:rPr>
+          <w:rFonts w:eastAsia="黑体"/>
+          <w:b/>
+          <w:sz w:val="18"/>
+        </w:rPr>
+        <w:t>率回归</w:t>
+      </w:r>
+      <w:proofErr w:type="gramEnd"/>
+      <w:r>
+        <w:rPr>
+          <w:rFonts w:eastAsia="黑体"/>
+          <w:b/>
+          <w:sz w:val="18"/>
+        </w:rPr>
+        <w:t>结果</w:t>
       </w:r>
     </w:p>
     <w:tbl>
@@ -5059,28 +6068,33 @@
         <w:tblBorders>
           <w:top w:val="single" w:sz="12" w:space="0" w:color="000000"/>
           <w:bottom w:val="single" w:sz="12" w:space="0" w:color="000000"/>
+          <w:insideV w:val="single" w:sz="4" w:space="0" w:color="CCCCCC"/>
         </w:tblBorders>
         <w:tblLook w:val="04A0" w:firstRow="1" w:lastRow="0" w:firstColumn="1" w:lastColumn="0" w:noHBand="0" w:noVBand="1"/>
       </w:tblPr>
       <w:tblGrid>
-        <w:gridCol w:w="1175"/>
-        <w:gridCol w:w="1177"/>
+        <w:gridCol w:w="1174"/>
+        <w:gridCol w:w="1176"/>
         <w:gridCol w:w="1283"/>
-        <w:gridCol w:w="1158"/>
+        <w:gridCol w:w="1155"/>
+        <w:gridCol w:w="1165"/>
         <w:gridCol w:w="1167"/>
-        <w:gridCol w:w="1169"/>
-        <w:gridCol w:w="1171"/>
+        <w:gridCol w:w="1170"/>
       </w:tblGrid>
       <w:tr>
         <w:tc>
           <w:tcPr>
             <w:tcW w:w="1186" w:type="dxa"/>
             <w:tcBorders>
+              <w:left w:val="single" w:sz="4" w:space="0" w:color="999999"/>
               <w:bottom w:val="single" w:sz="6" w:space="0" w:color="000000"/>
-            </w:tcBorders>
-          </w:tcPr>
-          <w:p>
-            <w:pPr>
+              <w:right w:val="single" w:sz="4" w:space="0" w:color="999999"/>
+            </w:tcBorders>
+            <w:shd w:val="clear" w:color="auto" w:fill="F2F2F2"/>
+          </w:tcPr>
+          <w:p>
+            <w:pPr>
+              <w:spacing w:before="40" w:after="40" w:line="280" w:lineRule="exact"/>
               <w:jc w:val="center"/>
             </w:pPr>
             <w:r>
@@ -5096,11 +6110,15 @@
           <w:tcPr>
             <w:tcW w:w="1186" w:type="dxa"/>
             <w:tcBorders>
+              <w:left w:val="single" w:sz="4" w:space="0" w:color="999999"/>
               <w:bottom w:val="single" w:sz="6" w:space="0" w:color="000000"/>
-            </w:tcBorders>
-          </w:tcPr>
-          <w:p>
-            <w:pPr>
+              <w:right w:val="single" w:sz="4" w:space="0" w:color="999999"/>
+            </w:tcBorders>
+            <w:shd w:val="clear" w:color="auto" w:fill="F2F2F2"/>
+          </w:tcPr>
+          <w:p>
+            <w:pPr>
+              <w:spacing w:before="40" w:after="40" w:line="280" w:lineRule="exact"/>
               <w:jc w:val="center"/>
             </w:pPr>
             <w:r>
@@ -5116,11 +6134,15 @@
           <w:tcPr>
             <w:tcW w:w="1186" w:type="dxa"/>
             <w:tcBorders>
+              <w:left w:val="single" w:sz="4" w:space="0" w:color="999999"/>
               <w:bottom w:val="single" w:sz="6" w:space="0" w:color="000000"/>
-            </w:tcBorders>
-          </w:tcPr>
-          <w:p>
-            <w:pPr>
+              <w:right w:val="single" w:sz="4" w:space="0" w:color="999999"/>
+            </w:tcBorders>
+            <w:shd w:val="clear" w:color="auto" w:fill="F2F2F2"/>
+          </w:tcPr>
+          <w:p>
+            <w:pPr>
+              <w:spacing w:before="40" w:after="40" w:line="280" w:lineRule="exact"/>
               <w:jc w:val="center"/>
             </w:pPr>
             <w:r>
@@ -5136,11 +6158,15 @@
           <w:tcPr>
             <w:tcW w:w="1186" w:type="dxa"/>
             <w:tcBorders>
+              <w:left w:val="single" w:sz="4" w:space="0" w:color="999999"/>
               <w:bottom w:val="single" w:sz="6" w:space="0" w:color="000000"/>
-            </w:tcBorders>
-          </w:tcPr>
-          <w:p>
-            <w:pPr>
+              <w:right w:val="single" w:sz="4" w:space="0" w:color="999999"/>
+            </w:tcBorders>
+            <w:shd w:val="clear" w:color="auto" w:fill="F2F2F2"/>
+          </w:tcPr>
+          <w:p>
+            <w:pPr>
+              <w:spacing w:before="40" w:after="40" w:line="280" w:lineRule="exact"/>
               <w:jc w:val="center"/>
             </w:pPr>
             <w:r>
@@ -5156,11 +6182,15 @@
           <w:tcPr>
             <w:tcW w:w="1186" w:type="dxa"/>
             <w:tcBorders>
+              <w:left w:val="single" w:sz="4" w:space="0" w:color="999999"/>
               <w:bottom w:val="single" w:sz="6" w:space="0" w:color="000000"/>
-            </w:tcBorders>
-          </w:tcPr>
-          <w:p>
-            <w:pPr>
+              <w:right w:val="single" w:sz="4" w:space="0" w:color="999999"/>
+            </w:tcBorders>
+            <w:shd w:val="clear" w:color="auto" w:fill="F2F2F2"/>
+          </w:tcPr>
+          <w:p>
+            <w:pPr>
+              <w:spacing w:before="40" w:after="40" w:line="280" w:lineRule="exact"/>
               <w:jc w:val="center"/>
             </w:pPr>
             <w:r>
@@ -5176,11 +6206,15 @@
           <w:tcPr>
             <w:tcW w:w="1186" w:type="dxa"/>
             <w:tcBorders>
+              <w:left w:val="single" w:sz="4" w:space="0" w:color="999999"/>
               <w:bottom w:val="single" w:sz="6" w:space="0" w:color="000000"/>
-            </w:tcBorders>
-          </w:tcPr>
-          <w:p>
-            <w:pPr>
+              <w:right w:val="single" w:sz="4" w:space="0" w:color="999999"/>
+            </w:tcBorders>
+            <w:shd w:val="clear" w:color="auto" w:fill="F2F2F2"/>
+          </w:tcPr>
+          <w:p>
+            <w:pPr>
+              <w:spacing w:before="40" w:after="40" w:line="280" w:lineRule="exact"/>
               <w:jc w:val="center"/>
             </w:pPr>
             <w:r>
@@ -5196,13 +6230,18 @@
           <w:tcPr>
             <w:tcW w:w="1186" w:type="dxa"/>
             <w:tcBorders>
+              <w:left w:val="single" w:sz="4" w:space="0" w:color="999999"/>
               <w:bottom w:val="single" w:sz="6" w:space="0" w:color="000000"/>
-            </w:tcBorders>
-          </w:tcPr>
-          <w:p>
-            <w:pPr>
-              <w:jc w:val="center"/>
-            </w:pPr>
+              <w:right w:val="single" w:sz="4" w:space="0" w:color="999999"/>
+            </w:tcBorders>
+            <w:shd w:val="clear" w:color="auto" w:fill="F2F2F2"/>
+          </w:tcPr>
+          <w:p>
+            <w:pPr>
+              <w:spacing w:before="40" w:after="40" w:line="280" w:lineRule="exact"/>
+              <w:jc w:val="center"/>
+            </w:pPr>
+            <w:proofErr w:type="spellStart"/>
             <w:r>
               <w:rPr>
                 <w:b/>
@@ -5210,6 +6249,7 @@
               </w:rPr>
               <w:t>p_value</w:t>
             </w:r>
+            <w:proofErr w:type="spellEnd"/>
           </w:p>
         </w:tc>
       </w:tr>
@@ -5217,9 +6257,14 @@
         <w:tc>
           <w:tcPr>
             <w:tcW w:w="1186" w:type="dxa"/>
-          </w:tcPr>
-          <w:p>
-            <w:pPr>
+            <w:tcBorders>
+              <w:left w:val="single" w:sz="4" w:space="0" w:color="CCCCCC"/>
+              <w:right w:val="single" w:sz="4" w:space="0" w:color="CCCCCC"/>
+            </w:tcBorders>
+          </w:tcPr>
+          <w:p>
+            <w:pPr>
+              <w:spacing w:before="20" w:after="20" w:line="260" w:lineRule="exact"/>
               <w:jc w:val="center"/>
             </w:pPr>
             <w:r>
@@ -5233,9 +6278,14 @@
         <w:tc>
           <w:tcPr>
             <w:tcW w:w="1186" w:type="dxa"/>
-          </w:tcPr>
-          <w:p>
-            <w:pPr>
+            <w:tcBorders>
+              <w:left w:val="single" w:sz="4" w:space="0" w:color="CCCCCC"/>
+              <w:right w:val="single" w:sz="4" w:space="0" w:color="CCCCCC"/>
+            </w:tcBorders>
+          </w:tcPr>
+          <w:p>
+            <w:pPr>
+              <w:spacing w:before="20" w:after="20" w:line="260" w:lineRule="exact"/>
               <w:jc w:val="center"/>
             </w:pPr>
             <w:r>
@@ -5249,25 +6299,37 @@
         <w:tc>
           <w:tcPr>
             <w:tcW w:w="1186" w:type="dxa"/>
-          </w:tcPr>
-          <w:p>
-            <w:pPr>
-              <w:jc w:val="center"/>
-            </w:pPr>
+            <w:tcBorders>
+              <w:left w:val="single" w:sz="4" w:space="0" w:color="CCCCCC"/>
+              <w:right w:val="single" w:sz="4" w:space="0" w:color="CCCCCC"/>
+            </w:tcBorders>
+          </w:tcPr>
+          <w:p>
+            <w:pPr>
+              <w:spacing w:before="20" w:after="20" w:line="260" w:lineRule="exact"/>
+              <w:jc w:val="center"/>
+            </w:pPr>
+            <w:proofErr w:type="spellStart"/>
             <w:r>
               <w:rPr>
                 <w:sz w:val="15"/>
               </w:rPr>
               <w:t>guidance_novelty</w:t>
             </w:r>
-          </w:p>
-        </w:tc>
-        <w:tc>
-          <w:tcPr>
-            <w:tcW w:w="1186" w:type="dxa"/>
-          </w:tcPr>
-          <w:p>
-            <w:pPr>
+            <w:proofErr w:type="spellEnd"/>
+          </w:p>
+        </w:tc>
+        <w:tc>
+          <w:tcPr>
+            <w:tcW w:w="1186" w:type="dxa"/>
+            <w:tcBorders>
+              <w:left w:val="single" w:sz="4" w:space="0" w:color="CCCCCC"/>
+              <w:right w:val="single" w:sz="4" w:space="0" w:color="CCCCCC"/>
+            </w:tcBorders>
+          </w:tcPr>
+          <w:p>
+            <w:pPr>
+              <w:spacing w:before="20" w:after="20" w:line="260" w:lineRule="exact"/>
               <w:jc w:val="center"/>
             </w:pPr>
             <w:r>
@@ -5281,9 +6343,14 @@
         <w:tc>
           <w:tcPr>
             <w:tcW w:w="1186" w:type="dxa"/>
-          </w:tcPr>
-          <w:p>
-            <w:pPr>
+            <w:tcBorders>
+              <w:left w:val="single" w:sz="4" w:space="0" w:color="CCCCCC"/>
+              <w:right w:val="single" w:sz="4" w:space="0" w:color="CCCCCC"/>
+            </w:tcBorders>
+          </w:tcPr>
+          <w:p>
+            <w:pPr>
+              <w:spacing w:before="20" w:after="20" w:line="260" w:lineRule="exact"/>
               <w:jc w:val="center"/>
             </w:pPr>
             <w:r>
@@ -5297,9 +6364,14 @@
         <w:tc>
           <w:tcPr>
             <w:tcW w:w="1186" w:type="dxa"/>
-          </w:tcPr>
-          <w:p>
-            <w:pPr>
+            <w:tcBorders>
+              <w:left w:val="single" w:sz="4" w:space="0" w:color="CCCCCC"/>
+              <w:right w:val="single" w:sz="4" w:space="0" w:color="CCCCCC"/>
+            </w:tcBorders>
+          </w:tcPr>
+          <w:p>
+            <w:pPr>
+              <w:spacing w:before="20" w:after="20" w:line="260" w:lineRule="exact"/>
               <w:jc w:val="center"/>
             </w:pPr>
             <w:r>
@@ -5313,9 +6385,14 @@
         <w:tc>
           <w:tcPr>
             <w:tcW w:w="1186" w:type="dxa"/>
-          </w:tcPr>
-          <w:p>
-            <w:pPr>
+            <w:tcBorders>
+              <w:left w:val="single" w:sz="4" w:space="0" w:color="CCCCCC"/>
+              <w:right w:val="single" w:sz="4" w:space="0" w:color="CCCCCC"/>
+            </w:tcBorders>
+          </w:tcPr>
+          <w:p>
+            <w:pPr>
+              <w:spacing w:before="20" w:after="20" w:line="260" w:lineRule="exact"/>
               <w:jc w:val="center"/>
             </w:pPr>
             <w:r>
@@ -5331,9 +6408,14 @@
         <w:tc>
           <w:tcPr>
             <w:tcW w:w="1186" w:type="dxa"/>
-          </w:tcPr>
-          <w:p>
-            <w:pPr>
+            <w:tcBorders>
+              <w:left w:val="single" w:sz="4" w:space="0" w:color="CCCCCC"/>
+              <w:right w:val="single" w:sz="4" w:space="0" w:color="CCCCCC"/>
+            </w:tcBorders>
+          </w:tcPr>
+          <w:p>
+            <w:pPr>
+              <w:spacing w:before="20" w:after="20" w:line="260" w:lineRule="exact"/>
               <w:jc w:val="center"/>
             </w:pPr>
             <w:r>
@@ -5347,9 +6429,14 @@
         <w:tc>
           <w:tcPr>
             <w:tcW w:w="1186" w:type="dxa"/>
-          </w:tcPr>
-          <w:p>
-            <w:pPr>
+            <w:tcBorders>
+              <w:left w:val="single" w:sz="4" w:space="0" w:color="CCCCCC"/>
+              <w:right w:val="single" w:sz="4" w:space="0" w:color="CCCCCC"/>
+            </w:tcBorders>
+          </w:tcPr>
+          <w:p>
+            <w:pPr>
+              <w:spacing w:before="20" w:after="20" w:line="260" w:lineRule="exact"/>
               <w:jc w:val="center"/>
             </w:pPr>
             <w:r>
@@ -5363,25 +6450,37 @@
         <w:tc>
           <w:tcPr>
             <w:tcW w:w="1186" w:type="dxa"/>
-          </w:tcPr>
-          <w:p>
-            <w:pPr>
-              <w:jc w:val="center"/>
-            </w:pPr>
+            <w:tcBorders>
+              <w:left w:val="single" w:sz="4" w:space="0" w:color="CCCCCC"/>
+              <w:right w:val="single" w:sz="4" w:space="0" w:color="CCCCCC"/>
+            </w:tcBorders>
+          </w:tcPr>
+          <w:p>
+            <w:pPr>
+              <w:spacing w:before="20" w:after="20" w:line="260" w:lineRule="exact"/>
+              <w:jc w:val="center"/>
+            </w:pPr>
+            <w:proofErr w:type="spellStart"/>
             <w:r>
               <w:rPr>
                 <w:sz w:val="15"/>
               </w:rPr>
               <w:t>guidance_novelty</w:t>
             </w:r>
-          </w:p>
-        </w:tc>
-        <w:tc>
-          <w:tcPr>
-            <w:tcW w:w="1186" w:type="dxa"/>
-          </w:tcPr>
-          <w:p>
-            <w:pPr>
+            <w:proofErr w:type="spellEnd"/>
+          </w:p>
+        </w:tc>
+        <w:tc>
+          <w:tcPr>
+            <w:tcW w:w="1186" w:type="dxa"/>
+            <w:tcBorders>
+              <w:left w:val="single" w:sz="4" w:space="0" w:color="CCCCCC"/>
+              <w:right w:val="single" w:sz="4" w:space="0" w:color="CCCCCC"/>
+            </w:tcBorders>
+          </w:tcPr>
+          <w:p>
+            <w:pPr>
+              <w:spacing w:before="20" w:after="20" w:line="260" w:lineRule="exact"/>
               <w:jc w:val="center"/>
             </w:pPr>
             <w:r>
@@ -5395,9 +6494,14 @@
         <w:tc>
           <w:tcPr>
             <w:tcW w:w="1186" w:type="dxa"/>
-          </w:tcPr>
-          <w:p>
-            <w:pPr>
+            <w:tcBorders>
+              <w:left w:val="single" w:sz="4" w:space="0" w:color="CCCCCC"/>
+              <w:right w:val="single" w:sz="4" w:space="0" w:color="CCCCCC"/>
+            </w:tcBorders>
+          </w:tcPr>
+          <w:p>
+            <w:pPr>
+              <w:spacing w:before="20" w:after="20" w:line="260" w:lineRule="exact"/>
               <w:jc w:val="center"/>
             </w:pPr>
             <w:r>
@@ -5411,9 +6515,14 @@
         <w:tc>
           <w:tcPr>
             <w:tcW w:w="1186" w:type="dxa"/>
-          </w:tcPr>
-          <w:p>
-            <w:pPr>
+            <w:tcBorders>
+              <w:left w:val="single" w:sz="4" w:space="0" w:color="CCCCCC"/>
+              <w:right w:val="single" w:sz="4" w:space="0" w:color="CCCCCC"/>
+            </w:tcBorders>
+          </w:tcPr>
+          <w:p>
+            <w:pPr>
+              <w:spacing w:before="20" w:after="20" w:line="260" w:lineRule="exact"/>
               <w:jc w:val="center"/>
             </w:pPr>
             <w:r>
@@ -5427,9 +6536,14 @@
         <w:tc>
           <w:tcPr>
             <w:tcW w:w="1186" w:type="dxa"/>
-          </w:tcPr>
-          <w:p>
-            <w:pPr>
+            <w:tcBorders>
+              <w:left w:val="single" w:sz="4" w:space="0" w:color="CCCCCC"/>
+              <w:right w:val="single" w:sz="4" w:space="0" w:color="CCCCCC"/>
+            </w:tcBorders>
+          </w:tcPr>
+          <w:p>
+            <w:pPr>
+              <w:spacing w:before="20" w:after="20" w:line="260" w:lineRule="exact"/>
               <w:jc w:val="center"/>
             </w:pPr>
             <w:r>
@@ -5445,9 +6559,14 @@
         <w:tc>
           <w:tcPr>
             <w:tcW w:w="1186" w:type="dxa"/>
-          </w:tcPr>
-          <w:p>
-            <w:pPr>
+            <w:tcBorders>
+              <w:left w:val="single" w:sz="4" w:space="0" w:color="CCCCCC"/>
+              <w:right w:val="single" w:sz="4" w:space="0" w:color="CCCCCC"/>
+            </w:tcBorders>
+          </w:tcPr>
+          <w:p>
+            <w:pPr>
+              <w:spacing w:before="20" w:after="20" w:line="260" w:lineRule="exact"/>
               <w:jc w:val="center"/>
             </w:pPr>
             <w:r>
@@ -5461,9 +6580,14 @@
         <w:tc>
           <w:tcPr>
             <w:tcW w:w="1186" w:type="dxa"/>
-          </w:tcPr>
-          <w:p>
-            <w:pPr>
+            <w:tcBorders>
+              <w:left w:val="single" w:sz="4" w:space="0" w:color="CCCCCC"/>
+              <w:right w:val="single" w:sz="4" w:space="0" w:color="CCCCCC"/>
+            </w:tcBorders>
+          </w:tcPr>
+          <w:p>
+            <w:pPr>
+              <w:spacing w:before="20" w:after="20" w:line="260" w:lineRule="exact"/>
               <w:jc w:val="center"/>
             </w:pPr>
             <w:r>
@@ -5477,25 +6601,37 @@
         <w:tc>
           <w:tcPr>
             <w:tcW w:w="1186" w:type="dxa"/>
-          </w:tcPr>
-          <w:p>
-            <w:pPr>
-              <w:jc w:val="center"/>
-            </w:pPr>
+            <w:tcBorders>
+              <w:left w:val="single" w:sz="4" w:space="0" w:color="CCCCCC"/>
+              <w:right w:val="single" w:sz="4" w:space="0" w:color="CCCCCC"/>
+            </w:tcBorders>
+          </w:tcPr>
+          <w:p>
+            <w:pPr>
+              <w:spacing w:before="20" w:after="20" w:line="260" w:lineRule="exact"/>
+              <w:jc w:val="center"/>
+            </w:pPr>
+            <w:proofErr w:type="spellStart"/>
             <w:r>
               <w:rPr>
                 <w:sz w:val="15"/>
               </w:rPr>
               <w:t>guidance_novelty</w:t>
             </w:r>
-          </w:p>
-        </w:tc>
-        <w:tc>
-          <w:tcPr>
-            <w:tcW w:w="1186" w:type="dxa"/>
-          </w:tcPr>
-          <w:p>
-            <w:pPr>
+            <w:proofErr w:type="spellEnd"/>
+          </w:p>
+        </w:tc>
+        <w:tc>
+          <w:tcPr>
+            <w:tcW w:w="1186" w:type="dxa"/>
+            <w:tcBorders>
+              <w:left w:val="single" w:sz="4" w:space="0" w:color="CCCCCC"/>
+              <w:right w:val="single" w:sz="4" w:space="0" w:color="CCCCCC"/>
+            </w:tcBorders>
+          </w:tcPr>
+          <w:p>
+            <w:pPr>
+              <w:spacing w:before="20" w:after="20" w:line="260" w:lineRule="exact"/>
               <w:jc w:val="center"/>
             </w:pPr>
             <w:r>
@@ -5509,9 +6645,14 @@
         <w:tc>
           <w:tcPr>
             <w:tcW w:w="1186" w:type="dxa"/>
-          </w:tcPr>
-          <w:p>
-            <w:pPr>
+            <w:tcBorders>
+              <w:left w:val="single" w:sz="4" w:space="0" w:color="CCCCCC"/>
+              <w:right w:val="single" w:sz="4" w:space="0" w:color="CCCCCC"/>
+            </w:tcBorders>
+          </w:tcPr>
+          <w:p>
+            <w:pPr>
+              <w:spacing w:before="20" w:after="20" w:line="260" w:lineRule="exact"/>
               <w:jc w:val="center"/>
             </w:pPr>
             <w:r>
@@ -5525,9 +6666,14 @@
         <w:tc>
           <w:tcPr>
             <w:tcW w:w="1186" w:type="dxa"/>
-          </w:tcPr>
-          <w:p>
-            <w:pPr>
+            <w:tcBorders>
+              <w:left w:val="single" w:sz="4" w:space="0" w:color="CCCCCC"/>
+              <w:right w:val="single" w:sz="4" w:space="0" w:color="CCCCCC"/>
+            </w:tcBorders>
+          </w:tcPr>
+          <w:p>
+            <w:pPr>
+              <w:spacing w:before="20" w:after="20" w:line="260" w:lineRule="exact"/>
               <w:jc w:val="center"/>
             </w:pPr>
             <w:r>
@@ -5541,9 +6687,14 @@
         <w:tc>
           <w:tcPr>
             <w:tcW w:w="1186" w:type="dxa"/>
-          </w:tcPr>
-          <w:p>
-            <w:pPr>
+            <w:tcBorders>
+              <w:left w:val="single" w:sz="4" w:space="0" w:color="CCCCCC"/>
+              <w:right w:val="single" w:sz="4" w:space="0" w:color="CCCCCC"/>
+            </w:tcBorders>
+          </w:tcPr>
+          <w:p>
+            <w:pPr>
+              <w:spacing w:before="20" w:after="20" w:line="260" w:lineRule="exact"/>
               <w:jc w:val="center"/>
             </w:pPr>
             <w:r>
@@ -5559,9 +6710,14 @@
         <w:tc>
           <w:tcPr>
             <w:tcW w:w="1186" w:type="dxa"/>
-          </w:tcPr>
-          <w:p>
-            <w:pPr>
+            <w:tcBorders>
+              <w:left w:val="single" w:sz="4" w:space="0" w:color="CCCCCC"/>
+              <w:right w:val="single" w:sz="4" w:space="0" w:color="CCCCCC"/>
+            </w:tcBorders>
+          </w:tcPr>
+          <w:p>
+            <w:pPr>
+              <w:spacing w:before="20" w:after="20" w:line="260" w:lineRule="exact"/>
               <w:jc w:val="center"/>
             </w:pPr>
             <w:r>
@@ -5575,9 +6731,14 @@
         <w:tc>
           <w:tcPr>
             <w:tcW w:w="1186" w:type="dxa"/>
-          </w:tcPr>
-          <w:p>
-            <w:pPr>
+            <w:tcBorders>
+              <w:left w:val="single" w:sz="4" w:space="0" w:color="CCCCCC"/>
+              <w:right w:val="single" w:sz="4" w:space="0" w:color="CCCCCC"/>
+            </w:tcBorders>
+          </w:tcPr>
+          <w:p>
+            <w:pPr>
+              <w:spacing w:before="20" w:after="20" w:line="260" w:lineRule="exact"/>
               <w:jc w:val="center"/>
             </w:pPr>
             <w:r>
@@ -5591,25 +6752,37 @@
         <w:tc>
           <w:tcPr>
             <w:tcW w:w="1186" w:type="dxa"/>
-          </w:tcPr>
-          <w:p>
-            <w:pPr>
-              <w:jc w:val="center"/>
-            </w:pPr>
+            <w:tcBorders>
+              <w:left w:val="single" w:sz="4" w:space="0" w:color="CCCCCC"/>
+              <w:right w:val="single" w:sz="4" w:space="0" w:color="CCCCCC"/>
+            </w:tcBorders>
+          </w:tcPr>
+          <w:p>
+            <w:pPr>
+              <w:spacing w:before="20" w:after="20" w:line="260" w:lineRule="exact"/>
+              <w:jc w:val="center"/>
+            </w:pPr>
+            <w:proofErr w:type="spellStart"/>
             <w:r>
               <w:rPr>
                 <w:sz w:val="15"/>
               </w:rPr>
               <w:t>guidance_novelty</w:t>
             </w:r>
-          </w:p>
-        </w:tc>
-        <w:tc>
-          <w:tcPr>
-            <w:tcW w:w="1186" w:type="dxa"/>
-          </w:tcPr>
-          <w:p>
-            <w:pPr>
+            <w:proofErr w:type="spellEnd"/>
+          </w:p>
+        </w:tc>
+        <w:tc>
+          <w:tcPr>
+            <w:tcW w:w="1186" w:type="dxa"/>
+            <w:tcBorders>
+              <w:left w:val="single" w:sz="4" w:space="0" w:color="CCCCCC"/>
+              <w:right w:val="single" w:sz="4" w:space="0" w:color="CCCCCC"/>
+            </w:tcBorders>
+          </w:tcPr>
+          <w:p>
+            <w:pPr>
+              <w:spacing w:before="20" w:after="20" w:line="260" w:lineRule="exact"/>
               <w:jc w:val="center"/>
             </w:pPr>
             <w:r>
@@ -5623,9 +6796,14 @@
         <w:tc>
           <w:tcPr>
             <w:tcW w:w="1186" w:type="dxa"/>
-          </w:tcPr>
-          <w:p>
-            <w:pPr>
+            <w:tcBorders>
+              <w:left w:val="single" w:sz="4" w:space="0" w:color="CCCCCC"/>
+              <w:right w:val="single" w:sz="4" w:space="0" w:color="CCCCCC"/>
+            </w:tcBorders>
+          </w:tcPr>
+          <w:p>
+            <w:pPr>
+              <w:spacing w:before="20" w:after="20" w:line="260" w:lineRule="exact"/>
               <w:jc w:val="center"/>
             </w:pPr>
             <w:r>
@@ -5639,9 +6817,14 @@
         <w:tc>
           <w:tcPr>
             <w:tcW w:w="1186" w:type="dxa"/>
-          </w:tcPr>
-          <w:p>
-            <w:pPr>
+            <w:tcBorders>
+              <w:left w:val="single" w:sz="4" w:space="0" w:color="CCCCCC"/>
+              <w:right w:val="single" w:sz="4" w:space="0" w:color="CCCCCC"/>
+            </w:tcBorders>
+          </w:tcPr>
+          <w:p>
+            <w:pPr>
+              <w:spacing w:before="20" w:after="20" w:line="260" w:lineRule="exact"/>
               <w:jc w:val="center"/>
             </w:pPr>
             <w:r>
@@ -5655,9 +6838,14 @@
         <w:tc>
           <w:tcPr>
             <w:tcW w:w="1186" w:type="dxa"/>
-          </w:tcPr>
-          <w:p>
-            <w:pPr>
+            <w:tcBorders>
+              <w:left w:val="single" w:sz="4" w:space="0" w:color="CCCCCC"/>
+              <w:right w:val="single" w:sz="4" w:space="0" w:color="CCCCCC"/>
+            </w:tcBorders>
+          </w:tcPr>
+          <w:p>
+            <w:pPr>
+              <w:spacing w:before="20" w:after="20" w:line="260" w:lineRule="exact"/>
               <w:jc w:val="center"/>
             </w:pPr>
             <w:r>
@@ -5673,25 +6861,37 @@
         <w:tc>
           <w:tcPr>
             <w:tcW w:w="1186" w:type="dxa"/>
-          </w:tcPr>
-          <w:p>
-            <w:pPr>
-              <w:jc w:val="center"/>
-            </w:pPr>
+            <w:tcBorders>
+              <w:left w:val="single" w:sz="4" w:space="0" w:color="CCCCCC"/>
+              <w:right w:val="single" w:sz="4" w:space="0" w:color="CCCCCC"/>
+            </w:tcBorders>
+          </w:tcPr>
+          <w:p>
+            <w:pPr>
+              <w:spacing w:before="20" w:after="20" w:line="260" w:lineRule="exact"/>
+              <w:jc w:val="center"/>
+            </w:pPr>
+            <w:proofErr w:type="spellStart"/>
             <w:r>
               <w:rPr>
                 <w:sz w:val="15"/>
               </w:rPr>
               <w:t>non_covid</w:t>
             </w:r>
-          </w:p>
-        </w:tc>
-        <w:tc>
-          <w:tcPr>
-            <w:tcW w:w="1186" w:type="dxa"/>
-          </w:tcPr>
-          <w:p>
-            <w:pPr>
+            <w:proofErr w:type="spellEnd"/>
+          </w:p>
+        </w:tc>
+        <w:tc>
+          <w:tcPr>
+            <w:tcW w:w="1186" w:type="dxa"/>
+            <w:tcBorders>
+              <w:left w:val="single" w:sz="4" w:space="0" w:color="CCCCCC"/>
+              <w:right w:val="single" w:sz="4" w:space="0" w:color="CCCCCC"/>
+            </w:tcBorders>
+          </w:tcPr>
+          <w:p>
+            <w:pPr>
+              <w:spacing w:before="20" w:after="20" w:line="260" w:lineRule="exact"/>
               <w:jc w:val="center"/>
             </w:pPr>
             <w:r>
@@ -5705,25 +6905,37 @@
         <w:tc>
           <w:tcPr>
             <w:tcW w:w="1186" w:type="dxa"/>
-          </w:tcPr>
-          <w:p>
-            <w:pPr>
-              <w:jc w:val="center"/>
-            </w:pPr>
+            <w:tcBorders>
+              <w:left w:val="single" w:sz="4" w:space="0" w:color="CCCCCC"/>
+              <w:right w:val="single" w:sz="4" w:space="0" w:color="CCCCCC"/>
+            </w:tcBorders>
+          </w:tcPr>
+          <w:p>
+            <w:pPr>
+              <w:spacing w:before="20" w:after="20" w:line="260" w:lineRule="exact"/>
+              <w:jc w:val="center"/>
+            </w:pPr>
+            <w:proofErr w:type="spellStart"/>
             <w:r>
               <w:rPr>
                 <w:sz w:val="15"/>
               </w:rPr>
               <w:t>guidance_novelty</w:t>
             </w:r>
-          </w:p>
-        </w:tc>
-        <w:tc>
-          <w:tcPr>
-            <w:tcW w:w="1186" w:type="dxa"/>
-          </w:tcPr>
-          <w:p>
-            <w:pPr>
+            <w:proofErr w:type="spellEnd"/>
+          </w:p>
+        </w:tc>
+        <w:tc>
+          <w:tcPr>
+            <w:tcW w:w="1186" w:type="dxa"/>
+            <w:tcBorders>
+              <w:left w:val="single" w:sz="4" w:space="0" w:color="CCCCCC"/>
+              <w:right w:val="single" w:sz="4" w:space="0" w:color="CCCCCC"/>
+            </w:tcBorders>
+          </w:tcPr>
+          <w:p>
+            <w:pPr>
+              <w:spacing w:before="20" w:after="20" w:line="260" w:lineRule="exact"/>
               <w:jc w:val="center"/>
             </w:pPr>
             <w:r>
@@ -5737,9 +6949,14 @@
         <w:tc>
           <w:tcPr>
             <w:tcW w:w="1186" w:type="dxa"/>
-          </w:tcPr>
-          <w:p>
-            <w:pPr>
+            <w:tcBorders>
+              <w:left w:val="single" w:sz="4" w:space="0" w:color="CCCCCC"/>
+              <w:right w:val="single" w:sz="4" w:space="0" w:color="CCCCCC"/>
+            </w:tcBorders>
+          </w:tcPr>
+          <w:p>
+            <w:pPr>
+              <w:spacing w:before="20" w:after="20" w:line="260" w:lineRule="exact"/>
               <w:jc w:val="center"/>
             </w:pPr>
             <w:r>
@@ -5753,9 +6970,14 @@
         <w:tc>
           <w:tcPr>
             <w:tcW w:w="1186" w:type="dxa"/>
-          </w:tcPr>
-          <w:p>
-            <w:pPr>
+            <w:tcBorders>
+              <w:left w:val="single" w:sz="4" w:space="0" w:color="CCCCCC"/>
+              <w:right w:val="single" w:sz="4" w:space="0" w:color="CCCCCC"/>
+            </w:tcBorders>
+          </w:tcPr>
+          <w:p>
+            <w:pPr>
+              <w:spacing w:before="20" w:after="20" w:line="260" w:lineRule="exact"/>
               <w:jc w:val="center"/>
             </w:pPr>
             <w:r>
@@ -5769,9 +6991,14 @@
         <w:tc>
           <w:tcPr>
             <w:tcW w:w="1186" w:type="dxa"/>
-          </w:tcPr>
-          <w:p>
-            <w:pPr>
+            <w:tcBorders>
+              <w:left w:val="single" w:sz="4" w:space="0" w:color="CCCCCC"/>
+              <w:right w:val="single" w:sz="4" w:space="0" w:color="CCCCCC"/>
+            </w:tcBorders>
+          </w:tcPr>
+          <w:p>
+            <w:pPr>
+              <w:spacing w:before="20" w:after="20" w:line="260" w:lineRule="exact"/>
               <w:jc w:val="center"/>
             </w:pPr>
             <w:r>
@@ -5786,12 +7013,7 @@
     </w:tbl>
     <w:p>
       <w:pPr>
-        <w:spacing w:after="40" w:line="360" w:lineRule="exact"/>
-      </w:pPr>
-    </w:p>
-    <w:p>
-      <w:pPr>
-        <w:spacing w:before="120" w:after="40" w:line="360" w:lineRule="exact"/>
+        <w:spacing w:before="160" w:after="80" w:line="360" w:lineRule="exact"/>
         <w:jc w:val="center"/>
       </w:pPr>
       <w:r>
@@ -5825,28 +7047,33 @@
         <w:tblBorders>
           <w:top w:val="single" w:sz="12" w:space="0" w:color="000000"/>
           <w:bottom w:val="single" w:sz="12" w:space="0" w:color="000000"/>
+          <w:insideV w:val="single" w:sz="4" w:space="0" w:color="CCCCCC"/>
         </w:tblBorders>
         <w:tblLook w:val="04A0" w:firstRow="1" w:lastRow="0" w:firstColumn="1" w:lastColumn="0" w:noHBand="0" w:noVBand="1"/>
       </w:tblPr>
       <w:tblGrid>
         <w:gridCol w:w="2016"/>
-        <w:gridCol w:w="1113"/>
+        <w:gridCol w:w="1112"/>
         <w:gridCol w:w="1849"/>
-        <w:gridCol w:w="685"/>
-        <w:gridCol w:w="846"/>
-        <w:gridCol w:w="871"/>
-        <w:gridCol w:w="920"/>
+        <w:gridCol w:w="682"/>
+        <w:gridCol w:w="844"/>
+        <w:gridCol w:w="869"/>
+        <w:gridCol w:w="918"/>
       </w:tblGrid>
       <w:tr>
         <w:tc>
           <w:tcPr>
             <w:tcW w:w="1186" w:type="dxa"/>
             <w:tcBorders>
+              <w:left w:val="single" w:sz="4" w:space="0" w:color="999999"/>
               <w:bottom w:val="single" w:sz="6" w:space="0" w:color="000000"/>
-            </w:tcBorders>
-          </w:tcPr>
-          <w:p>
-            <w:pPr>
+              <w:right w:val="single" w:sz="4" w:space="0" w:color="999999"/>
+            </w:tcBorders>
+            <w:shd w:val="clear" w:color="auto" w:fill="F2F2F2"/>
+          </w:tcPr>
+          <w:p>
+            <w:pPr>
+              <w:spacing w:before="40" w:after="40" w:line="280" w:lineRule="exact"/>
               <w:jc w:val="center"/>
             </w:pPr>
             <w:r>
@@ -5862,11 +7089,15 @@
           <w:tcPr>
             <w:tcW w:w="1186" w:type="dxa"/>
             <w:tcBorders>
+              <w:left w:val="single" w:sz="4" w:space="0" w:color="999999"/>
               <w:bottom w:val="single" w:sz="6" w:space="0" w:color="000000"/>
-            </w:tcBorders>
-          </w:tcPr>
-          <w:p>
-            <w:pPr>
+              <w:right w:val="single" w:sz="4" w:space="0" w:color="999999"/>
+            </w:tcBorders>
+            <w:shd w:val="clear" w:color="auto" w:fill="F2F2F2"/>
+          </w:tcPr>
+          <w:p>
+            <w:pPr>
+              <w:spacing w:before="40" w:after="40" w:line="280" w:lineRule="exact"/>
               <w:jc w:val="center"/>
             </w:pPr>
             <w:r>
@@ -5882,11 +7113,15 @@
           <w:tcPr>
             <w:tcW w:w="1186" w:type="dxa"/>
             <w:tcBorders>
+              <w:left w:val="single" w:sz="4" w:space="0" w:color="999999"/>
               <w:bottom w:val="single" w:sz="6" w:space="0" w:color="000000"/>
-            </w:tcBorders>
-          </w:tcPr>
-          <w:p>
-            <w:pPr>
+              <w:right w:val="single" w:sz="4" w:space="0" w:color="999999"/>
+            </w:tcBorders>
+            <w:shd w:val="clear" w:color="auto" w:fill="F2F2F2"/>
+          </w:tcPr>
+          <w:p>
+            <w:pPr>
+              <w:spacing w:before="40" w:after="40" w:line="280" w:lineRule="exact"/>
               <w:jc w:val="center"/>
             </w:pPr>
             <w:r>
@@ -5902,11 +7137,15 @@
           <w:tcPr>
             <w:tcW w:w="1186" w:type="dxa"/>
             <w:tcBorders>
+              <w:left w:val="single" w:sz="4" w:space="0" w:color="999999"/>
               <w:bottom w:val="single" w:sz="6" w:space="0" w:color="000000"/>
-            </w:tcBorders>
-          </w:tcPr>
-          <w:p>
-            <w:pPr>
+              <w:right w:val="single" w:sz="4" w:space="0" w:color="999999"/>
+            </w:tcBorders>
+            <w:shd w:val="clear" w:color="auto" w:fill="F2F2F2"/>
+          </w:tcPr>
+          <w:p>
+            <w:pPr>
+              <w:spacing w:before="40" w:after="40" w:line="280" w:lineRule="exact"/>
               <w:jc w:val="center"/>
             </w:pPr>
             <w:r>
@@ -5922,11 +7161,15 @@
           <w:tcPr>
             <w:tcW w:w="1186" w:type="dxa"/>
             <w:tcBorders>
+              <w:left w:val="single" w:sz="4" w:space="0" w:color="999999"/>
               <w:bottom w:val="single" w:sz="6" w:space="0" w:color="000000"/>
-            </w:tcBorders>
-          </w:tcPr>
-          <w:p>
-            <w:pPr>
+              <w:right w:val="single" w:sz="4" w:space="0" w:color="999999"/>
+            </w:tcBorders>
+            <w:shd w:val="clear" w:color="auto" w:fill="F2F2F2"/>
+          </w:tcPr>
+          <w:p>
+            <w:pPr>
+              <w:spacing w:before="40" w:after="40" w:line="280" w:lineRule="exact"/>
               <w:jc w:val="center"/>
             </w:pPr>
             <w:r>
@@ -5942,11 +7185,15 @@
           <w:tcPr>
             <w:tcW w:w="1186" w:type="dxa"/>
             <w:tcBorders>
+              <w:left w:val="single" w:sz="4" w:space="0" w:color="999999"/>
               <w:bottom w:val="single" w:sz="6" w:space="0" w:color="000000"/>
-            </w:tcBorders>
-          </w:tcPr>
-          <w:p>
-            <w:pPr>
+              <w:right w:val="single" w:sz="4" w:space="0" w:color="999999"/>
+            </w:tcBorders>
+            <w:shd w:val="clear" w:color="auto" w:fill="F2F2F2"/>
+          </w:tcPr>
+          <w:p>
+            <w:pPr>
+              <w:spacing w:before="40" w:after="40" w:line="280" w:lineRule="exact"/>
               <w:jc w:val="center"/>
             </w:pPr>
             <w:r>
@@ -5962,13 +7209,18 @@
           <w:tcPr>
             <w:tcW w:w="1186" w:type="dxa"/>
             <w:tcBorders>
+              <w:left w:val="single" w:sz="4" w:space="0" w:color="999999"/>
               <w:bottom w:val="single" w:sz="6" w:space="0" w:color="000000"/>
-            </w:tcBorders>
-          </w:tcPr>
-          <w:p>
-            <w:pPr>
-              <w:jc w:val="center"/>
-            </w:pPr>
+              <w:right w:val="single" w:sz="4" w:space="0" w:color="999999"/>
+            </w:tcBorders>
+            <w:shd w:val="clear" w:color="auto" w:fill="F2F2F2"/>
+          </w:tcPr>
+          <w:p>
+            <w:pPr>
+              <w:spacing w:before="40" w:after="40" w:line="280" w:lineRule="exact"/>
+              <w:jc w:val="center"/>
+            </w:pPr>
+            <w:proofErr w:type="spellStart"/>
             <w:r>
               <w:rPr>
                 <w:b/>
@@ -5976,6 +7228,7 @@
               </w:rPr>
               <w:t>p_value</w:t>
             </w:r>
+            <w:proofErr w:type="spellEnd"/>
           </w:p>
         </w:tc>
       </w:tr>
@@ -5983,25 +7236,37 @@
         <w:tc>
           <w:tcPr>
             <w:tcW w:w="1186" w:type="dxa"/>
-          </w:tcPr>
-          <w:p>
-            <w:pPr>
-              <w:jc w:val="center"/>
-            </w:pPr>
+            <w:tcBorders>
+              <w:left w:val="single" w:sz="4" w:space="0" w:color="CCCCCC"/>
+              <w:right w:val="single" w:sz="4" w:space="0" w:color="CCCCCC"/>
+            </w:tcBorders>
+          </w:tcPr>
+          <w:p>
+            <w:pPr>
+              <w:spacing w:before="20" w:after="20" w:line="260" w:lineRule="exact"/>
+              <w:jc w:val="center"/>
+            </w:pPr>
+            <w:proofErr w:type="spellStart"/>
             <w:r>
               <w:rPr>
                 <w:sz w:val="15"/>
               </w:rPr>
               <w:t>guidance_financial_sentiment</w:t>
             </w:r>
-          </w:p>
-        </w:tc>
-        <w:tc>
-          <w:tcPr>
-            <w:tcW w:w="1186" w:type="dxa"/>
-          </w:tcPr>
-          <w:p>
-            <w:pPr>
+            <w:proofErr w:type="spellEnd"/>
+          </w:p>
+        </w:tc>
+        <w:tc>
+          <w:tcPr>
+            <w:tcW w:w="1186" w:type="dxa"/>
+            <w:tcBorders>
+              <w:left w:val="single" w:sz="4" w:space="0" w:color="CCCCCC"/>
+              <w:right w:val="single" w:sz="4" w:space="0" w:color="CCCCCC"/>
+            </w:tcBorders>
+          </w:tcPr>
+          <w:p>
+            <w:pPr>
+              <w:spacing w:before="20" w:after="20" w:line="260" w:lineRule="exact"/>
               <w:jc w:val="center"/>
             </w:pPr>
             <w:r>
@@ -6015,25 +7280,37 @@
         <w:tc>
           <w:tcPr>
             <w:tcW w:w="1186" w:type="dxa"/>
-          </w:tcPr>
-          <w:p>
-            <w:pPr>
-              <w:jc w:val="center"/>
-            </w:pPr>
+            <w:tcBorders>
+              <w:left w:val="single" w:sz="4" w:space="0" w:color="CCCCCC"/>
+              <w:right w:val="single" w:sz="4" w:space="0" w:color="CCCCCC"/>
+            </w:tcBorders>
+          </w:tcPr>
+          <w:p>
+            <w:pPr>
+              <w:spacing w:before="20" w:after="20" w:line="260" w:lineRule="exact"/>
+              <w:jc w:val="center"/>
+            </w:pPr>
+            <w:proofErr w:type="spellStart"/>
             <w:r>
               <w:rPr>
                 <w:sz w:val="15"/>
               </w:rPr>
               <w:t>guidance_z_sentiment</w:t>
             </w:r>
-          </w:p>
-        </w:tc>
-        <w:tc>
-          <w:tcPr>
-            <w:tcW w:w="1186" w:type="dxa"/>
-          </w:tcPr>
-          <w:p>
-            <w:pPr>
+            <w:proofErr w:type="spellEnd"/>
+          </w:p>
+        </w:tc>
+        <w:tc>
+          <w:tcPr>
+            <w:tcW w:w="1186" w:type="dxa"/>
+            <w:tcBorders>
+              <w:left w:val="single" w:sz="4" w:space="0" w:color="CCCCCC"/>
+              <w:right w:val="single" w:sz="4" w:space="0" w:color="CCCCCC"/>
+            </w:tcBorders>
+          </w:tcPr>
+          <w:p>
+            <w:pPr>
+              <w:spacing w:before="20" w:after="20" w:line="260" w:lineRule="exact"/>
               <w:jc w:val="center"/>
             </w:pPr>
             <w:r>
@@ -6047,9 +7324,14 @@
         <w:tc>
           <w:tcPr>
             <w:tcW w:w="1186" w:type="dxa"/>
-          </w:tcPr>
-          <w:p>
-            <w:pPr>
+            <w:tcBorders>
+              <w:left w:val="single" w:sz="4" w:space="0" w:color="CCCCCC"/>
+              <w:right w:val="single" w:sz="4" w:space="0" w:color="CCCCCC"/>
+            </w:tcBorders>
+          </w:tcPr>
+          <w:p>
+            <w:pPr>
+              <w:spacing w:before="20" w:after="20" w:line="260" w:lineRule="exact"/>
               <w:jc w:val="center"/>
             </w:pPr>
             <w:r>
@@ -6063,9 +7345,14 @@
         <w:tc>
           <w:tcPr>
             <w:tcW w:w="1186" w:type="dxa"/>
-          </w:tcPr>
-          <w:p>
-            <w:pPr>
+            <w:tcBorders>
+              <w:left w:val="single" w:sz="4" w:space="0" w:color="CCCCCC"/>
+              <w:right w:val="single" w:sz="4" w:space="0" w:color="CCCCCC"/>
+            </w:tcBorders>
+          </w:tcPr>
+          <w:p>
+            <w:pPr>
+              <w:spacing w:before="20" w:after="20" w:line="260" w:lineRule="exact"/>
               <w:jc w:val="center"/>
             </w:pPr>
             <w:r>
@@ -6079,9 +7366,14 @@
         <w:tc>
           <w:tcPr>
             <w:tcW w:w="1186" w:type="dxa"/>
-          </w:tcPr>
-          <w:p>
-            <w:pPr>
+            <w:tcBorders>
+              <w:left w:val="single" w:sz="4" w:space="0" w:color="CCCCCC"/>
+              <w:right w:val="single" w:sz="4" w:space="0" w:color="CCCCCC"/>
+            </w:tcBorders>
+          </w:tcPr>
+          <w:p>
+            <w:pPr>
+              <w:spacing w:before="20" w:after="20" w:line="260" w:lineRule="exact"/>
               <w:jc w:val="center"/>
             </w:pPr>
             <w:r>
@@ -6097,25 +7389,37 @@
         <w:tc>
           <w:tcPr>
             <w:tcW w:w="1186" w:type="dxa"/>
-          </w:tcPr>
-          <w:p>
-            <w:pPr>
-              <w:jc w:val="center"/>
-            </w:pPr>
+            <w:tcBorders>
+              <w:left w:val="single" w:sz="4" w:space="0" w:color="CCCCCC"/>
+              <w:right w:val="single" w:sz="4" w:space="0" w:color="CCCCCC"/>
+            </w:tcBorders>
+          </w:tcPr>
+          <w:p>
+            <w:pPr>
+              <w:spacing w:before="20" w:after="20" w:line="260" w:lineRule="exact"/>
+              <w:jc w:val="center"/>
+            </w:pPr>
+            <w:proofErr w:type="spellStart"/>
             <w:r>
               <w:rPr>
                 <w:sz w:val="15"/>
               </w:rPr>
               <w:t>macro_financial_sentiment</w:t>
             </w:r>
-          </w:p>
-        </w:tc>
-        <w:tc>
-          <w:tcPr>
-            <w:tcW w:w="1186" w:type="dxa"/>
-          </w:tcPr>
-          <w:p>
-            <w:pPr>
+            <w:proofErr w:type="spellEnd"/>
+          </w:p>
+        </w:tc>
+        <w:tc>
+          <w:tcPr>
+            <w:tcW w:w="1186" w:type="dxa"/>
+            <w:tcBorders>
+              <w:left w:val="single" w:sz="4" w:space="0" w:color="CCCCCC"/>
+              <w:right w:val="single" w:sz="4" w:space="0" w:color="CCCCCC"/>
+            </w:tcBorders>
+          </w:tcPr>
+          <w:p>
+            <w:pPr>
+              <w:spacing w:before="20" w:after="20" w:line="260" w:lineRule="exact"/>
               <w:jc w:val="center"/>
             </w:pPr>
             <w:r>
@@ -6129,25 +7433,37 @@
         <w:tc>
           <w:tcPr>
             <w:tcW w:w="1186" w:type="dxa"/>
-          </w:tcPr>
-          <w:p>
-            <w:pPr>
-              <w:jc w:val="center"/>
-            </w:pPr>
+            <w:tcBorders>
+              <w:left w:val="single" w:sz="4" w:space="0" w:color="CCCCCC"/>
+              <w:right w:val="single" w:sz="4" w:space="0" w:color="CCCCCC"/>
+            </w:tcBorders>
+          </w:tcPr>
+          <w:p>
+            <w:pPr>
+              <w:spacing w:before="20" w:after="20" w:line="260" w:lineRule="exact"/>
+              <w:jc w:val="center"/>
+            </w:pPr>
+            <w:proofErr w:type="spellStart"/>
             <w:r>
               <w:rPr>
                 <w:sz w:val="15"/>
               </w:rPr>
               <w:t>macro_z_sentiment</w:t>
             </w:r>
-          </w:p>
-        </w:tc>
-        <w:tc>
-          <w:tcPr>
-            <w:tcW w:w="1186" w:type="dxa"/>
-          </w:tcPr>
-          <w:p>
-            <w:pPr>
+            <w:proofErr w:type="spellEnd"/>
+          </w:p>
+        </w:tc>
+        <w:tc>
+          <w:tcPr>
+            <w:tcW w:w="1186" w:type="dxa"/>
+            <w:tcBorders>
+              <w:left w:val="single" w:sz="4" w:space="0" w:color="CCCCCC"/>
+              <w:right w:val="single" w:sz="4" w:space="0" w:color="CCCCCC"/>
+            </w:tcBorders>
+          </w:tcPr>
+          <w:p>
+            <w:pPr>
+              <w:spacing w:before="20" w:after="20" w:line="260" w:lineRule="exact"/>
               <w:jc w:val="center"/>
             </w:pPr>
             <w:r>
@@ -6161,9 +7477,14 @@
         <w:tc>
           <w:tcPr>
             <w:tcW w:w="1186" w:type="dxa"/>
-          </w:tcPr>
-          <w:p>
-            <w:pPr>
+            <w:tcBorders>
+              <w:left w:val="single" w:sz="4" w:space="0" w:color="CCCCCC"/>
+              <w:right w:val="single" w:sz="4" w:space="0" w:color="CCCCCC"/>
+            </w:tcBorders>
+          </w:tcPr>
+          <w:p>
+            <w:pPr>
+              <w:spacing w:before="20" w:after="20" w:line="260" w:lineRule="exact"/>
               <w:jc w:val="center"/>
             </w:pPr>
             <w:r>
@@ -6177,9 +7498,14 @@
         <w:tc>
           <w:tcPr>
             <w:tcW w:w="1186" w:type="dxa"/>
-          </w:tcPr>
-          <w:p>
-            <w:pPr>
+            <w:tcBorders>
+              <w:left w:val="single" w:sz="4" w:space="0" w:color="CCCCCC"/>
+              <w:right w:val="single" w:sz="4" w:space="0" w:color="CCCCCC"/>
+            </w:tcBorders>
+          </w:tcPr>
+          <w:p>
+            <w:pPr>
+              <w:spacing w:before="20" w:after="20" w:line="260" w:lineRule="exact"/>
               <w:jc w:val="center"/>
             </w:pPr>
             <w:r>
@@ -6193,9 +7519,14 @@
         <w:tc>
           <w:tcPr>
             <w:tcW w:w="1186" w:type="dxa"/>
-          </w:tcPr>
-          <w:p>
-            <w:pPr>
+            <w:tcBorders>
+              <w:left w:val="single" w:sz="4" w:space="0" w:color="CCCCCC"/>
+              <w:right w:val="single" w:sz="4" w:space="0" w:color="CCCCCC"/>
+            </w:tcBorders>
+          </w:tcPr>
+          <w:p>
+            <w:pPr>
+              <w:spacing w:before="20" w:after="20" w:line="260" w:lineRule="exact"/>
               <w:jc w:val="center"/>
             </w:pPr>
             <w:r>
@@ -6211,25 +7542,37 @@
         <w:tc>
           <w:tcPr>
             <w:tcW w:w="1186" w:type="dxa"/>
-          </w:tcPr>
-          <w:p>
-            <w:pPr>
-              <w:jc w:val="center"/>
-            </w:pPr>
+            <w:tcBorders>
+              <w:left w:val="single" w:sz="4" w:space="0" w:color="CCCCCC"/>
+              <w:right w:val="single" w:sz="4" w:space="0" w:color="CCCCCC"/>
+            </w:tcBorders>
+          </w:tcPr>
+          <w:p>
+            <w:pPr>
+              <w:spacing w:before="20" w:after="20" w:line="260" w:lineRule="exact"/>
+              <w:jc w:val="center"/>
+            </w:pPr>
+            <w:proofErr w:type="spellStart"/>
             <w:r>
               <w:rPr>
                 <w:sz w:val="15"/>
               </w:rPr>
               <w:t>policy_stance</w:t>
             </w:r>
-          </w:p>
-        </w:tc>
-        <w:tc>
-          <w:tcPr>
-            <w:tcW w:w="1186" w:type="dxa"/>
-          </w:tcPr>
-          <w:p>
-            <w:pPr>
+            <w:proofErr w:type="spellEnd"/>
+          </w:p>
+        </w:tc>
+        <w:tc>
+          <w:tcPr>
+            <w:tcW w:w="1186" w:type="dxa"/>
+            <w:tcBorders>
+              <w:left w:val="single" w:sz="4" w:space="0" w:color="CCCCCC"/>
+              <w:right w:val="single" w:sz="4" w:space="0" w:color="CCCCCC"/>
+            </w:tcBorders>
+          </w:tcPr>
+          <w:p>
+            <w:pPr>
+              <w:spacing w:before="20" w:after="20" w:line="260" w:lineRule="exact"/>
               <w:jc w:val="center"/>
             </w:pPr>
             <w:r>
@@ -6243,25 +7586,37 @@
         <w:tc>
           <w:tcPr>
             <w:tcW w:w="1186" w:type="dxa"/>
-          </w:tcPr>
-          <w:p>
-            <w:pPr>
-              <w:jc w:val="center"/>
-            </w:pPr>
+            <w:tcBorders>
+              <w:left w:val="single" w:sz="4" w:space="0" w:color="CCCCCC"/>
+              <w:right w:val="single" w:sz="4" w:space="0" w:color="CCCCCC"/>
+            </w:tcBorders>
+          </w:tcPr>
+          <w:p>
+            <w:pPr>
+              <w:spacing w:before="20" w:after="20" w:line="260" w:lineRule="exact"/>
+              <w:jc w:val="center"/>
+            </w:pPr>
+            <w:proofErr w:type="spellStart"/>
             <w:r>
               <w:rPr>
                 <w:sz w:val="15"/>
               </w:rPr>
               <w:t>guidance_z_policy_stance</w:t>
             </w:r>
-          </w:p>
-        </w:tc>
-        <w:tc>
-          <w:tcPr>
-            <w:tcW w:w="1186" w:type="dxa"/>
-          </w:tcPr>
-          <w:p>
-            <w:pPr>
+            <w:proofErr w:type="spellEnd"/>
+          </w:p>
+        </w:tc>
+        <w:tc>
+          <w:tcPr>
+            <w:tcW w:w="1186" w:type="dxa"/>
+            <w:tcBorders>
+              <w:left w:val="single" w:sz="4" w:space="0" w:color="CCCCCC"/>
+              <w:right w:val="single" w:sz="4" w:space="0" w:color="CCCCCC"/>
+            </w:tcBorders>
+          </w:tcPr>
+          <w:p>
+            <w:pPr>
+              <w:spacing w:before="20" w:after="20" w:line="260" w:lineRule="exact"/>
               <w:jc w:val="center"/>
             </w:pPr>
             <w:r>
@@ -6275,9 +7630,14 @@
         <w:tc>
           <w:tcPr>
             <w:tcW w:w="1186" w:type="dxa"/>
-          </w:tcPr>
-          <w:p>
-            <w:pPr>
+            <w:tcBorders>
+              <w:left w:val="single" w:sz="4" w:space="0" w:color="CCCCCC"/>
+              <w:right w:val="single" w:sz="4" w:space="0" w:color="CCCCCC"/>
+            </w:tcBorders>
+          </w:tcPr>
+          <w:p>
+            <w:pPr>
+              <w:spacing w:before="20" w:after="20" w:line="260" w:lineRule="exact"/>
               <w:jc w:val="center"/>
             </w:pPr>
             <w:r>
@@ -6291,9 +7651,14 @@
         <w:tc>
           <w:tcPr>
             <w:tcW w:w="1186" w:type="dxa"/>
-          </w:tcPr>
-          <w:p>
-            <w:pPr>
+            <w:tcBorders>
+              <w:left w:val="single" w:sz="4" w:space="0" w:color="CCCCCC"/>
+              <w:right w:val="single" w:sz="4" w:space="0" w:color="CCCCCC"/>
+            </w:tcBorders>
+          </w:tcPr>
+          <w:p>
+            <w:pPr>
+              <w:spacing w:before="20" w:after="20" w:line="260" w:lineRule="exact"/>
               <w:jc w:val="center"/>
             </w:pPr>
             <w:r>
@@ -6307,9 +7672,14 @@
         <w:tc>
           <w:tcPr>
             <w:tcW w:w="1186" w:type="dxa"/>
-          </w:tcPr>
-          <w:p>
-            <w:pPr>
+            <w:tcBorders>
+              <w:left w:val="single" w:sz="4" w:space="0" w:color="CCCCCC"/>
+              <w:right w:val="single" w:sz="4" w:space="0" w:color="CCCCCC"/>
+            </w:tcBorders>
+          </w:tcPr>
+          <w:p>
+            <w:pPr>
+              <w:spacing w:before="20" w:after="20" w:line="260" w:lineRule="exact"/>
               <w:jc w:val="center"/>
             </w:pPr>
             <w:r>
@@ -6325,25 +7695,37 @@
         <w:tc>
           <w:tcPr>
             <w:tcW w:w="1186" w:type="dxa"/>
-          </w:tcPr>
-          <w:p>
-            <w:pPr>
-              <w:jc w:val="center"/>
-            </w:pPr>
+            <w:tcBorders>
+              <w:left w:val="single" w:sz="4" w:space="0" w:color="CCCCCC"/>
+              <w:right w:val="single" w:sz="4" w:space="0" w:color="CCCCCC"/>
+            </w:tcBorders>
+          </w:tcPr>
+          <w:p>
+            <w:pPr>
+              <w:spacing w:before="20" w:after="20" w:line="260" w:lineRule="exact"/>
+              <w:jc w:val="center"/>
+            </w:pPr>
+            <w:proofErr w:type="spellStart"/>
             <w:r>
               <w:rPr>
                 <w:sz w:val="15"/>
               </w:rPr>
               <w:t>unexpected_tone</w:t>
             </w:r>
-          </w:p>
-        </w:tc>
-        <w:tc>
-          <w:tcPr>
-            <w:tcW w:w="1186" w:type="dxa"/>
-          </w:tcPr>
-          <w:p>
-            <w:pPr>
+            <w:proofErr w:type="spellEnd"/>
+          </w:p>
+        </w:tc>
+        <w:tc>
+          <w:tcPr>
+            <w:tcW w:w="1186" w:type="dxa"/>
+            <w:tcBorders>
+              <w:left w:val="single" w:sz="4" w:space="0" w:color="CCCCCC"/>
+              <w:right w:val="single" w:sz="4" w:space="0" w:color="CCCCCC"/>
+            </w:tcBorders>
+          </w:tcPr>
+          <w:p>
+            <w:pPr>
+              <w:spacing w:before="20" w:after="20" w:line="260" w:lineRule="exact"/>
               <w:jc w:val="center"/>
             </w:pPr>
             <w:r>
@@ -6357,25 +7739,37 @@
         <w:tc>
           <w:tcPr>
             <w:tcW w:w="1186" w:type="dxa"/>
-          </w:tcPr>
-          <w:p>
-            <w:pPr>
-              <w:jc w:val="center"/>
-            </w:pPr>
+            <w:tcBorders>
+              <w:left w:val="single" w:sz="4" w:space="0" w:color="CCCCCC"/>
+              <w:right w:val="single" w:sz="4" w:space="0" w:color="CCCCCC"/>
+            </w:tcBorders>
+          </w:tcPr>
+          <w:p>
+            <w:pPr>
+              <w:spacing w:before="20" w:after="20" w:line="260" w:lineRule="exact"/>
+              <w:jc w:val="center"/>
+            </w:pPr>
+            <w:proofErr w:type="spellStart"/>
             <w:r>
               <w:rPr>
                 <w:sz w:val="15"/>
               </w:rPr>
               <w:t>guidance_unexpected_tone</w:t>
             </w:r>
-          </w:p>
-        </w:tc>
-        <w:tc>
-          <w:tcPr>
-            <w:tcW w:w="1186" w:type="dxa"/>
-          </w:tcPr>
-          <w:p>
-            <w:pPr>
+            <w:proofErr w:type="spellEnd"/>
+          </w:p>
+        </w:tc>
+        <w:tc>
+          <w:tcPr>
+            <w:tcW w:w="1186" w:type="dxa"/>
+            <w:tcBorders>
+              <w:left w:val="single" w:sz="4" w:space="0" w:color="CCCCCC"/>
+              <w:right w:val="single" w:sz="4" w:space="0" w:color="CCCCCC"/>
+            </w:tcBorders>
+          </w:tcPr>
+          <w:p>
+            <w:pPr>
+              <w:spacing w:before="20" w:after="20" w:line="260" w:lineRule="exact"/>
               <w:jc w:val="center"/>
             </w:pPr>
             <w:r>
@@ -6389,9 +7783,14 @@
         <w:tc>
           <w:tcPr>
             <w:tcW w:w="1186" w:type="dxa"/>
-          </w:tcPr>
-          <w:p>
-            <w:pPr>
+            <w:tcBorders>
+              <w:left w:val="single" w:sz="4" w:space="0" w:color="CCCCCC"/>
+              <w:right w:val="single" w:sz="4" w:space="0" w:color="CCCCCC"/>
+            </w:tcBorders>
+          </w:tcPr>
+          <w:p>
+            <w:pPr>
+              <w:spacing w:before="20" w:after="20" w:line="260" w:lineRule="exact"/>
               <w:jc w:val="center"/>
             </w:pPr>
             <w:r>
@@ -6405,9 +7804,14 @@
         <w:tc>
           <w:tcPr>
             <w:tcW w:w="1186" w:type="dxa"/>
-          </w:tcPr>
-          <w:p>
-            <w:pPr>
+            <w:tcBorders>
+              <w:left w:val="single" w:sz="4" w:space="0" w:color="CCCCCC"/>
+              <w:right w:val="single" w:sz="4" w:space="0" w:color="CCCCCC"/>
+            </w:tcBorders>
+          </w:tcPr>
+          <w:p>
+            <w:pPr>
+              <w:spacing w:before="20" w:after="20" w:line="260" w:lineRule="exact"/>
               <w:jc w:val="center"/>
             </w:pPr>
             <w:r>
@@ -6421,9 +7825,14 @@
         <w:tc>
           <w:tcPr>
             <w:tcW w:w="1186" w:type="dxa"/>
-          </w:tcPr>
-          <w:p>
-            <w:pPr>
+            <w:tcBorders>
+              <w:left w:val="single" w:sz="4" w:space="0" w:color="CCCCCC"/>
+              <w:right w:val="single" w:sz="4" w:space="0" w:color="CCCCCC"/>
+            </w:tcBorders>
+          </w:tcPr>
+          <w:p>
+            <w:pPr>
+              <w:spacing w:before="20" w:after="20" w:line="260" w:lineRule="exact"/>
               <w:jc w:val="center"/>
             </w:pPr>
             <w:r>
@@ -6439,25 +7848,37 @@
         <w:tc>
           <w:tcPr>
             <w:tcW w:w="1186" w:type="dxa"/>
-          </w:tcPr>
-          <w:p>
-            <w:pPr>
-              <w:jc w:val="center"/>
-            </w:pPr>
+            <w:tcBorders>
+              <w:left w:val="single" w:sz="4" w:space="0" w:color="CCCCCC"/>
+              <w:right w:val="single" w:sz="4" w:space="0" w:color="CCCCCC"/>
+            </w:tcBorders>
+          </w:tcPr>
+          <w:p>
+            <w:pPr>
+              <w:spacing w:before="20" w:after="20" w:line="260" w:lineRule="exact"/>
+              <w:jc w:val="center"/>
+            </w:pPr>
+            <w:proofErr w:type="spellStart"/>
             <w:r>
               <w:rPr>
                 <w:sz w:val="15"/>
               </w:rPr>
               <w:t>guidance_financial_sentiment</w:t>
             </w:r>
-          </w:p>
-        </w:tc>
-        <w:tc>
-          <w:tcPr>
-            <w:tcW w:w="1186" w:type="dxa"/>
-          </w:tcPr>
-          <w:p>
-            <w:pPr>
+            <w:proofErr w:type="spellEnd"/>
+          </w:p>
+        </w:tc>
+        <w:tc>
+          <w:tcPr>
+            <w:tcW w:w="1186" w:type="dxa"/>
+            <w:tcBorders>
+              <w:left w:val="single" w:sz="4" w:space="0" w:color="CCCCCC"/>
+              <w:right w:val="single" w:sz="4" w:space="0" w:color="CCCCCC"/>
+            </w:tcBorders>
+          </w:tcPr>
+          <w:p>
+            <w:pPr>
+              <w:spacing w:before="20" w:after="20" w:line="260" w:lineRule="exact"/>
               <w:jc w:val="center"/>
             </w:pPr>
             <w:r>
@@ -6471,25 +7892,37 @@
         <w:tc>
           <w:tcPr>
             <w:tcW w:w="1186" w:type="dxa"/>
-          </w:tcPr>
-          <w:p>
-            <w:pPr>
-              <w:jc w:val="center"/>
-            </w:pPr>
+            <w:tcBorders>
+              <w:left w:val="single" w:sz="4" w:space="0" w:color="CCCCCC"/>
+              <w:right w:val="single" w:sz="4" w:space="0" w:color="CCCCCC"/>
+            </w:tcBorders>
+          </w:tcPr>
+          <w:p>
+            <w:pPr>
+              <w:spacing w:before="20" w:after="20" w:line="260" w:lineRule="exact"/>
+              <w:jc w:val="center"/>
+            </w:pPr>
+            <w:proofErr w:type="spellStart"/>
             <w:r>
               <w:rPr>
                 <w:sz w:val="15"/>
               </w:rPr>
               <w:t>guidance_z_sentiment</w:t>
             </w:r>
-          </w:p>
-        </w:tc>
-        <w:tc>
-          <w:tcPr>
-            <w:tcW w:w="1186" w:type="dxa"/>
-          </w:tcPr>
-          <w:p>
-            <w:pPr>
+            <w:proofErr w:type="spellEnd"/>
+          </w:p>
+        </w:tc>
+        <w:tc>
+          <w:tcPr>
+            <w:tcW w:w="1186" w:type="dxa"/>
+            <w:tcBorders>
+              <w:left w:val="single" w:sz="4" w:space="0" w:color="CCCCCC"/>
+              <w:right w:val="single" w:sz="4" w:space="0" w:color="CCCCCC"/>
+            </w:tcBorders>
+          </w:tcPr>
+          <w:p>
+            <w:pPr>
+              <w:spacing w:before="20" w:after="20" w:line="260" w:lineRule="exact"/>
               <w:jc w:val="center"/>
             </w:pPr>
             <w:r>
@@ -6503,9 +7936,14 @@
         <w:tc>
           <w:tcPr>
             <w:tcW w:w="1186" w:type="dxa"/>
-          </w:tcPr>
-          <w:p>
-            <w:pPr>
+            <w:tcBorders>
+              <w:left w:val="single" w:sz="4" w:space="0" w:color="CCCCCC"/>
+              <w:right w:val="single" w:sz="4" w:space="0" w:color="CCCCCC"/>
+            </w:tcBorders>
+          </w:tcPr>
+          <w:p>
+            <w:pPr>
+              <w:spacing w:before="20" w:after="20" w:line="260" w:lineRule="exact"/>
               <w:jc w:val="center"/>
             </w:pPr>
             <w:r>
@@ -6519,9 +7957,14 @@
         <w:tc>
           <w:tcPr>
             <w:tcW w:w="1186" w:type="dxa"/>
-          </w:tcPr>
-          <w:p>
-            <w:pPr>
+            <w:tcBorders>
+              <w:left w:val="single" w:sz="4" w:space="0" w:color="CCCCCC"/>
+              <w:right w:val="single" w:sz="4" w:space="0" w:color="CCCCCC"/>
+            </w:tcBorders>
+          </w:tcPr>
+          <w:p>
+            <w:pPr>
+              <w:spacing w:before="20" w:after="20" w:line="260" w:lineRule="exact"/>
               <w:jc w:val="center"/>
             </w:pPr>
             <w:r>
@@ -6535,9 +7978,14 @@
         <w:tc>
           <w:tcPr>
             <w:tcW w:w="1186" w:type="dxa"/>
-          </w:tcPr>
-          <w:p>
-            <w:pPr>
+            <w:tcBorders>
+              <w:left w:val="single" w:sz="4" w:space="0" w:color="CCCCCC"/>
+              <w:right w:val="single" w:sz="4" w:space="0" w:color="CCCCCC"/>
+            </w:tcBorders>
+          </w:tcPr>
+          <w:p>
+            <w:pPr>
+              <w:spacing w:before="20" w:after="20" w:line="260" w:lineRule="exact"/>
               <w:jc w:val="center"/>
             </w:pPr>
             <w:r>
@@ -6553,25 +8001,37 @@
         <w:tc>
           <w:tcPr>
             <w:tcW w:w="1186" w:type="dxa"/>
-          </w:tcPr>
-          <w:p>
-            <w:pPr>
-              <w:jc w:val="center"/>
-            </w:pPr>
+            <w:tcBorders>
+              <w:left w:val="single" w:sz="4" w:space="0" w:color="CCCCCC"/>
+              <w:right w:val="single" w:sz="4" w:space="0" w:color="CCCCCC"/>
+            </w:tcBorders>
+          </w:tcPr>
+          <w:p>
+            <w:pPr>
+              <w:spacing w:before="20" w:after="20" w:line="260" w:lineRule="exact"/>
+              <w:jc w:val="center"/>
+            </w:pPr>
+            <w:proofErr w:type="spellStart"/>
             <w:r>
               <w:rPr>
                 <w:sz w:val="15"/>
               </w:rPr>
               <w:t>macro_financial_sentiment</w:t>
             </w:r>
-          </w:p>
-        </w:tc>
-        <w:tc>
-          <w:tcPr>
-            <w:tcW w:w="1186" w:type="dxa"/>
-          </w:tcPr>
-          <w:p>
-            <w:pPr>
+            <w:proofErr w:type="spellEnd"/>
+          </w:p>
+        </w:tc>
+        <w:tc>
+          <w:tcPr>
+            <w:tcW w:w="1186" w:type="dxa"/>
+            <w:tcBorders>
+              <w:left w:val="single" w:sz="4" w:space="0" w:color="CCCCCC"/>
+              <w:right w:val="single" w:sz="4" w:space="0" w:color="CCCCCC"/>
+            </w:tcBorders>
+          </w:tcPr>
+          <w:p>
+            <w:pPr>
+              <w:spacing w:before="20" w:after="20" w:line="260" w:lineRule="exact"/>
               <w:jc w:val="center"/>
             </w:pPr>
             <w:r>
@@ -6585,25 +8045,37 @@
         <w:tc>
           <w:tcPr>
             <w:tcW w:w="1186" w:type="dxa"/>
-          </w:tcPr>
-          <w:p>
-            <w:pPr>
-              <w:jc w:val="center"/>
-            </w:pPr>
+            <w:tcBorders>
+              <w:left w:val="single" w:sz="4" w:space="0" w:color="CCCCCC"/>
+              <w:right w:val="single" w:sz="4" w:space="0" w:color="CCCCCC"/>
+            </w:tcBorders>
+          </w:tcPr>
+          <w:p>
+            <w:pPr>
+              <w:spacing w:before="20" w:after="20" w:line="260" w:lineRule="exact"/>
+              <w:jc w:val="center"/>
+            </w:pPr>
+            <w:proofErr w:type="spellStart"/>
             <w:r>
               <w:rPr>
                 <w:sz w:val="15"/>
               </w:rPr>
               <w:t>macro_z_sentiment</w:t>
             </w:r>
-          </w:p>
-        </w:tc>
-        <w:tc>
-          <w:tcPr>
-            <w:tcW w:w="1186" w:type="dxa"/>
-          </w:tcPr>
-          <w:p>
-            <w:pPr>
+            <w:proofErr w:type="spellEnd"/>
+          </w:p>
+        </w:tc>
+        <w:tc>
+          <w:tcPr>
+            <w:tcW w:w="1186" w:type="dxa"/>
+            <w:tcBorders>
+              <w:left w:val="single" w:sz="4" w:space="0" w:color="CCCCCC"/>
+              <w:right w:val="single" w:sz="4" w:space="0" w:color="CCCCCC"/>
+            </w:tcBorders>
+          </w:tcPr>
+          <w:p>
+            <w:pPr>
+              <w:spacing w:before="20" w:after="20" w:line="260" w:lineRule="exact"/>
               <w:jc w:val="center"/>
             </w:pPr>
             <w:r>
@@ -6617,9 +8089,14 @@
         <w:tc>
           <w:tcPr>
             <w:tcW w:w="1186" w:type="dxa"/>
-          </w:tcPr>
-          <w:p>
-            <w:pPr>
+            <w:tcBorders>
+              <w:left w:val="single" w:sz="4" w:space="0" w:color="CCCCCC"/>
+              <w:right w:val="single" w:sz="4" w:space="0" w:color="CCCCCC"/>
+            </w:tcBorders>
+          </w:tcPr>
+          <w:p>
+            <w:pPr>
+              <w:spacing w:before="20" w:after="20" w:line="260" w:lineRule="exact"/>
               <w:jc w:val="center"/>
             </w:pPr>
             <w:r>
@@ -6633,9 +8110,14 @@
         <w:tc>
           <w:tcPr>
             <w:tcW w:w="1186" w:type="dxa"/>
-          </w:tcPr>
-          <w:p>
-            <w:pPr>
+            <w:tcBorders>
+              <w:left w:val="single" w:sz="4" w:space="0" w:color="CCCCCC"/>
+              <w:right w:val="single" w:sz="4" w:space="0" w:color="CCCCCC"/>
+            </w:tcBorders>
+          </w:tcPr>
+          <w:p>
+            <w:pPr>
+              <w:spacing w:before="20" w:after="20" w:line="260" w:lineRule="exact"/>
               <w:jc w:val="center"/>
             </w:pPr>
             <w:r>
@@ -6649,9 +8131,14 @@
         <w:tc>
           <w:tcPr>
             <w:tcW w:w="1186" w:type="dxa"/>
-          </w:tcPr>
-          <w:p>
-            <w:pPr>
+            <w:tcBorders>
+              <w:left w:val="single" w:sz="4" w:space="0" w:color="CCCCCC"/>
+              <w:right w:val="single" w:sz="4" w:space="0" w:color="CCCCCC"/>
+            </w:tcBorders>
+          </w:tcPr>
+          <w:p>
+            <w:pPr>
+              <w:spacing w:before="20" w:after="20" w:line="260" w:lineRule="exact"/>
               <w:jc w:val="center"/>
             </w:pPr>
             <w:r>
@@ -6667,25 +8154,37 @@
         <w:tc>
           <w:tcPr>
             <w:tcW w:w="1186" w:type="dxa"/>
-          </w:tcPr>
-          <w:p>
-            <w:pPr>
-              <w:jc w:val="center"/>
-            </w:pPr>
+            <w:tcBorders>
+              <w:left w:val="single" w:sz="4" w:space="0" w:color="CCCCCC"/>
+              <w:right w:val="single" w:sz="4" w:space="0" w:color="CCCCCC"/>
+            </w:tcBorders>
+          </w:tcPr>
+          <w:p>
+            <w:pPr>
+              <w:spacing w:before="20" w:after="20" w:line="260" w:lineRule="exact"/>
+              <w:jc w:val="center"/>
+            </w:pPr>
+            <w:proofErr w:type="spellStart"/>
             <w:r>
               <w:rPr>
                 <w:sz w:val="15"/>
               </w:rPr>
               <w:t>policy_stance</w:t>
             </w:r>
-          </w:p>
-        </w:tc>
-        <w:tc>
-          <w:tcPr>
-            <w:tcW w:w="1186" w:type="dxa"/>
-          </w:tcPr>
-          <w:p>
-            <w:pPr>
+            <w:proofErr w:type="spellEnd"/>
+          </w:p>
+        </w:tc>
+        <w:tc>
+          <w:tcPr>
+            <w:tcW w:w="1186" w:type="dxa"/>
+            <w:tcBorders>
+              <w:left w:val="single" w:sz="4" w:space="0" w:color="CCCCCC"/>
+              <w:right w:val="single" w:sz="4" w:space="0" w:color="CCCCCC"/>
+            </w:tcBorders>
+          </w:tcPr>
+          <w:p>
+            <w:pPr>
+              <w:spacing w:before="20" w:after="20" w:line="260" w:lineRule="exact"/>
               <w:jc w:val="center"/>
             </w:pPr>
             <w:r>
@@ -6699,25 +8198,37 @@
         <w:tc>
           <w:tcPr>
             <w:tcW w:w="1186" w:type="dxa"/>
-          </w:tcPr>
-          <w:p>
-            <w:pPr>
-              <w:jc w:val="center"/>
-            </w:pPr>
+            <w:tcBorders>
+              <w:left w:val="single" w:sz="4" w:space="0" w:color="CCCCCC"/>
+              <w:right w:val="single" w:sz="4" w:space="0" w:color="CCCCCC"/>
+            </w:tcBorders>
+          </w:tcPr>
+          <w:p>
+            <w:pPr>
+              <w:spacing w:before="20" w:after="20" w:line="260" w:lineRule="exact"/>
+              <w:jc w:val="center"/>
+            </w:pPr>
+            <w:proofErr w:type="spellStart"/>
             <w:r>
               <w:rPr>
                 <w:sz w:val="15"/>
               </w:rPr>
               <w:t>guidance_z_policy_stance</w:t>
             </w:r>
-          </w:p>
-        </w:tc>
-        <w:tc>
-          <w:tcPr>
-            <w:tcW w:w="1186" w:type="dxa"/>
-          </w:tcPr>
-          <w:p>
-            <w:pPr>
+            <w:proofErr w:type="spellEnd"/>
+          </w:p>
+        </w:tc>
+        <w:tc>
+          <w:tcPr>
+            <w:tcW w:w="1186" w:type="dxa"/>
+            <w:tcBorders>
+              <w:left w:val="single" w:sz="4" w:space="0" w:color="CCCCCC"/>
+              <w:right w:val="single" w:sz="4" w:space="0" w:color="CCCCCC"/>
+            </w:tcBorders>
+          </w:tcPr>
+          <w:p>
+            <w:pPr>
+              <w:spacing w:before="20" w:after="20" w:line="260" w:lineRule="exact"/>
               <w:jc w:val="center"/>
             </w:pPr>
             <w:r>
@@ -6731,9 +8242,14 @@
         <w:tc>
           <w:tcPr>
             <w:tcW w:w="1186" w:type="dxa"/>
-          </w:tcPr>
-          <w:p>
-            <w:pPr>
+            <w:tcBorders>
+              <w:left w:val="single" w:sz="4" w:space="0" w:color="CCCCCC"/>
+              <w:right w:val="single" w:sz="4" w:space="0" w:color="CCCCCC"/>
+            </w:tcBorders>
+          </w:tcPr>
+          <w:p>
+            <w:pPr>
+              <w:spacing w:before="20" w:after="20" w:line="260" w:lineRule="exact"/>
               <w:jc w:val="center"/>
             </w:pPr>
             <w:r>
@@ -6747,9 +8263,14 @@
         <w:tc>
           <w:tcPr>
             <w:tcW w:w="1186" w:type="dxa"/>
-          </w:tcPr>
-          <w:p>
-            <w:pPr>
+            <w:tcBorders>
+              <w:left w:val="single" w:sz="4" w:space="0" w:color="CCCCCC"/>
+              <w:right w:val="single" w:sz="4" w:space="0" w:color="CCCCCC"/>
+            </w:tcBorders>
+          </w:tcPr>
+          <w:p>
+            <w:pPr>
+              <w:spacing w:before="20" w:after="20" w:line="260" w:lineRule="exact"/>
               <w:jc w:val="center"/>
             </w:pPr>
             <w:r>
@@ -6763,9 +8284,14 @@
         <w:tc>
           <w:tcPr>
             <w:tcW w:w="1186" w:type="dxa"/>
-          </w:tcPr>
-          <w:p>
-            <w:pPr>
+            <w:tcBorders>
+              <w:left w:val="single" w:sz="4" w:space="0" w:color="CCCCCC"/>
+              <w:right w:val="single" w:sz="4" w:space="0" w:color="CCCCCC"/>
+            </w:tcBorders>
+          </w:tcPr>
+          <w:p>
+            <w:pPr>
+              <w:spacing w:before="20" w:after="20" w:line="260" w:lineRule="exact"/>
               <w:jc w:val="center"/>
             </w:pPr>
             <w:r>
@@ -6781,25 +8307,37 @@
         <w:tc>
           <w:tcPr>
             <w:tcW w:w="1186" w:type="dxa"/>
-          </w:tcPr>
-          <w:p>
-            <w:pPr>
-              <w:jc w:val="center"/>
-            </w:pPr>
+            <w:tcBorders>
+              <w:left w:val="single" w:sz="4" w:space="0" w:color="CCCCCC"/>
+              <w:right w:val="single" w:sz="4" w:space="0" w:color="CCCCCC"/>
+            </w:tcBorders>
+          </w:tcPr>
+          <w:p>
+            <w:pPr>
+              <w:spacing w:before="20" w:after="20" w:line="260" w:lineRule="exact"/>
+              <w:jc w:val="center"/>
+            </w:pPr>
+            <w:proofErr w:type="spellStart"/>
             <w:r>
               <w:rPr>
                 <w:sz w:val="15"/>
               </w:rPr>
               <w:t>unexpected_tone</w:t>
             </w:r>
-          </w:p>
-        </w:tc>
-        <w:tc>
-          <w:tcPr>
-            <w:tcW w:w="1186" w:type="dxa"/>
-          </w:tcPr>
-          <w:p>
-            <w:pPr>
+            <w:proofErr w:type="spellEnd"/>
+          </w:p>
+        </w:tc>
+        <w:tc>
+          <w:tcPr>
+            <w:tcW w:w="1186" w:type="dxa"/>
+            <w:tcBorders>
+              <w:left w:val="single" w:sz="4" w:space="0" w:color="CCCCCC"/>
+              <w:right w:val="single" w:sz="4" w:space="0" w:color="CCCCCC"/>
+            </w:tcBorders>
+          </w:tcPr>
+          <w:p>
+            <w:pPr>
+              <w:spacing w:before="20" w:after="20" w:line="260" w:lineRule="exact"/>
               <w:jc w:val="center"/>
             </w:pPr>
             <w:r>
@@ -6813,25 +8351,37 @@
         <w:tc>
           <w:tcPr>
             <w:tcW w:w="1186" w:type="dxa"/>
-          </w:tcPr>
-          <w:p>
-            <w:pPr>
-              <w:jc w:val="center"/>
-            </w:pPr>
+            <w:tcBorders>
+              <w:left w:val="single" w:sz="4" w:space="0" w:color="CCCCCC"/>
+              <w:right w:val="single" w:sz="4" w:space="0" w:color="CCCCCC"/>
+            </w:tcBorders>
+          </w:tcPr>
+          <w:p>
+            <w:pPr>
+              <w:spacing w:before="20" w:after="20" w:line="260" w:lineRule="exact"/>
+              <w:jc w:val="center"/>
+            </w:pPr>
+            <w:proofErr w:type="spellStart"/>
             <w:r>
               <w:rPr>
                 <w:sz w:val="15"/>
               </w:rPr>
               <w:t>guidance_unexpected_tone</w:t>
             </w:r>
-          </w:p>
-        </w:tc>
-        <w:tc>
-          <w:tcPr>
-            <w:tcW w:w="1186" w:type="dxa"/>
-          </w:tcPr>
-          <w:p>
-            <w:pPr>
+            <w:proofErr w:type="spellEnd"/>
+          </w:p>
+        </w:tc>
+        <w:tc>
+          <w:tcPr>
+            <w:tcW w:w="1186" w:type="dxa"/>
+            <w:tcBorders>
+              <w:left w:val="single" w:sz="4" w:space="0" w:color="CCCCCC"/>
+              <w:right w:val="single" w:sz="4" w:space="0" w:color="CCCCCC"/>
+            </w:tcBorders>
+          </w:tcPr>
+          <w:p>
+            <w:pPr>
+              <w:spacing w:before="20" w:after="20" w:line="260" w:lineRule="exact"/>
               <w:jc w:val="center"/>
             </w:pPr>
             <w:r>
@@ -6845,9 +8395,14 @@
         <w:tc>
           <w:tcPr>
             <w:tcW w:w="1186" w:type="dxa"/>
-          </w:tcPr>
-          <w:p>
-            <w:pPr>
+            <w:tcBorders>
+              <w:left w:val="single" w:sz="4" w:space="0" w:color="CCCCCC"/>
+              <w:right w:val="single" w:sz="4" w:space="0" w:color="CCCCCC"/>
+            </w:tcBorders>
+          </w:tcPr>
+          <w:p>
+            <w:pPr>
+              <w:spacing w:before="20" w:after="20" w:line="260" w:lineRule="exact"/>
               <w:jc w:val="center"/>
             </w:pPr>
             <w:r>
@@ -6861,9 +8416,14 @@
         <w:tc>
           <w:tcPr>
             <w:tcW w:w="1186" w:type="dxa"/>
-          </w:tcPr>
-          <w:p>
-            <w:pPr>
+            <w:tcBorders>
+              <w:left w:val="single" w:sz="4" w:space="0" w:color="CCCCCC"/>
+              <w:right w:val="single" w:sz="4" w:space="0" w:color="CCCCCC"/>
+            </w:tcBorders>
+          </w:tcPr>
+          <w:p>
+            <w:pPr>
+              <w:spacing w:before="20" w:after="20" w:line="260" w:lineRule="exact"/>
               <w:jc w:val="center"/>
             </w:pPr>
             <w:r>
@@ -6877,9 +8437,14 @@
         <w:tc>
           <w:tcPr>
             <w:tcW w:w="1186" w:type="dxa"/>
-          </w:tcPr>
-          <w:p>
-            <w:pPr>
+            <w:tcBorders>
+              <w:left w:val="single" w:sz="4" w:space="0" w:color="CCCCCC"/>
+              <w:right w:val="single" w:sz="4" w:space="0" w:color="CCCCCC"/>
+            </w:tcBorders>
+          </w:tcPr>
+          <w:p>
+            <w:pPr>
+              <w:spacing w:before="20" w:after="20" w:line="260" w:lineRule="exact"/>
               <w:jc w:val="center"/>
             </w:pPr>
             <w:r>
@@ -6895,25 +8460,37 @@
         <w:tc>
           <w:tcPr>
             <w:tcW w:w="1186" w:type="dxa"/>
-          </w:tcPr>
-          <w:p>
-            <w:pPr>
-              <w:jc w:val="center"/>
-            </w:pPr>
+            <w:tcBorders>
+              <w:left w:val="single" w:sz="4" w:space="0" w:color="CCCCCC"/>
+              <w:right w:val="single" w:sz="4" w:space="0" w:color="CCCCCC"/>
+            </w:tcBorders>
+          </w:tcPr>
+          <w:p>
+            <w:pPr>
+              <w:spacing w:before="20" w:after="20" w:line="260" w:lineRule="exact"/>
+              <w:jc w:val="center"/>
+            </w:pPr>
+            <w:proofErr w:type="spellStart"/>
             <w:r>
               <w:rPr>
                 <w:sz w:val="15"/>
               </w:rPr>
               <w:t>guidance_financial_sentiment</w:t>
             </w:r>
-          </w:p>
-        </w:tc>
-        <w:tc>
-          <w:tcPr>
-            <w:tcW w:w="1186" w:type="dxa"/>
-          </w:tcPr>
-          <w:p>
-            <w:pPr>
+            <w:proofErr w:type="spellEnd"/>
+          </w:p>
+        </w:tc>
+        <w:tc>
+          <w:tcPr>
+            <w:tcW w:w="1186" w:type="dxa"/>
+            <w:tcBorders>
+              <w:left w:val="single" w:sz="4" w:space="0" w:color="CCCCCC"/>
+              <w:right w:val="single" w:sz="4" w:space="0" w:color="CCCCCC"/>
+            </w:tcBorders>
+          </w:tcPr>
+          <w:p>
+            <w:pPr>
+              <w:spacing w:before="20" w:after="20" w:line="260" w:lineRule="exact"/>
               <w:jc w:val="center"/>
             </w:pPr>
             <w:r>
@@ -6927,25 +8504,37 @@
         <w:tc>
           <w:tcPr>
             <w:tcW w:w="1186" w:type="dxa"/>
-          </w:tcPr>
-          <w:p>
-            <w:pPr>
-              <w:jc w:val="center"/>
-            </w:pPr>
+            <w:tcBorders>
+              <w:left w:val="single" w:sz="4" w:space="0" w:color="CCCCCC"/>
+              <w:right w:val="single" w:sz="4" w:space="0" w:color="CCCCCC"/>
+            </w:tcBorders>
+          </w:tcPr>
+          <w:p>
+            <w:pPr>
+              <w:spacing w:before="20" w:after="20" w:line="260" w:lineRule="exact"/>
+              <w:jc w:val="center"/>
+            </w:pPr>
+            <w:proofErr w:type="spellStart"/>
             <w:r>
               <w:rPr>
                 <w:sz w:val="15"/>
               </w:rPr>
               <w:t>guidance_z_sentiment</w:t>
             </w:r>
-          </w:p>
-        </w:tc>
-        <w:tc>
-          <w:tcPr>
-            <w:tcW w:w="1186" w:type="dxa"/>
-          </w:tcPr>
-          <w:p>
-            <w:pPr>
+            <w:proofErr w:type="spellEnd"/>
+          </w:p>
+        </w:tc>
+        <w:tc>
+          <w:tcPr>
+            <w:tcW w:w="1186" w:type="dxa"/>
+            <w:tcBorders>
+              <w:left w:val="single" w:sz="4" w:space="0" w:color="CCCCCC"/>
+              <w:right w:val="single" w:sz="4" w:space="0" w:color="CCCCCC"/>
+            </w:tcBorders>
+          </w:tcPr>
+          <w:p>
+            <w:pPr>
+              <w:spacing w:before="20" w:after="20" w:line="260" w:lineRule="exact"/>
               <w:jc w:val="center"/>
             </w:pPr>
             <w:r>
@@ -6959,9 +8548,14 @@
         <w:tc>
           <w:tcPr>
             <w:tcW w:w="1186" w:type="dxa"/>
-          </w:tcPr>
-          <w:p>
-            <w:pPr>
+            <w:tcBorders>
+              <w:left w:val="single" w:sz="4" w:space="0" w:color="CCCCCC"/>
+              <w:right w:val="single" w:sz="4" w:space="0" w:color="CCCCCC"/>
+            </w:tcBorders>
+          </w:tcPr>
+          <w:p>
+            <w:pPr>
+              <w:spacing w:before="20" w:after="20" w:line="260" w:lineRule="exact"/>
               <w:jc w:val="center"/>
             </w:pPr>
             <w:r>
@@ -6975,9 +8569,14 @@
         <w:tc>
           <w:tcPr>
             <w:tcW w:w="1186" w:type="dxa"/>
-          </w:tcPr>
-          <w:p>
-            <w:pPr>
+            <w:tcBorders>
+              <w:left w:val="single" w:sz="4" w:space="0" w:color="CCCCCC"/>
+              <w:right w:val="single" w:sz="4" w:space="0" w:color="CCCCCC"/>
+            </w:tcBorders>
+          </w:tcPr>
+          <w:p>
+            <w:pPr>
+              <w:spacing w:before="20" w:after="20" w:line="260" w:lineRule="exact"/>
               <w:jc w:val="center"/>
             </w:pPr>
             <w:r>
@@ -6991,9 +8590,14 @@
         <w:tc>
           <w:tcPr>
             <w:tcW w:w="1186" w:type="dxa"/>
-          </w:tcPr>
-          <w:p>
-            <w:pPr>
+            <w:tcBorders>
+              <w:left w:val="single" w:sz="4" w:space="0" w:color="CCCCCC"/>
+              <w:right w:val="single" w:sz="4" w:space="0" w:color="CCCCCC"/>
+            </w:tcBorders>
+          </w:tcPr>
+          <w:p>
+            <w:pPr>
+              <w:spacing w:before="20" w:after="20" w:line="260" w:lineRule="exact"/>
               <w:jc w:val="center"/>
             </w:pPr>
             <w:r>
@@ -7009,25 +8613,37 @@
         <w:tc>
           <w:tcPr>
             <w:tcW w:w="1186" w:type="dxa"/>
-          </w:tcPr>
-          <w:p>
-            <w:pPr>
-              <w:jc w:val="center"/>
-            </w:pPr>
+            <w:tcBorders>
+              <w:left w:val="single" w:sz="4" w:space="0" w:color="CCCCCC"/>
+              <w:right w:val="single" w:sz="4" w:space="0" w:color="CCCCCC"/>
+            </w:tcBorders>
+          </w:tcPr>
+          <w:p>
+            <w:pPr>
+              <w:spacing w:before="20" w:after="20" w:line="260" w:lineRule="exact"/>
+              <w:jc w:val="center"/>
+            </w:pPr>
+            <w:proofErr w:type="spellStart"/>
             <w:r>
               <w:rPr>
                 <w:sz w:val="15"/>
               </w:rPr>
               <w:t>macro_financial_sentiment</w:t>
             </w:r>
-          </w:p>
-        </w:tc>
-        <w:tc>
-          <w:tcPr>
-            <w:tcW w:w="1186" w:type="dxa"/>
-          </w:tcPr>
-          <w:p>
-            <w:pPr>
+            <w:proofErr w:type="spellEnd"/>
+          </w:p>
+        </w:tc>
+        <w:tc>
+          <w:tcPr>
+            <w:tcW w:w="1186" w:type="dxa"/>
+            <w:tcBorders>
+              <w:left w:val="single" w:sz="4" w:space="0" w:color="CCCCCC"/>
+              <w:right w:val="single" w:sz="4" w:space="0" w:color="CCCCCC"/>
+            </w:tcBorders>
+          </w:tcPr>
+          <w:p>
+            <w:pPr>
+              <w:spacing w:before="20" w:after="20" w:line="260" w:lineRule="exact"/>
               <w:jc w:val="center"/>
             </w:pPr>
             <w:r>
@@ -7041,25 +8657,37 @@
         <w:tc>
           <w:tcPr>
             <w:tcW w:w="1186" w:type="dxa"/>
-          </w:tcPr>
-          <w:p>
-            <w:pPr>
-              <w:jc w:val="center"/>
-            </w:pPr>
+            <w:tcBorders>
+              <w:left w:val="single" w:sz="4" w:space="0" w:color="CCCCCC"/>
+              <w:right w:val="single" w:sz="4" w:space="0" w:color="CCCCCC"/>
+            </w:tcBorders>
+          </w:tcPr>
+          <w:p>
+            <w:pPr>
+              <w:spacing w:before="20" w:after="20" w:line="260" w:lineRule="exact"/>
+              <w:jc w:val="center"/>
+            </w:pPr>
+            <w:proofErr w:type="spellStart"/>
             <w:r>
               <w:rPr>
                 <w:sz w:val="15"/>
               </w:rPr>
               <w:t>macro_z_sentiment</w:t>
             </w:r>
-          </w:p>
-        </w:tc>
-        <w:tc>
-          <w:tcPr>
-            <w:tcW w:w="1186" w:type="dxa"/>
-          </w:tcPr>
-          <w:p>
-            <w:pPr>
+            <w:proofErr w:type="spellEnd"/>
+          </w:p>
+        </w:tc>
+        <w:tc>
+          <w:tcPr>
+            <w:tcW w:w="1186" w:type="dxa"/>
+            <w:tcBorders>
+              <w:left w:val="single" w:sz="4" w:space="0" w:color="CCCCCC"/>
+              <w:right w:val="single" w:sz="4" w:space="0" w:color="CCCCCC"/>
+            </w:tcBorders>
+          </w:tcPr>
+          <w:p>
+            <w:pPr>
+              <w:spacing w:before="20" w:after="20" w:line="260" w:lineRule="exact"/>
               <w:jc w:val="center"/>
             </w:pPr>
             <w:r>
@@ -7073,9 +8701,14 @@
         <w:tc>
           <w:tcPr>
             <w:tcW w:w="1186" w:type="dxa"/>
-          </w:tcPr>
-          <w:p>
-            <w:pPr>
+            <w:tcBorders>
+              <w:left w:val="single" w:sz="4" w:space="0" w:color="CCCCCC"/>
+              <w:right w:val="single" w:sz="4" w:space="0" w:color="CCCCCC"/>
+            </w:tcBorders>
+          </w:tcPr>
+          <w:p>
+            <w:pPr>
+              <w:spacing w:before="20" w:after="20" w:line="260" w:lineRule="exact"/>
               <w:jc w:val="center"/>
             </w:pPr>
             <w:r>
@@ -7089,9 +8722,14 @@
         <w:tc>
           <w:tcPr>
             <w:tcW w:w="1186" w:type="dxa"/>
-          </w:tcPr>
-          <w:p>
-            <w:pPr>
+            <w:tcBorders>
+              <w:left w:val="single" w:sz="4" w:space="0" w:color="CCCCCC"/>
+              <w:right w:val="single" w:sz="4" w:space="0" w:color="CCCCCC"/>
+            </w:tcBorders>
+          </w:tcPr>
+          <w:p>
+            <w:pPr>
+              <w:spacing w:before="20" w:after="20" w:line="260" w:lineRule="exact"/>
               <w:jc w:val="center"/>
             </w:pPr>
             <w:r>
@@ -7105,9 +8743,14 @@
         <w:tc>
           <w:tcPr>
             <w:tcW w:w="1186" w:type="dxa"/>
-          </w:tcPr>
-          <w:p>
-            <w:pPr>
+            <w:tcBorders>
+              <w:left w:val="single" w:sz="4" w:space="0" w:color="CCCCCC"/>
+              <w:right w:val="single" w:sz="4" w:space="0" w:color="CCCCCC"/>
+            </w:tcBorders>
+          </w:tcPr>
+          <w:p>
+            <w:pPr>
+              <w:spacing w:before="20" w:after="20" w:line="260" w:lineRule="exact"/>
               <w:jc w:val="center"/>
             </w:pPr>
             <w:r>
@@ -7122,12 +8765,7 @@
     </w:tbl>
     <w:p>
       <w:pPr>
-        <w:spacing w:after="40" w:line="360" w:lineRule="exact"/>
-      </w:pPr>
-    </w:p>
-    <w:p>
-      <w:pPr>
-        <w:spacing w:before="120" w:after="40" w:line="360" w:lineRule="exact"/>
+        <w:spacing w:before="160" w:after="80" w:line="360" w:lineRule="exact"/>
         <w:jc w:val="center"/>
       </w:pPr>
       <w:r>
@@ -7161,6 +8799,7 @@
         <w:tblBorders>
           <w:top w:val="single" w:sz="12" w:space="0" w:color="000000"/>
           <w:bottom w:val="single" w:sz="12" w:space="0" w:color="000000"/>
+          <w:insideV w:val="single" w:sz="4" w:space="0" w:color="CCCCCC"/>
         </w:tblBorders>
         <w:tblLook w:val="04A0" w:firstRow="1" w:lastRow="0" w:firstColumn="1" w:lastColumn="0" w:noHBand="0" w:noVBand="1"/>
       </w:tblPr>
@@ -7168,21 +8807,25 @@
         <w:gridCol w:w="1608"/>
         <w:gridCol w:w="1825"/>
         <w:gridCol w:w="1849"/>
-        <w:gridCol w:w="578"/>
-        <w:gridCol w:w="773"/>
-        <w:gridCol w:w="804"/>
-        <w:gridCol w:w="863"/>
+        <w:gridCol w:w="575"/>
+        <w:gridCol w:w="771"/>
+        <w:gridCol w:w="801"/>
+        <w:gridCol w:w="861"/>
       </w:tblGrid>
       <w:tr>
         <w:tc>
           <w:tcPr>
             <w:tcW w:w="1186" w:type="dxa"/>
             <w:tcBorders>
+              <w:left w:val="single" w:sz="4" w:space="0" w:color="999999"/>
               <w:bottom w:val="single" w:sz="6" w:space="0" w:color="000000"/>
-            </w:tcBorders>
-          </w:tcPr>
-          <w:p>
-            <w:pPr>
+              <w:right w:val="single" w:sz="4" w:space="0" w:color="999999"/>
+            </w:tcBorders>
+            <w:shd w:val="clear" w:color="auto" w:fill="F2F2F2"/>
+          </w:tcPr>
+          <w:p>
+            <w:pPr>
+              <w:spacing w:before="40" w:after="40" w:line="280" w:lineRule="exact"/>
               <w:jc w:val="center"/>
             </w:pPr>
             <w:r>
@@ -7198,11 +8841,15 @@
           <w:tcPr>
             <w:tcW w:w="1186" w:type="dxa"/>
             <w:tcBorders>
+              <w:left w:val="single" w:sz="4" w:space="0" w:color="999999"/>
               <w:bottom w:val="single" w:sz="6" w:space="0" w:color="000000"/>
-            </w:tcBorders>
-          </w:tcPr>
-          <w:p>
-            <w:pPr>
+              <w:right w:val="single" w:sz="4" w:space="0" w:color="999999"/>
+            </w:tcBorders>
+            <w:shd w:val="clear" w:color="auto" w:fill="F2F2F2"/>
+          </w:tcPr>
+          <w:p>
+            <w:pPr>
+              <w:spacing w:before="40" w:after="40" w:line="280" w:lineRule="exact"/>
               <w:jc w:val="center"/>
             </w:pPr>
             <w:r>
@@ -7218,11 +8865,15 @@
           <w:tcPr>
             <w:tcW w:w="1186" w:type="dxa"/>
             <w:tcBorders>
+              <w:left w:val="single" w:sz="4" w:space="0" w:color="999999"/>
               <w:bottom w:val="single" w:sz="6" w:space="0" w:color="000000"/>
-            </w:tcBorders>
-          </w:tcPr>
-          <w:p>
-            <w:pPr>
+              <w:right w:val="single" w:sz="4" w:space="0" w:color="999999"/>
+            </w:tcBorders>
+            <w:shd w:val="clear" w:color="auto" w:fill="F2F2F2"/>
+          </w:tcPr>
+          <w:p>
+            <w:pPr>
+              <w:spacing w:before="40" w:after="40" w:line="280" w:lineRule="exact"/>
               <w:jc w:val="center"/>
             </w:pPr>
             <w:r>
@@ -7238,11 +8889,15 @@
           <w:tcPr>
             <w:tcW w:w="1186" w:type="dxa"/>
             <w:tcBorders>
+              <w:left w:val="single" w:sz="4" w:space="0" w:color="999999"/>
               <w:bottom w:val="single" w:sz="6" w:space="0" w:color="000000"/>
-            </w:tcBorders>
-          </w:tcPr>
-          <w:p>
-            <w:pPr>
+              <w:right w:val="single" w:sz="4" w:space="0" w:color="999999"/>
+            </w:tcBorders>
+            <w:shd w:val="clear" w:color="auto" w:fill="F2F2F2"/>
+          </w:tcPr>
+          <w:p>
+            <w:pPr>
+              <w:spacing w:before="40" w:after="40" w:line="280" w:lineRule="exact"/>
               <w:jc w:val="center"/>
             </w:pPr>
             <w:r>
@@ -7258,11 +8913,15 @@
           <w:tcPr>
             <w:tcW w:w="1186" w:type="dxa"/>
             <w:tcBorders>
+              <w:left w:val="single" w:sz="4" w:space="0" w:color="999999"/>
               <w:bottom w:val="single" w:sz="6" w:space="0" w:color="000000"/>
-            </w:tcBorders>
-          </w:tcPr>
-          <w:p>
-            <w:pPr>
+              <w:right w:val="single" w:sz="4" w:space="0" w:color="999999"/>
+            </w:tcBorders>
+            <w:shd w:val="clear" w:color="auto" w:fill="F2F2F2"/>
+          </w:tcPr>
+          <w:p>
+            <w:pPr>
+              <w:spacing w:before="40" w:after="40" w:line="280" w:lineRule="exact"/>
               <w:jc w:val="center"/>
             </w:pPr>
             <w:r>
@@ -7278,11 +8937,15 @@
           <w:tcPr>
             <w:tcW w:w="1186" w:type="dxa"/>
             <w:tcBorders>
+              <w:left w:val="single" w:sz="4" w:space="0" w:color="999999"/>
               <w:bottom w:val="single" w:sz="6" w:space="0" w:color="000000"/>
-            </w:tcBorders>
-          </w:tcPr>
-          <w:p>
-            <w:pPr>
+              <w:right w:val="single" w:sz="4" w:space="0" w:color="999999"/>
+            </w:tcBorders>
+            <w:shd w:val="clear" w:color="auto" w:fill="F2F2F2"/>
+          </w:tcPr>
+          <w:p>
+            <w:pPr>
+              <w:spacing w:before="40" w:after="40" w:line="280" w:lineRule="exact"/>
               <w:jc w:val="center"/>
             </w:pPr>
             <w:r>
@@ -7298,13 +8961,18 @@
           <w:tcPr>
             <w:tcW w:w="1186" w:type="dxa"/>
             <w:tcBorders>
+              <w:left w:val="single" w:sz="4" w:space="0" w:color="999999"/>
               <w:bottom w:val="single" w:sz="6" w:space="0" w:color="000000"/>
-            </w:tcBorders>
-          </w:tcPr>
-          <w:p>
-            <w:pPr>
-              <w:jc w:val="center"/>
-            </w:pPr>
+              <w:right w:val="single" w:sz="4" w:space="0" w:color="999999"/>
+            </w:tcBorders>
+            <w:shd w:val="clear" w:color="auto" w:fill="F2F2F2"/>
+          </w:tcPr>
+          <w:p>
+            <w:pPr>
+              <w:spacing w:before="40" w:after="40" w:line="280" w:lineRule="exact"/>
+              <w:jc w:val="center"/>
+            </w:pPr>
+            <w:proofErr w:type="spellStart"/>
             <w:r>
               <w:rPr>
                 <w:b/>
@@ -7312,6 +8980,7 @@
               </w:rPr>
               <w:t>p_value</w:t>
             </w:r>
+            <w:proofErr w:type="spellEnd"/>
           </w:p>
         </w:tc>
       </w:tr>
@@ -7319,25 +8988,37 @@
         <w:tc>
           <w:tcPr>
             <w:tcW w:w="1186" w:type="dxa"/>
-          </w:tcPr>
-          <w:p>
-            <w:pPr>
-              <w:jc w:val="center"/>
-            </w:pPr>
+            <w:tcBorders>
+              <w:left w:val="single" w:sz="4" w:space="0" w:color="CCCCCC"/>
+              <w:right w:val="single" w:sz="4" w:space="0" w:color="CCCCCC"/>
+            </w:tcBorders>
+          </w:tcPr>
+          <w:p>
+            <w:pPr>
+              <w:spacing w:before="20" w:after="20" w:line="260" w:lineRule="exact"/>
+              <w:jc w:val="center"/>
+            </w:pPr>
+            <w:proofErr w:type="spellStart"/>
             <w:r>
               <w:rPr>
                 <w:sz w:val="15"/>
               </w:rPr>
               <w:t>main_yield_curve</w:t>
             </w:r>
-          </w:p>
-        </w:tc>
-        <w:tc>
-          <w:tcPr>
-            <w:tcW w:w="1186" w:type="dxa"/>
-          </w:tcPr>
-          <w:p>
-            <w:pPr>
+            <w:proofErr w:type="spellEnd"/>
+          </w:p>
+        </w:tc>
+        <w:tc>
+          <w:tcPr>
+            <w:tcW w:w="1186" w:type="dxa"/>
+            <w:tcBorders>
+              <w:left w:val="single" w:sz="4" w:space="0" w:color="CCCCCC"/>
+              <w:right w:val="single" w:sz="4" w:space="0" w:color="CCCCCC"/>
+            </w:tcBorders>
+          </w:tcPr>
+          <w:p>
+            <w:pPr>
+              <w:spacing w:before="20" w:after="20" w:line="260" w:lineRule="exact"/>
               <w:jc w:val="center"/>
             </w:pPr>
             <w:r>
@@ -7351,25 +9032,37 @@
         <w:tc>
           <w:tcPr>
             <w:tcW w:w="1186" w:type="dxa"/>
-          </w:tcPr>
-          <w:p>
-            <w:pPr>
-              <w:jc w:val="center"/>
-            </w:pPr>
+            <w:tcBorders>
+              <w:left w:val="single" w:sz="4" w:space="0" w:color="CCCCCC"/>
+              <w:right w:val="single" w:sz="4" w:space="0" w:color="CCCCCC"/>
+            </w:tcBorders>
+          </w:tcPr>
+          <w:p>
+            <w:pPr>
+              <w:spacing w:before="20" w:after="20" w:line="260" w:lineRule="exact"/>
+              <w:jc w:val="center"/>
+            </w:pPr>
+            <w:proofErr w:type="spellStart"/>
             <w:r>
               <w:rPr>
                 <w:sz w:val="15"/>
               </w:rPr>
               <w:t>guidance_unexpected_tone</w:t>
             </w:r>
-          </w:p>
-        </w:tc>
-        <w:tc>
-          <w:tcPr>
-            <w:tcW w:w="1186" w:type="dxa"/>
-          </w:tcPr>
-          <w:p>
-            <w:pPr>
+            <w:proofErr w:type="spellEnd"/>
+          </w:p>
+        </w:tc>
+        <w:tc>
+          <w:tcPr>
+            <w:tcW w:w="1186" w:type="dxa"/>
+            <w:tcBorders>
+              <w:left w:val="single" w:sz="4" w:space="0" w:color="CCCCCC"/>
+              <w:right w:val="single" w:sz="4" w:space="0" w:color="CCCCCC"/>
+            </w:tcBorders>
+          </w:tcPr>
+          <w:p>
+            <w:pPr>
+              <w:spacing w:before="20" w:after="20" w:line="260" w:lineRule="exact"/>
               <w:jc w:val="center"/>
             </w:pPr>
             <w:r>
@@ -7383,9 +9076,14 @@
         <w:tc>
           <w:tcPr>
             <w:tcW w:w="1186" w:type="dxa"/>
-          </w:tcPr>
-          <w:p>
-            <w:pPr>
+            <w:tcBorders>
+              <w:left w:val="single" w:sz="4" w:space="0" w:color="CCCCCC"/>
+              <w:right w:val="single" w:sz="4" w:space="0" w:color="CCCCCC"/>
+            </w:tcBorders>
+          </w:tcPr>
+          <w:p>
+            <w:pPr>
+              <w:spacing w:before="20" w:after="20" w:line="260" w:lineRule="exact"/>
               <w:jc w:val="center"/>
             </w:pPr>
             <w:r>
@@ -7399,9 +9097,14 @@
         <w:tc>
           <w:tcPr>
             <w:tcW w:w="1186" w:type="dxa"/>
-          </w:tcPr>
-          <w:p>
-            <w:pPr>
+            <w:tcBorders>
+              <w:left w:val="single" w:sz="4" w:space="0" w:color="CCCCCC"/>
+              <w:right w:val="single" w:sz="4" w:space="0" w:color="CCCCCC"/>
+            </w:tcBorders>
+          </w:tcPr>
+          <w:p>
+            <w:pPr>
+              <w:spacing w:before="20" w:after="20" w:line="260" w:lineRule="exact"/>
               <w:jc w:val="center"/>
             </w:pPr>
             <w:r>
@@ -7415,9 +9118,14 @@
         <w:tc>
           <w:tcPr>
             <w:tcW w:w="1186" w:type="dxa"/>
-          </w:tcPr>
-          <w:p>
-            <w:pPr>
+            <w:tcBorders>
+              <w:left w:val="single" w:sz="4" w:space="0" w:color="CCCCCC"/>
+              <w:right w:val="single" w:sz="4" w:space="0" w:color="CCCCCC"/>
+            </w:tcBorders>
+          </w:tcPr>
+          <w:p>
+            <w:pPr>
+              <w:spacing w:before="20" w:after="20" w:line="260" w:lineRule="exact"/>
               <w:jc w:val="center"/>
             </w:pPr>
             <w:r>
@@ -7433,25 +9141,37 @@
         <w:tc>
           <w:tcPr>
             <w:tcW w:w="1186" w:type="dxa"/>
-          </w:tcPr>
-          <w:p>
-            <w:pPr>
-              <w:jc w:val="center"/>
-            </w:pPr>
+            <w:tcBorders>
+              <w:left w:val="single" w:sz="4" w:space="0" w:color="CCCCCC"/>
+              <w:right w:val="single" w:sz="4" w:space="0" w:color="CCCCCC"/>
+            </w:tcBorders>
+          </w:tcPr>
+          <w:p>
+            <w:pPr>
+              <w:spacing w:before="20" w:after="20" w:line="260" w:lineRule="exact"/>
+              <w:jc w:val="center"/>
+            </w:pPr>
+            <w:proofErr w:type="spellStart"/>
             <w:r>
               <w:rPr>
                 <w:sz w:val="15"/>
               </w:rPr>
               <w:t>secondary_yield_curve</w:t>
             </w:r>
-          </w:p>
-        </w:tc>
-        <w:tc>
-          <w:tcPr>
-            <w:tcW w:w="1186" w:type="dxa"/>
-          </w:tcPr>
-          <w:p>
-            <w:pPr>
+            <w:proofErr w:type="spellEnd"/>
+          </w:p>
+        </w:tc>
+        <w:tc>
+          <w:tcPr>
+            <w:tcW w:w="1186" w:type="dxa"/>
+            <w:tcBorders>
+              <w:left w:val="single" w:sz="4" w:space="0" w:color="CCCCCC"/>
+              <w:right w:val="single" w:sz="4" w:space="0" w:color="CCCCCC"/>
+            </w:tcBorders>
+          </w:tcPr>
+          <w:p>
+            <w:pPr>
+              <w:spacing w:before="20" w:after="20" w:line="260" w:lineRule="exact"/>
               <w:jc w:val="center"/>
             </w:pPr>
             <w:r>
@@ -7465,25 +9185,37 @@
         <w:tc>
           <w:tcPr>
             <w:tcW w:w="1186" w:type="dxa"/>
-          </w:tcPr>
-          <w:p>
-            <w:pPr>
-              <w:jc w:val="center"/>
-            </w:pPr>
+            <w:tcBorders>
+              <w:left w:val="single" w:sz="4" w:space="0" w:color="CCCCCC"/>
+              <w:right w:val="single" w:sz="4" w:space="0" w:color="CCCCCC"/>
+            </w:tcBorders>
+          </w:tcPr>
+          <w:p>
+            <w:pPr>
+              <w:spacing w:before="20" w:after="20" w:line="260" w:lineRule="exact"/>
+              <w:jc w:val="center"/>
+            </w:pPr>
+            <w:proofErr w:type="spellStart"/>
             <w:r>
               <w:rPr>
                 <w:sz w:val="15"/>
               </w:rPr>
               <w:t>guidance_unexpected_tone</w:t>
             </w:r>
-          </w:p>
-        </w:tc>
-        <w:tc>
-          <w:tcPr>
-            <w:tcW w:w="1186" w:type="dxa"/>
-          </w:tcPr>
-          <w:p>
-            <w:pPr>
+            <w:proofErr w:type="spellEnd"/>
+          </w:p>
+        </w:tc>
+        <w:tc>
+          <w:tcPr>
+            <w:tcW w:w="1186" w:type="dxa"/>
+            <w:tcBorders>
+              <w:left w:val="single" w:sz="4" w:space="0" w:color="CCCCCC"/>
+              <w:right w:val="single" w:sz="4" w:space="0" w:color="CCCCCC"/>
+            </w:tcBorders>
+          </w:tcPr>
+          <w:p>
+            <w:pPr>
+              <w:spacing w:before="20" w:after="20" w:line="260" w:lineRule="exact"/>
               <w:jc w:val="center"/>
             </w:pPr>
             <w:r>
@@ -7497,9 +9229,14 @@
         <w:tc>
           <w:tcPr>
             <w:tcW w:w="1186" w:type="dxa"/>
-          </w:tcPr>
-          <w:p>
-            <w:pPr>
+            <w:tcBorders>
+              <w:left w:val="single" w:sz="4" w:space="0" w:color="CCCCCC"/>
+              <w:right w:val="single" w:sz="4" w:space="0" w:color="CCCCCC"/>
+            </w:tcBorders>
+          </w:tcPr>
+          <w:p>
+            <w:pPr>
+              <w:spacing w:before="20" w:after="20" w:line="260" w:lineRule="exact"/>
               <w:jc w:val="center"/>
             </w:pPr>
             <w:r>
@@ -7513,9 +9250,14 @@
         <w:tc>
           <w:tcPr>
             <w:tcW w:w="1186" w:type="dxa"/>
-          </w:tcPr>
-          <w:p>
-            <w:pPr>
+            <w:tcBorders>
+              <w:left w:val="single" w:sz="4" w:space="0" w:color="CCCCCC"/>
+              <w:right w:val="single" w:sz="4" w:space="0" w:color="CCCCCC"/>
+            </w:tcBorders>
+          </w:tcPr>
+          <w:p>
+            <w:pPr>
+              <w:spacing w:before="20" w:after="20" w:line="260" w:lineRule="exact"/>
               <w:jc w:val="center"/>
             </w:pPr>
             <w:r>
@@ -7529,9 +9271,14 @@
         <w:tc>
           <w:tcPr>
             <w:tcW w:w="1186" w:type="dxa"/>
-          </w:tcPr>
-          <w:p>
-            <w:pPr>
+            <w:tcBorders>
+              <w:left w:val="single" w:sz="4" w:space="0" w:color="CCCCCC"/>
+              <w:right w:val="single" w:sz="4" w:space="0" w:color="CCCCCC"/>
+            </w:tcBorders>
+          </w:tcPr>
+          <w:p>
+            <w:pPr>
+              <w:spacing w:before="20" w:after="20" w:line="260" w:lineRule="exact"/>
               <w:jc w:val="center"/>
             </w:pPr>
             <w:r>
@@ -7547,25 +9294,37 @@
         <w:tc>
           <w:tcPr>
             <w:tcW w:w="1186" w:type="dxa"/>
-          </w:tcPr>
-          <w:p>
-            <w:pPr>
-              <w:jc w:val="center"/>
-            </w:pPr>
+            <w:tcBorders>
+              <w:left w:val="single" w:sz="4" w:space="0" w:color="CCCCCC"/>
+              <w:right w:val="single" w:sz="4" w:space="0" w:color="CCCCCC"/>
+            </w:tcBorders>
+          </w:tcPr>
+          <w:p>
+            <w:pPr>
+              <w:spacing w:before="20" w:after="20" w:line="260" w:lineRule="exact"/>
+              <w:jc w:val="center"/>
+            </w:pPr>
+            <w:proofErr w:type="spellStart"/>
             <w:r>
               <w:rPr>
                 <w:sz w:val="15"/>
               </w:rPr>
               <w:t>secondary_yield_curve</w:t>
             </w:r>
-          </w:p>
-        </w:tc>
-        <w:tc>
-          <w:tcPr>
-            <w:tcW w:w="1186" w:type="dxa"/>
-          </w:tcPr>
-          <w:p>
-            <w:pPr>
+            <w:proofErr w:type="spellEnd"/>
+          </w:p>
+        </w:tc>
+        <w:tc>
+          <w:tcPr>
+            <w:tcW w:w="1186" w:type="dxa"/>
+            <w:tcBorders>
+              <w:left w:val="single" w:sz="4" w:space="0" w:color="CCCCCC"/>
+              <w:right w:val="single" w:sz="4" w:space="0" w:color="CCCCCC"/>
+            </w:tcBorders>
+          </w:tcPr>
+          <w:p>
+            <w:pPr>
+              <w:spacing w:before="20" w:after="20" w:line="260" w:lineRule="exact"/>
               <w:jc w:val="center"/>
             </w:pPr>
             <w:r>
@@ -7579,25 +9338,37 @@
         <w:tc>
           <w:tcPr>
             <w:tcW w:w="1186" w:type="dxa"/>
-          </w:tcPr>
-          <w:p>
-            <w:pPr>
-              <w:jc w:val="center"/>
-            </w:pPr>
+            <w:tcBorders>
+              <w:left w:val="single" w:sz="4" w:space="0" w:color="CCCCCC"/>
+              <w:right w:val="single" w:sz="4" w:space="0" w:color="CCCCCC"/>
+            </w:tcBorders>
+          </w:tcPr>
+          <w:p>
+            <w:pPr>
+              <w:spacing w:before="20" w:after="20" w:line="260" w:lineRule="exact"/>
+              <w:jc w:val="center"/>
+            </w:pPr>
+            <w:proofErr w:type="spellStart"/>
             <w:r>
               <w:rPr>
                 <w:sz w:val="15"/>
               </w:rPr>
               <w:t>guidance_unexpected_tone</w:t>
             </w:r>
-          </w:p>
-        </w:tc>
-        <w:tc>
-          <w:tcPr>
-            <w:tcW w:w="1186" w:type="dxa"/>
-          </w:tcPr>
-          <w:p>
-            <w:pPr>
+            <w:proofErr w:type="spellEnd"/>
+          </w:p>
+        </w:tc>
+        <w:tc>
+          <w:tcPr>
+            <w:tcW w:w="1186" w:type="dxa"/>
+            <w:tcBorders>
+              <w:left w:val="single" w:sz="4" w:space="0" w:color="CCCCCC"/>
+              <w:right w:val="single" w:sz="4" w:space="0" w:color="CCCCCC"/>
+            </w:tcBorders>
+          </w:tcPr>
+          <w:p>
+            <w:pPr>
+              <w:spacing w:before="20" w:after="20" w:line="260" w:lineRule="exact"/>
               <w:jc w:val="center"/>
             </w:pPr>
             <w:r>
@@ -7611,9 +9382,14 @@
         <w:tc>
           <w:tcPr>
             <w:tcW w:w="1186" w:type="dxa"/>
-          </w:tcPr>
-          <w:p>
-            <w:pPr>
+            <w:tcBorders>
+              <w:left w:val="single" w:sz="4" w:space="0" w:color="CCCCCC"/>
+              <w:right w:val="single" w:sz="4" w:space="0" w:color="CCCCCC"/>
+            </w:tcBorders>
+          </w:tcPr>
+          <w:p>
+            <w:pPr>
+              <w:spacing w:before="20" w:after="20" w:line="260" w:lineRule="exact"/>
               <w:jc w:val="center"/>
             </w:pPr>
             <w:r>
@@ -7627,9 +9403,14 @@
         <w:tc>
           <w:tcPr>
             <w:tcW w:w="1186" w:type="dxa"/>
-          </w:tcPr>
-          <w:p>
-            <w:pPr>
+            <w:tcBorders>
+              <w:left w:val="single" w:sz="4" w:space="0" w:color="CCCCCC"/>
+              <w:right w:val="single" w:sz="4" w:space="0" w:color="CCCCCC"/>
+            </w:tcBorders>
+          </w:tcPr>
+          <w:p>
+            <w:pPr>
+              <w:spacing w:before="20" w:after="20" w:line="260" w:lineRule="exact"/>
               <w:jc w:val="center"/>
             </w:pPr>
             <w:r>
@@ -7643,9 +9424,14 @@
         <w:tc>
           <w:tcPr>
             <w:tcW w:w="1186" w:type="dxa"/>
-          </w:tcPr>
-          <w:p>
-            <w:pPr>
+            <w:tcBorders>
+              <w:left w:val="single" w:sz="4" w:space="0" w:color="CCCCCC"/>
+              <w:right w:val="single" w:sz="4" w:space="0" w:color="CCCCCC"/>
+            </w:tcBorders>
+          </w:tcPr>
+          <w:p>
+            <w:pPr>
+              <w:spacing w:before="20" w:after="20" w:line="260" w:lineRule="exact"/>
               <w:jc w:val="center"/>
             </w:pPr>
             <w:r>
@@ -7661,9 +9447,14 @@
         <w:tc>
           <w:tcPr>
             <w:tcW w:w="1186" w:type="dxa"/>
-          </w:tcPr>
-          <w:p>
-            <w:pPr>
+            <w:tcBorders>
+              <w:left w:val="single" w:sz="4" w:space="0" w:color="CCCCCC"/>
+              <w:right w:val="single" w:sz="4" w:space="0" w:color="CCCCCC"/>
+            </w:tcBorders>
+          </w:tcPr>
+          <w:p>
+            <w:pPr>
+              <w:spacing w:before="20" w:after="20" w:line="260" w:lineRule="exact"/>
               <w:jc w:val="center"/>
             </w:pPr>
             <w:r>
@@ -7677,9 +9468,14 @@
         <w:tc>
           <w:tcPr>
             <w:tcW w:w="1186" w:type="dxa"/>
-          </w:tcPr>
-          <w:p>
-            <w:pPr>
+            <w:tcBorders>
+              <w:left w:val="single" w:sz="4" w:space="0" w:color="CCCCCC"/>
+              <w:right w:val="single" w:sz="4" w:space="0" w:color="CCCCCC"/>
+            </w:tcBorders>
+          </w:tcPr>
+          <w:p>
+            <w:pPr>
+              <w:spacing w:before="20" w:after="20" w:line="260" w:lineRule="exact"/>
               <w:jc w:val="center"/>
             </w:pPr>
             <w:r>
@@ -7693,25 +9489,37 @@
         <w:tc>
           <w:tcPr>
             <w:tcW w:w="1186" w:type="dxa"/>
-          </w:tcPr>
-          <w:p>
-            <w:pPr>
-              <w:jc w:val="center"/>
-            </w:pPr>
+            <w:tcBorders>
+              <w:left w:val="single" w:sz="4" w:space="0" w:color="CCCCCC"/>
+              <w:right w:val="single" w:sz="4" w:space="0" w:color="CCCCCC"/>
+            </w:tcBorders>
+          </w:tcPr>
+          <w:p>
+            <w:pPr>
+              <w:spacing w:before="20" w:after="20" w:line="260" w:lineRule="exact"/>
+              <w:jc w:val="center"/>
+            </w:pPr>
+            <w:proofErr w:type="spellStart"/>
             <w:r>
               <w:rPr>
                 <w:sz w:val="15"/>
               </w:rPr>
               <w:t>guidance_tone_change</w:t>
             </w:r>
-          </w:p>
-        </w:tc>
-        <w:tc>
-          <w:tcPr>
-            <w:tcW w:w="1186" w:type="dxa"/>
-          </w:tcPr>
-          <w:p>
-            <w:pPr>
+            <w:proofErr w:type="spellEnd"/>
+          </w:p>
+        </w:tc>
+        <w:tc>
+          <w:tcPr>
+            <w:tcW w:w="1186" w:type="dxa"/>
+            <w:tcBorders>
+              <w:left w:val="single" w:sz="4" w:space="0" w:color="CCCCCC"/>
+              <w:right w:val="single" w:sz="4" w:space="0" w:color="CCCCCC"/>
+            </w:tcBorders>
+          </w:tcPr>
+          <w:p>
+            <w:pPr>
+              <w:spacing w:before="20" w:after="20" w:line="260" w:lineRule="exact"/>
               <w:jc w:val="center"/>
             </w:pPr>
             <w:r>
@@ -7725,9 +9533,14 @@
         <w:tc>
           <w:tcPr>
             <w:tcW w:w="1186" w:type="dxa"/>
-          </w:tcPr>
-          <w:p>
-            <w:pPr>
+            <w:tcBorders>
+              <w:left w:val="single" w:sz="4" w:space="0" w:color="CCCCCC"/>
+              <w:right w:val="single" w:sz="4" w:space="0" w:color="CCCCCC"/>
+            </w:tcBorders>
+          </w:tcPr>
+          <w:p>
+            <w:pPr>
+              <w:spacing w:before="20" w:after="20" w:line="260" w:lineRule="exact"/>
               <w:jc w:val="center"/>
             </w:pPr>
             <w:r>
@@ -7741,9 +9554,14 @@
         <w:tc>
           <w:tcPr>
             <w:tcW w:w="1186" w:type="dxa"/>
-          </w:tcPr>
-          <w:p>
-            <w:pPr>
+            <w:tcBorders>
+              <w:left w:val="single" w:sz="4" w:space="0" w:color="CCCCCC"/>
+              <w:right w:val="single" w:sz="4" w:space="0" w:color="CCCCCC"/>
+            </w:tcBorders>
+          </w:tcPr>
+          <w:p>
+            <w:pPr>
+              <w:spacing w:before="20" w:after="20" w:line="260" w:lineRule="exact"/>
               <w:jc w:val="center"/>
             </w:pPr>
             <w:r>
@@ -7757,9 +9575,14 @@
         <w:tc>
           <w:tcPr>
             <w:tcW w:w="1186" w:type="dxa"/>
-          </w:tcPr>
-          <w:p>
-            <w:pPr>
+            <w:tcBorders>
+              <w:left w:val="single" w:sz="4" w:space="0" w:color="CCCCCC"/>
+              <w:right w:val="single" w:sz="4" w:space="0" w:color="CCCCCC"/>
+            </w:tcBorders>
+          </w:tcPr>
+          <w:p>
+            <w:pPr>
+              <w:spacing w:before="20" w:after="20" w:line="260" w:lineRule="exact"/>
               <w:jc w:val="center"/>
             </w:pPr>
             <w:r>
@@ -7774,12 +9597,7 @@
     </w:tbl>
     <w:p>
       <w:pPr>
-        <w:spacing w:after="40" w:line="360" w:lineRule="exact"/>
-      </w:pPr>
-    </w:p>
-    <w:p>
-      <w:pPr>
-        <w:spacing w:before="120" w:after="40" w:line="360" w:lineRule="exact"/>
+        <w:spacing w:before="160" w:after="80" w:line="360" w:lineRule="exact"/>
         <w:jc w:val="center"/>
       </w:pPr>
       <w:r>
@@ -7813,28 +9631,33 @@
         <w:tblBorders>
           <w:top w:val="single" w:sz="12" w:space="0" w:color="000000"/>
           <w:bottom w:val="single" w:sz="12" w:space="0" w:color="000000"/>
+          <w:insideV w:val="single" w:sz="4" w:space="0" w:color="CCCCCC"/>
         </w:tblBorders>
         <w:tblLook w:val="04A0" w:firstRow="1" w:lastRow="0" w:firstColumn="1" w:lastColumn="0" w:noHBand="0" w:noVBand="1"/>
       </w:tblPr>
       <w:tblGrid>
         <w:gridCol w:w="1500"/>
-        <w:gridCol w:w="1034"/>
+        <w:gridCol w:w="1032"/>
         <w:gridCol w:w="2399"/>
-        <w:gridCol w:w="701"/>
-        <w:gridCol w:w="857"/>
-        <w:gridCol w:w="881"/>
-        <w:gridCol w:w="928"/>
+        <w:gridCol w:w="698"/>
+        <w:gridCol w:w="855"/>
+        <w:gridCol w:w="879"/>
+        <w:gridCol w:w="927"/>
       </w:tblGrid>
       <w:tr>
         <w:tc>
           <w:tcPr>
             <w:tcW w:w="1186" w:type="dxa"/>
             <w:tcBorders>
+              <w:left w:val="single" w:sz="4" w:space="0" w:color="999999"/>
               <w:bottom w:val="single" w:sz="6" w:space="0" w:color="000000"/>
-            </w:tcBorders>
-          </w:tcPr>
-          <w:p>
-            <w:pPr>
+              <w:right w:val="single" w:sz="4" w:space="0" w:color="999999"/>
+            </w:tcBorders>
+            <w:shd w:val="clear" w:color="auto" w:fill="F2F2F2"/>
+          </w:tcPr>
+          <w:p>
+            <w:pPr>
+              <w:spacing w:before="40" w:after="40" w:line="280" w:lineRule="exact"/>
               <w:jc w:val="center"/>
             </w:pPr>
             <w:r>
@@ -7850,11 +9673,15 @@
           <w:tcPr>
             <w:tcW w:w="1186" w:type="dxa"/>
             <w:tcBorders>
+              <w:left w:val="single" w:sz="4" w:space="0" w:color="999999"/>
               <w:bottom w:val="single" w:sz="6" w:space="0" w:color="000000"/>
-            </w:tcBorders>
-          </w:tcPr>
-          <w:p>
-            <w:pPr>
+              <w:right w:val="single" w:sz="4" w:space="0" w:color="999999"/>
+            </w:tcBorders>
+            <w:shd w:val="clear" w:color="auto" w:fill="F2F2F2"/>
+          </w:tcPr>
+          <w:p>
+            <w:pPr>
+              <w:spacing w:before="40" w:after="40" w:line="280" w:lineRule="exact"/>
               <w:jc w:val="center"/>
             </w:pPr>
             <w:r>
@@ -7870,11 +9697,15 @@
           <w:tcPr>
             <w:tcW w:w="1186" w:type="dxa"/>
             <w:tcBorders>
+              <w:left w:val="single" w:sz="4" w:space="0" w:color="999999"/>
               <w:bottom w:val="single" w:sz="6" w:space="0" w:color="000000"/>
-            </w:tcBorders>
-          </w:tcPr>
-          <w:p>
-            <w:pPr>
+              <w:right w:val="single" w:sz="4" w:space="0" w:color="999999"/>
+            </w:tcBorders>
+            <w:shd w:val="clear" w:color="auto" w:fill="F2F2F2"/>
+          </w:tcPr>
+          <w:p>
+            <w:pPr>
+              <w:spacing w:before="40" w:after="40" w:line="280" w:lineRule="exact"/>
               <w:jc w:val="center"/>
             </w:pPr>
             <w:r>
@@ -7890,11 +9721,15 @@
           <w:tcPr>
             <w:tcW w:w="1186" w:type="dxa"/>
             <w:tcBorders>
+              <w:left w:val="single" w:sz="4" w:space="0" w:color="999999"/>
               <w:bottom w:val="single" w:sz="6" w:space="0" w:color="000000"/>
-            </w:tcBorders>
-          </w:tcPr>
-          <w:p>
-            <w:pPr>
+              <w:right w:val="single" w:sz="4" w:space="0" w:color="999999"/>
+            </w:tcBorders>
+            <w:shd w:val="clear" w:color="auto" w:fill="F2F2F2"/>
+          </w:tcPr>
+          <w:p>
+            <w:pPr>
+              <w:spacing w:before="40" w:after="40" w:line="280" w:lineRule="exact"/>
               <w:jc w:val="center"/>
             </w:pPr>
             <w:r>
@@ -7910,11 +9745,15 @@
           <w:tcPr>
             <w:tcW w:w="1186" w:type="dxa"/>
             <w:tcBorders>
+              <w:left w:val="single" w:sz="4" w:space="0" w:color="999999"/>
               <w:bottom w:val="single" w:sz="6" w:space="0" w:color="000000"/>
-            </w:tcBorders>
-          </w:tcPr>
-          <w:p>
-            <w:pPr>
+              <w:right w:val="single" w:sz="4" w:space="0" w:color="999999"/>
+            </w:tcBorders>
+            <w:shd w:val="clear" w:color="auto" w:fill="F2F2F2"/>
+          </w:tcPr>
+          <w:p>
+            <w:pPr>
+              <w:spacing w:before="40" w:after="40" w:line="280" w:lineRule="exact"/>
               <w:jc w:val="center"/>
             </w:pPr>
             <w:r>
@@ -7930,11 +9769,15 @@
           <w:tcPr>
             <w:tcW w:w="1186" w:type="dxa"/>
             <w:tcBorders>
+              <w:left w:val="single" w:sz="4" w:space="0" w:color="999999"/>
               <w:bottom w:val="single" w:sz="6" w:space="0" w:color="000000"/>
-            </w:tcBorders>
-          </w:tcPr>
-          <w:p>
-            <w:pPr>
+              <w:right w:val="single" w:sz="4" w:space="0" w:color="999999"/>
+            </w:tcBorders>
+            <w:shd w:val="clear" w:color="auto" w:fill="F2F2F2"/>
+          </w:tcPr>
+          <w:p>
+            <w:pPr>
+              <w:spacing w:before="40" w:after="40" w:line="280" w:lineRule="exact"/>
               <w:jc w:val="center"/>
             </w:pPr>
             <w:r>
@@ -7950,13 +9793,18 @@
           <w:tcPr>
             <w:tcW w:w="1186" w:type="dxa"/>
             <w:tcBorders>
+              <w:left w:val="single" w:sz="4" w:space="0" w:color="999999"/>
               <w:bottom w:val="single" w:sz="6" w:space="0" w:color="000000"/>
-            </w:tcBorders>
-          </w:tcPr>
-          <w:p>
-            <w:pPr>
-              <w:jc w:val="center"/>
-            </w:pPr>
+              <w:right w:val="single" w:sz="4" w:space="0" w:color="999999"/>
+            </w:tcBorders>
+            <w:shd w:val="clear" w:color="auto" w:fill="F2F2F2"/>
+          </w:tcPr>
+          <w:p>
+            <w:pPr>
+              <w:spacing w:before="40" w:after="40" w:line="280" w:lineRule="exact"/>
+              <w:jc w:val="center"/>
+            </w:pPr>
+            <w:proofErr w:type="spellStart"/>
             <w:r>
               <w:rPr>
                 <w:b/>
@@ -7964,6 +9812,7 @@
               </w:rPr>
               <w:t>p_value</w:t>
             </w:r>
+            <w:proofErr w:type="spellEnd"/>
           </w:p>
         </w:tc>
       </w:tr>
@@ -7971,25 +9820,37 @@
         <w:tc>
           <w:tcPr>
             <w:tcW w:w="1186" w:type="dxa"/>
-          </w:tcPr>
-          <w:p>
-            <w:pPr>
-              <w:jc w:val="center"/>
-            </w:pPr>
+            <w:tcBorders>
+              <w:left w:val="single" w:sz="4" w:space="0" w:color="CCCCCC"/>
+              <w:right w:val="single" w:sz="4" w:space="0" w:color="CCCCCC"/>
+            </w:tcBorders>
+          </w:tcPr>
+          <w:p>
+            <w:pPr>
+              <w:spacing w:before="20" w:after="20" w:line="260" w:lineRule="exact"/>
+              <w:jc w:val="center"/>
+            </w:pPr>
+            <w:proofErr w:type="spellStart"/>
             <w:r>
               <w:rPr>
                 <w:sz w:val="15"/>
               </w:rPr>
               <w:t>similarity_robustness</w:t>
             </w:r>
-          </w:p>
-        </w:tc>
-        <w:tc>
-          <w:tcPr>
-            <w:tcW w:w="1186" w:type="dxa"/>
-          </w:tcPr>
-          <w:p>
-            <w:pPr>
+            <w:proofErr w:type="spellEnd"/>
+          </w:p>
+        </w:tc>
+        <w:tc>
+          <w:tcPr>
+            <w:tcW w:w="1186" w:type="dxa"/>
+            <w:tcBorders>
+              <w:left w:val="single" w:sz="4" w:space="0" w:color="CCCCCC"/>
+              <w:right w:val="single" w:sz="4" w:space="0" w:color="CCCCCC"/>
+            </w:tcBorders>
+          </w:tcPr>
+          <w:p>
+            <w:pPr>
+              <w:spacing w:before="20" w:after="20" w:line="260" w:lineRule="exact"/>
               <w:jc w:val="center"/>
             </w:pPr>
             <w:r>
@@ -8003,25 +9864,37 @@
         <w:tc>
           <w:tcPr>
             <w:tcW w:w="1186" w:type="dxa"/>
-          </w:tcPr>
-          <w:p>
-            <w:pPr>
-              <w:jc w:val="center"/>
-            </w:pPr>
+            <w:tcBorders>
+              <w:left w:val="single" w:sz="4" w:space="0" w:color="CCCCCC"/>
+              <w:right w:val="single" w:sz="4" w:space="0" w:color="CCCCCC"/>
+            </w:tcBorders>
+          </w:tcPr>
+          <w:p>
+            <w:pPr>
+              <w:spacing w:before="20" w:after="20" w:line="260" w:lineRule="exact"/>
+              <w:jc w:val="center"/>
+            </w:pPr>
+            <w:proofErr w:type="spellStart"/>
             <w:r>
               <w:rPr>
                 <w:sz w:val="15"/>
               </w:rPr>
               <w:t>guidance_novelty</w:t>
             </w:r>
-          </w:p>
-        </w:tc>
-        <w:tc>
-          <w:tcPr>
-            <w:tcW w:w="1186" w:type="dxa"/>
-          </w:tcPr>
-          <w:p>
-            <w:pPr>
+            <w:proofErr w:type="spellEnd"/>
+          </w:p>
+        </w:tc>
+        <w:tc>
+          <w:tcPr>
+            <w:tcW w:w="1186" w:type="dxa"/>
+            <w:tcBorders>
+              <w:left w:val="single" w:sz="4" w:space="0" w:color="CCCCCC"/>
+              <w:right w:val="single" w:sz="4" w:space="0" w:color="CCCCCC"/>
+            </w:tcBorders>
+          </w:tcPr>
+          <w:p>
+            <w:pPr>
+              <w:spacing w:before="20" w:after="20" w:line="260" w:lineRule="exact"/>
               <w:jc w:val="center"/>
             </w:pPr>
             <w:r>
@@ -8035,9 +9908,14 @@
         <w:tc>
           <w:tcPr>
             <w:tcW w:w="1186" w:type="dxa"/>
-          </w:tcPr>
-          <w:p>
-            <w:pPr>
+            <w:tcBorders>
+              <w:left w:val="single" w:sz="4" w:space="0" w:color="CCCCCC"/>
+              <w:right w:val="single" w:sz="4" w:space="0" w:color="CCCCCC"/>
+            </w:tcBorders>
+          </w:tcPr>
+          <w:p>
+            <w:pPr>
+              <w:spacing w:before="20" w:after="20" w:line="260" w:lineRule="exact"/>
               <w:jc w:val="center"/>
             </w:pPr>
             <w:r>
@@ -8051,9 +9929,14 @@
         <w:tc>
           <w:tcPr>
             <w:tcW w:w="1186" w:type="dxa"/>
-          </w:tcPr>
-          <w:p>
-            <w:pPr>
+            <w:tcBorders>
+              <w:left w:val="single" w:sz="4" w:space="0" w:color="CCCCCC"/>
+              <w:right w:val="single" w:sz="4" w:space="0" w:color="CCCCCC"/>
+            </w:tcBorders>
+          </w:tcPr>
+          <w:p>
+            <w:pPr>
+              <w:spacing w:before="20" w:after="20" w:line="260" w:lineRule="exact"/>
               <w:jc w:val="center"/>
             </w:pPr>
             <w:r>
@@ -8067,9 +9950,14 @@
         <w:tc>
           <w:tcPr>
             <w:tcW w:w="1186" w:type="dxa"/>
-          </w:tcPr>
-          <w:p>
-            <w:pPr>
+            <w:tcBorders>
+              <w:left w:val="single" w:sz="4" w:space="0" w:color="CCCCCC"/>
+              <w:right w:val="single" w:sz="4" w:space="0" w:color="CCCCCC"/>
+            </w:tcBorders>
+          </w:tcPr>
+          <w:p>
+            <w:pPr>
+              <w:spacing w:before="20" w:after="20" w:line="260" w:lineRule="exact"/>
               <w:jc w:val="center"/>
             </w:pPr>
             <w:r>
@@ -8085,25 +9973,37 @@
         <w:tc>
           <w:tcPr>
             <w:tcW w:w="1186" w:type="dxa"/>
-          </w:tcPr>
-          <w:p>
-            <w:pPr>
-              <w:jc w:val="center"/>
-            </w:pPr>
+            <w:tcBorders>
+              <w:left w:val="single" w:sz="4" w:space="0" w:color="CCCCCC"/>
+              <w:right w:val="single" w:sz="4" w:space="0" w:color="CCCCCC"/>
+            </w:tcBorders>
+          </w:tcPr>
+          <w:p>
+            <w:pPr>
+              <w:spacing w:before="20" w:after="20" w:line="260" w:lineRule="exact"/>
+              <w:jc w:val="center"/>
+            </w:pPr>
+            <w:proofErr w:type="spellStart"/>
             <w:r>
               <w:rPr>
                 <w:sz w:val="15"/>
               </w:rPr>
               <w:t>similarity_robustness</w:t>
             </w:r>
-          </w:p>
-        </w:tc>
-        <w:tc>
-          <w:tcPr>
-            <w:tcW w:w="1186" w:type="dxa"/>
-          </w:tcPr>
-          <w:p>
-            <w:pPr>
+            <w:proofErr w:type="spellEnd"/>
+          </w:p>
+        </w:tc>
+        <w:tc>
+          <w:tcPr>
+            <w:tcW w:w="1186" w:type="dxa"/>
+            <w:tcBorders>
+              <w:left w:val="single" w:sz="4" w:space="0" w:color="CCCCCC"/>
+              <w:right w:val="single" w:sz="4" w:space="0" w:color="CCCCCC"/>
+            </w:tcBorders>
+          </w:tcPr>
+          <w:p>
+            <w:pPr>
+              <w:spacing w:before="20" w:after="20" w:line="260" w:lineRule="exact"/>
               <w:jc w:val="center"/>
             </w:pPr>
             <w:r>
@@ -8117,25 +10017,37 @@
         <w:tc>
           <w:tcPr>
             <w:tcW w:w="1186" w:type="dxa"/>
-          </w:tcPr>
-          <w:p>
-            <w:pPr>
-              <w:jc w:val="center"/>
-            </w:pPr>
+            <w:tcBorders>
+              <w:left w:val="single" w:sz="4" w:space="0" w:color="CCCCCC"/>
+              <w:right w:val="single" w:sz="4" w:space="0" w:color="CCCCCC"/>
+            </w:tcBorders>
+          </w:tcPr>
+          <w:p>
+            <w:pPr>
+              <w:spacing w:before="20" w:after="20" w:line="260" w:lineRule="exact"/>
+              <w:jc w:val="center"/>
+            </w:pPr>
+            <w:proofErr w:type="spellStart"/>
             <w:r>
               <w:rPr>
                 <w:sz w:val="15"/>
               </w:rPr>
               <w:t>fulltext_novelty_expanding_tfidf</w:t>
             </w:r>
-          </w:p>
-        </w:tc>
-        <w:tc>
-          <w:tcPr>
-            <w:tcW w:w="1186" w:type="dxa"/>
-          </w:tcPr>
-          <w:p>
-            <w:pPr>
+            <w:proofErr w:type="spellEnd"/>
+          </w:p>
+        </w:tc>
+        <w:tc>
+          <w:tcPr>
+            <w:tcW w:w="1186" w:type="dxa"/>
+            <w:tcBorders>
+              <w:left w:val="single" w:sz="4" w:space="0" w:color="CCCCCC"/>
+              <w:right w:val="single" w:sz="4" w:space="0" w:color="CCCCCC"/>
+            </w:tcBorders>
+          </w:tcPr>
+          <w:p>
+            <w:pPr>
+              <w:spacing w:before="20" w:after="20" w:line="260" w:lineRule="exact"/>
               <w:jc w:val="center"/>
             </w:pPr>
             <w:r>
@@ -8149,9 +10061,14 @@
         <w:tc>
           <w:tcPr>
             <w:tcW w:w="1186" w:type="dxa"/>
-          </w:tcPr>
-          <w:p>
-            <w:pPr>
+            <w:tcBorders>
+              <w:left w:val="single" w:sz="4" w:space="0" w:color="CCCCCC"/>
+              <w:right w:val="single" w:sz="4" w:space="0" w:color="CCCCCC"/>
+            </w:tcBorders>
+          </w:tcPr>
+          <w:p>
+            <w:pPr>
+              <w:spacing w:before="20" w:after="20" w:line="260" w:lineRule="exact"/>
               <w:jc w:val="center"/>
             </w:pPr>
             <w:r>
@@ -8165,9 +10082,14 @@
         <w:tc>
           <w:tcPr>
             <w:tcW w:w="1186" w:type="dxa"/>
-          </w:tcPr>
-          <w:p>
-            <w:pPr>
+            <w:tcBorders>
+              <w:left w:val="single" w:sz="4" w:space="0" w:color="CCCCCC"/>
+              <w:right w:val="single" w:sz="4" w:space="0" w:color="CCCCCC"/>
+            </w:tcBorders>
+          </w:tcPr>
+          <w:p>
+            <w:pPr>
+              <w:spacing w:before="20" w:after="20" w:line="260" w:lineRule="exact"/>
               <w:jc w:val="center"/>
             </w:pPr>
             <w:r>
@@ -8181,9 +10103,14 @@
         <w:tc>
           <w:tcPr>
             <w:tcW w:w="1186" w:type="dxa"/>
-          </w:tcPr>
-          <w:p>
-            <w:pPr>
+            <w:tcBorders>
+              <w:left w:val="single" w:sz="4" w:space="0" w:color="CCCCCC"/>
+              <w:right w:val="single" w:sz="4" w:space="0" w:color="CCCCCC"/>
+            </w:tcBorders>
+          </w:tcPr>
+          <w:p>
+            <w:pPr>
+              <w:spacing w:before="20" w:after="20" w:line="260" w:lineRule="exact"/>
               <w:jc w:val="center"/>
             </w:pPr>
             <w:r>
@@ -8199,25 +10126,37 @@
         <w:tc>
           <w:tcPr>
             <w:tcW w:w="1186" w:type="dxa"/>
-          </w:tcPr>
-          <w:p>
-            <w:pPr>
-              <w:jc w:val="center"/>
-            </w:pPr>
+            <w:tcBorders>
+              <w:left w:val="single" w:sz="4" w:space="0" w:color="CCCCCC"/>
+              <w:right w:val="single" w:sz="4" w:space="0" w:color="CCCCCC"/>
+            </w:tcBorders>
+          </w:tcPr>
+          <w:p>
+            <w:pPr>
+              <w:spacing w:before="20" w:after="20" w:line="260" w:lineRule="exact"/>
+              <w:jc w:val="center"/>
+            </w:pPr>
+            <w:proofErr w:type="spellStart"/>
             <w:r>
               <w:rPr>
                 <w:sz w:val="15"/>
               </w:rPr>
               <w:t>similarity_robustness</w:t>
             </w:r>
-          </w:p>
-        </w:tc>
-        <w:tc>
-          <w:tcPr>
-            <w:tcW w:w="1186" w:type="dxa"/>
-          </w:tcPr>
-          <w:p>
-            <w:pPr>
+            <w:proofErr w:type="spellEnd"/>
+          </w:p>
+        </w:tc>
+        <w:tc>
+          <w:tcPr>
+            <w:tcW w:w="1186" w:type="dxa"/>
+            <w:tcBorders>
+              <w:left w:val="single" w:sz="4" w:space="0" w:color="CCCCCC"/>
+              <w:right w:val="single" w:sz="4" w:space="0" w:color="CCCCCC"/>
+            </w:tcBorders>
+          </w:tcPr>
+          <w:p>
+            <w:pPr>
+              <w:spacing w:before="20" w:after="20" w:line="260" w:lineRule="exact"/>
               <w:jc w:val="center"/>
             </w:pPr>
             <w:r>
@@ -8231,25 +10170,37 @@
         <w:tc>
           <w:tcPr>
             <w:tcW w:w="1186" w:type="dxa"/>
-          </w:tcPr>
-          <w:p>
-            <w:pPr>
-              <w:jc w:val="center"/>
-            </w:pPr>
+            <w:tcBorders>
+              <w:left w:val="single" w:sz="4" w:space="0" w:color="CCCCCC"/>
+              <w:right w:val="single" w:sz="4" w:space="0" w:color="CCCCCC"/>
+            </w:tcBorders>
+          </w:tcPr>
+          <w:p>
+            <w:pPr>
+              <w:spacing w:before="20" w:after="20" w:line="260" w:lineRule="exact"/>
+              <w:jc w:val="center"/>
+            </w:pPr>
+            <w:proofErr w:type="spellStart"/>
             <w:r>
               <w:rPr>
                 <w:sz w:val="15"/>
               </w:rPr>
               <w:t>guidance_novelty_full_sample_tfidf</w:t>
             </w:r>
-          </w:p>
-        </w:tc>
-        <w:tc>
-          <w:tcPr>
-            <w:tcW w:w="1186" w:type="dxa"/>
-          </w:tcPr>
-          <w:p>
-            <w:pPr>
+            <w:proofErr w:type="spellEnd"/>
+          </w:p>
+        </w:tc>
+        <w:tc>
+          <w:tcPr>
+            <w:tcW w:w="1186" w:type="dxa"/>
+            <w:tcBorders>
+              <w:left w:val="single" w:sz="4" w:space="0" w:color="CCCCCC"/>
+              <w:right w:val="single" w:sz="4" w:space="0" w:color="CCCCCC"/>
+            </w:tcBorders>
+          </w:tcPr>
+          <w:p>
+            <w:pPr>
+              <w:spacing w:before="20" w:after="20" w:line="260" w:lineRule="exact"/>
               <w:jc w:val="center"/>
             </w:pPr>
             <w:r>
@@ -8263,9 +10214,14 @@
         <w:tc>
           <w:tcPr>
             <w:tcW w:w="1186" w:type="dxa"/>
-          </w:tcPr>
-          <w:p>
-            <w:pPr>
+            <w:tcBorders>
+              <w:left w:val="single" w:sz="4" w:space="0" w:color="CCCCCC"/>
+              <w:right w:val="single" w:sz="4" w:space="0" w:color="CCCCCC"/>
+            </w:tcBorders>
+          </w:tcPr>
+          <w:p>
+            <w:pPr>
+              <w:spacing w:before="20" w:after="20" w:line="260" w:lineRule="exact"/>
               <w:jc w:val="center"/>
             </w:pPr>
             <w:r>
@@ -8279,9 +10235,14 @@
         <w:tc>
           <w:tcPr>
             <w:tcW w:w="1186" w:type="dxa"/>
-          </w:tcPr>
-          <w:p>
-            <w:pPr>
+            <w:tcBorders>
+              <w:left w:val="single" w:sz="4" w:space="0" w:color="CCCCCC"/>
+              <w:right w:val="single" w:sz="4" w:space="0" w:color="CCCCCC"/>
+            </w:tcBorders>
+          </w:tcPr>
+          <w:p>
+            <w:pPr>
+              <w:spacing w:before="20" w:after="20" w:line="260" w:lineRule="exact"/>
               <w:jc w:val="center"/>
             </w:pPr>
             <w:r>
@@ -8295,9 +10256,14 @@
         <w:tc>
           <w:tcPr>
             <w:tcW w:w="1186" w:type="dxa"/>
-          </w:tcPr>
-          <w:p>
-            <w:pPr>
+            <w:tcBorders>
+              <w:left w:val="single" w:sz="4" w:space="0" w:color="CCCCCC"/>
+              <w:right w:val="single" w:sz="4" w:space="0" w:color="CCCCCC"/>
+            </w:tcBorders>
+          </w:tcPr>
+          <w:p>
+            <w:pPr>
+              <w:spacing w:before="20" w:after="20" w:line="260" w:lineRule="exact"/>
               <w:jc w:val="center"/>
             </w:pPr>
             <w:r>
@@ -8313,25 +10279,37 @@
         <w:tc>
           <w:tcPr>
             <w:tcW w:w="1186" w:type="dxa"/>
-          </w:tcPr>
-          <w:p>
-            <w:pPr>
-              <w:jc w:val="center"/>
-            </w:pPr>
+            <w:tcBorders>
+              <w:left w:val="single" w:sz="4" w:space="0" w:color="CCCCCC"/>
+              <w:right w:val="single" w:sz="4" w:space="0" w:color="CCCCCC"/>
+            </w:tcBorders>
+          </w:tcPr>
+          <w:p>
+            <w:pPr>
+              <w:spacing w:before="20" w:after="20" w:line="260" w:lineRule="exact"/>
+              <w:jc w:val="center"/>
+            </w:pPr>
+            <w:proofErr w:type="spellStart"/>
             <w:r>
               <w:rPr>
                 <w:sz w:val="15"/>
               </w:rPr>
               <w:t>similarity_robustness</w:t>
             </w:r>
-          </w:p>
-        </w:tc>
-        <w:tc>
-          <w:tcPr>
-            <w:tcW w:w="1186" w:type="dxa"/>
-          </w:tcPr>
-          <w:p>
-            <w:pPr>
+            <w:proofErr w:type="spellEnd"/>
+          </w:p>
+        </w:tc>
+        <w:tc>
+          <w:tcPr>
+            <w:tcW w:w="1186" w:type="dxa"/>
+            <w:tcBorders>
+              <w:left w:val="single" w:sz="4" w:space="0" w:color="CCCCCC"/>
+              <w:right w:val="single" w:sz="4" w:space="0" w:color="CCCCCC"/>
+            </w:tcBorders>
+          </w:tcPr>
+          <w:p>
+            <w:pPr>
+              <w:spacing w:before="20" w:after="20" w:line="260" w:lineRule="exact"/>
               <w:jc w:val="center"/>
             </w:pPr>
             <w:r>
@@ -8345,25 +10323,37 @@
         <w:tc>
           <w:tcPr>
             <w:tcW w:w="1186" w:type="dxa"/>
-          </w:tcPr>
-          <w:p>
-            <w:pPr>
-              <w:jc w:val="center"/>
-            </w:pPr>
+            <w:tcBorders>
+              <w:left w:val="single" w:sz="4" w:space="0" w:color="CCCCCC"/>
+              <w:right w:val="single" w:sz="4" w:space="0" w:color="CCCCCC"/>
+            </w:tcBorders>
+          </w:tcPr>
+          <w:p>
+            <w:pPr>
+              <w:spacing w:before="20" w:after="20" w:line="260" w:lineRule="exact"/>
+              <w:jc w:val="center"/>
+            </w:pPr>
+            <w:proofErr w:type="spellStart"/>
             <w:r>
               <w:rPr>
                 <w:sz w:val="15"/>
               </w:rPr>
               <w:t>fulltext_novelty_full_sample_tfidf</w:t>
             </w:r>
-          </w:p>
-        </w:tc>
-        <w:tc>
-          <w:tcPr>
-            <w:tcW w:w="1186" w:type="dxa"/>
-          </w:tcPr>
-          <w:p>
-            <w:pPr>
+            <w:proofErr w:type="spellEnd"/>
+          </w:p>
+        </w:tc>
+        <w:tc>
+          <w:tcPr>
+            <w:tcW w:w="1186" w:type="dxa"/>
+            <w:tcBorders>
+              <w:left w:val="single" w:sz="4" w:space="0" w:color="CCCCCC"/>
+              <w:right w:val="single" w:sz="4" w:space="0" w:color="CCCCCC"/>
+            </w:tcBorders>
+          </w:tcPr>
+          <w:p>
+            <w:pPr>
+              <w:spacing w:before="20" w:after="20" w:line="260" w:lineRule="exact"/>
               <w:jc w:val="center"/>
             </w:pPr>
             <w:r>
@@ -8377,9 +10367,14 @@
         <w:tc>
           <w:tcPr>
             <w:tcW w:w="1186" w:type="dxa"/>
-          </w:tcPr>
-          <w:p>
-            <w:pPr>
+            <w:tcBorders>
+              <w:left w:val="single" w:sz="4" w:space="0" w:color="CCCCCC"/>
+              <w:right w:val="single" w:sz="4" w:space="0" w:color="CCCCCC"/>
+            </w:tcBorders>
+          </w:tcPr>
+          <w:p>
+            <w:pPr>
+              <w:spacing w:before="20" w:after="20" w:line="260" w:lineRule="exact"/>
               <w:jc w:val="center"/>
             </w:pPr>
             <w:r>
@@ -8393,9 +10388,14 @@
         <w:tc>
           <w:tcPr>
             <w:tcW w:w="1186" w:type="dxa"/>
-          </w:tcPr>
-          <w:p>
-            <w:pPr>
+            <w:tcBorders>
+              <w:left w:val="single" w:sz="4" w:space="0" w:color="CCCCCC"/>
+              <w:right w:val="single" w:sz="4" w:space="0" w:color="CCCCCC"/>
+            </w:tcBorders>
+          </w:tcPr>
+          <w:p>
+            <w:pPr>
+              <w:spacing w:before="20" w:after="20" w:line="260" w:lineRule="exact"/>
               <w:jc w:val="center"/>
             </w:pPr>
             <w:r>
@@ -8409,9 +10409,14 @@
         <w:tc>
           <w:tcPr>
             <w:tcW w:w="1186" w:type="dxa"/>
-          </w:tcPr>
-          <w:p>
-            <w:pPr>
+            <w:tcBorders>
+              <w:left w:val="single" w:sz="4" w:space="0" w:color="CCCCCC"/>
+              <w:right w:val="single" w:sz="4" w:space="0" w:color="CCCCCC"/>
+            </w:tcBorders>
+          </w:tcPr>
+          <w:p>
+            <w:pPr>
+              <w:spacing w:before="20" w:after="20" w:line="260" w:lineRule="exact"/>
               <w:jc w:val="center"/>
             </w:pPr>
             <w:r>
@@ -8427,26 +10432,37 @@
         <w:tc>
           <w:tcPr>
             <w:tcW w:w="1186" w:type="dxa"/>
-          </w:tcPr>
-          <w:p>
-            <w:pPr>
-              <w:jc w:val="center"/>
-            </w:pPr>
-            <w:r>
-              <w:rPr>
-                <w:sz w:val="15"/>
-              </w:rPr>
-              <w:lastRenderedPageBreak/>
+            <w:tcBorders>
+              <w:left w:val="single" w:sz="4" w:space="0" w:color="CCCCCC"/>
+              <w:right w:val="single" w:sz="4" w:space="0" w:color="CCCCCC"/>
+            </w:tcBorders>
+          </w:tcPr>
+          <w:p>
+            <w:pPr>
+              <w:spacing w:before="20" w:after="20" w:line="260" w:lineRule="exact"/>
+              <w:jc w:val="center"/>
+            </w:pPr>
+            <w:proofErr w:type="spellStart"/>
+            <w:r>
+              <w:rPr>
+                <w:sz w:val="15"/>
+              </w:rPr>
               <w:t>similarity_robustness</w:t>
             </w:r>
-          </w:p>
-        </w:tc>
-        <w:tc>
-          <w:tcPr>
-            <w:tcW w:w="1186" w:type="dxa"/>
-          </w:tcPr>
-          <w:p>
-            <w:pPr>
+            <w:proofErr w:type="spellEnd"/>
+          </w:p>
+        </w:tc>
+        <w:tc>
+          <w:tcPr>
+            <w:tcW w:w="1186" w:type="dxa"/>
+            <w:tcBorders>
+              <w:left w:val="single" w:sz="4" w:space="0" w:color="CCCCCC"/>
+              <w:right w:val="single" w:sz="4" w:space="0" w:color="CCCCCC"/>
+            </w:tcBorders>
+          </w:tcPr>
+          <w:p>
+            <w:pPr>
+              <w:spacing w:before="20" w:after="20" w:line="260" w:lineRule="exact"/>
               <w:jc w:val="center"/>
             </w:pPr>
             <w:r>
@@ -8460,25 +10476,37 @@
         <w:tc>
           <w:tcPr>
             <w:tcW w:w="1186" w:type="dxa"/>
-          </w:tcPr>
-          <w:p>
-            <w:pPr>
-              <w:jc w:val="center"/>
-            </w:pPr>
+            <w:tcBorders>
+              <w:left w:val="single" w:sz="4" w:space="0" w:color="CCCCCC"/>
+              <w:right w:val="single" w:sz="4" w:space="0" w:color="CCCCCC"/>
+            </w:tcBorders>
+          </w:tcPr>
+          <w:p>
+            <w:pPr>
+              <w:spacing w:before="20" w:after="20" w:line="260" w:lineRule="exact"/>
+              <w:jc w:val="center"/>
+            </w:pPr>
+            <w:proofErr w:type="spellStart"/>
             <w:r>
               <w:rPr>
                 <w:sz w:val="15"/>
               </w:rPr>
               <w:t>z_similarity_char_ngram</w:t>
             </w:r>
-          </w:p>
-        </w:tc>
-        <w:tc>
-          <w:tcPr>
-            <w:tcW w:w="1186" w:type="dxa"/>
-          </w:tcPr>
-          <w:p>
-            <w:pPr>
+            <w:proofErr w:type="spellEnd"/>
+          </w:p>
+        </w:tc>
+        <w:tc>
+          <w:tcPr>
+            <w:tcW w:w="1186" w:type="dxa"/>
+            <w:tcBorders>
+              <w:left w:val="single" w:sz="4" w:space="0" w:color="CCCCCC"/>
+              <w:right w:val="single" w:sz="4" w:space="0" w:color="CCCCCC"/>
+            </w:tcBorders>
+          </w:tcPr>
+          <w:p>
+            <w:pPr>
+              <w:spacing w:before="20" w:after="20" w:line="260" w:lineRule="exact"/>
               <w:jc w:val="center"/>
             </w:pPr>
             <w:r>
@@ -8492,9 +10520,14 @@
         <w:tc>
           <w:tcPr>
             <w:tcW w:w="1186" w:type="dxa"/>
-          </w:tcPr>
-          <w:p>
-            <w:pPr>
+            <w:tcBorders>
+              <w:left w:val="single" w:sz="4" w:space="0" w:color="CCCCCC"/>
+              <w:right w:val="single" w:sz="4" w:space="0" w:color="CCCCCC"/>
+            </w:tcBorders>
+          </w:tcPr>
+          <w:p>
+            <w:pPr>
+              <w:spacing w:before="20" w:after="20" w:line="260" w:lineRule="exact"/>
               <w:jc w:val="center"/>
             </w:pPr>
             <w:r>
@@ -8508,9 +10541,14 @@
         <w:tc>
           <w:tcPr>
             <w:tcW w:w="1186" w:type="dxa"/>
-          </w:tcPr>
-          <w:p>
-            <w:pPr>
+            <w:tcBorders>
+              <w:left w:val="single" w:sz="4" w:space="0" w:color="CCCCCC"/>
+              <w:right w:val="single" w:sz="4" w:space="0" w:color="CCCCCC"/>
+            </w:tcBorders>
+          </w:tcPr>
+          <w:p>
+            <w:pPr>
+              <w:spacing w:before="20" w:after="20" w:line="260" w:lineRule="exact"/>
               <w:jc w:val="center"/>
             </w:pPr>
             <w:r>
@@ -8524,9 +10562,14 @@
         <w:tc>
           <w:tcPr>
             <w:tcW w:w="1186" w:type="dxa"/>
-          </w:tcPr>
-          <w:p>
-            <w:pPr>
+            <w:tcBorders>
+              <w:left w:val="single" w:sz="4" w:space="0" w:color="CCCCCC"/>
+              <w:right w:val="single" w:sz="4" w:space="0" w:color="CCCCCC"/>
+            </w:tcBorders>
+          </w:tcPr>
+          <w:p>
+            <w:pPr>
+              <w:spacing w:before="20" w:after="20" w:line="260" w:lineRule="exact"/>
               <w:jc w:val="center"/>
             </w:pPr>
             <w:r>
@@ -8539,11 +10582,6 @@
         </w:tc>
       </w:tr>
     </w:tbl>
-    <w:p>
-      <w:pPr>
-        <w:spacing w:after="40" w:line="360" w:lineRule="exact"/>
-      </w:pPr>
-    </w:p>
     <w:p>
       <w:pPr>
         <w:spacing w:before="240" w:after="120" w:line="360" w:lineRule="exact"/>
@@ -8554,6 +10592,7 @@
           <w:rFonts w:eastAsia="仿宋"/>
           <w:sz w:val="28"/>
         </w:rPr>
+        <w:lastRenderedPageBreak/>
         <w:t>八、股票收益与债券曲线结果</w:t>
       </w:r>
     </w:p>
@@ -8587,7 +10626,15 @@
         <w:t xml:space="preserve"> [-1,+3] </w:t>
       </w:r>
       <w:r>
-        <w:t>窗口。若政策指引情感为正而宏观情感为负，可能表示央行在承认经济压力的同时释放支持性政策信号。本文不把收益结果作为主结论，因为短窗口收益受同期宏观数据、全球市场、行业结构和风险偏好影响更强。</w:t>
+        <w:t>窗口。</w:t>
+      </w:r>
+      <w:proofErr w:type="gramStart"/>
+      <w:r>
+        <w:t>若政策</w:t>
+      </w:r>
+      <w:proofErr w:type="gramEnd"/>
+      <w:r>
+        <w:t>指引情感为正而宏观情感为负，可能表示央行在承认经济压力的同时释放支持性政策信号。本文不把收益结果作为主结论，因为短窗口收益受同期宏观数据、全球市场、行业结构和风险偏好影响更强。</w:t>
       </w:r>
     </w:p>
     <w:p>
@@ -8596,7 +10643,15 @@
         <w:ind w:firstLine="420"/>
       </w:pPr>
       <w:r>
-        <w:t>债券主结果显示，未预期政策语调对收益率曲线斜率</w:t>
+        <w:t>债券</w:t>
+      </w:r>
+      <w:proofErr w:type="gramStart"/>
+      <w:r>
+        <w:t>主结果</w:t>
+      </w:r>
+      <w:proofErr w:type="gramEnd"/>
+      <w:r>
+        <w:t>显示，未预期政策语调对收益率曲线斜率</w:t>
       </w:r>
       <w:r>
         <w:t xml:space="preserve"> [0,+3] </w:t>
@@ -8668,7 +10723,15 @@
         <w:t xml:space="preserve"> 0.5719</w:t>
       </w:r>
       <w:r>
-        <w:t>，方向为负但统计证据不足。本文保留这一结果，提示央行报告文本的市场含义存在边界：文本信息更多体现预期管理和解释框架，短端利率在发布日窗口内未必出现稳定反应。</w:t>
+        <w:t>，方向为负但统计证据不足。本文保留这一结果，提示央行报告文本的市场含义存在边界：文本信息更多体现预期管理和解释框架，短</w:t>
+      </w:r>
+      <w:proofErr w:type="gramStart"/>
+      <w:r>
+        <w:t>端利率</w:t>
+      </w:r>
+      <w:proofErr w:type="gramEnd"/>
+      <w:r>
+        <w:t>在发布日窗口内未必出现稳定反应。</w:t>
       </w:r>
     </w:p>
     <w:p>
@@ -8701,7 +10764,7 @@
           <w:noProof/>
         </w:rPr>
         <w:drawing>
-          <wp:inline distT="0" distB="0" distL="0" distR="0" wp14:anchorId="3B65968C" wp14:editId="434D4B81">
+          <wp:inline distT="0" distB="0" distL="0" distR="0" wp14:anchorId="5C752DA3" wp14:editId="16649CAF">
             <wp:extent cx="5029200" cy="2828925"/>
             <wp:effectExtent l="0" t="0" r="0" b="0"/>
             <wp:docPr id="33" name="Picture 33"/>
@@ -8739,6 +10802,30 @@
     </w:p>
     <w:p>
       <w:pPr>
+        <w:spacing w:after="80" w:line="360" w:lineRule="exact"/>
+        <w:jc w:val="center"/>
+      </w:pPr>
+      <w:r>
+        <w:rPr>
+          <w:sz w:val="18"/>
+        </w:rPr>
+        <w:t>图</w:t>
+      </w:r>
+      <w:r>
+        <w:rPr>
+          <w:sz w:val="18"/>
+        </w:rPr>
+        <w:t xml:space="preserve">5  </w:t>
+      </w:r>
+      <w:r>
+        <w:rPr>
+          <w:sz w:val="18"/>
+        </w:rPr>
+        <w:t>国债收益率曲线水平、斜率和曲率</w:t>
+      </w:r>
+    </w:p>
+    <w:p>
+      <w:pPr>
         <w:jc w:val="center"/>
       </w:pPr>
       <w:r>
@@ -8747,7 +10834,7 @@
         </w:rPr>
         <w:lastRenderedPageBreak/>
         <w:drawing>
-          <wp:inline distT="0" distB="0" distL="0" distR="0" wp14:anchorId="07567B1E" wp14:editId="1BBDECEA">
+          <wp:inline distT="0" distB="0" distL="0" distR="0" wp14:anchorId="2CDBB094" wp14:editId="0311F0CA">
             <wp:extent cx="5029200" cy="3233057"/>
             <wp:effectExtent l="0" t="0" r="0" b="0"/>
             <wp:docPr id="34" name="Picture 34"/>
@@ -8785,6 +10872,30 @@
     </w:p>
     <w:p>
       <w:pPr>
+        <w:spacing w:after="80" w:line="360" w:lineRule="exact"/>
+        <w:jc w:val="center"/>
+      </w:pPr>
+      <w:r>
+        <w:rPr>
+          <w:sz w:val="18"/>
+        </w:rPr>
+        <w:t>图</w:t>
+      </w:r>
+      <w:r>
+        <w:rPr>
+          <w:sz w:val="18"/>
+        </w:rPr>
+        <w:t xml:space="preserve">6  </w:t>
+      </w:r>
+      <w:r>
+        <w:rPr>
+          <w:sz w:val="18"/>
+        </w:rPr>
+        <w:t>未预期语调与收益率曲线斜率反应</w:t>
+      </w:r>
+    </w:p>
+    <w:p>
+      <w:pPr>
         <w:spacing w:before="240" w:after="120" w:line="360" w:lineRule="exact"/>
         <w:jc w:val="center"/>
       </w:pPr>
@@ -8826,7 +10937,15 @@
         <w:t xml:space="preserve">EGARCH </w:t>
       </w:r>
       <w:r>
-        <w:t>仅用于描述日度收益的条件异方差特征，文本变量进入的是</w:t>
+        <w:t>仅用于</w:t>
+      </w:r>
+      <w:proofErr w:type="gramStart"/>
+      <w:r>
+        <w:t>描述日度收益</w:t>
+      </w:r>
+      <w:proofErr w:type="gramEnd"/>
+      <w:r>
+        <w:t>的条件异方差特征，文本变量进入的是</w:t>
       </w:r>
       <w:r>
         <w:t xml:space="preserve"> ARX </w:t>
@@ -8931,7 +11050,15 @@
         <w:t xml:space="preserve">EGARCH </w:t>
       </w:r>
       <w:r>
-        <w:t>仅用于描述日度收益的条件异方差诊断，文本变量进入的是</w:t>
+        <w:t>仅用于</w:t>
+      </w:r>
+      <w:proofErr w:type="gramStart"/>
+      <w:r>
+        <w:t>描述日度收益</w:t>
+      </w:r>
+      <w:proofErr w:type="gramEnd"/>
+      <w:r>
+        <w:t>的条件异方差诊断，文本变量进入的是</w:t>
       </w:r>
       <w:r>
         <w:t xml:space="preserve"> ARX </w:t>
@@ -8958,13 +11085,29 @@
         <w:t xml:space="preserve"> 240 </w:t>
       </w:r>
       <w:r>
-        <w:t>条句子级抽样文件（政策指引和宏观章节各约</w:t>
+        <w:t>条</w:t>
+      </w:r>
+      <w:proofErr w:type="gramStart"/>
+      <w:r>
+        <w:t>句子级抽样</w:t>
+      </w:r>
+      <w:proofErr w:type="gramEnd"/>
+      <w:r>
+        <w:t>文件（政策指引和宏观章节各约</w:t>
       </w:r>
       <w:r>
         <w:t xml:space="preserve"> 120 </w:t>
       </w:r>
       <w:r>
-        <w:t>句），由标注人罗允绩完成金融情感、政策倾向和主题类别的人工标注。以人工标签为基准，自动词典标签的验证结果显示：（</w:t>
+        <w:t>句），由标注人罗</w:t>
+      </w:r>
+      <w:proofErr w:type="gramStart"/>
+      <w:r>
+        <w:t>允绩完成</w:t>
+      </w:r>
+      <w:proofErr w:type="gramEnd"/>
+      <w:r>
+        <w:t>金融情感、政策倾向和主题类别的人工标注。以人工标签为基准，自动词典标签的验证结果显示：（</w:t>
       </w:r>
       <w:r>
         <w:t>1</w:t>
@@ -9012,7 +11155,23 @@
         <w:t>positive</w:t>
       </w:r>
       <w:r>
-        <w:t>），原因在于中文金融情感词典面向文档级金融市场分析设计，直接用于句子级政策文本会产生系统性正向偏误；（</w:t>
+        <w:t>），原因在于中文金融情感词典面向</w:t>
+      </w:r>
+      <w:proofErr w:type="gramStart"/>
+      <w:r>
+        <w:t>文档级</w:t>
+      </w:r>
+      <w:proofErr w:type="gramEnd"/>
+      <w:r>
+        <w:t>金融市场分析设计，直接用于</w:t>
+      </w:r>
+      <w:proofErr w:type="gramStart"/>
+      <w:r>
+        <w:t>句子级政策</w:t>
+      </w:r>
+      <w:proofErr w:type="gramEnd"/>
+      <w:r>
+        <w:t>文本会产生系统性正向偏误；（</w:t>
       </w:r>
       <w:r>
         <w:t>2</w:t>
@@ -9048,7 +11207,15 @@
         <w:t>v2</w:t>
       </w:r>
       <w:r>
-        <w:t>）在句子级仍存在严重覆盖不足；（</w:t>
+        <w:t>）在</w:t>
+      </w:r>
+      <w:proofErr w:type="gramStart"/>
+      <w:r>
+        <w:t>句子级</w:t>
+      </w:r>
+      <w:proofErr w:type="gramEnd"/>
+      <w:r>
+        <w:t>仍存在严重覆盖不足；（</w:t>
       </w:r>
       <w:r>
         <w:t>3</w:t>
@@ -9102,14 +11269,38 @@
         <w:t xml:space="preserve"> inflation </w:t>
       </w:r>
       <w:r>
-        <w:t>的召回率仍偏低。综合来看，自动词典在句子级存在系统性误差，但文档级聚合后的标准化指标在回归中</w:t>
+        <w:t>的召回率仍偏</w:t>
       </w:r>
       <w:r>
         <w:lastRenderedPageBreak/>
-        <w:t>更为稳健。词典版本历史保存在</w:t>
-      </w:r>
-      <w:r>
-        <w:t xml:space="preserve"> data/dictionaries/lexicon_versions/ </w:t>
+        <w:t>低。综合来看，自动词典在</w:t>
+      </w:r>
+      <w:proofErr w:type="gramStart"/>
+      <w:r>
+        <w:t>句子级存在</w:t>
+      </w:r>
+      <w:proofErr w:type="gramEnd"/>
+      <w:r>
+        <w:t>系统性误差，但</w:t>
+      </w:r>
+      <w:proofErr w:type="gramStart"/>
+      <w:r>
+        <w:t>文档级</w:t>
+      </w:r>
+      <w:proofErr w:type="gramEnd"/>
+      <w:r>
+        <w:t>聚合后的标准化指标在回归中更为稳健。词典版本历史保存在</w:t>
+      </w:r>
+      <w:r>
+        <w:t xml:space="preserve"> data/dictionaries/</w:t>
+      </w:r>
+      <w:proofErr w:type="spellStart"/>
+      <w:r>
+        <w:t>lexicon_versions</w:t>
+      </w:r>
+      <w:proofErr w:type="spellEnd"/>
+      <w:r>
+        <w:t xml:space="preserve">/ </w:t>
       </w:r>
       <w:r>
         <w:t>目录下。本文不根据市场回归显著性修改人工标签。</w:t>
@@ -9140,7 +11331,15 @@
         <w:t xml:space="preserve"> TF-IDF </w:t>
       </w:r>
       <w:r>
-        <w:t>创新度可以作为衡量央行沟通新增信息的核心指标，并与报告发布后股票市场实际波动率存在可检验关系；</w:t>
+        <w:t>创新度可以作为衡量央行沟通新增信息的核心指标，并与报告发布后股票市场实际波动</w:t>
+      </w:r>
+      <w:proofErr w:type="gramStart"/>
+      <w:r>
+        <w:t>率存在</w:t>
+      </w:r>
+      <w:proofErr w:type="gramEnd"/>
+      <w:r>
+        <w:t>可检验关系；</w:t>
       </w:r>
       <w:r>
         <w:t xml:space="preserve">2019 </w:t>
@@ -9152,7 +11351,15 @@
         <w:t xml:space="preserve">240 </w:t>
       </w:r>
       <w:r>
-        <w:t>句）表明自动词典在句子级存在系统性偏误</w:t>
+        <w:t>句）表明自动词典在</w:t>
+      </w:r>
+      <w:proofErr w:type="gramStart"/>
+      <w:r>
+        <w:t>句子级存在</w:t>
+      </w:r>
+      <w:proofErr w:type="gramEnd"/>
+      <w:r>
+        <w:t>系统性偏误</w:t>
       </w:r>
       <w:r>
         <w:t>——</w:t>
@@ -9170,7 +11377,15 @@
         <w:t xml:space="preserve"> 14.17%——</w:t>
       </w:r>
       <w:r>
-        <w:t>但文档级聚合指标在回归中更为稳健。词典版本从</w:t>
+        <w:t>但</w:t>
+      </w:r>
+      <w:proofErr w:type="gramStart"/>
+      <w:r>
+        <w:t>文档级</w:t>
+      </w:r>
+      <w:proofErr w:type="gramEnd"/>
+      <w:r>
+        <w:t>聚合指标在回归中更为稳健。词典版本从</w:t>
       </w:r>
       <w:r>
         <w:t xml:space="preserve"> v1 </w:t>
@@ -9209,7 +11424,23 @@
         <w:t xml:space="preserve">2019 </w:t>
       </w:r>
       <w:r>
-        <w:t>年以后的交互项说明，同一类文本变化在不同市场背景下未必具有相同含义。第三，债券市场对央行沟通的反应不宜只看短端单一期限，收益率曲线斜率能够更好地反映短端政策预期与长端宏观预期之间的相对变化。</w:t>
+        <w:t>年以后的交互项说明，同一类文本变化在不同市场背景下未必具有相同含义。第三，债券市场对央行沟通的反应不宜</w:t>
+      </w:r>
+      <w:proofErr w:type="gramStart"/>
+      <w:r>
+        <w:t>只看短端</w:t>
+      </w:r>
+      <w:proofErr w:type="gramEnd"/>
+      <w:r>
+        <w:t>单一期限，收益率曲线斜率能够更好地反映短</w:t>
+      </w:r>
+      <w:proofErr w:type="gramStart"/>
+      <w:r>
+        <w:t>端政策</w:t>
+      </w:r>
+      <w:proofErr w:type="gramEnd"/>
+      <w:r>
+        <w:t>预期与长端宏观预期之间的相对变化。</w:t>
       </w:r>
     </w:p>
     <w:p>
@@ -9230,7 +11461,15 @@
         <w:t xml:space="preserve"> PDF </w:t>
       </w:r>
       <w:r>
-        <w:t>抽取和词典规则，句子级自动词典存在系统性偏误（已验证）；事件窗口研究难以完全排除同期宏观消息和全球市场冲击。这些限制决定了本文结论应被理解为基于公开数据的经验证据，而不是完整的央行沟通定价模型。尽管如此，本文仍提供了一个可复现的课程研究框架：从真实央行报告和公开市场数据出发，固定样本边界，锁定分析计划，构建发布时点可获得的文本指标，并用统一代码生成表格、图形、论文和提交包。</w:t>
+        <w:t>抽取和词典规则，</w:t>
+      </w:r>
+      <w:proofErr w:type="gramStart"/>
+      <w:r>
+        <w:t>句子级</w:t>
+      </w:r>
+      <w:proofErr w:type="gramEnd"/>
+      <w:r>
+        <w:t>自动词典存在系统性偏误（已验证）；事件窗口研究难以完全排除同期宏观消息和全球市场冲击。这些限制决定了本文结论应被理解为基于公开数据的经验证据，而不是完整的央行沟通定价模型。尽管如此，本文仍提供了一个可复现的课程研究框架：从真实央行报告和公开市场数据出发，固定样本边界，锁定分析计划，构建发布时点可获得的文本指标，并用统一代码生成表格、图形、论文和提交包。</w:t>
       </w:r>
     </w:p>
     <w:p>
@@ -9263,11 +11502,8 @@
         <w:ind w:firstLine="420"/>
       </w:pPr>
       <w:r>
-        <w:t>对于金融文本研究而言，可复现性首先来自方法和数据边界的透明化，然后才是结果的</w:t>
-      </w:r>
-      <w:r>
         <w:lastRenderedPageBreak/>
-        <w:t>可复算。本文在这一方向上提供了可供审阅和复现的完整路径。</w:t>
+        <w:t>对于金融文本研究而言，可复现性首先来自方法和数据边界的透明化，然后才是结果的可复算。本文在这一方向上提供了可供审阅和复现的完整路径。</w:t>
       </w:r>
     </w:p>
     <w:p>
@@ -9289,7 +11525,15 @@
         <w:ind w:firstLine="420"/>
       </w:pPr>
       <w:r>
-        <w:t>为便于课程复核，本文所有核心数字均来自同一套中间表和结果表。读者可以从文本特征、事件面板、回归表、图形源数据逐步核对，确认</w:t>
+        <w:t>为便于课程复核，本文所有核心数字均来自同一套中间表和结果表。读者可以从文本特征、事件面板、回归表、图形</w:t>
+      </w:r>
+      <w:proofErr w:type="gramStart"/>
+      <w:r>
+        <w:t>源数据</w:t>
+      </w:r>
+      <w:proofErr w:type="gramEnd"/>
+      <w:r>
+        <w:t>逐步核对，确认</w:t>
       </w:r>
       <w:r>
         <w:t xml:space="preserve"> 2026Q1 </w:t>
@@ -9307,7 +11551,31 @@
         <w:t xml:space="preserve">EGARCH </w:t>
       </w:r>
       <w:r>
-        <w:t>仅作为诊断而非主证据、自动词典在句子级存在系统性偏误但文档级聚合指标稳健。这样的复核路径可以减少口径误差，也能让不显著结果和显著结果接受同样的检查。</w:t>
+        <w:t>仅作为诊断而非主证据、自动词典在</w:t>
+      </w:r>
+      <w:proofErr w:type="gramStart"/>
+      <w:r>
+        <w:t>句子级存在</w:t>
+      </w:r>
+      <w:proofErr w:type="gramEnd"/>
+      <w:r>
+        <w:t>系统性偏误但</w:t>
+      </w:r>
+      <w:proofErr w:type="gramStart"/>
+      <w:r>
+        <w:t>文档级</w:t>
+      </w:r>
+      <w:proofErr w:type="gramEnd"/>
+      <w:r>
+        <w:t>聚合指标稳健。这样的复核路径可以减少口径误差，也能让不显著结果和显著结果接受同样的检查，确保研究透明度和</w:t>
+      </w:r>
+      <w:proofErr w:type="gramStart"/>
+      <w:r>
+        <w:t>可</w:t>
+      </w:r>
+      <w:proofErr w:type="gramEnd"/>
+      <w:r>
+        <w:t>复现性。</w:t>
       </w:r>
     </w:p>
     <w:p>
@@ -9331,8 +11599,13 @@
       <w:r>
         <w:t xml:space="preserve">[1] </w:t>
       </w:r>
-      <w:r>
-        <w:t>姜富伟、胡逸驰、黄楠</w:t>
+      <w:proofErr w:type="gramStart"/>
+      <w:r>
+        <w:t>姜富伟</w:t>
+      </w:r>
+      <w:proofErr w:type="gramEnd"/>
+      <w:r>
+        <w:t>、胡逸驰、黄楠</w:t>
       </w:r>
       <w:r>
         <w:t xml:space="preserve">. </w:t>
@@ -9416,7 +11689,15 @@
         <w:ind w:firstLine="420"/>
       </w:pPr>
       <w:r>
-        <w:t>[4] Du Z, Huang A G, Wermers R, Wu W. Language and Domain Specificity: A Chinese Financial Sentiment Dictionary[J]. Review of Finance, 2022, 26(3): 673–719.</w:t>
+        <w:t xml:space="preserve">[4] Du Z, Huang A G, </w:t>
+      </w:r>
+      <w:proofErr w:type="spellStart"/>
+      <w:r>
+        <w:t>Wermers</w:t>
+      </w:r>
+      <w:proofErr w:type="spellEnd"/>
+      <w:r>
+        <w:t xml:space="preserve"> R, Wu W. Language and Domain Specificity: A Chinese Financial Sentiment Dictionary[J]. Review of Finance, 2022, 26(3): 673–719.</w:t>
       </w:r>
     </w:p>
     <w:p>
@@ -9425,10 +11706,27 @@
         <w:ind w:firstLine="420"/>
       </w:pPr>
       <w:r>
-        <w:t>[5] Gürkaynak R S, Sack B, Swanson E. Do Actions Speak Louder than Words?[J]. International Journal of Central Banking, 2005, 1(1): 55–93.</w:t>
+        <w:t xml:space="preserve">[5] </w:t>
+      </w:r>
+      <w:proofErr w:type="spellStart"/>
+      <w:r>
+        <w:t>Gürkaynak</w:t>
+      </w:r>
+      <w:proofErr w:type="spellEnd"/>
+      <w:r>
+        <w:t xml:space="preserve"> R S, Sack B, Swanson E. Do Actions Speak Louder than </w:t>
+      </w:r>
+      <w:proofErr w:type="gramStart"/>
+      <w:r>
+        <w:t>Words?[</w:t>
+      </w:r>
+      <w:proofErr w:type="gramEnd"/>
+      <w:r>
+        <w:t>J]. International Journal of Central Banking, 2005, 1(1): 55–93.</w:t>
       </w:r>
     </w:p>
     <w:sectPr>
+      <w:type w:val="continuous"/>
       <w:pgSz w:w="11906" w:h="16838"/>
       <w:pgMar w:top="1440" w:right="1803" w:bottom="1440" w:left="1803" w:header="851" w:footer="992" w:gutter="0"/>
       <w:pgNumType w:start="1"/>

--- a/paper/课程论文_提交版.docx
+++ b/paper/课程论文_提交版.docx
@@ -1283,7 +1283,7 @@
           <w:b w:val="0"/>
           <w:sz w:val="21"/>
         </w:rPr>
-        <w:t>本文基于中国人民银行货币政策执行报告和公开金融市场数据，研究央行沟通文本与短期市场反应之间的经验关系。正式样本锁定为2006年第1季度至2025年第4季度，2026年第1季度仅保留在文本数据库中而不进入正式估计。核心主检验以政策指引章节扩展窗口TF-IDF创新度解释报告发布后五个交易日股票实际波动率，创新度早期样本系数为0.7466，HC3 p值为0.0258，2019年后总效应为0.2910。债券探索以跨拟合政策语调和收益率曲线斜率为核心，未预期语调主系数为0.9542，p值为0.4210。人工标注验证覆盖240句，字符TF-IDF与LinearSVC提供独立文本测量检验。全文强调可复现的数据处理、文本特征工程、分组交叉验证和金融事件研究，不把方向一致解释为统计显著。</w:t>
+        <w:t>本文基于中国人民银行货币政策执行报告和公开金融市场数据，研究央行沟通文本与短期市场反应之间的经验关系。正式样本锁定为2006年第1季度至2025年第4季度，2026年第1季度仅保留在文本数据库中而不进入正式估计。核心主检验以政策指引章节扩展窗口TF-IDF创新度解释报告发布后五个交易日股票实际波动率，创新度早期样本系数为0.7466，HC3 p值为0.0258，2019年后总效应为0.2910。原词典语调构造的未预期政策指标在收益率曲线斜率模型中的系数为0.9542，p值为0.4210；进一步使用按报告交叉拟合的监督政策语调后，政策相关句均值系数为0.4744，p值为0.9079，未获得稳定债券市场证据。人工标注验证覆盖240句，字符TF-IDF与LinearSVC提供独立文本测量检验。全文强调可复现的数据处理、文本特征工程、分组交叉验证和金融事件研究，不把方向一致解释为统计显著。</w:t>
       </w:r>
     </w:p>
     <w:p>
@@ -1366,7 +1366,7 @@
           <w:b w:val="0"/>
           <w:sz w:val="18"/>
         </w:rPr>
-        <w:t>This paper studies how textual features in the People's Bank of China's Monetary Policy Implementation Reports relate to short-window financial market responses. The formal empirical sample is locked at 2006Q1–2025Q4. The main stock-market model uses expanding TF-IDF novelty in the policy-guidance section to explain post-release realized volatility. The main bond-market model uses unexpected policy tone to explain yield-curve slope changes. A manual annotation validation of 240 sentences reveals systematic limitations of lexicon-based methods at the sentence level, while document-level aggregated indicators remain informative for regression analysis.</w:t>
+        <w:t>This paper studies how textual features in the People's Bank of China's Monetary Policy Implementation Reports relate to short-window financial market responses. The formal empirical sample is locked at 2006Q1–2025Q4. The main stock-market model uses expanding TF-IDF novelty in the policy-guidance section to explain post-release realized volatility. The main bond-market model uses unexpected policy tone to explain yield-curve slope changes. A manual annotation validation of 240 sentences reveals systematic limitations of lexicon-based methods at the sentence level, and document-level policy-tone measures do not yield robust bond-market evidence across alternative specifications.</w:t>
       </w:r>
     </w:p>
     <w:p>
@@ -1632,7 +1632,7 @@
           <w:b w:val="0"/>
           <w:sz w:val="21"/>
         </w:rPr>
-        <w:t>监督验证采用按报告分组的交叉验证，而不是随机句子切分。央行报告中有大量模板化表达，如果相似句子同时出现在训练集和测试集，模型看似准确，实则只是在识别固定句式。按报告分组以后，测试折中的句子来自未见过的报告，指标更接近未来季度应用场景。近重复文本合并折号进一步降低公式化表述造成的泄漏。</w:t>
+        <w:t>字符TF-IDF+LinearSVC的按报告分组交叉验证显示，情感Accuracy为0.8958、Macro-F1为0.7993；政策四分类Accuracy为0.8583、Macro-F1为0.6804；条件三分类Accuracy为0.7879、Macro-F1为0.7301；主题硬分类Accuracy为0.7208、Macro-F1为0.3329。</w:t>
       </w:r>
     </w:p>
     <w:p>
@@ -1646,7 +1646,7 @@
           <w:b w:val="0"/>
           <w:sz w:val="21"/>
         </w:rPr>
-        <w:t>学习曲线的作用不是证明当前人工标签已经充分，而是说明继续增加标签的边际收益和薄弱类别。若训练比例提高后Macro-F1仍然波动，说明类别稀疏和句式相似性仍在限制泛化；若准确率上升但少数类别召回率低，说明模型主要学到了多数类。本文据此把人工验证定位为测量可靠性检查，而不是用监督模型替代全部文本指标。</w:t>
+        <w:t>监督验证采用按报告分组的交叉验证，而不是随机句子切分。央行报告中有大量模板化表达，如果相似句子同时出现在训练集和测试集，模型看似准确，实则只是在识别固定句式。按报告分组以后，测试折中的句子来自未见过的报告，指标更接近未来季度应用场景。近重复文本合并折号进一步降低公式化表述造成的泄漏。</w:t>
       </w:r>
     </w:p>
     <w:p>
@@ -1660,6 +1660,34 @@
           <w:b w:val="0"/>
           <w:sz w:val="21"/>
         </w:rPr>
+        <w:t>主题硬分类的Macro-F1明显低于情感和政策方向任务，因此主题模块不作为监督分类核心结果。正式研究使用连续主题关注度描述增长、通胀、风险、汇率、金融稳定和房地产等语境变化，避免把稀疏主题标签误写成稳定分类器。</w:t>
+      </w:r>
+    </w:p>
+    <w:p>
+      <w:pPr>
+        <w:spacing w:line="360" w:lineRule="exact" w:before="0" w:after="0"/>
+        <w:ind w:firstLine="420"/>
+      </w:pPr>
+      <w:r>
+        <w:rPr>
+          <w:rFonts w:ascii="Times New Roman" w:hAnsi="Times New Roman" w:eastAsia="宋体"/>
+          <w:b w:val="0"/>
+          <w:sz w:val="21"/>
+        </w:rPr>
+        <w:t>学习曲线的作用不是证明当前人工标签已经充分，而是说明继续增加标签的边际收益和薄弱类别。若训练比例提高后Macro-F1仍然波动，说明类别稀疏和句式相似性仍在限制泛化；若准确率上升但少数类别召回率低，说明模型主要学到了多数类。本文据此把人工验证定位为测量可靠性检查，而不是用监督模型替代全部文本指标。</w:t>
+      </w:r>
+    </w:p>
+    <w:p>
+      <w:pPr>
+        <w:spacing w:line="360" w:lineRule="exact" w:before="0" w:after="0"/>
+        <w:ind w:firstLine="420"/>
+      </w:pPr>
+      <w:r>
+        <w:rPr>
+          <w:rFonts w:ascii="Times New Roman" w:hAnsi="Times New Roman" w:eastAsia="宋体"/>
+          <w:b w:val="0"/>
+          <w:sz w:val="21"/>
+        </w:rPr>
         <w:t>分组交叉验证同时按报告和近重复句子合并折号，防止同一报告或高度公式化表述跨折泄漏。学习曲线表明，240句人工样本已经足以暴露词典和轻量监督模型的主要误差来源，但对少数类别的稳定识别仍然受样本量限制。后续若增加标注，应优先补充hawkish、negative和房地产主题句，而不是为追求显著性改动已有标签。</w:t>
       </w:r>
     </w:p>
@@ -1674,7 +1702,7 @@
           <w:b/>
           <w:sz w:val="18"/>
         </w:rPr>
-        <w:t>表1  文本测量验证结果</w:t>
+        <w:t>表1  文本测量模型比较</w:t>
       </w:r>
     </w:p>
     <w:tbl>
@@ -1692,14 +1720,18 @@
         </w:tblBorders>
       </w:tblPr>
       <w:tblGrid>
-        <w:gridCol w:w="2767"/>
-        <w:gridCol w:w="2767"/>
-        <w:gridCol w:w="2767"/>
+        <w:gridCol w:w="1186"/>
+        <w:gridCol w:w="1186"/>
+        <w:gridCol w:w="1186"/>
+        <w:gridCol w:w="1186"/>
+        <w:gridCol w:w="1186"/>
+        <w:gridCol w:w="1186"/>
+        <w:gridCol w:w="1186"/>
       </w:tblGrid>
       <w:tr>
         <w:tc>
           <w:tcPr>
-            <w:tcW w:type="dxa" w:w="2767"/>
+            <w:tcW w:type="dxa" w:w="1186"/>
             <w:tcBorders>
               <w:bottom w:val="single" w:sz="6" w:space="0" w:color="000000"/>
               <w:left w:val="single" w:sz="4" w:space="0" w:color="999999"/>
@@ -1721,13 +1753,13 @@
                 <w:b/>
                 <w:sz w:val="16"/>
               </w:rPr>
-              <w:t>task</w:t>
-            </w:r>
-          </w:p>
-        </w:tc>
-        <w:tc>
-          <w:tcPr>
-            <w:tcW w:type="dxa" w:w="2767"/>
+              <w:t>method</w:t>
+            </w:r>
+          </w:p>
+        </w:tc>
+        <w:tc>
+          <w:tcPr>
+            <w:tcW w:type="dxa" w:w="1186"/>
             <w:tcBorders>
               <w:bottom w:val="single" w:sz="6" w:space="0" w:color="000000"/>
               <w:left w:val="single" w:sz="4" w:space="0" w:color="999999"/>
@@ -1749,13 +1781,13 @@
                 <w:b/>
                 <w:sz w:val="16"/>
               </w:rPr>
-              <w:t>accuracy</w:t>
-            </w:r>
-          </w:p>
-        </w:tc>
-        <w:tc>
-          <w:tcPr>
-            <w:tcW w:type="dxa" w:w="2767"/>
+              <w:t>sentiment_acc</w:t>
+            </w:r>
+          </w:p>
+        </w:tc>
+        <w:tc>
+          <w:tcPr>
+            <w:tcW w:type="dxa" w:w="1186"/>
             <w:tcBorders>
               <w:bottom w:val="single" w:sz="6" w:space="0" w:color="000000"/>
               <w:left w:val="single" w:sz="4" w:space="0" w:color="999999"/>
@@ -1777,7 +1809,119 @@
                 <w:b/>
                 <w:sz w:val="16"/>
               </w:rPr>
-              <w:t>macro_f1</w:t>
+              <w:t>sentiment_f1</w:t>
+            </w:r>
+          </w:p>
+        </w:tc>
+        <w:tc>
+          <w:tcPr>
+            <w:tcW w:type="dxa" w:w="1186"/>
+            <w:tcBorders>
+              <w:bottom w:val="single" w:sz="6" w:space="0" w:color="000000"/>
+              <w:left w:val="single" w:sz="4" w:space="0" w:color="999999"/>
+              <w:right w:val="single" w:sz="4" w:space="0" w:color="999999"/>
+              <w:top w:val="none" w:sz="0" w:space="0" w:color="auto"/>
+            </w:tcBorders>
+            <w:shd w:val="clear" w:color="auto" w:fill="F2F2F2"/>
+          </w:tcPr>
+          <w:p>
+            <w:pPr>
+              <w:spacing w:line="280" w:lineRule="exact" w:before="40" w:after="40"/>
+              <w:ind w:firstLine="0"/>
+              <w:jc w:val="center"/>
+            </w:pPr>
+            <w:r/>
+            <w:r>
+              <w:rPr>
+                <w:rFonts w:ascii="Times New Roman" w:hAnsi="Times New Roman" w:eastAsia="宋体"/>
+                <w:b/>
+                <w:sz w:val="16"/>
+              </w:rPr>
+              <w:t>policy_acc</w:t>
+            </w:r>
+          </w:p>
+        </w:tc>
+        <w:tc>
+          <w:tcPr>
+            <w:tcW w:type="dxa" w:w="1186"/>
+            <w:tcBorders>
+              <w:bottom w:val="single" w:sz="6" w:space="0" w:color="000000"/>
+              <w:left w:val="single" w:sz="4" w:space="0" w:color="999999"/>
+              <w:right w:val="single" w:sz="4" w:space="0" w:color="999999"/>
+              <w:top w:val="none" w:sz="0" w:space="0" w:color="auto"/>
+            </w:tcBorders>
+            <w:shd w:val="clear" w:color="auto" w:fill="F2F2F2"/>
+          </w:tcPr>
+          <w:p>
+            <w:pPr>
+              <w:spacing w:line="280" w:lineRule="exact" w:before="40" w:after="40"/>
+              <w:ind w:firstLine="0"/>
+              <w:jc w:val="center"/>
+            </w:pPr>
+            <w:r/>
+            <w:r>
+              <w:rPr>
+                <w:rFonts w:ascii="Times New Roman" w:hAnsi="Times New Roman" w:eastAsia="宋体"/>
+                <w:b/>
+                <w:sz w:val="16"/>
+              </w:rPr>
+              <w:t>policy_f1</w:t>
+            </w:r>
+          </w:p>
+        </w:tc>
+        <w:tc>
+          <w:tcPr>
+            <w:tcW w:type="dxa" w:w="1186"/>
+            <w:tcBorders>
+              <w:bottom w:val="single" w:sz="6" w:space="0" w:color="000000"/>
+              <w:left w:val="single" w:sz="4" w:space="0" w:color="999999"/>
+              <w:right w:val="single" w:sz="4" w:space="0" w:color="999999"/>
+              <w:top w:val="none" w:sz="0" w:space="0" w:color="auto"/>
+            </w:tcBorders>
+            <w:shd w:val="clear" w:color="auto" w:fill="F2F2F2"/>
+          </w:tcPr>
+          <w:p>
+            <w:pPr>
+              <w:spacing w:line="280" w:lineRule="exact" w:before="40" w:after="40"/>
+              <w:ind w:firstLine="0"/>
+              <w:jc w:val="center"/>
+            </w:pPr>
+            <w:r/>
+            <w:r>
+              <w:rPr>
+                <w:rFonts w:ascii="Times New Roman" w:hAnsi="Times New Roman" w:eastAsia="宋体"/>
+                <w:b/>
+                <w:sz w:val="16"/>
+              </w:rPr>
+              <w:t>direction_acc</w:t>
+            </w:r>
+          </w:p>
+        </w:tc>
+        <w:tc>
+          <w:tcPr>
+            <w:tcW w:type="dxa" w:w="1186"/>
+            <w:tcBorders>
+              <w:bottom w:val="single" w:sz="6" w:space="0" w:color="000000"/>
+              <w:left w:val="single" w:sz="4" w:space="0" w:color="999999"/>
+              <w:right w:val="single" w:sz="4" w:space="0" w:color="999999"/>
+              <w:top w:val="none" w:sz="0" w:space="0" w:color="auto"/>
+            </w:tcBorders>
+            <w:shd w:val="clear" w:color="auto" w:fill="F2F2F2"/>
+          </w:tcPr>
+          <w:p>
+            <w:pPr>
+              <w:spacing w:line="280" w:lineRule="exact" w:before="40" w:after="40"/>
+              <w:ind w:firstLine="0"/>
+              <w:jc w:val="center"/>
+            </w:pPr>
+            <w:r/>
+            <w:r>
+              <w:rPr>
+                <w:rFonts w:ascii="Times New Roman" w:hAnsi="Times New Roman" w:eastAsia="宋体"/>
+                <w:b/>
+                <w:sz w:val="16"/>
+              </w:rPr>
+              <w:t>direction_f1</w:t>
             </w:r>
           </w:p>
         </w:tc>
@@ -1785,82 +1929,190 @@
       <w:tr>
         <w:tc>
           <w:tcPr>
-            <w:tcW w:type="dxa" w:w="2767"/>
-            <w:tcBorders>
-              <w:left w:val="single" w:sz="4" w:space="0" w:color="CCCCCC"/>
-              <w:right w:val="single" w:sz="4" w:space="0" w:color="CCCCCC"/>
-              <w:top w:val="none" w:sz="0" w:space="0" w:color="auto"/>
-              <w:bottom w:val="none" w:sz="0" w:space="0" w:color="auto"/>
-            </w:tcBorders>
-          </w:tcPr>
-          <w:p>
-            <w:pPr>
-              <w:spacing w:line="260" w:lineRule="exact" w:before="20" w:after="20"/>
-              <w:ind w:firstLine="0"/>
-              <w:jc w:val="center"/>
-            </w:pPr>
-            <w:r/>
-            <w:r>
-              <w:rPr>
-                <w:rFonts w:ascii="Times New Roman" w:hAnsi="Times New Roman" w:eastAsia="宋体"/>
-                <w:b w:val="0"/>
-                <w:sz w:val="15"/>
-              </w:rPr>
-              <w:t>sentiment</w:t>
-            </w:r>
-          </w:p>
-        </w:tc>
-        <w:tc>
-          <w:tcPr>
-            <w:tcW w:type="dxa" w:w="2767"/>
-            <w:tcBorders>
-              <w:left w:val="single" w:sz="4" w:space="0" w:color="CCCCCC"/>
-              <w:right w:val="single" w:sz="4" w:space="0" w:color="CCCCCC"/>
-              <w:top w:val="none" w:sz="0" w:space="0" w:color="auto"/>
-              <w:bottom w:val="none" w:sz="0" w:space="0" w:color="auto"/>
-            </w:tcBorders>
-          </w:tcPr>
-          <w:p>
-            <w:pPr>
-              <w:spacing w:line="260" w:lineRule="exact" w:before="20" w:after="20"/>
-              <w:ind w:firstLine="0"/>
-              <w:jc w:val="center"/>
-            </w:pPr>
-            <w:r/>
-            <w:r>
-              <w:rPr>
-                <w:rFonts w:ascii="Times New Roman" w:hAnsi="Times New Roman" w:eastAsia="宋体"/>
-                <w:b w:val="0"/>
-                <w:sz w:val="15"/>
-              </w:rPr>
-              <w:t>0.2958</w:t>
-            </w:r>
-          </w:p>
-        </w:tc>
-        <w:tc>
-          <w:tcPr>
-            <w:tcW w:type="dxa" w:w="2767"/>
-            <w:tcBorders>
-              <w:left w:val="single" w:sz="4" w:space="0" w:color="CCCCCC"/>
-              <w:right w:val="single" w:sz="4" w:space="0" w:color="CCCCCC"/>
-              <w:top w:val="none" w:sz="0" w:space="0" w:color="auto"/>
-              <w:bottom w:val="none" w:sz="0" w:space="0" w:color="auto"/>
-            </w:tcBorders>
-          </w:tcPr>
-          <w:p>
-            <w:pPr>
-              <w:spacing w:line="260" w:lineRule="exact" w:before="20" w:after="20"/>
-              <w:ind w:firstLine="0"/>
-              <w:jc w:val="center"/>
-            </w:pPr>
-            <w:r/>
-            <w:r>
-              <w:rPr>
-                <w:rFonts w:ascii="Times New Roman" w:hAnsi="Times New Roman" w:eastAsia="宋体"/>
-                <w:b w:val="0"/>
-                <w:sz w:val="15"/>
-              </w:rPr>
-              <w:t>0.3272</w:t>
+            <w:tcW w:type="dxa" w:w="1186"/>
+            <w:tcBorders>
+              <w:left w:val="single" w:sz="4" w:space="0" w:color="CCCCCC"/>
+              <w:right w:val="single" w:sz="4" w:space="0" w:color="CCCCCC"/>
+              <w:top w:val="none" w:sz="0" w:space="0" w:color="auto"/>
+              <w:bottom w:val="none" w:sz="0" w:space="0" w:color="auto"/>
+            </w:tcBorders>
+          </w:tcPr>
+          <w:p>
+            <w:pPr>
+              <w:spacing w:line="260" w:lineRule="exact" w:before="20" w:after="20"/>
+              <w:ind w:firstLine="0"/>
+              <w:jc w:val="center"/>
+            </w:pPr>
+            <w:r/>
+            <w:r>
+              <w:rPr>
+                <w:rFonts w:ascii="Times New Roman" w:hAnsi="Times New Roman" w:eastAsia="宋体"/>
+                <w:b w:val="0"/>
+                <w:sz w:val="15"/>
+              </w:rPr>
+              <w:t>initial_dictionary_baseline</w:t>
+            </w:r>
+          </w:p>
+        </w:tc>
+        <w:tc>
+          <w:tcPr>
+            <w:tcW w:type="dxa" w:w="1186"/>
+            <w:tcBorders>
+              <w:left w:val="single" w:sz="4" w:space="0" w:color="CCCCCC"/>
+              <w:right w:val="single" w:sz="4" w:space="0" w:color="CCCCCC"/>
+              <w:top w:val="none" w:sz="0" w:space="0" w:color="auto"/>
+              <w:bottom w:val="none" w:sz="0" w:space="0" w:color="auto"/>
+            </w:tcBorders>
+          </w:tcPr>
+          <w:p>
+            <w:pPr>
+              <w:spacing w:line="260" w:lineRule="exact" w:before="20" w:after="20"/>
+              <w:ind w:firstLine="0"/>
+              <w:jc w:val="center"/>
+            </w:pPr>
+            <w:r/>
+            <w:r>
+              <w:rPr>
+                <w:rFonts w:ascii="Times New Roman" w:hAnsi="Times New Roman" w:eastAsia="宋体"/>
+                <w:b w:val="0"/>
+                <w:sz w:val="15"/>
+              </w:rPr>
+              <w:t>NA</w:t>
+            </w:r>
+          </w:p>
+        </w:tc>
+        <w:tc>
+          <w:tcPr>
+            <w:tcW w:type="dxa" w:w="1186"/>
+            <w:tcBorders>
+              <w:left w:val="single" w:sz="4" w:space="0" w:color="CCCCCC"/>
+              <w:right w:val="single" w:sz="4" w:space="0" w:color="CCCCCC"/>
+              <w:top w:val="none" w:sz="0" w:space="0" w:color="auto"/>
+              <w:bottom w:val="none" w:sz="0" w:space="0" w:color="auto"/>
+            </w:tcBorders>
+          </w:tcPr>
+          <w:p>
+            <w:pPr>
+              <w:spacing w:line="260" w:lineRule="exact" w:before="20" w:after="20"/>
+              <w:ind w:firstLine="0"/>
+              <w:jc w:val="center"/>
+            </w:pPr>
+            <w:r/>
+            <w:r>
+              <w:rPr>
+                <w:rFonts w:ascii="Times New Roman" w:hAnsi="Times New Roman" w:eastAsia="宋体"/>
+                <w:b w:val="0"/>
+                <w:sz w:val="15"/>
+              </w:rPr>
+              <w:t>NA</w:t>
+            </w:r>
+          </w:p>
+        </w:tc>
+        <w:tc>
+          <w:tcPr>
+            <w:tcW w:type="dxa" w:w="1186"/>
+            <w:tcBorders>
+              <w:left w:val="single" w:sz="4" w:space="0" w:color="CCCCCC"/>
+              <w:right w:val="single" w:sz="4" w:space="0" w:color="CCCCCC"/>
+              <w:top w:val="none" w:sz="0" w:space="0" w:color="auto"/>
+              <w:bottom w:val="none" w:sz="0" w:space="0" w:color="auto"/>
+            </w:tcBorders>
+          </w:tcPr>
+          <w:p>
+            <w:pPr>
+              <w:spacing w:line="260" w:lineRule="exact" w:before="20" w:after="20"/>
+              <w:ind w:firstLine="0"/>
+              <w:jc w:val="center"/>
+            </w:pPr>
+            <w:r/>
+            <w:r>
+              <w:rPr>
+                <w:rFonts w:ascii="Times New Roman" w:hAnsi="Times New Roman" w:eastAsia="宋体"/>
+                <w:b w:val="0"/>
+                <w:sz w:val="15"/>
+              </w:rPr>
+              <w:t>NA</w:t>
+            </w:r>
+          </w:p>
+        </w:tc>
+        <w:tc>
+          <w:tcPr>
+            <w:tcW w:type="dxa" w:w="1186"/>
+            <w:tcBorders>
+              <w:left w:val="single" w:sz="4" w:space="0" w:color="CCCCCC"/>
+              <w:right w:val="single" w:sz="4" w:space="0" w:color="CCCCCC"/>
+              <w:top w:val="none" w:sz="0" w:space="0" w:color="auto"/>
+              <w:bottom w:val="none" w:sz="0" w:space="0" w:color="auto"/>
+            </w:tcBorders>
+          </w:tcPr>
+          <w:p>
+            <w:pPr>
+              <w:spacing w:line="260" w:lineRule="exact" w:before="20" w:after="20"/>
+              <w:ind w:firstLine="0"/>
+              <w:jc w:val="center"/>
+            </w:pPr>
+            <w:r/>
+            <w:r>
+              <w:rPr>
+                <w:rFonts w:ascii="Times New Roman" w:hAnsi="Times New Roman" w:eastAsia="宋体"/>
+                <w:b w:val="0"/>
+                <w:sz w:val="15"/>
+              </w:rPr>
+              <w:t>NA</w:t>
+            </w:r>
+          </w:p>
+        </w:tc>
+        <w:tc>
+          <w:tcPr>
+            <w:tcW w:type="dxa" w:w="1186"/>
+            <w:tcBorders>
+              <w:left w:val="single" w:sz="4" w:space="0" w:color="CCCCCC"/>
+              <w:right w:val="single" w:sz="4" w:space="0" w:color="CCCCCC"/>
+              <w:top w:val="none" w:sz="0" w:space="0" w:color="auto"/>
+              <w:bottom w:val="none" w:sz="0" w:space="0" w:color="auto"/>
+            </w:tcBorders>
+          </w:tcPr>
+          <w:p>
+            <w:pPr>
+              <w:spacing w:line="260" w:lineRule="exact" w:before="20" w:after="20"/>
+              <w:ind w:firstLine="0"/>
+              <w:jc w:val="center"/>
+            </w:pPr>
+            <w:r/>
+            <w:r>
+              <w:rPr>
+                <w:rFonts w:ascii="Times New Roman" w:hAnsi="Times New Roman" w:eastAsia="宋体"/>
+                <w:b w:val="0"/>
+                <w:sz w:val="15"/>
+              </w:rPr>
+              <w:t>NA</w:t>
+            </w:r>
+          </w:p>
+        </w:tc>
+        <w:tc>
+          <w:tcPr>
+            <w:tcW w:type="dxa" w:w="1186"/>
+            <w:tcBorders>
+              <w:left w:val="single" w:sz="4" w:space="0" w:color="CCCCCC"/>
+              <w:right w:val="single" w:sz="4" w:space="0" w:color="CCCCCC"/>
+              <w:top w:val="none" w:sz="0" w:space="0" w:color="auto"/>
+              <w:bottom w:val="none" w:sz="0" w:space="0" w:color="auto"/>
+            </w:tcBorders>
+          </w:tcPr>
+          <w:p>
+            <w:pPr>
+              <w:spacing w:line="260" w:lineRule="exact" w:before="20" w:after="20"/>
+              <w:ind w:firstLine="0"/>
+              <w:jc w:val="center"/>
+            </w:pPr>
+            <w:r/>
+            <w:r>
+              <w:rPr>
+                <w:rFonts w:ascii="Times New Roman" w:hAnsi="Times New Roman" w:eastAsia="宋体"/>
+                <w:b w:val="0"/>
+                <w:sz w:val="15"/>
+              </w:rPr>
+              <w:t>NA</w:t>
             </w:r>
           </w:p>
         </w:tc>
@@ -1868,34 +2120,88 @@
       <w:tr>
         <w:tc>
           <w:tcPr>
-            <w:tcW w:type="dxa" w:w="2767"/>
-            <w:tcBorders>
-              <w:left w:val="single" w:sz="4" w:space="0" w:color="CCCCCC"/>
-              <w:right w:val="single" w:sz="4" w:space="0" w:color="CCCCCC"/>
-              <w:top w:val="none" w:sz="0" w:space="0" w:color="auto"/>
-              <w:bottom w:val="none" w:sz="0" w:space="0" w:color="auto"/>
-            </w:tcBorders>
-          </w:tcPr>
-          <w:p>
-            <w:pPr>
-              <w:spacing w:line="260" w:lineRule="exact" w:before="20" w:after="20"/>
-              <w:ind w:firstLine="0"/>
-              <w:jc w:val="center"/>
-            </w:pPr>
-            <w:r/>
-            <w:r>
-              <w:rPr>
-                <w:rFonts w:ascii="Times New Roman" w:hAnsi="Times New Roman" w:eastAsia="宋体"/>
-                <w:b w:val="0"/>
-                <w:sz w:val="15"/>
-              </w:rPr>
-              <w:t>policy_four_class</w:t>
-            </w:r>
-          </w:p>
-        </w:tc>
-        <w:tc>
-          <w:tcPr>
-            <w:tcW w:type="dxa" w:w="2767"/>
+            <w:tcW w:type="dxa" w:w="1186"/>
+            <w:tcBorders>
+              <w:left w:val="single" w:sz="4" w:space="0" w:color="CCCCCC"/>
+              <w:right w:val="single" w:sz="4" w:space="0" w:color="CCCCCC"/>
+              <w:top w:val="none" w:sz="0" w:space="0" w:color="auto"/>
+              <w:bottom w:val="none" w:sz="0" w:space="0" w:color="auto"/>
+            </w:tcBorders>
+          </w:tcPr>
+          <w:p>
+            <w:pPr>
+              <w:spacing w:line="260" w:lineRule="exact" w:before="20" w:after="20"/>
+              <w:ind w:firstLine="0"/>
+              <w:jc w:val="center"/>
+            </w:pPr>
+            <w:r/>
+            <w:r>
+              <w:rPr>
+                <w:rFonts w:ascii="Times New Roman" w:hAnsi="Times New Roman" w:eastAsia="宋体"/>
+                <w:b w:val="0"/>
+                <w:sz w:val="15"/>
+              </w:rPr>
+              <w:t>current_lexicon_context_gate</w:t>
+            </w:r>
+          </w:p>
+        </w:tc>
+        <w:tc>
+          <w:tcPr>
+            <w:tcW w:type="dxa" w:w="1186"/>
+            <w:tcBorders>
+              <w:left w:val="single" w:sz="4" w:space="0" w:color="CCCCCC"/>
+              <w:right w:val="single" w:sz="4" w:space="0" w:color="CCCCCC"/>
+              <w:top w:val="none" w:sz="0" w:space="0" w:color="auto"/>
+              <w:bottom w:val="none" w:sz="0" w:space="0" w:color="auto"/>
+            </w:tcBorders>
+          </w:tcPr>
+          <w:p>
+            <w:pPr>
+              <w:spacing w:line="260" w:lineRule="exact" w:before="20" w:after="20"/>
+              <w:ind w:firstLine="0"/>
+              <w:jc w:val="center"/>
+            </w:pPr>
+            <w:r/>
+            <w:r>
+              <w:rPr>
+                <w:rFonts w:ascii="Times New Roman" w:hAnsi="Times New Roman" w:eastAsia="宋体"/>
+                <w:b w:val="0"/>
+                <w:sz w:val="15"/>
+              </w:rPr>
+              <w:t>0.2958</w:t>
+            </w:r>
+          </w:p>
+        </w:tc>
+        <w:tc>
+          <w:tcPr>
+            <w:tcW w:type="dxa" w:w="1186"/>
+            <w:tcBorders>
+              <w:left w:val="single" w:sz="4" w:space="0" w:color="CCCCCC"/>
+              <w:right w:val="single" w:sz="4" w:space="0" w:color="CCCCCC"/>
+              <w:top w:val="none" w:sz="0" w:space="0" w:color="auto"/>
+              <w:bottom w:val="none" w:sz="0" w:space="0" w:color="auto"/>
+            </w:tcBorders>
+          </w:tcPr>
+          <w:p>
+            <w:pPr>
+              <w:spacing w:line="260" w:lineRule="exact" w:before="20" w:after="20"/>
+              <w:ind w:firstLine="0"/>
+              <w:jc w:val="center"/>
+            </w:pPr>
+            <w:r/>
+            <w:r>
+              <w:rPr>
+                <w:rFonts w:ascii="Times New Roman" w:hAnsi="Times New Roman" w:eastAsia="宋体"/>
+                <w:b w:val="0"/>
+                <w:sz w:val="15"/>
+              </w:rPr>
+              <w:t>0.3272</w:t>
+            </w:r>
+          </w:p>
+        </w:tc>
+        <w:tc>
+          <w:tcPr>
+            <w:tcW w:type="dxa" w:w="1186"/>
             <w:tcBorders>
               <w:left w:val="single" w:sz="4" w:space="0" w:color="CCCCCC"/>
               <w:right w:val="single" w:sz="4" w:space="0" w:color="CCCCCC"/>
@@ -1922,7 +2228,7 @@
         </w:tc>
         <w:tc>
           <w:tcPr>
-            <w:tcW w:type="dxa" w:w="2767"/>
+            <w:tcW w:type="dxa" w:w="1186"/>
             <w:tcBorders>
               <w:left w:val="single" w:sz="4" w:space="0" w:color="CCCCCC"/>
               <w:right w:val="single" w:sz="4" w:space="0" w:color="CCCCCC"/>
@@ -1944,6 +2250,60 @@
                 <w:sz w:val="15"/>
               </w:rPr>
               <w:t>0.6090</w:t>
+            </w:r>
+          </w:p>
+        </w:tc>
+        <w:tc>
+          <w:tcPr>
+            <w:tcW w:type="dxa" w:w="1186"/>
+            <w:tcBorders>
+              <w:left w:val="single" w:sz="4" w:space="0" w:color="CCCCCC"/>
+              <w:right w:val="single" w:sz="4" w:space="0" w:color="CCCCCC"/>
+              <w:top w:val="none" w:sz="0" w:space="0" w:color="auto"/>
+              <w:bottom w:val="none" w:sz="0" w:space="0" w:color="auto"/>
+            </w:tcBorders>
+          </w:tcPr>
+          <w:p>
+            <w:pPr>
+              <w:spacing w:line="260" w:lineRule="exact" w:before="20" w:after="20"/>
+              <w:ind w:firstLine="0"/>
+              <w:jc w:val="center"/>
+            </w:pPr>
+            <w:r/>
+            <w:r>
+              <w:rPr>
+                <w:rFonts w:ascii="Times New Roman" w:hAnsi="Times New Roman" w:eastAsia="宋体"/>
+                <w:b w:val="0"/>
+                <w:sz w:val="15"/>
+              </w:rPr>
+              <w:t>0.5303</w:t>
+            </w:r>
+          </w:p>
+        </w:tc>
+        <w:tc>
+          <w:tcPr>
+            <w:tcW w:type="dxa" w:w="1186"/>
+            <w:tcBorders>
+              <w:left w:val="single" w:sz="4" w:space="0" w:color="CCCCCC"/>
+              <w:right w:val="single" w:sz="4" w:space="0" w:color="CCCCCC"/>
+              <w:top w:val="none" w:sz="0" w:space="0" w:color="auto"/>
+              <w:bottom w:val="none" w:sz="0" w:space="0" w:color="auto"/>
+            </w:tcBorders>
+          </w:tcPr>
+          <w:p>
+            <w:pPr>
+              <w:spacing w:line="260" w:lineRule="exact" w:before="20" w:after="20"/>
+              <w:ind w:firstLine="0"/>
+              <w:jc w:val="center"/>
+            </w:pPr>
+            <w:r/>
+            <w:r>
+              <w:rPr>
+                <w:rFonts w:ascii="Times New Roman" w:hAnsi="Times New Roman" w:eastAsia="宋体"/>
+                <w:b w:val="0"/>
+                <w:sz w:val="15"/>
+              </w:rPr>
+              <w:t>0.5750</w:t>
             </w:r>
           </w:p>
         </w:tc>
@@ -1951,165 +2311,190 @@
       <w:tr>
         <w:tc>
           <w:tcPr>
-            <w:tcW w:type="dxa" w:w="2767"/>
-            <w:tcBorders>
-              <w:left w:val="single" w:sz="4" w:space="0" w:color="CCCCCC"/>
-              <w:right w:val="single" w:sz="4" w:space="0" w:color="CCCCCC"/>
-              <w:top w:val="none" w:sz="0" w:space="0" w:color="auto"/>
-              <w:bottom w:val="none" w:sz="0" w:space="0" w:color="auto"/>
-            </w:tcBorders>
-          </w:tcPr>
-          <w:p>
-            <w:pPr>
-              <w:spacing w:line="260" w:lineRule="exact" w:before="20" w:after="20"/>
-              <w:ind w:firstLine="0"/>
-              <w:jc w:val="center"/>
-            </w:pPr>
-            <w:r/>
-            <w:r>
-              <w:rPr>
-                <w:rFonts w:ascii="Times New Roman" w:hAnsi="Times New Roman" w:eastAsia="宋体"/>
-                <w:b w:val="0"/>
-                <w:sz w:val="15"/>
-              </w:rPr>
-              <w:t>policy_direction</w:t>
-            </w:r>
-          </w:p>
-        </w:tc>
-        <w:tc>
-          <w:tcPr>
-            <w:tcW w:type="dxa" w:w="2767"/>
-            <w:tcBorders>
-              <w:left w:val="single" w:sz="4" w:space="0" w:color="CCCCCC"/>
-              <w:right w:val="single" w:sz="4" w:space="0" w:color="CCCCCC"/>
-              <w:top w:val="none" w:sz="0" w:space="0" w:color="auto"/>
-              <w:bottom w:val="none" w:sz="0" w:space="0" w:color="auto"/>
-            </w:tcBorders>
-          </w:tcPr>
-          <w:p>
-            <w:pPr>
-              <w:spacing w:line="260" w:lineRule="exact" w:before="20" w:after="20"/>
-              <w:ind w:firstLine="0"/>
-              <w:jc w:val="center"/>
-            </w:pPr>
-            <w:r/>
-            <w:r>
-              <w:rPr>
-                <w:rFonts w:ascii="Times New Roman" w:hAnsi="Times New Roman" w:eastAsia="宋体"/>
-                <w:b w:val="0"/>
-                <w:sz w:val="15"/>
-              </w:rPr>
-              <w:t>0.5303</w:t>
-            </w:r>
-          </w:p>
-        </w:tc>
-        <w:tc>
-          <w:tcPr>
-            <w:tcW w:type="dxa" w:w="2767"/>
-            <w:tcBorders>
-              <w:left w:val="single" w:sz="4" w:space="0" w:color="CCCCCC"/>
-              <w:right w:val="single" w:sz="4" w:space="0" w:color="CCCCCC"/>
-              <w:top w:val="none" w:sz="0" w:space="0" w:color="auto"/>
-              <w:bottom w:val="none" w:sz="0" w:space="0" w:color="auto"/>
-            </w:tcBorders>
-          </w:tcPr>
-          <w:p>
-            <w:pPr>
-              <w:spacing w:line="260" w:lineRule="exact" w:before="20" w:after="20"/>
-              <w:ind w:firstLine="0"/>
-              <w:jc w:val="center"/>
-            </w:pPr>
-            <w:r/>
-            <w:r>
-              <w:rPr>
-                <w:rFonts w:ascii="Times New Roman" w:hAnsi="Times New Roman" w:eastAsia="宋体"/>
-                <w:b w:val="0"/>
-                <w:sz w:val="15"/>
-              </w:rPr>
-              <w:t>0.5750</w:t>
-            </w:r>
-          </w:p>
-        </w:tc>
-      </w:tr>
-      <w:tr>
-        <w:tc>
-          <w:tcPr>
-            <w:tcW w:type="dxa" w:w="2767"/>
-            <w:tcBorders>
-              <w:left w:val="single" w:sz="4" w:space="0" w:color="CCCCCC"/>
-              <w:right w:val="single" w:sz="4" w:space="0" w:color="CCCCCC"/>
-              <w:top w:val="none" w:sz="0" w:space="0" w:color="auto"/>
-              <w:bottom w:val="none" w:sz="0" w:space="0" w:color="auto"/>
-            </w:tcBorders>
-          </w:tcPr>
-          <w:p>
-            <w:pPr>
-              <w:spacing w:line="260" w:lineRule="exact" w:before="20" w:after="20"/>
-              <w:ind w:firstLine="0"/>
-              <w:jc w:val="center"/>
-            </w:pPr>
-            <w:r/>
-            <w:r>
-              <w:rPr>
-                <w:rFonts w:ascii="Times New Roman" w:hAnsi="Times New Roman" w:eastAsia="宋体"/>
-                <w:b w:val="0"/>
-                <w:sz w:val="15"/>
-              </w:rPr>
-              <w:t>topic</w:t>
-            </w:r>
-          </w:p>
-        </w:tc>
-        <w:tc>
-          <w:tcPr>
-            <w:tcW w:type="dxa" w:w="2767"/>
-            <w:tcBorders>
-              <w:left w:val="single" w:sz="4" w:space="0" w:color="CCCCCC"/>
-              <w:right w:val="single" w:sz="4" w:space="0" w:color="CCCCCC"/>
-              <w:top w:val="none" w:sz="0" w:space="0" w:color="auto"/>
-              <w:bottom w:val="none" w:sz="0" w:space="0" w:color="auto"/>
-            </w:tcBorders>
-          </w:tcPr>
-          <w:p>
-            <w:pPr>
-              <w:spacing w:line="260" w:lineRule="exact" w:before="20" w:after="20"/>
-              <w:ind w:firstLine="0"/>
-              <w:jc w:val="center"/>
-            </w:pPr>
-            <w:r/>
-            <w:r>
-              <w:rPr>
-                <w:rFonts w:ascii="Times New Roman" w:hAnsi="Times New Roman" w:eastAsia="宋体"/>
-                <w:b w:val="0"/>
-                <w:sz w:val="15"/>
-              </w:rPr>
-              <w:t>0.6542</w:t>
-            </w:r>
-          </w:p>
-        </w:tc>
-        <w:tc>
-          <w:tcPr>
-            <w:tcW w:type="dxa" w:w="2767"/>
-            <w:tcBorders>
-              <w:left w:val="single" w:sz="4" w:space="0" w:color="CCCCCC"/>
-              <w:right w:val="single" w:sz="4" w:space="0" w:color="CCCCCC"/>
-              <w:top w:val="none" w:sz="0" w:space="0" w:color="auto"/>
-              <w:bottom w:val="none" w:sz="0" w:space="0" w:color="auto"/>
-            </w:tcBorders>
-          </w:tcPr>
-          <w:p>
-            <w:pPr>
-              <w:spacing w:line="260" w:lineRule="exact" w:before="20" w:after="20"/>
-              <w:ind w:firstLine="0"/>
-              <w:jc w:val="center"/>
-            </w:pPr>
-            <w:r/>
-            <w:r>
-              <w:rPr>
-                <w:rFonts w:ascii="Times New Roman" w:hAnsi="Times New Roman" w:eastAsia="宋体"/>
-                <w:b w:val="0"/>
-                <w:sz w:val="15"/>
-              </w:rPr>
-              <w:t>0.4723</w:t>
+            <w:tcW w:type="dxa" w:w="1186"/>
+            <w:tcBorders>
+              <w:left w:val="single" w:sz="4" w:space="0" w:color="CCCCCC"/>
+              <w:right w:val="single" w:sz="4" w:space="0" w:color="CCCCCC"/>
+              <w:top w:val="none" w:sz="0" w:space="0" w:color="auto"/>
+              <w:bottom w:val="none" w:sz="0" w:space="0" w:color="auto"/>
+            </w:tcBorders>
+          </w:tcPr>
+          <w:p>
+            <w:pPr>
+              <w:spacing w:line="260" w:lineRule="exact" w:before="20" w:after="20"/>
+              <w:ind w:firstLine="0"/>
+              <w:jc w:val="center"/>
+            </w:pPr>
+            <w:r/>
+            <w:r>
+              <w:rPr>
+                <w:rFonts w:ascii="Times New Roman" w:hAnsi="Times New Roman" w:eastAsia="宋体"/>
+                <w:b w:val="0"/>
+                <w:sz w:val="15"/>
+              </w:rPr>
+              <w:t>char_tfidf_linearsvc_groupcv</w:t>
+            </w:r>
+          </w:p>
+        </w:tc>
+        <w:tc>
+          <w:tcPr>
+            <w:tcW w:type="dxa" w:w="1186"/>
+            <w:tcBorders>
+              <w:left w:val="single" w:sz="4" w:space="0" w:color="CCCCCC"/>
+              <w:right w:val="single" w:sz="4" w:space="0" w:color="CCCCCC"/>
+              <w:top w:val="none" w:sz="0" w:space="0" w:color="auto"/>
+              <w:bottom w:val="none" w:sz="0" w:space="0" w:color="auto"/>
+            </w:tcBorders>
+          </w:tcPr>
+          <w:p>
+            <w:pPr>
+              <w:spacing w:line="260" w:lineRule="exact" w:before="20" w:after="20"/>
+              <w:ind w:firstLine="0"/>
+              <w:jc w:val="center"/>
+            </w:pPr>
+            <w:r/>
+            <w:r>
+              <w:rPr>
+                <w:rFonts w:ascii="Times New Roman" w:hAnsi="Times New Roman" w:eastAsia="宋体"/>
+                <w:b w:val="0"/>
+                <w:sz w:val="15"/>
+              </w:rPr>
+              <w:t>0.8958</w:t>
+            </w:r>
+          </w:p>
+        </w:tc>
+        <w:tc>
+          <w:tcPr>
+            <w:tcW w:type="dxa" w:w="1186"/>
+            <w:tcBorders>
+              <w:left w:val="single" w:sz="4" w:space="0" w:color="CCCCCC"/>
+              <w:right w:val="single" w:sz="4" w:space="0" w:color="CCCCCC"/>
+              <w:top w:val="none" w:sz="0" w:space="0" w:color="auto"/>
+              <w:bottom w:val="none" w:sz="0" w:space="0" w:color="auto"/>
+            </w:tcBorders>
+          </w:tcPr>
+          <w:p>
+            <w:pPr>
+              <w:spacing w:line="260" w:lineRule="exact" w:before="20" w:after="20"/>
+              <w:ind w:firstLine="0"/>
+              <w:jc w:val="center"/>
+            </w:pPr>
+            <w:r/>
+            <w:r>
+              <w:rPr>
+                <w:rFonts w:ascii="Times New Roman" w:hAnsi="Times New Roman" w:eastAsia="宋体"/>
+                <w:b w:val="0"/>
+                <w:sz w:val="15"/>
+              </w:rPr>
+              <w:t>0.7993</w:t>
+            </w:r>
+          </w:p>
+        </w:tc>
+        <w:tc>
+          <w:tcPr>
+            <w:tcW w:type="dxa" w:w="1186"/>
+            <w:tcBorders>
+              <w:left w:val="single" w:sz="4" w:space="0" w:color="CCCCCC"/>
+              <w:right w:val="single" w:sz="4" w:space="0" w:color="CCCCCC"/>
+              <w:top w:val="none" w:sz="0" w:space="0" w:color="auto"/>
+              <w:bottom w:val="none" w:sz="0" w:space="0" w:color="auto"/>
+            </w:tcBorders>
+          </w:tcPr>
+          <w:p>
+            <w:pPr>
+              <w:spacing w:line="260" w:lineRule="exact" w:before="20" w:after="20"/>
+              <w:ind w:firstLine="0"/>
+              <w:jc w:val="center"/>
+            </w:pPr>
+            <w:r/>
+            <w:r>
+              <w:rPr>
+                <w:rFonts w:ascii="Times New Roman" w:hAnsi="Times New Roman" w:eastAsia="宋体"/>
+                <w:b w:val="0"/>
+                <w:sz w:val="15"/>
+              </w:rPr>
+              <w:t>0.8583</w:t>
+            </w:r>
+          </w:p>
+        </w:tc>
+        <w:tc>
+          <w:tcPr>
+            <w:tcW w:type="dxa" w:w="1186"/>
+            <w:tcBorders>
+              <w:left w:val="single" w:sz="4" w:space="0" w:color="CCCCCC"/>
+              <w:right w:val="single" w:sz="4" w:space="0" w:color="CCCCCC"/>
+              <w:top w:val="none" w:sz="0" w:space="0" w:color="auto"/>
+              <w:bottom w:val="none" w:sz="0" w:space="0" w:color="auto"/>
+            </w:tcBorders>
+          </w:tcPr>
+          <w:p>
+            <w:pPr>
+              <w:spacing w:line="260" w:lineRule="exact" w:before="20" w:after="20"/>
+              <w:ind w:firstLine="0"/>
+              <w:jc w:val="center"/>
+            </w:pPr>
+            <w:r/>
+            <w:r>
+              <w:rPr>
+                <w:rFonts w:ascii="Times New Roman" w:hAnsi="Times New Roman" w:eastAsia="宋体"/>
+                <w:b w:val="0"/>
+                <w:sz w:val="15"/>
+              </w:rPr>
+              <w:t>0.6804</w:t>
+            </w:r>
+          </w:p>
+        </w:tc>
+        <w:tc>
+          <w:tcPr>
+            <w:tcW w:type="dxa" w:w="1186"/>
+            <w:tcBorders>
+              <w:left w:val="single" w:sz="4" w:space="0" w:color="CCCCCC"/>
+              <w:right w:val="single" w:sz="4" w:space="0" w:color="CCCCCC"/>
+              <w:top w:val="none" w:sz="0" w:space="0" w:color="auto"/>
+              <w:bottom w:val="none" w:sz="0" w:space="0" w:color="auto"/>
+            </w:tcBorders>
+          </w:tcPr>
+          <w:p>
+            <w:pPr>
+              <w:spacing w:line="260" w:lineRule="exact" w:before="20" w:after="20"/>
+              <w:ind w:firstLine="0"/>
+              <w:jc w:val="center"/>
+            </w:pPr>
+            <w:r/>
+            <w:r>
+              <w:rPr>
+                <w:rFonts w:ascii="Times New Roman" w:hAnsi="Times New Roman" w:eastAsia="宋体"/>
+                <w:b w:val="0"/>
+                <w:sz w:val="15"/>
+              </w:rPr>
+              <w:t>0.7879</w:t>
+            </w:r>
+          </w:p>
+        </w:tc>
+        <w:tc>
+          <w:tcPr>
+            <w:tcW w:type="dxa" w:w="1186"/>
+            <w:tcBorders>
+              <w:left w:val="single" w:sz="4" w:space="0" w:color="CCCCCC"/>
+              <w:right w:val="single" w:sz="4" w:space="0" w:color="CCCCCC"/>
+              <w:top w:val="none" w:sz="0" w:space="0" w:color="auto"/>
+              <w:bottom w:val="none" w:sz="0" w:space="0" w:color="auto"/>
+            </w:tcBorders>
+          </w:tcPr>
+          <w:p>
+            <w:pPr>
+              <w:spacing w:line="260" w:lineRule="exact" w:before="20" w:after="20"/>
+              <w:ind w:firstLine="0"/>
+              <w:jc w:val="center"/>
+            </w:pPr>
+            <w:r/>
+            <w:r>
+              <w:rPr>
+                <w:rFonts w:ascii="Times New Roman" w:hAnsi="Times New Roman" w:eastAsia="宋体"/>
+                <w:b w:val="0"/>
+                <w:sz w:val="15"/>
+              </w:rPr>
+              <w:t>0.7301</w:t>
             </w:r>
           </w:p>
         </w:tc>
@@ -2126,7 +2511,7 @@
           <w:b w:val="0"/>
           <w:sz w:val="15"/>
         </w:rPr>
-        <w:t>注：指标来自当前词典实时重打分和固定监督验证流程。</w:t>
+        <w:t>注：数值均来自正式验证结果文件；主题硬分类仅作辅助诊断，正式解释使用连续主题关注度。</w:t>
       </w:r>
     </w:p>
     <w:p>
@@ -3721,7 +4106,7 @@
           <w:b w:val="0"/>
           <w:sz w:val="21"/>
         </w:rPr>
-        <w:t>日度高级稳健性使用完整连续交易日序列上的Student-t EGARCH-X。正式D0规格联合估计均值、方差和事件系数；D+1、D0+D1以及置换检验使用固定干扰参数条件似然，只作为诊断。样本期为2006-01-04至2026-02-12，共4888个交易日、80个报告日、79个创新度事件和107个真实政策操作日。主结果方法为full_joint_mle，收敛标记为True；标准化创新度方差项系数为0.0955，对应条件方差变化约10.0217%，条件波动率变化约4.8912%，正式联合LR p值为0.1887，条件置换诊断p值为0.2100。</w:t>
+        <w:t>日度高级稳健性使用完整连续交易日序列上的Student-t EGARCH-X。正式D0规格联合估计均值、方差和事件系数；D+1、D0+D1以及置换检验使用固定干扰参数条件似然，只作为诊断。样本期为2006-01-04至2026-02-12，共4888个交易日、80个报告日、79个创新度事件和107个真实政策操作日。主结果方法为full_joint_mle，收敛标记为True；标准化创新度方差项系数为0.0944，对应条件方差变化约9.9051%，条件波动率变化约4.8356%，正式联合LR p值为0.1888，条件置换诊断p值为0.2100。</w:t>
       </w:r>
     </w:p>
     <w:p>

--- a/paper/课程论文_提交版.docx
+++ b/paper/课程论文_提交版.docx
@@ -1206,7 +1206,7 @@
     </w:tbl>
     <w:p>
       <w:pPr>
-        <w:spacing w:line="400" w:lineRule="exact" w:before="0" w:after="0"/>
+        <w:spacing w:line="400" w:lineRule="auto" w:before="0" w:after="0"/>
         <w:rPr>
           <w:rFonts w:ascii="黑体" w:eastAsia="黑体" w:hAnsi="黑体" w:cs="黑体"/>
           <w:sz w:val="24"/>
@@ -1231,7 +1231,7 @@
     </w:p>
     <w:p>
       <w:pPr>
-        <w:spacing w:line="482" w:lineRule="exact" w:before="0" w:after="0"/>
+        <w:spacing w:before="0" w:after="100" w:lineRule="auto" w:line="560"/>
         <w:jc w:val="center"/>
       </w:pPr>
       <w:r>
@@ -1239,14 +1239,14 @@
           <w:rFonts w:ascii="Times New Roman" w:hAnsi="Times New Roman" w:eastAsia="方正小标宋简体"/>
           <w:b/>
           <w:i w:val="0"/>
-          <w:sz w:val="36"/>
+          <w:sz w:val="44"/>
         </w:rPr>
         <w:t>中国货币政策报告文本特征</w:t>
       </w:r>
     </w:p>
     <w:p>
       <w:pPr>
-        <w:spacing w:line="482" w:lineRule="exact" w:before="0" w:after="0"/>
+        <w:spacing w:before="0" w:after="100" w:lineRule="auto" w:line="560"/>
         <w:jc w:val="center"/>
       </w:pPr>
       <w:r>
@@ -1254,14 +1254,14 @@
           <w:rFonts w:ascii="Times New Roman" w:hAnsi="Times New Roman" w:eastAsia="方正小标宋简体"/>
           <w:b/>
           <w:i w:val="0"/>
-          <w:sz w:val="36"/>
+          <w:sz w:val="44"/>
         </w:rPr>
         <w:t>与金融市场反应</w:t>
       </w:r>
     </w:p>
     <w:p>
       <w:pPr>
-        <w:spacing w:before="0" w:after="40" w:line="280" w:lineRule="exact"/>
+        <w:spacing w:before="0" w:after="40" w:lineRule="auto" w:line="280"/>
         <w:jc w:val="center"/>
       </w:pPr>
       <w:r>
@@ -1276,7 +1276,7 @@
     </w:p>
     <w:p>
       <w:pPr>
-        <w:spacing w:before="0" w:after="40" w:line="280" w:lineRule="exact"/>
+        <w:spacing w:before="0" w:after="40" w:lineRule="auto" w:line="280"/>
         <w:jc w:val="center"/>
       </w:pPr>
       <w:r>
@@ -1291,428 +1291,429 @@
     </w:p>
     <w:p>
       <w:pPr>
-        <w:spacing w:before="80" w:after="0" w:line="300" w:lineRule="exact"/>
+        <w:spacing w:before="80" w:after="0" w:lineRule="auto" w:line="300"/>
         <w:ind w:firstLine="0"/>
         <w:jc w:val="both"/>
+      </w:pPr>
+      <w:r>
+        <w:rPr>
+          <w:rFonts w:ascii="Times New Roman" w:hAnsi="Times New Roman" w:eastAsia="仿宋"/>
+          <w:b/>
+          <w:i w:val="0"/>
+          <w:sz w:val="19"/>
+        </w:rPr>
+        <w:t>内容提要：</w:t>
+      </w:r>
+      <w:r>
+        <w:rPr>
+          <w:rFonts w:ascii="Times New Roman" w:hAnsi="Times New Roman" w:eastAsia="宋体"/>
+          <w:b w:val="0"/>
+          <w:i w:val="0"/>
+          <w:sz w:val="19"/>
+        </w:rPr>
+        <w:t>本文基于2006Q1至2025Q4中国人民银行季度货币政策执行报告，构造政策指引扩展窗口TF-IDF创新度，并结合人工标注、语境门控和字符TF-IDF与LinearSVC检验文本测量有效性。股票事件研究显示，政策指引创新度与报告发布后五日实际波动率显著正相关；创新度提高一个样本标准差，实际波动率约提高13.0%。Student-t EGARCH-X日度模型得到方向一致但不显著的波动率效应。债券部分中，未预期政策语调和跨拟合监督语调对收益率曲线斜率的解释不稳定，适合作为探索性证据。结果表明，央行报告中的增量指引信息更直接地反映在股票短期不确定性中，而债券期限结构反应需要更细致地区分政策路径、宏观信息和期限溢价。</w:t>
+      </w:r>
+    </w:p>
+    <w:p>
+      <w:pPr>
+        <w:spacing w:before="20" w:after="20" w:lineRule="auto" w:line="300"/>
+        <w:ind w:firstLine="0"/>
+        <w:jc w:val="both"/>
+      </w:pPr>
+      <w:r>
+        <w:rPr>
+          <w:rFonts w:ascii="Times New Roman" w:hAnsi="Times New Roman" w:eastAsia="宋体"/>
+          <w:b w:val="0"/>
+          <w:i w:val="0"/>
+          <w:sz w:val="19"/>
+        </w:rPr>
+        <w:t>关键词：货币政策沟通；文本创新度；实际波动率；EGARCH-X；收益率曲线</w:t>
+      </w:r>
+    </w:p>
+    <w:p>
+      <w:pPr>
+        <w:spacing w:before="0" w:after="40" w:lineRule="auto" w:line="280"/>
+        <w:jc w:val="center"/>
+      </w:pPr>
+      <w:r>
+        <w:rPr>
+          <w:rFonts w:ascii="Times New Roman" w:hAnsi="Times New Roman" w:eastAsia="宋体"/>
+          <w:b w:val="0"/>
+          <w:i w:val="0"/>
+          <w:sz w:val="19"/>
+        </w:rPr>
+        <w:t>中图分类号：F822.0    文献标识码：A</w:t>
+      </w:r>
+    </w:p>
+    <w:p>
+      <w:pPr>
+        <w:spacing w:before="0" w:after="40" w:lineRule="auto" w:line="280"/>
+        <w:jc w:val="center"/>
+      </w:pPr>
+      <w:r>
+        <w:rPr>
+          <w:rFonts w:ascii="Times New Roman" w:hAnsi="Times New Roman" w:eastAsia="Times New Roman"/>
+          <w:b/>
+          <w:i w:val="0"/>
+          <w:sz w:val="22"/>
+        </w:rPr>
+        <w:t>Textual Features of China's Monetary Policy Reports and Financial Market Reactions</w:t>
+      </w:r>
+    </w:p>
+    <w:p>
+      <w:pPr>
+        <w:spacing w:before="0" w:after="40" w:lineRule="auto" w:line="280"/>
+        <w:jc w:val="center"/>
+      </w:pPr>
+      <w:r>
+        <w:rPr>
+          <w:rFonts w:ascii="Times New Roman" w:hAnsi="Times New Roman" w:eastAsia="Times New Roman"/>
+          <w:b w:val="0"/>
+          <w:i w:val="0"/>
+          <w:sz w:val="19"/>
+        </w:rPr>
+        <w:t>LUO Yunji</w:t>
+      </w:r>
+    </w:p>
+    <w:p>
+      <w:pPr>
+        <w:spacing w:before="40" w:after="0" w:lineRule="auto" w:line="280"/>
+        <w:ind w:firstLine="0"/>
+        <w:jc w:val="both"/>
+      </w:pPr>
+      <w:r>
+        <w:rPr>
+          <w:rFonts w:ascii="Times New Roman" w:hAnsi="Times New Roman" w:eastAsia="Times New Roman"/>
+          <w:b/>
+          <w:i w:val="0"/>
+          <w:sz w:val="19"/>
+        </w:rPr>
+      </w:r>
+      <w:r>
+        <w:rPr>
+          <w:rFonts w:ascii="Times New Roman" w:hAnsi="Times New Roman" w:eastAsia="Times New Roman"/>
+          <w:b w:val="0"/>
+          <w:i w:val="0"/>
+          <w:sz w:val="19"/>
+        </w:rPr>
+      </w:r>
+      <w:r>
+        <w:t>Abstract: This paper studies quarterly monetary policy reports of the People's Bank of China from 2006Q1 to 2025Q4. It constructs an expanding-window TF-IDF novelty measure for policy guidance, validates text measurement with manual annotations, context gating, and grouped cross-validation, and links the text measures to stock and bond market reactions. The core event-level evidence shows a positive association between guidance novelty and five-day realized stock volatility. A Student-t EGARCH-X 模型 on the full daily return sequence yields a positive but statistically weaker volatility effect. Unexpected policy tone and cross-fitted supervised tone do not robustly explain the government bond yield curve, suggesting that bond-market communication effects are harder to separate from macro-information and term-premium channels.</w:t>
+      </w:r>
+    </w:p>
+    <w:p>
+      <w:pPr>
+        <w:spacing w:before="0" w:after="40" w:lineRule="auto" w:line="280"/>
+        <w:jc w:val="center"/>
+      </w:pPr>
+      <w:r>
+        <w:rPr>
+          <w:rFonts w:ascii="Times New Roman" w:hAnsi="Times New Roman" w:eastAsia="Times New Roman"/>
+          <w:b w:val="0"/>
+          <w:i w:val="0"/>
+          <w:sz w:val="19"/>
+        </w:rPr>
+        <w:t>Key words: monetary policy communication; text novelty; realized volatility; EGARCH-X; yield curve</w:t>
+      </w:r>
+    </w:p>
+    <w:p>
+      <w:r>
+        <w:br w:type="page"/>
+      </w:r>
+    </w:p>
+    <w:p>
+      <w:pPr>
+        <w:spacing w:before="240" w:after="120" w:lineRule="auto" w:line="360"/>
+        <w:jc w:val="center"/>
+      </w:pPr>
+      <w:r>
+        <w:rPr>
+          <w:rFonts w:ascii="Times New Roman" w:hAnsi="Times New Roman" w:eastAsia="仿宋"/>
+          <w:b/>
+          <w:i w:val="0"/>
+          <w:sz w:val="28"/>
+        </w:rPr>
+        <w:t>一、引言</w:t>
+      </w:r>
+    </w:p>
+    <w:p>
+      <w:pPr>
+        <w:spacing w:before="0" w:after="0" w:lineRule="auto" w:line="360"/>
+        <w:ind w:firstLine="420"/>
+        <w:jc w:val="both"/>
+      </w:pPr>
+      <w:r>
+        <w:rPr>
+          <w:rFonts w:ascii="Times New Roman" w:hAnsi="Times New Roman" w:eastAsia="宋体"/>
+          <w:b w:val="0"/>
+          <w:i w:val="0"/>
+          <w:sz w:val="21"/>
+        </w:rPr>
+        <w:t>货币政策沟通不仅传递政策取向，也会改变市场对宏观状态和政策反应函数的判断。中国人民银行季度货币政策执行报告具有稳定的发布频率和较长的连续文本，是观察央行沟通变化的合适材料。与公告或新闻稿相比，季度报告包含更完整的宏观判断、政策回顾和下一阶段政策指引，因而能够为文本测度提供较多上下文。</w:t>
+      </w:r>
+    </w:p>
+    <w:p>
+      <w:pPr>
+        <w:spacing w:before="0" w:after="0" w:lineRule="auto" w:line="360"/>
+        <w:ind w:firstLine="420"/>
+        <w:jc w:val="both"/>
+      </w:pPr>
+      <w:r>
+        <w:rPr>
+          <w:rFonts w:ascii="Times New Roman" w:hAnsi="Times New Roman" w:eastAsia="宋体"/>
+          <w:b w:val="0"/>
+          <w:i w:val="0"/>
+          <w:sz w:val="21"/>
+        </w:rPr>
+        <w:t>已有研究从不同角度处理央行沟通信息。姜富伟、胡逸驰和黄楠（2021）将中国央行报告文本与股票市场反应联系起来；董青马等（2024）强调资产价格反应中未预期政策信息的重要性；尚玉皇、刘华和申峰（2025）则把央行沟通放入国债收益率曲线框架中讨论。国际文献中，Blinder等（2008）系统讨论央行沟通的理论和证据，Gurkaynak、Sack和Swanson（2005）区分政策行动与声明信息，Hansen和McMahon（2016）、Nakamura和Steinsson（2018）、Jarocinski和Karadi（2020）进一步提示央行信息效应可能与传统政策冲击交织在一起。</w:t>
+      </w:r>
+    </w:p>
+    <w:p>
+      <w:pPr>
+        <w:spacing w:before="0" w:after="0" w:lineRule="auto" w:line="360"/>
+        <w:ind w:firstLine="420"/>
+        <w:jc w:val="both"/>
+      </w:pPr>
+      <w:r>
+        <w:rPr>
+          <w:rFonts w:ascii="Times New Roman" w:hAnsi="Times New Roman" w:eastAsia="宋体"/>
+          <w:b w:val="0"/>
+          <w:i w:val="0"/>
+          <w:sz w:val="21"/>
+        </w:rPr>
+        <w:t>现有文献给本文留下的空间，不在于重新证明央行沟通会影响资产价格，而在于更细地处理“沟通中的哪一部分信息”以及“市场以何种形式反应”。季度报告中有大量宏观回顾和制度性表述，如果把全文语调直接接到市场变量上，容易把政策指引、经济判断和模板化文字混在一起。本文把政策指引章节从全文中分离出来，并把文本变化而不是文本水平作为核心解释变量。</w:t>
+      </w:r>
+    </w:p>
+    <w:p>
+      <w:pPr>
+        <w:spacing w:before="0" w:after="0" w:lineRule="auto" w:line="360"/>
+        <w:ind w:firstLine="420"/>
+        <w:jc w:val="both"/>
+      </w:pPr>
+      <w:r>
+        <w:rPr>
+          <w:rFonts w:ascii="Times New Roman" w:hAnsi="Times New Roman" w:eastAsia="宋体"/>
+          <w:b w:val="0"/>
+          <w:i w:val="0"/>
+          <w:sz w:val="21"/>
+        </w:rPr>
+        <w:t>这一处理也避免了把央行沟通简单等同于好消息或坏消息。政策指引的新增表述可能包含偏松信号、偏紧信号，也可能只是对政策工具组合、风险约束或执行方式的重新说明。市场反应未必表现为收益率或股价的单向移动，却可能表现为短期波动率上升。以创新度解释股票实际波动率，正是为了捕捉这种信息更新过程。</w:t>
+      </w:r>
+    </w:p>
+    <w:p>
+      <w:pPr>
+        <w:spacing w:before="0" w:after="0" w:lineRule="auto" w:line="360"/>
+        <w:ind w:firstLine="420"/>
+        <w:jc w:val="both"/>
+      </w:pPr>
+      <w:r>
+        <w:rPr>
+          <w:rFonts w:ascii="Times New Roman" w:hAnsi="Times New Roman" w:eastAsia="宋体"/>
+          <w:b w:val="0"/>
+          <w:i w:val="0"/>
+          <w:sz w:val="21"/>
+        </w:rPr>
+        <w:t>本文关心的问题更窄：在中国季度货币政策报告中，政策指引章节相对历史文本的新信息，是否与报告发布后的短期市场波动有关。研究以2006Q1至2025Q4的正式样本为基础，构造扩展窗口TF-IDF创新度，并将其与沪深300指数发布后五日实际波动率相连接。债券市场部分使用未预期政策语调和跨拟合监督语调解释国债收益率曲线变化，定位为探索性扩展。</w:t>
+      </w:r>
+    </w:p>
+    <w:p>
+      <w:pPr>
+        <w:spacing w:before="0" w:after="0" w:lineRule="auto" w:line="360"/>
+        <w:ind w:firstLine="420"/>
+        <w:jc w:val="both"/>
+      </w:pPr>
+      <w:r>
+        <w:rPr>
+          <w:rFonts w:ascii="Times New Roman" w:hAnsi="Times New Roman" w:eastAsia="宋体"/>
+          <w:b w:val="0"/>
+          <w:i w:val="0"/>
+          <w:sz w:val="21"/>
+        </w:rPr>
+        <w:t>本文的经验结果可以概括为三点。第一，政策指引创新度与股票市场短期实际波动率之间存在显著正相关关系，创新度提高一个样本标准差，发布后五日实际波动率约提高13.0%。第二，Student-t EGARCH-X模型在完整连续日度收益率序列上得到正向但不显著的创新度方差项，说明核心发现并非完全由一个日度条件异方差规格驱动，但稳健性证据较弱。第三，未预期政策语调与收益率曲线斜率、跨拟合监督语调与债券反应之间没有稳定显著关系，债券市场结果需要谨慎解释。</w:t>
+      </w:r>
+    </w:p>
+    <w:p>
+      <w:pPr>
+        <w:spacing w:before="0" w:after="0" w:lineRule="auto" w:line="360"/>
+        <w:ind w:firstLine="420"/>
+        <w:jc w:val="both"/>
+      </w:pPr>
+      <w:r>
+        <w:rPr>
+          <w:rFonts w:ascii="Times New Roman" w:hAnsi="Times New Roman" w:eastAsia="宋体"/>
+          <w:b w:val="0"/>
+          <w:i w:val="0"/>
+          <w:sz w:val="21"/>
+        </w:rPr>
+        <w:t>变量构造依赖较完整的Python文本处理过程。报告原文先经过PDF抽取和章节识别，再切分为句子并连接到报告层面的市场事件；金融数据也需要按照交易日历重排，才能把报告发布时间和事件窗口对齐。文本特征工程和金融事件研究在这里不是两个分离步骤，前者决定解释变量的含义，后者决定市场反应的计量口径。</w:t>
+      </w:r>
+    </w:p>
+    <w:p>
+      <w:pPr>
+        <w:spacing w:before="0" w:after="0" w:lineRule="auto" w:line="360"/>
+        <w:ind w:firstLine="420"/>
+        <w:jc w:val="both"/>
+      </w:pPr>
+      <w:r>
+        <w:rPr>
+          <w:rFonts w:ascii="Times New Roman" w:hAnsi="Times New Roman" w:eastAsia="宋体"/>
+          <w:b w:val="0"/>
+          <w:i w:val="0"/>
+          <w:sz w:val="21"/>
+        </w:rPr>
+        <w:t>本文的边际贡献主要在三个层面。其一，把政策指引章节单独拿出来度量，避免全文相似度被宏观回顾和固定格式稀释。其二，用按报告分组交叉验证检验文本测量，降低同一报告模板句泄漏到测试集的风险。其三，把股票事件级回归、日度波动模型和债券探索放在同一研究问题下比较，从而区分证据强弱，而不是只挑选单一显著结果。</w:t>
+      </w:r>
+    </w:p>
+    <w:p>
+      <w:pPr>
+        <w:spacing w:before="0" w:after="0" w:lineRule="auto" w:line="360"/>
+        <w:ind w:firstLine="420"/>
+        <w:jc w:val="both"/>
+      </w:pPr>
+      <w:r>
+        <w:rPr>
+          <w:rFonts w:ascii="Times New Roman" w:hAnsi="Times New Roman" w:eastAsia="宋体"/>
+          <w:b w:val="0"/>
+          <w:i w:val="0"/>
+          <w:sz w:val="21"/>
+        </w:rPr>
+        <w:t>这种安排也有助于解释不同市场结果为何不完全一致。股票波动率对信息不确定性和估值分歧反应更直接，政策指引的新表述即使不改变政策利率，也可能提高短期风险重估强度。债券收益率曲线则同时承载政策路径、增长通胀判断和期限溢价，单一语调指标更容易混合多种信息。因此，本文把股票创新度—波动率关系作为核心主线，把债券语调—收益率曲线关系作为探索性扩展。</w:t>
+      </w:r>
+    </w:p>
+    <w:p>
+      <w:pPr>
+        <w:spacing w:before="240" w:after="120" w:lineRule="auto" w:line="360"/>
+        <w:jc w:val="center"/>
+      </w:pPr>
+      <w:r>
+        <w:rPr>
+          <w:rFonts w:ascii="Times New Roman" w:hAnsi="Times New Roman" w:eastAsia="仿宋"/>
+          <w:b/>
+          <w:i w:val="0"/>
+          <w:sz w:val="28"/>
+        </w:rPr>
+        <w:t>二、数据来源与研究设计</w:t>
+      </w:r>
+    </w:p>
+    <w:p>
+      <w:pPr>
+        <w:spacing w:before="180" w:after="60" w:lineRule="auto" w:line="320"/>
+        <w:jc w:val="left"/>
       </w:pPr>
       <w:r>
         <w:rPr>
           <w:rFonts w:ascii="Times New Roman" w:hAnsi="Times New Roman" w:eastAsia="黑体"/>
           <w:b/>
           <w:i w:val="0"/>
-          <w:sz w:val="19"/>
-        </w:rPr>
-        <w:t>内容提要：</w:t>
-      </w:r>
-      <w:r>
-        <w:rPr>
-          <w:rFonts w:ascii="Times New Roman" w:hAnsi="Times New Roman" w:eastAsia="宋体"/>
-          <w:b w:val="0"/>
-          <w:i w:val="0"/>
-          <w:sz w:val="19"/>
-        </w:rPr>
-        <w:t>本文基于2006Q1至2025Q4中国人民银行季度货币政策执行报告，构造政策指引扩展窗口TF-IDF创新度，并结合人工标注、语境门控和字符TF-IDF与LinearSVC检验文本测量有效性。股票事件研究显示，政策指引创新度与报告发布后五日实际波动率显著正相关；创新度提高一个样本标准差，实际波动率约提高13.0%。Student-t EGARCH-X日度模型得到方向一致但不显著的波动率效应。债券部分中，未预期政策语调和跨拟合监督语调对收益率曲线斜率的解释不稳定，适合作为探索性证据。结果表明，央行报告中的增量指引信息更直接地反映在股票短期不确定性中，而债券期限结构反应需要更细致地区分政策路径、宏观信息和期限溢价。</w:t>
-      </w:r>
-    </w:p>
-    <w:p>
-      <w:pPr>
-        <w:spacing w:before="20" w:after="20" w:line="300" w:lineRule="exact"/>
-        <w:ind w:firstLine="0"/>
-        <w:jc w:val="both"/>
-      </w:pPr>
-      <w:r>
-        <w:rPr>
-          <w:rFonts w:ascii="Times New Roman" w:hAnsi="Times New Roman" w:eastAsia="宋体"/>
-          <w:b w:val="0"/>
-          <w:i w:val="0"/>
-          <w:sz w:val="19"/>
-        </w:rPr>
-        <w:t>关键词：货币政策沟通；文本创新度；实际波动率；EGARCH-X；收益率曲线</w:t>
-      </w:r>
-    </w:p>
-    <w:p>
-      <w:pPr>
-        <w:spacing w:before="0" w:after="40" w:line="280" w:lineRule="exact"/>
+          <w:sz w:val="24"/>
+        </w:rPr>
+        <w:t>（一）货币政策报告与金融市场数据</w:t>
+      </w:r>
+    </w:p>
+    <w:p>
+      <w:pPr>
+        <w:spacing w:before="0" w:after="0" w:lineRule="auto" w:line="360"/>
+        <w:ind w:firstLine="420"/>
+        <w:jc w:val="both"/>
+      </w:pPr>
+      <w:r>
+        <w:rPr>
+          <w:rFonts w:ascii="Times New Roman" w:hAnsi="Times New Roman" w:eastAsia="宋体"/>
+          <w:b w:val="0"/>
+          <w:i w:val="0"/>
+          <w:sz w:val="21"/>
+        </w:rPr>
+        <w:t>报告文本来自中国人民银行官网发布的《中国货币政策执行报告》。数据库覆盖2006Q1至2026Q1，正式实证样本限定在2006Q1至2025Q4，共80期。2026Q1仅保留在来源登记中，不进入正式估计。报告发布时间用于对齐股票和债券交易日；若发布时间落在非交易日，事件日顺延至下一可交易日。</w:t>
+      </w:r>
+    </w:p>
+    <w:p>
+      <w:pPr>
+        <w:spacing w:before="0" w:after="0" w:lineRule="auto" w:line="360"/>
+        <w:ind w:firstLine="420"/>
+        <w:jc w:val="both"/>
+      </w:pPr>
+      <w:r>
+        <w:rPr>
+          <w:rFonts w:ascii="Times New Roman" w:hAnsi="Times New Roman" w:eastAsia="宋体"/>
+          <w:b w:val="0"/>
+          <w:i w:val="0"/>
+          <w:sz w:val="21"/>
+        </w:rPr>
+        <w:t>金融市场数据包括沪深300指数日行情、中债国债1年、5年和10年期收益率，以及公开政策操作日期。股票部分计算报告发布后五个交易日实际波动率，债券部分构造收益率曲线水平、斜率和曲率的短窗口变化。政策操作变量只用于控制报告发布附近的政策环境，避免把同日或近日报告反应全部归因于文本。</w:t>
+      </w:r>
+    </w:p>
+    <w:p>
+      <w:pPr>
+        <w:spacing w:before="0" w:after="0" w:lineRule="auto" w:line="360"/>
+        <w:ind w:firstLine="420"/>
+        <w:jc w:val="both"/>
+      </w:pPr>
+      <w:r>
+        <w:rPr>
+          <w:rFonts w:ascii="Times New Roman" w:hAnsi="Times New Roman" w:eastAsia="宋体"/>
+          <w:b w:val="0"/>
+          <w:i w:val="0"/>
+          <w:sz w:val="21"/>
+        </w:rPr>
+        <w:t>这些数据的频率并不一致。货币政策报告是季度文本，股票和债券价格为日度序列，政策操作又是不定期事件。实证处理需要把低频文本信息压缩为报告层变量，再把高频金融数据聚合为事件窗口反应。这样得到的样本量由报告期数决定，而不是由日度行情观测数决定，这一点对后文解释检验功效和分时期估计尤其重要。</w:t>
+      </w:r>
+    </w:p>
+    <w:p>
+      <w:pPr>
+        <w:spacing w:before="0" w:after="0" w:lineRule="auto" w:line="360"/>
+        <w:ind w:firstLine="420"/>
+        <w:jc w:val="both"/>
+      </w:pPr>
+      <w:r>
+        <w:rPr>
+          <w:rFonts w:ascii="Times New Roman" w:hAnsi="Times New Roman" w:eastAsia="宋体"/>
+          <w:b w:val="0"/>
+          <w:i w:val="0"/>
+          <w:sz w:val="21"/>
+        </w:rPr>
+        <w:t>报告文本本身也存在时间上的可比性问题。早期报告排版和章节结构与后期不完全一致，若直接使用全文相似度，宏观回顾、专栏、附录和固定制度表述会稀释政策指引变化。本文只在正式样本内使用修复后的章节文本，并在表1中区分文本、市场和人工标注数据的样本口径，使不同来源的用途保持清楚。</w:t>
+      </w:r>
+    </w:p>
+    <w:p>
+      <w:pPr>
+        <w:spacing w:before="0" w:after="0" w:lineRule="auto" w:line="360"/>
+        <w:ind w:firstLine="420"/>
+        <w:jc w:val="both"/>
+      </w:pPr>
+      <w:r>
+        <w:rPr>
+          <w:rFonts w:ascii="Times New Roman" w:hAnsi="Times New Roman" w:eastAsia="宋体"/>
+          <w:b w:val="0"/>
+          <w:i w:val="0"/>
+          <w:sz w:val="21"/>
+        </w:rPr>
+        <w:t>事件日对齐采用发布日与交易日的对应关系。若报告在交易日收盘后发布，或发布日不是交易日，市场反应会落入后续交易日；若报告在交易时段内可被市场观察，则当日价格也可能包含反应。本文统一用已整理的发布时间映射事件日，并在股票与债券模型中保持同一口径，避免不同市场使用不同事件定义。</w:t>
+      </w:r>
+    </w:p>
+    <w:p>
+      <w:pPr>
+        <w:spacing w:before="0" w:after="0" w:lineRule="auto" w:line="360"/>
+        <w:ind w:firstLine="420"/>
+        <w:jc w:val="both"/>
+      </w:pPr>
+      <w:r>
+        <w:rPr>
+          <w:rFonts w:ascii="Times New Roman" w:hAnsi="Times New Roman" w:eastAsia="宋体"/>
+          <w:b w:val="0"/>
+          <w:i w:val="0"/>
+          <w:sz w:val="21"/>
+        </w:rPr>
+        <w:t>数据合法性和可追溯性主要体现在来源和口径上。政策报告来自央行公开网页，市场数据保留清洗后的日度序列和来源登记。论文正文不展开文件层面的复现说明，但表1给出了每类数据的频率、样本期和用途，读者可以据此判断文本、股票、债券和人工标注样本之间的对应关系。</w:t>
+      </w:r>
+    </w:p>
+    <w:p>
+      <w:pPr>
+        <w:spacing w:before="80" w:after="40" w:lineRule="auto" w:line="260"/>
         <w:jc w:val="center"/>
       </w:pPr>
       <w:r>
         <w:rPr>
-          <w:rFonts w:ascii="Times New Roman" w:hAnsi="Times New Roman" w:eastAsia="宋体"/>
-          <w:b w:val="0"/>
-          <w:i w:val="0"/>
-          <w:sz w:val="19"/>
-        </w:rPr>
-        <w:t>中图分类号：F822.0    文献标识码：A</w:t>
-      </w:r>
-    </w:p>
-    <w:p>
-      <w:pPr>
-        <w:spacing w:before="0" w:after="40" w:line="280" w:lineRule="exact"/>
-        <w:jc w:val="center"/>
-      </w:pPr>
-      <w:r>
-        <w:rPr>
-          <w:rFonts w:ascii="Times New Roman" w:hAnsi="Times New Roman" w:eastAsia="Times New Roman"/>
-          <w:b/>
-          <w:i w:val="0"/>
-          <w:sz w:val="22"/>
-        </w:rPr>
-        <w:t>Textual Features of China's Monetary Policy Reports and Financial Market Reactions</w:t>
-      </w:r>
-    </w:p>
-    <w:p>
-      <w:pPr>
-        <w:spacing w:before="0" w:after="40" w:line="280" w:lineRule="exact"/>
-        <w:jc w:val="center"/>
-      </w:pPr>
-      <w:r>
-        <w:rPr>
-          <w:rFonts w:ascii="Times New Roman" w:hAnsi="Times New Roman" w:eastAsia="Times New Roman"/>
-          <w:b w:val="0"/>
-          <w:i w:val="0"/>
-          <w:sz w:val="19"/>
-        </w:rPr>
-        <w:t>LUO Yunji</w:t>
-      </w:r>
-    </w:p>
-    <w:p>
-      <w:pPr>
-        <w:spacing w:before="40" w:after="0" w:line="280" w:lineRule="exact"/>
-        <w:ind w:firstLine="0"/>
-        <w:jc w:val="both"/>
-      </w:pPr>
-      <w:r>
-        <w:rPr>
-          <w:rFonts w:ascii="Times New Roman" w:hAnsi="Times New Roman" w:eastAsia="Times New Roman"/>
-          <w:b/>
-          <w:i w:val="0"/>
-          <w:sz w:val="19"/>
-        </w:rPr>
-        <w:t xml:space="preserve">Abstract: </w:t>
-      </w:r>
-      <w:r>
-        <w:rPr>
-          <w:rFonts w:ascii="Times New Roman" w:hAnsi="Times New Roman" w:eastAsia="Times New Roman"/>
-          <w:b w:val="0"/>
-          <w:i w:val="0"/>
-          <w:sz w:val="19"/>
-        </w:rPr>
-        <w:t>This paper studies quarterly monetary policy reports of the People's Bank of China from 2006Q1 to 2025Q4. It constructs an expanding-window TF-IDF novelty measure for policy guidance, validates text measurement with manual annotations, context gating, and grouped cross-validation, and links the text measures to stock and bond market reactions. The core event-level evidence shows a positive association between guidance novelty and five-day realized stock volatility. A Student-t EGARCH-X model on the full daily return sequence yields a positive but statistically weaker volatility effect. Unexpected policy tone and cross-fitted supervised tone do not robustly explain the government bond yield curve, suggesting that bond-market communication effects are harder to separate from macro-information and term-premium channels.</w:t>
-      </w:r>
-    </w:p>
-    <w:p>
-      <w:pPr>
-        <w:spacing w:before="0" w:after="40" w:line="280" w:lineRule="exact"/>
-        <w:jc w:val="center"/>
-      </w:pPr>
-      <w:r>
-        <w:rPr>
-          <w:rFonts w:ascii="Times New Roman" w:hAnsi="Times New Roman" w:eastAsia="Times New Roman"/>
-          <w:b w:val="0"/>
-          <w:i w:val="0"/>
-          <w:sz w:val="19"/>
-        </w:rPr>
-        <w:t>Key words: monetary policy communication; text novelty; realized volatility; EGARCH-X; yield curve</w:t>
-      </w:r>
-    </w:p>
-    <w:p>
-      <w:r>
-        <w:br w:type="page"/>
-      </w:r>
-    </w:p>
-    <w:p>
-      <w:pPr>
-        <w:spacing w:before="240" w:after="120" w:line="360" w:lineRule="exact"/>
-        <w:jc w:val="center"/>
-      </w:pPr>
-      <w:r>
-        <w:rPr>
-          <w:rFonts w:ascii="Times New Roman" w:hAnsi="Times New Roman" w:eastAsia="黑体"/>
-          <w:b/>
-          <w:i w:val="0"/>
-          <w:sz w:val="28"/>
-        </w:rPr>
-        <w:t>一、引言</w:t>
-      </w:r>
-    </w:p>
-    <w:p>
-      <w:pPr>
-        <w:spacing w:before="0" w:after="0" w:line="360" w:lineRule="exact"/>
-        <w:ind w:firstLine="420"/>
-        <w:jc w:val="both"/>
-      </w:pPr>
-      <w:r>
-        <w:rPr>
-          <w:rFonts w:ascii="Times New Roman" w:hAnsi="Times New Roman" w:eastAsia="宋体"/>
-          <w:b w:val="0"/>
-          <w:i w:val="0"/>
-          <w:sz w:val="21"/>
-        </w:rPr>
-        <w:t>货币政策沟通不仅传递政策取向，也会改变市场对宏观状态和政策反应函数的判断。中国人民银行季度货币政策执行报告具有稳定的发布频率和较长的连续文本，是观察央行沟通变化的合适材料。与公告或新闻稿相比，季度报告包含更完整的宏观判断、政策回顾和下一阶段政策指引，因而能够为文本测度提供较多上下文。</w:t>
-      </w:r>
-    </w:p>
-    <w:p>
-      <w:pPr>
-        <w:spacing w:before="0" w:after="0" w:line="360" w:lineRule="exact"/>
-        <w:ind w:firstLine="420"/>
-        <w:jc w:val="both"/>
-      </w:pPr>
-      <w:r>
-        <w:rPr>
-          <w:rFonts w:ascii="Times New Roman" w:hAnsi="Times New Roman" w:eastAsia="宋体"/>
-          <w:b w:val="0"/>
-          <w:i w:val="0"/>
-          <w:sz w:val="21"/>
-        </w:rPr>
-        <w:t>已有研究从不同角度处理央行沟通信息。姜富伟、胡逸驰和黄楠（2021）将中国央行报告文本与股票市场反应联系起来；董青马等（2024）强调资产价格反应中未预期政策信息的重要性；尚玉皇、刘华和申峰（2025）则把央行沟通放入国债收益率曲线框架中讨论。国际文献中，Blinder等（2008）系统讨论央行沟通的理论和证据，Gurkaynak、Sack和Swanson（2005）区分政策行动与声明信息，Hansen和McMahon（2016）、Nakamura和Steinsson（2018）、Jarocinski和Karadi（2020）进一步提示央行信息效应可能与传统政策冲击交织在一起。</w:t>
-      </w:r>
-    </w:p>
-    <w:p>
-      <w:pPr>
-        <w:spacing w:before="0" w:after="0" w:line="360" w:lineRule="exact"/>
-        <w:ind w:firstLine="420"/>
-        <w:jc w:val="both"/>
-      </w:pPr>
-      <w:r>
-        <w:rPr>
-          <w:rFonts w:ascii="Times New Roman" w:hAnsi="Times New Roman" w:eastAsia="宋体"/>
-          <w:b w:val="0"/>
-          <w:i w:val="0"/>
-          <w:sz w:val="21"/>
-        </w:rPr>
-        <w:t>现有文献给本文留下的空间，不在于重新证明央行沟通会影响资产价格，而在于更细地处理“沟通中的哪一部分信息”以及“市场以何种形式反应”。季度报告中有大量宏观回顾和制度性表述，如果把全文语调直接接到市场变量上，容易把政策指引、经济判断和模板化文字混在一起。本文把政策指引章节从全文中分离出来，并把文本变化而不是文本水平作为核心解释变量。</w:t>
-      </w:r>
-    </w:p>
-    <w:p>
-      <w:pPr>
-        <w:spacing w:before="0" w:after="0" w:line="360" w:lineRule="exact"/>
-        <w:ind w:firstLine="420"/>
-        <w:jc w:val="both"/>
-      </w:pPr>
-      <w:r>
-        <w:rPr>
-          <w:rFonts w:ascii="Times New Roman" w:hAnsi="Times New Roman" w:eastAsia="宋体"/>
-          <w:b w:val="0"/>
-          <w:i w:val="0"/>
-          <w:sz w:val="21"/>
-        </w:rPr>
-        <w:t>这一处理也避免了把央行沟通简单等同于好消息或坏消息。政策指引的新增表述可能包含偏松信号、偏紧信号，也可能只是对政策工具组合、风险约束或执行方式的重新说明。市场反应未必表现为收益率或股价的单向移动，却可能表现为短期波动率上升。以创新度解释股票实际波动率，正是为了捕捉这种信息更新过程。</w:t>
-      </w:r>
-    </w:p>
-    <w:p>
-      <w:pPr>
-        <w:spacing w:before="0" w:after="0" w:line="360" w:lineRule="exact"/>
-        <w:ind w:firstLine="420"/>
-        <w:jc w:val="both"/>
-      </w:pPr>
-      <w:r>
-        <w:rPr>
-          <w:rFonts w:ascii="Times New Roman" w:hAnsi="Times New Roman" w:eastAsia="宋体"/>
-          <w:b w:val="0"/>
-          <w:i w:val="0"/>
-          <w:sz w:val="21"/>
-        </w:rPr>
-        <w:t>本文关心的问题更窄：在中国季度货币政策报告中，政策指引章节相对历史文本的新信息，是否与报告发布后的短期市场波动有关。研究以2006Q1至2025Q4的正式样本为基础，构造扩展窗口TF-IDF创新度，并将其与沪深300指数发布后五日实际波动率相连接。债券市场部分使用未预期政策语调和跨拟合监督语调解释国债收益率曲线变化，定位为探索性扩展。</w:t>
-      </w:r>
-    </w:p>
-    <w:p>
-      <w:pPr>
-        <w:spacing w:before="0" w:after="0" w:line="360" w:lineRule="exact"/>
-        <w:ind w:firstLine="420"/>
-        <w:jc w:val="both"/>
-      </w:pPr>
-      <w:r>
-        <w:rPr>
-          <w:rFonts w:ascii="Times New Roman" w:hAnsi="Times New Roman" w:eastAsia="宋体"/>
-          <w:b w:val="0"/>
-          <w:i w:val="0"/>
-          <w:sz w:val="21"/>
-        </w:rPr>
-        <w:t>本文的经验结果可以概括为三点。第一，政策指引创新度与股票市场短期实际波动率之间存在显著正相关关系，创新度提高一个样本标准差，发布后五日实际波动率约提高13.0%。第二，Student-t EGARCH-X模型在完整连续日度收益率序列上得到正向但不显著的创新度方差项，说明核心发现并非完全由一个日度条件异方差规格驱动，但稳健性证据较弱。第三，未预期政策语调与收益率曲线斜率、跨拟合监督语调与债券反应之间没有稳定显著关系，债券市场结果需要谨慎解释。</w:t>
-      </w:r>
-    </w:p>
-    <w:p>
-      <w:pPr>
-        <w:spacing w:before="0" w:after="0" w:line="360" w:lineRule="exact"/>
-        <w:ind w:firstLine="420"/>
-        <w:jc w:val="both"/>
-      </w:pPr>
-      <w:r>
-        <w:rPr>
-          <w:rFonts w:ascii="Times New Roman" w:hAnsi="Times New Roman" w:eastAsia="宋体"/>
-          <w:b w:val="0"/>
-          <w:i w:val="0"/>
-          <w:sz w:val="21"/>
-        </w:rPr>
-        <w:t>变量构造依赖较完整的Python文本处理过程。报告原文先经过PDF抽取和章节识别，再切分为句子并连接到报告层面的市场事件；金融数据也需要按照交易日历重排，才能把报告发布时间和事件窗口对齐。文本特征工程和金融事件研究在这里不是两个分离步骤，前者决定解释变量的含义，后者决定市场反应的计量口径。</w:t>
-      </w:r>
-    </w:p>
-    <w:p>
-      <w:pPr>
-        <w:spacing w:before="0" w:after="0" w:line="360" w:lineRule="exact"/>
-        <w:ind w:firstLine="420"/>
-        <w:jc w:val="both"/>
-      </w:pPr>
-      <w:r>
-        <w:rPr>
-          <w:rFonts w:ascii="Times New Roman" w:hAnsi="Times New Roman" w:eastAsia="宋体"/>
-          <w:b w:val="0"/>
-          <w:i w:val="0"/>
-          <w:sz w:val="21"/>
-        </w:rPr>
-        <w:t>本文的边际贡献主要在三个层面。其一，把政策指引章节单独拿出来度量，避免全文相似度被宏观回顾和固定格式稀释。其二，用按报告分组交叉验证检验文本测量，降低同一报告模板句泄漏到测试集的风险。其三，把股票事件级回归、日度波动模型和债券探索放在同一研究问题下比较，从而区分证据强弱，而不是只挑选单一显著结果。</w:t>
-      </w:r>
-    </w:p>
-    <w:p>
-      <w:pPr>
-        <w:spacing w:before="0" w:after="0" w:line="360" w:lineRule="exact"/>
-        <w:ind w:firstLine="420"/>
-        <w:jc w:val="both"/>
-      </w:pPr>
-      <w:r>
-        <w:rPr>
-          <w:rFonts w:ascii="Times New Roman" w:hAnsi="Times New Roman" w:eastAsia="宋体"/>
-          <w:b w:val="0"/>
-          <w:i w:val="0"/>
-          <w:sz w:val="21"/>
-        </w:rPr>
-        <w:t>这种安排也有助于解释不同市场结果为何不完全一致。股票波动率对信息不确定性和估值分歧反应更直接，政策指引的新表述即使不改变政策利率，也可能提高短期风险重估强度。债券收益率曲线则同时承载政策路径、增长通胀判断和期限溢价，单一语调指标更容易混合多种信息。因此，本文把股票创新度—波动率关系作为核心主线，把债券语调—收益率曲线关系作为探索性扩展。</w:t>
-      </w:r>
-    </w:p>
-    <w:p>
-      <w:pPr>
-        <w:spacing w:before="240" w:after="120" w:line="360" w:lineRule="exact"/>
-        <w:jc w:val="center"/>
-      </w:pPr>
-      <w:r>
-        <w:rPr>
-          <w:rFonts w:ascii="Times New Roman" w:hAnsi="Times New Roman" w:eastAsia="黑体"/>
-          <w:b/>
-          <w:i w:val="0"/>
-          <w:sz w:val="28"/>
-        </w:rPr>
-        <w:t>二、数据来源与研究设计</w:t>
-      </w:r>
-    </w:p>
-    <w:p>
-      <w:pPr>
-        <w:spacing w:before="180" w:after="60" w:line="320" w:lineRule="exact"/>
-        <w:jc w:val="left"/>
-      </w:pPr>
-      <w:r>
-        <w:rPr>
-          <w:rFonts w:ascii="Times New Roman" w:hAnsi="Times New Roman" w:eastAsia="黑体"/>
-          <w:b/>
-          <w:i w:val="0"/>
-          <w:sz w:val="24"/>
-        </w:rPr>
-        <w:t>（一）货币政策报告与金融市场数据</w:t>
-      </w:r>
-    </w:p>
-    <w:p>
-      <w:pPr>
-        <w:spacing w:before="0" w:after="0" w:line="360" w:lineRule="exact"/>
-        <w:ind w:firstLine="420"/>
-        <w:jc w:val="both"/>
-      </w:pPr>
-      <w:r>
-        <w:rPr>
-          <w:rFonts w:ascii="Times New Roman" w:hAnsi="Times New Roman" w:eastAsia="宋体"/>
-          <w:b w:val="0"/>
-          <w:i w:val="0"/>
-          <w:sz w:val="21"/>
-        </w:rPr>
-        <w:t>报告文本来自中国人民银行官网发布的《中国货币政策执行报告》。数据库覆盖2006Q1至2026Q1，正式实证样本限定在2006Q1至2025Q4，共80期。2026Q1仅保留在来源登记中，不进入正式估计。报告发布时间用于对齐股票和债券交易日；若发布时间落在非交易日，事件日顺延至下一可交易日。</w:t>
-      </w:r>
-    </w:p>
-    <w:p>
-      <w:pPr>
-        <w:spacing w:before="0" w:after="0" w:line="360" w:lineRule="exact"/>
-        <w:ind w:firstLine="420"/>
-        <w:jc w:val="both"/>
-      </w:pPr>
-      <w:r>
-        <w:rPr>
-          <w:rFonts w:ascii="Times New Roman" w:hAnsi="Times New Roman" w:eastAsia="宋体"/>
-          <w:b w:val="0"/>
-          <w:i w:val="0"/>
-          <w:sz w:val="21"/>
-        </w:rPr>
-        <w:t>金融市场数据包括沪深300指数日行情、中债国债1年、5年和10年期收益率，以及公开政策操作日期。股票部分计算报告发布后五个交易日实际波动率，债券部分构造收益率曲线水平、斜率和曲率的短窗口变化。政策操作变量只用于控制报告发布附近的政策环境，避免把同日或近日报告反应全部归因于文本。</w:t>
-      </w:r>
-    </w:p>
-    <w:p>
-      <w:pPr>
-        <w:spacing w:before="0" w:after="0" w:line="360" w:lineRule="exact"/>
-        <w:ind w:firstLine="420"/>
-        <w:jc w:val="both"/>
-      </w:pPr>
-      <w:r>
-        <w:rPr>
-          <w:rFonts w:ascii="Times New Roman" w:hAnsi="Times New Roman" w:eastAsia="宋体"/>
-          <w:b w:val="0"/>
-          <w:i w:val="0"/>
-          <w:sz w:val="21"/>
-        </w:rPr>
-        <w:t>这些数据的频率并不一致。货币政策报告是季度文本，股票和债券价格为日度序列，政策操作又是不定期事件。实证处理需要把低频文本信息压缩为报告层变量，再把高频金融数据聚合为事件窗口反应。这样得到的样本量由报告期数决定，而不是由日度行情观测数决定，这一点对后文解释检验功效和分时期估计尤其重要。</w:t>
-      </w:r>
-    </w:p>
-    <w:p>
-      <w:pPr>
-        <w:spacing w:before="0" w:after="0" w:line="360" w:lineRule="exact"/>
-        <w:ind w:firstLine="420"/>
-        <w:jc w:val="both"/>
-      </w:pPr>
-      <w:r>
-        <w:rPr>
-          <w:rFonts w:ascii="Times New Roman" w:hAnsi="Times New Roman" w:eastAsia="宋体"/>
-          <w:b w:val="0"/>
-          <w:i w:val="0"/>
-          <w:sz w:val="21"/>
-        </w:rPr>
-        <w:t>报告文本本身也存在时间上的可比性问题。早期报告排版和章节结构与后期不完全一致，若直接使用全文相似度，宏观回顾、专栏、附录和固定制度表述会稀释政策指引变化。本文只在正式样本内使用修复后的章节文本，并在表1中区分文本、市场和人工标注数据的样本口径，使不同来源的用途保持清楚。</w:t>
-      </w:r>
-    </w:p>
-    <w:p>
-      <w:pPr>
-        <w:spacing w:before="0" w:after="0" w:line="360" w:lineRule="exact"/>
-        <w:ind w:firstLine="420"/>
-        <w:jc w:val="both"/>
-      </w:pPr>
-      <w:r>
-        <w:rPr>
-          <w:rFonts w:ascii="Times New Roman" w:hAnsi="Times New Roman" w:eastAsia="宋体"/>
-          <w:b w:val="0"/>
-          <w:i w:val="0"/>
-          <w:sz w:val="21"/>
-        </w:rPr>
-        <w:t>事件日对齐采用发布日与交易日的对应关系。若报告在交易日收盘后发布，或发布日不是交易日，市场反应会落入后续交易日；若报告在交易时段内可被市场观察，则当日价格也可能包含反应。本文统一用已整理的发布时间映射事件日，并在股票与债券模型中保持同一口径，避免不同市场使用不同事件定义。</w:t>
-      </w:r>
-    </w:p>
-    <w:p>
-      <w:pPr>
-        <w:spacing w:before="0" w:after="0" w:line="360" w:lineRule="exact"/>
-        <w:ind w:firstLine="420"/>
-        <w:jc w:val="both"/>
-      </w:pPr>
-      <w:r>
-        <w:rPr>
-          <w:rFonts w:ascii="Times New Roman" w:hAnsi="Times New Roman" w:eastAsia="宋体"/>
-          <w:b w:val="0"/>
-          <w:i w:val="0"/>
-          <w:sz w:val="21"/>
-        </w:rPr>
-        <w:t>数据合法性和可追溯性主要体现在来源和口径上。政策报告来自央行公开网页，市场数据保留清洗后的日度序列和来源登记。论文正文不展开文件层面的复现说明，但表1给出了每类数据的频率、样本期和用途，读者可以据此判断文本、股票、债券和人工标注样本之间的对应关系。</w:t>
-      </w:r>
-    </w:p>
-    <w:p>
-      <w:pPr>
-        <w:spacing w:before="80" w:after="40" w:line="260" w:lineRule="exact"/>
-        <w:jc w:val="center"/>
-      </w:pPr>
-      <w:r>
-        <w:rPr>
-          <w:rFonts w:ascii="Times New Roman" w:hAnsi="Times New Roman" w:eastAsia="黑体"/>
+          <w:rFonts w:ascii="Times New Roman" w:hAnsi="Times New Roman" w:eastAsia="仿宋"/>
           <w:b/>
           <w:i w:val="0"/>
           <w:sz w:val="18"/>
@@ -1756,7 +1757,7 @@
           </w:tcPr>
           <w:p>
             <w:pPr>
-              <w:spacing w:before="0" w:after="0" w:line="240" w:lineRule="exact"/>
+              <w:spacing w:before="0" w:after="0" w:line="240" w:lineRule="auto"/>
               <w:jc w:val="center"/>
             </w:pPr>
             <w:r>
@@ -1780,7 +1781,7 @@
           </w:tcPr>
           <w:p>
             <w:pPr>
-              <w:spacing w:before="0" w:after="0" w:line="240" w:lineRule="exact"/>
+              <w:spacing w:before="0" w:after="0" w:line="240" w:lineRule="auto"/>
               <w:jc w:val="center"/>
             </w:pPr>
             <w:r>
@@ -1804,7 +1805,7 @@
           </w:tcPr>
           <w:p>
             <w:pPr>
-              <w:spacing w:before="0" w:after="0" w:line="240" w:lineRule="exact"/>
+              <w:spacing w:before="0" w:after="0" w:line="240" w:lineRule="auto"/>
               <w:jc w:val="center"/>
             </w:pPr>
             <w:r>
@@ -1828,7 +1829,7 @@
           </w:tcPr>
           <w:p>
             <w:pPr>
-              <w:spacing w:before="0" w:after="0" w:line="240" w:lineRule="exact"/>
+              <w:spacing w:before="0" w:after="0" w:line="240" w:lineRule="auto"/>
               <w:jc w:val="center"/>
             </w:pPr>
             <w:r>
@@ -1852,7 +1853,7 @@
           </w:tcPr>
           <w:p>
             <w:pPr>
-              <w:spacing w:before="0" w:after="0" w:line="240" w:lineRule="exact"/>
+              <w:spacing w:before="0" w:after="0" w:line="240" w:lineRule="auto"/>
               <w:jc w:val="center"/>
             </w:pPr>
             <w:r>
@@ -1878,7 +1879,7 @@
           </w:tcPr>
           <w:p>
             <w:pPr>
-              <w:spacing w:before="0" w:after="0" w:line="240" w:lineRule="exact"/>
+              <w:spacing w:before="0" w:after="0" w:line="240" w:lineRule="auto"/>
               <w:jc w:val="center"/>
             </w:pPr>
             <w:r>
@@ -1899,7 +1900,7 @@
           </w:tcPr>
           <w:p>
             <w:pPr>
-              <w:spacing w:before="0" w:after="0" w:line="240" w:lineRule="exact"/>
+              <w:spacing w:before="0" w:after="0" w:line="240" w:lineRule="auto"/>
               <w:jc w:val="center"/>
             </w:pPr>
             <w:r>
@@ -1920,7 +1921,7 @@
           </w:tcPr>
           <w:p>
             <w:pPr>
-              <w:spacing w:before="0" w:after="0" w:line="240" w:lineRule="exact"/>
+              <w:spacing w:before="0" w:after="0" w:line="240" w:lineRule="auto"/>
               <w:jc w:val="center"/>
             </w:pPr>
             <w:r>
@@ -1941,7 +1942,7 @@
           </w:tcPr>
           <w:p>
             <w:pPr>
-              <w:spacing w:before="0" w:after="0" w:line="240" w:lineRule="exact"/>
+              <w:spacing w:before="0" w:after="0" w:line="240" w:lineRule="auto"/>
               <w:jc w:val="center"/>
             </w:pPr>
             <w:r>
@@ -1962,7 +1963,7 @@
           </w:tcPr>
           <w:p>
             <w:pPr>
-              <w:spacing w:before="0" w:after="0" w:line="240" w:lineRule="exact"/>
+              <w:spacing w:before="0" w:after="0" w:line="240" w:lineRule="auto"/>
               <w:jc w:val="center"/>
             </w:pPr>
             <w:r>
@@ -1988,7 +1989,7 @@
           </w:tcPr>
           <w:p>
             <w:pPr>
-              <w:spacing w:before="0" w:after="0" w:line="240" w:lineRule="exact"/>
+              <w:spacing w:before="0" w:after="0" w:line="240" w:lineRule="auto"/>
               <w:jc w:val="center"/>
             </w:pPr>
             <w:r>
@@ -2009,7 +2010,7 @@
           </w:tcPr>
           <w:p>
             <w:pPr>
-              <w:spacing w:before="0" w:after="0" w:line="240" w:lineRule="exact"/>
+              <w:spacing w:before="0" w:after="0" w:line="240" w:lineRule="auto"/>
               <w:jc w:val="center"/>
             </w:pPr>
             <w:r>
@@ -2030,7 +2031,7 @@
           </w:tcPr>
           <w:p>
             <w:pPr>
-              <w:spacing w:before="0" w:after="0" w:line="240" w:lineRule="exact"/>
+              <w:spacing w:before="0" w:after="0" w:line="240" w:lineRule="auto"/>
               <w:jc w:val="center"/>
             </w:pPr>
             <w:r>
@@ -2051,7 +2052,7 @@
           </w:tcPr>
           <w:p>
             <w:pPr>
-              <w:spacing w:before="0" w:after="0" w:line="240" w:lineRule="exact"/>
+              <w:spacing w:before="0" w:after="0" w:line="240" w:lineRule="auto"/>
               <w:jc w:val="center"/>
             </w:pPr>
             <w:r>
@@ -2072,7 +2073,7 @@
           </w:tcPr>
           <w:p>
             <w:pPr>
-              <w:spacing w:before="0" w:after="0" w:line="240" w:lineRule="exact"/>
+              <w:spacing w:before="0" w:after="0" w:line="240" w:lineRule="auto"/>
               <w:jc w:val="center"/>
             </w:pPr>
             <w:r>
@@ -2098,7 +2099,7 @@
           </w:tcPr>
           <w:p>
             <w:pPr>
-              <w:spacing w:before="0" w:after="0" w:line="240" w:lineRule="exact"/>
+              <w:spacing w:before="0" w:after="0" w:line="240" w:lineRule="auto"/>
               <w:jc w:val="center"/>
             </w:pPr>
             <w:r>
@@ -2119,7 +2120,7 @@
           </w:tcPr>
           <w:p>
             <w:pPr>
-              <w:spacing w:before="0" w:after="0" w:line="240" w:lineRule="exact"/>
+              <w:spacing w:before="0" w:after="0" w:line="240" w:lineRule="auto"/>
               <w:jc w:val="center"/>
             </w:pPr>
             <w:r>
@@ -2140,7 +2141,7 @@
           </w:tcPr>
           <w:p>
             <w:pPr>
-              <w:spacing w:before="0" w:after="0" w:line="240" w:lineRule="exact"/>
+              <w:spacing w:before="0" w:after="0" w:line="240" w:lineRule="auto"/>
               <w:jc w:val="center"/>
             </w:pPr>
             <w:r>
@@ -2161,7 +2162,7 @@
           </w:tcPr>
           <w:p>
             <w:pPr>
-              <w:spacing w:before="0" w:after="0" w:line="240" w:lineRule="exact"/>
+              <w:spacing w:before="0" w:after="0" w:line="240" w:lineRule="auto"/>
               <w:jc w:val="center"/>
             </w:pPr>
             <w:r>
@@ -2182,7 +2183,7 @@
           </w:tcPr>
           <w:p>
             <w:pPr>
-              <w:spacing w:before="0" w:after="0" w:line="240" w:lineRule="exact"/>
+              <w:spacing w:before="0" w:after="0" w:line="240" w:lineRule="auto"/>
               <w:jc w:val="center"/>
             </w:pPr>
             <w:r>
@@ -2208,7 +2209,7 @@
           </w:tcPr>
           <w:p>
             <w:pPr>
-              <w:spacing w:before="0" w:after="0" w:line="240" w:lineRule="exact"/>
+              <w:spacing w:before="0" w:after="0" w:line="240" w:lineRule="auto"/>
               <w:jc w:val="center"/>
             </w:pPr>
             <w:r>
@@ -2229,7 +2230,7 @@
           </w:tcPr>
           <w:p>
             <w:pPr>
-              <w:spacing w:before="0" w:after="0" w:line="240" w:lineRule="exact"/>
+              <w:spacing w:before="0" w:after="0" w:line="240" w:lineRule="auto"/>
               <w:jc w:val="center"/>
             </w:pPr>
             <w:r>
@@ -2250,7 +2251,7 @@
           </w:tcPr>
           <w:p>
             <w:pPr>
-              <w:spacing w:before="0" w:after="0" w:line="240" w:lineRule="exact"/>
+              <w:spacing w:before="0" w:after="0" w:line="240" w:lineRule="auto"/>
               <w:jc w:val="center"/>
             </w:pPr>
             <w:r>
@@ -2271,7 +2272,7 @@
           </w:tcPr>
           <w:p>
             <w:pPr>
-              <w:spacing w:before="0" w:after="0" w:line="240" w:lineRule="exact"/>
+              <w:spacing w:before="0" w:after="0" w:line="240" w:lineRule="auto"/>
               <w:jc w:val="center"/>
             </w:pPr>
             <w:r>
@@ -2292,7 +2293,7 @@
           </w:tcPr>
           <w:p>
             <w:pPr>
-              <w:spacing w:before="0" w:after="0" w:line="240" w:lineRule="exact"/>
+              <w:spacing w:before="0" w:after="0" w:line="240" w:lineRule="auto"/>
               <w:jc w:val="center"/>
             </w:pPr>
             <w:r>
@@ -2321,7 +2322,7 @@
           </w:tcPr>
           <w:p>
             <w:pPr>
-              <w:spacing w:before="0" w:after="0" w:line="240" w:lineRule="exact"/>
+              <w:spacing w:before="0" w:after="0" w:line="240" w:lineRule="auto"/>
               <w:jc w:val="center"/>
             </w:pPr>
             <w:r>
@@ -2345,7 +2346,7 @@
           </w:tcPr>
           <w:p>
             <w:pPr>
-              <w:spacing w:before="0" w:after="0" w:line="240" w:lineRule="exact"/>
+              <w:spacing w:before="0" w:after="0" w:line="240" w:lineRule="auto"/>
               <w:jc w:val="center"/>
             </w:pPr>
             <w:r>
@@ -2369,7 +2370,7 @@
           </w:tcPr>
           <w:p>
             <w:pPr>
-              <w:spacing w:before="0" w:after="0" w:line="240" w:lineRule="exact"/>
+              <w:spacing w:before="0" w:after="0" w:line="240" w:lineRule="auto"/>
               <w:jc w:val="center"/>
             </w:pPr>
             <w:r>
@@ -2393,7 +2394,7 @@
           </w:tcPr>
           <w:p>
             <w:pPr>
-              <w:spacing w:before="0" w:after="0" w:line="240" w:lineRule="exact"/>
+              <w:spacing w:before="0" w:after="0" w:line="240" w:lineRule="auto"/>
               <w:jc w:val="center"/>
             </w:pPr>
             <w:r>
@@ -2417,7 +2418,7 @@
           </w:tcPr>
           <w:p>
             <w:pPr>
-              <w:spacing w:before="0" w:after="0" w:line="240" w:lineRule="exact"/>
+              <w:spacing w:before="0" w:after="0" w:line="240" w:lineRule="auto"/>
               <w:jc w:val="center"/>
             </w:pPr>
             <w:r>
@@ -2435,7 +2436,7 @@
     </w:tbl>
     <w:p>
       <w:pPr>
-        <w:spacing w:before="40" w:after="80" w:line="220" w:lineRule="exact"/>
+        <w:spacing w:before="40" w:after="80" w:lineRule="auto" w:line="220"/>
         <w:ind w:firstLine="0"/>
         <w:jc w:val="both"/>
       </w:pPr>
@@ -2451,7 +2452,7 @@
     </w:p>
     <w:p>
       <w:pPr>
-        <w:spacing w:before="180" w:after="60" w:line="320" w:lineRule="exact"/>
+        <w:spacing w:before="180" w:after="60" w:lineRule="auto" w:line="320"/>
         <w:jc w:val="left"/>
       </w:pPr>
       <w:r>
@@ -2466,7 +2467,7 @@
     </w:p>
     <w:p>
       <w:pPr>
-        <w:spacing w:before="0" w:after="0" w:line="360" w:lineRule="exact"/>
+        <w:spacing w:before="0" w:after="0" w:lineRule="auto" w:line="360"/>
         <w:ind w:firstLine="420"/>
         <w:jc w:val="both"/>
       </w:pPr>
@@ -2482,7 +2483,7 @@
     </w:p>
     <w:p>
       <w:pPr>
-        <w:spacing w:before="0" w:after="0" w:line="360" w:lineRule="exact"/>
+        <w:spacing w:before="0" w:after="0" w:lineRule="auto" w:line="360"/>
         <w:ind w:firstLine="420"/>
         <w:jc w:val="both"/>
       </w:pPr>
@@ -2498,7 +2499,7 @@
     </w:p>
     <w:p>
       <w:pPr>
-        <w:spacing w:before="0" w:after="0" w:line="360" w:lineRule="exact"/>
+        <w:spacing w:before="0" w:after="0" w:lineRule="auto" w:line="360"/>
         <w:ind w:firstLine="420"/>
         <w:jc w:val="both"/>
       </w:pPr>
@@ -2514,7 +2515,7 @@
     </w:p>
     <w:p>
       <w:pPr>
-        <w:spacing w:before="0" w:after="0" w:line="360" w:lineRule="exact"/>
+        <w:spacing w:before="0" w:after="0" w:lineRule="auto" w:line="360"/>
         <w:ind w:firstLine="420"/>
         <w:jc w:val="both"/>
       </w:pPr>
@@ -2530,7 +2531,7 @@
     </w:p>
     <w:p>
       <w:pPr>
-        <w:spacing w:before="0" w:after="0" w:line="360" w:lineRule="exact"/>
+        <w:spacing w:before="0" w:after="0" w:lineRule="auto" w:line="360"/>
         <w:ind w:firstLine="420"/>
         <w:jc w:val="both"/>
       </w:pPr>
@@ -2546,7 +2547,7 @@
     </w:p>
     <w:p>
       <w:pPr>
-        <w:spacing w:before="0" w:after="0" w:line="360" w:lineRule="exact"/>
+        <w:spacing w:before="0" w:after="0" w:lineRule="auto" w:line="360"/>
         <w:ind w:firstLine="420"/>
         <w:jc w:val="both"/>
       </w:pPr>
@@ -2562,7 +2563,7 @@
     </w:p>
     <w:p>
       <w:pPr>
-        <w:spacing w:before="0" w:after="0" w:line="360" w:lineRule="exact"/>
+        <w:spacing w:before="0" w:after="0" w:lineRule="auto" w:line="360"/>
         <w:ind w:firstLine="420"/>
         <w:jc w:val="both"/>
       </w:pPr>
@@ -2578,14 +2579,14 @@
     </w:p>
     <w:p>
       <w:pPr>
-        <w:spacing w:before="80" w:after="20" w:line="240" w:lineRule="exact"/>
+        <w:spacing w:before="80" w:after="20"/>
         <w:ind w:firstLine="0"/>
         <w:jc w:val="center"/>
       </w:pPr>
       <w:r>
         <w:drawing>
           <wp:inline xmlns:a="http://schemas.openxmlformats.org/drawingml/2006/main" xmlns:pic="http://schemas.openxmlformats.org/drawingml/2006/picture">
-            <wp:extent cx="4140000" cy="1529104"/>
+            <wp:extent cx="4140000" cy="1529931"/>
             <wp:docPr id="29" name="Picture 29"/>
             <wp:cNvGraphicFramePr>
               <a:graphicFrameLocks noChangeAspect="1"/>
@@ -2598,7 +2599,7 @@
                     <pic:cNvPicPr/>
                   </pic:nvPicPr>
                   <pic:blipFill>
-                    <a:blip r:embed="rId17"/>
+                    <a:blip r:embed="rId18"/>
                     <a:stretch>
                       <a:fillRect/>
                     </a:stretch>
@@ -2606,7 +2607,7 @@
                   <pic:spPr>
                     <a:xfrm>
                       <a:off x="0" y="0"/>
-                      <a:ext cx="4140000" cy="1529104"/>
+                      <a:ext cx="4140000" cy="1529931"/>
                     </a:xfrm>
                     <a:prstGeom prst="rect"/>
                   </pic:spPr>
@@ -2619,7 +2620,7 @@
     </w:p>
     <w:p>
       <w:pPr>
-        <w:spacing w:before="20" w:after="80" w:line="260" w:lineRule="exact"/>
+        <w:spacing w:before="20" w:after="80" w:lineRule="auto" w:line="260"/>
         <w:ind w:firstLine="0"/>
         <w:jc w:val="center"/>
       </w:pPr>
@@ -2635,7 +2636,7 @@
     </w:p>
     <w:p>
       <w:pPr>
-        <w:spacing w:before="180" w:after="60" w:line="320" w:lineRule="exact"/>
+        <w:spacing w:before="180" w:after="60" w:lineRule="auto" w:line="320"/>
         <w:jc w:val="left"/>
       </w:pPr>
       <w:r>
@@ -2650,7 +2651,7 @@
     </w:p>
     <w:p>
       <w:pPr>
-        <w:spacing w:before="0" w:after="0" w:line="360" w:lineRule="exact"/>
+        <w:spacing w:before="0" w:after="0" w:lineRule="auto" w:line="360"/>
         <w:ind w:firstLine="420"/>
         <w:jc w:val="both"/>
       </w:pPr>
@@ -2666,7 +2667,7 @@
     </w:p>
     <w:p>
       <w:pPr>
-        <w:spacing w:before="0" w:after="0" w:line="360" w:lineRule="exact"/>
+        <w:spacing w:before="0" w:after="0" w:lineRule="auto" w:line="360"/>
         <w:ind w:firstLine="420"/>
         <w:jc w:val="both"/>
       </w:pPr>
@@ -2682,7 +2683,7 @@
     </w:p>
     <w:p>
       <w:pPr>
-        <w:spacing w:before="0" w:after="0" w:line="360" w:lineRule="exact"/>
+        <w:spacing w:before="0" w:after="0" w:lineRule="auto" w:line="360"/>
         <w:ind w:firstLine="420"/>
         <w:jc w:val="both"/>
       </w:pPr>
@@ -2698,7 +2699,7 @@
     </w:p>
     <w:p>
       <w:pPr>
-        <w:spacing w:before="0" w:after="0" w:line="360" w:lineRule="exact"/>
+        <w:spacing w:before="0" w:after="0" w:lineRule="auto" w:line="360"/>
         <w:ind w:firstLine="420"/>
         <w:jc w:val="both"/>
       </w:pPr>
@@ -2714,7 +2715,7 @@
     </w:p>
     <w:p>
       <w:pPr>
-        <w:spacing w:before="0" w:after="0" w:line="360" w:lineRule="exact"/>
+        <w:spacing w:before="0" w:after="0" w:lineRule="auto" w:line="360"/>
         <w:ind w:firstLine="420"/>
         <w:jc w:val="both"/>
       </w:pPr>
@@ -2730,22 +2731,85 @@
     </w:p>
     <w:p>
       <w:pPr>
-        <w:spacing w:before="240" w:after="120" w:line="360" w:lineRule="exact"/>
+        <w:spacing w:before="240" w:after="120" w:lineRule="auto" w:line="360"/>
         <w:jc w:val="center"/>
+      </w:pPr>
+      <w:r>
+        <w:rPr>
+          <w:rFonts w:ascii="Times New Roman" w:hAnsi="Times New Roman" w:eastAsia="仿宋"/>
+          <w:b/>
+          <w:i w:val="0"/>
+          <w:sz w:val="28"/>
+        </w:rPr>
+        <w:t>三、文本测量与有效性检验</w:t>
+      </w:r>
+    </w:p>
+    <w:p>
+      <w:pPr>
+        <w:spacing w:before="180" w:after="60" w:lineRule="auto" w:line="320"/>
+        <w:jc w:val="left"/>
       </w:pPr>
       <w:r>
         <w:rPr>
           <w:rFonts w:ascii="Times New Roman" w:hAnsi="Times New Roman" w:eastAsia="黑体"/>
           <w:b/>
           <w:i w:val="0"/>
-          <w:sz w:val="28"/>
-        </w:rPr>
-        <w:t>三、文本测量与有效性检验</w:t>
-      </w:r>
-    </w:p>
-    <w:p>
-      <w:pPr>
-        <w:spacing w:before="180" w:after="60" w:line="320" w:lineRule="exact"/>
+          <w:sz w:val="24"/>
+        </w:rPr>
+        <w:t>（一）词典与语境门控</w:t>
+      </w:r>
+    </w:p>
+    <w:p>
+      <w:pPr>
+        <w:spacing w:before="0" w:after="0" w:lineRule="auto" w:line="360"/>
+        <w:ind w:firstLine="420"/>
+        <w:jc w:val="both"/>
+      </w:pPr>
+      <w:r>
+        <w:rPr>
+          <w:rFonts w:ascii="Times New Roman" w:hAnsi="Times New Roman" w:eastAsia="宋体"/>
+          <w:b w:val="0"/>
+          <w:i w:val="0"/>
+          <w:sz w:val="21"/>
+        </w:rPr>
+        <w:t>中文央行文本存在明显的语境差异。同一个词在宏观判断、政策目标和操作安排中可能含义不同，例如“保持合理充裕”与一般积极情绪并不等价。本文先用公开金融情感词典识别情绪，再用领域词表和语境规则修正政策倾向，尤其处理否定、条件、政策目标和无关制度表述。</w:t>
+      </w:r>
+    </w:p>
+    <w:p>
+      <w:pPr>
+        <w:spacing w:before="0" w:after="0" w:lineRule="auto" w:line="360"/>
+        <w:ind w:firstLine="420"/>
+        <w:jc w:val="both"/>
+      </w:pPr>
+      <w:r>
+        <w:rPr>
+          <w:rFonts w:ascii="Times New Roman" w:hAnsi="Times New Roman" w:eastAsia="宋体"/>
+          <w:b w:val="0"/>
+          <w:i w:val="0"/>
+          <w:sz w:val="21"/>
+        </w:rPr>
+        <w:t>词典和语境门控在240句人工标注样本上接受检验。当前词典的情感准确率为0.2958，政策四分类准确率为0.8125；若只在政策相关句中区分偏松、偏紧和中性，准确率为0.5303。这些指标说明规则方法能够捕捉一部分政策语义，但对金融情感的细粒度识别仍不充分。</w:t>
+      </w:r>
+    </w:p>
+    <w:p>
+      <w:pPr>
+        <w:spacing w:before="0" w:after="0" w:lineRule="auto" w:line="360"/>
+        <w:ind w:firstLine="420"/>
+        <w:jc w:val="both"/>
+      </w:pPr>
+      <w:r>
+        <w:rPr>
+          <w:rFonts w:ascii="Times New Roman" w:hAnsi="Times New Roman" w:eastAsia="宋体"/>
+          <w:b w:val="0"/>
+          <w:i w:val="0"/>
+          <w:sz w:val="21"/>
+        </w:rPr>
+        <w:t>规则方法的优势是透明。每一次分数变化都可以追溯到词典匹配、否定词和语境规则；缺点也同样清楚，固定词表很难识别新表述和复杂句法。央行报告中常见的长句往往把目标、约束和操作安排放在同一句内，单纯逐词加总会丢失关系信息。因此，词典结果更适合作为可解释基准，而不是唯一的文本测量依据。</w:t>
+      </w:r>
+    </w:p>
+    <w:p>
+      <w:pPr>
+        <w:spacing w:before="180" w:after="60" w:lineRule="auto" w:line="320"/>
         <w:jc w:val="left"/>
       </w:pPr>
       <w:r>
@@ -2755,60 +2819,108 @@
           <w:i w:val="0"/>
           <w:sz w:val="24"/>
         </w:rPr>
-        <w:t>（一）词典与语境门控</w:t>
-      </w:r>
-    </w:p>
-    <w:p>
-      <w:pPr>
-        <w:spacing w:before="0" w:after="0" w:line="360" w:lineRule="exact"/>
-        <w:ind w:firstLine="420"/>
-        <w:jc w:val="both"/>
-      </w:pPr>
-      <w:r>
-        <w:rPr>
-          <w:rFonts w:ascii="Times New Roman" w:hAnsi="Times New Roman" w:eastAsia="宋体"/>
-          <w:b w:val="0"/>
-          <w:i w:val="0"/>
-          <w:sz w:val="21"/>
-        </w:rPr>
-        <w:t>中文央行文本存在明显的语境差异。同一个词在宏观判断、政策目标和操作安排中可能含义不同，例如“保持合理充裕”与一般积极情绪并不等价。本文先用公开金融情感词典识别情绪，再用领域词表和语境规则修正政策倾向，尤其处理否定、条件、政策目标和无关制度表述。</w:t>
-      </w:r>
-    </w:p>
-    <w:p>
-      <w:pPr>
-        <w:spacing w:before="0" w:after="0" w:line="360" w:lineRule="exact"/>
-        <w:ind w:firstLine="420"/>
-        <w:jc w:val="both"/>
-      </w:pPr>
-      <w:r>
-        <w:rPr>
-          <w:rFonts w:ascii="Times New Roman" w:hAnsi="Times New Roman" w:eastAsia="宋体"/>
-          <w:b w:val="0"/>
-          <w:i w:val="0"/>
-          <w:sz w:val="21"/>
-        </w:rPr>
-        <w:t>词典和语境门控在240句人工标注样本上接受检验。当前词典的情感准确率为0.2958，政策四分类准确率为0.8125；若只在政策相关句中区分偏松、偏紧和中性，准确率为0.5303。这些指标说明规则方法能够捕捉一部分政策语义，但对金融情感的细粒度识别仍不充分。</w:t>
-      </w:r>
-    </w:p>
-    <w:p>
-      <w:pPr>
-        <w:spacing w:before="0" w:after="0" w:line="360" w:lineRule="exact"/>
-        <w:ind w:firstLine="420"/>
-        <w:jc w:val="both"/>
-      </w:pPr>
-      <w:r>
-        <w:rPr>
-          <w:rFonts w:ascii="Times New Roman" w:hAnsi="Times New Roman" w:eastAsia="宋体"/>
-          <w:b w:val="0"/>
-          <w:i w:val="0"/>
-          <w:sz w:val="21"/>
-        </w:rPr>
-        <w:t>规则方法的优势是透明。每一次分数变化都可以追溯到词典匹配、否定词和语境规则；缺点也同样清楚，固定词表很难识别新表述和复杂句法。央行报告中常见的长句往往把目标、约束和操作安排放在同一句内，单纯逐词加总会丢失关系信息。因此，词典结果更适合作为可解释基准，而不是唯一的文本测量依据。</w:t>
-      </w:r>
-    </w:p>
-    <w:p>
-      <w:pPr>
-        <w:spacing w:before="180" w:after="60" w:line="320" w:lineRule="exact"/>
+        <w:t>（二）人工标注与分组交叉验证</w:t>
+      </w:r>
+    </w:p>
+    <w:p>
+      <w:pPr>
+        <w:spacing w:before="0" w:after="0" w:lineRule="auto" w:line="360"/>
+        <w:ind w:firstLine="420"/>
+        <w:jc w:val="both"/>
+      </w:pPr>
+      <w:r>
+        <w:rPr>
+          <w:rFonts w:ascii="Times New Roman" w:hAnsi="Times New Roman" w:eastAsia="宋体"/>
+          <w:b w:val="0"/>
+          <w:i w:val="0"/>
+          <w:sz w:val="21"/>
+        </w:rPr>
+        <w:t>人工标注样本按报告抽取政策指引句子，标注金融情感、政策倾向和主题类别。由于同一报告内部存在大量近似表述，随机句子切分会使相似文本同时进入训练集和测试集，导致验证结果偏高。监督分类采用按报告分组的交叉验证，并将近重复句子合并为同一分组。</w:t>
+      </w:r>
+    </w:p>
+    <w:p>
+      <w:pPr>
+        <w:spacing w:before="0" w:after="0" w:lineRule="auto" w:line="360"/>
+        <w:ind w:firstLine="420"/>
+        <w:jc w:val="both"/>
+      </w:pPr>
+      <w:r>
+        <w:rPr>
+          <w:rFonts w:ascii="Times New Roman" w:hAnsi="Times New Roman" w:eastAsia="宋体"/>
+          <w:b w:val="0"/>
+          <w:i w:val="0"/>
+          <w:sz w:val="21"/>
+        </w:rPr>
+        <w:t>字符TF-IDF与LinearSVC在情感任务上的准确率为0.8958、Macro-F1为0.7993；政策四分类准确率为0.8583、Macro-F1为0.6804；条件政策方向准确率为0.7879、Macro-F1为0.7301。监督模型明显改善了情感和政策倾向识别，但少数类别仍受样本规模限制。</w:t>
+      </w:r>
+    </w:p>
+    <w:p>
+      <w:pPr>
+        <w:spacing w:before="0" w:after="0" w:lineRule="auto" w:line="360"/>
+        <w:ind w:firstLine="420"/>
+        <w:jc w:val="both"/>
+      </w:pPr>
+      <w:r>
+        <w:rPr>
+          <w:rFonts w:ascii="Times New Roman" w:hAnsi="Times New Roman" w:eastAsia="宋体"/>
+          <w:b w:val="0"/>
+          <w:i w:val="0"/>
+          <w:sz w:val="21"/>
+        </w:rPr>
+        <w:t>按报告分组交叉验证的结果通常低于随机切分结果，但它更接近真实使用场景。模型在预测一份新报告时，不能依赖同一报告中已经出现过的相似句子；如果验证集和训练集共享同一段模板，准确率会被高估。本文据此接受更严格的验证口径，并把主题硬分类降为描述性材料。</w:t>
+      </w:r>
+    </w:p>
+    <w:p>
+      <w:pPr>
+        <w:spacing w:before="0" w:after="0" w:lineRule="auto" w:line="360"/>
+        <w:ind w:firstLine="420"/>
+        <w:jc w:val="both"/>
+      </w:pPr>
+      <w:r>
+        <w:rPr>
+          <w:rFonts w:ascii="Times New Roman" w:hAnsi="Times New Roman" w:eastAsia="宋体"/>
+          <w:b w:val="0"/>
+          <w:i w:val="0"/>
+          <w:sz w:val="21"/>
+        </w:rPr>
+        <w:t>人工标注规模也影响评价方式。240句样本足以比较词典、语境门控和轻量监督模型的相对表现，却不足以支撑细主题和少数政策方向的稳定高精度识别。因此，表2同时报告准确率和Macro-F1，避免多数类别主导结论。条件政策方向只在政策相关句内评价，原因是无关句不应被强行纳入偏松、偏紧和中性之间的比较。</w:t>
+      </w:r>
+    </w:p>
+    <w:p>
+      <w:pPr>
+        <w:spacing w:before="0" w:after="0" w:lineRule="auto" w:line="360"/>
+        <w:ind w:firstLine="420"/>
+        <w:jc w:val="both"/>
+      </w:pPr>
+      <w:r>
+        <w:rPr>
+          <w:rFonts w:ascii="Times New Roman" w:hAnsi="Times New Roman" w:eastAsia="宋体"/>
+          <w:b w:val="0"/>
+          <w:i w:val="0"/>
+          <w:sz w:val="21"/>
+        </w:rPr>
+        <w:t>学习曲线进一步支持这一判断。情感分类在训练比例从25%提高到100%时，Macro-F1从0.6476提高到0.7993；政策四分类Macro-F1从0.4312提高到0.6804；主题分类Macro-F1只从0.2518提高到0.3329。情感和政策倾向任务随着标注样本增加有所改善，主题任务则明显受类别稀疏和边界模糊限制。</w:t>
+      </w:r>
+    </w:p>
+    <w:p>
+      <w:pPr>
+        <w:spacing w:before="0" w:after="0" w:lineRule="auto" w:line="360"/>
+        <w:ind w:firstLine="420"/>
+        <w:jc w:val="both"/>
+      </w:pPr>
+      <w:r>
+        <w:rPr>
+          <w:rFonts w:ascii="Times New Roman" w:hAnsi="Times New Roman" w:eastAsia="宋体"/>
+          <w:b w:val="0"/>
+          <w:i w:val="0"/>
+          <w:sz w:val="21"/>
+        </w:rPr>
+        <w:t>字符TF-IDF适合这个样本规模。中文央行文本中的政策含义常体现在短语和固定搭配上，字符n元特征能够捕捉“合理充裕”“精准有力”“不搞大水漫灌”等局部表达。LinearSVC的线性结构使特征权重较容易解释，也避免在小样本人工标注上使用过于复杂的模型。</w:t>
+      </w:r>
+    </w:p>
+    <w:p>
+      <w:pPr>
+        <w:spacing w:before="180" w:after="60" w:lineRule="auto" w:line="320"/>
         <w:jc w:val="left"/>
       </w:pPr>
       <w:r>
@@ -2818,146 +2930,35 @@
           <w:i w:val="0"/>
           <w:sz w:val="24"/>
         </w:rPr>
-        <w:t>（二）人工标注与分组交叉验证</w:t>
-      </w:r>
-    </w:p>
-    <w:p>
-      <w:pPr>
-        <w:spacing w:before="0" w:after="0" w:line="360" w:lineRule="exact"/>
-        <w:ind w:firstLine="420"/>
-        <w:jc w:val="both"/>
-      </w:pPr>
-      <w:r>
-        <w:rPr>
-          <w:rFonts w:ascii="Times New Roman" w:hAnsi="Times New Roman" w:eastAsia="宋体"/>
-          <w:b w:val="0"/>
-          <w:i w:val="0"/>
-          <w:sz w:val="21"/>
-        </w:rPr>
-        <w:t>人工标注样本按报告抽取政策指引句子，标注金融情感、政策倾向和主题类别。由于同一报告内部存在大量近似表述，随机句子切分会使相似文本同时进入训练集和测试集，导致验证结果偏高。监督分类采用按报告分组的交叉验证，并将近重复句子合并为同一分组。</w:t>
-      </w:r>
-    </w:p>
-    <w:p>
-      <w:pPr>
-        <w:spacing w:before="0" w:after="0" w:line="360" w:lineRule="exact"/>
-        <w:ind w:firstLine="420"/>
-        <w:jc w:val="both"/>
-      </w:pPr>
-      <w:r>
-        <w:rPr>
-          <w:rFonts w:ascii="Times New Roman" w:hAnsi="Times New Roman" w:eastAsia="宋体"/>
-          <w:b w:val="0"/>
-          <w:i w:val="0"/>
-          <w:sz w:val="21"/>
-        </w:rPr>
-        <w:t>字符TF-IDF与LinearSVC在情感任务上的准确率为0.8958、Macro-F1为0.7993；政策四分类准确率为0.8583、Macro-F1为0.6804；条件政策方向准确率为0.7879、Macro-F1为0.7301。监督模型明显改善了情感和政策倾向识别，但少数类别仍受样本规模限制。</w:t>
-      </w:r>
-    </w:p>
-    <w:p>
-      <w:pPr>
-        <w:spacing w:before="0" w:after="0" w:line="360" w:lineRule="exact"/>
-        <w:ind w:firstLine="420"/>
-        <w:jc w:val="both"/>
-      </w:pPr>
-      <w:r>
-        <w:rPr>
-          <w:rFonts w:ascii="Times New Roman" w:hAnsi="Times New Roman" w:eastAsia="宋体"/>
-          <w:b w:val="0"/>
-          <w:i w:val="0"/>
-          <w:sz w:val="21"/>
-        </w:rPr>
-        <w:t>按报告分组交叉验证的结果通常低于随机切分结果，但它更接近真实使用场景。模型在预测一份新报告时，不能依赖同一报告中已经出现过的相似句子；如果验证集和训练集共享同一段模板，准确率会被高估。本文据此接受更严格的验证口径，并把主题硬分类降为描述性材料。</w:t>
-      </w:r>
-    </w:p>
-    <w:p>
-      <w:pPr>
-        <w:spacing w:before="0" w:after="0" w:line="360" w:lineRule="exact"/>
-        <w:ind w:firstLine="420"/>
-        <w:jc w:val="both"/>
-      </w:pPr>
-      <w:r>
-        <w:rPr>
-          <w:rFonts w:ascii="Times New Roman" w:hAnsi="Times New Roman" w:eastAsia="宋体"/>
-          <w:b w:val="0"/>
-          <w:i w:val="0"/>
-          <w:sz w:val="21"/>
-        </w:rPr>
-        <w:t>人工标注规模也影响评价方式。240句样本足以比较词典、语境门控和轻量监督模型的相对表现，却不足以支撑细主题和少数政策方向的稳定高精度识别。因此，表2同时报告准确率和Macro-F1，避免多数类别主导结论。条件政策方向只在政策相关句内评价，原因是无关句不应被强行纳入偏松、偏紧和中性之间的比较。</w:t>
-      </w:r>
-    </w:p>
-    <w:p>
-      <w:pPr>
-        <w:spacing w:before="0" w:after="0" w:line="360" w:lineRule="exact"/>
-        <w:ind w:firstLine="420"/>
-        <w:jc w:val="both"/>
-      </w:pPr>
-      <w:r>
-        <w:rPr>
-          <w:rFonts w:ascii="Times New Roman" w:hAnsi="Times New Roman" w:eastAsia="宋体"/>
-          <w:b w:val="0"/>
-          <w:i w:val="0"/>
-          <w:sz w:val="21"/>
-        </w:rPr>
-        <w:t>学习曲线进一步支持这一判断。情感分类在训练比例从25%提高到100%时，Macro-F1从0.6476提高到0.7993；政策四分类Macro-F1从0.4312提高到0.6804；主题分类Macro-F1只从0.2518提高到0.3329。情感和政策倾向任务随着标注样本增加有所改善，主题任务则明显受类别稀疏和边界模糊限制。</w:t>
-      </w:r>
-    </w:p>
-    <w:p>
-      <w:pPr>
-        <w:spacing w:before="0" w:after="0" w:line="360" w:lineRule="exact"/>
-        <w:ind w:firstLine="420"/>
-        <w:jc w:val="both"/>
-      </w:pPr>
-      <w:r>
-        <w:rPr>
-          <w:rFonts w:ascii="Times New Roman" w:hAnsi="Times New Roman" w:eastAsia="宋体"/>
-          <w:b w:val="0"/>
-          <w:i w:val="0"/>
-          <w:sz w:val="21"/>
-        </w:rPr>
-        <w:t>字符TF-IDF适合这个样本规模。中文央行文本中的政策含义常体现在短语和固定搭配上，字符n元特征能够捕捉“合理充裕”“精准有力”“不搞大水漫灌”等局部表达。LinearSVC的线性结构使特征权重较容易解释，也避免在小样本人工标注上使用过于复杂的模型。</w:t>
-      </w:r>
-    </w:p>
-    <w:p>
-      <w:pPr>
-        <w:spacing w:before="180" w:after="60" w:line="320" w:lineRule="exact"/>
-        <w:jc w:val="left"/>
-      </w:pPr>
-      <w:r>
-        <w:rPr>
-          <w:rFonts w:ascii="Times New Roman" w:hAnsi="Times New Roman" w:eastAsia="黑体"/>
+        <w:t>（三）文本测量结果</w:t>
+      </w:r>
+    </w:p>
+    <w:p>
+      <w:pPr>
+        <w:spacing w:before="0" w:after="0" w:lineRule="auto" w:line="360"/>
+        <w:ind w:firstLine="420"/>
+        <w:jc w:val="both"/>
+      </w:pPr>
+      <w:r>
+        <w:rPr>
+          <w:rFonts w:ascii="Times New Roman" w:hAnsi="Times New Roman" w:eastAsia="宋体"/>
+          <w:b w:val="0"/>
+          <w:i w:val="0"/>
+          <w:sz w:val="21"/>
+        </w:rPr>
+        <w:t>表2中的三类方法处在不同的测量层级。初始词典只作为方法起点，不报告正式验证指标；语境门控词典提供可解释的规则基准；监督模型用于检验文本信息是否能在未见过的报告中保持一定辨识力。主题硬分类的稳定性弱于情感和政策倾向，因此正文只把连续主题关注度用于经济背景解释。</w:t>
+      </w:r>
+    </w:p>
+    <w:p>
+      <w:pPr>
+        <w:spacing w:before="80" w:after="40" w:lineRule="auto" w:line="260"/>
+        <w:jc w:val="center"/>
+      </w:pPr>
+      <w:r>
+        <w:rPr>
+          <w:rFonts w:ascii="Times New Roman" w:hAnsi="Times New Roman" w:eastAsia="仿宋"/>
           <w:b/>
           <w:i w:val="0"/>
-          <w:sz w:val="24"/>
-        </w:rPr>
-        <w:t>（三）文本测量结果</w:t>
-      </w:r>
-    </w:p>
-    <w:p>
-      <w:pPr>
-        <w:spacing w:before="0" w:after="0" w:line="360" w:lineRule="exact"/>
-        <w:ind w:firstLine="420"/>
-        <w:jc w:val="both"/>
-      </w:pPr>
-      <w:r>
-        <w:rPr>
-          <w:rFonts w:ascii="Times New Roman" w:hAnsi="Times New Roman" w:eastAsia="宋体"/>
-          <w:b w:val="0"/>
-          <w:i w:val="0"/>
-          <w:sz w:val="21"/>
-        </w:rPr>
-        <w:t>表2中的三类方法处在不同的测量层级。初始词典只作为方法起点，不报告正式验证指标；语境门控词典提供可解释的规则基准；监督模型用于检验文本信息是否能在未见过的报告中保持一定辨识力。主题硬分类的稳定性弱于情感和政策倾向，因此正文只把连续主题关注度用于经济背景解释。</w:t>
-      </w:r>
-    </w:p>
-    <w:p>
-      <w:pPr>
-        <w:spacing w:before="80" w:after="40" w:line="260" w:lineRule="exact"/>
-        <w:jc w:val="center"/>
-      </w:pPr>
-      <w:r>
-        <w:rPr>
-          <w:rFonts w:ascii="Times New Roman" w:hAnsi="Times New Roman" w:eastAsia="黑体"/>
-          <w:b/>
-          <w:i w:val="0"/>
           <w:sz w:val="18"/>
         </w:rPr>
         <w:t>表2  文本测量方法比较</w:t>
@@ -2965,13 +2966,13 @@
     </w:p>
     <w:p>
       <w:pPr>
-        <w:spacing w:before="40" w:after="20" w:line="240" w:lineRule="exact"/>
+        <w:spacing w:before="40" w:after="20" w:lineRule="auto" w:line="240"/>
         <w:ind w:firstLine="0"/>
         <w:jc w:val="both"/>
       </w:pPr>
       <w:r>
         <w:rPr>
-          <w:rFonts w:ascii="Times New Roman" w:hAnsi="Times New Roman" w:eastAsia="黑体"/>
+          <w:rFonts w:ascii="Times New Roman" w:hAnsi="Times New Roman" w:eastAsia="仿宋"/>
           <w:b/>
           <w:i w:val="0"/>
           <w:sz w:val="18"/>
@@ -3015,7 +3016,7 @@
           </w:tcPr>
           <w:p>
             <w:pPr>
-              <w:spacing w:before="0" w:after="0" w:line="240" w:lineRule="exact"/>
+              <w:spacing w:before="0" w:after="0" w:line="240" w:lineRule="auto"/>
               <w:jc w:val="center"/>
             </w:pPr>
             <w:r>
@@ -3039,7 +3040,7 @@
           </w:tcPr>
           <w:p>
             <w:pPr>
-              <w:spacing w:before="0" w:after="0" w:line="240" w:lineRule="exact"/>
+              <w:spacing w:before="0" w:after="0" w:line="240" w:lineRule="auto"/>
               <w:jc w:val="center"/>
             </w:pPr>
             <w:r>
@@ -3063,7 +3064,7 @@
           </w:tcPr>
           <w:p>
             <w:pPr>
-              <w:spacing w:before="0" w:after="0" w:line="240" w:lineRule="exact"/>
+              <w:spacing w:before="0" w:after="0" w:line="240" w:lineRule="auto"/>
               <w:jc w:val="center"/>
             </w:pPr>
             <w:r>
@@ -3087,7 +3088,7 @@
           </w:tcPr>
           <w:p>
             <w:pPr>
-              <w:spacing w:before="0" w:after="0" w:line="240" w:lineRule="exact"/>
+              <w:spacing w:before="0" w:after="0" w:line="240" w:lineRule="auto"/>
               <w:jc w:val="center"/>
             </w:pPr>
             <w:r>
@@ -3111,7 +3112,7 @@
           </w:tcPr>
           <w:p>
             <w:pPr>
-              <w:spacing w:before="0" w:after="0" w:line="240" w:lineRule="exact"/>
+              <w:spacing w:before="0" w:after="0" w:line="240" w:lineRule="auto"/>
               <w:jc w:val="center"/>
             </w:pPr>
             <w:r>
@@ -3137,7 +3138,7 @@
           </w:tcPr>
           <w:p>
             <w:pPr>
-              <w:spacing w:before="0" w:after="0" w:line="240" w:lineRule="exact"/>
+              <w:spacing w:before="0" w:after="0" w:line="240" w:lineRule="auto"/>
               <w:jc w:val="center"/>
             </w:pPr>
             <w:r>
@@ -3158,7 +3159,7 @@
           </w:tcPr>
           <w:p>
             <w:pPr>
-              <w:spacing w:before="0" w:after="0" w:line="240" w:lineRule="exact"/>
+              <w:spacing w:before="0" w:after="0" w:line="240" w:lineRule="auto"/>
               <w:jc w:val="center"/>
             </w:pPr>
             <w:r>
@@ -3179,7 +3180,7 @@
           </w:tcPr>
           <w:p>
             <w:pPr>
-              <w:spacing w:before="0" w:after="0" w:line="240" w:lineRule="exact"/>
+              <w:spacing w:before="0" w:after="0" w:line="240" w:lineRule="auto"/>
               <w:jc w:val="center"/>
             </w:pPr>
             <w:r>
@@ -3200,7 +3201,7 @@
           </w:tcPr>
           <w:p>
             <w:pPr>
-              <w:spacing w:before="0" w:after="0" w:line="240" w:lineRule="exact"/>
+              <w:spacing w:before="0" w:after="0" w:line="240" w:lineRule="auto"/>
               <w:jc w:val="center"/>
             </w:pPr>
             <w:r>
@@ -3221,7 +3222,7 @@
           </w:tcPr>
           <w:p>
             <w:pPr>
-              <w:spacing w:before="0" w:after="0" w:line="240" w:lineRule="exact"/>
+              <w:spacing w:before="0" w:after="0" w:line="240" w:lineRule="auto"/>
               <w:jc w:val="center"/>
             </w:pPr>
             <w:r>
@@ -3247,7 +3248,7 @@
           </w:tcPr>
           <w:p>
             <w:pPr>
-              <w:spacing w:before="0" w:after="0" w:line="240" w:lineRule="exact"/>
+              <w:spacing w:before="0" w:after="0" w:line="240" w:lineRule="auto"/>
               <w:jc w:val="center"/>
             </w:pPr>
             <w:r>
@@ -3268,7 +3269,7 @@
           </w:tcPr>
           <w:p>
             <w:pPr>
-              <w:spacing w:before="0" w:after="0" w:line="240" w:lineRule="exact"/>
+              <w:spacing w:before="0" w:after="0" w:line="240" w:lineRule="auto"/>
               <w:jc w:val="right"/>
             </w:pPr>
             <w:r>
@@ -3289,7 +3290,28 @@
           </w:tcPr>
           <w:p>
             <w:pPr>
-              <w:spacing w:before="0" w:after="0" w:line="240" w:lineRule="exact"/>
+              <w:spacing w:before="0" w:after="0" w:line="240" w:lineRule="auto"/>
+              <w:jc w:val="center"/>
+            </w:pPr>
+            <w:r>
+              <w:rPr>
+                <w:rFonts w:ascii="Times New Roman" w:hAnsi="Times New Roman" w:eastAsia="宋体"/>
+                <w:b w:val="0"/>
+                <w:i w:val="0"/>
+                <w:sz w:val="18"/>
+              </w:rPr>
+              <w:t>—</w:t>
+            </w:r>
+          </w:p>
+        </w:tc>
+        <w:tc>
+          <w:tcPr>
+            <w:tcW w:type="dxa" w:w="1701"/>
+            <w:vAlign w:val="center"/>
+          </w:tcPr>
+          <w:p>
+            <w:pPr>
+              <w:spacing w:before="0" w:after="0" w:line="240" w:lineRule="auto"/>
               <w:jc w:val="right"/>
             </w:pPr>
             <w:r>
@@ -3299,7 +3321,7 @@
                 <w:i w:val="0"/>
                 <w:sz w:val="18"/>
               </w:rPr>
-              <w:t>0.3272</w:t>
+              <w:t>0.8125</w:t>
             </w:r>
           </w:p>
         </w:tc>
@@ -3310,38 +3332,17 @@
           </w:tcPr>
           <w:p>
             <w:pPr>
-              <w:spacing w:before="0" w:after="0" w:line="240" w:lineRule="exact"/>
-              <w:jc w:val="right"/>
-            </w:pPr>
-            <w:r>
-              <w:rPr>
-                <w:rFonts w:ascii="Times New Roman" w:hAnsi="Times New Roman" w:eastAsia="宋体"/>
-                <w:b w:val="0"/>
-                <w:i w:val="0"/>
-                <w:sz w:val="18"/>
-              </w:rPr>
-              <w:t>0.8125</w:t>
-            </w:r>
-          </w:p>
-        </w:tc>
-        <w:tc>
-          <w:tcPr>
-            <w:tcW w:type="dxa" w:w="1701"/>
-            <w:vAlign w:val="center"/>
-          </w:tcPr>
-          <w:p>
-            <w:pPr>
-              <w:spacing w:before="0" w:after="0" w:line="240" w:lineRule="exact"/>
-              <w:jc w:val="right"/>
-            </w:pPr>
-            <w:r>
-              <w:rPr>
-                <w:rFonts w:ascii="Times New Roman" w:hAnsi="Times New Roman" w:eastAsia="宋体"/>
-                <w:b w:val="0"/>
-                <w:i w:val="0"/>
-                <w:sz w:val="18"/>
-              </w:rPr>
-              <w:t>0.6090</w:t>
+              <w:spacing w:before="0" w:after="0" w:line="240" w:lineRule="auto"/>
+              <w:jc w:val="center"/>
+            </w:pPr>
+            <w:r>
+              <w:rPr>
+                <w:rFonts w:ascii="Times New Roman" w:hAnsi="Times New Roman" w:eastAsia="宋体"/>
+                <w:b w:val="0"/>
+                <w:i w:val="0"/>
+                <w:sz w:val="18"/>
+              </w:rPr>
+              <w:t>—</w:t>
             </w:r>
           </w:p>
         </w:tc>
@@ -3360,7 +3361,7 @@
           </w:tcPr>
           <w:p>
             <w:pPr>
-              <w:spacing w:before="0" w:after="0" w:line="240" w:lineRule="exact"/>
+              <w:spacing w:before="0" w:after="0" w:line="240" w:lineRule="auto"/>
               <w:jc w:val="center"/>
             </w:pPr>
             <w:r>
@@ -3384,7 +3385,7 @@
           </w:tcPr>
           <w:p>
             <w:pPr>
-              <w:spacing w:before="0" w:after="0" w:line="240" w:lineRule="exact"/>
+              <w:spacing w:before="0" w:after="0" w:line="240" w:lineRule="auto"/>
               <w:jc w:val="right"/>
             </w:pPr>
             <w:r>
@@ -3408,7 +3409,7 @@
           </w:tcPr>
           <w:p>
             <w:pPr>
-              <w:spacing w:before="0" w:after="0" w:line="240" w:lineRule="exact"/>
+              <w:spacing w:before="0" w:after="0" w:line="240" w:lineRule="auto"/>
               <w:jc w:val="right"/>
             </w:pPr>
             <w:r>
@@ -3432,7 +3433,7 @@
           </w:tcPr>
           <w:p>
             <w:pPr>
-              <w:spacing w:before="0" w:after="0" w:line="240" w:lineRule="exact"/>
+              <w:spacing w:before="0" w:after="0" w:line="240" w:lineRule="auto"/>
               <w:jc w:val="right"/>
             </w:pPr>
             <w:r>
@@ -3456,7 +3457,7 @@
           </w:tcPr>
           <w:p>
             <w:pPr>
-              <w:spacing w:before="0" w:after="0" w:line="240" w:lineRule="exact"/>
+              <w:spacing w:before="0" w:after="0" w:line="240" w:lineRule="auto"/>
               <w:jc w:val="right"/>
             </w:pPr>
             <w:r>
@@ -3474,13 +3475,13 @@
     </w:tbl>
     <w:p>
       <w:pPr>
-        <w:spacing w:before="40" w:after="20" w:line="240" w:lineRule="exact"/>
+        <w:spacing w:before="40" w:after="20" w:lineRule="auto" w:line="240"/>
         <w:ind w:firstLine="0"/>
         <w:jc w:val="both"/>
       </w:pPr>
       <w:r>
         <w:rPr>
-          <w:rFonts w:ascii="Times New Roman" w:hAnsi="Times New Roman" w:eastAsia="黑体"/>
+          <w:rFonts w:ascii="Times New Roman" w:hAnsi="Times New Roman" w:eastAsia="仿宋"/>
           <w:b/>
           <w:i w:val="0"/>
           <w:sz w:val="18"/>
@@ -3522,7 +3523,7 @@
           </w:tcPr>
           <w:p>
             <w:pPr>
-              <w:spacing w:before="0" w:after="0" w:line="240" w:lineRule="exact"/>
+              <w:spacing w:before="0" w:after="0" w:line="240" w:lineRule="auto"/>
               <w:jc w:val="center"/>
             </w:pPr>
             <w:r>
@@ -3546,7 +3547,7 @@
           </w:tcPr>
           <w:p>
             <w:pPr>
-              <w:spacing w:before="0" w:after="0" w:line="240" w:lineRule="exact"/>
+              <w:spacing w:before="0" w:after="0" w:line="240" w:lineRule="auto"/>
               <w:jc w:val="center"/>
             </w:pPr>
             <w:r>
@@ -3570,7 +3571,7 @@
           </w:tcPr>
           <w:p>
             <w:pPr>
-              <w:spacing w:before="0" w:after="0" w:line="240" w:lineRule="exact"/>
+              <w:spacing w:before="0" w:after="0" w:line="240" w:lineRule="auto"/>
               <w:jc w:val="center"/>
             </w:pPr>
             <w:r>
@@ -3596,7 +3597,7 @@
           </w:tcPr>
           <w:p>
             <w:pPr>
-              <w:spacing w:before="0" w:after="0" w:line="240" w:lineRule="exact"/>
+              <w:spacing w:before="0" w:after="0" w:line="240" w:lineRule="auto"/>
               <w:jc w:val="center"/>
             </w:pPr>
             <w:r>
@@ -3617,7 +3618,7 @@
           </w:tcPr>
           <w:p>
             <w:pPr>
-              <w:spacing w:before="0" w:after="0" w:line="240" w:lineRule="exact"/>
+              <w:spacing w:before="0" w:after="0" w:line="240" w:lineRule="auto"/>
               <w:jc w:val="center"/>
             </w:pPr>
             <w:r>
@@ -3638,7 +3639,7 @@
           </w:tcPr>
           <w:p>
             <w:pPr>
-              <w:spacing w:before="0" w:after="0" w:line="240" w:lineRule="exact"/>
+              <w:spacing w:before="0" w:after="0" w:line="240" w:lineRule="auto"/>
               <w:jc w:val="center"/>
             </w:pPr>
             <w:r>
@@ -3664,7 +3665,7 @@
           </w:tcPr>
           <w:p>
             <w:pPr>
-              <w:spacing w:before="0" w:after="0" w:line="240" w:lineRule="exact"/>
+              <w:spacing w:before="0" w:after="0" w:line="240" w:lineRule="auto"/>
               <w:jc w:val="center"/>
             </w:pPr>
             <w:r>
@@ -3685,7 +3686,7 @@
           </w:tcPr>
           <w:p>
             <w:pPr>
-              <w:spacing w:before="0" w:after="0" w:line="240" w:lineRule="exact"/>
+              <w:spacing w:before="0" w:after="0" w:line="240" w:lineRule="auto"/>
               <w:jc w:val="right"/>
             </w:pPr>
             <w:r>
@@ -3706,17 +3707,17 @@
           </w:tcPr>
           <w:p>
             <w:pPr>
-              <w:spacing w:before="0" w:after="0" w:line="240" w:lineRule="exact"/>
-              <w:jc w:val="right"/>
-            </w:pPr>
-            <w:r>
-              <w:rPr>
-                <w:rFonts w:ascii="Times New Roman" w:hAnsi="Times New Roman" w:eastAsia="宋体"/>
-                <w:b w:val="0"/>
-                <w:i w:val="0"/>
-                <w:sz w:val="18"/>
-              </w:rPr>
-              <w:t>0.5750</w:t>
+              <w:spacing w:before="0" w:after="0" w:line="240" w:lineRule="auto"/>
+              <w:jc w:val="center"/>
+            </w:pPr>
+            <w:r>
+              <w:rPr>
+                <w:rFonts w:ascii="Times New Roman" w:hAnsi="Times New Roman" w:eastAsia="宋体"/>
+                <w:b w:val="0"/>
+                <w:i w:val="0"/>
+                <w:sz w:val="18"/>
+              </w:rPr>
+              <w:t>—</w:t>
             </w:r>
           </w:p>
         </w:tc>
@@ -3735,7 +3736,7 @@
           </w:tcPr>
           <w:p>
             <w:pPr>
-              <w:spacing w:before="0" w:after="0" w:line="240" w:lineRule="exact"/>
+              <w:spacing w:before="0" w:after="0" w:line="240" w:lineRule="auto"/>
               <w:jc w:val="center"/>
             </w:pPr>
             <w:r>
@@ -3759,7 +3760,7 @@
           </w:tcPr>
           <w:p>
             <w:pPr>
-              <w:spacing w:before="0" w:after="0" w:line="240" w:lineRule="exact"/>
+              <w:spacing w:before="0" w:after="0" w:line="240" w:lineRule="auto"/>
               <w:jc w:val="right"/>
             </w:pPr>
             <w:r>
@@ -3783,7 +3784,7 @@
           </w:tcPr>
           <w:p>
             <w:pPr>
-              <w:spacing w:before="0" w:after="0" w:line="240" w:lineRule="exact"/>
+              <w:spacing w:before="0" w:after="0" w:line="240" w:lineRule="auto"/>
               <w:jc w:val="right"/>
             </w:pPr>
             <w:r>
@@ -3801,7 +3802,7 @@
     </w:tbl>
     <w:p>
       <w:pPr>
-        <w:spacing w:before="40" w:after="80" w:line="220" w:lineRule="exact"/>
+        <w:spacing w:before="40" w:after="80" w:lineRule="auto" w:line="220"/>
         <w:ind w:firstLine="0"/>
         <w:jc w:val="both"/>
       </w:pPr>
@@ -3822,29 +3823,29 @@
     </w:p>
     <w:p>
       <w:pPr>
-        <w:spacing w:before="240" w:after="120" w:line="360" w:lineRule="exact"/>
+        <w:spacing w:before="240" w:after="120" w:lineRule="auto" w:line="360"/>
         <w:jc w:val="center"/>
+      </w:pPr>
+      <w:r>
+        <w:rPr>
+          <w:rFonts w:ascii="Times New Roman" w:hAnsi="Times New Roman" w:eastAsia="仿宋"/>
+          <w:b/>
+          <w:i w:val="0"/>
+          <w:sz w:val="28"/>
+        </w:rPr>
+        <w:t>四、政策指引创新度与股票市场反应</w:t>
+      </w:r>
+    </w:p>
+    <w:p>
+      <w:pPr>
+        <w:spacing w:before="180" w:after="60" w:lineRule="auto" w:line="320"/>
+        <w:jc w:val="left"/>
       </w:pPr>
       <w:r>
         <w:rPr>
           <w:rFonts w:ascii="Times New Roman" w:hAnsi="Times New Roman" w:eastAsia="黑体"/>
           <w:b/>
           <w:i w:val="0"/>
-          <w:sz w:val="28"/>
-        </w:rPr>
-        <w:t>四、政策指引创新度与股票市场反应</w:t>
-      </w:r>
-    </w:p>
-    <w:p>
-      <w:pPr>
-        <w:spacing w:before="180" w:after="60" w:line="320" w:lineRule="exact"/>
-        <w:jc w:val="left"/>
-      </w:pPr>
-      <w:r>
-        <w:rPr>
-          <w:rFonts w:ascii="Times New Roman" w:hAnsi="Times New Roman" w:eastAsia="黑体"/>
-          <w:b/>
-          <w:i w:val="0"/>
           <w:sz w:val="24"/>
         </w:rPr>
         <w:t>（一）基准结果</w:t>
@@ -3852,7 +3853,7 @@
     </w:p>
     <w:p>
       <w:pPr>
-        <w:spacing w:before="0" w:after="0" w:line="360" w:lineRule="exact"/>
+        <w:spacing w:before="0" w:after="0" w:lineRule="auto" w:line="360"/>
         <w:ind w:firstLine="420"/>
         <w:jc w:val="both"/>
       </w:pPr>
@@ -3868,7 +3869,7 @@
     </w:p>
     <w:p>
       <w:pPr>
-        <w:spacing w:before="0" w:after="0" w:line="360" w:lineRule="exact"/>
+        <w:spacing w:before="0" w:after="0" w:lineRule="auto" w:line="360"/>
         <w:ind w:firstLine="420"/>
         <w:jc w:val="both"/>
       </w:pPr>
@@ -3884,7 +3885,7 @@
     </w:p>
     <w:p>
       <w:pPr>
-        <w:spacing w:before="0" w:after="0" w:line="360" w:lineRule="exact"/>
+        <w:spacing w:before="0" w:after="0" w:lineRule="auto" w:line="360"/>
         <w:ind w:firstLine="420"/>
         <w:jc w:val="both"/>
       </w:pPr>
@@ -3900,7 +3901,7 @@
     </w:p>
     <w:p>
       <w:pPr>
-        <w:spacing w:before="0" w:after="0" w:line="360" w:lineRule="exact"/>
+        <w:spacing w:before="0" w:after="0" w:lineRule="auto" w:line="360"/>
         <w:ind w:firstLine="420"/>
         <w:jc w:val="both"/>
       </w:pPr>
@@ -3916,7 +3917,7 @@
     </w:p>
     <w:p>
       <w:pPr>
-        <w:spacing w:before="0" w:after="0" w:line="360" w:lineRule="exact"/>
+        <w:spacing w:before="0" w:after="0" w:lineRule="auto" w:line="360"/>
         <w:ind w:firstLine="420"/>
         <w:jc w:val="both"/>
       </w:pPr>
@@ -3932,7 +3933,7 @@
     </w:p>
     <w:p>
       <w:pPr>
-        <w:spacing w:before="0" w:after="0" w:line="360" w:lineRule="exact"/>
+        <w:spacing w:before="0" w:after="0" w:lineRule="auto" w:line="360"/>
         <w:ind w:firstLine="420"/>
         <w:jc w:val="both"/>
       </w:pPr>
@@ -3948,12 +3949,12 @@
     </w:p>
     <w:p>
       <w:pPr>
-        <w:spacing w:before="80" w:after="40" w:line="260" w:lineRule="exact"/>
+        <w:spacing w:before="80" w:after="40" w:lineRule="auto" w:line="260"/>
         <w:jc w:val="center"/>
       </w:pPr>
       <w:r>
         <w:rPr>
-          <w:rFonts w:ascii="Times New Roman" w:hAnsi="Times New Roman" w:eastAsia="黑体"/>
+          <w:rFonts w:ascii="Times New Roman" w:hAnsi="Times New Roman" w:eastAsia="仿宋"/>
           <w:b/>
           <w:i w:val="0"/>
           <w:sz w:val="18"/>
@@ -3997,7 +3998,7 @@
           </w:tcPr>
           <w:p>
             <w:pPr>
-              <w:spacing w:before="0" w:after="0" w:line="240" w:lineRule="exact"/>
+              <w:spacing w:before="0" w:after="0" w:line="240" w:lineRule="auto"/>
               <w:jc w:val="center"/>
             </w:pPr>
             <w:r>
@@ -4021,7 +4022,7 @@
           </w:tcPr>
           <w:p>
             <w:pPr>
-              <w:spacing w:before="0" w:after="0" w:line="240" w:lineRule="exact"/>
+              <w:spacing w:before="0" w:after="0" w:line="240" w:lineRule="auto"/>
               <w:jc w:val="center"/>
             </w:pPr>
             <w:r>
@@ -4045,7 +4046,7 @@
           </w:tcPr>
           <w:p>
             <w:pPr>
-              <w:spacing w:before="0" w:after="0" w:line="240" w:lineRule="exact"/>
+              <w:spacing w:before="0" w:after="0" w:line="240" w:lineRule="auto"/>
               <w:jc w:val="center"/>
             </w:pPr>
             <w:r>
@@ -4069,7 +4070,7 @@
           </w:tcPr>
           <w:p>
             <w:pPr>
-              <w:spacing w:before="0" w:after="0" w:line="240" w:lineRule="exact"/>
+              <w:spacing w:before="0" w:after="0" w:line="240" w:lineRule="auto"/>
               <w:jc w:val="center"/>
             </w:pPr>
             <w:r>
@@ -4093,7 +4094,7 @@
           </w:tcPr>
           <w:p>
             <w:pPr>
-              <w:spacing w:before="0" w:after="0" w:line="240" w:lineRule="exact"/>
+              <w:spacing w:before="0" w:after="0" w:line="240" w:lineRule="auto"/>
               <w:jc w:val="center"/>
             </w:pPr>
             <w:r>
@@ -4119,7 +4120,7 @@
           </w:tcPr>
           <w:p>
             <w:pPr>
-              <w:spacing w:before="0" w:after="0" w:line="240" w:lineRule="exact"/>
+              <w:spacing w:before="0" w:after="0" w:line="240" w:lineRule="auto"/>
               <w:jc w:val="center"/>
             </w:pPr>
             <w:r>
@@ -4140,7 +4141,7 @@
           </w:tcPr>
           <w:p>
             <w:pPr>
-              <w:spacing w:before="0" w:after="0" w:line="240" w:lineRule="exact"/>
+              <w:spacing w:before="0" w:after="0" w:line="240" w:lineRule="auto"/>
               <w:jc w:val="right"/>
             </w:pPr>
             <w:r>
@@ -4161,7 +4162,7 @@
           </w:tcPr>
           <w:p>
             <w:pPr>
-              <w:spacing w:before="0" w:after="0" w:line="240" w:lineRule="exact"/>
+              <w:spacing w:before="0" w:after="0" w:line="240" w:lineRule="auto"/>
               <w:jc w:val="right"/>
             </w:pPr>
             <w:r>
@@ -4182,7 +4183,7 @@
           </w:tcPr>
           <w:p>
             <w:pPr>
-              <w:spacing w:before="0" w:after="0" w:line="240" w:lineRule="exact"/>
+              <w:spacing w:before="0" w:after="0" w:line="240" w:lineRule="auto"/>
               <w:jc w:val="right"/>
             </w:pPr>
             <w:r>
@@ -4203,7 +4204,7 @@
           </w:tcPr>
           <w:p>
             <w:pPr>
-              <w:spacing w:before="0" w:after="0" w:line="240" w:lineRule="exact"/>
+              <w:spacing w:before="0" w:after="0" w:line="240" w:lineRule="auto"/>
               <w:jc w:val="right"/>
             </w:pPr>
             <w:r>
@@ -4229,7 +4230,7 @@
           </w:tcPr>
           <w:p>
             <w:pPr>
-              <w:spacing w:before="0" w:after="0" w:line="240" w:lineRule="exact"/>
+              <w:spacing w:before="0" w:after="0" w:line="240" w:lineRule="auto"/>
               <w:jc w:val="center"/>
             </w:pPr>
             <w:r>
@@ -4250,7 +4251,7 @@
           </w:tcPr>
           <w:p>
             <w:pPr>
-              <w:spacing w:before="0" w:after="0" w:line="240" w:lineRule="exact"/>
+              <w:spacing w:before="0" w:after="0" w:line="240" w:lineRule="auto"/>
               <w:jc w:val="right"/>
             </w:pPr>
             <w:r>
@@ -4271,7 +4272,7 @@
           </w:tcPr>
           <w:p>
             <w:pPr>
-              <w:spacing w:before="0" w:after="0" w:line="240" w:lineRule="exact"/>
+              <w:spacing w:before="0" w:after="0" w:line="240" w:lineRule="auto"/>
               <w:jc w:val="right"/>
             </w:pPr>
             <w:r>
@@ -4292,7 +4293,7 @@
           </w:tcPr>
           <w:p>
             <w:pPr>
-              <w:spacing w:before="0" w:after="0" w:line="240" w:lineRule="exact"/>
+              <w:spacing w:before="0" w:after="0" w:line="240" w:lineRule="auto"/>
               <w:jc w:val="right"/>
             </w:pPr>
             <w:r>
@@ -4313,7 +4314,7 @@
           </w:tcPr>
           <w:p>
             <w:pPr>
-              <w:spacing w:before="0" w:after="0" w:line="240" w:lineRule="exact"/>
+              <w:spacing w:before="0" w:after="0" w:line="240" w:lineRule="auto"/>
               <w:jc w:val="right"/>
             </w:pPr>
             <w:r>
@@ -4339,7 +4340,7 @@
           </w:tcPr>
           <w:p>
             <w:pPr>
-              <w:spacing w:before="0" w:after="0" w:line="240" w:lineRule="exact"/>
+              <w:spacing w:before="0" w:after="0" w:line="240" w:lineRule="auto"/>
               <w:jc w:val="center"/>
             </w:pPr>
             <w:r>
@@ -4360,7 +4361,7 @@
           </w:tcPr>
           <w:p>
             <w:pPr>
-              <w:spacing w:before="0" w:after="0" w:line="240" w:lineRule="exact"/>
+              <w:spacing w:before="0" w:after="0" w:line="240" w:lineRule="auto"/>
               <w:jc w:val="right"/>
             </w:pPr>
             <w:r>
@@ -4381,7 +4382,7 @@
           </w:tcPr>
           <w:p>
             <w:pPr>
-              <w:spacing w:before="0" w:after="0" w:line="240" w:lineRule="exact"/>
+              <w:spacing w:before="0" w:after="0" w:line="240" w:lineRule="auto"/>
               <w:jc w:val="right"/>
             </w:pPr>
             <w:r>
@@ -4402,7 +4403,7 @@
           </w:tcPr>
           <w:p>
             <w:pPr>
-              <w:spacing w:before="0" w:after="0" w:line="240" w:lineRule="exact"/>
+              <w:spacing w:before="0" w:after="0" w:line="240" w:lineRule="auto"/>
               <w:jc w:val="right"/>
             </w:pPr>
             <w:r>
@@ -4423,7 +4424,7 @@
           </w:tcPr>
           <w:p>
             <w:pPr>
-              <w:spacing w:before="0" w:after="0" w:line="240" w:lineRule="exact"/>
+              <w:spacing w:before="0" w:after="0" w:line="240" w:lineRule="auto"/>
               <w:jc w:val="right"/>
             </w:pPr>
             <w:r>
@@ -4449,7 +4450,7 @@
           </w:tcPr>
           <w:p>
             <w:pPr>
-              <w:spacing w:before="0" w:after="0" w:line="240" w:lineRule="exact"/>
+              <w:spacing w:before="0" w:after="0" w:line="240" w:lineRule="auto"/>
               <w:jc w:val="center"/>
             </w:pPr>
             <w:r>
@@ -4470,7 +4471,7 @@
           </w:tcPr>
           <w:p>
             <w:pPr>
-              <w:spacing w:before="0" w:after="0" w:line="240" w:lineRule="exact"/>
+              <w:spacing w:before="0" w:after="0" w:line="240" w:lineRule="auto"/>
               <w:jc w:val="right"/>
             </w:pPr>
             <w:r>
@@ -4491,7 +4492,7 @@
           </w:tcPr>
           <w:p>
             <w:pPr>
-              <w:spacing w:before="0" w:after="0" w:line="240" w:lineRule="exact"/>
+              <w:spacing w:before="0" w:after="0" w:line="240" w:lineRule="auto"/>
               <w:jc w:val="right"/>
             </w:pPr>
             <w:r>
@@ -4512,7 +4513,7 @@
           </w:tcPr>
           <w:p>
             <w:pPr>
-              <w:spacing w:before="0" w:after="0" w:line="240" w:lineRule="exact"/>
+              <w:spacing w:before="0" w:after="0" w:line="240" w:lineRule="auto"/>
               <w:jc w:val="right"/>
             </w:pPr>
             <w:r>
@@ -4533,7 +4534,7 @@
           </w:tcPr>
           <w:p>
             <w:pPr>
-              <w:spacing w:before="0" w:after="0" w:line="240" w:lineRule="exact"/>
+              <w:spacing w:before="0" w:after="0" w:line="240" w:lineRule="auto"/>
               <w:jc w:val="right"/>
             </w:pPr>
             <w:r>
@@ -4562,7 +4563,7 @@
           </w:tcPr>
           <w:p>
             <w:pPr>
-              <w:spacing w:before="0" w:after="0" w:line="240" w:lineRule="exact"/>
+              <w:spacing w:before="0" w:after="0" w:line="240" w:lineRule="auto"/>
               <w:jc w:val="center"/>
             </w:pPr>
             <w:r>
@@ -4586,7 +4587,7 @@
           </w:tcPr>
           <w:p>
             <w:pPr>
-              <w:spacing w:before="0" w:after="0" w:line="240" w:lineRule="exact"/>
+              <w:spacing w:before="0" w:after="0" w:line="240" w:lineRule="auto"/>
               <w:jc w:val="right"/>
             </w:pPr>
             <w:r>
@@ -4610,7 +4611,7 @@
           </w:tcPr>
           <w:p>
             <w:pPr>
-              <w:spacing w:before="0" w:after="0" w:line="240" w:lineRule="exact"/>
+              <w:spacing w:before="0" w:after="0" w:line="240" w:lineRule="auto"/>
               <w:jc w:val="right"/>
             </w:pPr>
             <w:r>
@@ -4634,7 +4635,7 @@
           </w:tcPr>
           <w:p>
             <w:pPr>
-              <w:spacing w:before="0" w:after="0" w:line="240" w:lineRule="exact"/>
+              <w:spacing w:before="0" w:after="0" w:line="240" w:lineRule="auto"/>
               <w:jc w:val="right"/>
             </w:pPr>
             <w:r>
@@ -4658,7 +4659,7 @@
           </w:tcPr>
           <w:p>
             <w:pPr>
-              <w:spacing w:before="0" w:after="0" w:line="240" w:lineRule="exact"/>
+              <w:spacing w:before="0" w:after="0" w:line="240" w:lineRule="auto"/>
               <w:jc w:val="right"/>
             </w:pPr>
             <w:r>
@@ -4676,7 +4677,7 @@
     </w:tbl>
     <w:p>
       <w:pPr>
-        <w:spacing w:before="40" w:after="80" w:line="220" w:lineRule="exact"/>
+        <w:spacing w:before="40" w:after="80" w:lineRule="auto" w:line="220"/>
         <w:ind w:firstLine="0"/>
         <w:jc w:val="both"/>
       </w:pPr>
@@ -4692,7 +4693,7 @@
     </w:p>
     <w:p>
       <w:pPr>
-        <w:spacing w:before="180" w:after="60" w:line="320" w:lineRule="exact"/>
+        <w:spacing w:before="180" w:after="60" w:lineRule="auto" w:line="320"/>
         <w:jc w:val="left"/>
       </w:pPr>
       <w:r>
@@ -4707,7 +4708,7 @@
     </w:p>
     <w:p>
       <w:pPr>
-        <w:spacing w:before="0" w:after="0" w:line="360" w:lineRule="exact"/>
+        <w:spacing w:before="0" w:after="0" w:lineRule="auto" w:line="360"/>
         <w:ind w:firstLine="420"/>
         <w:jc w:val="both"/>
       </w:pPr>
@@ -4723,7 +4724,7 @@
     </w:p>
     <w:p>
       <w:pPr>
-        <w:spacing w:before="0" w:after="0" w:line="360" w:lineRule="exact"/>
+        <w:spacing w:before="0" w:after="0" w:lineRule="auto" w:line="360"/>
         <w:ind w:firstLine="420"/>
         <w:jc w:val="both"/>
       </w:pPr>
@@ -4739,7 +4740,7 @@
     </w:p>
     <w:p>
       <w:pPr>
-        <w:spacing w:before="0" w:after="0" w:line="360" w:lineRule="exact"/>
+        <w:spacing w:before="0" w:after="0" w:lineRule="auto" w:line="360"/>
         <w:ind w:firstLine="420"/>
         <w:jc w:val="both"/>
       </w:pPr>
@@ -4755,7 +4756,7 @@
     </w:p>
     <w:p>
       <w:pPr>
-        <w:spacing w:before="0" w:after="0" w:line="360" w:lineRule="exact"/>
+        <w:spacing w:before="0" w:after="0" w:lineRule="auto" w:line="360"/>
         <w:ind w:firstLine="420"/>
         <w:jc w:val="both"/>
       </w:pPr>
@@ -4771,7 +4772,7 @@
     </w:p>
     <w:p>
       <w:pPr>
-        <w:spacing w:before="0" w:after="0" w:line="360" w:lineRule="exact"/>
+        <w:spacing w:before="0" w:after="0" w:lineRule="auto" w:line="360"/>
         <w:ind w:firstLine="420"/>
         <w:jc w:val="both"/>
       </w:pPr>
@@ -4787,7 +4788,7 @@
     </w:p>
     <w:p>
       <w:pPr>
-        <w:spacing w:before="0" w:after="0" w:line="360" w:lineRule="exact"/>
+        <w:spacing w:before="0" w:after="0" w:lineRule="auto" w:line="360"/>
         <w:ind w:firstLine="420"/>
         <w:jc w:val="both"/>
       </w:pPr>
@@ -4803,14 +4804,14 @@
     </w:p>
     <w:p>
       <w:pPr>
-        <w:spacing w:before="80" w:after="20" w:line="240" w:lineRule="exact"/>
+        <w:spacing w:before="80" w:after="20"/>
         <w:ind w:firstLine="0"/>
         <w:jc w:val="center"/>
       </w:pPr>
       <w:r>
         <w:drawing>
           <wp:inline xmlns:a="http://schemas.openxmlformats.org/drawingml/2006/main" xmlns:pic="http://schemas.openxmlformats.org/drawingml/2006/picture">
-            <wp:extent cx="4140000" cy="1571244"/>
+            <wp:extent cx="4140000" cy="1572028"/>
             <wp:docPr id="30" name="Picture 30"/>
             <wp:cNvGraphicFramePr>
               <a:graphicFrameLocks noChangeAspect="1"/>
@@ -4823,7 +4824,7 @@
                     <pic:cNvPicPr/>
                   </pic:nvPicPr>
                   <pic:blipFill>
-                    <a:blip r:embed="rId18"/>
+                    <a:blip r:embed="rId19"/>
                     <a:stretch>
                       <a:fillRect/>
                     </a:stretch>
@@ -4831,7 +4832,7 @@
                   <pic:spPr>
                     <a:xfrm>
                       <a:off x="0" y="0"/>
-                      <a:ext cx="4140000" cy="1571244"/>
+                      <a:ext cx="4140000" cy="1572028"/>
                     </a:xfrm>
                     <a:prstGeom prst="rect"/>
                   </pic:spPr>
@@ -4844,7 +4845,7 @@
     </w:p>
     <w:p>
       <w:pPr>
-        <w:spacing w:before="20" w:after="80" w:line="260" w:lineRule="exact"/>
+        <w:spacing w:before="20" w:after="80" w:lineRule="auto" w:line="260"/>
         <w:ind w:firstLine="0"/>
         <w:jc w:val="center"/>
       </w:pPr>
@@ -4860,7 +4861,7 @@
     </w:p>
     <w:p>
       <w:pPr>
-        <w:spacing w:before="180" w:after="60" w:line="320" w:lineRule="exact"/>
+        <w:spacing w:before="180" w:after="60" w:lineRule="auto" w:line="320"/>
         <w:jc w:val="left"/>
       </w:pPr>
       <w:r>
@@ -4875,7 +4876,7 @@
     </w:p>
     <w:p>
       <w:pPr>
-        <w:spacing w:before="0" w:after="0" w:line="360" w:lineRule="exact"/>
+        <w:spacing w:before="0" w:after="0" w:lineRule="auto" w:line="360"/>
         <w:ind w:firstLine="420"/>
         <w:jc w:val="both"/>
       </w:pPr>
@@ -4891,7 +4892,7 @@
     </w:p>
     <w:p>
       <w:pPr>
-        <w:spacing w:before="0" w:after="0" w:line="360" w:lineRule="exact"/>
+        <w:spacing w:before="0" w:after="0" w:lineRule="auto" w:line="360"/>
         <w:ind w:firstLine="420"/>
         <w:jc w:val="both"/>
       </w:pPr>
@@ -4907,7 +4908,7 @@
     </w:p>
     <w:p>
       <w:pPr>
-        <w:spacing w:before="0" w:after="0" w:line="360" w:lineRule="exact"/>
+        <w:spacing w:before="0" w:after="0" w:lineRule="auto" w:line="360"/>
         <w:ind w:firstLine="420"/>
         <w:jc w:val="both"/>
       </w:pPr>
@@ -4923,7 +4924,7 @@
     </w:p>
     <w:p>
       <w:pPr>
-        <w:spacing w:before="0" w:after="0" w:line="360" w:lineRule="exact"/>
+        <w:spacing w:before="0" w:after="0" w:lineRule="auto" w:line="360"/>
         <w:ind w:firstLine="420"/>
         <w:jc w:val="both"/>
       </w:pPr>
@@ -4939,7 +4940,7 @@
     </w:p>
     <w:p>
       <w:pPr>
-        <w:spacing w:before="0" w:after="0" w:line="360" w:lineRule="exact"/>
+        <w:spacing w:before="0" w:after="0" w:lineRule="auto" w:line="360"/>
         <w:ind w:firstLine="420"/>
         <w:jc w:val="both"/>
       </w:pPr>
@@ -4955,7 +4956,7 @@
     </w:p>
     <w:p>
       <w:pPr>
-        <w:spacing w:before="0" w:after="0" w:line="360" w:lineRule="exact"/>
+        <w:spacing w:before="0" w:after="0" w:lineRule="auto" w:line="360"/>
         <w:ind w:firstLine="420"/>
         <w:jc w:val="both"/>
       </w:pPr>
@@ -4976,22 +4977,133 @@
     </w:p>
     <w:p>
       <w:pPr>
-        <w:spacing w:before="240" w:after="120" w:line="360" w:lineRule="exact"/>
+        <w:spacing w:before="240" w:after="120" w:lineRule="auto" w:line="360"/>
         <w:jc w:val="center"/>
+      </w:pPr>
+      <w:r>
+        <w:rPr>
+          <w:rFonts w:ascii="Times New Roman" w:hAnsi="Times New Roman" w:eastAsia="仿宋"/>
+          <w:b/>
+          <w:i w:val="0"/>
+          <w:sz w:val="28"/>
+        </w:rPr>
+        <w:t>五、政策语调与国债收益率曲线</w:t>
+      </w:r>
+    </w:p>
+    <w:p>
+      <w:pPr>
+        <w:spacing w:before="180" w:after="60" w:lineRule="auto" w:line="320"/>
+        <w:jc w:val="left"/>
       </w:pPr>
       <w:r>
         <w:rPr>
           <w:rFonts w:ascii="Times New Roman" w:hAnsi="Times New Roman" w:eastAsia="黑体"/>
           <w:b/>
           <w:i w:val="0"/>
-          <w:sz w:val="28"/>
-        </w:rPr>
-        <w:t>五、政策语调与国债收益率曲线</w:t>
-      </w:r>
-    </w:p>
-    <w:p>
-      <w:pPr>
-        <w:spacing w:before="180" w:after="60" w:line="320" w:lineRule="exact"/>
+          <w:sz w:val="24"/>
+        </w:rPr>
+        <w:t>（一）未预期政策语调</w:t>
+      </w:r>
+    </w:p>
+    <w:p>
+      <w:pPr>
+        <w:spacing w:before="0" w:after="0" w:lineRule="auto" w:line="360"/>
+        <w:ind w:firstLine="420"/>
+        <w:jc w:val="both"/>
+      </w:pPr>
+      <w:r>
+        <w:rPr>
+          <w:rFonts w:ascii="Times New Roman" w:hAnsi="Times New Roman" w:eastAsia="宋体"/>
+          <w:b w:val="0"/>
+          <w:i w:val="0"/>
+          <w:sz w:val="21"/>
+        </w:rPr>
+        <w:t>债券部分考察政策指引未预期语调与收益率曲线斜率变化。三日窗口内斜率回归的主效应系数为0.9542，HC3标准误为1.1858，p值为0.4210；2019年后总效应为-0.6080，总效应p值为0.7239。估计方向在不同曲线因子之间并不稳定，债券证据弱于股票波动结果。</w:t>
+      </w:r>
+    </w:p>
+    <w:p>
+      <w:pPr>
+        <w:spacing w:before="0" w:after="0" w:lineRule="auto" w:line="360"/>
+        <w:ind w:firstLine="420"/>
+        <w:jc w:val="both"/>
+      </w:pPr>
+      <w:r>
+        <w:rPr>
+          <w:rFonts w:ascii="Times New Roman" w:hAnsi="Times New Roman" w:eastAsia="宋体"/>
+          <w:b w:val="0"/>
+          <w:i w:val="0"/>
+          <w:sz w:val="21"/>
+        </w:rPr>
+        <w:t>收益率曲线同时反映短端政策利率预期、长端增长通胀预期和期限溢价。央行报告中的偏松或偏紧表述可能推低短端，也可能通过增长预期抬升长端；两个渠道叠加后，斜率反应未必呈现单一方向。Kuttner（2001）和Gurkaynak等（2005）关于未预期政策信息的研究提示，利率市场对政策消息的反应往往依赖识别口径和期限结构。</w:t>
+      </w:r>
+    </w:p>
+    <w:p>
+      <w:pPr>
+        <w:spacing w:before="0" w:after="0" w:lineRule="auto" w:line="360"/>
+        <w:ind w:firstLine="420"/>
+        <w:jc w:val="both"/>
+      </w:pPr>
+      <w:r>
+        <w:rPr>
+          <w:rFonts w:ascii="Times New Roman" w:hAnsi="Times New Roman" w:eastAsia="宋体"/>
+          <w:b w:val="0"/>
+          <w:i w:val="0"/>
+          <w:sz w:val="21"/>
+        </w:rPr>
+        <w:t>未预期语调的构造以报告自身的历史规律为基准，试图区分常规表述和超出惯性的政策倾向变化。这个思路与董青马等（2024）强调的“潜在”未预期信息相呼应；本研究仅借鉴其问题意识，并不复制其完整识别框架。季度报告文本较长，且包含大量宏观判断，未预期语调进入债券回归后仍可能同时反映政策冲击和央行信息冲击。</w:t>
+      </w:r>
+    </w:p>
+    <w:p>
+      <w:pPr>
+        <w:spacing w:before="0" w:after="0" w:lineRule="auto" w:line="360"/>
+        <w:ind w:firstLine="420"/>
+        <w:jc w:val="both"/>
+      </w:pPr>
+      <w:r>
+        <w:rPr>
+          <w:rFonts w:ascii="Times New Roman" w:hAnsi="Times New Roman" w:eastAsia="宋体"/>
+          <w:b w:val="0"/>
+          <w:i w:val="0"/>
+          <w:sz w:val="21"/>
+        </w:rPr>
+        <w:t>Nakamura和Steinsson（2018）、Jarocinski和Karadi（2020）的研究表明，央行信息效应可能使市场把政策消息理解为关于经济前景的信号。放在收益率曲线上，偏紧语调并不一定只推高短端利率；如果市场把它理解为经济韧性更强，也可能影响长端收益率。本文的债券结果不稳定，正反映了这类信息分解在季度文本场景中的困难。</w:t>
+      </w:r>
+    </w:p>
+    <w:p>
+      <w:pPr>
+        <w:spacing w:before="0" w:after="0" w:lineRule="auto" w:line="360"/>
+        <w:ind w:firstLine="420"/>
+        <w:jc w:val="both"/>
+      </w:pPr>
+      <w:r>
+        <w:rPr>
+          <w:rFonts w:ascii="Times New Roman" w:hAnsi="Times New Roman" w:eastAsia="宋体"/>
+          <w:b w:val="0"/>
+          <w:i w:val="0"/>
+          <w:sz w:val="21"/>
+        </w:rPr>
+        <w:t>中国债券市场还受到资金面、监管预期和机构配置需求影响。季度报告发布时点附近，如果资金利率、公开市场操作或海外利率同步变化，收益率曲线可能先反映这些高频因素。文本语调变量在三日窗口中要与这些因素竞争解释力，得到弱结果并不奇怪。</w:t>
+      </w:r>
+    </w:p>
+    <w:p>
+      <w:pPr>
+        <w:spacing w:before="0" w:after="0" w:lineRule="auto" w:line="360"/>
+        <w:ind w:firstLine="420"/>
+        <w:jc w:val="both"/>
+      </w:pPr>
+      <w:r>
+        <w:rPr>
+          <w:rFonts w:ascii="Times New Roman" w:hAnsi="Times New Roman" w:eastAsia="宋体"/>
+          <w:b w:val="0"/>
+          <w:i w:val="0"/>
+          <w:sz w:val="21"/>
+        </w:rPr>
+        <w:t>曲线水平、斜率和曲率的经济含义不同。水平变化更接近整体利率环境，斜率变化反映短端和长端相对调整，曲率则对应中期限收益率的相对位置。政策语调若主要影响短端，斜率会变化；若市场同时调整增长和通胀预期，水平和曲率也可能移动。表4的Panel B把三类结果放在一起，正是为了避免只报告单一曲线因子。</w:t>
+      </w:r>
+    </w:p>
+    <w:p>
+      <w:pPr>
+        <w:spacing w:before="180" w:after="60" w:lineRule="auto" w:line="320"/>
         <w:jc w:val="left"/>
       </w:pPr>
       <w:r>
@@ -5001,108 +5113,108 @@
           <w:i w:val="0"/>
           <w:sz w:val="24"/>
         </w:rPr>
-        <w:t>（一）未预期政策语调</w:t>
-      </w:r>
-    </w:p>
-    <w:p>
-      <w:pPr>
-        <w:spacing w:before="0" w:after="0" w:line="360" w:lineRule="exact"/>
-        <w:ind w:firstLine="420"/>
-        <w:jc w:val="both"/>
-      </w:pPr>
-      <w:r>
-        <w:rPr>
-          <w:rFonts w:ascii="Times New Roman" w:hAnsi="Times New Roman" w:eastAsia="宋体"/>
-          <w:b w:val="0"/>
-          <w:i w:val="0"/>
-          <w:sz w:val="21"/>
-        </w:rPr>
-        <w:t>债券部分考察政策指引未预期语调与收益率曲线斜率变化。三日窗口内斜率回归的主效应系数为0.9542，HC3标准误为1.1858，p值为0.4210；2019年后总效应为-0.6080，总效应p值为0.7239。估计方向在不同曲线因子之间并不稳定，债券证据弱于股票波动结果。</w:t>
-      </w:r>
-    </w:p>
-    <w:p>
-      <w:pPr>
-        <w:spacing w:before="0" w:after="0" w:line="360" w:lineRule="exact"/>
-        <w:ind w:firstLine="420"/>
-        <w:jc w:val="both"/>
-      </w:pPr>
-      <w:r>
-        <w:rPr>
-          <w:rFonts w:ascii="Times New Roman" w:hAnsi="Times New Roman" w:eastAsia="宋体"/>
-          <w:b w:val="0"/>
-          <w:i w:val="0"/>
-          <w:sz w:val="21"/>
-        </w:rPr>
-        <w:t>收益率曲线同时反映短端政策利率预期、长端增长通胀预期和期限溢价。央行报告中的偏松或偏紧表述可能推低短端，也可能通过增长预期抬升长端；两个渠道叠加后，斜率反应未必呈现单一方向。Kuttner（2001）和Gurkaynak等（2005）关于未预期政策信息的研究提示，利率市场对政策消息的反应往往依赖识别口径和期限结构。</w:t>
-      </w:r>
-    </w:p>
-    <w:p>
-      <w:pPr>
-        <w:spacing w:before="0" w:after="0" w:line="360" w:lineRule="exact"/>
-        <w:ind w:firstLine="420"/>
-        <w:jc w:val="both"/>
-      </w:pPr>
-      <w:r>
-        <w:rPr>
-          <w:rFonts w:ascii="Times New Roman" w:hAnsi="Times New Roman" w:eastAsia="宋体"/>
-          <w:b w:val="0"/>
-          <w:i w:val="0"/>
-          <w:sz w:val="21"/>
-        </w:rPr>
-        <w:t>未预期语调的构造以报告自身的历史规律为基准，试图区分常规表述和超出惯性的政策倾向变化。这个思路与董青马等（2024）强调的“潜在”未预期信息相呼应；本研究仅借鉴其问题意识，并不复制其完整识别框架。季度报告文本较长，且包含大量宏观判断，未预期语调进入债券回归后仍可能同时反映政策冲击和央行信息冲击。</w:t>
-      </w:r>
-    </w:p>
-    <w:p>
-      <w:pPr>
-        <w:spacing w:before="0" w:after="0" w:line="360" w:lineRule="exact"/>
-        <w:ind w:firstLine="420"/>
-        <w:jc w:val="both"/>
-      </w:pPr>
-      <w:r>
-        <w:rPr>
-          <w:rFonts w:ascii="Times New Roman" w:hAnsi="Times New Roman" w:eastAsia="宋体"/>
-          <w:b w:val="0"/>
-          <w:i w:val="0"/>
-          <w:sz w:val="21"/>
-        </w:rPr>
-        <w:t>Nakamura和Steinsson（2018）、Jarocinski和Karadi（2020）的研究表明，央行信息效应可能使市场把政策消息理解为关于经济前景的信号。放在收益率曲线上，偏紧语调并不一定只推高短端利率；如果市场把它理解为经济韧性更强，也可能影响长端收益率。本文的债券结果不稳定，正反映了这类信息分解在季度文本场景中的困难。</w:t>
-      </w:r>
-    </w:p>
-    <w:p>
-      <w:pPr>
-        <w:spacing w:before="0" w:after="0" w:line="360" w:lineRule="exact"/>
-        <w:ind w:firstLine="420"/>
-        <w:jc w:val="both"/>
-      </w:pPr>
-      <w:r>
-        <w:rPr>
-          <w:rFonts w:ascii="Times New Roman" w:hAnsi="Times New Roman" w:eastAsia="宋体"/>
-          <w:b w:val="0"/>
-          <w:i w:val="0"/>
-          <w:sz w:val="21"/>
-        </w:rPr>
-        <w:t>中国债券市场还受到资金面、监管预期和机构配置需求影响。季度报告发布时点附近，如果资金利率、公开市场操作或海外利率同步变化，收益率曲线可能先反映这些高频因素。文本语调变量在三日窗口中要与这些因素竞争解释力，得到弱结果并不奇怪。</w:t>
-      </w:r>
-    </w:p>
-    <w:p>
-      <w:pPr>
-        <w:spacing w:before="0" w:after="0" w:line="360" w:lineRule="exact"/>
-        <w:ind w:firstLine="420"/>
-        <w:jc w:val="both"/>
-      </w:pPr>
-      <w:r>
-        <w:rPr>
-          <w:rFonts w:ascii="Times New Roman" w:hAnsi="Times New Roman" w:eastAsia="宋体"/>
-          <w:b w:val="0"/>
-          <w:i w:val="0"/>
-          <w:sz w:val="21"/>
-        </w:rPr>
-        <w:t>曲线水平、斜率和曲率的经济含义不同。水平变化更接近整体利率环境，斜率变化反映短端和长端相对调整，曲率则对应中期限收益率的相对位置。政策语调若主要影响短端，斜率会变化；若市场同时调整增长和通胀预期，水平和曲率也可能移动。表4的Panel B把三类结果放在一起，正是为了避免只报告单一曲线因子。</w:t>
-      </w:r>
-    </w:p>
-    <w:p>
-      <w:pPr>
-        <w:spacing w:before="180" w:after="60" w:line="320" w:lineRule="exact"/>
+        <w:t>（二）跨拟合监督语调</w:t>
+      </w:r>
+    </w:p>
+    <w:p>
+      <w:pPr>
+        <w:spacing w:before="0" w:after="0" w:lineRule="auto" w:line="360"/>
+        <w:ind w:firstLine="420"/>
+        <w:jc w:val="both"/>
+      </w:pPr>
+      <w:r>
+        <w:rPr>
+          <w:rFonts w:ascii="Times New Roman" w:hAnsi="Times New Roman" w:eastAsia="宋体"/>
+          <w:b w:val="0"/>
+          <w:i w:val="0"/>
+          <w:sz w:val="21"/>
+        </w:rPr>
+        <w:t>跨拟合政策语调把人工标注句子的监督分类结果聚合到报告层面。政策相关句均值的主效应为0.4744，p值为0.9079；2019年后总效应为-0.1124，总效应p值为0.9852。该结果没有稳定改善债券解释力。</w:t>
+      </w:r>
+    </w:p>
+    <w:p>
+      <w:pPr>
+        <w:spacing w:before="0" w:after="0" w:lineRule="auto" w:line="360"/>
+        <w:ind w:firstLine="420"/>
+        <w:jc w:val="both"/>
+      </w:pPr>
+      <w:r>
+        <w:rPr>
+          <w:rFonts w:ascii="Times New Roman" w:hAnsi="Times New Roman" w:eastAsia="宋体"/>
+          <w:b w:val="0"/>
+          <w:i w:val="0"/>
+          <w:sz w:val="21"/>
+        </w:rPr>
+        <w:t>跨拟合处理的价值在于降低训练集和解释变量之间的机械重合：每份报告的预测语调来自未使用该报告标注句训练的模型。问题也很清楚，人工标注样本只有240句，少数政策方向样本偏少，折外预测进入债券回归后噪声会被放大。因此，跨拟合监督语调更适合展示测量思路，而不是承担核心市场检验。</w:t>
+      </w:r>
+    </w:p>
+    <w:p>
+      <w:pPr>
+        <w:spacing w:before="0" w:after="0" w:lineRule="auto" w:line="360"/>
+        <w:ind w:firstLine="420"/>
+        <w:jc w:val="both"/>
+      </w:pPr>
+      <w:r>
+        <w:rPr>
+          <w:rFonts w:ascii="Times New Roman" w:hAnsi="Times New Roman" w:eastAsia="宋体"/>
+          <w:b w:val="0"/>
+          <w:i w:val="0"/>
+          <w:sz w:val="21"/>
+        </w:rPr>
+        <w:t>政策相关句均值是三种聚合方式中经济含义最清楚的一种。全部句子均值容易被宏观描述和背景性表述稀释，方向性句子均值又会丢掉大量中性但政策相关的信息。政策相关句均值保留了政策语境，同时减少无关句子的影响，因此正文用它报告主要跨拟合结果，并在表4中列出其他聚合方式作为对照。</w:t>
+      </w:r>
+    </w:p>
+    <w:p>
+      <w:pPr>
+        <w:spacing w:before="0" w:after="0" w:lineRule="auto" w:line="360"/>
+        <w:ind w:firstLine="420"/>
+        <w:jc w:val="both"/>
+      </w:pPr>
+      <w:r>
+        <w:rPr>
+          <w:rFonts w:ascii="Times New Roman" w:hAnsi="Times New Roman" w:eastAsia="宋体"/>
+          <w:b w:val="0"/>
+          <w:i w:val="0"/>
+          <w:sz w:val="21"/>
+        </w:rPr>
+        <w:t>监督语调没有稳定改善债券解释力，并不意味着人工标注或分类模型没有价值。它说明句子层方向识别和报告层市场反应之间还存在一个聚合与识别问题：报告可能同时出现偏松、偏紧和风险提示句，市场反应也可能取决于这些句子在报告结构中的位置，而不是简单平均后的得分。</w:t>
+      </w:r>
+    </w:p>
+    <w:p>
+      <w:pPr>
+        <w:spacing w:before="0" w:after="0" w:lineRule="auto" w:line="360"/>
+        <w:ind w:firstLine="420"/>
+        <w:jc w:val="both"/>
+      </w:pPr>
+      <w:r>
+        <w:rPr>
+          <w:rFonts w:ascii="Times New Roman" w:hAnsi="Times New Roman" w:eastAsia="宋体"/>
+          <w:b w:val="0"/>
+          <w:i w:val="0"/>
+          <w:sz w:val="21"/>
+        </w:rPr>
+        <w:t>跨拟合结果还提醒我们，文本测量误差会在金融回归中被放大。句子分类即使在验证集上有较高准确率，聚合到报告层后仍可能因句子数量、章节位置和类别不平衡产生偏差。债券回归样本只有季度报告事件，解释变量的一点噪声就会显著影响系数稳定性。</w:t>
+      </w:r>
+    </w:p>
+    <w:p>
+      <w:pPr>
+        <w:spacing w:before="0" w:after="0" w:lineRule="auto" w:line="360"/>
+        <w:ind w:firstLine="420"/>
+        <w:jc w:val="both"/>
+      </w:pPr>
+      <w:r>
+        <w:rPr>
+          <w:rFonts w:ascii="Times New Roman" w:hAnsi="Times New Roman" w:eastAsia="宋体"/>
+          <w:b w:val="0"/>
+          <w:i w:val="0"/>
+          <w:sz w:val="21"/>
+        </w:rPr>
+        <w:t>因此，跨拟合监督语调在本文中主要用于验证测量链条：人工标注能否支持监督分类，监督分类能否生成报告层语调，报告层语调进入债券模型后是否有清晰解释力。前两步结果相对可用，最后一步证据不足，这一层级差异本身就是研究结论的一部分。</w:t>
+      </w:r>
+    </w:p>
+    <w:p>
+      <w:pPr>
+        <w:spacing w:before="180" w:after="60" w:lineRule="auto" w:line="320"/>
         <w:jc w:val="left"/>
       </w:pPr>
       <w:r>
@@ -5112,178 +5224,67 @@
           <w:i w:val="0"/>
           <w:sz w:val="24"/>
         </w:rPr>
-        <w:t>（二）跨拟合监督语调</w:t>
-      </w:r>
-    </w:p>
-    <w:p>
-      <w:pPr>
-        <w:spacing w:before="0" w:after="0" w:line="360" w:lineRule="exact"/>
-        <w:ind w:firstLine="420"/>
-        <w:jc w:val="both"/>
-      </w:pPr>
-      <w:r>
-        <w:rPr>
-          <w:rFonts w:ascii="Times New Roman" w:hAnsi="Times New Roman" w:eastAsia="宋体"/>
-          <w:b w:val="0"/>
-          <w:i w:val="0"/>
-          <w:sz w:val="21"/>
-        </w:rPr>
-        <w:t>跨拟合政策语调把人工标注句子的监督分类结果聚合到报告层面。政策相关句均值的主效应为0.4744，p值为0.9079；2019年后总效应为-0.1124，总效应p值为0.9852。该结果没有稳定改善债券解释力。</w:t>
-      </w:r>
-    </w:p>
-    <w:p>
-      <w:pPr>
-        <w:spacing w:before="0" w:after="0" w:line="360" w:lineRule="exact"/>
-        <w:ind w:firstLine="420"/>
-        <w:jc w:val="both"/>
-      </w:pPr>
-      <w:r>
-        <w:rPr>
-          <w:rFonts w:ascii="Times New Roman" w:hAnsi="Times New Roman" w:eastAsia="宋体"/>
-          <w:b w:val="0"/>
-          <w:i w:val="0"/>
-          <w:sz w:val="21"/>
-        </w:rPr>
-        <w:t>跨拟合处理的价值在于降低训练集和解释变量之间的机械重合：每份报告的预测语调来自未使用该报告标注句训练的模型。问题也很清楚，人工标注样本只有240句，少数政策方向样本偏少，折外预测进入债券回归后噪声会被放大。因此，跨拟合监督语调更适合展示测量思路，而不是承担核心市场检验。</w:t>
-      </w:r>
-    </w:p>
-    <w:p>
-      <w:pPr>
-        <w:spacing w:before="0" w:after="0" w:line="360" w:lineRule="exact"/>
-        <w:ind w:firstLine="420"/>
-        <w:jc w:val="both"/>
-      </w:pPr>
-      <w:r>
-        <w:rPr>
-          <w:rFonts w:ascii="Times New Roman" w:hAnsi="Times New Roman" w:eastAsia="宋体"/>
-          <w:b w:val="0"/>
-          <w:i w:val="0"/>
-          <w:sz w:val="21"/>
-        </w:rPr>
-        <w:t>政策相关句均值是三种聚合方式中经济含义最清楚的一种。全部句子均值容易被宏观描述和背景性表述稀释，方向性句子均值又会丢掉大量中性但政策相关的信息。政策相关句均值保留了政策语境，同时减少无关句子的影响，因此正文用它报告主要跨拟合结果，并在表4中列出其他聚合方式作为对照。</w:t>
-      </w:r>
-    </w:p>
-    <w:p>
-      <w:pPr>
-        <w:spacing w:before="0" w:after="0" w:line="360" w:lineRule="exact"/>
-        <w:ind w:firstLine="420"/>
-        <w:jc w:val="both"/>
-      </w:pPr>
-      <w:r>
-        <w:rPr>
-          <w:rFonts w:ascii="Times New Roman" w:hAnsi="Times New Roman" w:eastAsia="宋体"/>
-          <w:b w:val="0"/>
-          <w:i w:val="0"/>
-          <w:sz w:val="21"/>
-        </w:rPr>
-        <w:t>监督语调没有稳定改善债券解释力，并不意味着人工标注或分类模型没有价值。它说明句子层方向识别和报告层市场反应之间还存在一个聚合与识别问题：报告可能同时出现偏松、偏紧和风险提示句，市场反应也可能取决于这些句子在报告结构中的位置，而不是简单平均后的得分。</w:t>
-      </w:r>
-    </w:p>
-    <w:p>
-      <w:pPr>
-        <w:spacing w:before="0" w:after="0" w:line="360" w:lineRule="exact"/>
-        <w:ind w:firstLine="420"/>
-        <w:jc w:val="both"/>
-      </w:pPr>
-      <w:r>
-        <w:rPr>
-          <w:rFonts w:ascii="Times New Roman" w:hAnsi="Times New Roman" w:eastAsia="宋体"/>
-          <w:b w:val="0"/>
-          <w:i w:val="0"/>
-          <w:sz w:val="21"/>
-        </w:rPr>
-        <w:t>跨拟合结果还提醒我们，文本测量误差会在金融回归中被放大。句子分类即使在验证集上有较高准确率，聚合到报告层后仍可能因句子数量、章节位置和类别不平衡产生偏差。债券回归样本只有季度报告事件，解释变量的一点噪声就会显著影响系数稳定性。</w:t>
-      </w:r>
-    </w:p>
-    <w:p>
-      <w:pPr>
-        <w:spacing w:before="0" w:after="0" w:line="360" w:lineRule="exact"/>
-        <w:ind w:firstLine="420"/>
-        <w:jc w:val="both"/>
-      </w:pPr>
-      <w:r>
-        <w:rPr>
-          <w:rFonts w:ascii="Times New Roman" w:hAnsi="Times New Roman" w:eastAsia="宋体"/>
-          <w:b w:val="0"/>
-          <w:i w:val="0"/>
-          <w:sz w:val="21"/>
-        </w:rPr>
-        <w:t>因此，跨拟合监督语调在本文中主要用于验证测量链条：人工标注能否支持监督分类，监督分类能否生成报告层语调，报告层语调进入债券模型后是否有清晰解释力。前两步结果相对可用，最后一步证据不足，这一层级差异本身就是研究结论的一部分。</w:t>
-      </w:r>
-    </w:p>
-    <w:p>
-      <w:pPr>
-        <w:spacing w:before="180" w:after="60" w:line="320" w:lineRule="exact"/>
-        <w:jc w:val="left"/>
-      </w:pPr>
-      <w:r>
-        <w:rPr>
-          <w:rFonts w:ascii="Times New Roman" w:hAnsi="Times New Roman" w:eastAsia="黑体"/>
+        <w:t>（三）结果讨论</w:t>
+      </w:r>
+    </w:p>
+    <w:p>
+      <w:pPr>
+        <w:spacing w:before="0" w:after="0" w:lineRule="auto" w:line="360"/>
+        <w:ind w:firstLine="420"/>
+        <w:jc w:val="both"/>
+      </w:pPr>
+      <w:r>
+        <w:rPr>
+          <w:rFonts w:ascii="Times New Roman" w:hAnsi="Times New Roman" w:eastAsia="宋体"/>
+          <w:b w:val="0"/>
+          <w:i w:val="0"/>
+          <w:sz w:val="21"/>
+        </w:rPr>
+        <w:t>股票和债券结果不一致，并不意外。股票波动率对不确定性本身敏感，文本创新度提高可能直接增加短期重新定价强度；债券收益率曲线则需要区分政策路径、宏观信息和期限溢价，单一语调变量难以同时捕捉这些渠道。McMahon、Schipke和Li（2018）指出，中国央行沟通仍处在制度化改进过程中，这也意味着不同市场吸收沟通信息的方式可能存在差异。</w:t>
+      </w:r>
+    </w:p>
+    <w:p>
+      <w:pPr>
+        <w:spacing w:before="0" w:after="0" w:lineRule="auto" w:line="360"/>
+        <w:ind w:firstLine="420"/>
+        <w:jc w:val="both"/>
+      </w:pPr>
+      <w:r>
+        <w:rPr>
+          <w:rFonts w:ascii="Times New Roman" w:hAnsi="Times New Roman" w:eastAsia="宋体"/>
+          <w:b w:val="0"/>
+          <w:i w:val="0"/>
+          <w:sz w:val="21"/>
+        </w:rPr>
+        <w:t>从市场微观角度看，股票和债券投资者关注的信息集合也不同。股票投资者更关心盈利预期、风险偏好和流动性折现，报告文本一旦改变政策指引，估值分歧就可能放大；债券投资者则更关注未来利率路径和期限补偿，语调变化必须先被解释为短端、长端或期限溢价冲击，才会表现为清晰的曲线变化。</w:t>
+      </w:r>
+    </w:p>
+    <w:p>
+      <w:pPr>
+        <w:spacing w:before="0" w:after="0" w:lineRule="auto" w:line="360"/>
+        <w:ind w:firstLine="420"/>
+        <w:jc w:val="both"/>
+      </w:pPr>
+      <w:r>
+        <w:rPr>
+          <w:rFonts w:ascii="Times New Roman" w:hAnsi="Times New Roman" w:eastAsia="宋体"/>
+          <w:b w:val="0"/>
+          <w:i w:val="0"/>
+          <w:sz w:val="21"/>
+        </w:rPr>
+        <w:t>债券图把收益率曲线因子和未预期语调分组放在同一张图中。Panel A显示曲线水平、斜率和曲率在较长样本内同步波动但并非同一变量；Panel B显示不同语调分组在2019年前后没有形成稳定单调关系。图形证据与表4一致：债券市场存在反应，但反应方向不够稳定，不能写成与股票结果同等强度的结论。</w:t>
+      </w:r>
+    </w:p>
+    <w:p>
+      <w:pPr>
+        <w:spacing w:before="80" w:after="40" w:lineRule="auto" w:line="260"/>
+        <w:jc w:val="center"/>
+      </w:pPr>
+      <w:r>
+        <w:rPr>
+          <w:rFonts w:ascii="Times New Roman" w:hAnsi="Times New Roman" w:eastAsia="仿宋"/>
           <w:b/>
           <w:i w:val="0"/>
-          <w:sz w:val="24"/>
-        </w:rPr>
-        <w:t>（三）结果讨论</w:t>
-      </w:r>
-    </w:p>
-    <w:p>
-      <w:pPr>
-        <w:spacing w:before="0" w:after="0" w:line="360" w:lineRule="exact"/>
-        <w:ind w:firstLine="420"/>
-        <w:jc w:val="both"/>
-      </w:pPr>
-      <w:r>
-        <w:rPr>
-          <w:rFonts w:ascii="Times New Roman" w:hAnsi="Times New Roman" w:eastAsia="宋体"/>
-          <w:b w:val="0"/>
-          <w:i w:val="0"/>
-          <w:sz w:val="21"/>
-        </w:rPr>
-        <w:t>股票和债券结果不一致，并不意外。股票波动率对不确定性本身敏感，文本创新度提高可能直接增加短期重新定价强度；债券收益率曲线则需要区分政策路径、宏观信息和期限溢价，单一语调变量难以同时捕捉这些渠道。McMahon、Schipke和Li（2018）指出，中国央行沟通仍处在制度化改进过程中，这也意味着不同市场吸收沟通信息的方式可能存在差异。</w:t>
-      </w:r>
-    </w:p>
-    <w:p>
-      <w:pPr>
-        <w:spacing w:before="0" w:after="0" w:line="360" w:lineRule="exact"/>
-        <w:ind w:firstLine="420"/>
-        <w:jc w:val="both"/>
-      </w:pPr>
-      <w:r>
-        <w:rPr>
-          <w:rFonts w:ascii="Times New Roman" w:hAnsi="Times New Roman" w:eastAsia="宋体"/>
-          <w:b w:val="0"/>
-          <w:i w:val="0"/>
-          <w:sz w:val="21"/>
-        </w:rPr>
-        <w:t>从市场微观角度看，股票和债券投资者关注的信息集合也不同。股票投资者更关心盈利预期、风险偏好和流动性折现，报告文本一旦改变政策指引，估值分歧就可能放大；债券投资者则更关注未来利率路径和期限补偿，语调变化必须先被解释为短端、长端或期限溢价冲击，才会表现为清晰的曲线变化。</w:t>
-      </w:r>
-    </w:p>
-    <w:p>
-      <w:pPr>
-        <w:spacing w:before="0" w:after="0" w:line="360" w:lineRule="exact"/>
-        <w:ind w:firstLine="420"/>
-        <w:jc w:val="both"/>
-      </w:pPr>
-      <w:r>
-        <w:rPr>
-          <w:rFonts w:ascii="Times New Roman" w:hAnsi="Times New Roman" w:eastAsia="宋体"/>
-          <w:b w:val="0"/>
-          <w:i w:val="0"/>
-          <w:sz w:val="21"/>
-        </w:rPr>
-        <w:t>债券图把收益率曲线因子和未预期语调分组放在同一张图中。Panel A显示曲线水平、斜率和曲率在较长样本内同步波动但并非同一变量；Panel B显示不同语调分组在2019年前后没有形成稳定单调关系。图形证据与表4一致：债券市场存在反应，但反应方向不够稳定，不能写成与股票结果同等强度的结论。</w:t>
-      </w:r>
-    </w:p>
-    <w:p>
-      <w:pPr>
-        <w:spacing w:before="80" w:after="40" w:line="260" w:lineRule="exact"/>
-        <w:jc w:val="center"/>
-      </w:pPr>
-      <w:r>
-        <w:rPr>
-          <w:rFonts w:ascii="Times New Roman" w:hAnsi="Times New Roman" w:eastAsia="黑体"/>
-          <w:b/>
-          <w:i w:val="0"/>
           <w:sz w:val="18"/>
         </w:rPr>
         <w:t>表4  日度稳健性与债券市场探索结果</w:t>
@@ -5291,13 +5292,13 @@
     </w:p>
     <w:p>
       <w:pPr>
-        <w:spacing w:before="40" w:after="20" w:line="240" w:lineRule="exact"/>
+        <w:spacing w:before="40" w:after="20" w:lineRule="auto" w:line="240"/>
         <w:ind w:firstLine="0"/>
         <w:jc w:val="both"/>
       </w:pPr>
       <w:r>
         <w:rPr>
-          <w:rFonts w:ascii="Times New Roman" w:hAnsi="Times New Roman" w:eastAsia="黑体"/>
+          <w:rFonts w:ascii="Times New Roman" w:hAnsi="Times New Roman" w:eastAsia="仿宋"/>
           <w:b/>
           <w:i w:val="0"/>
           <w:sz w:val="18"/>
@@ -5341,7 +5342,7 @@
           </w:tcPr>
           <w:p>
             <w:pPr>
-              <w:spacing w:before="0" w:after="0" w:line="240" w:lineRule="exact"/>
+              <w:spacing w:before="0" w:after="0" w:line="240" w:lineRule="auto"/>
               <w:jc w:val="center"/>
             </w:pPr>
             <w:r>
@@ -5365,7 +5366,7 @@
           </w:tcPr>
           <w:p>
             <w:pPr>
-              <w:spacing w:before="0" w:after="0" w:line="240" w:lineRule="exact"/>
+              <w:spacing w:before="0" w:after="0" w:line="240" w:lineRule="auto"/>
               <w:jc w:val="center"/>
             </w:pPr>
             <w:r>
@@ -5389,7 +5390,7 @@
           </w:tcPr>
           <w:p>
             <w:pPr>
-              <w:spacing w:before="0" w:after="0" w:line="240" w:lineRule="exact"/>
+              <w:spacing w:before="0" w:after="0" w:line="240" w:lineRule="auto"/>
               <w:jc w:val="center"/>
             </w:pPr>
             <w:r>
@@ -5413,7 +5414,7 @@
           </w:tcPr>
           <w:p>
             <w:pPr>
-              <w:spacing w:before="0" w:after="0" w:line="240" w:lineRule="exact"/>
+              <w:spacing w:before="0" w:after="0" w:line="240" w:lineRule="auto"/>
               <w:jc w:val="center"/>
             </w:pPr>
             <w:r>
@@ -5437,7 +5438,7 @@
           </w:tcPr>
           <w:p>
             <w:pPr>
-              <w:spacing w:before="0" w:after="0" w:line="240" w:lineRule="exact"/>
+              <w:spacing w:before="0" w:after="0" w:line="240" w:lineRule="auto"/>
               <w:jc w:val="center"/>
             </w:pPr>
             <w:r>
@@ -5463,7 +5464,7 @@
           </w:tcPr>
           <w:p>
             <w:pPr>
-              <w:spacing w:before="0" w:after="0" w:line="240" w:lineRule="exact"/>
+              <w:spacing w:before="0" w:after="0" w:line="240" w:lineRule="auto"/>
               <w:jc w:val="center"/>
             </w:pPr>
             <w:r>
@@ -5484,7 +5485,7 @@
           </w:tcPr>
           <w:p>
             <w:pPr>
-              <w:spacing w:before="0" w:after="0" w:line="240" w:lineRule="exact"/>
+              <w:spacing w:before="0" w:after="0" w:line="240" w:lineRule="auto"/>
               <w:jc w:val="right"/>
             </w:pPr>
             <w:r>
@@ -5505,7 +5506,7 @@
           </w:tcPr>
           <w:p>
             <w:pPr>
-              <w:spacing w:before="0" w:after="0" w:line="240" w:lineRule="exact"/>
+              <w:spacing w:before="0" w:after="0" w:line="240" w:lineRule="auto"/>
               <w:jc w:val="right"/>
             </w:pPr>
             <w:r>
@@ -5526,7 +5527,7 @@
           </w:tcPr>
           <w:p>
             <w:pPr>
-              <w:spacing w:before="0" w:after="0" w:line="240" w:lineRule="exact"/>
+              <w:spacing w:before="0" w:after="0" w:line="240" w:lineRule="auto"/>
               <w:jc w:val="right"/>
             </w:pPr>
             <w:r>
@@ -5547,7 +5548,7 @@
           </w:tcPr>
           <w:p>
             <w:pPr>
-              <w:spacing w:before="0" w:after="0" w:line="240" w:lineRule="exact"/>
+              <w:spacing w:before="0" w:after="0" w:line="240" w:lineRule="auto"/>
               <w:jc w:val="right"/>
             </w:pPr>
             <w:r>
@@ -5573,7 +5574,7 @@
           </w:tcPr>
           <w:p>
             <w:pPr>
-              <w:spacing w:before="0" w:after="0" w:line="240" w:lineRule="exact"/>
+              <w:spacing w:before="0" w:after="0" w:line="240" w:lineRule="auto"/>
               <w:jc w:val="center"/>
             </w:pPr>
             <w:r>
@@ -5594,7 +5595,7 @@
           </w:tcPr>
           <w:p>
             <w:pPr>
-              <w:spacing w:before="0" w:after="0" w:line="240" w:lineRule="exact"/>
+              <w:spacing w:before="0" w:after="0" w:line="240" w:lineRule="auto"/>
               <w:jc w:val="right"/>
             </w:pPr>
             <w:r>
@@ -5615,7 +5616,7 @@
           </w:tcPr>
           <w:p>
             <w:pPr>
-              <w:spacing w:before="0" w:after="0" w:line="240" w:lineRule="exact"/>
+              <w:spacing w:before="0" w:after="0" w:line="240" w:lineRule="auto"/>
               <w:jc w:val="right"/>
             </w:pPr>
             <w:r>
@@ -5636,7 +5637,7 @@
           </w:tcPr>
           <w:p>
             <w:pPr>
-              <w:spacing w:before="0" w:after="0" w:line="240" w:lineRule="exact"/>
+              <w:spacing w:before="0" w:after="0" w:line="240" w:lineRule="auto"/>
               <w:jc w:val="center"/>
             </w:pPr>
             <w:r>
@@ -5657,7 +5658,7 @@
           </w:tcPr>
           <w:p>
             <w:pPr>
-              <w:spacing w:before="0" w:after="0" w:line="240" w:lineRule="exact"/>
+              <w:spacing w:before="0" w:after="0" w:line="240" w:lineRule="auto"/>
               <w:jc w:val="right"/>
             </w:pPr>
             <w:r>
@@ -5683,7 +5684,7 @@
           </w:tcPr>
           <w:p>
             <w:pPr>
-              <w:spacing w:before="0" w:after="0" w:line="240" w:lineRule="exact"/>
+              <w:spacing w:before="0" w:after="0" w:line="240" w:lineRule="auto"/>
               <w:jc w:val="center"/>
             </w:pPr>
             <w:r>
@@ -5704,7 +5705,7 @@
           </w:tcPr>
           <w:p>
             <w:pPr>
-              <w:spacing w:before="0" w:after="0" w:line="240" w:lineRule="exact"/>
+              <w:spacing w:before="0" w:after="0" w:line="240" w:lineRule="auto"/>
               <w:jc w:val="right"/>
             </w:pPr>
             <w:r>
@@ -5725,7 +5726,7 @@
           </w:tcPr>
           <w:p>
             <w:pPr>
-              <w:spacing w:before="0" w:after="0" w:line="240" w:lineRule="exact"/>
+              <w:spacing w:before="0" w:after="0" w:line="240" w:lineRule="auto"/>
               <w:jc w:val="right"/>
             </w:pPr>
             <w:r>
@@ -5746,7 +5747,7 @@
           </w:tcPr>
           <w:p>
             <w:pPr>
-              <w:spacing w:before="0" w:after="0" w:line="240" w:lineRule="exact"/>
+              <w:spacing w:before="0" w:after="0" w:line="240" w:lineRule="auto"/>
               <w:jc w:val="center"/>
             </w:pPr>
             <w:r>
@@ -5767,7 +5768,7 @@
           </w:tcPr>
           <w:p>
             <w:pPr>
-              <w:spacing w:before="0" w:after="0" w:line="240" w:lineRule="exact"/>
+              <w:spacing w:before="0" w:after="0" w:line="240" w:lineRule="auto"/>
               <w:jc w:val="right"/>
             </w:pPr>
             <w:r>
@@ -5796,7 +5797,7 @@
           </w:tcPr>
           <w:p>
             <w:pPr>
-              <w:spacing w:before="0" w:after="0" w:line="240" w:lineRule="exact"/>
+              <w:spacing w:before="0" w:after="0" w:line="240" w:lineRule="auto"/>
               <w:jc w:val="center"/>
             </w:pPr>
             <w:r>
@@ -5820,7 +5821,7 @@
           </w:tcPr>
           <w:p>
             <w:pPr>
-              <w:spacing w:before="0" w:after="0" w:line="240" w:lineRule="exact"/>
+              <w:spacing w:before="0" w:after="0" w:line="240" w:lineRule="auto"/>
               <w:jc w:val="right"/>
             </w:pPr>
             <w:r>
@@ -5844,7 +5845,7 @@
           </w:tcPr>
           <w:p>
             <w:pPr>
-              <w:spacing w:before="0" w:after="0" w:line="240" w:lineRule="exact"/>
+              <w:spacing w:before="0" w:after="0" w:line="240" w:lineRule="auto"/>
               <w:jc w:val="right"/>
             </w:pPr>
             <w:r>
@@ -5868,7 +5869,7 @@
           </w:tcPr>
           <w:p>
             <w:pPr>
-              <w:spacing w:before="0" w:after="0" w:line="240" w:lineRule="exact"/>
+              <w:spacing w:before="0" w:after="0" w:line="240" w:lineRule="auto"/>
               <w:jc w:val="center"/>
             </w:pPr>
             <w:r>
@@ -5892,7 +5893,7 @@
           </w:tcPr>
           <w:p>
             <w:pPr>
-              <w:spacing w:before="0" w:after="0" w:line="240" w:lineRule="exact"/>
+              <w:spacing w:before="0" w:after="0" w:line="240" w:lineRule="auto"/>
               <w:jc w:val="right"/>
             </w:pPr>
             <w:r>
@@ -5910,13 +5911,13 @@
     </w:tbl>
     <w:p>
       <w:pPr>
-        <w:spacing w:before="40" w:after="20" w:line="240" w:lineRule="exact"/>
+        <w:spacing w:before="40" w:after="20" w:lineRule="auto" w:line="240"/>
         <w:ind w:firstLine="0"/>
         <w:jc w:val="both"/>
       </w:pPr>
       <w:r>
         <w:rPr>
-          <w:rFonts w:ascii="Times New Roman" w:hAnsi="Times New Roman" w:eastAsia="黑体"/>
+          <w:rFonts w:ascii="Times New Roman" w:hAnsi="Times New Roman" w:eastAsia="仿宋"/>
           <w:b/>
           <w:i w:val="0"/>
           <w:sz w:val="18"/>
@@ -5960,7 +5961,7 @@
           </w:tcPr>
           <w:p>
             <w:pPr>
-              <w:spacing w:before="0" w:after="0" w:line="240" w:lineRule="exact"/>
+              <w:spacing w:before="0" w:after="0" w:line="240" w:lineRule="auto"/>
               <w:jc w:val="center"/>
             </w:pPr>
             <w:r>
@@ -5984,7 +5985,7 @@
           </w:tcPr>
           <w:p>
             <w:pPr>
-              <w:spacing w:before="0" w:after="0" w:line="240" w:lineRule="exact"/>
+              <w:spacing w:before="0" w:after="0" w:line="240" w:lineRule="auto"/>
               <w:jc w:val="center"/>
             </w:pPr>
             <w:r>
@@ -6008,7 +6009,7 @@
           </w:tcPr>
           <w:p>
             <w:pPr>
-              <w:spacing w:before="0" w:after="0" w:line="240" w:lineRule="exact"/>
+              <w:spacing w:before="0" w:after="0" w:line="240" w:lineRule="auto"/>
               <w:jc w:val="center"/>
             </w:pPr>
             <w:r>
@@ -6032,7 +6033,7 @@
           </w:tcPr>
           <w:p>
             <w:pPr>
-              <w:spacing w:before="0" w:after="0" w:line="240" w:lineRule="exact"/>
+              <w:spacing w:before="0" w:after="0" w:line="240" w:lineRule="auto"/>
               <w:jc w:val="center"/>
             </w:pPr>
             <w:r>
@@ -6056,7 +6057,7 @@
           </w:tcPr>
           <w:p>
             <w:pPr>
-              <w:spacing w:before="0" w:after="0" w:line="240" w:lineRule="exact"/>
+              <w:spacing w:before="0" w:after="0" w:line="240" w:lineRule="auto"/>
               <w:jc w:val="center"/>
             </w:pPr>
             <w:r>
@@ -6082,7 +6083,7 @@
           </w:tcPr>
           <w:p>
             <w:pPr>
-              <w:spacing w:before="0" w:after="0" w:line="240" w:lineRule="exact"/>
+              <w:spacing w:before="0" w:after="0" w:line="240" w:lineRule="auto"/>
               <w:jc w:val="center"/>
             </w:pPr>
             <w:r>
@@ -6103,7 +6104,7 @@
           </w:tcPr>
           <w:p>
             <w:pPr>
-              <w:spacing w:before="0" w:after="0" w:line="240" w:lineRule="exact"/>
+              <w:spacing w:before="0" w:after="0" w:line="240" w:lineRule="auto"/>
               <w:jc w:val="center"/>
             </w:pPr>
             <w:r>
@@ -6124,7 +6125,7 @@
           </w:tcPr>
           <w:p>
             <w:pPr>
-              <w:spacing w:before="0" w:after="0" w:line="240" w:lineRule="exact"/>
+              <w:spacing w:before="0" w:after="0" w:line="240" w:lineRule="auto"/>
               <w:jc w:val="right"/>
             </w:pPr>
             <w:r>
@@ -6145,7 +6146,7 @@
           </w:tcPr>
           <w:p>
             <w:pPr>
-              <w:spacing w:before="0" w:after="0" w:line="240" w:lineRule="exact"/>
+              <w:spacing w:before="0" w:after="0" w:line="240" w:lineRule="auto"/>
               <w:jc w:val="right"/>
             </w:pPr>
             <w:r>
@@ -6166,7 +6167,7 @@
           </w:tcPr>
           <w:p>
             <w:pPr>
-              <w:spacing w:before="0" w:after="0" w:line="240" w:lineRule="exact"/>
+              <w:spacing w:before="0" w:after="0" w:line="240" w:lineRule="auto"/>
               <w:jc w:val="right"/>
             </w:pPr>
             <w:r>
@@ -6192,7 +6193,7 @@
           </w:tcPr>
           <w:p>
             <w:pPr>
-              <w:spacing w:before="0" w:after="0" w:line="240" w:lineRule="exact"/>
+              <w:spacing w:before="0" w:after="0" w:line="240" w:lineRule="auto"/>
               <w:jc w:val="center"/>
             </w:pPr>
             <w:r>
@@ -6213,7 +6214,7 @@
           </w:tcPr>
           <w:p>
             <w:pPr>
-              <w:spacing w:before="0" w:after="0" w:line="240" w:lineRule="exact"/>
+              <w:spacing w:before="0" w:after="0" w:line="240" w:lineRule="auto"/>
               <w:jc w:val="center"/>
             </w:pPr>
             <w:r>
@@ -6234,7 +6235,7 @@
           </w:tcPr>
           <w:p>
             <w:pPr>
-              <w:spacing w:before="0" w:after="0" w:line="240" w:lineRule="exact"/>
+              <w:spacing w:before="0" w:after="0" w:line="240" w:lineRule="auto"/>
               <w:jc w:val="right"/>
             </w:pPr>
             <w:r>
@@ -6255,7 +6256,7 @@
           </w:tcPr>
           <w:p>
             <w:pPr>
-              <w:spacing w:before="0" w:after="0" w:line="240" w:lineRule="exact"/>
+              <w:spacing w:before="0" w:after="0" w:line="240" w:lineRule="auto"/>
               <w:jc w:val="right"/>
             </w:pPr>
             <w:r>
@@ -6276,7 +6277,7 @@
           </w:tcPr>
           <w:p>
             <w:pPr>
-              <w:spacing w:before="0" w:after="0" w:line="240" w:lineRule="exact"/>
+              <w:spacing w:before="0" w:after="0" w:line="240" w:lineRule="auto"/>
               <w:jc w:val="right"/>
             </w:pPr>
             <w:r>
@@ -6305,7 +6306,7 @@
           </w:tcPr>
           <w:p>
             <w:pPr>
-              <w:spacing w:before="0" w:after="0" w:line="240" w:lineRule="exact"/>
+              <w:spacing w:before="0" w:after="0" w:line="240" w:lineRule="auto"/>
               <w:jc w:val="center"/>
             </w:pPr>
             <w:r>
@@ -6329,7 +6330,7 @@
           </w:tcPr>
           <w:p>
             <w:pPr>
-              <w:spacing w:before="0" w:after="0" w:line="240" w:lineRule="exact"/>
+              <w:spacing w:before="0" w:after="0" w:line="240" w:lineRule="auto"/>
               <w:jc w:val="center"/>
             </w:pPr>
             <w:r>
@@ -6353,7 +6354,7 @@
           </w:tcPr>
           <w:p>
             <w:pPr>
-              <w:spacing w:before="0" w:after="0" w:line="240" w:lineRule="exact"/>
+              <w:spacing w:before="0" w:after="0" w:line="240" w:lineRule="auto"/>
               <w:jc w:val="right"/>
             </w:pPr>
             <w:r>
@@ -6377,7 +6378,7 @@
           </w:tcPr>
           <w:p>
             <w:pPr>
-              <w:spacing w:before="0" w:after="0" w:line="240" w:lineRule="exact"/>
+              <w:spacing w:before="0" w:after="0" w:line="240" w:lineRule="auto"/>
               <w:jc w:val="right"/>
             </w:pPr>
             <w:r>
@@ -6401,7 +6402,7 @@
           </w:tcPr>
           <w:p>
             <w:pPr>
-              <w:spacing w:before="0" w:after="0" w:line="240" w:lineRule="exact"/>
+              <w:spacing w:before="0" w:after="0" w:line="240" w:lineRule="auto"/>
               <w:jc w:val="right"/>
             </w:pPr>
             <w:r>
@@ -6419,13 +6420,13 @@
     </w:tbl>
     <w:p>
       <w:pPr>
-        <w:spacing w:before="40" w:after="20" w:line="240" w:lineRule="exact"/>
+        <w:spacing w:before="40" w:after="20" w:lineRule="auto" w:line="240"/>
         <w:ind w:firstLine="0"/>
         <w:jc w:val="both"/>
       </w:pPr>
       <w:r>
         <w:rPr>
-          <w:rFonts w:ascii="Times New Roman" w:hAnsi="Times New Roman" w:eastAsia="黑体"/>
+          <w:rFonts w:ascii="Times New Roman" w:hAnsi="Times New Roman" w:eastAsia="仿宋"/>
           <w:b/>
           <w:i w:val="0"/>
           <w:sz w:val="18"/>
@@ -6470,7 +6471,7 @@
           </w:tcPr>
           <w:p>
             <w:pPr>
-              <w:spacing w:before="0" w:after="0" w:line="240" w:lineRule="exact"/>
+              <w:spacing w:before="0" w:after="0" w:line="240" w:lineRule="auto"/>
               <w:jc w:val="center"/>
             </w:pPr>
             <w:r>
@@ -6494,7 +6495,7 @@
           </w:tcPr>
           <w:p>
             <w:pPr>
-              <w:spacing w:before="0" w:after="0" w:line="240" w:lineRule="exact"/>
+              <w:spacing w:before="0" w:after="0" w:line="240" w:lineRule="auto"/>
               <w:jc w:val="center"/>
             </w:pPr>
             <w:r>
@@ -6518,7 +6519,7 @@
           </w:tcPr>
           <w:p>
             <w:pPr>
-              <w:spacing w:before="0" w:after="0" w:line="240" w:lineRule="exact"/>
+              <w:spacing w:before="0" w:after="0" w:line="240" w:lineRule="auto"/>
               <w:jc w:val="center"/>
             </w:pPr>
             <w:r>
@@ -6542,7 +6543,7 @@
           </w:tcPr>
           <w:p>
             <w:pPr>
-              <w:spacing w:before="0" w:after="0" w:line="240" w:lineRule="exact"/>
+              <w:spacing w:before="0" w:after="0" w:line="240" w:lineRule="auto"/>
               <w:jc w:val="center"/>
             </w:pPr>
             <w:r>
@@ -6566,7 +6567,7 @@
           </w:tcPr>
           <w:p>
             <w:pPr>
-              <w:spacing w:before="0" w:after="0" w:line="240" w:lineRule="exact"/>
+              <w:spacing w:before="0" w:after="0" w:line="240" w:lineRule="auto"/>
               <w:jc w:val="center"/>
             </w:pPr>
             <w:r>
@@ -6590,7 +6591,7 @@
           </w:tcPr>
           <w:p>
             <w:pPr>
-              <w:spacing w:before="0" w:after="0" w:line="240" w:lineRule="exact"/>
+              <w:spacing w:before="0" w:after="0" w:line="240" w:lineRule="auto"/>
               <w:jc w:val="center"/>
             </w:pPr>
             <w:r>
@@ -6616,7 +6617,7 @@
           </w:tcPr>
           <w:p>
             <w:pPr>
-              <w:spacing w:before="0" w:after="0" w:line="240" w:lineRule="exact"/>
+              <w:spacing w:before="0" w:after="0" w:line="240" w:lineRule="auto"/>
               <w:jc w:val="center"/>
             </w:pPr>
             <w:r>
@@ -6637,7 +6638,7 @@
           </w:tcPr>
           <w:p>
             <w:pPr>
-              <w:spacing w:before="0" w:after="0" w:line="240" w:lineRule="exact"/>
+              <w:spacing w:before="0" w:after="0" w:line="240" w:lineRule="auto"/>
               <w:jc w:val="right"/>
             </w:pPr>
             <w:r>
@@ -6658,7 +6659,7 @@
           </w:tcPr>
           <w:p>
             <w:pPr>
-              <w:spacing w:before="0" w:after="0" w:line="240" w:lineRule="exact"/>
+              <w:spacing w:before="0" w:after="0" w:line="240" w:lineRule="auto"/>
               <w:jc w:val="center"/>
             </w:pPr>
             <w:r>
@@ -6679,7 +6680,7 @@
           </w:tcPr>
           <w:p>
             <w:pPr>
-              <w:spacing w:before="0" w:after="0" w:line="240" w:lineRule="exact"/>
+              <w:spacing w:before="0" w:after="0" w:line="240" w:lineRule="auto"/>
               <w:jc w:val="right"/>
             </w:pPr>
             <w:r>
@@ -6700,7 +6701,7 @@
           </w:tcPr>
           <w:p>
             <w:pPr>
-              <w:spacing w:before="0" w:after="0" w:line="240" w:lineRule="exact"/>
+              <w:spacing w:before="0" w:after="0" w:line="240" w:lineRule="auto"/>
               <w:jc w:val="right"/>
             </w:pPr>
             <w:r>
@@ -6721,7 +6722,7 @@
           </w:tcPr>
           <w:p>
             <w:pPr>
-              <w:spacing w:before="0" w:after="0" w:line="240" w:lineRule="exact"/>
+              <w:spacing w:before="0" w:after="0" w:line="240" w:lineRule="auto"/>
               <w:jc w:val="right"/>
             </w:pPr>
             <w:r>
@@ -6747,7 +6748,7 @@
           </w:tcPr>
           <w:p>
             <w:pPr>
-              <w:spacing w:before="0" w:after="0" w:line="240" w:lineRule="exact"/>
+              <w:spacing w:before="0" w:after="0" w:line="240" w:lineRule="auto"/>
               <w:jc w:val="center"/>
             </w:pPr>
             <w:r>
@@ -6768,7 +6769,7 @@
           </w:tcPr>
           <w:p>
             <w:pPr>
-              <w:spacing w:before="0" w:after="0" w:line="240" w:lineRule="exact"/>
+              <w:spacing w:before="0" w:after="0" w:line="240" w:lineRule="auto"/>
               <w:jc w:val="right"/>
             </w:pPr>
             <w:r>
@@ -6789,7 +6790,7 @@
           </w:tcPr>
           <w:p>
             <w:pPr>
-              <w:spacing w:before="0" w:after="0" w:line="240" w:lineRule="exact"/>
+              <w:spacing w:before="0" w:after="0" w:line="240" w:lineRule="auto"/>
               <w:jc w:val="center"/>
             </w:pPr>
             <w:r>
@@ -6810,7 +6811,7 @@
           </w:tcPr>
           <w:p>
             <w:pPr>
-              <w:spacing w:before="0" w:after="0" w:line="240" w:lineRule="exact"/>
+              <w:spacing w:before="0" w:after="0" w:line="240" w:lineRule="auto"/>
               <w:jc w:val="right"/>
             </w:pPr>
             <w:r>
@@ -6831,7 +6832,7 @@
           </w:tcPr>
           <w:p>
             <w:pPr>
-              <w:spacing w:before="0" w:after="0" w:line="240" w:lineRule="exact"/>
+              <w:spacing w:before="0" w:after="0" w:line="240" w:lineRule="auto"/>
               <w:jc w:val="right"/>
             </w:pPr>
             <w:r>
@@ -6852,7 +6853,7 @@
           </w:tcPr>
           <w:p>
             <w:pPr>
-              <w:spacing w:before="0" w:after="0" w:line="240" w:lineRule="exact"/>
+              <w:spacing w:before="0" w:after="0" w:line="240" w:lineRule="auto"/>
               <w:jc w:val="right"/>
             </w:pPr>
             <w:r>
@@ -6881,7 +6882,7 @@
           </w:tcPr>
           <w:p>
             <w:pPr>
-              <w:spacing w:before="0" w:after="0" w:line="240" w:lineRule="exact"/>
+              <w:spacing w:before="0" w:after="0" w:line="240" w:lineRule="auto"/>
               <w:jc w:val="center"/>
             </w:pPr>
             <w:r>
@@ -6905,7 +6906,7 @@
           </w:tcPr>
           <w:p>
             <w:pPr>
-              <w:spacing w:before="0" w:after="0" w:line="240" w:lineRule="exact"/>
+              <w:spacing w:before="0" w:after="0" w:line="240" w:lineRule="auto"/>
               <w:jc w:val="right"/>
             </w:pPr>
             <w:r>
@@ -6929,7 +6930,7 @@
           </w:tcPr>
           <w:p>
             <w:pPr>
-              <w:spacing w:before="0" w:after="0" w:line="240" w:lineRule="exact"/>
+              <w:spacing w:before="0" w:after="0" w:line="240" w:lineRule="auto"/>
               <w:jc w:val="center"/>
             </w:pPr>
             <w:r>
@@ -6953,7 +6954,7 @@
           </w:tcPr>
           <w:p>
             <w:pPr>
-              <w:spacing w:before="0" w:after="0" w:line="240" w:lineRule="exact"/>
+              <w:spacing w:before="0" w:after="0" w:line="240" w:lineRule="auto"/>
               <w:jc w:val="right"/>
             </w:pPr>
             <w:r>
@@ -6977,7 +6978,7 @@
           </w:tcPr>
           <w:p>
             <w:pPr>
-              <w:spacing w:before="0" w:after="0" w:line="240" w:lineRule="exact"/>
+              <w:spacing w:before="0" w:after="0" w:line="240" w:lineRule="auto"/>
               <w:jc w:val="right"/>
             </w:pPr>
             <w:r>
@@ -7001,7 +7002,7 @@
           </w:tcPr>
           <w:p>
             <w:pPr>
-              <w:spacing w:before="0" w:after="0" w:line="240" w:lineRule="exact"/>
+              <w:spacing w:before="0" w:after="0" w:line="240" w:lineRule="auto"/>
               <w:jc w:val="right"/>
             </w:pPr>
             <w:r>
@@ -7019,7 +7020,7 @@
     </w:tbl>
     <w:p>
       <w:pPr>
-        <w:spacing w:before="40" w:after="80" w:line="220" w:lineRule="exact"/>
+        <w:spacing w:before="40" w:after="80" w:lineRule="auto" w:line="220"/>
         <w:ind w:firstLine="0"/>
         <w:jc w:val="both"/>
       </w:pPr>
@@ -7035,14 +7036,14 @@
     </w:p>
     <w:p>
       <w:pPr>
-        <w:spacing w:before="80" w:after="20" w:line="240" w:lineRule="exact"/>
+        <w:spacing w:before="80" w:after="20"/>
         <w:ind w:firstLine="0"/>
         <w:jc w:val="center"/>
       </w:pPr>
       <w:r>
         <w:drawing>
           <wp:inline xmlns:a="http://schemas.openxmlformats.org/drawingml/2006/main" xmlns:pic="http://schemas.openxmlformats.org/drawingml/2006/picture">
-            <wp:extent cx="4140000" cy="2073035"/>
+            <wp:extent cx="4140000" cy="2073030"/>
             <wp:docPr id="31" name="Picture 31"/>
             <wp:cNvGraphicFramePr>
               <a:graphicFrameLocks noChangeAspect="1"/>
@@ -7055,7 +7056,7 @@
                     <pic:cNvPicPr/>
                   </pic:nvPicPr>
                   <pic:blipFill>
-                    <a:blip r:embed="rId19"/>
+                    <a:blip r:embed="rId20"/>
                     <a:stretch>
                       <a:fillRect/>
                     </a:stretch>
@@ -7063,7 +7064,7 @@
                   <pic:spPr>
                     <a:xfrm>
                       <a:off x="0" y="0"/>
-                      <a:ext cx="4140000" cy="2073035"/>
+                      <a:ext cx="4140000" cy="2073030"/>
                     </a:xfrm>
                     <a:prstGeom prst="rect"/>
                   </pic:spPr>
@@ -7076,7 +7077,7 @@
     </w:p>
     <w:p>
       <w:pPr>
-        <w:spacing w:before="20" w:after="80" w:line="260" w:lineRule="exact"/>
+        <w:spacing w:before="20" w:after="80" w:lineRule="auto" w:line="260"/>
         <w:ind w:firstLine="0"/>
         <w:jc w:val="center"/>
       </w:pPr>
@@ -7097,29 +7098,29 @@
     </w:p>
     <w:p>
       <w:pPr>
-        <w:spacing w:before="240" w:after="120" w:line="360" w:lineRule="exact"/>
+        <w:spacing w:before="240" w:after="120" w:lineRule="auto" w:line="360"/>
         <w:jc w:val="center"/>
+      </w:pPr>
+      <w:r>
+        <w:rPr>
+          <w:rFonts w:ascii="Times New Roman" w:hAnsi="Times New Roman" w:eastAsia="仿宋"/>
+          <w:b/>
+          <w:i w:val="0"/>
+          <w:sz w:val="28"/>
+        </w:rPr>
+        <w:t>六、进一步检验与研究局限</w:t>
+      </w:r>
+    </w:p>
+    <w:p>
+      <w:pPr>
+        <w:spacing w:before="180" w:after="60" w:lineRule="auto" w:line="320"/>
+        <w:jc w:val="left"/>
       </w:pPr>
       <w:r>
         <w:rPr>
           <w:rFonts w:ascii="Times New Roman" w:hAnsi="Times New Roman" w:eastAsia="黑体"/>
           <w:b/>
           <w:i w:val="0"/>
-          <w:sz w:val="28"/>
-        </w:rPr>
-        <w:t>六、进一步检验与研究局限</w:t>
-      </w:r>
-    </w:p>
-    <w:p>
-      <w:pPr>
-        <w:spacing w:before="180" w:after="60" w:line="320" w:lineRule="exact"/>
-        <w:jc w:val="left"/>
-      </w:pPr>
-      <w:r>
-        <w:rPr>
-          <w:rFonts w:ascii="Times New Roman" w:hAnsi="Times New Roman" w:eastAsia="黑体"/>
-          <w:b/>
-          <w:i w:val="0"/>
           <w:sz w:val="24"/>
         </w:rPr>
         <w:t>（一）样本量与检验功效</w:t>
@@ -7127,7 +7128,7 @@
     </w:p>
     <w:p>
       <w:pPr>
-        <w:spacing w:before="0" w:after="0" w:line="360" w:lineRule="exact"/>
+        <w:spacing w:before="0" w:after="0" w:lineRule="auto" w:line="360"/>
         <w:ind w:firstLine="420"/>
         <w:jc w:val="both"/>
       </w:pPr>
@@ -7143,7 +7144,7 @@
     </w:p>
     <w:p>
       <w:pPr>
-        <w:spacing w:before="0" w:after="0" w:line="360" w:lineRule="exact"/>
+        <w:spacing w:before="0" w:after="0" w:lineRule="auto" w:line="360"/>
         <w:ind w:firstLine="420"/>
         <w:jc w:val="both"/>
       </w:pPr>
@@ -7159,7 +7160,7 @@
     </w:p>
     <w:p>
       <w:pPr>
-        <w:spacing w:before="0" w:after="0" w:line="360" w:lineRule="exact"/>
+        <w:spacing w:before="0" w:after="0" w:lineRule="auto" w:line="360"/>
         <w:ind w:firstLine="420"/>
         <w:jc w:val="both"/>
       </w:pPr>
@@ -7175,7 +7176,7 @@
     </w:p>
     <w:p>
       <w:pPr>
-        <w:spacing w:before="0" w:after="0" w:line="360" w:lineRule="exact"/>
+        <w:spacing w:before="0" w:after="0" w:lineRule="auto" w:line="360"/>
         <w:ind w:firstLine="420"/>
         <w:jc w:val="both"/>
       </w:pPr>
@@ -7191,7 +7192,7 @@
     </w:p>
     <w:p>
       <w:pPr>
-        <w:spacing w:before="0" w:after="0" w:line="360" w:lineRule="exact"/>
+        <w:spacing w:before="0" w:after="0" w:lineRule="auto" w:line="360"/>
         <w:ind w:firstLine="420"/>
         <w:jc w:val="both"/>
       </w:pPr>
@@ -7207,14 +7208,14 @@
     </w:p>
     <w:p>
       <w:pPr>
-        <w:spacing w:before="80" w:after="20" w:line="240" w:lineRule="exact"/>
+        <w:spacing w:before="80" w:after="20"/>
         <w:ind w:firstLine="0"/>
         <w:jc w:val="center"/>
       </w:pPr>
       <w:r>
         <w:drawing>
           <wp:inline xmlns:a="http://schemas.openxmlformats.org/drawingml/2006/main" xmlns:pic="http://schemas.openxmlformats.org/drawingml/2006/picture">
-            <wp:extent cx="4140000" cy="1529104"/>
+            <wp:extent cx="4140000" cy="1529931"/>
             <wp:docPr id="32" name="Picture 32"/>
             <wp:cNvGraphicFramePr>
               <a:graphicFrameLocks noChangeAspect="1"/>
@@ -7227,7 +7228,7 @@
                     <pic:cNvPicPr/>
                   </pic:nvPicPr>
                   <pic:blipFill>
-                    <a:blip r:embed="rId20"/>
+                    <a:blip r:embed="rId21"/>
                     <a:stretch>
                       <a:fillRect/>
                     </a:stretch>
@@ -7235,7 +7236,7 @@
                   <pic:spPr>
                     <a:xfrm>
                       <a:off x="0" y="0"/>
-                      <a:ext cx="4140000" cy="1529104"/>
+                      <a:ext cx="4140000" cy="1529931"/>
                     </a:xfrm>
                     <a:prstGeom prst="rect"/>
                   </pic:spPr>
@@ -7248,7 +7249,7 @@
     </w:p>
     <w:p>
       <w:pPr>
-        <w:spacing w:before="20" w:after="80" w:line="260" w:lineRule="exact"/>
+        <w:spacing w:before="20" w:after="80" w:lineRule="auto" w:line="260"/>
         <w:ind w:firstLine="0"/>
         <w:jc w:val="center"/>
       </w:pPr>
@@ -7264,7 +7265,7 @@
     </w:p>
     <w:p>
       <w:pPr>
-        <w:spacing w:before="180" w:after="60" w:line="320" w:lineRule="exact"/>
+        <w:spacing w:before="180" w:after="60" w:lineRule="auto" w:line="320"/>
         <w:jc w:val="left"/>
       </w:pPr>
       <w:r>
@@ -7279,7 +7280,7 @@
     </w:p>
     <w:p>
       <w:pPr>
-        <w:spacing w:before="0" w:after="0" w:line="360" w:lineRule="exact"/>
+        <w:spacing w:before="0" w:after="0" w:lineRule="auto" w:line="360"/>
         <w:ind w:firstLine="420"/>
         <w:jc w:val="both"/>
       </w:pPr>
@@ -7295,7 +7296,7 @@
     </w:p>
     <w:p>
       <w:pPr>
-        <w:spacing w:before="0" w:after="0" w:line="360" w:lineRule="exact"/>
+        <w:spacing w:before="0" w:after="0" w:lineRule="auto" w:line="360"/>
         <w:ind w:firstLine="420"/>
         <w:jc w:val="both"/>
       </w:pPr>
@@ -7311,7 +7312,7 @@
     </w:p>
     <w:p>
       <w:pPr>
-        <w:spacing w:before="0" w:after="0" w:line="360" w:lineRule="exact"/>
+        <w:spacing w:before="0" w:after="0" w:lineRule="auto" w:line="360"/>
         <w:ind w:firstLine="420"/>
         <w:jc w:val="both"/>
       </w:pPr>
@@ -7327,7 +7328,7 @@
     </w:p>
     <w:p>
       <w:pPr>
-        <w:spacing w:before="0" w:after="0" w:line="360" w:lineRule="exact"/>
+        <w:spacing w:before="0" w:after="0" w:lineRule="auto" w:line="360"/>
         <w:ind w:firstLine="420"/>
         <w:jc w:val="both"/>
       </w:pPr>
@@ -7343,7 +7344,7 @@
     </w:p>
     <w:p>
       <w:pPr>
-        <w:spacing w:before="0" w:after="0" w:line="360" w:lineRule="exact"/>
+        <w:spacing w:before="0" w:after="0" w:lineRule="auto" w:line="360"/>
         <w:ind w:firstLine="420"/>
         <w:jc w:val="both"/>
       </w:pPr>
@@ -7359,7 +7360,7 @@
     </w:p>
     <w:p>
       <w:pPr>
-        <w:spacing w:before="0" w:after="0" w:line="360" w:lineRule="exact"/>
+        <w:spacing w:before="0" w:after="0" w:lineRule="auto" w:line="360"/>
         <w:ind w:firstLine="420"/>
         <w:jc w:val="both"/>
       </w:pPr>
@@ -7375,7 +7376,7 @@
     </w:p>
     <w:p>
       <w:pPr>
-        <w:spacing w:before="0" w:after="0" w:line="360" w:lineRule="exact"/>
+        <w:spacing w:before="0" w:after="0" w:lineRule="auto" w:line="360"/>
         <w:ind w:firstLine="420"/>
         <w:jc w:val="both"/>
       </w:pPr>
@@ -7391,12 +7392,12 @@
     </w:p>
     <w:p>
       <w:pPr>
-        <w:spacing w:before="240" w:after="120" w:line="360" w:lineRule="exact"/>
+        <w:spacing w:before="240" w:after="120" w:lineRule="auto" w:line="360"/>
         <w:jc w:val="center"/>
       </w:pPr>
       <w:r>
         <w:rPr>
-          <w:rFonts w:ascii="Times New Roman" w:hAnsi="Times New Roman" w:eastAsia="黑体"/>
+          <w:rFonts w:ascii="Times New Roman" w:hAnsi="Times New Roman" w:eastAsia="仿宋"/>
           <w:b/>
           <w:i w:val="0"/>
           <w:sz w:val="28"/>
@@ -7406,7 +7407,7 @@
     </w:p>
     <w:p>
       <w:pPr>
-        <w:spacing w:before="0" w:after="0" w:line="360" w:lineRule="exact"/>
+        <w:spacing w:before="0" w:after="0" w:lineRule="auto" w:line="360"/>
         <w:ind w:firstLine="420"/>
         <w:jc w:val="both"/>
       </w:pPr>
@@ -7422,7 +7423,7 @@
     </w:p>
     <w:p>
       <w:pPr>
-        <w:spacing w:before="0" w:after="0" w:line="360" w:lineRule="exact"/>
+        <w:spacing w:before="0" w:after="0" w:lineRule="auto" w:line="360"/>
         <w:ind w:firstLine="420"/>
         <w:jc w:val="both"/>
       </w:pPr>
@@ -7438,7 +7439,7 @@
     </w:p>
     <w:p>
       <w:pPr>
-        <w:spacing w:before="0" w:after="0" w:line="360" w:lineRule="exact"/>
+        <w:spacing w:before="0" w:after="0" w:lineRule="auto" w:line="360"/>
         <w:ind w:firstLine="420"/>
         <w:jc w:val="both"/>
       </w:pPr>
@@ -7454,7 +7455,7 @@
     </w:p>
     <w:p>
       <w:pPr>
-        <w:spacing w:before="0" w:after="0" w:line="360" w:lineRule="exact"/>
+        <w:spacing w:before="0" w:after="0" w:lineRule="auto" w:line="360"/>
         <w:ind w:firstLine="420"/>
         <w:jc w:val="both"/>
       </w:pPr>
@@ -7470,7 +7471,7 @@
     </w:p>
     <w:p>
       <w:pPr>
-        <w:spacing w:before="0" w:after="0" w:line="360" w:lineRule="exact"/>
+        <w:spacing w:before="0" w:after="0" w:lineRule="auto" w:line="360"/>
         <w:ind w:firstLine="420"/>
         <w:jc w:val="both"/>
       </w:pPr>
@@ -7486,7 +7487,7 @@
     </w:p>
     <w:p>
       <w:pPr>
-        <w:spacing w:before="0" w:after="0" w:line="360" w:lineRule="exact"/>
+        <w:spacing w:before="0" w:after="0" w:lineRule="auto" w:line="360"/>
         <w:ind w:firstLine="420"/>
         <w:jc w:val="both"/>
       </w:pPr>
@@ -7502,7 +7503,7 @@
     </w:p>
     <w:p>
       <w:pPr>
-        <w:spacing w:before="0" w:after="0" w:line="360" w:lineRule="exact"/>
+        <w:spacing w:before="0" w:after="0" w:lineRule="auto" w:line="360"/>
         <w:ind w:firstLine="420"/>
         <w:jc w:val="both"/>
       </w:pPr>
@@ -7518,7 +7519,7 @@
     </w:p>
     <w:p>
       <w:pPr>
-        <w:spacing w:before="0" w:after="0" w:line="360" w:lineRule="exact"/>
+        <w:spacing w:before="0" w:after="0" w:lineRule="auto" w:line="360"/>
         <w:ind w:firstLine="420"/>
         <w:jc w:val="both"/>
       </w:pPr>
@@ -7534,7 +7535,7 @@
     </w:p>
     <w:p>
       <w:pPr>
-        <w:spacing w:before="0" w:after="0" w:line="360" w:lineRule="exact"/>
+        <w:spacing w:before="0" w:after="0" w:lineRule="auto" w:line="360"/>
         <w:ind w:firstLine="420"/>
         <w:jc w:val="both"/>
       </w:pPr>
@@ -7550,7 +7551,7 @@
     </w:p>
     <w:p>
       <w:pPr>
-        <w:spacing w:before="0" w:after="0" w:line="360" w:lineRule="exact"/>
+        <w:spacing w:before="0" w:after="0" w:lineRule="auto" w:line="360"/>
         <w:ind w:firstLine="420"/>
         <w:jc w:val="both"/>
       </w:pPr>
@@ -7566,7 +7567,7 @@
     </w:p>
     <w:p>
       <w:pPr>
-        <w:spacing w:before="0" w:after="0" w:line="360" w:lineRule="exact"/>
+        <w:spacing w:before="0" w:after="0" w:lineRule="auto" w:line="360"/>
         <w:ind w:firstLine="420"/>
         <w:jc w:val="both"/>
       </w:pPr>
@@ -7582,7 +7583,7 @@
     </w:p>
     <w:p>
       <w:pPr>
-        <w:spacing w:before="0" w:after="0" w:line="360" w:lineRule="exact"/>
+        <w:spacing w:before="0" w:after="0" w:lineRule="auto" w:line="360"/>
         <w:ind w:firstLine="420"/>
         <w:jc w:val="both"/>
       </w:pPr>
@@ -7598,7 +7599,7 @@
     </w:p>
     <w:p>
       <w:pPr>
-        <w:spacing w:before="0" w:after="0" w:line="360" w:lineRule="exact"/>
+        <w:spacing w:before="0" w:after="0" w:lineRule="auto" w:line="360"/>
         <w:ind w:firstLine="420"/>
         <w:jc w:val="both"/>
       </w:pPr>
@@ -7619,12 +7620,12 @@
     </w:p>
     <w:p>
       <w:pPr>
-        <w:spacing w:before="240" w:after="120" w:line="360" w:lineRule="exact"/>
+        <w:spacing w:before="240" w:after="120" w:lineRule="auto" w:line="360"/>
         <w:jc w:val="center"/>
       </w:pPr>
       <w:r>
         <w:rPr>
-          <w:rFonts w:ascii="Times New Roman" w:hAnsi="Times New Roman" w:eastAsia="黑体"/>
+          <w:rFonts w:ascii="Times New Roman" w:hAnsi="Times New Roman" w:eastAsia="仿宋"/>
           <w:b/>
           <w:i w:val="0"/>
           <w:sz w:val="28"/>
@@ -7634,7 +7635,7 @@
     </w:p>
     <w:p>
       <w:pPr>
-        <w:spacing w:before="0" w:after="0" w:line="260" w:lineRule="exact"/>
+        <w:spacing w:before="0" w:after="0" w:lineRule="auto" w:line="260"/>
         <w:ind w:hanging="420" w:left="420"/>
         <w:jc w:val="both"/>
       </w:pPr>
@@ -7650,7 +7651,7 @@
     </w:p>
     <w:p>
       <w:pPr>
-        <w:spacing w:before="0" w:after="0" w:line="260" w:lineRule="exact"/>
+        <w:spacing w:before="0" w:after="0" w:lineRule="auto" w:line="260"/>
         <w:ind w:hanging="420" w:left="420"/>
         <w:jc w:val="both"/>
       </w:pPr>
@@ -7666,7 +7667,7 @@
     </w:p>
     <w:p>
       <w:pPr>
-        <w:spacing w:before="0" w:after="0" w:line="260" w:lineRule="exact"/>
+        <w:spacing w:before="0" w:after="0" w:lineRule="auto" w:line="260"/>
         <w:ind w:hanging="420" w:left="420"/>
         <w:jc w:val="both"/>
       </w:pPr>
@@ -7682,7 +7683,7 @@
     </w:p>
     <w:p>
       <w:pPr>
-        <w:spacing w:before="0" w:after="0" w:line="260" w:lineRule="exact"/>
+        <w:spacing w:before="0" w:after="0" w:lineRule="auto" w:line="260"/>
         <w:ind w:hanging="420" w:left="420"/>
         <w:jc w:val="both"/>
       </w:pPr>
@@ -7698,7 +7699,7 @@
     </w:p>
     <w:p>
       <w:pPr>
-        <w:spacing w:before="0" w:after="0" w:line="260" w:lineRule="exact"/>
+        <w:spacing w:before="0" w:after="0" w:lineRule="auto" w:line="260"/>
         <w:ind w:hanging="420" w:left="420"/>
         <w:jc w:val="both"/>
       </w:pPr>
@@ -7714,7 +7715,7 @@
     </w:p>
     <w:p>
       <w:pPr>
-        <w:spacing w:before="0" w:after="0" w:line="260" w:lineRule="exact"/>
+        <w:spacing w:before="0" w:after="0" w:lineRule="auto" w:line="260"/>
         <w:ind w:hanging="420" w:left="420"/>
         <w:jc w:val="both"/>
       </w:pPr>
@@ -7730,7 +7731,7 @@
     </w:p>
     <w:p>
       <w:pPr>
-        <w:spacing w:before="0" w:after="0" w:line="260" w:lineRule="exact"/>
+        <w:spacing w:before="0" w:after="0" w:lineRule="auto" w:line="260"/>
         <w:ind w:hanging="420" w:left="420"/>
         <w:jc w:val="both"/>
       </w:pPr>
@@ -7746,7 +7747,7 @@
     </w:p>
     <w:p>
       <w:pPr>
-        <w:spacing w:before="0" w:after="0" w:line="260" w:lineRule="exact"/>
+        <w:spacing w:before="0" w:after="0" w:lineRule="auto" w:line="260"/>
         <w:ind w:hanging="420" w:left="420"/>
         <w:jc w:val="both"/>
       </w:pPr>
@@ -7762,7 +7763,7 @@
     </w:p>
     <w:p>
       <w:pPr>
-        <w:spacing w:before="0" w:after="0" w:line="260" w:lineRule="exact"/>
+        <w:spacing w:before="0" w:after="0" w:lineRule="auto" w:line="260"/>
         <w:ind w:hanging="420" w:left="420"/>
         <w:jc w:val="both"/>
       </w:pPr>
@@ -7778,7 +7779,7 @@
     </w:p>
     <w:p>
       <w:pPr>
-        <w:spacing w:before="0" w:after="0" w:line="260" w:lineRule="exact"/>
+        <w:spacing w:before="0" w:after="0" w:lineRule="auto" w:line="260"/>
         <w:ind w:hanging="420" w:left="420"/>
         <w:jc w:val="both"/>
       </w:pPr>
@@ -7794,7 +7795,7 @@
     </w:p>
     <w:p>
       <w:pPr>
-        <w:spacing w:before="0" w:after="0" w:line="260" w:lineRule="exact"/>
+        <w:spacing w:before="0" w:after="0" w:lineRule="auto" w:line="260"/>
         <w:ind w:hanging="420" w:left="420"/>
         <w:jc w:val="both"/>
       </w:pPr>
@@ -7810,7 +7811,7 @@
     </w:p>
     <w:p>
       <w:pPr>
-        <w:spacing w:before="0" w:after="0" w:line="260" w:lineRule="exact"/>
+        <w:spacing w:before="0" w:after="0" w:lineRule="auto" w:line="260"/>
         <w:ind w:hanging="420" w:left="420"/>
         <w:jc w:val="both"/>
       </w:pPr>
@@ -7826,7 +7827,7 @@
     </w:p>
     <w:p>
       <w:pPr>
-        <w:spacing w:before="0" w:after="0" w:line="260" w:lineRule="exact"/>
+        <w:spacing w:before="0" w:after="0" w:lineRule="auto" w:line="260"/>
         <w:ind w:hanging="420" w:left="420"/>
         <w:jc w:val="both"/>
       </w:pPr>
@@ -7843,7 +7844,8 @@
     <w:sectPr>
       <w:footerReference w:type="first" r:id="rId14"/>
       <w:headerReference w:type="default" r:id="rId15"/>
-      <w:footerReference w:type="default" r:id="rId16"/>
+      <w:headerReference w:type="even" r:id="rId16"/>
+      <w:footerReference w:type="default" r:id="rId17"/>
       <w:pgSz w:w="11906" w:h="16838"/>
       <w:pgMar w:top="1304" w:right="1417" w:bottom="1247" w:left="1417" w:header="851" w:footer="992" w:gutter="0"/>
       <w:cols w:space="425"/>
@@ -8064,6 +8066,40 @@
         <w:sz w:val="18"/>
       </w:rPr>
       <w:t>罗允绩：中国货币政策报告文本特征与金融市场反应</w:t>
+    </w:r>
+  </w:p>
+</w:hdr>
+</file>
+
+<file path=word/header4.xml><?xml version="1.0" encoding="utf-8"?>
+<w:hdr xmlns:m="http://schemas.openxmlformats.org/officeDocument/2006/math" xmlns:mc="http://schemas.openxmlformats.org/markup-compatibility/2006" xmlns:mo="http://schemas.microsoft.com/office/mac/office/2008/main" xmlns:mv="urn:schemas-microsoft-com:mac:vml" xmlns:o="urn:schemas-microsoft-com:office:office" xmlns:r="http://schemas.openxmlformats.org/officeDocument/2006/relationships" xmlns:v="urn:schemas-microsoft-com:vml" xmlns:w10="urn:schemas-microsoft-com:office:word" xmlns:w14="http://schemas.microsoft.com/office/word/2010/wordml" xmlns:w="http://schemas.openxmlformats.org/wordprocessingml/2006/main" xmlns:wne="http://schemas.microsoft.com/office/word/2006/wordml" xmlns:wp14="http://schemas.microsoft.com/office/word/2010/wordprocessingDrawing" xmlns:wp="http://schemas.openxmlformats.org/drawingml/2006/wordprocessingDrawing" xmlns:wpc="http://schemas.microsoft.com/office/word/2010/wordprocessingCanvas" xmlns:wpg="http://schemas.microsoft.com/office/word/2010/wordprocessingGroup" xmlns:wpi="http://schemas.microsoft.com/office/word/2010/wordprocessingInk" xmlns:wps="http://schemas.microsoft.com/office/word/2010/wordprocessingShape" mc:Ignorable="w14 wp14">
+  <w:p>
+    <w:pPr>
+      <w:pStyle w:val="Header"/>
+      <w:jc w:val="center"/>
+    </w:pPr>
+    <w:r>
+      <w:rPr>
+        <w:rFonts w:ascii="Times New Roman" w:hAnsi="Times New Roman" w:eastAsia="宋体"/>
+        <w:b w:val="0"/>
+        <w:i w:val="0"/>
+        <w:sz w:val="18"/>
+      </w:rPr>
+      <w:t>面向经济和金融的Python编程</w:t>
+    </w:r>
+  </w:p>
+  <w:p>
+    <w:pPr>
+      <w:jc w:val="right"/>
+    </w:pPr>
+    <w:r>
+      <w:rPr>
+        <w:rFonts w:ascii="Times New Roman" w:hAnsi="Times New Roman" w:eastAsia="宋体"/>
+        <w:b w:val="0"/>
+        <w:i w:val="0"/>
+        <w:sz w:val="18"/>
+      </w:rPr>
+      <w:t>2026年6月</w:t>
     </w:r>
   </w:p>
 </w:hdr>
@@ -8393,7 +8429,7 @@
     <w:next w:val="a"/>
     <w:qFormat/>
     <w:pPr>
-      <w:spacing w:line="400" w:lineRule="exact"/>
+      <w:spacing w:line="400" w:lineRule="auto"/>
       <w:jc w:val="left"/>
       <w:outlineLvl w:val="0"/>
     </w:pPr>

--- a/paper/课程论文_提交版.docx
+++ b/paper/课程论文_提交版.docx
@@ -1206,7 +1206,7 @@
     </w:tbl>
     <w:p>
       <w:pPr>
-        <w:spacing w:line="400" w:lineRule="auto" w:before="0" w:after="0"/>
+        <w:spacing w:line="400" w:lineRule="exact" w:before="0" w:after="0"/>
         <w:rPr>
           <w:rFonts w:ascii="黑体" w:eastAsia="黑体" w:hAnsi="黑体" w:cs="黑体"/>
           <w:sz w:val="24"/>
@@ -1222,46 +1222,49 @@
           <w:footerReference w:type="first" r:id="rId13"/>
           <w:pgSz w:w="11906" w:h="16838"/>
           <w:pgMar w:top="1304" w:right="1417" w:bottom="1247" w:left="1417" w:header="851" w:footer="992" w:gutter="0"/>
-          <w:pgNumType w:start="1"/>
           <w:cols w:space="425"/>
           <w:titlePg/>
           <w:docGrid w:type="lines" w:linePitch="312"/>
+          <w:pgNumType w:start="0"/>
         </w:sectPr>
       </w:pPr>
     </w:p>
     <w:p>
       <w:pPr>
-        <w:spacing w:before="0" w:after="100" w:lineRule="auto" w:line="560"/>
+        <w:widowControl/>
+        <w:spacing w:before="0" w:after="40" w:lineRule="exact" w:line="480"/>
         <w:jc w:val="center"/>
       </w:pPr>
       <w:r>
         <w:rPr>
-          <w:rFonts w:ascii="Times New Roman" w:hAnsi="Times New Roman" w:eastAsia="方正小标宋简体"/>
-          <w:b/>
-          <w:i w:val="0"/>
-          <w:sz w:val="44"/>
+          <w:rFonts w:ascii="Times New Roman" w:hAnsi="Times New Roman" w:eastAsia="SimHei"/>
+          <w:b w:val="0"/>
+          <w:i w:val="0"/>
+          <w:sz w:val="36"/>
         </w:rPr>
         <w:t>中国货币政策报告文本特征</w:t>
       </w:r>
     </w:p>
     <w:p>
       <w:pPr>
-        <w:spacing w:before="0" w:after="100" w:lineRule="auto" w:line="560"/>
+        <w:widowControl/>
+        <w:spacing w:before="0" w:after="40" w:lineRule="exact" w:line="480"/>
         <w:jc w:val="center"/>
       </w:pPr>
       <w:r>
         <w:rPr>
-          <w:rFonts w:ascii="Times New Roman" w:hAnsi="Times New Roman" w:eastAsia="方正小标宋简体"/>
-          <w:b/>
-          <w:i w:val="0"/>
-          <w:sz w:val="44"/>
+          <w:rFonts w:ascii="Times New Roman" w:hAnsi="Times New Roman" w:eastAsia="SimHei"/>
+          <w:b w:val="0"/>
+          <w:i w:val="0"/>
+          <w:sz w:val="36"/>
         </w:rPr>
         <w:t>与金融市场反应</w:t>
       </w:r>
     </w:p>
     <w:p>
       <w:pPr>
-        <w:spacing w:before="0" w:after="40" w:lineRule="auto" w:line="280"/>
+        <w:widowControl/>
+        <w:spacing w:before="40" w:after="80" w:lineRule="auto" w:line="320"/>
         <w:jc w:val="center"/>
       </w:pPr>
       <w:r>
@@ -1271,27 +1274,29 @@
           <w:i w:val="0"/>
           <w:sz w:val="24"/>
         </w:rPr>
-        <w:t>基于文本创新度、分组交叉验证与金融事件研究</w:t>
-      </w:r>
-    </w:p>
-    <w:p>
-      <w:pPr>
-        <w:spacing w:before="0" w:after="40" w:lineRule="auto" w:line="280"/>
+        <w:t>——基于Python文本量化、股票波动与国债收益率曲线的研究</w:t>
+      </w:r>
+    </w:p>
+    <w:p>
+      <w:pPr>
+        <w:widowControl/>
+        <w:spacing w:before="120" w:after="120" w:lineRule="auto" w:line="400"/>
         <w:jc w:val="center"/>
       </w:pPr>
       <w:r>
         <w:rPr>
-          <w:rFonts w:ascii="Times New Roman" w:hAnsi="Times New Roman" w:eastAsia="宋体"/>
-          <w:b w:val="0"/>
-          <w:i w:val="0"/>
-          <w:sz w:val="21"/>
+          <w:rFonts w:ascii="Times New Roman" w:hAnsi="Times New Roman" w:eastAsia="楷体"/>
+          <w:b w:val="0"/>
+          <w:i w:val="0"/>
+          <w:sz w:val="32"/>
         </w:rPr>
         <w:t>罗允绩</w:t>
       </w:r>
     </w:p>
     <w:p>
       <w:pPr>
-        <w:spacing w:before="80" w:after="0" w:lineRule="auto" w:line="300"/>
+        <w:widowControl/>
+        <w:spacing w:before="80" w:after="0" w:lineRule="exact" w:line="300"/>
         <w:ind w:firstLine="0"/>
         <w:jc w:val="both"/>
       </w:pPr>
@@ -1300,39 +1305,41 @@
           <w:rFonts w:ascii="Times New Roman" w:hAnsi="Times New Roman" w:eastAsia="仿宋"/>
           <w:b/>
           <w:i w:val="0"/>
-          <w:sz w:val="19"/>
+          <w:sz w:val="21"/>
         </w:rPr>
         <w:t>内容提要：</w:t>
       </w:r>
       <w:r>
         <w:rPr>
-          <w:rFonts w:ascii="Times New Roman" w:hAnsi="Times New Roman" w:eastAsia="宋体"/>
-          <w:b w:val="0"/>
-          <w:i w:val="0"/>
-          <w:sz w:val="19"/>
+          <w:rFonts w:ascii="Times New Roman" w:hAnsi="Times New Roman" w:eastAsia="仿宋"/>
+          <w:b w:val="0"/>
+          <w:i w:val="0"/>
+          <w:sz w:val="21"/>
         </w:rPr>
         <w:t>本文基于2006Q1至2025Q4中国人民银行季度货币政策执行报告，构造政策指引扩展窗口TF-IDF创新度，并结合人工标注、语境门控和字符TF-IDF与LinearSVC检验文本测量有效性。股票事件研究显示，政策指引创新度与报告发布后五日实际波动率显著正相关；创新度提高一个样本标准差，实际波动率约提高13.0%。Student-t EGARCH-X日度模型得到方向一致但不显著的波动率效应。债券部分中，未预期政策语调和跨拟合监督语调对收益率曲线斜率的解释不稳定，适合作为探索性证据。结果表明，央行报告中的增量指引信息更直接地反映在股票短期不确定性中，而债券期限结构反应需要更细致地区分政策路径、宏观信息和期限溢价。</w:t>
       </w:r>
     </w:p>
     <w:p>
       <w:pPr>
-        <w:spacing w:before="20" w:after="20" w:lineRule="auto" w:line="300"/>
+        <w:widowControl/>
+        <w:spacing w:before="20" w:after="20" w:lineRule="exact" w:line="300"/>
         <w:ind w:firstLine="0"/>
         <w:jc w:val="both"/>
       </w:pPr>
       <w:r>
         <w:rPr>
-          <w:rFonts w:ascii="Times New Roman" w:hAnsi="Times New Roman" w:eastAsia="宋体"/>
-          <w:b w:val="0"/>
-          <w:i w:val="0"/>
-          <w:sz w:val="19"/>
+          <w:rFonts w:ascii="Times New Roman" w:hAnsi="Times New Roman" w:eastAsia="仿宋"/>
+          <w:b w:val="0"/>
+          <w:i w:val="0"/>
+          <w:sz w:val="21"/>
         </w:rPr>
         <w:t>关键词：货币政策沟通；文本创新度；实际波动率；EGARCH-X；收益率曲线</w:t>
       </w:r>
     </w:p>
     <w:p>
       <w:pPr>
-        <w:spacing w:before="0" w:after="40" w:lineRule="auto" w:line="280"/>
+        <w:widowControl/>
+        <w:spacing w:before="0" w:after="40" w:lineRule="exact" w:line="280"/>
         <w:jc w:val="center"/>
       </w:pPr>
       <w:r>
@@ -1340,14 +1347,15 @@
           <w:rFonts w:ascii="Times New Roman" w:hAnsi="Times New Roman" w:eastAsia="宋体"/>
           <w:b w:val="0"/>
           <w:i w:val="0"/>
-          <w:sz w:val="19"/>
-        </w:rPr>
-        <w:t>中图分类号：F822.0    文献标识码：A</w:t>
-      </w:r>
-    </w:p>
-    <w:p>
-      <w:pPr>
-        <w:spacing w:before="0" w:after="40" w:lineRule="auto" w:line="280"/>
+          <w:sz w:val="21"/>
+        </w:rPr>
+        <w:t>中图分类号：F832.0    文献标识码：A</w:t>
+      </w:r>
+    </w:p>
+    <w:p>
+      <w:pPr>
+        <w:widowControl/>
+        <w:spacing w:before="0" w:after="40" w:lineRule="exact" w:line="280"/>
         <w:jc w:val="center"/>
       </w:pPr>
       <w:r>
@@ -1362,7 +1370,8 @@
     </w:p>
     <w:p>
       <w:pPr>
-        <w:spacing w:before="0" w:after="40" w:lineRule="auto" w:line="280"/>
+        <w:widowControl/>
+        <w:spacing w:before="0" w:after="40" w:lineRule="exact" w:line="280"/>
         <w:jc w:val="center"/>
       </w:pPr>
       <w:r>
@@ -1370,14 +1379,15 @@
           <w:rFonts w:ascii="Times New Roman" w:hAnsi="Times New Roman" w:eastAsia="Times New Roman"/>
           <w:b w:val="0"/>
           <w:i w:val="0"/>
-          <w:sz w:val="19"/>
+          <w:sz w:val="21"/>
         </w:rPr>
         <w:t>LUO Yunji</w:t>
       </w:r>
     </w:p>
     <w:p>
       <w:pPr>
-        <w:spacing w:before="40" w:after="0" w:lineRule="auto" w:line="280"/>
+        <w:widowControl/>
+        <w:spacing w:before="40" w:after="0" w:lineRule="exact" w:line="280"/>
         <w:ind w:firstLine="0"/>
         <w:jc w:val="both"/>
       </w:pPr>
@@ -1386,24 +1396,24 @@
           <w:rFonts w:ascii="Times New Roman" w:hAnsi="Times New Roman" w:eastAsia="Times New Roman"/>
           <w:b/>
           <w:i w:val="0"/>
-          <w:sz w:val="19"/>
-        </w:rPr>
+          <w:sz w:val="21"/>
+        </w:rPr>
+        <w:t xml:space="preserve">Abstract: </w:t>
       </w:r>
       <w:r>
         <w:rPr>
           <w:rFonts w:ascii="Times New Roman" w:hAnsi="Times New Roman" w:eastAsia="Times New Roman"/>
           <w:b w:val="0"/>
           <w:i w:val="0"/>
-          <w:sz w:val="19"/>
-        </w:rPr>
-      </w:r>
-      <w:r>
-        <w:t>Abstract: This paper studies quarterly monetary policy reports of the People's Bank of China from 2006Q1 to 2025Q4. It constructs an expanding-window TF-IDF novelty measure for policy guidance, validates text measurement with manual annotations, context gating, and grouped cross-validation, and links the text measures to stock and bond market reactions. The core event-level evidence shows a positive association between guidance novelty and five-day realized stock volatility. A Student-t EGARCH-X 模型 on the full daily return sequence yields a positive but statistically weaker volatility effect. Unexpected policy tone and cross-fitted supervised tone do not robustly explain the government bond yield curve, suggesting that bond-market communication effects are harder to separate from macro-information and term-premium channels.</w:t>
-      </w:r>
-    </w:p>
-    <w:p>
-      <w:pPr>
-        <w:spacing w:before="0" w:after="40" w:lineRule="auto" w:line="280"/>
+          <w:sz w:val="21"/>
+        </w:rPr>
+        <w:t>This paper studies quarterly monetary policy reports of the People's Bank of China from 2006Q1 to 2025Q4. It constructs an expanding-window TF-IDF novelty measure for policy guidance, validates text measurement with manual annotations, context gating, and grouped cross-validation, and links the text measures to stock and bond market reactions. The core event-level evidence shows a positive association between guidance novelty and five-day realized stock volatility. A Student-t EGARCH-X model estimated on the full daily return sequence yields a positive but statistically weaker volatility effect. Unexpected policy tone and cross-fitted supervised tone do not robustly explain the government bond yield curve, suggesting that bond-market communication effects are harder to separate from macro-information and term-premium channels.</w:t>
+      </w:r>
+    </w:p>
+    <w:p>
+      <w:pPr>
+        <w:widowControl/>
+        <w:spacing w:before="0" w:after="40" w:lineRule="exact" w:line="280"/>
         <w:jc w:val="center"/>
       </w:pPr>
       <w:r>
@@ -1411,25 +1421,23 @@
           <w:rFonts w:ascii="Times New Roman" w:hAnsi="Times New Roman" w:eastAsia="Times New Roman"/>
           <w:b w:val="0"/>
           <w:i w:val="0"/>
-          <w:sz w:val="19"/>
+          <w:sz w:val="21"/>
         </w:rPr>
         <w:t>Key words: monetary policy communication; text novelty; realized volatility; EGARCH-X; yield curve</w:t>
       </w:r>
     </w:p>
     <w:p>
-      <w:r>
-        <w:br w:type="page"/>
-      </w:r>
-    </w:p>
-    <w:p>
-      <w:pPr>
-        <w:spacing w:before="240" w:after="120" w:lineRule="auto" w:line="360"/>
+      <w:pPr>
+        <w:keepNext/>
+        <w:keepLines/>
+        <w:widowControl/>
+        <w:spacing w:before="240" w:after="120" w:lineRule="exact" w:line="360"/>
         <w:jc w:val="center"/>
       </w:pPr>
       <w:r>
         <w:rPr>
           <w:rFonts w:ascii="Times New Roman" w:hAnsi="Times New Roman" w:eastAsia="仿宋"/>
-          <w:b/>
+          <w:b w:val="0"/>
           <w:i w:val="0"/>
           <w:sz w:val="28"/>
         </w:rPr>
@@ -1438,7 +1446,8 @@
     </w:p>
     <w:p>
       <w:pPr>
-        <w:spacing w:before="0" w:after="0" w:lineRule="auto" w:line="360"/>
+        <w:widowControl/>
+        <w:spacing w:before="0" w:after="0" w:lineRule="exact" w:line="360"/>
         <w:ind w:firstLine="420"/>
         <w:jc w:val="both"/>
       </w:pPr>
@@ -1454,7 +1463,8 @@
     </w:p>
     <w:p>
       <w:pPr>
-        <w:spacing w:before="0" w:after="0" w:lineRule="auto" w:line="360"/>
+        <w:widowControl/>
+        <w:spacing w:before="0" w:after="0" w:lineRule="exact" w:line="360"/>
         <w:ind w:firstLine="420"/>
         <w:jc w:val="both"/>
       </w:pPr>
@@ -1470,7 +1480,8 @@
     </w:p>
     <w:p>
       <w:pPr>
-        <w:spacing w:before="0" w:after="0" w:lineRule="auto" w:line="360"/>
+        <w:widowControl/>
+        <w:spacing w:before="0" w:after="0" w:lineRule="exact" w:line="360"/>
         <w:ind w:firstLine="420"/>
         <w:jc w:val="both"/>
       </w:pPr>
@@ -1486,7 +1497,8 @@
     </w:p>
     <w:p>
       <w:pPr>
-        <w:spacing w:before="0" w:after="0" w:lineRule="auto" w:line="360"/>
+        <w:widowControl/>
+        <w:spacing w:before="0" w:after="0" w:lineRule="exact" w:line="360"/>
         <w:ind w:firstLine="420"/>
         <w:jc w:val="both"/>
       </w:pPr>
@@ -1502,7 +1514,8 @@
     </w:p>
     <w:p>
       <w:pPr>
-        <w:spacing w:before="0" w:after="0" w:lineRule="auto" w:line="360"/>
+        <w:widowControl/>
+        <w:spacing w:before="0" w:after="0" w:lineRule="exact" w:line="360"/>
         <w:ind w:firstLine="420"/>
         <w:jc w:val="both"/>
       </w:pPr>
@@ -1518,7 +1531,8 @@
     </w:p>
     <w:p>
       <w:pPr>
-        <w:spacing w:before="0" w:after="0" w:lineRule="auto" w:line="360"/>
+        <w:widowControl/>
+        <w:spacing w:before="0" w:after="0" w:lineRule="exact" w:line="360"/>
         <w:ind w:firstLine="420"/>
         <w:jc w:val="both"/>
       </w:pPr>
@@ -1534,7 +1548,8 @@
     </w:p>
     <w:p>
       <w:pPr>
-        <w:spacing w:before="0" w:after="0" w:lineRule="auto" w:line="360"/>
+        <w:widowControl/>
+        <w:spacing w:before="0" w:after="0" w:lineRule="exact" w:line="360"/>
         <w:ind w:firstLine="420"/>
         <w:jc w:val="both"/>
       </w:pPr>
@@ -1550,7 +1565,8 @@
     </w:p>
     <w:p>
       <w:pPr>
-        <w:spacing w:before="0" w:after="0" w:lineRule="auto" w:line="360"/>
+        <w:widowControl/>
+        <w:spacing w:before="0" w:after="0" w:lineRule="exact" w:line="360"/>
         <w:ind w:firstLine="420"/>
         <w:jc w:val="both"/>
       </w:pPr>
@@ -1566,7 +1582,8 @@
     </w:p>
     <w:p>
       <w:pPr>
-        <w:spacing w:before="0" w:after="0" w:lineRule="auto" w:line="360"/>
+        <w:widowControl/>
+        <w:spacing w:before="0" w:after="0" w:lineRule="exact" w:line="360"/>
         <w:ind w:firstLine="420"/>
         <w:jc w:val="both"/>
       </w:pPr>
@@ -1582,13 +1599,16 @@
     </w:p>
     <w:p>
       <w:pPr>
-        <w:spacing w:before="240" w:after="120" w:lineRule="auto" w:line="360"/>
+        <w:keepNext/>
+        <w:keepLines/>
+        <w:widowControl/>
+        <w:spacing w:before="240" w:after="120" w:lineRule="exact" w:line="360"/>
         <w:jc w:val="center"/>
       </w:pPr>
       <w:r>
         <w:rPr>
           <w:rFonts w:ascii="Times New Roman" w:hAnsi="Times New Roman" w:eastAsia="仿宋"/>
-          <w:b/>
+          <w:b w:val="0"/>
           <w:i w:val="0"/>
           <w:sz w:val="28"/>
         </w:rPr>
@@ -1597,13 +1617,17 @@
     </w:p>
     <w:p>
       <w:pPr>
-        <w:spacing w:before="180" w:after="60" w:lineRule="auto" w:line="320"/>
+        <w:keepNext/>
+        <w:keepLines/>
+        <w:widowControl/>
+        <w:spacing w:before="180" w:after="60" w:lineRule="exact" w:line="320"/>
+        <w:ind w:firstLine="420"/>
         <w:jc w:val="left"/>
       </w:pPr>
       <w:r>
         <w:rPr>
           <w:rFonts w:ascii="Times New Roman" w:hAnsi="Times New Roman" w:eastAsia="黑体"/>
-          <w:b/>
+          <w:b w:val="0"/>
           <w:i w:val="0"/>
           <w:sz w:val="24"/>
         </w:rPr>
@@ -1612,7 +1636,8 @@
     </w:p>
     <w:p>
       <w:pPr>
-        <w:spacing w:before="0" w:after="0" w:lineRule="auto" w:line="360"/>
+        <w:widowControl/>
+        <w:spacing w:before="0" w:after="0" w:lineRule="exact" w:line="360"/>
         <w:ind w:firstLine="420"/>
         <w:jc w:val="both"/>
       </w:pPr>
@@ -1628,7 +1653,8 @@
     </w:p>
     <w:p>
       <w:pPr>
-        <w:spacing w:before="0" w:after="0" w:lineRule="auto" w:line="360"/>
+        <w:widowControl/>
+        <w:spacing w:before="0" w:after="0" w:lineRule="exact" w:line="360"/>
         <w:ind w:firstLine="420"/>
         <w:jc w:val="both"/>
       </w:pPr>
@@ -1644,7 +1670,8 @@
     </w:p>
     <w:p>
       <w:pPr>
-        <w:spacing w:before="0" w:after="0" w:lineRule="auto" w:line="360"/>
+        <w:widowControl/>
+        <w:spacing w:before="0" w:after="0" w:lineRule="exact" w:line="360"/>
         <w:ind w:firstLine="420"/>
         <w:jc w:val="both"/>
       </w:pPr>
@@ -1660,7 +1687,8 @@
     </w:p>
     <w:p>
       <w:pPr>
-        <w:spacing w:before="0" w:after="0" w:lineRule="auto" w:line="360"/>
+        <w:widowControl/>
+        <w:spacing w:before="0" w:after="0" w:lineRule="exact" w:line="360"/>
         <w:ind w:firstLine="420"/>
         <w:jc w:val="both"/>
       </w:pPr>
@@ -1676,7 +1704,8 @@
     </w:p>
     <w:p>
       <w:pPr>
-        <w:spacing w:before="0" w:after="0" w:lineRule="auto" w:line="360"/>
+        <w:widowControl/>
+        <w:spacing w:before="0" w:after="0" w:lineRule="exact" w:line="360"/>
         <w:ind w:firstLine="420"/>
         <w:jc w:val="both"/>
       </w:pPr>
@@ -1692,7 +1721,8 @@
     </w:p>
     <w:p>
       <w:pPr>
-        <w:spacing w:before="0" w:after="0" w:lineRule="auto" w:line="360"/>
+        <w:widowControl/>
+        <w:spacing w:before="0" w:after="0" w:lineRule="exact" w:line="360"/>
         <w:ind w:firstLine="420"/>
         <w:jc w:val="both"/>
       </w:pPr>
@@ -1708,12 +1738,15 @@
     </w:p>
     <w:p>
       <w:pPr>
-        <w:spacing w:before="80" w:after="40" w:lineRule="auto" w:line="260"/>
+        <w:keepNext/>
+        <w:keepLines/>
+        <w:widowControl/>
+        <w:spacing w:before="80" w:after="40" w:lineRule="exact" w:line="260"/>
         <w:jc w:val="center"/>
       </w:pPr>
       <w:r>
         <w:rPr>
-          <w:rFonts w:ascii="Times New Roman" w:hAnsi="Times New Roman" w:eastAsia="仿宋"/>
+          <w:rFonts w:ascii="Times New Roman" w:hAnsi="Times New Roman" w:eastAsia="黑体"/>
           <w:b/>
           <w:i w:val="0"/>
           <w:sz w:val="18"/>
@@ -1749,7 +1782,7 @@
         </w:trPr>
         <w:tc>
           <w:tcPr>
-            <w:tcW w:type="dxa" w:w="1928"/>
+            <w:tcW w:type="dxa" w:w="3231"/>
             <w:vAlign w:val="center"/>
             <w:tcBorders>
               <w:bottom w:val="single" w:sz="4" w:space="0" w:color="000000"/>
@@ -1757,7 +1790,7 @@
           </w:tcPr>
           <w:p>
             <w:pPr>
-              <w:spacing w:before="0" w:after="0" w:line="240" w:lineRule="auto"/>
+              <w:spacing w:before="0" w:after="0" w:line="240" w:lineRule="exact"/>
               <w:jc w:val="center"/>
             </w:pPr>
             <w:r>
@@ -1773,7 +1806,7 @@
         </w:tc>
         <w:tc>
           <w:tcPr>
-            <w:tcW w:type="dxa" w:w="1814"/>
+            <w:tcW w:type="dxa" w:w="1318"/>
             <w:vAlign w:val="center"/>
             <w:tcBorders>
               <w:bottom w:val="single" w:sz="4" w:space="0" w:color="000000"/>
@@ -1781,7 +1814,7 @@
           </w:tcPr>
           <w:p>
             <w:pPr>
-              <w:spacing w:before="0" w:after="0" w:line="240" w:lineRule="auto"/>
+              <w:spacing w:before="0" w:after="0" w:line="240" w:lineRule="exact"/>
               <w:jc w:val="center"/>
             </w:pPr>
             <w:r>
@@ -1797,7 +1830,7 @@
         </w:tc>
         <w:tc>
           <w:tcPr>
-            <w:tcW w:type="dxa" w:w="1361"/>
+            <w:tcW w:type="dxa" w:w="1318"/>
             <w:vAlign w:val="center"/>
             <w:tcBorders>
               <w:bottom w:val="single" w:sz="4" w:space="0" w:color="000000"/>
@@ -1805,7 +1838,7 @@
           </w:tcPr>
           <w:p>
             <w:pPr>
-              <w:spacing w:before="0" w:after="0" w:line="240" w:lineRule="auto"/>
+              <w:spacing w:before="0" w:after="0" w:line="240" w:lineRule="exact"/>
               <w:jc w:val="center"/>
             </w:pPr>
             <w:r>
@@ -1821,7 +1854,7 @@
         </w:tc>
         <w:tc>
           <w:tcPr>
-            <w:tcW w:type="dxa" w:w="1701"/>
+            <w:tcW w:type="dxa" w:w="1318"/>
             <w:vAlign w:val="center"/>
             <w:tcBorders>
               <w:bottom w:val="single" w:sz="4" w:space="0" w:color="000000"/>
@@ -1829,7 +1862,7 @@
           </w:tcPr>
           <w:p>
             <w:pPr>
-              <w:spacing w:before="0" w:after="0" w:line="240" w:lineRule="auto"/>
+              <w:spacing w:before="0" w:after="0" w:line="240" w:lineRule="exact"/>
               <w:jc w:val="center"/>
             </w:pPr>
             <w:r>
@@ -1845,7 +1878,7 @@
         </w:tc>
         <w:tc>
           <w:tcPr>
-            <w:tcW w:type="dxa" w:w="1701"/>
+            <w:tcW w:type="dxa" w:w="1318"/>
             <w:vAlign w:val="center"/>
             <w:tcBorders>
               <w:bottom w:val="single" w:sz="4" w:space="0" w:color="000000"/>
@@ -1853,7 +1886,7 @@
           </w:tcPr>
           <w:p>
             <w:pPr>
-              <w:spacing w:before="0" w:after="0" w:line="240" w:lineRule="auto"/>
+              <w:spacing w:before="0" w:after="0" w:line="240" w:lineRule="exact"/>
               <w:jc w:val="center"/>
             </w:pPr>
             <w:r>
@@ -1874,12 +1907,12 @@
         </w:trPr>
         <w:tc>
           <w:tcPr>
-            <w:tcW w:type="dxa" w:w="1928"/>
-            <w:vAlign w:val="center"/>
-          </w:tcPr>
-          <w:p>
-            <w:pPr>
-              <w:spacing w:before="0" w:after="0" w:line="240" w:lineRule="auto"/>
+            <w:tcW w:type="dxa" w:w="3231"/>
+            <w:vAlign w:val="center"/>
+          </w:tcPr>
+          <w:p>
+            <w:pPr>
+              <w:spacing w:before="0" w:after="0" w:line="240" w:lineRule="exact"/>
               <w:jc w:val="center"/>
             </w:pPr>
             <w:r>
@@ -1895,33 +1928,33 @@
         </w:tc>
         <w:tc>
           <w:tcPr>
-            <w:tcW w:type="dxa" w:w="1814"/>
-            <w:vAlign w:val="center"/>
-          </w:tcPr>
-          <w:p>
-            <w:pPr>
-              <w:spacing w:before="0" w:after="0" w:line="240" w:lineRule="auto"/>
-              <w:jc w:val="center"/>
-            </w:pPr>
-            <w:r>
-              <w:rPr>
-                <w:rFonts w:ascii="Times New Roman" w:hAnsi="Times New Roman" w:eastAsia="宋体"/>
-                <w:b w:val="0"/>
-                <w:i w:val="0"/>
-                <w:sz w:val="18"/>
-              </w:rPr>
-              <w:t>中国人民银行季度货币政策执行报告全文、宏观经济章节和政策指引章节</w:t>
-            </w:r>
-          </w:p>
-        </w:tc>
-        <w:tc>
-          <w:tcPr>
-            <w:tcW w:type="dxa" w:w="1361"/>
-            <w:vAlign w:val="center"/>
-          </w:tcPr>
-          <w:p>
-            <w:pPr>
-              <w:spacing w:before="0" w:after="0" w:line="240" w:lineRule="auto"/>
+            <w:tcW w:type="dxa" w:w="1318"/>
+            <w:vAlign w:val="center"/>
+          </w:tcPr>
+          <w:p>
+            <w:pPr>
+              <w:spacing w:before="0" w:after="0" w:line="240" w:lineRule="exact"/>
+              <w:jc w:val="center"/>
+            </w:pPr>
+            <w:r>
+              <w:rPr>
+                <w:rFonts w:ascii="Times New Roman" w:hAnsi="Times New Roman" w:eastAsia="宋体"/>
+                <w:b w:val="0"/>
+                <w:i w:val="0"/>
+                <w:sz w:val="18"/>
+              </w:rPr>
+              <w:t>央行季度货币政策执行报告及政策指引章节</w:t>
+            </w:r>
+          </w:p>
+        </w:tc>
+        <w:tc>
+          <w:tcPr>
+            <w:tcW w:type="dxa" w:w="1318"/>
+            <w:vAlign w:val="center"/>
+          </w:tcPr>
+          <w:p>
+            <w:pPr>
+              <w:spacing w:before="0" w:after="0" w:line="240" w:lineRule="exact"/>
               <w:jc w:val="center"/>
             </w:pPr>
             <w:r>
@@ -1937,43 +1970,43 @@
         </w:tc>
         <w:tc>
           <w:tcPr>
-            <w:tcW w:type="dxa" w:w="1701"/>
-            <w:vAlign w:val="center"/>
-          </w:tcPr>
-          <w:p>
-            <w:pPr>
-              <w:spacing w:before="0" w:after="0" w:line="240" w:lineRule="auto"/>
-              <w:jc w:val="center"/>
-            </w:pPr>
-            <w:r>
-              <w:rPr>
-                <w:rFonts w:ascii="Times New Roman" w:hAnsi="Times New Roman" w:eastAsia="宋体"/>
-                <w:b w:val="0"/>
-                <w:i w:val="0"/>
-                <w:sz w:val="18"/>
-              </w:rPr>
-              <w:t>2006Q1-2025Q4（80期）</w:t>
-            </w:r>
-          </w:p>
-        </w:tc>
-        <w:tc>
-          <w:tcPr>
-            <w:tcW w:type="dxa" w:w="1701"/>
-            <w:vAlign w:val="center"/>
-          </w:tcPr>
-          <w:p>
-            <w:pPr>
-              <w:spacing w:before="0" w:after="0" w:line="240" w:lineRule="auto"/>
-              <w:jc w:val="center"/>
-            </w:pPr>
-            <w:r>
-              <w:rPr>
-                <w:rFonts w:ascii="Times New Roman" w:hAnsi="Times New Roman" w:eastAsia="宋体"/>
-                <w:b w:val="0"/>
-                <w:i w:val="0"/>
-                <w:sz w:val="18"/>
-              </w:rPr>
-              <w:t>构造文本创新度、政策语调和报告发布事件</w:t>
+            <w:tcW w:type="dxa" w:w="1318"/>
+            <w:vAlign w:val="center"/>
+          </w:tcPr>
+          <w:p>
+            <w:pPr>
+              <w:spacing w:before="0" w:after="0" w:line="240" w:lineRule="exact"/>
+              <w:jc w:val="center"/>
+            </w:pPr>
+            <w:r>
+              <w:rPr>
+                <w:rFonts w:ascii="Times New Roman" w:hAnsi="Times New Roman" w:eastAsia="宋体"/>
+                <w:b w:val="0"/>
+                <w:i w:val="0"/>
+                <w:sz w:val="18"/>
+              </w:rPr>
+              <w:t>2006Q1—2025Q4（80期）</w:t>
+            </w:r>
+          </w:p>
+        </w:tc>
+        <w:tc>
+          <w:tcPr>
+            <w:tcW w:type="dxa" w:w="1318"/>
+            <w:vAlign w:val="center"/>
+          </w:tcPr>
+          <w:p>
+            <w:pPr>
+              <w:spacing w:before="0" w:after="0" w:line="240" w:lineRule="exact"/>
+              <w:jc w:val="center"/>
+            </w:pPr>
+            <w:r>
+              <w:rPr>
+                <w:rFonts w:ascii="Times New Roman" w:hAnsi="Times New Roman" w:eastAsia="宋体"/>
+                <w:b w:val="0"/>
+                <w:i w:val="0"/>
+                <w:sz w:val="18"/>
+              </w:rPr>
+              <w:t>构造创新度、政策语调与报告事件</w:t>
             </w:r>
           </w:p>
         </w:tc>
@@ -1984,12 +2017,12 @@
         </w:trPr>
         <w:tc>
           <w:tcPr>
-            <w:tcW w:type="dxa" w:w="1928"/>
-            <w:vAlign w:val="center"/>
-          </w:tcPr>
-          <w:p>
-            <w:pPr>
-              <w:spacing w:before="0" w:after="0" w:line="240" w:lineRule="auto"/>
+            <w:tcW w:type="dxa" w:w="3231"/>
+            <w:vAlign w:val="center"/>
+          </w:tcPr>
+          <w:p>
+            <w:pPr>
+              <w:spacing w:before="0" w:after="0" w:line="240" w:lineRule="exact"/>
               <w:jc w:val="center"/>
             </w:pPr>
             <w:r>
@@ -2005,12 +2038,12 @@
         </w:tc>
         <w:tc>
           <w:tcPr>
-            <w:tcW w:type="dxa" w:w="1814"/>
-            <w:vAlign w:val="center"/>
-          </w:tcPr>
-          <w:p>
-            <w:pPr>
-              <w:spacing w:before="0" w:after="0" w:line="240" w:lineRule="auto"/>
+            <w:tcW w:type="dxa" w:w="1318"/>
+            <w:vAlign w:val="center"/>
+          </w:tcPr>
+          <w:p>
+            <w:pPr>
+              <w:spacing w:before="0" w:after="0" w:line="240" w:lineRule="exact"/>
               <w:jc w:val="center"/>
             </w:pPr>
             <w:r>
@@ -2026,12 +2059,12 @@
         </w:tc>
         <w:tc>
           <w:tcPr>
-            <w:tcW w:type="dxa" w:w="1361"/>
-            <w:vAlign w:val="center"/>
-          </w:tcPr>
-          <w:p>
-            <w:pPr>
-              <w:spacing w:before="0" w:after="0" w:line="240" w:lineRule="auto"/>
+            <w:tcW w:type="dxa" w:w="1318"/>
+            <w:vAlign w:val="center"/>
+          </w:tcPr>
+          <w:p>
+            <w:pPr>
+              <w:spacing w:before="0" w:after="0" w:line="240" w:lineRule="exact"/>
               <w:jc w:val="center"/>
             </w:pPr>
             <w:r>
@@ -2047,43 +2080,43 @@
         </w:tc>
         <w:tc>
           <w:tcPr>
-            <w:tcW w:type="dxa" w:w="1701"/>
-            <w:vAlign w:val="center"/>
-          </w:tcPr>
-          <w:p>
-            <w:pPr>
-              <w:spacing w:before="0" w:after="0" w:line="240" w:lineRule="auto"/>
-              <w:jc w:val="center"/>
-            </w:pPr>
-            <w:r>
-              <w:rPr>
-                <w:rFonts w:ascii="Times New Roman" w:hAnsi="Times New Roman" w:eastAsia="宋体"/>
-                <w:b w:val="0"/>
-                <w:i w:val="0"/>
-                <w:sz w:val="18"/>
-              </w:rPr>
-              <w:t>2002-01-04-2026-06-18</w:t>
-            </w:r>
-          </w:p>
-        </w:tc>
-        <w:tc>
-          <w:tcPr>
-            <w:tcW w:type="dxa" w:w="1701"/>
-            <w:vAlign w:val="center"/>
-          </w:tcPr>
-          <w:p>
-            <w:pPr>
-              <w:spacing w:before="0" w:after="0" w:line="240" w:lineRule="auto"/>
-              <w:jc w:val="center"/>
-            </w:pPr>
-            <w:r>
-              <w:rPr>
-                <w:rFonts w:ascii="Times New Roman" w:hAnsi="Times New Roman" w:eastAsia="宋体"/>
-                <w:b w:val="0"/>
-                <w:i w:val="0"/>
-                <w:sz w:val="18"/>
-              </w:rPr>
-              <w:t>计算报告发布后五个交易日实际波动率</w:t>
+            <w:tcW w:type="dxa" w:w="1318"/>
+            <w:vAlign w:val="center"/>
+          </w:tcPr>
+          <w:p>
+            <w:pPr>
+              <w:spacing w:before="0" w:after="0" w:line="240" w:lineRule="exact"/>
+              <w:jc w:val="center"/>
+            </w:pPr>
+            <w:r>
+              <w:rPr>
+                <w:rFonts w:ascii="Times New Roman" w:hAnsi="Times New Roman" w:eastAsia="宋体"/>
+                <w:b w:val="0"/>
+                <w:i w:val="0"/>
+                <w:sz w:val="18"/>
+              </w:rPr>
+              <w:t>与80期报告事件匹配</w:t>
+            </w:r>
+          </w:p>
+        </w:tc>
+        <w:tc>
+          <w:tcPr>
+            <w:tcW w:type="dxa" w:w="1318"/>
+            <w:vAlign w:val="center"/>
+          </w:tcPr>
+          <w:p>
+            <w:pPr>
+              <w:spacing w:before="0" w:after="0" w:line="240" w:lineRule="exact"/>
+              <w:jc w:val="center"/>
+            </w:pPr>
+            <w:r>
+              <w:rPr>
+                <w:rFonts w:ascii="Times New Roman" w:hAnsi="Times New Roman" w:eastAsia="宋体"/>
+                <w:b w:val="0"/>
+                <w:i w:val="0"/>
+                <w:sz w:val="18"/>
+              </w:rPr>
+              <w:t>计算发布后五日实际波动率</w:t>
             </w:r>
           </w:p>
         </w:tc>
@@ -2094,12 +2127,12 @@
         </w:trPr>
         <w:tc>
           <w:tcPr>
-            <w:tcW w:type="dxa" w:w="1928"/>
-            <w:vAlign w:val="center"/>
-          </w:tcPr>
-          <w:p>
-            <w:pPr>
-              <w:spacing w:before="0" w:after="0" w:line="240" w:lineRule="auto"/>
+            <w:tcW w:type="dxa" w:w="3231"/>
+            <w:vAlign w:val="center"/>
+          </w:tcPr>
+          <w:p>
+            <w:pPr>
+              <w:spacing w:before="0" w:after="0" w:line="240" w:lineRule="exact"/>
               <w:jc w:val="center"/>
             </w:pPr>
             <w:r>
@@ -2115,33 +2148,33 @@
         </w:tc>
         <w:tc>
           <w:tcPr>
-            <w:tcW w:type="dxa" w:w="1814"/>
-            <w:vAlign w:val="center"/>
-          </w:tcPr>
-          <w:p>
-            <w:pPr>
-              <w:spacing w:before="0" w:after="0" w:line="240" w:lineRule="auto"/>
-              <w:jc w:val="center"/>
-            </w:pPr>
-            <w:r>
-              <w:rPr>
-                <w:rFonts w:ascii="Times New Roman" w:hAnsi="Times New Roman" w:eastAsia="宋体"/>
-                <w:b w:val="0"/>
-                <w:i w:val="0"/>
-                <w:sz w:val="18"/>
-              </w:rPr>
-              <w:t>1年、5年和10年期中债国债收益率</w:t>
-            </w:r>
-          </w:p>
-        </w:tc>
-        <w:tc>
-          <w:tcPr>
-            <w:tcW w:type="dxa" w:w="1361"/>
-            <w:vAlign w:val="center"/>
-          </w:tcPr>
-          <w:p>
-            <w:pPr>
-              <w:spacing w:before="0" w:after="0" w:line="240" w:lineRule="auto"/>
+            <w:tcW w:type="dxa" w:w="1318"/>
+            <w:vAlign w:val="center"/>
+          </w:tcPr>
+          <w:p>
+            <w:pPr>
+              <w:spacing w:before="0" w:after="0" w:line="240" w:lineRule="exact"/>
+              <w:jc w:val="center"/>
+            </w:pPr>
+            <w:r>
+              <w:rPr>
+                <w:rFonts w:ascii="Times New Roman" w:hAnsi="Times New Roman" w:eastAsia="宋体"/>
+                <w:b w:val="0"/>
+                <w:i w:val="0"/>
+                <w:sz w:val="18"/>
+              </w:rPr>
+              <w:t>1年、5年和10年期国债收益率</w:t>
+            </w:r>
+          </w:p>
+        </w:tc>
+        <w:tc>
+          <w:tcPr>
+            <w:tcW w:type="dxa" w:w="1318"/>
+            <w:vAlign w:val="center"/>
+          </w:tcPr>
+          <w:p>
+            <w:pPr>
+              <w:spacing w:before="0" w:after="0" w:line="240" w:lineRule="exact"/>
               <w:jc w:val="center"/>
             </w:pPr>
             <w:r>
@@ -2157,43 +2190,43 @@
         </w:tc>
         <w:tc>
           <w:tcPr>
-            <w:tcW w:type="dxa" w:w="1701"/>
-            <w:vAlign w:val="center"/>
-          </w:tcPr>
-          <w:p>
-            <w:pPr>
-              <w:spacing w:before="0" w:after="0" w:line="240" w:lineRule="auto"/>
-              <w:jc w:val="center"/>
-            </w:pPr>
-            <w:r>
-              <w:rPr>
-                <w:rFonts w:ascii="Times New Roman" w:hAnsi="Times New Roman" w:eastAsia="宋体"/>
-                <w:b w:val="0"/>
-                <w:i w:val="0"/>
-                <w:sz w:val="18"/>
-              </w:rPr>
-              <w:t>2006-03-01-2026-06-18</w:t>
-            </w:r>
-          </w:p>
-        </w:tc>
-        <w:tc>
-          <w:tcPr>
-            <w:tcW w:type="dxa" w:w="1701"/>
-            <w:vAlign w:val="center"/>
-          </w:tcPr>
-          <w:p>
-            <w:pPr>
-              <w:spacing w:before="0" w:after="0" w:line="240" w:lineRule="auto"/>
-              <w:jc w:val="center"/>
-            </w:pPr>
-            <w:r>
-              <w:rPr>
-                <w:rFonts w:ascii="Times New Roman" w:hAnsi="Times New Roman" w:eastAsia="宋体"/>
-                <w:b w:val="0"/>
-                <w:i w:val="0"/>
-                <w:sz w:val="18"/>
-              </w:rPr>
-              <w:t>构造水平、斜率和曲率的短窗口变化</w:t>
+            <w:tcW w:type="dxa" w:w="1318"/>
+            <w:vAlign w:val="center"/>
+          </w:tcPr>
+          <w:p>
+            <w:pPr>
+              <w:spacing w:before="0" w:after="0" w:line="240" w:lineRule="exact"/>
+              <w:jc w:val="center"/>
+            </w:pPr>
+            <w:r>
+              <w:rPr>
+                <w:rFonts w:ascii="Times New Roman" w:hAnsi="Times New Roman" w:eastAsia="宋体"/>
+                <w:b w:val="0"/>
+                <w:i w:val="0"/>
+                <w:sz w:val="18"/>
+              </w:rPr>
+              <w:t>与正式报告事件匹配</w:t>
+            </w:r>
+          </w:p>
+        </w:tc>
+        <w:tc>
+          <w:tcPr>
+            <w:tcW w:type="dxa" w:w="1318"/>
+            <w:vAlign w:val="center"/>
+          </w:tcPr>
+          <w:p>
+            <w:pPr>
+              <w:spacing w:before="0" w:after="0" w:line="240" w:lineRule="exact"/>
+              <w:jc w:val="center"/>
+            </w:pPr>
+            <w:r>
+              <w:rPr>
+                <w:rFonts w:ascii="Times New Roman" w:hAnsi="Times New Roman" w:eastAsia="宋体"/>
+                <w:b w:val="0"/>
+                <w:i w:val="0"/>
+                <w:sz w:val="18"/>
+              </w:rPr>
+              <w:t>构造水平、斜率与曲率变化</w:t>
             </w:r>
           </w:p>
         </w:tc>
@@ -2204,12 +2237,12 @@
         </w:trPr>
         <w:tc>
           <w:tcPr>
-            <w:tcW w:type="dxa" w:w="1928"/>
-            <w:vAlign w:val="center"/>
-          </w:tcPr>
-          <w:p>
-            <w:pPr>
-              <w:spacing w:before="0" w:after="0" w:line="240" w:lineRule="auto"/>
+            <w:tcW w:type="dxa" w:w="3231"/>
+            <w:vAlign w:val="center"/>
+          </w:tcPr>
+          <w:p>
+            <w:pPr>
+              <w:spacing w:before="0" w:after="0" w:line="240" w:lineRule="exact"/>
               <w:jc w:val="center"/>
             </w:pPr>
             <w:r>
@@ -2225,33 +2258,33 @@
         </w:tc>
         <w:tc>
           <w:tcPr>
-            <w:tcW w:type="dxa" w:w="1814"/>
-            <w:vAlign w:val="center"/>
-          </w:tcPr>
-          <w:p>
-            <w:pPr>
-              <w:spacing w:before="0" w:after="0" w:line="240" w:lineRule="auto"/>
-              <w:jc w:val="center"/>
-            </w:pPr>
-            <w:r>
-              <w:rPr>
-                <w:rFonts w:ascii="Times New Roman" w:hAnsi="Times New Roman" w:eastAsia="宋体"/>
-                <w:b w:val="0"/>
-                <w:i w:val="0"/>
-                <w:sz w:val="18"/>
-              </w:rPr>
-              <w:t>公开政策操作日期与工具信息</w:t>
-            </w:r>
-          </w:p>
-        </w:tc>
-        <w:tc>
-          <w:tcPr>
-            <w:tcW w:type="dxa" w:w="1361"/>
-            <w:vAlign w:val="center"/>
-          </w:tcPr>
-          <w:p>
-            <w:pPr>
-              <w:spacing w:before="0" w:after="0" w:line="240" w:lineRule="auto"/>
+            <w:tcW w:type="dxa" w:w="1318"/>
+            <w:vAlign w:val="center"/>
+          </w:tcPr>
+          <w:p>
+            <w:pPr>
+              <w:spacing w:before="0" w:after="0" w:line="240" w:lineRule="exact"/>
+              <w:jc w:val="center"/>
+            </w:pPr>
+            <w:r>
+              <w:rPr>
+                <w:rFonts w:ascii="Times New Roman" w:hAnsi="Times New Roman" w:eastAsia="宋体"/>
+                <w:b w:val="0"/>
+                <w:i w:val="0"/>
+                <w:sz w:val="18"/>
+              </w:rPr>
+              <w:t>公开政策操作日期与工具</w:t>
+            </w:r>
+          </w:p>
+        </w:tc>
+        <w:tc>
+          <w:tcPr>
+            <w:tcW w:type="dxa" w:w="1318"/>
+            <w:vAlign w:val="center"/>
+          </w:tcPr>
+          <w:p>
+            <w:pPr>
+              <w:spacing w:before="0" w:after="0" w:line="240" w:lineRule="exact"/>
               <w:jc w:val="center"/>
             </w:pPr>
             <w:r>
@@ -2267,43 +2300,43 @@
         </w:tc>
         <w:tc>
           <w:tcPr>
-            <w:tcW w:type="dxa" w:w="1701"/>
-            <w:vAlign w:val="center"/>
-          </w:tcPr>
-          <w:p>
-            <w:pPr>
-              <w:spacing w:before="0" w:after="0" w:line="240" w:lineRule="auto"/>
-              <w:jc w:val="center"/>
-            </w:pPr>
-            <w:r>
-              <w:rPr>
-                <w:rFonts w:ascii="Times New Roman" w:hAnsi="Times New Roman" w:eastAsia="宋体"/>
-                <w:b w:val="0"/>
-                <w:i w:val="0"/>
-                <w:sz w:val="18"/>
-              </w:rPr>
-              <w:t>2006-04-28-2025-05-20</w:t>
-            </w:r>
-          </w:p>
-        </w:tc>
-        <w:tc>
-          <w:tcPr>
-            <w:tcW w:type="dxa" w:w="1701"/>
-            <w:vAlign w:val="center"/>
-          </w:tcPr>
-          <w:p>
-            <w:pPr>
-              <w:spacing w:before="0" w:after="0" w:line="240" w:lineRule="auto"/>
-              <w:jc w:val="center"/>
-            </w:pPr>
-            <w:r>
-              <w:rPr>
-                <w:rFonts w:ascii="Times New Roman" w:hAnsi="Times New Roman" w:eastAsia="宋体"/>
-                <w:b w:val="0"/>
-                <w:i w:val="0"/>
-                <w:sz w:val="18"/>
-              </w:rPr>
-              <w:t>控制报告发布期附近的政策环境</w:t>
+            <w:tcW w:type="dxa" w:w="1318"/>
+            <w:vAlign w:val="center"/>
+          </w:tcPr>
+          <w:p>
+            <w:pPr>
+              <w:spacing w:before="0" w:after="0" w:line="240" w:lineRule="exact"/>
+              <w:jc w:val="center"/>
+            </w:pPr>
+            <w:r>
+              <w:rPr>
+                <w:rFonts w:ascii="Times New Roman" w:hAnsi="Times New Roman" w:eastAsia="宋体"/>
+                <w:b w:val="0"/>
+                <w:i w:val="0"/>
+                <w:sz w:val="18"/>
+              </w:rPr>
+              <w:t>正式事件窗口内</w:t>
+            </w:r>
+          </w:p>
+        </w:tc>
+        <w:tc>
+          <w:tcPr>
+            <w:tcW w:type="dxa" w:w="1318"/>
+            <w:vAlign w:val="center"/>
+          </w:tcPr>
+          <w:p>
+            <w:pPr>
+              <w:spacing w:before="0" w:after="0" w:line="240" w:lineRule="exact"/>
+              <w:jc w:val="center"/>
+            </w:pPr>
+            <w:r>
+              <w:rPr>
+                <w:rFonts w:ascii="Times New Roman" w:hAnsi="Times New Roman" w:eastAsia="宋体"/>
+                <w:b w:val="0"/>
+                <w:i w:val="0"/>
+                <w:sz w:val="18"/>
+              </w:rPr>
+              <w:t>控制报告附近的政策环境</w:t>
             </w:r>
           </w:p>
         </w:tc>
@@ -2314,7 +2347,7 @@
         </w:trPr>
         <w:tc>
           <w:tcPr>
-            <w:tcW w:type="dxa" w:w="1928"/>
+            <w:tcW w:type="dxa" w:w="3231"/>
             <w:vAlign w:val="center"/>
             <w:tcBorders>
               <w:bottom w:val="single" w:sz="8" w:space="0" w:color="000000"/>
@@ -2322,7 +2355,7 @@
           </w:tcPr>
           <w:p>
             <w:pPr>
-              <w:spacing w:before="0" w:after="0" w:line="240" w:lineRule="auto"/>
+              <w:spacing w:before="0" w:after="0" w:line="240" w:lineRule="exact"/>
               <w:jc w:val="center"/>
             </w:pPr>
             <w:r>
@@ -2338,7 +2371,7 @@
         </w:tc>
         <w:tc>
           <w:tcPr>
-            <w:tcW w:type="dxa" w:w="1814"/>
+            <w:tcW w:type="dxa" w:w="1318"/>
             <w:vAlign w:val="center"/>
             <w:tcBorders>
               <w:bottom w:val="single" w:sz="8" w:space="0" w:color="000000"/>
@@ -2346,23 +2379,23 @@
           </w:tcPr>
           <w:p>
             <w:pPr>
-              <w:spacing w:before="0" w:after="0" w:line="240" w:lineRule="auto"/>
-              <w:jc w:val="center"/>
-            </w:pPr>
-            <w:r>
-              <w:rPr>
-                <w:rFonts w:ascii="Times New Roman" w:hAnsi="Times New Roman" w:eastAsia="宋体"/>
-                <w:b w:val="0"/>
-                <w:i w:val="0"/>
-                <w:sz w:val="18"/>
-              </w:rPr>
-              <w:t>政策指引句子240句，包含情感、政策倾向和主题标签</w:t>
-            </w:r>
-          </w:p>
-        </w:tc>
-        <w:tc>
-          <w:tcPr>
-            <w:tcW w:type="dxa" w:w="1361"/>
+              <w:spacing w:before="0" w:after="0" w:line="240" w:lineRule="exact"/>
+              <w:jc w:val="center"/>
+            </w:pPr>
+            <w:r>
+              <w:rPr>
+                <w:rFonts w:ascii="Times New Roman" w:hAnsi="Times New Roman" w:eastAsia="宋体"/>
+                <w:b w:val="0"/>
+                <w:i w:val="0"/>
+                <w:sz w:val="18"/>
+              </w:rPr>
+              <w:t>240条政策指引句子及三类标签</w:t>
+            </w:r>
+          </w:p>
+        </w:tc>
+        <w:tc>
+          <w:tcPr>
+            <w:tcW w:type="dxa" w:w="1318"/>
             <w:vAlign w:val="center"/>
             <w:tcBorders>
               <w:bottom w:val="single" w:sz="8" w:space="0" w:color="000000"/>
@@ -2370,7 +2403,7 @@
           </w:tcPr>
           <w:p>
             <w:pPr>
-              <w:spacing w:before="0" w:after="0" w:line="240" w:lineRule="auto"/>
+              <w:spacing w:before="0" w:after="0" w:line="240" w:lineRule="exact"/>
               <w:jc w:val="center"/>
             </w:pPr>
             <w:r>
@@ -2386,7 +2419,7 @@
         </w:tc>
         <w:tc>
           <w:tcPr>
-            <w:tcW w:type="dxa" w:w="1701"/>
+            <w:tcW w:type="dxa" w:w="1318"/>
             <w:vAlign w:val="center"/>
             <w:tcBorders>
               <w:bottom w:val="single" w:sz="8" w:space="0" w:color="000000"/>
@@ -2394,23 +2427,23 @@
           </w:tcPr>
           <w:p>
             <w:pPr>
-              <w:spacing w:before="0" w:after="0" w:line="240" w:lineRule="auto"/>
-              <w:jc w:val="center"/>
-            </w:pPr>
-            <w:r>
-              <w:rPr>
-                <w:rFonts w:ascii="Times New Roman" w:hAnsi="Times New Roman" w:eastAsia="宋体"/>
-                <w:b w:val="0"/>
-                <w:i w:val="0"/>
-                <w:sz w:val="18"/>
-              </w:rPr>
-              <w:t>2006Q1-2025Q4</w:t>
-            </w:r>
-          </w:p>
-        </w:tc>
-        <w:tc>
-          <w:tcPr>
-            <w:tcW w:type="dxa" w:w="1701"/>
+              <w:spacing w:before="0" w:after="0" w:line="240" w:lineRule="exact"/>
+              <w:jc w:val="center"/>
+            </w:pPr>
+            <w:r>
+              <w:rPr>
+                <w:rFonts w:ascii="Times New Roman" w:hAnsi="Times New Roman" w:eastAsia="宋体"/>
+                <w:b w:val="0"/>
+                <w:i w:val="0"/>
+                <w:sz w:val="18"/>
+              </w:rPr>
+              <w:t>2006Q1—2025Q4</w:t>
+            </w:r>
+          </w:p>
+        </w:tc>
+        <w:tc>
+          <w:tcPr>
+            <w:tcW w:type="dxa" w:w="1318"/>
             <w:vAlign w:val="center"/>
             <w:tcBorders>
               <w:bottom w:val="single" w:sz="8" w:space="0" w:color="000000"/>
@@ -2418,17 +2451,17 @@
           </w:tcPr>
           <w:p>
             <w:pPr>
-              <w:spacing w:before="0" w:after="0" w:line="240" w:lineRule="auto"/>
-              <w:jc w:val="center"/>
-            </w:pPr>
-            <w:r>
-              <w:rPr>
-                <w:rFonts w:ascii="Times New Roman" w:hAnsi="Times New Roman" w:eastAsia="宋体"/>
-                <w:b w:val="0"/>
-                <w:i w:val="0"/>
-                <w:sz w:val="18"/>
-              </w:rPr>
-              <w:t>验证词典、语境门控和监督分类测度</w:t>
+              <w:spacing w:before="0" w:after="0" w:line="240" w:lineRule="exact"/>
+              <w:jc w:val="center"/>
+            </w:pPr>
+            <w:r>
+              <w:rPr>
+                <w:rFonts w:ascii="Times New Roman" w:hAnsi="Times New Roman" w:eastAsia="宋体"/>
+                <w:b w:val="0"/>
+                <w:i w:val="0"/>
+                <w:sz w:val="18"/>
+              </w:rPr>
+              <w:t>验证规则与监督分类测度</w:t>
             </w:r>
           </w:p>
         </w:tc>
@@ -2436,7 +2469,8 @@
     </w:tbl>
     <w:p>
       <w:pPr>
-        <w:spacing w:before="40" w:after="80" w:lineRule="auto" w:line="220"/>
+        <w:widowControl/>
+        <w:spacing w:before="40" w:after="80" w:lineRule="exact" w:line="220"/>
         <w:ind w:firstLine="0"/>
         <w:jc w:val="both"/>
       </w:pPr>
@@ -2452,13 +2486,17 @@
     </w:p>
     <w:p>
       <w:pPr>
-        <w:spacing w:before="180" w:after="60" w:lineRule="auto" w:line="320"/>
+        <w:keepNext/>
+        <w:keepLines/>
+        <w:widowControl/>
+        <w:spacing w:before="180" w:after="60" w:lineRule="exact" w:line="320"/>
+        <w:ind w:firstLine="420"/>
         <w:jc w:val="left"/>
       </w:pPr>
       <w:r>
         <w:rPr>
           <w:rFonts w:ascii="Times New Roman" w:hAnsi="Times New Roman" w:eastAsia="黑体"/>
-          <w:b/>
+          <w:b w:val="0"/>
           <w:i w:val="0"/>
           <w:sz w:val="24"/>
         </w:rPr>
@@ -2467,7 +2505,8 @@
     </w:p>
     <w:p>
       <w:pPr>
-        <w:spacing w:before="0" w:after="0" w:lineRule="auto" w:line="360"/>
+        <w:widowControl/>
+        <w:spacing w:before="0" w:after="0" w:lineRule="exact" w:line="360"/>
         <w:ind w:firstLine="420"/>
         <w:jc w:val="both"/>
       </w:pPr>
@@ -2483,7 +2522,8 @@
     </w:p>
     <w:p>
       <w:pPr>
-        <w:spacing w:before="0" w:after="0" w:lineRule="auto" w:line="360"/>
+        <w:widowControl/>
+        <w:spacing w:before="0" w:after="0" w:lineRule="exact" w:line="360"/>
         <w:ind w:firstLine="420"/>
         <w:jc w:val="both"/>
       </w:pPr>
@@ -2499,7 +2539,8 @@
     </w:p>
     <w:p>
       <w:pPr>
-        <w:spacing w:before="0" w:after="0" w:lineRule="auto" w:line="360"/>
+        <w:widowControl/>
+        <w:spacing w:before="0" w:after="0" w:lineRule="exact" w:line="360"/>
         <w:ind w:firstLine="420"/>
         <w:jc w:val="both"/>
       </w:pPr>
@@ -2515,7 +2556,8 @@
     </w:p>
     <w:p>
       <w:pPr>
-        <w:spacing w:before="0" w:after="0" w:lineRule="auto" w:line="360"/>
+        <w:widowControl/>
+        <w:spacing w:before="0" w:after="0" w:lineRule="exact" w:line="360"/>
         <w:ind w:firstLine="420"/>
         <w:jc w:val="both"/>
       </w:pPr>
@@ -2531,7 +2573,8 @@
     </w:p>
     <w:p>
       <w:pPr>
-        <w:spacing w:before="0" w:after="0" w:lineRule="auto" w:line="360"/>
+        <w:widowControl/>
+        <w:spacing w:before="0" w:after="0" w:lineRule="exact" w:line="360"/>
         <w:ind w:firstLine="420"/>
         <w:jc w:val="both"/>
       </w:pPr>
@@ -2547,7 +2590,8 @@
     </w:p>
     <w:p>
       <w:pPr>
-        <w:spacing w:before="0" w:after="0" w:lineRule="auto" w:line="360"/>
+        <w:widowControl/>
+        <w:spacing w:before="0" w:after="0" w:lineRule="exact" w:line="360"/>
         <w:ind w:firstLine="420"/>
         <w:jc w:val="both"/>
       </w:pPr>
@@ -2563,7 +2607,8 @@
     </w:p>
     <w:p>
       <w:pPr>
-        <w:spacing w:before="0" w:after="0" w:lineRule="auto" w:line="360"/>
+        <w:widowControl/>
+        <w:spacing w:before="0" w:after="0" w:lineRule="exact" w:line="360"/>
         <w:ind w:firstLine="420"/>
         <w:jc w:val="both"/>
       </w:pPr>
@@ -2579,7 +2624,9 @@
     </w:p>
     <w:p>
       <w:pPr>
-        <w:spacing w:before="80" w:after="20"/>
+        <w:keepNext/>
+        <w:keepLines/>
+        <w:spacing w:before="80" w:after="20" w:line="240" w:lineRule="auto"/>
         <w:ind w:firstLine="0"/>
         <w:jc w:val="center"/>
       </w:pPr>
@@ -2599,7 +2646,7 @@
                     <pic:cNvPicPr/>
                   </pic:nvPicPr>
                   <pic:blipFill>
-                    <a:blip r:embed="rId18"/>
+                    <a:blip r:embed="rId20"/>
                     <a:stretch>
                       <a:fillRect/>
                     </a:stretch>
@@ -2620,7 +2667,8 @@
     </w:p>
     <w:p>
       <w:pPr>
-        <w:spacing w:before="20" w:after="80" w:lineRule="auto" w:line="260"/>
+        <w:widowControl/>
+        <w:spacing w:before="20" w:after="80" w:lineRule="exact" w:line="260"/>
         <w:ind w:firstLine="0"/>
         <w:jc w:val="center"/>
       </w:pPr>
@@ -2636,329 +2684,426 @@
     </w:p>
     <w:p>
       <w:pPr>
-        <w:spacing w:before="180" w:after="60" w:lineRule="auto" w:line="320"/>
+        <w:keepNext/>
+        <w:keepLines/>
+        <w:widowControl/>
+        <w:spacing w:before="180" w:after="60" w:lineRule="exact" w:line="320"/>
+        <w:ind w:firstLine="420"/>
         <w:jc w:val="left"/>
+      </w:pPr>
+      <w:r>
+        <w:rPr>
+          <w:rFonts w:ascii="Times New Roman" w:hAnsi="Times New Roman" w:eastAsia="黑体"/>
+          <w:b w:val="0"/>
+          <w:i w:val="0"/>
+          <w:sz w:val="24"/>
+        </w:rPr>
+        <w:t>（三）事件窗口与计量模型</w:t>
+      </w:r>
+    </w:p>
+    <w:p>
+      <w:pPr>
+        <w:widowControl/>
+        <w:spacing w:before="0" w:after="0" w:lineRule="exact" w:line="360"/>
+        <w:ind w:firstLine="420"/>
+        <w:jc w:val="both"/>
+      </w:pPr>
+      <w:r>
+        <w:rPr>
+          <w:rFonts w:ascii="Times New Roman" w:hAnsi="Times New Roman" w:eastAsia="宋体"/>
+          <w:b w:val="0"/>
+          <w:i w:val="0"/>
+          <w:sz w:val="21"/>
+        </w:rPr>
+        <w:t>股票核心模型以报告发布后五个交易日实际波动率对数为被解释变量，解释变量包括政策指引创新度、发布前20日市场波动率、报告附近政策操作、2019年后虚拟变量以及创新度与2019年后虚拟变量的交互项。标准误采用HC3稳健形式，以减轻有限事件样本中高杠杆观测对推断的影响。</w:t>
+      </w:r>
+    </w:p>
+    <w:p>
+      <w:pPr>
+        <w:widowControl/>
+        <w:spacing w:before="0" w:after="0" w:lineRule="exact" w:line="360"/>
+        <w:ind w:firstLine="420"/>
+        <w:jc w:val="both"/>
+      </w:pPr>
+      <w:r>
+        <w:rPr>
+          <w:rFonts w:ascii="Times New Roman" w:hAnsi="Times New Roman" w:eastAsia="宋体"/>
+          <w:b w:val="0"/>
+          <w:i w:val="0"/>
+          <w:sz w:val="21"/>
+        </w:rPr>
+        <w:t>日度稳健性采用Student-t EGARCH-X模型，在完整连续交易日收益率序列上估计报告日、标准化创新度和政策操作日进入条件方差方程后的影响。厚尾分布用于处理股票日收益率尖峰厚尾特征。债券模型以三日窗口内收益率曲线斜率变化为主要被解释变量，同时报告水平和曲率结果。</w:t>
+      </w:r>
+    </w:p>
+    <w:p>
+      <w:pPr>
+        <w:widowControl/>
+        <w:spacing w:before="0" w:after="0" w:lineRule="exact" w:line="360"/>
+        <w:ind w:firstLine="420"/>
+        <w:jc w:val="both"/>
+      </w:pPr>
+      <w:r>
+        <w:rPr>
+          <w:rFonts w:ascii="Times New Roman" w:hAnsi="Times New Roman" w:eastAsia="宋体"/>
+          <w:b w:val="0"/>
+          <w:i w:val="0"/>
+          <w:sz w:val="21"/>
+        </w:rPr>
+        <w:t>事件窗口选择遵循两个原则。其一，窗口要短到足以减少其他宏观信息的混入；其二，窗口又要长到可以覆盖报告发布后的初步信息吸收。五个交易日实际波动率更关注不确定性释放，而不是判断价格上涨或下跌方向。债券窗口较短，是因为收益率曲线对政策预期的调整通常更快，窗口拉长反而更容易受到资金面和海外利率扰动。</w:t>
+      </w:r>
+    </w:p>
+    <w:p>
+      <w:pPr>
+        <w:widowControl/>
+        <w:spacing w:before="0" w:after="0" w:lineRule="exact" w:line="360"/>
+        <w:ind w:firstLine="420"/>
+        <w:jc w:val="both"/>
+      </w:pPr>
+      <w:r>
+        <w:rPr>
+          <w:rFonts w:ascii="Times New Roman" w:hAnsi="Times New Roman" w:eastAsia="宋体"/>
+          <w:b w:val="0"/>
+          <w:i w:val="0"/>
+          <w:sz w:val="21"/>
+        </w:rPr>
+        <w:t>2019年后交互项用于描述沟通制度和市场环境变化后的差异，而不是在看到结果后更换主窗口。2019年前后，中国货币政策框架、利率市场化进程和预期管理方式都发生变化，市场对季度报告的边际反应可能随之改变。交互项只能提供样本内比较，不能单独证明制度变化的因果作用。</w:t>
+      </w:r>
+    </w:p>
+    <w:p>
+      <w:pPr>
+        <w:widowControl/>
+        <w:spacing w:before="0" w:after="0" w:lineRule="exact" w:line="360"/>
+        <w:ind w:firstLine="420"/>
+        <w:jc w:val="both"/>
+      </w:pPr>
+      <w:r>
+        <w:rPr>
+          <w:rFonts w:ascii="Times New Roman" w:hAnsi="Times New Roman" w:eastAsia="宋体"/>
+          <w:b w:val="0"/>
+          <w:i w:val="0"/>
+          <w:sz w:val="21"/>
+        </w:rPr>
+        <w:t>股票和债券模型在解释变量上保持克制。股票主模型只把政策指引创新度、前期波动、政策操作和2019年后交互项放入同一规格；债券模型则集中于未预期政策语调与曲线斜率。这样做牺牲了部分解释变量的丰富性，却减少了小样本下过度拟合和事后选择变量的风险。</w:t>
+      </w:r>
+    </w:p>
+    <w:p>
+      <w:pPr>
+        <w:keepNext/>
+        <w:keepLines/>
+        <w:widowControl/>
+        <w:spacing w:before="240" w:after="120" w:lineRule="exact" w:line="360"/>
+        <w:jc w:val="center"/>
+      </w:pPr>
+      <w:r>
+        <w:rPr>
+          <w:rFonts w:ascii="Times New Roman" w:hAnsi="Times New Roman" w:eastAsia="仿宋"/>
+          <w:b w:val="0"/>
+          <w:i w:val="0"/>
+          <w:sz w:val="28"/>
+        </w:rPr>
+        <w:t>三、文本测量与有效性检验</w:t>
+      </w:r>
+    </w:p>
+    <w:p>
+      <w:pPr>
+        <w:keepNext/>
+        <w:keepLines/>
+        <w:widowControl/>
+        <w:spacing w:before="180" w:after="60" w:lineRule="exact" w:line="320"/>
+        <w:ind w:firstLine="420"/>
+        <w:jc w:val="left"/>
+      </w:pPr>
+      <w:r>
+        <w:rPr>
+          <w:rFonts w:ascii="Times New Roman" w:hAnsi="Times New Roman" w:eastAsia="黑体"/>
+          <w:b w:val="0"/>
+          <w:i w:val="0"/>
+          <w:sz w:val="24"/>
+        </w:rPr>
+        <w:t>（一）词典与语境门控</w:t>
+      </w:r>
+    </w:p>
+    <w:p>
+      <w:pPr>
+        <w:widowControl/>
+        <w:spacing w:before="0" w:after="0" w:lineRule="exact" w:line="360"/>
+        <w:ind w:firstLine="420"/>
+        <w:jc w:val="both"/>
+      </w:pPr>
+      <w:r>
+        <w:rPr>
+          <w:rFonts w:ascii="Times New Roman" w:hAnsi="Times New Roman" w:eastAsia="宋体"/>
+          <w:b w:val="0"/>
+          <w:i w:val="0"/>
+          <w:sz w:val="21"/>
+        </w:rPr>
+        <w:t>中文央行文本存在明显的语境差异。同一个词在宏观判断、政策目标和操作安排中可能含义不同，例如“保持合理充裕”与一般积极情绪并不等价。本文先用公开金融情感词典识别情绪，再用领域词表和语境规则修正政策倾向，尤其处理否定、条件、政策目标和无关制度表述。</w:t>
+      </w:r>
+    </w:p>
+    <w:p>
+      <w:pPr>
+        <w:widowControl/>
+        <w:spacing w:before="0" w:after="0" w:lineRule="exact" w:line="360"/>
+        <w:ind w:firstLine="420"/>
+        <w:jc w:val="both"/>
+      </w:pPr>
+      <w:r>
+        <w:rPr>
+          <w:rFonts w:ascii="Times New Roman" w:hAnsi="Times New Roman" w:eastAsia="宋体"/>
+          <w:b w:val="0"/>
+          <w:i w:val="0"/>
+          <w:sz w:val="21"/>
+        </w:rPr>
+        <w:t>词典和语境门控在240句人工标注样本上接受检验。当前词典的情感准确率为0.2958，政策四分类准确率为0.8125；若只在政策相关句中区分偏松、偏紧和中性，准确率为0.5303。这些指标说明规则方法能够捕捉一部分政策语义，但对金融情感的细粒度识别仍不充分。</w:t>
+      </w:r>
+    </w:p>
+    <w:p>
+      <w:pPr>
+        <w:widowControl/>
+        <w:spacing w:before="0" w:after="0" w:lineRule="exact" w:line="360"/>
+        <w:ind w:firstLine="420"/>
+        <w:jc w:val="both"/>
+      </w:pPr>
+      <w:r>
+        <w:rPr>
+          <w:rFonts w:ascii="Times New Roman" w:hAnsi="Times New Roman" w:eastAsia="宋体"/>
+          <w:b w:val="0"/>
+          <w:i w:val="0"/>
+          <w:sz w:val="21"/>
+        </w:rPr>
+        <w:t>规则方法的优势是透明。每一次分数变化都可以追溯到词典匹配、否定词和语境规则；缺点也同样清楚，固定词表很难识别新表述和复杂句法。央行报告中常见的长句往往把目标、约束和操作安排放在同一句内，单纯逐词加总会丢失关系信息。因此，词典结果更适合作为可解释基准，而不是唯一的文本测量依据。</w:t>
+      </w:r>
+    </w:p>
+    <w:p>
+      <w:pPr>
+        <w:keepNext/>
+        <w:keepLines/>
+        <w:widowControl/>
+        <w:spacing w:before="180" w:after="60" w:lineRule="exact" w:line="320"/>
+        <w:ind w:firstLine="420"/>
+        <w:jc w:val="left"/>
+      </w:pPr>
+      <w:r>
+        <w:rPr>
+          <w:rFonts w:ascii="Times New Roman" w:hAnsi="Times New Roman" w:eastAsia="黑体"/>
+          <w:b w:val="0"/>
+          <w:i w:val="0"/>
+          <w:sz w:val="24"/>
+        </w:rPr>
+        <w:t>（二）人工标注与分组交叉验证</w:t>
+      </w:r>
+    </w:p>
+    <w:p>
+      <w:pPr>
+        <w:widowControl/>
+        <w:spacing w:before="0" w:after="0" w:lineRule="exact" w:line="360"/>
+        <w:ind w:firstLine="420"/>
+        <w:jc w:val="both"/>
+      </w:pPr>
+      <w:r>
+        <w:rPr>
+          <w:rFonts w:ascii="Times New Roman" w:hAnsi="Times New Roman" w:eastAsia="宋体"/>
+          <w:b w:val="0"/>
+          <w:i w:val="0"/>
+          <w:sz w:val="21"/>
+        </w:rPr>
+        <w:t>人工标注样本按报告抽取政策指引句子，标注金融情感、政策倾向和主题类别。由于同一报告内部存在大量近似表述，随机句子切分会使相似文本同时进入训练集和测试集，导致验证结果偏高。监督分类采用按报告分组的交叉验证，并将近重复句子合并为同一分组。</w:t>
+      </w:r>
+    </w:p>
+    <w:p>
+      <w:pPr>
+        <w:widowControl/>
+        <w:spacing w:before="0" w:after="0" w:lineRule="exact" w:line="360"/>
+        <w:ind w:firstLine="420"/>
+        <w:jc w:val="both"/>
+      </w:pPr>
+      <w:r>
+        <w:rPr>
+          <w:rFonts w:ascii="Times New Roman" w:hAnsi="Times New Roman" w:eastAsia="宋体"/>
+          <w:b w:val="0"/>
+          <w:i w:val="0"/>
+          <w:sz w:val="21"/>
+        </w:rPr>
+        <w:t>字符TF-IDF与LinearSVC在情感任务上的准确率为0.8958、Macro-F1为0.7993；政策四分类准确率为0.8583、Macro-F1为0.6804；条件政策方向准确率为0.7879、Macro-F1为0.7301。监督模型明显改善了情感和政策倾向识别，但少数类别仍受样本规模限制。</w:t>
+      </w:r>
+    </w:p>
+    <w:p>
+      <w:pPr>
+        <w:widowControl/>
+        <w:spacing w:before="0" w:after="0" w:lineRule="exact" w:line="360"/>
+        <w:ind w:firstLine="420"/>
+        <w:jc w:val="both"/>
+      </w:pPr>
+      <w:r>
+        <w:rPr>
+          <w:rFonts w:ascii="Times New Roman" w:hAnsi="Times New Roman" w:eastAsia="宋体"/>
+          <w:b w:val="0"/>
+          <w:i w:val="0"/>
+          <w:sz w:val="21"/>
+        </w:rPr>
+        <w:t>按报告分组交叉验证的结果通常低于随机切分结果，但它更接近真实使用场景。模型在预测一份新报告时，不能依赖同一报告中已经出现过的相似句子；如果验证集和训练集共享同一段模板，准确率会被高估。本文据此接受更严格的验证口径，并把主题硬分类降为描述性材料。</w:t>
+      </w:r>
+    </w:p>
+    <w:p>
+      <w:pPr>
+        <w:widowControl/>
+        <w:spacing w:before="0" w:after="0" w:lineRule="exact" w:line="360"/>
+        <w:ind w:firstLine="420"/>
+        <w:jc w:val="both"/>
+      </w:pPr>
+      <w:r>
+        <w:rPr>
+          <w:rFonts w:ascii="Times New Roman" w:hAnsi="Times New Roman" w:eastAsia="宋体"/>
+          <w:b w:val="0"/>
+          <w:i w:val="0"/>
+          <w:sz w:val="21"/>
+        </w:rPr>
+        <w:t>人工标注规模也影响评价方式。240句样本足以比较词典、语境门控和轻量监督模型的相对表现，却不足以支撑细主题和少数政策方向的稳定高精度识别。因此，表2同时报告准确率和Macro-F1，避免多数类别主导结论。条件政策方向只在政策相关句内评价，原因是无关句不应被强行纳入偏松、偏紧和中性之间的比较。</w:t>
+      </w:r>
+    </w:p>
+    <w:p>
+      <w:pPr>
+        <w:widowControl/>
+        <w:spacing w:before="0" w:after="0" w:lineRule="exact" w:line="360"/>
+        <w:ind w:firstLine="420"/>
+        <w:jc w:val="both"/>
+      </w:pPr>
+      <w:r>
+        <w:rPr>
+          <w:rFonts w:ascii="Times New Roman" w:hAnsi="Times New Roman" w:eastAsia="宋体"/>
+          <w:b w:val="0"/>
+          <w:i w:val="0"/>
+          <w:sz w:val="21"/>
+        </w:rPr>
+        <w:t>学习曲线进一步支持这一判断。情感分类在训练比例从25%提高到100%时，Macro-F1从0.6476提高到0.7993；政策四分类Macro-F1从0.4312提高到0.6804；主题分类Macro-F1只从0.2518提高到0.3329。情感和政策倾向任务随着标注样本增加有所改善，主题任务则明显受类别稀疏和边界模糊限制。</w:t>
+      </w:r>
+    </w:p>
+    <w:p>
+      <w:pPr>
+        <w:widowControl/>
+        <w:spacing w:before="0" w:after="0" w:lineRule="exact" w:line="360"/>
+        <w:ind w:firstLine="420"/>
+        <w:jc w:val="both"/>
+      </w:pPr>
+      <w:r>
+        <w:rPr>
+          <w:rFonts w:ascii="Times New Roman" w:hAnsi="Times New Roman" w:eastAsia="宋体"/>
+          <w:b w:val="0"/>
+          <w:i w:val="0"/>
+          <w:sz w:val="21"/>
+        </w:rPr>
+        <w:t>字符TF-IDF适合这个样本规模。中文央行文本中的政策含义常体现在短语和固定搭配上，字符n元特征能够捕捉“合理充裕”“精准有力”“不搞大水漫灌”等局部表达。LinearSVC的线性结构使特征权重较容易解释，也避免在小样本人工标注上使用过于复杂的模型。</w:t>
+      </w:r>
+    </w:p>
+    <w:p>
+      <w:pPr>
+        <w:keepNext/>
+        <w:keepLines/>
+        <w:spacing w:before="80" w:after="20" w:line="240" w:lineRule="auto"/>
+        <w:ind w:firstLine="0"/>
+        <w:jc w:val="center"/>
+      </w:pPr>
+      <w:r>
+        <w:drawing>
+          <wp:inline xmlns:a="http://schemas.openxmlformats.org/drawingml/2006/main" xmlns:pic="http://schemas.openxmlformats.org/drawingml/2006/picture">
+            <wp:extent cx="4140000" cy="1529931"/>
+            <wp:docPr id="30" name="Picture 30"/>
+            <wp:cNvGraphicFramePr>
+              <a:graphicFrameLocks noChangeAspect="1"/>
+            </wp:cNvGraphicFramePr>
+            <a:graphic>
+              <a:graphicData uri="http://schemas.openxmlformats.org/drawingml/2006/picture">
+                <pic:pic>
+                  <pic:nvPicPr>
+                    <pic:cNvPr id="0" name="journal_figure2_learning_curve.png"/>
+                    <pic:cNvPicPr/>
+                  </pic:nvPicPr>
+                  <pic:blipFill>
+                    <a:blip r:embed="rId21"/>
+                    <a:stretch>
+                      <a:fillRect/>
+                    </a:stretch>
+                  </pic:blipFill>
+                  <pic:spPr>
+                    <a:xfrm>
+                      <a:off x="0" y="0"/>
+                      <a:ext cx="4140000" cy="1529931"/>
+                    </a:xfrm>
+                    <a:prstGeom prst="rect"/>
+                  </pic:spPr>
+                </pic:pic>
+              </a:graphicData>
+            </a:graphic>
+          </wp:inline>
+        </w:drawing>
+      </w:r>
+    </w:p>
+    <w:p>
+      <w:pPr>
+        <w:widowControl/>
+        <w:spacing w:before="20" w:after="80" w:lineRule="exact" w:line="260"/>
+        <w:ind w:firstLine="0"/>
+        <w:jc w:val="center"/>
+      </w:pPr>
+      <w:r>
+        <w:rPr>
+          <w:rFonts w:ascii="Times New Roman" w:hAnsi="Times New Roman" w:eastAsia="宋体"/>
+          <w:b w:val="0"/>
+          <w:i w:val="0"/>
+          <w:sz w:val="18"/>
+        </w:rPr>
+        <w:t>图2  文本分类模型的分组交叉验证学习曲线</w:t>
+      </w:r>
+    </w:p>
+    <w:p>
+      <w:pPr>
+        <w:keepNext/>
+        <w:keepLines/>
+        <w:widowControl/>
+        <w:spacing w:before="180" w:after="60" w:lineRule="exact" w:line="320"/>
+        <w:ind w:firstLine="420"/>
+        <w:jc w:val="left"/>
+      </w:pPr>
+      <w:r>
+        <w:rPr>
+          <w:rFonts w:ascii="Times New Roman" w:hAnsi="Times New Roman" w:eastAsia="黑体"/>
+          <w:b w:val="0"/>
+          <w:i w:val="0"/>
+          <w:sz w:val="24"/>
+        </w:rPr>
+        <w:t>（三）文本测量结果</w:t>
+      </w:r>
+    </w:p>
+    <w:p>
+      <w:pPr>
+        <w:widowControl/>
+        <w:spacing w:before="0" w:after="0" w:lineRule="exact" w:line="360"/>
+        <w:ind w:firstLine="420"/>
+        <w:jc w:val="both"/>
+      </w:pPr>
+      <w:r>
+        <w:rPr>
+          <w:rFonts w:ascii="Times New Roman" w:hAnsi="Times New Roman" w:eastAsia="宋体"/>
+          <w:b w:val="0"/>
+          <w:i w:val="0"/>
+          <w:sz w:val="21"/>
+        </w:rPr>
+        <w:t>表2中的三类方法处在不同的测量层级。初始词典只作为方法起点，不报告正式验证指标；语境门控词典提供可解释的规则基准；监督模型用于检验文本信息是否能在未见过的报告中保持一定辨识力。主题硬分类的稳定性弱于情感和政策倾向，因此正文只把连续主题关注度用于经济背景解释。</w:t>
+      </w:r>
+    </w:p>
+    <w:p>
+      <w:pPr>
+        <w:keepNext/>
+        <w:keepLines/>
+        <w:widowControl/>
+        <w:spacing w:before="80" w:after="40" w:lineRule="exact" w:line="260"/>
+        <w:jc w:val="center"/>
       </w:pPr>
       <w:r>
         <w:rPr>
           <w:rFonts w:ascii="Times New Roman" w:hAnsi="Times New Roman" w:eastAsia="黑体"/>
           <w:b/>
           <w:i w:val="0"/>
-          <w:sz w:val="24"/>
-        </w:rPr>
-        <w:t>（三）事件窗口与计量模型</w:t>
-      </w:r>
-    </w:p>
-    <w:p>
-      <w:pPr>
-        <w:spacing w:before="0" w:after="0" w:lineRule="auto" w:line="360"/>
-        <w:ind w:firstLine="420"/>
-        <w:jc w:val="both"/>
-      </w:pPr>
-      <w:r>
-        <w:rPr>
-          <w:rFonts w:ascii="Times New Roman" w:hAnsi="Times New Roman" w:eastAsia="宋体"/>
-          <w:b w:val="0"/>
-          <w:i w:val="0"/>
-          <w:sz w:val="21"/>
-        </w:rPr>
-        <w:t>股票核心模型以报告发布后五个交易日实际波动率对数为被解释变量，解释变量包括政策指引创新度、发布前20日市场波动率、报告附近政策操作、2019年后虚拟变量以及创新度与2019年后虚拟变量的交互项。标准误采用HC3稳健形式，以减轻有限事件样本中高杠杆观测对推断的影响。</w:t>
-      </w:r>
-    </w:p>
-    <w:p>
-      <w:pPr>
-        <w:spacing w:before="0" w:after="0" w:lineRule="auto" w:line="360"/>
-        <w:ind w:firstLine="420"/>
-        <w:jc w:val="both"/>
-      </w:pPr>
-      <w:r>
-        <w:rPr>
-          <w:rFonts w:ascii="Times New Roman" w:hAnsi="Times New Roman" w:eastAsia="宋体"/>
-          <w:b w:val="0"/>
-          <w:i w:val="0"/>
-          <w:sz w:val="21"/>
-        </w:rPr>
-        <w:t>日度稳健性采用Student-t EGARCH-X模型，在完整连续交易日收益率序列上估计报告日、标准化创新度和政策操作日进入条件方差方程后的影响。厚尾分布用于处理股票日收益率尖峰厚尾特征。债券模型以三日窗口内收益率曲线斜率变化为主要被解释变量，同时报告水平和曲率结果。</w:t>
-      </w:r>
-    </w:p>
-    <w:p>
-      <w:pPr>
-        <w:spacing w:before="0" w:after="0" w:lineRule="auto" w:line="360"/>
-        <w:ind w:firstLine="420"/>
-        <w:jc w:val="both"/>
-      </w:pPr>
-      <w:r>
-        <w:rPr>
-          <w:rFonts w:ascii="Times New Roman" w:hAnsi="Times New Roman" w:eastAsia="宋体"/>
-          <w:b w:val="0"/>
-          <w:i w:val="0"/>
-          <w:sz w:val="21"/>
-        </w:rPr>
-        <w:t>事件窗口选择遵循两个原则。其一，窗口要短到足以减少其他宏观信息的混入；其二，窗口又要长到可以覆盖报告发布后的初步信息吸收。五个交易日实际波动率更关注不确定性释放，而不是判断价格上涨或下跌方向。债券窗口较短，是因为收益率曲线对政策预期的调整通常更快，窗口拉长反而更容易受到资金面和海外利率扰动。</w:t>
-      </w:r>
-    </w:p>
-    <w:p>
-      <w:pPr>
-        <w:spacing w:before="0" w:after="0" w:lineRule="auto" w:line="360"/>
-        <w:ind w:firstLine="420"/>
-        <w:jc w:val="both"/>
-      </w:pPr>
-      <w:r>
-        <w:rPr>
-          <w:rFonts w:ascii="Times New Roman" w:hAnsi="Times New Roman" w:eastAsia="宋体"/>
-          <w:b w:val="0"/>
-          <w:i w:val="0"/>
-          <w:sz w:val="21"/>
-        </w:rPr>
-        <w:t>2019年后交互项用于描述沟通制度和市场环境变化后的差异，而不是在看到结果后更换主窗口。2019年前后，中国货币政策框架、利率市场化进程和预期管理方式都发生变化，市场对季度报告的边际反应可能随之改变。交互项只能提供样本内比较，不能单独证明制度变化的因果作用。</w:t>
-      </w:r>
-    </w:p>
-    <w:p>
-      <w:pPr>
-        <w:spacing w:before="0" w:after="0" w:lineRule="auto" w:line="360"/>
-        <w:ind w:firstLine="420"/>
-        <w:jc w:val="both"/>
-      </w:pPr>
-      <w:r>
-        <w:rPr>
-          <w:rFonts w:ascii="Times New Roman" w:hAnsi="Times New Roman" w:eastAsia="宋体"/>
-          <w:b w:val="0"/>
-          <w:i w:val="0"/>
-          <w:sz w:val="21"/>
-        </w:rPr>
-        <w:t>股票和债券模型在解释变量上保持克制。股票主模型只把政策指引创新度、前期波动、政策操作和2019年后交互项放入同一规格；债券模型则集中于未预期政策语调与曲线斜率。这样做牺牲了部分解释变量的丰富性，却减少了小样本下过度拟合和事后选择变量的风险。</w:t>
-      </w:r>
-    </w:p>
-    <w:p>
-      <w:pPr>
-        <w:spacing w:before="240" w:after="120" w:lineRule="auto" w:line="360"/>
-        <w:jc w:val="center"/>
-      </w:pPr>
-      <w:r>
-        <w:rPr>
-          <w:rFonts w:ascii="Times New Roman" w:hAnsi="Times New Roman" w:eastAsia="仿宋"/>
-          <w:b/>
-          <w:i w:val="0"/>
-          <w:sz w:val="28"/>
-        </w:rPr>
-        <w:t>三、文本测量与有效性检验</w:t>
-      </w:r>
-    </w:p>
-    <w:p>
-      <w:pPr>
-        <w:spacing w:before="180" w:after="60" w:lineRule="auto" w:line="320"/>
-        <w:jc w:val="left"/>
-      </w:pPr>
-      <w:r>
-        <w:rPr>
-          <w:rFonts w:ascii="Times New Roman" w:hAnsi="Times New Roman" w:eastAsia="黑体"/>
-          <w:b/>
-          <w:i w:val="0"/>
-          <w:sz w:val="24"/>
-        </w:rPr>
-        <w:t>（一）词典与语境门控</w:t>
-      </w:r>
-    </w:p>
-    <w:p>
-      <w:pPr>
-        <w:spacing w:before="0" w:after="0" w:lineRule="auto" w:line="360"/>
-        <w:ind w:firstLine="420"/>
-        <w:jc w:val="both"/>
-      </w:pPr>
-      <w:r>
-        <w:rPr>
-          <w:rFonts w:ascii="Times New Roman" w:hAnsi="Times New Roman" w:eastAsia="宋体"/>
-          <w:b w:val="0"/>
-          <w:i w:val="0"/>
-          <w:sz w:val="21"/>
-        </w:rPr>
-        <w:t>中文央行文本存在明显的语境差异。同一个词在宏观判断、政策目标和操作安排中可能含义不同，例如“保持合理充裕”与一般积极情绪并不等价。本文先用公开金融情感词典识别情绪，再用领域词表和语境规则修正政策倾向，尤其处理否定、条件、政策目标和无关制度表述。</w:t>
-      </w:r>
-    </w:p>
-    <w:p>
-      <w:pPr>
-        <w:spacing w:before="0" w:after="0" w:lineRule="auto" w:line="360"/>
-        <w:ind w:firstLine="420"/>
-        <w:jc w:val="both"/>
-      </w:pPr>
-      <w:r>
-        <w:rPr>
-          <w:rFonts w:ascii="Times New Roman" w:hAnsi="Times New Roman" w:eastAsia="宋体"/>
-          <w:b w:val="0"/>
-          <w:i w:val="0"/>
-          <w:sz w:val="21"/>
-        </w:rPr>
-        <w:t>词典和语境门控在240句人工标注样本上接受检验。当前词典的情感准确率为0.2958，政策四分类准确率为0.8125；若只在政策相关句中区分偏松、偏紧和中性，准确率为0.5303。这些指标说明规则方法能够捕捉一部分政策语义，但对金融情感的细粒度识别仍不充分。</w:t>
-      </w:r>
-    </w:p>
-    <w:p>
-      <w:pPr>
-        <w:spacing w:before="0" w:after="0" w:lineRule="auto" w:line="360"/>
-        <w:ind w:firstLine="420"/>
-        <w:jc w:val="both"/>
-      </w:pPr>
-      <w:r>
-        <w:rPr>
-          <w:rFonts w:ascii="Times New Roman" w:hAnsi="Times New Roman" w:eastAsia="宋体"/>
-          <w:b w:val="0"/>
-          <w:i w:val="0"/>
-          <w:sz w:val="21"/>
-        </w:rPr>
-        <w:t>规则方法的优势是透明。每一次分数变化都可以追溯到词典匹配、否定词和语境规则；缺点也同样清楚，固定词表很难识别新表述和复杂句法。央行报告中常见的长句往往把目标、约束和操作安排放在同一句内，单纯逐词加总会丢失关系信息。因此，词典结果更适合作为可解释基准，而不是唯一的文本测量依据。</w:t>
-      </w:r>
-    </w:p>
-    <w:p>
-      <w:pPr>
-        <w:spacing w:before="180" w:after="60" w:lineRule="auto" w:line="320"/>
-        <w:jc w:val="left"/>
-      </w:pPr>
-      <w:r>
-        <w:rPr>
-          <w:rFonts w:ascii="Times New Roman" w:hAnsi="Times New Roman" w:eastAsia="黑体"/>
-          <w:b/>
-          <w:i w:val="0"/>
-          <w:sz w:val="24"/>
-        </w:rPr>
-        <w:t>（二）人工标注与分组交叉验证</w:t>
-      </w:r>
-    </w:p>
-    <w:p>
-      <w:pPr>
-        <w:spacing w:before="0" w:after="0" w:lineRule="auto" w:line="360"/>
-        <w:ind w:firstLine="420"/>
-        <w:jc w:val="both"/>
-      </w:pPr>
-      <w:r>
-        <w:rPr>
-          <w:rFonts w:ascii="Times New Roman" w:hAnsi="Times New Roman" w:eastAsia="宋体"/>
-          <w:b w:val="0"/>
-          <w:i w:val="0"/>
-          <w:sz w:val="21"/>
-        </w:rPr>
-        <w:t>人工标注样本按报告抽取政策指引句子，标注金融情感、政策倾向和主题类别。由于同一报告内部存在大量近似表述，随机句子切分会使相似文本同时进入训练集和测试集，导致验证结果偏高。监督分类采用按报告分组的交叉验证，并将近重复句子合并为同一分组。</w:t>
-      </w:r>
-    </w:p>
-    <w:p>
-      <w:pPr>
-        <w:spacing w:before="0" w:after="0" w:lineRule="auto" w:line="360"/>
-        <w:ind w:firstLine="420"/>
-        <w:jc w:val="both"/>
-      </w:pPr>
-      <w:r>
-        <w:rPr>
-          <w:rFonts w:ascii="Times New Roman" w:hAnsi="Times New Roman" w:eastAsia="宋体"/>
-          <w:b w:val="0"/>
-          <w:i w:val="0"/>
-          <w:sz w:val="21"/>
-        </w:rPr>
-        <w:t>字符TF-IDF与LinearSVC在情感任务上的准确率为0.8958、Macro-F1为0.7993；政策四分类准确率为0.8583、Macro-F1为0.6804；条件政策方向准确率为0.7879、Macro-F1为0.7301。监督模型明显改善了情感和政策倾向识别，但少数类别仍受样本规模限制。</w:t>
-      </w:r>
-    </w:p>
-    <w:p>
-      <w:pPr>
-        <w:spacing w:before="0" w:after="0" w:lineRule="auto" w:line="360"/>
-        <w:ind w:firstLine="420"/>
-        <w:jc w:val="both"/>
-      </w:pPr>
-      <w:r>
-        <w:rPr>
-          <w:rFonts w:ascii="Times New Roman" w:hAnsi="Times New Roman" w:eastAsia="宋体"/>
-          <w:b w:val="0"/>
-          <w:i w:val="0"/>
-          <w:sz w:val="21"/>
-        </w:rPr>
-        <w:t>按报告分组交叉验证的结果通常低于随机切分结果，但它更接近真实使用场景。模型在预测一份新报告时，不能依赖同一报告中已经出现过的相似句子；如果验证集和训练集共享同一段模板，准确率会被高估。本文据此接受更严格的验证口径，并把主题硬分类降为描述性材料。</w:t>
-      </w:r>
-    </w:p>
-    <w:p>
-      <w:pPr>
-        <w:spacing w:before="0" w:after="0" w:lineRule="auto" w:line="360"/>
-        <w:ind w:firstLine="420"/>
-        <w:jc w:val="both"/>
-      </w:pPr>
-      <w:r>
-        <w:rPr>
-          <w:rFonts w:ascii="Times New Roman" w:hAnsi="Times New Roman" w:eastAsia="宋体"/>
-          <w:b w:val="0"/>
-          <w:i w:val="0"/>
-          <w:sz w:val="21"/>
-        </w:rPr>
-        <w:t>人工标注规模也影响评价方式。240句样本足以比较词典、语境门控和轻量监督模型的相对表现，却不足以支撑细主题和少数政策方向的稳定高精度识别。因此，表2同时报告准确率和Macro-F1，避免多数类别主导结论。条件政策方向只在政策相关句内评价，原因是无关句不应被强行纳入偏松、偏紧和中性之间的比较。</w:t>
-      </w:r>
-    </w:p>
-    <w:p>
-      <w:pPr>
-        <w:spacing w:before="0" w:after="0" w:lineRule="auto" w:line="360"/>
-        <w:ind w:firstLine="420"/>
-        <w:jc w:val="both"/>
-      </w:pPr>
-      <w:r>
-        <w:rPr>
-          <w:rFonts w:ascii="Times New Roman" w:hAnsi="Times New Roman" w:eastAsia="宋体"/>
-          <w:b w:val="0"/>
-          <w:i w:val="0"/>
-          <w:sz w:val="21"/>
-        </w:rPr>
-        <w:t>学习曲线进一步支持这一判断。情感分类在训练比例从25%提高到100%时，Macro-F1从0.6476提高到0.7993；政策四分类Macro-F1从0.4312提高到0.6804；主题分类Macro-F1只从0.2518提高到0.3329。情感和政策倾向任务随着标注样本增加有所改善，主题任务则明显受类别稀疏和边界模糊限制。</w:t>
-      </w:r>
-    </w:p>
-    <w:p>
-      <w:pPr>
-        <w:spacing w:before="0" w:after="0" w:lineRule="auto" w:line="360"/>
-        <w:ind w:firstLine="420"/>
-        <w:jc w:val="both"/>
-      </w:pPr>
-      <w:r>
-        <w:rPr>
-          <w:rFonts w:ascii="Times New Roman" w:hAnsi="Times New Roman" w:eastAsia="宋体"/>
-          <w:b w:val="0"/>
-          <w:i w:val="0"/>
-          <w:sz w:val="21"/>
-        </w:rPr>
-        <w:t>字符TF-IDF适合这个样本规模。中文央行文本中的政策含义常体现在短语和固定搭配上，字符n元特征能够捕捉“合理充裕”“精准有力”“不搞大水漫灌”等局部表达。LinearSVC的线性结构使特征权重较容易解释，也避免在小样本人工标注上使用过于复杂的模型。</w:t>
-      </w:r>
-    </w:p>
-    <w:p>
-      <w:pPr>
-        <w:spacing w:before="180" w:after="60" w:lineRule="auto" w:line="320"/>
-        <w:jc w:val="left"/>
-      </w:pPr>
-      <w:r>
-        <w:rPr>
-          <w:rFonts w:ascii="Times New Roman" w:hAnsi="Times New Roman" w:eastAsia="黑体"/>
-          <w:b/>
-          <w:i w:val="0"/>
-          <w:sz w:val="24"/>
-        </w:rPr>
-        <w:t>（三）文本测量结果</w:t>
-      </w:r>
-    </w:p>
-    <w:p>
-      <w:pPr>
-        <w:spacing w:before="0" w:after="0" w:lineRule="auto" w:line="360"/>
-        <w:ind w:firstLine="420"/>
-        <w:jc w:val="both"/>
-      </w:pPr>
-      <w:r>
-        <w:rPr>
-          <w:rFonts w:ascii="Times New Roman" w:hAnsi="Times New Roman" w:eastAsia="宋体"/>
-          <w:b w:val="0"/>
-          <w:i w:val="0"/>
-          <w:sz w:val="21"/>
-        </w:rPr>
-        <w:t>表2中的三类方法处在不同的测量层级。初始词典只作为方法起点，不报告正式验证指标；语境门控词典提供可解释的规则基准；监督模型用于检验文本信息是否能在未见过的报告中保持一定辨识力。主题硬分类的稳定性弱于情感和政策倾向，因此正文只把连续主题关注度用于经济背景解释。</w:t>
-      </w:r>
-    </w:p>
-    <w:p>
-      <w:pPr>
-        <w:spacing w:before="80" w:after="40" w:lineRule="auto" w:line="260"/>
-        <w:jc w:val="center"/>
-      </w:pPr>
-      <w:r>
-        <w:rPr>
-          <w:rFonts w:ascii="Times New Roman" w:hAnsi="Times New Roman" w:eastAsia="仿宋"/>
-          <w:b/>
-          <w:i w:val="0"/>
           <w:sz w:val="18"/>
         </w:rPr>
         <w:t>表2  文本测量方法比较</w:t>
@@ -2966,7 +3111,8 @@
     </w:p>
     <w:p>
       <w:pPr>
-        <w:spacing w:before="40" w:after="20" w:lineRule="auto" w:line="240"/>
+        <w:widowControl/>
+        <w:spacing w:before="40" w:after="20" w:lineRule="exact" w:line="240"/>
         <w:ind w:firstLine="0"/>
         <w:jc w:val="both"/>
       </w:pPr>
@@ -3008,7 +3154,7 @@
         </w:trPr>
         <w:tc>
           <w:tcPr>
-            <w:tcW w:type="dxa" w:w="1928"/>
+            <w:tcW w:type="dxa" w:w="3231"/>
             <w:vAlign w:val="center"/>
             <w:tcBorders>
               <w:bottom w:val="single" w:sz="4" w:space="0" w:color="000000"/>
@@ -3016,7 +3162,7 @@
           </w:tcPr>
           <w:p>
             <w:pPr>
-              <w:spacing w:before="0" w:after="0" w:line="240" w:lineRule="auto"/>
+              <w:spacing w:before="0" w:after="0" w:line="240" w:lineRule="exact"/>
               <w:jc w:val="center"/>
             </w:pPr>
             <w:r>
@@ -3032,7 +3178,7 @@
         </w:tc>
         <w:tc>
           <w:tcPr>
-            <w:tcW w:type="dxa" w:w="1814"/>
+            <w:tcW w:type="dxa" w:w="1318"/>
             <w:vAlign w:val="center"/>
             <w:tcBorders>
               <w:bottom w:val="single" w:sz="4" w:space="0" w:color="000000"/>
@@ -3040,7 +3186,7 @@
           </w:tcPr>
           <w:p>
             <w:pPr>
-              <w:spacing w:before="0" w:after="0" w:line="240" w:lineRule="auto"/>
+              <w:spacing w:before="0" w:after="0" w:line="240" w:lineRule="exact"/>
               <w:jc w:val="center"/>
             </w:pPr>
             <w:r>
@@ -3056,7 +3202,7 @@
         </w:tc>
         <w:tc>
           <w:tcPr>
-            <w:tcW w:type="dxa" w:w="1361"/>
+            <w:tcW w:type="dxa" w:w="1318"/>
             <w:vAlign w:val="center"/>
             <w:tcBorders>
               <w:bottom w:val="single" w:sz="4" w:space="0" w:color="000000"/>
@@ -3064,7 +3210,7 @@
           </w:tcPr>
           <w:p>
             <w:pPr>
-              <w:spacing w:before="0" w:after="0" w:line="240" w:lineRule="auto"/>
+              <w:spacing w:before="0" w:after="0" w:line="240" w:lineRule="exact"/>
               <w:jc w:val="center"/>
             </w:pPr>
             <w:r>
@@ -3080,7 +3226,7 @@
         </w:tc>
         <w:tc>
           <w:tcPr>
-            <w:tcW w:type="dxa" w:w="1701"/>
+            <w:tcW w:type="dxa" w:w="1318"/>
             <w:vAlign w:val="center"/>
             <w:tcBorders>
               <w:bottom w:val="single" w:sz="4" w:space="0" w:color="000000"/>
@@ -3088,7 +3234,7 @@
           </w:tcPr>
           <w:p>
             <w:pPr>
-              <w:spacing w:before="0" w:after="0" w:line="240" w:lineRule="auto"/>
+              <w:spacing w:before="0" w:after="0" w:line="240" w:lineRule="exact"/>
               <w:jc w:val="center"/>
             </w:pPr>
             <w:r>
@@ -3104,7 +3250,7 @@
         </w:tc>
         <w:tc>
           <w:tcPr>
-            <w:tcW w:type="dxa" w:w="1701"/>
+            <w:tcW w:type="dxa" w:w="1318"/>
             <w:vAlign w:val="center"/>
             <w:tcBorders>
               <w:bottom w:val="single" w:sz="4" w:space="0" w:color="000000"/>
@@ -3112,7 +3258,7 @@
           </w:tcPr>
           <w:p>
             <w:pPr>
-              <w:spacing w:before="0" w:after="0" w:line="240" w:lineRule="auto"/>
+              <w:spacing w:before="0" w:after="0" w:line="240" w:lineRule="exact"/>
               <w:jc w:val="center"/>
             </w:pPr>
             <w:r>
@@ -3133,12 +3279,12 @@
         </w:trPr>
         <w:tc>
           <w:tcPr>
-            <w:tcW w:type="dxa" w:w="1928"/>
-            <w:vAlign w:val="center"/>
-          </w:tcPr>
-          <w:p>
-            <w:pPr>
-              <w:spacing w:before="0" w:after="0" w:line="240" w:lineRule="auto"/>
+            <w:tcW w:type="dxa" w:w="3231"/>
+            <w:vAlign w:val="center"/>
+          </w:tcPr>
+          <w:p>
+            <w:pPr>
+              <w:spacing w:before="0" w:after="0" w:line="240" w:lineRule="exact"/>
               <w:jc w:val="center"/>
             </w:pPr>
             <w:r>
@@ -3154,12 +3300,12 @@
         </w:tc>
         <w:tc>
           <w:tcPr>
-            <w:tcW w:type="dxa" w:w="1814"/>
-            <w:vAlign w:val="center"/>
-          </w:tcPr>
-          <w:p>
-            <w:pPr>
-              <w:spacing w:before="0" w:after="0" w:line="240" w:lineRule="auto"/>
+            <w:tcW w:type="dxa" w:w="1318"/>
+            <w:vAlign w:val="center"/>
+          </w:tcPr>
+          <w:p>
+            <w:pPr>
+              <w:spacing w:before="0" w:after="0" w:line="240" w:lineRule="exact"/>
               <w:jc w:val="center"/>
             </w:pPr>
             <w:r>
@@ -3175,12 +3321,12 @@
         </w:tc>
         <w:tc>
           <w:tcPr>
-            <w:tcW w:type="dxa" w:w="1361"/>
-            <w:vAlign w:val="center"/>
-          </w:tcPr>
-          <w:p>
-            <w:pPr>
-              <w:spacing w:before="0" w:after="0" w:line="240" w:lineRule="auto"/>
+            <w:tcW w:type="dxa" w:w="1318"/>
+            <w:vAlign w:val="center"/>
+          </w:tcPr>
+          <w:p>
+            <w:pPr>
+              <w:spacing w:before="0" w:after="0" w:line="240" w:lineRule="exact"/>
               <w:jc w:val="center"/>
             </w:pPr>
             <w:r>
@@ -3196,12 +3342,12 @@
         </w:tc>
         <w:tc>
           <w:tcPr>
-            <w:tcW w:type="dxa" w:w="1701"/>
-            <w:vAlign w:val="center"/>
-          </w:tcPr>
-          <w:p>
-            <w:pPr>
-              <w:spacing w:before="0" w:after="0" w:line="240" w:lineRule="auto"/>
+            <w:tcW w:type="dxa" w:w="1318"/>
+            <w:vAlign w:val="center"/>
+          </w:tcPr>
+          <w:p>
+            <w:pPr>
+              <w:spacing w:before="0" w:after="0" w:line="240" w:lineRule="exact"/>
               <w:jc w:val="center"/>
             </w:pPr>
             <w:r>
@@ -3217,12 +3363,12 @@
         </w:tc>
         <w:tc>
           <w:tcPr>
-            <w:tcW w:type="dxa" w:w="1701"/>
-            <w:vAlign w:val="center"/>
-          </w:tcPr>
-          <w:p>
-            <w:pPr>
-              <w:spacing w:before="0" w:after="0" w:line="240" w:lineRule="auto"/>
+            <w:tcW w:type="dxa" w:w="1318"/>
+            <w:vAlign w:val="center"/>
+          </w:tcPr>
+          <w:p>
+            <w:pPr>
+              <w:spacing w:before="0" w:after="0" w:line="240" w:lineRule="exact"/>
               <w:jc w:val="center"/>
             </w:pPr>
             <w:r>
@@ -3243,12 +3389,12 @@
         </w:trPr>
         <w:tc>
           <w:tcPr>
-            <w:tcW w:type="dxa" w:w="1928"/>
-            <w:vAlign w:val="center"/>
-          </w:tcPr>
-          <w:p>
-            <w:pPr>
-              <w:spacing w:before="0" w:after="0" w:line="240" w:lineRule="auto"/>
+            <w:tcW w:type="dxa" w:w="3231"/>
+            <w:vAlign w:val="center"/>
+          </w:tcPr>
+          <w:p>
+            <w:pPr>
+              <w:spacing w:before="0" w:after="0" w:line="240" w:lineRule="exact"/>
               <w:jc w:val="center"/>
             </w:pPr>
             <w:r>
@@ -3264,12 +3410,12 @@
         </w:tc>
         <w:tc>
           <w:tcPr>
-            <w:tcW w:type="dxa" w:w="1814"/>
-            <w:vAlign w:val="center"/>
-          </w:tcPr>
-          <w:p>
-            <w:pPr>
-              <w:spacing w:before="0" w:after="0" w:line="240" w:lineRule="auto"/>
+            <w:tcW w:type="dxa" w:w="1318"/>
+            <w:vAlign w:val="center"/>
+          </w:tcPr>
+          <w:p>
+            <w:pPr>
+              <w:spacing w:before="0" w:after="0" w:line="240" w:lineRule="exact"/>
               <w:jc w:val="right"/>
             </w:pPr>
             <w:r>
@@ -3285,12 +3431,12 @@
         </w:tc>
         <w:tc>
           <w:tcPr>
-            <w:tcW w:type="dxa" w:w="1361"/>
-            <w:vAlign w:val="center"/>
-          </w:tcPr>
-          <w:p>
-            <w:pPr>
-              <w:spacing w:before="0" w:after="0" w:line="240" w:lineRule="auto"/>
+            <w:tcW w:type="dxa" w:w="1318"/>
+            <w:vAlign w:val="center"/>
+          </w:tcPr>
+          <w:p>
+            <w:pPr>
+              <w:spacing w:before="0" w:after="0" w:line="240" w:lineRule="exact"/>
               <w:jc w:val="center"/>
             </w:pPr>
             <w:r>
@@ -3306,12 +3452,12 @@
         </w:tc>
         <w:tc>
           <w:tcPr>
-            <w:tcW w:type="dxa" w:w="1701"/>
-            <w:vAlign w:val="center"/>
-          </w:tcPr>
-          <w:p>
-            <w:pPr>
-              <w:spacing w:before="0" w:after="0" w:line="240" w:lineRule="auto"/>
+            <w:tcW w:type="dxa" w:w="1318"/>
+            <w:vAlign w:val="center"/>
+          </w:tcPr>
+          <w:p>
+            <w:pPr>
+              <w:spacing w:before="0" w:after="0" w:line="240" w:lineRule="exact"/>
               <w:jc w:val="right"/>
             </w:pPr>
             <w:r>
@@ -3327,12 +3473,12 @@
         </w:tc>
         <w:tc>
           <w:tcPr>
-            <w:tcW w:type="dxa" w:w="1701"/>
-            <w:vAlign w:val="center"/>
-          </w:tcPr>
-          <w:p>
-            <w:pPr>
-              <w:spacing w:before="0" w:after="0" w:line="240" w:lineRule="auto"/>
+            <w:tcW w:type="dxa" w:w="1318"/>
+            <w:vAlign w:val="center"/>
+          </w:tcPr>
+          <w:p>
+            <w:pPr>
+              <w:spacing w:before="0" w:after="0" w:line="240" w:lineRule="exact"/>
               <w:jc w:val="center"/>
             </w:pPr>
             <w:r>
@@ -3353,7 +3499,7 @@
         </w:trPr>
         <w:tc>
           <w:tcPr>
-            <w:tcW w:type="dxa" w:w="1928"/>
+            <w:tcW w:type="dxa" w:w="3231"/>
             <w:vAlign w:val="center"/>
             <w:tcBorders>
               <w:bottom w:val="single" w:sz="8" w:space="0" w:color="000000"/>
@@ -3361,7 +3507,7 @@
           </w:tcPr>
           <w:p>
             <w:pPr>
-              <w:spacing w:before="0" w:after="0" w:line="240" w:lineRule="auto"/>
+              <w:spacing w:before="0" w:after="0" w:line="240" w:lineRule="exact"/>
               <w:jc w:val="center"/>
             </w:pPr>
             <w:r>
@@ -3377,7 +3523,7 @@
         </w:tc>
         <w:tc>
           <w:tcPr>
-            <w:tcW w:type="dxa" w:w="1814"/>
+            <w:tcW w:type="dxa" w:w="1318"/>
             <w:vAlign w:val="center"/>
             <w:tcBorders>
               <w:bottom w:val="single" w:sz="8" w:space="0" w:color="000000"/>
@@ -3385,7 +3531,7 @@
           </w:tcPr>
           <w:p>
             <w:pPr>
-              <w:spacing w:before="0" w:after="0" w:line="240" w:lineRule="auto"/>
+              <w:spacing w:before="0" w:after="0" w:line="240" w:lineRule="exact"/>
               <w:jc w:val="right"/>
             </w:pPr>
             <w:r>
@@ -3401,7 +3547,7 @@
         </w:tc>
         <w:tc>
           <w:tcPr>
-            <w:tcW w:type="dxa" w:w="1361"/>
+            <w:tcW w:type="dxa" w:w="1318"/>
             <w:vAlign w:val="center"/>
             <w:tcBorders>
               <w:bottom w:val="single" w:sz="8" w:space="0" w:color="000000"/>
@@ -3409,7 +3555,7 @@
           </w:tcPr>
           <w:p>
             <w:pPr>
-              <w:spacing w:before="0" w:after="0" w:line="240" w:lineRule="auto"/>
+              <w:spacing w:before="0" w:after="0" w:line="240" w:lineRule="exact"/>
               <w:jc w:val="right"/>
             </w:pPr>
             <w:r>
@@ -3425,7 +3571,7 @@
         </w:tc>
         <w:tc>
           <w:tcPr>
-            <w:tcW w:type="dxa" w:w="1701"/>
+            <w:tcW w:type="dxa" w:w="1318"/>
             <w:vAlign w:val="center"/>
             <w:tcBorders>
               <w:bottom w:val="single" w:sz="8" w:space="0" w:color="000000"/>
@@ -3433,7 +3579,7 @@
           </w:tcPr>
           <w:p>
             <w:pPr>
-              <w:spacing w:before="0" w:after="0" w:line="240" w:lineRule="auto"/>
+              <w:spacing w:before="0" w:after="0" w:line="240" w:lineRule="exact"/>
               <w:jc w:val="right"/>
             </w:pPr>
             <w:r>
@@ -3449,7 +3595,7 @@
         </w:tc>
         <w:tc>
           <w:tcPr>
-            <w:tcW w:type="dxa" w:w="1701"/>
+            <w:tcW w:type="dxa" w:w="1318"/>
             <w:vAlign w:val="center"/>
             <w:tcBorders>
               <w:bottom w:val="single" w:sz="8" w:space="0" w:color="000000"/>
@@ -3457,7 +3603,7 @@
           </w:tcPr>
           <w:p>
             <w:pPr>
-              <w:spacing w:before="0" w:after="0" w:line="240" w:lineRule="auto"/>
+              <w:spacing w:before="0" w:after="0" w:line="240" w:lineRule="exact"/>
               <w:jc w:val="right"/>
             </w:pPr>
             <w:r>
@@ -3475,7 +3621,8 @@
     </w:tbl>
     <w:p>
       <w:pPr>
-        <w:spacing w:before="40" w:after="20" w:lineRule="auto" w:line="240"/>
+        <w:widowControl/>
+        <w:spacing w:before="40" w:after="20" w:lineRule="exact" w:line="240"/>
         <w:ind w:firstLine="0"/>
         <w:jc w:val="both"/>
       </w:pPr>
@@ -3523,7 +3670,7 @@
           </w:tcPr>
           <w:p>
             <w:pPr>
-              <w:spacing w:before="0" w:after="0" w:line="240" w:lineRule="auto"/>
+              <w:spacing w:before="0" w:after="0" w:line="240" w:lineRule="exact"/>
               <w:jc w:val="center"/>
             </w:pPr>
             <w:r>
@@ -3547,7 +3694,7 @@
           </w:tcPr>
           <w:p>
             <w:pPr>
-              <w:spacing w:before="0" w:after="0" w:line="240" w:lineRule="auto"/>
+              <w:spacing w:before="0" w:after="0" w:line="240" w:lineRule="exact"/>
               <w:jc w:val="center"/>
             </w:pPr>
             <w:r>
@@ -3571,7 +3718,7 @@
           </w:tcPr>
           <w:p>
             <w:pPr>
-              <w:spacing w:before="0" w:after="0" w:line="240" w:lineRule="auto"/>
+              <w:spacing w:before="0" w:after="0" w:line="240" w:lineRule="exact"/>
               <w:jc w:val="center"/>
             </w:pPr>
             <w:r>
@@ -3597,7 +3744,7 @@
           </w:tcPr>
           <w:p>
             <w:pPr>
-              <w:spacing w:before="0" w:after="0" w:line="240" w:lineRule="auto"/>
+              <w:spacing w:before="0" w:after="0" w:line="240" w:lineRule="exact"/>
               <w:jc w:val="center"/>
             </w:pPr>
             <w:r>
@@ -3618,7 +3765,7 @@
           </w:tcPr>
           <w:p>
             <w:pPr>
-              <w:spacing w:before="0" w:after="0" w:line="240" w:lineRule="auto"/>
+              <w:spacing w:before="0" w:after="0" w:line="240" w:lineRule="exact"/>
               <w:jc w:val="center"/>
             </w:pPr>
             <w:r>
@@ -3639,7 +3786,7 @@
           </w:tcPr>
           <w:p>
             <w:pPr>
-              <w:spacing w:before="0" w:after="0" w:line="240" w:lineRule="auto"/>
+              <w:spacing w:before="0" w:after="0" w:line="240" w:lineRule="exact"/>
               <w:jc w:val="center"/>
             </w:pPr>
             <w:r>
@@ -3665,7 +3812,7 @@
           </w:tcPr>
           <w:p>
             <w:pPr>
-              <w:spacing w:before="0" w:after="0" w:line="240" w:lineRule="auto"/>
+              <w:spacing w:before="0" w:after="0" w:line="240" w:lineRule="exact"/>
               <w:jc w:val="center"/>
             </w:pPr>
             <w:r>
@@ -3686,7 +3833,7 @@
           </w:tcPr>
           <w:p>
             <w:pPr>
-              <w:spacing w:before="0" w:after="0" w:line="240" w:lineRule="auto"/>
+              <w:spacing w:before="0" w:after="0" w:line="240" w:lineRule="exact"/>
               <w:jc w:val="right"/>
             </w:pPr>
             <w:r>
@@ -3707,7 +3854,7 @@
           </w:tcPr>
           <w:p>
             <w:pPr>
-              <w:spacing w:before="0" w:after="0" w:line="240" w:lineRule="auto"/>
+              <w:spacing w:before="0" w:after="0" w:line="240" w:lineRule="exact"/>
               <w:jc w:val="center"/>
             </w:pPr>
             <w:r>
@@ -3736,7 +3883,7 @@
           </w:tcPr>
           <w:p>
             <w:pPr>
-              <w:spacing w:before="0" w:after="0" w:line="240" w:lineRule="auto"/>
+              <w:spacing w:before="0" w:after="0" w:line="240" w:lineRule="exact"/>
               <w:jc w:val="center"/>
             </w:pPr>
             <w:r>
@@ -3760,7 +3907,7 @@
           </w:tcPr>
           <w:p>
             <w:pPr>
-              <w:spacing w:before="0" w:after="0" w:line="240" w:lineRule="auto"/>
+              <w:spacing w:before="0" w:after="0" w:line="240" w:lineRule="exact"/>
               <w:jc w:val="right"/>
             </w:pPr>
             <w:r>
@@ -3784,7 +3931,7 @@
           </w:tcPr>
           <w:p>
             <w:pPr>
-              <w:spacing w:before="0" w:after="0" w:line="240" w:lineRule="auto"/>
+              <w:spacing w:before="0" w:after="0" w:line="240" w:lineRule="exact"/>
               <w:jc w:val="right"/>
             </w:pPr>
             <w:r>
@@ -3802,7 +3949,8 @@
     </w:tbl>
     <w:p>
       <w:pPr>
-        <w:spacing w:before="40" w:after="80" w:lineRule="auto" w:line="220"/>
+        <w:widowControl/>
+        <w:spacing w:before="40" w:after="80" w:lineRule="exact" w:line="220"/>
         <w:ind w:firstLine="0"/>
         <w:jc w:val="both"/>
       </w:pPr>
@@ -3817,19 +3965,17 @@
       </w:r>
     </w:p>
     <w:p>
-      <w:r>
-        <w:br w:type="page"/>
-      </w:r>
-    </w:p>
-    <w:p>
-      <w:pPr>
-        <w:spacing w:before="240" w:after="120" w:lineRule="auto" w:line="360"/>
+      <w:pPr>
+        <w:keepNext/>
+        <w:keepLines/>
+        <w:widowControl/>
+        <w:spacing w:before="240" w:after="120" w:lineRule="exact" w:line="360"/>
         <w:jc w:val="center"/>
       </w:pPr>
       <w:r>
         <w:rPr>
           <w:rFonts w:ascii="Times New Roman" w:hAnsi="Times New Roman" w:eastAsia="仿宋"/>
-          <w:b/>
+          <w:b w:val="0"/>
           <w:i w:val="0"/>
           <w:sz w:val="28"/>
         </w:rPr>
@@ -3838,13 +3984,17 @@
     </w:p>
     <w:p>
       <w:pPr>
-        <w:spacing w:before="180" w:after="60" w:lineRule="auto" w:line="320"/>
+        <w:keepNext/>
+        <w:keepLines/>
+        <w:widowControl/>
+        <w:spacing w:before="180" w:after="60" w:lineRule="exact" w:line="320"/>
+        <w:ind w:firstLine="420"/>
         <w:jc w:val="left"/>
       </w:pPr>
       <w:r>
         <w:rPr>
           <w:rFonts w:ascii="Times New Roman" w:hAnsi="Times New Roman" w:eastAsia="黑体"/>
-          <w:b/>
+          <w:b w:val="0"/>
           <w:i w:val="0"/>
           <w:sz w:val="24"/>
         </w:rPr>
@@ -3853,7 +4003,8 @@
     </w:p>
     <w:p>
       <w:pPr>
-        <w:spacing w:before="0" w:after="0" w:lineRule="auto" w:line="360"/>
+        <w:widowControl/>
+        <w:spacing w:before="0" w:after="0" w:lineRule="exact" w:line="360"/>
         <w:ind w:firstLine="420"/>
         <w:jc w:val="both"/>
       </w:pPr>
@@ -3869,7 +4020,8 @@
     </w:p>
     <w:p>
       <w:pPr>
-        <w:spacing w:before="0" w:after="0" w:lineRule="auto" w:line="360"/>
+        <w:widowControl/>
+        <w:spacing w:before="0" w:after="0" w:lineRule="exact" w:line="360"/>
         <w:ind w:firstLine="420"/>
         <w:jc w:val="both"/>
       </w:pPr>
@@ -3885,7 +4037,8 @@
     </w:p>
     <w:p>
       <w:pPr>
-        <w:spacing w:before="0" w:after="0" w:lineRule="auto" w:line="360"/>
+        <w:widowControl/>
+        <w:spacing w:before="0" w:after="0" w:lineRule="exact" w:line="360"/>
         <w:ind w:firstLine="420"/>
         <w:jc w:val="both"/>
       </w:pPr>
@@ -3901,7 +4054,8 @@
     </w:p>
     <w:p>
       <w:pPr>
-        <w:spacing w:before="0" w:after="0" w:lineRule="auto" w:line="360"/>
+        <w:widowControl/>
+        <w:spacing w:before="0" w:after="0" w:lineRule="exact" w:line="360"/>
         <w:ind w:firstLine="420"/>
         <w:jc w:val="both"/>
       </w:pPr>
@@ -3917,7 +4071,8 @@
     </w:p>
     <w:p>
       <w:pPr>
-        <w:spacing w:before="0" w:after="0" w:lineRule="auto" w:line="360"/>
+        <w:widowControl/>
+        <w:spacing w:before="0" w:after="0" w:lineRule="exact" w:line="360"/>
         <w:ind w:firstLine="420"/>
         <w:jc w:val="both"/>
       </w:pPr>
@@ -3933,7 +4088,8 @@
     </w:p>
     <w:p>
       <w:pPr>
-        <w:spacing w:before="0" w:after="0" w:lineRule="auto" w:line="360"/>
+        <w:widowControl/>
+        <w:spacing w:before="0" w:after="0" w:lineRule="exact" w:line="360"/>
         <w:ind w:firstLine="420"/>
         <w:jc w:val="both"/>
       </w:pPr>
@@ -3949,12 +4105,15 @@
     </w:p>
     <w:p>
       <w:pPr>
-        <w:spacing w:before="80" w:after="40" w:lineRule="auto" w:line="260"/>
+        <w:keepNext/>
+        <w:keepLines/>
+        <w:widowControl/>
+        <w:spacing w:before="80" w:after="40" w:lineRule="exact" w:line="260"/>
         <w:jc w:val="center"/>
       </w:pPr>
       <w:r>
         <w:rPr>
-          <w:rFonts w:ascii="Times New Roman" w:hAnsi="Times New Roman" w:eastAsia="仿宋"/>
+          <w:rFonts w:ascii="Times New Roman" w:hAnsi="Times New Roman" w:eastAsia="黑体"/>
           <w:b/>
           <w:i w:val="0"/>
           <w:sz w:val="18"/>
@@ -3990,7 +4149,7 @@
         </w:trPr>
         <w:tc>
           <w:tcPr>
-            <w:tcW w:type="dxa" w:w="1928"/>
+            <w:tcW w:type="dxa" w:w="3231"/>
             <w:vAlign w:val="center"/>
             <w:tcBorders>
               <w:bottom w:val="single" w:sz="4" w:space="0" w:color="000000"/>
@@ -3998,7 +4157,7 @@
           </w:tcPr>
           <w:p>
             <w:pPr>
-              <w:spacing w:before="0" w:after="0" w:line="240" w:lineRule="auto"/>
+              <w:spacing w:before="0" w:after="0" w:line="240" w:lineRule="exact"/>
               <w:jc w:val="center"/>
             </w:pPr>
             <w:r>
@@ -4014,7 +4173,7 @@
         </w:tc>
         <w:tc>
           <w:tcPr>
-            <w:tcW w:type="dxa" w:w="1814"/>
+            <w:tcW w:type="dxa" w:w="1318"/>
             <w:vAlign w:val="center"/>
             <w:tcBorders>
               <w:bottom w:val="single" w:sz="4" w:space="0" w:color="000000"/>
@@ -4022,7 +4181,7 @@
           </w:tcPr>
           <w:p>
             <w:pPr>
-              <w:spacing w:before="0" w:after="0" w:line="240" w:lineRule="auto"/>
+              <w:spacing w:before="0" w:after="0" w:line="240" w:lineRule="exact"/>
               <w:jc w:val="center"/>
             </w:pPr>
             <w:r>
@@ -4038,7 +4197,7 @@
         </w:tc>
         <w:tc>
           <w:tcPr>
-            <w:tcW w:type="dxa" w:w="1361"/>
+            <w:tcW w:type="dxa" w:w="1318"/>
             <w:vAlign w:val="center"/>
             <w:tcBorders>
               <w:bottom w:val="single" w:sz="4" w:space="0" w:color="000000"/>
@@ -4046,7 +4205,7 @@
           </w:tcPr>
           <w:p>
             <w:pPr>
-              <w:spacing w:before="0" w:after="0" w:line="240" w:lineRule="auto"/>
+              <w:spacing w:before="0" w:after="0" w:line="240" w:lineRule="exact"/>
               <w:jc w:val="center"/>
             </w:pPr>
             <w:r>
@@ -4062,7 +4221,7 @@
         </w:tc>
         <w:tc>
           <w:tcPr>
-            <w:tcW w:type="dxa" w:w="1701"/>
+            <w:tcW w:type="dxa" w:w="1318"/>
             <w:vAlign w:val="center"/>
             <w:tcBorders>
               <w:bottom w:val="single" w:sz="4" w:space="0" w:color="000000"/>
@@ -4070,7 +4229,7 @@
           </w:tcPr>
           <w:p>
             <w:pPr>
-              <w:spacing w:before="0" w:after="0" w:line="240" w:lineRule="auto"/>
+              <w:spacing w:before="0" w:after="0" w:line="240" w:lineRule="exact"/>
               <w:jc w:val="center"/>
             </w:pPr>
             <w:r>
@@ -4086,7 +4245,7 @@
         </w:tc>
         <w:tc>
           <w:tcPr>
-            <w:tcW w:type="dxa" w:w="1701"/>
+            <w:tcW w:type="dxa" w:w="1318"/>
             <w:vAlign w:val="center"/>
             <w:tcBorders>
               <w:bottom w:val="single" w:sz="4" w:space="0" w:color="000000"/>
@@ -4094,7 +4253,7 @@
           </w:tcPr>
           <w:p>
             <w:pPr>
-              <w:spacing w:before="0" w:after="0" w:line="240" w:lineRule="auto"/>
+              <w:spacing w:before="0" w:after="0" w:line="240" w:lineRule="exact"/>
               <w:jc w:val="center"/>
             </w:pPr>
             <w:r>
@@ -4115,12 +4274,12 @@
         </w:trPr>
         <w:tc>
           <w:tcPr>
-            <w:tcW w:type="dxa" w:w="1928"/>
-            <w:vAlign w:val="center"/>
-          </w:tcPr>
-          <w:p>
-            <w:pPr>
-              <w:spacing w:before="0" w:after="0" w:line="240" w:lineRule="auto"/>
+            <w:tcW w:type="dxa" w:w="3231"/>
+            <w:vAlign w:val="center"/>
+          </w:tcPr>
+          <w:p>
+            <w:pPr>
+              <w:spacing w:before="0" w:after="0" w:line="240" w:lineRule="exact"/>
               <w:jc w:val="center"/>
             </w:pPr>
             <w:r>
@@ -4136,12 +4295,12 @@
         </w:tc>
         <w:tc>
           <w:tcPr>
-            <w:tcW w:type="dxa" w:w="1814"/>
-            <w:vAlign w:val="center"/>
-          </w:tcPr>
-          <w:p>
-            <w:pPr>
-              <w:spacing w:before="0" w:after="0" w:line="240" w:lineRule="auto"/>
+            <w:tcW w:type="dxa" w:w="1318"/>
+            <w:vAlign w:val="center"/>
+          </w:tcPr>
+          <w:p>
+            <w:pPr>
+              <w:spacing w:before="0" w:after="0" w:line="240" w:lineRule="exact"/>
               <w:jc w:val="right"/>
             </w:pPr>
             <w:r>
@@ -4157,12 +4316,12 @@
         </w:tc>
         <w:tc>
           <w:tcPr>
-            <w:tcW w:type="dxa" w:w="1361"/>
-            <w:vAlign w:val="center"/>
-          </w:tcPr>
-          <w:p>
-            <w:pPr>
-              <w:spacing w:before="0" w:after="0" w:line="240" w:lineRule="auto"/>
+            <w:tcW w:type="dxa" w:w="1318"/>
+            <w:vAlign w:val="center"/>
+          </w:tcPr>
+          <w:p>
+            <w:pPr>
+              <w:spacing w:before="0" w:after="0" w:line="240" w:lineRule="exact"/>
               <w:jc w:val="right"/>
             </w:pPr>
             <w:r>
@@ -4178,12 +4337,12 @@
         </w:tc>
         <w:tc>
           <w:tcPr>
-            <w:tcW w:type="dxa" w:w="1701"/>
-            <w:vAlign w:val="center"/>
-          </w:tcPr>
-          <w:p>
-            <w:pPr>
-              <w:spacing w:before="0" w:after="0" w:line="240" w:lineRule="auto"/>
+            <w:tcW w:type="dxa" w:w="1318"/>
+            <w:vAlign w:val="center"/>
+          </w:tcPr>
+          <w:p>
+            <w:pPr>
+              <w:spacing w:before="0" w:after="0" w:line="240" w:lineRule="exact"/>
               <w:jc w:val="right"/>
             </w:pPr>
             <w:r>
@@ -4199,12 +4358,12 @@
         </w:tc>
         <w:tc>
           <w:tcPr>
-            <w:tcW w:type="dxa" w:w="1701"/>
-            <w:vAlign w:val="center"/>
-          </w:tcPr>
-          <w:p>
-            <w:pPr>
-              <w:spacing w:before="0" w:after="0" w:line="240" w:lineRule="auto"/>
+            <w:tcW w:type="dxa" w:w="1318"/>
+            <w:vAlign w:val="center"/>
+          </w:tcPr>
+          <w:p>
+            <w:pPr>
+              <w:spacing w:before="0" w:after="0" w:line="240" w:lineRule="exact"/>
               <w:jc w:val="right"/>
             </w:pPr>
             <w:r>
@@ -4225,12 +4384,12 @@
         </w:trPr>
         <w:tc>
           <w:tcPr>
-            <w:tcW w:type="dxa" w:w="1928"/>
-            <w:vAlign w:val="center"/>
-          </w:tcPr>
-          <w:p>
-            <w:pPr>
-              <w:spacing w:before="0" w:after="0" w:line="240" w:lineRule="auto"/>
+            <w:tcW w:type="dxa" w:w="3231"/>
+            <w:vAlign w:val="center"/>
+          </w:tcPr>
+          <w:p>
+            <w:pPr>
+              <w:spacing w:before="0" w:after="0" w:line="240" w:lineRule="exact"/>
               <w:jc w:val="center"/>
             </w:pPr>
             <w:r>
@@ -4246,12 +4405,12 @@
         </w:tc>
         <w:tc>
           <w:tcPr>
-            <w:tcW w:type="dxa" w:w="1814"/>
-            <w:vAlign w:val="center"/>
-          </w:tcPr>
-          <w:p>
-            <w:pPr>
-              <w:spacing w:before="0" w:after="0" w:line="240" w:lineRule="auto"/>
+            <w:tcW w:type="dxa" w:w="1318"/>
+            <w:vAlign w:val="center"/>
+          </w:tcPr>
+          <w:p>
+            <w:pPr>
+              <w:spacing w:before="0" w:after="0" w:line="240" w:lineRule="exact"/>
               <w:jc w:val="right"/>
             </w:pPr>
             <w:r>
@@ -4267,12 +4426,12 @@
         </w:tc>
         <w:tc>
           <w:tcPr>
-            <w:tcW w:type="dxa" w:w="1361"/>
-            <w:vAlign w:val="center"/>
-          </w:tcPr>
-          <w:p>
-            <w:pPr>
-              <w:spacing w:before="0" w:after="0" w:line="240" w:lineRule="auto"/>
+            <w:tcW w:type="dxa" w:w="1318"/>
+            <w:vAlign w:val="center"/>
+          </w:tcPr>
+          <w:p>
+            <w:pPr>
+              <w:spacing w:before="0" w:after="0" w:line="240" w:lineRule="exact"/>
               <w:jc w:val="right"/>
             </w:pPr>
             <w:r>
@@ -4288,12 +4447,12 @@
         </w:tc>
         <w:tc>
           <w:tcPr>
-            <w:tcW w:type="dxa" w:w="1701"/>
-            <w:vAlign w:val="center"/>
-          </w:tcPr>
-          <w:p>
-            <w:pPr>
-              <w:spacing w:before="0" w:after="0" w:line="240" w:lineRule="auto"/>
+            <w:tcW w:type="dxa" w:w="1318"/>
+            <w:vAlign w:val="center"/>
+          </w:tcPr>
+          <w:p>
+            <w:pPr>
+              <w:spacing w:before="0" w:after="0" w:line="240" w:lineRule="exact"/>
               <w:jc w:val="right"/>
             </w:pPr>
             <w:r>
@@ -4309,12 +4468,12 @@
         </w:tc>
         <w:tc>
           <w:tcPr>
-            <w:tcW w:type="dxa" w:w="1701"/>
-            <w:vAlign w:val="center"/>
-          </w:tcPr>
-          <w:p>
-            <w:pPr>
-              <w:spacing w:before="0" w:after="0" w:line="240" w:lineRule="auto"/>
+            <w:tcW w:type="dxa" w:w="1318"/>
+            <w:vAlign w:val="center"/>
+          </w:tcPr>
+          <w:p>
+            <w:pPr>
+              <w:spacing w:before="0" w:after="0" w:line="240" w:lineRule="exact"/>
               <w:jc w:val="right"/>
             </w:pPr>
             <w:r>
@@ -4335,12 +4494,12 @@
         </w:trPr>
         <w:tc>
           <w:tcPr>
-            <w:tcW w:type="dxa" w:w="1928"/>
-            <w:vAlign w:val="center"/>
-          </w:tcPr>
-          <w:p>
-            <w:pPr>
-              <w:spacing w:before="0" w:after="0" w:line="240" w:lineRule="auto"/>
+            <w:tcW w:type="dxa" w:w="3231"/>
+            <w:vAlign w:val="center"/>
+          </w:tcPr>
+          <w:p>
+            <w:pPr>
+              <w:spacing w:before="0" w:after="0" w:line="240" w:lineRule="exact"/>
               <w:jc w:val="center"/>
             </w:pPr>
             <w:r>
@@ -4356,12 +4515,12 @@
         </w:tc>
         <w:tc>
           <w:tcPr>
-            <w:tcW w:type="dxa" w:w="1814"/>
-            <w:vAlign w:val="center"/>
-          </w:tcPr>
-          <w:p>
-            <w:pPr>
-              <w:spacing w:before="0" w:after="0" w:line="240" w:lineRule="auto"/>
+            <w:tcW w:type="dxa" w:w="1318"/>
+            <w:vAlign w:val="center"/>
+          </w:tcPr>
+          <w:p>
+            <w:pPr>
+              <w:spacing w:before="0" w:after="0" w:line="240" w:lineRule="exact"/>
               <w:jc w:val="right"/>
             </w:pPr>
             <w:r>
@@ -4377,12 +4536,12 @@
         </w:tc>
         <w:tc>
           <w:tcPr>
-            <w:tcW w:type="dxa" w:w="1361"/>
-            <w:vAlign w:val="center"/>
-          </w:tcPr>
-          <w:p>
-            <w:pPr>
-              <w:spacing w:before="0" w:after="0" w:line="240" w:lineRule="auto"/>
+            <w:tcW w:type="dxa" w:w="1318"/>
+            <w:vAlign w:val="center"/>
+          </w:tcPr>
+          <w:p>
+            <w:pPr>
+              <w:spacing w:before="0" w:after="0" w:line="240" w:lineRule="exact"/>
               <w:jc w:val="right"/>
             </w:pPr>
             <w:r>
@@ -4398,12 +4557,12 @@
         </w:tc>
         <w:tc>
           <w:tcPr>
-            <w:tcW w:type="dxa" w:w="1701"/>
-            <w:vAlign w:val="center"/>
-          </w:tcPr>
-          <w:p>
-            <w:pPr>
-              <w:spacing w:before="0" w:after="0" w:line="240" w:lineRule="auto"/>
+            <w:tcW w:type="dxa" w:w="1318"/>
+            <w:vAlign w:val="center"/>
+          </w:tcPr>
+          <w:p>
+            <w:pPr>
+              <w:spacing w:before="0" w:after="0" w:line="240" w:lineRule="exact"/>
               <w:jc w:val="right"/>
             </w:pPr>
             <w:r>
@@ -4419,12 +4578,12 @@
         </w:tc>
         <w:tc>
           <w:tcPr>
-            <w:tcW w:type="dxa" w:w="1701"/>
-            <w:vAlign w:val="center"/>
-          </w:tcPr>
-          <w:p>
-            <w:pPr>
-              <w:spacing w:before="0" w:after="0" w:line="240" w:lineRule="auto"/>
+            <w:tcW w:type="dxa" w:w="1318"/>
+            <w:vAlign w:val="center"/>
+          </w:tcPr>
+          <w:p>
+            <w:pPr>
+              <w:spacing w:before="0" w:after="0" w:line="240" w:lineRule="exact"/>
               <w:jc w:val="right"/>
             </w:pPr>
             <w:r>
@@ -4445,12 +4604,12 @@
         </w:trPr>
         <w:tc>
           <w:tcPr>
-            <w:tcW w:type="dxa" w:w="1928"/>
-            <w:vAlign w:val="center"/>
-          </w:tcPr>
-          <w:p>
-            <w:pPr>
-              <w:spacing w:before="0" w:after="0" w:line="240" w:lineRule="auto"/>
+            <w:tcW w:type="dxa" w:w="3231"/>
+            <w:vAlign w:val="center"/>
+          </w:tcPr>
+          <w:p>
+            <w:pPr>
+              <w:spacing w:before="0" w:after="0" w:line="240" w:lineRule="exact"/>
               <w:jc w:val="center"/>
             </w:pPr>
             <w:r>
@@ -4466,12 +4625,12 @@
         </w:tc>
         <w:tc>
           <w:tcPr>
-            <w:tcW w:type="dxa" w:w="1814"/>
-            <w:vAlign w:val="center"/>
-          </w:tcPr>
-          <w:p>
-            <w:pPr>
-              <w:spacing w:before="0" w:after="0" w:line="240" w:lineRule="auto"/>
+            <w:tcW w:type="dxa" w:w="1318"/>
+            <w:vAlign w:val="center"/>
+          </w:tcPr>
+          <w:p>
+            <w:pPr>
+              <w:spacing w:before="0" w:after="0" w:line="240" w:lineRule="exact"/>
               <w:jc w:val="right"/>
             </w:pPr>
             <w:r>
@@ -4487,12 +4646,12 @@
         </w:tc>
         <w:tc>
           <w:tcPr>
-            <w:tcW w:type="dxa" w:w="1361"/>
-            <w:vAlign w:val="center"/>
-          </w:tcPr>
-          <w:p>
-            <w:pPr>
-              <w:spacing w:before="0" w:after="0" w:line="240" w:lineRule="auto"/>
+            <w:tcW w:type="dxa" w:w="1318"/>
+            <w:vAlign w:val="center"/>
+          </w:tcPr>
+          <w:p>
+            <w:pPr>
+              <w:spacing w:before="0" w:after="0" w:line="240" w:lineRule="exact"/>
               <w:jc w:val="right"/>
             </w:pPr>
             <w:r>
@@ -4508,12 +4667,12 @@
         </w:tc>
         <w:tc>
           <w:tcPr>
-            <w:tcW w:type="dxa" w:w="1701"/>
-            <w:vAlign w:val="center"/>
-          </w:tcPr>
-          <w:p>
-            <w:pPr>
-              <w:spacing w:before="0" w:after="0" w:line="240" w:lineRule="auto"/>
+            <w:tcW w:type="dxa" w:w="1318"/>
+            <w:vAlign w:val="center"/>
+          </w:tcPr>
+          <w:p>
+            <w:pPr>
+              <w:spacing w:before="0" w:after="0" w:line="240" w:lineRule="exact"/>
               <w:jc w:val="right"/>
             </w:pPr>
             <w:r>
@@ -4529,12 +4688,12 @@
         </w:tc>
         <w:tc>
           <w:tcPr>
-            <w:tcW w:type="dxa" w:w="1701"/>
-            <w:vAlign w:val="center"/>
-          </w:tcPr>
-          <w:p>
-            <w:pPr>
-              <w:spacing w:before="0" w:after="0" w:line="240" w:lineRule="auto"/>
+            <w:tcW w:type="dxa" w:w="1318"/>
+            <w:vAlign w:val="center"/>
+          </w:tcPr>
+          <w:p>
+            <w:pPr>
+              <w:spacing w:before="0" w:after="0" w:line="240" w:lineRule="exact"/>
               <w:jc w:val="right"/>
             </w:pPr>
             <w:r>
@@ -4555,7 +4714,7 @@
         </w:trPr>
         <w:tc>
           <w:tcPr>
-            <w:tcW w:type="dxa" w:w="1928"/>
+            <w:tcW w:type="dxa" w:w="3231"/>
             <w:vAlign w:val="center"/>
             <w:tcBorders>
               <w:bottom w:val="single" w:sz="8" w:space="0" w:color="000000"/>
@@ -4563,7 +4722,7 @@
           </w:tcPr>
           <w:p>
             <w:pPr>
-              <w:spacing w:before="0" w:after="0" w:line="240" w:lineRule="auto"/>
+              <w:spacing w:before="0" w:after="0" w:line="240" w:lineRule="exact"/>
               <w:jc w:val="center"/>
             </w:pPr>
             <w:r>
@@ -4579,7 +4738,7 @@
         </w:tc>
         <w:tc>
           <w:tcPr>
-            <w:tcW w:type="dxa" w:w="1814"/>
+            <w:tcW w:type="dxa" w:w="1318"/>
             <w:vAlign w:val="center"/>
             <w:tcBorders>
               <w:bottom w:val="single" w:sz="8" w:space="0" w:color="000000"/>
@@ -4587,7 +4746,7 @@
           </w:tcPr>
           <w:p>
             <w:pPr>
-              <w:spacing w:before="0" w:after="0" w:line="240" w:lineRule="auto"/>
+              <w:spacing w:before="0" w:after="0" w:line="240" w:lineRule="exact"/>
               <w:jc w:val="right"/>
             </w:pPr>
             <w:r>
@@ -4603,7 +4762,7 @@
         </w:tc>
         <w:tc>
           <w:tcPr>
-            <w:tcW w:type="dxa" w:w="1361"/>
+            <w:tcW w:type="dxa" w:w="1318"/>
             <w:vAlign w:val="center"/>
             <w:tcBorders>
               <w:bottom w:val="single" w:sz="8" w:space="0" w:color="000000"/>
@@ -4611,7 +4770,7 @@
           </w:tcPr>
           <w:p>
             <w:pPr>
-              <w:spacing w:before="0" w:after="0" w:line="240" w:lineRule="auto"/>
+              <w:spacing w:before="0" w:after="0" w:line="240" w:lineRule="exact"/>
               <w:jc w:val="right"/>
             </w:pPr>
             <w:r>
@@ -4627,7 +4786,7 @@
         </w:tc>
         <w:tc>
           <w:tcPr>
-            <w:tcW w:type="dxa" w:w="1701"/>
+            <w:tcW w:type="dxa" w:w="1318"/>
             <w:vAlign w:val="center"/>
             <w:tcBorders>
               <w:bottom w:val="single" w:sz="8" w:space="0" w:color="000000"/>
@@ -4635,7 +4794,7 @@
           </w:tcPr>
           <w:p>
             <w:pPr>
-              <w:spacing w:before="0" w:after="0" w:line="240" w:lineRule="auto"/>
+              <w:spacing w:before="0" w:after="0" w:line="240" w:lineRule="exact"/>
               <w:jc w:val="right"/>
             </w:pPr>
             <w:r>
@@ -4651,7 +4810,7 @@
         </w:tc>
         <w:tc>
           <w:tcPr>
-            <w:tcW w:type="dxa" w:w="1701"/>
+            <w:tcW w:type="dxa" w:w="1318"/>
             <w:vAlign w:val="center"/>
             <w:tcBorders>
               <w:bottom w:val="single" w:sz="8" w:space="0" w:color="000000"/>
@@ -4659,7 +4818,7 @@
           </w:tcPr>
           <w:p>
             <w:pPr>
-              <w:spacing w:before="0" w:after="0" w:line="240" w:lineRule="auto"/>
+              <w:spacing w:before="0" w:after="0" w:line="240" w:lineRule="exact"/>
               <w:jc w:val="right"/>
             </w:pPr>
             <w:r>
@@ -4677,7 +4836,8 @@
     </w:tbl>
     <w:p>
       <w:pPr>
-        <w:spacing w:before="40" w:after="80" w:lineRule="auto" w:line="220"/>
+        <w:widowControl/>
+        <w:spacing w:before="40" w:after="80" w:lineRule="exact" w:line="220"/>
         <w:ind w:firstLine="0"/>
         <w:jc w:val="both"/>
       </w:pPr>
@@ -4693,13 +4853,17 @@
     </w:p>
     <w:p>
       <w:pPr>
-        <w:spacing w:before="180" w:after="60" w:lineRule="auto" w:line="320"/>
+        <w:keepNext/>
+        <w:keepLines/>
+        <w:widowControl/>
+        <w:spacing w:before="180" w:after="60" w:lineRule="exact" w:line="320"/>
+        <w:ind w:firstLine="420"/>
         <w:jc w:val="left"/>
       </w:pPr>
       <w:r>
         <w:rPr>
           <w:rFonts w:ascii="Times New Roman" w:hAnsi="Times New Roman" w:eastAsia="黑体"/>
-          <w:b/>
+          <w:b w:val="0"/>
           <w:i w:val="0"/>
           <w:sz w:val="24"/>
         </w:rPr>
@@ -4708,7 +4872,8 @@
     </w:p>
     <w:p>
       <w:pPr>
-        <w:spacing w:before="0" w:after="0" w:lineRule="auto" w:line="360"/>
+        <w:widowControl/>
+        <w:spacing w:before="0" w:after="0" w:lineRule="exact" w:line="360"/>
         <w:ind w:firstLine="420"/>
         <w:jc w:val="both"/>
       </w:pPr>
@@ -4724,7 +4889,8 @@
     </w:p>
     <w:p>
       <w:pPr>
-        <w:spacing w:before="0" w:after="0" w:lineRule="auto" w:line="360"/>
+        <w:widowControl/>
+        <w:spacing w:before="0" w:after="0" w:lineRule="exact" w:line="360"/>
         <w:ind w:firstLine="420"/>
         <w:jc w:val="both"/>
       </w:pPr>
@@ -4740,7 +4906,8 @@
     </w:p>
     <w:p>
       <w:pPr>
-        <w:spacing w:before="0" w:after="0" w:lineRule="auto" w:line="360"/>
+        <w:widowControl/>
+        <w:spacing w:before="0" w:after="0" w:lineRule="exact" w:line="360"/>
         <w:ind w:firstLine="420"/>
         <w:jc w:val="both"/>
       </w:pPr>
@@ -4756,7 +4923,8 @@
     </w:p>
     <w:p>
       <w:pPr>
-        <w:spacing w:before="0" w:after="0" w:lineRule="auto" w:line="360"/>
+        <w:widowControl/>
+        <w:spacing w:before="0" w:after="0" w:lineRule="exact" w:line="360"/>
         <w:ind w:firstLine="420"/>
         <w:jc w:val="both"/>
       </w:pPr>
@@ -4772,7 +4940,8 @@
     </w:p>
     <w:p>
       <w:pPr>
-        <w:spacing w:before="0" w:after="0" w:lineRule="auto" w:line="360"/>
+        <w:widowControl/>
+        <w:spacing w:before="0" w:after="0" w:lineRule="exact" w:line="360"/>
         <w:ind w:firstLine="420"/>
         <w:jc w:val="both"/>
       </w:pPr>
@@ -4788,7 +4957,8 @@
     </w:p>
     <w:p>
       <w:pPr>
-        <w:spacing w:before="0" w:after="0" w:lineRule="auto" w:line="360"/>
+        <w:widowControl/>
+        <w:spacing w:before="0" w:after="0" w:lineRule="exact" w:line="360"/>
         <w:ind w:firstLine="420"/>
         <w:jc w:val="both"/>
       </w:pPr>
@@ -4804,7 +4974,9 @@
     </w:p>
     <w:p>
       <w:pPr>
-        <w:spacing w:before="80" w:after="20"/>
+        <w:keepNext/>
+        <w:keepLines/>
+        <w:spacing w:before="80" w:after="20" w:line="240" w:lineRule="auto"/>
         <w:ind w:firstLine="0"/>
         <w:jc w:val="center"/>
       </w:pPr>
@@ -4812,7 +4984,7 @@
         <w:drawing>
           <wp:inline xmlns:a="http://schemas.openxmlformats.org/drawingml/2006/main" xmlns:pic="http://schemas.openxmlformats.org/drawingml/2006/picture">
             <wp:extent cx="4140000" cy="1572028"/>
-            <wp:docPr id="30" name="Picture 30"/>
+            <wp:docPr id="31" name="Picture 31"/>
             <wp:cNvGraphicFramePr>
               <a:graphicFrameLocks noChangeAspect="1"/>
             </wp:cNvGraphicFramePr>
@@ -4820,11 +4992,11 @@
               <a:graphicData uri="http://schemas.openxmlformats.org/drawingml/2006/picture">
                 <pic:pic>
                   <pic:nvPicPr>
-                    <pic:cNvPr id="0" name="journal_figure2_stock_novelty_volatility.png"/>
+                    <pic:cNvPr id="0" name="journal_figure3_stock_novelty_volatility.png"/>
                     <pic:cNvPicPr/>
                   </pic:nvPicPr>
                   <pic:blipFill>
-                    <a:blip r:embed="rId19"/>
+                    <a:blip r:embed="rId22"/>
                     <a:stretch>
                       <a:fillRect/>
                     </a:stretch>
@@ -4845,7 +5017,8 @@
     </w:p>
     <w:p>
       <w:pPr>
-        <w:spacing w:before="20" w:after="80" w:lineRule="auto" w:line="260"/>
+        <w:widowControl/>
+        <w:spacing w:before="20" w:after="80" w:lineRule="exact" w:line="260"/>
         <w:ind w:firstLine="0"/>
         <w:jc w:val="center"/>
       </w:pPr>
@@ -4856,454 +5029,146 @@
           <w:i w:val="0"/>
           <w:sz w:val="18"/>
         </w:rPr>
-        <w:t>图2  政策指引创新度与股票实际波动率</w:t>
-      </w:r>
-    </w:p>
-    <w:p>
-      <w:pPr>
-        <w:spacing w:before="180" w:after="60" w:lineRule="auto" w:line="320"/>
+        <w:t>图3  政策指引创新度与股票实际波动率</w:t>
+      </w:r>
+    </w:p>
+    <w:p>
+      <w:pPr>
+        <w:keepNext/>
+        <w:keepLines/>
+        <w:widowControl/>
+        <w:spacing w:before="180" w:after="60" w:lineRule="exact" w:line="320"/>
+        <w:ind w:firstLine="420"/>
         <w:jc w:val="left"/>
+      </w:pPr>
+      <w:r>
+        <w:rPr>
+          <w:rFonts w:ascii="Times New Roman" w:hAnsi="Times New Roman" w:eastAsia="黑体"/>
+          <w:b w:val="0"/>
+          <w:i w:val="0"/>
+          <w:sz w:val="24"/>
+        </w:rPr>
+        <w:t>（三）日度波动稳健性</w:t>
+      </w:r>
+    </w:p>
+    <w:p>
+      <w:pPr>
+        <w:widowControl/>
+        <w:spacing w:before="0" w:after="0" w:lineRule="exact" w:line="360"/>
+        <w:ind w:firstLine="420"/>
+        <w:jc w:val="both"/>
+      </w:pPr>
+      <w:r>
+        <w:rPr>
+          <w:rFonts w:ascii="Times New Roman" w:hAnsi="Times New Roman" w:eastAsia="宋体"/>
+          <w:b w:val="0"/>
+          <w:i w:val="0"/>
+          <w:sz w:val="21"/>
+        </w:rPr>
+        <w:t>Student-t EGARCH-X模型使用4888个连续交易日收益率和79个创新度事件。报告发布当日规格中，标准化创新度条件方差项系数为0.0944，似然比检验p值为0.1888，置换诊断p值为0.2100。按一个标准差创新度换算，条件波动率约提高4.8356%。方向与股票事件级结果一致，但统计证据不足。</w:t>
+      </w:r>
+    </w:p>
+    <w:p>
+      <w:pPr>
+        <w:widowControl/>
+        <w:spacing w:before="0" w:after="0" w:lineRule="exact" w:line="360"/>
+        <w:ind w:firstLine="420"/>
+        <w:jc w:val="both"/>
+      </w:pPr>
+      <w:r>
+        <w:rPr>
+          <w:rFonts w:ascii="Times New Roman" w:hAnsi="Times New Roman" w:eastAsia="宋体"/>
+          <w:b w:val="0"/>
+          <w:i w:val="0"/>
+          <w:sz w:val="21"/>
+        </w:rPr>
+        <w:t>EGARCH-X稳健性检验的意义在于使用完整日度序列刻画波动持续性和厚尾特征，而不是把事件窗口内少数交易日单独抽出估计。该模型没有推翻核心结果，也没有提供更强显著性证据。本文据此把日度模型定位为高级稳健性检验，而非替代股票事件级主检验。</w:t>
+      </w:r>
+    </w:p>
+    <w:p>
+      <w:pPr>
+        <w:widowControl/>
+        <w:spacing w:before="0" w:after="0" w:lineRule="exact" w:line="360"/>
+        <w:ind w:firstLine="420"/>
+        <w:jc w:val="both"/>
+      </w:pPr>
+      <w:r>
+        <w:rPr>
+          <w:rFonts w:ascii="Times New Roman" w:hAnsi="Times New Roman" w:eastAsia="宋体"/>
+          <w:b w:val="0"/>
+          <w:i w:val="0"/>
+          <w:sz w:val="21"/>
+        </w:rPr>
+        <w:t>日度模型和事件级模型回答的问题并不相同。事件级模型把每期报告浓缩为一个短窗口反应，更直接对应“报告发布后市场是否更波动”；EGARCH-X模型则在长日度序列中估计报告日冲击对条件方差的边际贡献，同时吸收收益率自身的波动聚集。后者统计要求更高，尤其在报告事件只有季度频率时，弱显著性并不否定事件级结果。</w:t>
+      </w:r>
+    </w:p>
+    <w:p>
+      <w:pPr>
+        <w:widowControl/>
+        <w:spacing w:before="0" w:after="0" w:lineRule="exact" w:line="360"/>
+        <w:ind w:firstLine="420"/>
+        <w:jc w:val="both"/>
+      </w:pPr>
+      <w:r>
+        <w:rPr>
+          <w:rFonts w:ascii="Times New Roman" w:hAnsi="Times New Roman" w:eastAsia="宋体"/>
+          <w:b w:val="0"/>
+          <w:i w:val="0"/>
+          <w:sz w:val="21"/>
+        </w:rPr>
+        <w:t>Student-t分布的使用主要服务于金融收益率的厚尾特征。若忽略极端收益率，少数市场大幅波动日可能被条件方差方程误认为文本冲击；厚尾设定能够缓和这一问题。表4同时给出报告发布当日、后一交易日以及当日与次日联合规格，目的是观察日期归属的敏感性，而不是重新选择更有利的主结果。</w:t>
+      </w:r>
+    </w:p>
+    <w:p>
+      <w:pPr>
+        <w:widowControl/>
+        <w:spacing w:before="0" w:after="0" w:lineRule="exact" w:line="360"/>
+        <w:ind w:firstLine="420"/>
+        <w:jc w:val="both"/>
+      </w:pPr>
+      <w:r>
+        <w:rPr>
+          <w:rFonts w:ascii="Times New Roman" w:hAnsi="Times New Roman" w:eastAsia="宋体"/>
+          <w:b w:val="0"/>
+          <w:i w:val="0"/>
+          <w:sz w:val="21"/>
+        </w:rPr>
+        <w:t>EGARCH-X还允许正负收益冲击对未来波动产生非对称影响。股票市场下跌日通常伴随更高的条件波动，若模型只使用对称方差过程，可能把收益率自身的非对称反应误归因于报告事件。把文本创新度放入条件方差方程，而不是放入均值方程，可以更贴近本文关心的“波动率反应”问题。</w:t>
+      </w:r>
+    </w:p>
+    <w:p>
+      <w:pPr>
+        <w:widowControl/>
+        <w:spacing w:before="0" w:after="0" w:lineRule="exact" w:line="360"/>
+        <w:ind w:firstLine="420"/>
+        <w:jc w:val="both"/>
+      </w:pPr>
+      <w:r>
+        <w:rPr>
+          <w:rFonts w:ascii="Times New Roman" w:hAnsi="Times New Roman" w:eastAsia="宋体"/>
+          <w:b w:val="0"/>
+          <w:i w:val="0"/>
+          <w:sz w:val="21"/>
+        </w:rPr>
+        <w:t>表4的日度结果应与表3一起阅读。表3的证据更直接、统计上也更强；表4提供的是在更完整波动动态下的方向检验。两者方向一致，说明核心发现没有因加入日度波动结构而反转；但表4的p值较大，说明这一高级规格并未把股票结果提升为更强的日度证据。</w:t>
+      </w:r>
+    </w:p>
+    <w:p>
+      <w:pPr>
+        <w:keepNext/>
+        <w:keepLines/>
+        <w:widowControl/>
+        <w:spacing w:before="80" w:after="40" w:lineRule="exact" w:line="260"/>
+        <w:jc w:val="center"/>
       </w:pPr>
       <w:r>
         <w:rPr>
           <w:rFonts w:ascii="Times New Roman" w:hAnsi="Times New Roman" w:eastAsia="黑体"/>
           <w:b/>
           <w:i w:val="0"/>
-          <w:sz w:val="24"/>
-        </w:rPr>
-        <w:t>（三）日度波动稳健性</w:t>
-      </w:r>
-    </w:p>
-    <w:p>
-      <w:pPr>
-        <w:spacing w:before="0" w:after="0" w:lineRule="auto" w:line="360"/>
-        <w:ind w:firstLine="420"/>
-        <w:jc w:val="both"/>
-      </w:pPr>
-      <w:r>
-        <w:rPr>
-          <w:rFonts w:ascii="Times New Roman" w:hAnsi="Times New Roman" w:eastAsia="宋体"/>
-          <w:b w:val="0"/>
-          <w:i w:val="0"/>
-          <w:sz w:val="21"/>
-        </w:rPr>
-        <w:t>Student-t EGARCH-X模型使用4888个连续交易日收益率和79个创新度事件。报告发布当日规格中，标准化创新度条件方差项系数为0.0944，似然比检验p值为0.1888，置换诊断p值为0.2100。按一个标准差创新度换算，条件波动率约提高4.8356%。方向与股票事件级结果一致，但统计证据不足。</w:t>
-      </w:r>
-    </w:p>
-    <w:p>
-      <w:pPr>
-        <w:spacing w:before="0" w:after="0" w:lineRule="auto" w:line="360"/>
-        <w:ind w:firstLine="420"/>
-        <w:jc w:val="both"/>
-      </w:pPr>
-      <w:r>
-        <w:rPr>
-          <w:rFonts w:ascii="Times New Roman" w:hAnsi="Times New Roman" w:eastAsia="宋体"/>
-          <w:b w:val="0"/>
-          <w:i w:val="0"/>
-          <w:sz w:val="21"/>
-        </w:rPr>
-        <w:t>EGARCH-X稳健性检验的意义在于使用完整日度序列刻画波动持续性和厚尾特征，而不是把事件窗口内少数交易日单独抽出估计。该模型没有推翻核心结果，也没有提供更强显著性证据。本文据此把日度模型定位为高级稳健性检验，而非替代股票事件级主检验。</w:t>
-      </w:r>
-    </w:p>
-    <w:p>
-      <w:pPr>
-        <w:spacing w:before="0" w:after="0" w:lineRule="auto" w:line="360"/>
-        <w:ind w:firstLine="420"/>
-        <w:jc w:val="both"/>
-      </w:pPr>
-      <w:r>
-        <w:rPr>
-          <w:rFonts w:ascii="Times New Roman" w:hAnsi="Times New Roman" w:eastAsia="宋体"/>
-          <w:b w:val="0"/>
-          <w:i w:val="0"/>
-          <w:sz w:val="21"/>
-        </w:rPr>
-        <w:t>日度模型和事件级模型回答的问题并不相同。事件级模型把每期报告浓缩为一个短窗口反应，更直接对应“报告发布后市场是否更波动”；EGARCH-X模型则在长日度序列中估计报告日冲击对条件方差的边际贡献，同时吸收收益率自身的波动聚集。后者统计要求更高，尤其在报告事件只有季度频率时，弱显著性并不否定事件级结果。</w:t>
-      </w:r>
-    </w:p>
-    <w:p>
-      <w:pPr>
-        <w:spacing w:before="0" w:after="0" w:lineRule="auto" w:line="360"/>
-        <w:ind w:firstLine="420"/>
-        <w:jc w:val="both"/>
-      </w:pPr>
-      <w:r>
-        <w:rPr>
-          <w:rFonts w:ascii="Times New Roman" w:hAnsi="Times New Roman" w:eastAsia="宋体"/>
-          <w:b w:val="0"/>
-          <w:i w:val="0"/>
-          <w:sz w:val="21"/>
-        </w:rPr>
-        <w:t>Student-t分布的使用主要服务于金融收益率的厚尾特征。若忽略极端收益率，少数市场大幅波动日可能被条件方差方程误认为文本冲击；厚尾设定能够缓和这一问题。表4的Panel A同时给出报告发布当日、后一交易日以及当日与次日联合规格，目的是观察日期归属的敏感性，而不是重新选择更有利的主结果。</w:t>
-      </w:r>
-    </w:p>
-    <w:p>
-      <w:pPr>
-        <w:spacing w:before="0" w:after="0" w:lineRule="auto" w:line="360"/>
-        <w:ind w:firstLine="420"/>
-        <w:jc w:val="both"/>
-      </w:pPr>
-      <w:r>
-        <w:rPr>
-          <w:rFonts w:ascii="Times New Roman" w:hAnsi="Times New Roman" w:eastAsia="宋体"/>
-          <w:b w:val="0"/>
-          <w:i w:val="0"/>
-          <w:sz w:val="21"/>
-        </w:rPr>
-        <w:t>EGARCH-X还允许正负收益冲击对未来波动产生非对称影响。股票市场下跌日通常伴随更高的条件波动，若模型只使用对称方差过程，可能把收益率自身的非对称反应误归因于报告事件。把文本创新度放入条件方差方程，而不是放入均值方程，可以更贴近本文关心的“波动率反应”问题。</w:t>
-      </w:r>
-    </w:p>
-    <w:p>
-      <w:pPr>
-        <w:spacing w:before="0" w:after="0" w:lineRule="auto" w:line="360"/>
-        <w:ind w:firstLine="420"/>
-        <w:jc w:val="both"/>
-      </w:pPr>
-      <w:r>
-        <w:rPr>
-          <w:rFonts w:ascii="Times New Roman" w:hAnsi="Times New Roman" w:eastAsia="宋体"/>
-          <w:b w:val="0"/>
-          <w:i w:val="0"/>
-          <w:sz w:val="21"/>
-        </w:rPr>
-        <w:t>表4的日度结果应与表3一起阅读。表3的证据更直接、统计上也更强；表4提供的是在更完整波动动态下的方向检验。两者方向一致，说明核心发现没有因加入日度波动结构而反转；但表4的p值较大，说明这一高级规格并未把股票结果提升为更强的日度证据。</w:t>
-      </w:r>
-    </w:p>
-    <w:p>
-      <w:r>
-        <w:br w:type="page"/>
-      </w:r>
-    </w:p>
-    <w:p>
-      <w:pPr>
-        <w:spacing w:before="240" w:after="120" w:lineRule="auto" w:line="360"/>
-        <w:jc w:val="center"/>
-      </w:pPr>
-      <w:r>
-        <w:rPr>
-          <w:rFonts w:ascii="Times New Roman" w:hAnsi="Times New Roman" w:eastAsia="仿宋"/>
-          <w:b/>
-          <w:i w:val="0"/>
-          <w:sz w:val="28"/>
-        </w:rPr>
-        <w:t>五、政策语调与国债收益率曲线</w:t>
-      </w:r>
-    </w:p>
-    <w:p>
-      <w:pPr>
-        <w:spacing w:before="180" w:after="60" w:lineRule="auto" w:line="320"/>
-        <w:jc w:val="left"/>
-      </w:pPr>
-      <w:r>
-        <w:rPr>
-          <w:rFonts w:ascii="Times New Roman" w:hAnsi="Times New Roman" w:eastAsia="黑体"/>
-          <w:b/>
-          <w:i w:val="0"/>
-          <w:sz w:val="24"/>
-        </w:rPr>
-        <w:t>（一）未预期政策语调</w:t>
-      </w:r>
-    </w:p>
-    <w:p>
-      <w:pPr>
-        <w:spacing w:before="0" w:after="0" w:lineRule="auto" w:line="360"/>
-        <w:ind w:firstLine="420"/>
-        <w:jc w:val="both"/>
-      </w:pPr>
-      <w:r>
-        <w:rPr>
-          <w:rFonts w:ascii="Times New Roman" w:hAnsi="Times New Roman" w:eastAsia="宋体"/>
-          <w:b w:val="0"/>
-          <w:i w:val="0"/>
-          <w:sz w:val="21"/>
-        </w:rPr>
-        <w:t>债券部分考察政策指引未预期语调与收益率曲线斜率变化。三日窗口内斜率回归的主效应系数为0.9542，HC3标准误为1.1858，p值为0.4210；2019年后总效应为-0.6080，总效应p值为0.7239。估计方向在不同曲线因子之间并不稳定，债券证据弱于股票波动结果。</w:t>
-      </w:r>
-    </w:p>
-    <w:p>
-      <w:pPr>
-        <w:spacing w:before="0" w:after="0" w:lineRule="auto" w:line="360"/>
-        <w:ind w:firstLine="420"/>
-        <w:jc w:val="both"/>
-      </w:pPr>
-      <w:r>
-        <w:rPr>
-          <w:rFonts w:ascii="Times New Roman" w:hAnsi="Times New Roman" w:eastAsia="宋体"/>
-          <w:b w:val="0"/>
-          <w:i w:val="0"/>
-          <w:sz w:val="21"/>
-        </w:rPr>
-        <w:t>收益率曲线同时反映短端政策利率预期、长端增长通胀预期和期限溢价。央行报告中的偏松或偏紧表述可能推低短端，也可能通过增长预期抬升长端；两个渠道叠加后，斜率反应未必呈现单一方向。Kuttner（2001）和Gurkaynak等（2005）关于未预期政策信息的研究提示，利率市场对政策消息的反应往往依赖识别口径和期限结构。</w:t>
-      </w:r>
-    </w:p>
-    <w:p>
-      <w:pPr>
-        <w:spacing w:before="0" w:after="0" w:lineRule="auto" w:line="360"/>
-        <w:ind w:firstLine="420"/>
-        <w:jc w:val="both"/>
-      </w:pPr>
-      <w:r>
-        <w:rPr>
-          <w:rFonts w:ascii="Times New Roman" w:hAnsi="Times New Roman" w:eastAsia="宋体"/>
-          <w:b w:val="0"/>
-          <w:i w:val="0"/>
-          <w:sz w:val="21"/>
-        </w:rPr>
-        <w:t>未预期语调的构造以报告自身的历史规律为基准，试图区分常规表述和超出惯性的政策倾向变化。这个思路与董青马等（2024）强调的“潜在”未预期信息相呼应；本研究仅借鉴其问题意识，并不复制其完整识别框架。季度报告文本较长，且包含大量宏观判断，未预期语调进入债券回归后仍可能同时反映政策冲击和央行信息冲击。</w:t>
-      </w:r>
-    </w:p>
-    <w:p>
-      <w:pPr>
-        <w:spacing w:before="0" w:after="0" w:lineRule="auto" w:line="360"/>
-        <w:ind w:firstLine="420"/>
-        <w:jc w:val="both"/>
-      </w:pPr>
-      <w:r>
-        <w:rPr>
-          <w:rFonts w:ascii="Times New Roman" w:hAnsi="Times New Roman" w:eastAsia="宋体"/>
-          <w:b w:val="0"/>
-          <w:i w:val="0"/>
-          <w:sz w:val="21"/>
-        </w:rPr>
-        <w:t>Nakamura和Steinsson（2018）、Jarocinski和Karadi（2020）的研究表明，央行信息效应可能使市场把政策消息理解为关于经济前景的信号。放在收益率曲线上，偏紧语调并不一定只推高短端利率；如果市场把它理解为经济韧性更强，也可能影响长端收益率。本文的债券结果不稳定，正反映了这类信息分解在季度文本场景中的困难。</w:t>
-      </w:r>
-    </w:p>
-    <w:p>
-      <w:pPr>
-        <w:spacing w:before="0" w:after="0" w:lineRule="auto" w:line="360"/>
-        <w:ind w:firstLine="420"/>
-        <w:jc w:val="both"/>
-      </w:pPr>
-      <w:r>
-        <w:rPr>
-          <w:rFonts w:ascii="Times New Roman" w:hAnsi="Times New Roman" w:eastAsia="宋体"/>
-          <w:b w:val="0"/>
-          <w:i w:val="0"/>
-          <w:sz w:val="21"/>
-        </w:rPr>
-        <w:t>中国债券市场还受到资金面、监管预期和机构配置需求影响。季度报告发布时点附近，如果资金利率、公开市场操作或海外利率同步变化，收益率曲线可能先反映这些高频因素。文本语调变量在三日窗口中要与这些因素竞争解释力，得到弱结果并不奇怪。</w:t>
-      </w:r>
-    </w:p>
-    <w:p>
-      <w:pPr>
-        <w:spacing w:before="0" w:after="0" w:lineRule="auto" w:line="360"/>
-        <w:ind w:firstLine="420"/>
-        <w:jc w:val="both"/>
-      </w:pPr>
-      <w:r>
-        <w:rPr>
-          <w:rFonts w:ascii="Times New Roman" w:hAnsi="Times New Roman" w:eastAsia="宋体"/>
-          <w:b w:val="0"/>
-          <w:i w:val="0"/>
-          <w:sz w:val="21"/>
-        </w:rPr>
-        <w:t>曲线水平、斜率和曲率的经济含义不同。水平变化更接近整体利率环境，斜率变化反映短端和长端相对调整，曲率则对应中期限收益率的相对位置。政策语调若主要影响短端，斜率会变化；若市场同时调整增长和通胀预期，水平和曲率也可能移动。表4的Panel B把三类结果放在一起，正是为了避免只报告单一曲线因子。</w:t>
-      </w:r>
-    </w:p>
-    <w:p>
-      <w:pPr>
-        <w:spacing w:before="180" w:after="60" w:lineRule="auto" w:line="320"/>
-        <w:jc w:val="left"/>
-      </w:pPr>
-      <w:r>
-        <w:rPr>
-          <w:rFonts w:ascii="Times New Roman" w:hAnsi="Times New Roman" w:eastAsia="黑体"/>
-          <w:b/>
-          <w:i w:val="0"/>
-          <w:sz w:val="24"/>
-        </w:rPr>
-        <w:t>（二）跨拟合监督语调</w:t>
-      </w:r>
-    </w:p>
-    <w:p>
-      <w:pPr>
-        <w:spacing w:before="0" w:after="0" w:lineRule="auto" w:line="360"/>
-        <w:ind w:firstLine="420"/>
-        <w:jc w:val="both"/>
-      </w:pPr>
-      <w:r>
-        <w:rPr>
-          <w:rFonts w:ascii="Times New Roman" w:hAnsi="Times New Roman" w:eastAsia="宋体"/>
-          <w:b w:val="0"/>
-          <w:i w:val="0"/>
-          <w:sz w:val="21"/>
-        </w:rPr>
-        <w:t>跨拟合政策语调把人工标注句子的监督分类结果聚合到报告层面。政策相关句均值的主效应为0.4744，p值为0.9079；2019年后总效应为-0.1124，总效应p值为0.9852。该结果没有稳定改善债券解释力。</w:t>
-      </w:r>
-    </w:p>
-    <w:p>
-      <w:pPr>
-        <w:spacing w:before="0" w:after="0" w:lineRule="auto" w:line="360"/>
-        <w:ind w:firstLine="420"/>
-        <w:jc w:val="both"/>
-      </w:pPr>
-      <w:r>
-        <w:rPr>
-          <w:rFonts w:ascii="Times New Roman" w:hAnsi="Times New Roman" w:eastAsia="宋体"/>
-          <w:b w:val="0"/>
-          <w:i w:val="0"/>
-          <w:sz w:val="21"/>
-        </w:rPr>
-        <w:t>跨拟合处理的价值在于降低训练集和解释变量之间的机械重合：每份报告的预测语调来自未使用该报告标注句训练的模型。问题也很清楚，人工标注样本只有240句，少数政策方向样本偏少，折外预测进入债券回归后噪声会被放大。因此，跨拟合监督语调更适合展示测量思路，而不是承担核心市场检验。</w:t>
-      </w:r>
-    </w:p>
-    <w:p>
-      <w:pPr>
-        <w:spacing w:before="0" w:after="0" w:lineRule="auto" w:line="360"/>
-        <w:ind w:firstLine="420"/>
-        <w:jc w:val="both"/>
-      </w:pPr>
-      <w:r>
-        <w:rPr>
-          <w:rFonts w:ascii="Times New Roman" w:hAnsi="Times New Roman" w:eastAsia="宋体"/>
-          <w:b w:val="0"/>
-          <w:i w:val="0"/>
-          <w:sz w:val="21"/>
-        </w:rPr>
-        <w:t>政策相关句均值是三种聚合方式中经济含义最清楚的一种。全部句子均值容易被宏观描述和背景性表述稀释，方向性句子均值又会丢掉大量中性但政策相关的信息。政策相关句均值保留了政策语境，同时减少无关句子的影响，因此正文用它报告主要跨拟合结果，并在表4中列出其他聚合方式作为对照。</w:t>
-      </w:r>
-    </w:p>
-    <w:p>
-      <w:pPr>
-        <w:spacing w:before="0" w:after="0" w:lineRule="auto" w:line="360"/>
-        <w:ind w:firstLine="420"/>
-        <w:jc w:val="both"/>
-      </w:pPr>
-      <w:r>
-        <w:rPr>
-          <w:rFonts w:ascii="Times New Roman" w:hAnsi="Times New Roman" w:eastAsia="宋体"/>
-          <w:b w:val="0"/>
-          <w:i w:val="0"/>
-          <w:sz w:val="21"/>
-        </w:rPr>
-        <w:t>监督语调没有稳定改善债券解释力，并不意味着人工标注或分类模型没有价值。它说明句子层方向识别和报告层市场反应之间还存在一个聚合与识别问题：报告可能同时出现偏松、偏紧和风险提示句，市场反应也可能取决于这些句子在报告结构中的位置，而不是简单平均后的得分。</w:t>
-      </w:r>
-    </w:p>
-    <w:p>
-      <w:pPr>
-        <w:spacing w:before="0" w:after="0" w:lineRule="auto" w:line="360"/>
-        <w:ind w:firstLine="420"/>
-        <w:jc w:val="both"/>
-      </w:pPr>
-      <w:r>
-        <w:rPr>
-          <w:rFonts w:ascii="Times New Roman" w:hAnsi="Times New Roman" w:eastAsia="宋体"/>
-          <w:b w:val="0"/>
-          <w:i w:val="0"/>
-          <w:sz w:val="21"/>
-        </w:rPr>
-        <w:t>跨拟合结果还提醒我们，文本测量误差会在金融回归中被放大。句子分类即使在验证集上有较高准确率，聚合到报告层后仍可能因句子数量、章节位置和类别不平衡产生偏差。债券回归样本只有季度报告事件，解释变量的一点噪声就会显著影响系数稳定性。</w:t>
-      </w:r>
-    </w:p>
-    <w:p>
-      <w:pPr>
-        <w:spacing w:before="0" w:after="0" w:lineRule="auto" w:line="360"/>
-        <w:ind w:firstLine="420"/>
-        <w:jc w:val="both"/>
-      </w:pPr>
-      <w:r>
-        <w:rPr>
-          <w:rFonts w:ascii="Times New Roman" w:hAnsi="Times New Roman" w:eastAsia="宋体"/>
-          <w:b w:val="0"/>
-          <w:i w:val="0"/>
-          <w:sz w:val="21"/>
-        </w:rPr>
-        <w:t>因此，跨拟合监督语调在本文中主要用于验证测量链条：人工标注能否支持监督分类，监督分类能否生成报告层语调，报告层语调进入债券模型后是否有清晰解释力。前两步结果相对可用，最后一步证据不足，这一层级差异本身就是研究结论的一部分。</w:t>
-      </w:r>
-    </w:p>
-    <w:p>
-      <w:pPr>
-        <w:spacing w:before="180" w:after="60" w:lineRule="auto" w:line="320"/>
-        <w:jc w:val="left"/>
-      </w:pPr>
-      <w:r>
-        <w:rPr>
-          <w:rFonts w:ascii="Times New Roman" w:hAnsi="Times New Roman" w:eastAsia="黑体"/>
-          <w:b/>
-          <w:i w:val="0"/>
-          <w:sz w:val="24"/>
-        </w:rPr>
-        <w:t>（三）结果讨论</w:t>
-      </w:r>
-    </w:p>
-    <w:p>
-      <w:pPr>
-        <w:spacing w:before="0" w:after="0" w:lineRule="auto" w:line="360"/>
-        <w:ind w:firstLine="420"/>
-        <w:jc w:val="both"/>
-      </w:pPr>
-      <w:r>
-        <w:rPr>
-          <w:rFonts w:ascii="Times New Roman" w:hAnsi="Times New Roman" w:eastAsia="宋体"/>
-          <w:b w:val="0"/>
-          <w:i w:val="0"/>
-          <w:sz w:val="21"/>
-        </w:rPr>
-        <w:t>股票和债券结果不一致，并不意外。股票波动率对不确定性本身敏感，文本创新度提高可能直接增加短期重新定价强度；债券收益率曲线则需要区分政策路径、宏观信息和期限溢价，单一语调变量难以同时捕捉这些渠道。McMahon、Schipke和Li（2018）指出，中国央行沟通仍处在制度化改进过程中，这也意味着不同市场吸收沟通信息的方式可能存在差异。</w:t>
-      </w:r>
-    </w:p>
-    <w:p>
-      <w:pPr>
-        <w:spacing w:before="0" w:after="0" w:lineRule="auto" w:line="360"/>
-        <w:ind w:firstLine="420"/>
-        <w:jc w:val="both"/>
-      </w:pPr>
-      <w:r>
-        <w:rPr>
-          <w:rFonts w:ascii="Times New Roman" w:hAnsi="Times New Roman" w:eastAsia="宋体"/>
-          <w:b w:val="0"/>
-          <w:i w:val="0"/>
-          <w:sz w:val="21"/>
-        </w:rPr>
-        <w:t>从市场微观角度看，股票和债券投资者关注的信息集合也不同。股票投资者更关心盈利预期、风险偏好和流动性折现，报告文本一旦改变政策指引，估值分歧就可能放大；债券投资者则更关注未来利率路径和期限补偿，语调变化必须先被解释为短端、长端或期限溢价冲击，才会表现为清晰的曲线变化。</w:t>
-      </w:r>
-    </w:p>
-    <w:p>
-      <w:pPr>
-        <w:spacing w:before="0" w:after="0" w:lineRule="auto" w:line="360"/>
-        <w:ind w:firstLine="420"/>
-        <w:jc w:val="both"/>
-      </w:pPr>
-      <w:r>
-        <w:rPr>
-          <w:rFonts w:ascii="Times New Roman" w:hAnsi="Times New Roman" w:eastAsia="宋体"/>
-          <w:b w:val="0"/>
-          <w:i w:val="0"/>
-          <w:sz w:val="21"/>
-        </w:rPr>
-        <w:t>债券图把收益率曲线因子和未预期语调分组放在同一张图中。Panel A显示曲线水平、斜率和曲率在较长样本内同步波动但并非同一变量；Panel B显示不同语调分组在2019年前后没有形成稳定单调关系。图形证据与表4一致：债券市场存在反应，但反应方向不够稳定，不能写成与股票结果同等强度的结论。</w:t>
-      </w:r>
-    </w:p>
-    <w:p>
-      <w:pPr>
-        <w:spacing w:before="80" w:after="40" w:lineRule="auto" w:line="260"/>
-        <w:jc w:val="center"/>
-      </w:pPr>
-      <w:r>
-        <w:rPr>
-          <w:rFonts w:ascii="Times New Roman" w:hAnsi="Times New Roman" w:eastAsia="仿宋"/>
-          <w:b/>
-          <w:i w:val="0"/>
           <w:sz w:val="18"/>
         </w:rPr>
-        <w:t>表4  日度稳健性与债券市场探索结果</w:t>
-      </w:r>
-    </w:p>
-    <w:p>
-      <w:pPr>
-        <w:spacing w:before="40" w:after="20" w:lineRule="auto" w:line="240"/>
-        <w:ind w:firstLine="0"/>
-        <w:jc w:val="both"/>
-      </w:pPr>
-      <w:r>
-        <w:rPr>
-          <w:rFonts w:ascii="Times New Roman" w:hAnsi="Times New Roman" w:eastAsia="仿宋"/>
-          <w:b/>
-          <w:i w:val="0"/>
-          <w:sz w:val="18"/>
-        </w:rPr>
-        <w:t>Panel A Student-t EGARCH-X稳健性</w:t>
+        <w:t>表4  日度波动稳健性检验</w:t>
       </w:r>
     </w:p>
     <w:tbl>
@@ -5334,7 +5199,7 @@
         </w:trPr>
         <w:tc>
           <w:tcPr>
-            <w:tcW w:type="dxa" w:w="1928"/>
+            <w:tcW w:type="dxa" w:w="3231"/>
             <w:vAlign w:val="center"/>
             <w:tcBorders>
               <w:bottom w:val="single" w:sz="4" w:space="0" w:color="000000"/>
@@ -5342,7 +5207,7 @@
           </w:tcPr>
           <w:p>
             <w:pPr>
-              <w:spacing w:before="0" w:after="0" w:line="240" w:lineRule="auto"/>
+              <w:spacing w:before="0" w:after="0" w:line="240" w:lineRule="exact"/>
               <w:jc w:val="center"/>
             </w:pPr>
             <w:r>
@@ -5358,7 +5223,7 @@
         </w:tc>
         <w:tc>
           <w:tcPr>
-            <w:tcW w:type="dxa" w:w="1814"/>
+            <w:tcW w:type="dxa" w:w="1318"/>
             <w:vAlign w:val="center"/>
             <w:tcBorders>
               <w:bottom w:val="single" w:sz="4" w:space="0" w:color="000000"/>
@@ -5366,7 +5231,7 @@
           </w:tcPr>
           <w:p>
             <w:pPr>
-              <w:spacing w:before="0" w:after="0" w:line="240" w:lineRule="auto"/>
+              <w:spacing w:before="0" w:after="0" w:line="240" w:lineRule="exact"/>
               <w:jc w:val="center"/>
             </w:pPr>
             <w:r>
@@ -5382,7 +5247,7 @@
         </w:tc>
         <w:tc>
           <w:tcPr>
-            <w:tcW w:type="dxa" w:w="1361"/>
+            <w:tcW w:type="dxa" w:w="1318"/>
             <w:vAlign w:val="center"/>
             <w:tcBorders>
               <w:bottom w:val="single" w:sz="4" w:space="0" w:color="000000"/>
@@ -5390,7 +5255,7 @@
           </w:tcPr>
           <w:p>
             <w:pPr>
-              <w:spacing w:before="0" w:after="0" w:line="240" w:lineRule="auto"/>
+              <w:spacing w:before="0" w:after="0" w:line="240" w:lineRule="exact"/>
               <w:jc w:val="center"/>
             </w:pPr>
             <w:r>
@@ -5406,7 +5271,7 @@
         </w:tc>
         <w:tc>
           <w:tcPr>
-            <w:tcW w:type="dxa" w:w="1701"/>
+            <w:tcW w:type="dxa" w:w="1318"/>
             <w:vAlign w:val="center"/>
             <w:tcBorders>
               <w:bottom w:val="single" w:sz="4" w:space="0" w:color="000000"/>
@@ -5414,7 +5279,7 @@
           </w:tcPr>
           <w:p>
             <w:pPr>
-              <w:spacing w:before="0" w:after="0" w:line="240" w:lineRule="auto"/>
+              <w:spacing w:before="0" w:after="0" w:line="240" w:lineRule="exact"/>
               <w:jc w:val="center"/>
             </w:pPr>
             <w:r>
@@ -5430,7 +5295,7 @@
         </w:tc>
         <w:tc>
           <w:tcPr>
-            <w:tcW w:type="dxa" w:w="1701"/>
+            <w:tcW w:type="dxa" w:w="1318"/>
             <w:vAlign w:val="center"/>
             <w:tcBorders>
               <w:bottom w:val="single" w:sz="4" w:space="0" w:color="000000"/>
@@ -5438,7 +5303,7 @@
           </w:tcPr>
           <w:p>
             <w:pPr>
-              <w:spacing w:before="0" w:after="0" w:line="240" w:lineRule="auto"/>
+              <w:spacing w:before="0" w:after="0" w:line="240" w:lineRule="exact"/>
               <w:jc w:val="center"/>
             </w:pPr>
             <w:r>
@@ -5459,12 +5324,12 @@
         </w:trPr>
         <w:tc>
           <w:tcPr>
-            <w:tcW w:type="dxa" w:w="1928"/>
-            <w:vAlign w:val="center"/>
-          </w:tcPr>
-          <w:p>
-            <w:pPr>
-              <w:spacing w:before="0" w:after="0" w:line="240" w:lineRule="auto"/>
+            <w:tcW w:type="dxa" w:w="3231"/>
+            <w:vAlign w:val="center"/>
+          </w:tcPr>
+          <w:p>
+            <w:pPr>
+              <w:spacing w:before="0" w:after="0" w:line="240" w:lineRule="exact"/>
               <w:jc w:val="center"/>
             </w:pPr>
             <w:r>
@@ -5480,12 +5345,12 @@
         </w:tc>
         <w:tc>
           <w:tcPr>
-            <w:tcW w:type="dxa" w:w="1814"/>
-            <w:vAlign w:val="center"/>
-          </w:tcPr>
-          <w:p>
-            <w:pPr>
-              <w:spacing w:before="0" w:after="0" w:line="240" w:lineRule="auto"/>
+            <w:tcW w:type="dxa" w:w="1318"/>
+            <w:vAlign w:val="center"/>
+          </w:tcPr>
+          <w:p>
+            <w:pPr>
+              <w:spacing w:before="0" w:after="0" w:line="240" w:lineRule="exact"/>
               <w:jc w:val="right"/>
             </w:pPr>
             <w:r>
@@ -5501,12 +5366,12 @@
         </w:tc>
         <w:tc>
           <w:tcPr>
-            <w:tcW w:type="dxa" w:w="1361"/>
-            <w:vAlign w:val="center"/>
-          </w:tcPr>
-          <w:p>
-            <w:pPr>
-              <w:spacing w:before="0" w:after="0" w:line="240" w:lineRule="auto"/>
+            <w:tcW w:type="dxa" w:w="1318"/>
+            <w:vAlign w:val="center"/>
+          </w:tcPr>
+          <w:p>
+            <w:pPr>
+              <w:spacing w:before="0" w:after="0" w:line="240" w:lineRule="exact"/>
               <w:jc w:val="right"/>
             </w:pPr>
             <w:r>
@@ -5522,12 +5387,12 @@
         </w:tc>
         <w:tc>
           <w:tcPr>
-            <w:tcW w:type="dxa" w:w="1701"/>
-            <w:vAlign w:val="center"/>
-          </w:tcPr>
-          <w:p>
-            <w:pPr>
-              <w:spacing w:before="0" w:after="0" w:line="240" w:lineRule="auto"/>
+            <w:tcW w:type="dxa" w:w="1318"/>
+            <w:vAlign w:val="center"/>
+          </w:tcPr>
+          <w:p>
+            <w:pPr>
+              <w:spacing w:before="0" w:after="0" w:line="240" w:lineRule="exact"/>
               <w:jc w:val="right"/>
             </w:pPr>
             <w:r>
@@ -5543,12 +5408,12 @@
         </w:tc>
         <w:tc>
           <w:tcPr>
-            <w:tcW w:type="dxa" w:w="1701"/>
-            <w:vAlign w:val="center"/>
-          </w:tcPr>
-          <w:p>
-            <w:pPr>
-              <w:spacing w:before="0" w:after="0" w:line="240" w:lineRule="auto"/>
+            <w:tcW w:type="dxa" w:w="1318"/>
+            <w:vAlign w:val="center"/>
+          </w:tcPr>
+          <w:p>
+            <w:pPr>
+              <w:spacing w:before="0" w:after="0" w:line="240" w:lineRule="exact"/>
               <w:jc w:val="right"/>
             </w:pPr>
             <w:r>
@@ -5569,12 +5434,12 @@
         </w:trPr>
         <w:tc>
           <w:tcPr>
-            <w:tcW w:type="dxa" w:w="1928"/>
-            <w:vAlign w:val="center"/>
-          </w:tcPr>
-          <w:p>
-            <w:pPr>
-              <w:spacing w:before="0" w:after="0" w:line="240" w:lineRule="auto"/>
+            <w:tcW w:type="dxa" w:w="3231"/>
+            <w:vAlign w:val="center"/>
+          </w:tcPr>
+          <w:p>
+            <w:pPr>
+              <w:spacing w:before="0" w:after="0" w:line="240" w:lineRule="exact"/>
               <w:jc w:val="center"/>
             </w:pPr>
             <w:r>
@@ -5590,12 +5455,12 @@
         </w:tc>
         <w:tc>
           <w:tcPr>
-            <w:tcW w:type="dxa" w:w="1814"/>
-            <w:vAlign w:val="center"/>
-          </w:tcPr>
-          <w:p>
-            <w:pPr>
-              <w:spacing w:before="0" w:after="0" w:line="240" w:lineRule="auto"/>
+            <w:tcW w:type="dxa" w:w="1318"/>
+            <w:vAlign w:val="center"/>
+          </w:tcPr>
+          <w:p>
+            <w:pPr>
+              <w:spacing w:before="0" w:after="0" w:line="240" w:lineRule="exact"/>
               <w:jc w:val="right"/>
             </w:pPr>
             <w:r>
@@ -5611,12 +5476,12 @@
         </w:tc>
         <w:tc>
           <w:tcPr>
-            <w:tcW w:type="dxa" w:w="1361"/>
-            <w:vAlign w:val="center"/>
-          </w:tcPr>
-          <w:p>
-            <w:pPr>
-              <w:spacing w:before="0" w:after="0" w:line="240" w:lineRule="auto"/>
+            <w:tcW w:type="dxa" w:w="1318"/>
+            <w:vAlign w:val="center"/>
+          </w:tcPr>
+          <w:p>
+            <w:pPr>
+              <w:spacing w:before="0" w:after="0" w:line="240" w:lineRule="exact"/>
               <w:jc w:val="right"/>
             </w:pPr>
             <w:r>
@@ -5632,12 +5497,12 @@
         </w:tc>
         <w:tc>
           <w:tcPr>
-            <w:tcW w:type="dxa" w:w="1701"/>
-            <w:vAlign w:val="center"/>
-          </w:tcPr>
-          <w:p>
-            <w:pPr>
-              <w:spacing w:before="0" w:after="0" w:line="240" w:lineRule="auto"/>
+            <w:tcW w:type="dxa" w:w="1318"/>
+            <w:vAlign w:val="center"/>
+          </w:tcPr>
+          <w:p>
+            <w:pPr>
+              <w:spacing w:before="0" w:after="0" w:line="240" w:lineRule="exact"/>
               <w:jc w:val="center"/>
             </w:pPr>
             <w:r>
@@ -5653,12 +5518,12 @@
         </w:tc>
         <w:tc>
           <w:tcPr>
-            <w:tcW w:type="dxa" w:w="1701"/>
-            <w:vAlign w:val="center"/>
-          </w:tcPr>
-          <w:p>
-            <w:pPr>
-              <w:spacing w:before="0" w:after="0" w:line="240" w:lineRule="auto"/>
+            <w:tcW w:type="dxa" w:w="1318"/>
+            <w:vAlign w:val="center"/>
+          </w:tcPr>
+          <w:p>
+            <w:pPr>
+              <w:spacing w:before="0" w:after="0" w:line="240" w:lineRule="exact"/>
               <w:jc w:val="right"/>
             </w:pPr>
             <w:r>
@@ -5679,12 +5544,12 @@
         </w:trPr>
         <w:tc>
           <w:tcPr>
-            <w:tcW w:type="dxa" w:w="1928"/>
-            <w:vAlign w:val="center"/>
-          </w:tcPr>
-          <w:p>
-            <w:pPr>
-              <w:spacing w:before="0" w:after="0" w:line="240" w:lineRule="auto"/>
+            <w:tcW w:type="dxa" w:w="3231"/>
+            <w:vAlign w:val="center"/>
+          </w:tcPr>
+          <w:p>
+            <w:pPr>
+              <w:spacing w:before="0" w:after="0" w:line="240" w:lineRule="exact"/>
               <w:jc w:val="center"/>
             </w:pPr>
             <w:r>
@@ -5700,12 +5565,12 @@
         </w:tc>
         <w:tc>
           <w:tcPr>
-            <w:tcW w:type="dxa" w:w="1814"/>
-            <w:vAlign w:val="center"/>
-          </w:tcPr>
-          <w:p>
-            <w:pPr>
-              <w:spacing w:before="0" w:after="0" w:line="240" w:lineRule="auto"/>
+            <w:tcW w:type="dxa" w:w="1318"/>
+            <w:vAlign w:val="center"/>
+          </w:tcPr>
+          <w:p>
+            <w:pPr>
+              <w:spacing w:before="0" w:after="0" w:line="240" w:lineRule="exact"/>
               <w:jc w:val="right"/>
             </w:pPr>
             <w:r>
@@ -5721,12 +5586,12 @@
         </w:tc>
         <w:tc>
           <w:tcPr>
-            <w:tcW w:type="dxa" w:w="1361"/>
-            <w:vAlign w:val="center"/>
-          </w:tcPr>
-          <w:p>
-            <w:pPr>
-              <w:spacing w:before="0" w:after="0" w:line="240" w:lineRule="auto"/>
+            <w:tcW w:type="dxa" w:w="1318"/>
+            <w:vAlign w:val="center"/>
+          </w:tcPr>
+          <w:p>
+            <w:pPr>
+              <w:spacing w:before="0" w:after="0" w:line="240" w:lineRule="exact"/>
               <w:jc w:val="right"/>
             </w:pPr>
             <w:r>
@@ -5742,12 +5607,12 @@
         </w:tc>
         <w:tc>
           <w:tcPr>
-            <w:tcW w:type="dxa" w:w="1701"/>
-            <w:vAlign w:val="center"/>
-          </w:tcPr>
-          <w:p>
-            <w:pPr>
-              <w:spacing w:before="0" w:after="0" w:line="240" w:lineRule="auto"/>
+            <w:tcW w:type="dxa" w:w="1318"/>
+            <w:vAlign w:val="center"/>
+          </w:tcPr>
+          <w:p>
+            <w:pPr>
+              <w:spacing w:before="0" w:after="0" w:line="240" w:lineRule="exact"/>
               <w:jc w:val="center"/>
             </w:pPr>
             <w:r>
@@ -5763,12 +5628,12 @@
         </w:tc>
         <w:tc>
           <w:tcPr>
-            <w:tcW w:type="dxa" w:w="1701"/>
-            <w:vAlign w:val="center"/>
-          </w:tcPr>
-          <w:p>
-            <w:pPr>
-              <w:spacing w:before="0" w:after="0" w:line="240" w:lineRule="auto"/>
+            <w:tcW w:type="dxa" w:w="1318"/>
+            <w:vAlign w:val="center"/>
+          </w:tcPr>
+          <w:p>
+            <w:pPr>
+              <w:spacing w:before="0" w:after="0" w:line="240" w:lineRule="exact"/>
               <w:jc w:val="right"/>
             </w:pPr>
             <w:r>
@@ -5789,7 +5654,7 @@
         </w:trPr>
         <w:tc>
           <w:tcPr>
-            <w:tcW w:type="dxa" w:w="1928"/>
+            <w:tcW w:type="dxa" w:w="3231"/>
             <w:vAlign w:val="center"/>
             <w:tcBorders>
               <w:bottom w:val="single" w:sz="8" w:space="0" w:color="000000"/>
@@ -5797,7 +5662,7 @@
           </w:tcPr>
           <w:p>
             <w:pPr>
-              <w:spacing w:before="0" w:after="0" w:line="240" w:lineRule="auto"/>
+              <w:spacing w:before="0" w:after="0" w:line="240" w:lineRule="exact"/>
               <w:jc w:val="center"/>
             </w:pPr>
             <w:r>
@@ -5813,7 +5678,7 @@
         </w:tc>
         <w:tc>
           <w:tcPr>
-            <w:tcW w:type="dxa" w:w="1814"/>
+            <w:tcW w:type="dxa" w:w="1318"/>
             <w:vAlign w:val="center"/>
             <w:tcBorders>
               <w:bottom w:val="single" w:sz="8" w:space="0" w:color="000000"/>
@@ -5821,7 +5686,7 @@
           </w:tcPr>
           <w:p>
             <w:pPr>
-              <w:spacing w:before="0" w:after="0" w:line="240" w:lineRule="auto"/>
+              <w:spacing w:before="0" w:after="0" w:line="240" w:lineRule="exact"/>
               <w:jc w:val="right"/>
             </w:pPr>
             <w:r>
@@ -5837,7 +5702,7 @@
         </w:tc>
         <w:tc>
           <w:tcPr>
-            <w:tcW w:type="dxa" w:w="1361"/>
+            <w:tcW w:type="dxa" w:w="1318"/>
             <w:vAlign w:val="center"/>
             <w:tcBorders>
               <w:bottom w:val="single" w:sz="8" w:space="0" w:color="000000"/>
@@ -5845,7 +5710,7 @@
           </w:tcPr>
           <w:p>
             <w:pPr>
-              <w:spacing w:before="0" w:after="0" w:line="240" w:lineRule="auto"/>
+              <w:spacing w:before="0" w:after="0" w:line="240" w:lineRule="exact"/>
               <w:jc w:val="right"/>
             </w:pPr>
             <w:r>
@@ -5861,7 +5726,7 @@
         </w:tc>
         <w:tc>
           <w:tcPr>
-            <w:tcW w:type="dxa" w:w="1701"/>
+            <w:tcW w:type="dxa" w:w="1318"/>
             <w:vAlign w:val="center"/>
             <w:tcBorders>
               <w:bottom w:val="single" w:sz="8" w:space="0" w:color="000000"/>
@@ -5869,7 +5734,7 @@
           </w:tcPr>
           <w:p>
             <w:pPr>
-              <w:spacing w:before="0" w:after="0" w:line="240" w:lineRule="auto"/>
+              <w:spacing w:before="0" w:after="0" w:line="240" w:lineRule="exact"/>
               <w:jc w:val="center"/>
             </w:pPr>
             <w:r>
@@ -5885,7 +5750,7 @@
         </w:tc>
         <w:tc>
           <w:tcPr>
-            <w:tcW w:type="dxa" w:w="1701"/>
+            <w:tcW w:type="dxa" w:w="1318"/>
             <w:vAlign w:val="center"/>
             <w:tcBorders>
               <w:bottom w:val="single" w:sz="8" w:space="0" w:color="000000"/>
@@ -5893,7 +5758,7 @@
           </w:tcPr>
           <w:p>
             <w:pPr>
-              <w:spacing w:before="0" w:after="0" w:line="240" w:lineRule="auto"/>
+              <w:spacing w:before="0" w:after="0" w:line="240" w:lineRule="exact"/>
               <w:jc w:val="right"/>
             </w:pPr>
             <w:r>
@@ -5911,7 +5776,356 @@
     </w:tbl>
     <w:p>
       <w:pPr>
-        <w:spacing w:before="40" w:after="20" w:lineRule="auto" w:line="240"/>
+        <w:keepNext/>
+        <w:keepLines/>
+        <w:widowControl/>
+        <w:spacing w:before="240" w:after="120" w:lineRule="exact" w:line="360"/>
+        <w:jc w:val="center"/>
+      </w:pPr>
+      <w:r>
+        <w:rPr>
+          <w:rFonts w:ascii="Times New Roman" w:hAnsi="Times New Roman" w:eastAsia="仿宋"/>
+          <w:b w:val="0"/>
+          <w:i w:val="0"/>
+          <w:sz w:val="28"/>
+        </w:rPr>
+        <w:t>五、政策语调与国债收益率曲线</w:t>
+      </w:r>
+    </w:p>
+    <w:p>
+      <w:pPr>
+        <w:keepNext/>
+        <w:keepLines/>
+        <w:widowControl/>
+        <w:spacing w:before="180" w:after="60" w:lineRule="exact" w:line="320"/>
+        <w:ind w:firstLine="420"/>
+        <w:jc w:val="left"/>
+      </w:pPr>
+      <w:r>
+        <w:rPr>
+          <w:rFonts w:ascii="Times New Roman" w:hAnsi="Times New Roman" w:eastAsia="黑体"/>
+          <w:b w:val="0"/>
+          <w:i w:val="0"/>
+          <w:sz w:val="24"/>
+        </w:rPr>
+        <w:t>（一）未预期政策语调</w:t>
+      </w:r>
+    </w:p>
+    <w:p>
+      <w:pPr>
+        <w:widowControl/>
+        <w:spacing w:before="0" w:after="0" w:lineRule="exact" w:line="360"/>
+        <w:ind w:firstLine="420"/>
+        <w:jc w:val="both"/>
+      </w:pPr>
+      <w:r>
+        <w:rPr>
+          <w:rFonts w:ascii="Times New Roman" w:hAnsi="Times New Roman" w:eastAsia="宋体"/>
+          <w:b w:val="0"/>
+          <w:i w:val="0"/>
+          <w:sz w:val="21"/>
+        </w:rPr>
+        <w:t>债券部分考察政策指引未预期语调与收益率曲线斜率变化。三日窗口内斜率回归的主效应系数为0.9542，HC3标准误为1.1858，p值为0.4210；2019年后总效应为-0.6080，总效应p值为0.7239。估计方向在不同曲线因子之间并不稳定，债券证据弱于股票波动结果。</w:t>
+      </w:r>
+    </w:p>
+    <w:p>
+      <w:pPr>
+        <w:widowControl/>
+        <w:spacing w:before="0" w:after="0" w:lineRule="exact" w:line="360"/>
+        <w:ind w:firstLine="420"/>
+        <w:jc w:val="both"/>
+      </w:pPr>
+      <w:r>
+        <w:rPr>
+          <w:rFonts w:ascii="Times New Roman" w:hAnsi="Times New Roman" w:eastAsia="宋体"/>
+          <w:b w:val="0"/>
+          <w:i w:val="0"/>
+          <w:sz w:val="21"/>
+        </w:rPr>
+        <w:t>收益率曲线同时反映短端政策利率预期、长端增长通胀预期和期限溢价。央行报告中的偏松或偏紧表述可能推低短端，也可能通过增长预期抬升长端；两个渠道叠加后，斜率反应未必呈现单一方向。Kuttner（2001）和Gurkaynak等（2005）关于未预期政策信息的研究提示，利率市场对政策消息的反应往往依赖识别口径和期限结构。</w:t>
+      </w:r>
+    </w:p>
+    <w:p>
+      <w:pPr>
+        <w:widowControl/>
+        <w:spacing w:before="0" w:after="0" w:lineRule="exact" w:line="360"/>
+        <w:ind w:firstLine="420"/>
+        <w:jc w:val="both"/>
+      </w:pPr>
+      <w:r>
+        <w:rPr>
+          <w:rFonts w:ascii="Times New Roman" w:hAnsi="Times New Roman" w:eastAsia="宋体"/>
+          <w:b w:val="0"/>
+          <w:i w:val="0"/>
+          <w:sz w:val="21"/>
+        </w:rPr>
+        <w:t>未预期语调的构造以报告自身的历史规律为基准，试图区分常规表述和超出惯性的政策倾向变化。这个思路与董青马等（2024）强调的“潜在”未预期信息相呼应；本研究仅借鉴其问题意识，并不复制其完整识别框架。季度报告文本较长，且包含大量宏观判断，未预期语调进入债券回归后仍可能同时反映政策冲击和央行信息冲击。</w:t>
+      </w:r>
+    </w:p>
+    <w:p>
+      <w:pPr>
+        <w:widowControl/>
+        <w:spacing w:before="0" w:after="0" w:lineRule="exact" w:line="360"/>
+        <w:ind w:firstLine="420"/>
+        <w:jc w:val="both"/>
+      </w:pPr>
+      <w:r>
+        <w:rPr>
+          <w:rFonts w:ascii="Times New Roman" w:hAnsi="Times New Roman" w:eastAsia="宋体"/>
+          <w:b w:val="0"/>
+          <w:i w:val="0"/>
+          <w:sz w:val="21"/>
+        </w:rPr>
+        <w:t>Nakamura和Steinsson（2018）、Jarocinski和Karadi（2020）的研究表明，央行信息效应可能使市场把政策消息理解为关于经济前景的信号。放在收益率曲线上，偏紧语调并不一定只推高短端利率；如果市场把它理解为经济韧性更强，也可能影响长端收益率。本文的债券结果不稳定，正反映了这类信息分解在季度文本场景中的困难。</w:t>
+      </w:r>
+    </w:p>
+    <w:p>
+      <w:pPr>
+        <w:widowControl/>
+        <w:spacing w:before="0" w:after="0" w:lineRule="exact" w:line="360"/>
+        <w:ind w:firstLine="420"/>
+        <w:jc w:val="both"/>
+      </w:pPr>
+      <w:r>
+        <w:rPr>
+          <w:rFonts w:ascii="Times New Roman" w:hAnsi="Times New Roman" w:eastAsia="宋体"/>
+          <w:b w:val="0"/>
+          <w:i w:val="0"/>
+          <w:sz w:val="21"/>
+        </w:rPr>
+        <w:t>中国债券市场还受到资金面、监管预期和机构配置需求影响。季度报告发布时点附近，如果资金利率、公开市场操作或海外利率同步变化，收益率曲线可能先反映这些高频因素。文本语调变量在三日窗口中要与这些因素竞争解释力，得到弱结果并不奇怪。</w:t>
+      </w:r>
+    </w:p>
+    <w:p>
+      <w:pPr>
+        <w:widowControl/>
+        <w:spacing w:before="0" w:after="0" w:lineRule="exact" w:line="360"/>
+        <w:ind w:firstLine="420"/>
+        <w:jc w:val="both"/>
+      </w:pPr>
+      <w:r>
+        <w:rPr>
+          <w:rFonts w:ascii="Times New Roman" w:hAnsi="Times New Roman" w:eastAsia="宋体"/>
+          <w:b w:val="0"/>
+          <w:i w:val="0"/>
+          <w:sz w:val="21"/>
+        </w:rPr>
+        <w:t>曲线水平、斜率和曲率的经济含义不同。水平变化更接近整体利率环境，斜率变化反映短端和长端相对调整，曲率则对应中期限收益率的相对位置。政策语调若主要影响短端，斜率会变化；若市场同时调整增长和通胀预期，水平和曲率也可能移动。表5的Panel A把三类结果放在一起，正是为了避免只报告单一曲线因子。</w:t>
+      </w:r>
+    </w:p>
+    <w:p>
+      <w:pPr>
+        <w:keepNext/>
+        <w:keepLines/>
+        <w:widowControl/>
+        <w:spacing w:before="180" w:after="60" w:lineRule="exact" w:line="320"/>
+        <w:ind w:firstLine="420"/>
+        <w:jc w:val="left"/>
+      </w:pPr>
+      <w:r>
+        <w:rPr>
+          <w:rFonts w:ascii="Times New Roman" w:hAnsi="Times New Roman" w:eastAsia="黑体"/>
+          <w:b w:val="0"/>
+          <w:i w:val="0"/>
+          <w:sz w:val="24"/>
+        </w:rPr>
+        <w:t>（二）跨拟合监督语调</w:t>
+      </w:r>
+    </w:p>
+    <w:p>
+      <w:pPr>
+        <w:widowControl/>
+        <w:spacing w:before="0" w:after="0" w:lineRule="exact" w:line="360"/>
+        <w:ind w:firstLine="420"/>
+        <w:jc w:val="both"/>
+      </w:pPr>
+      <w:r>
+        <w:rPr>
+          <w:rFonts w:ascii="Times New Roman" w:hAnsi="Times New Roman" w:eastAsia="宋体"/>
+          <w:b w:val="0"/>
+          <w:i w:val="0"/>
+          <w:sz w:val="21"/>
+        </w:rPr>
+        <w:t>跨拟合政策语调把人工标注句子的监督分类结果聚合到报告层面。政策相关句均值的主效应为0.4744，p值为0.9079；2019年后总效应为-0.1124，总效应p值为0.9852。该结果没有稳定改善债券解释力。</w:t>
+      </w:r>
+    </w:p>
+    <w:p>
+      <w:pPr>
+        <w:widowControl/>
+        <w:spacing w:before="0" w:after="0" w:lineRule="exact" w:line="360"/>
+        <w:ind w:firstLine="420"/>
+        <w:jc w:val="both"/>
+      </w:pPr>
+      <w:r>
+        <w:rPr>
+          <w:rFonts w:ascii="Times New Roman" w:hAnsi="Times New Roman" w:eastAsia="宋体"/>
+          <w:b w:val="0"/>
+          <w:i w:val="0"/>
+          <w:sz w:val="21"/>
+        </w:rPr>
+        <w:t>跨拟合处理的价值在于降低训练集和解释变量之间的机械重合：每份报告的预测语调来自未使用该报告标注句训练的模型。问题也很清楚，人工标注样本只有240句，少数政策方向样本偏少，折外预测进入债券回归后噪声会被放大。因此，跨拟合监督语调更适合展示测量思路，而不是承担核心市场检验。</w:t>
+      </w:r>
+    </w:p>
+    <w:p>
+      <w:pPr>
+        <w:widowControl/>
+        <w:spacing w:before="0" w:after="0" w:lineRule="exact" w:line="360"/>
+        <w:ind w:firstLine="420"/>
+        <w:jc w:val="both"/>
+      </w:pPr>
+      <w:r>
+        <w:rPr>
+          <w:rFonts w:ascii="Times New Roman" w:hAnsi="Times New Roman" w:eastAsia="宋体"/>
+          <w:b w:val="0"/>
+          <w:i w:val="0"/>
+          <w:sz w:val="21"/>
+        </w:rPr>
+        <w:t>政策相关句均值是三种聚合方式中经济含义最清楚的一种。全部句子均值容易被宏观描述和背景性表述稀释，方向性句子均值又会丢掉大量中性但政策相关的信息。政策相关句均值保留了政策语境，同时减少无关句子的影响，因此正文用它报告主要跨拟合结果，并在表5中列出其他聚合方式作为对照。</w:t>
+      </w:r>
+    </w:p>
+    <w:p>
+      <w:pPr>
+        <w:widowControl/>
+        <w:spacing w:before="0" w:after="0" w:lineRule="exact" w:line="360"/>
+        <w:ind w:firstLine="420"/>
+        <w:jc w:val="both"/>
+      </w:pPr>
+      <w:r>
+        <w:rPr>
+          <w:rFonts w:ascii="Times New Roman" w:hAnsi="Times New Roman" w:eastAsia="宋体"/>
+          <w:b w:val="0"/>
+          <w:i w:val="0"/>
+          <w:sz w:val="21"/>
+        </w:rPr>
+        <w:t>监督语调没有稳定改善债券解释力，并不意味着人工标注或分类模型没有价值。它说明句子层方向识别和报告层市场反应之间还存在一个聚合与识别问题：报告可能同时出现偏松、偏紧和风险提示句，市场反应也可能取决于这些句子在报告结构中的位置，而不是简单平均后的得分。</w:t>
+      </w:r>
+    </w:p>
+    <w:p>
+      <w:pPr>
+        <w:widowControl/>
+        <w:spacing w:before="0" w:after="0" w:lineRule="exact" w:line="360"/>
+        <w:ind w:firstLine="420"/>
+        <w:jc w:val="both"/>
+      </w:pPr>
+      <w:r>
+        <w:rPr>
+          <w:rFonts w:ascii="Times New Roman" w:hAnsi="Times New Roman" w:eastAsia="宋体"/>
+          <w:b w:val="0"/>
+          <w:i w:val="0"/>
+          <w:sz w:val="21"/>
+        </w:rPr>
+        <w:t>跨拟合结果还提醒我们，文本测量误差会在金融回归中被放大。句子分类即使在验证集上有较高准确率，聚合到报告层后仍可能因句子数量、章节位置和类别不平衡产生偏差。债券回归样本只有季度报告事件，解释变量的一点噪声就会显著影响系数稳定性。</w:t>
+      </w:r>
+    </w:p>
+    <w:p>
+      <w:pPr>
+        <w:widowControl/>
+        <w:spacing w:before="0" w:after="0" w:lineRule="exact" w:line="360"/>
+        <w:ind w:firstLine="420"/>
+        <w:jc w:val="both"/>
+      </w:pPr>
+      <w:r>
+        <w:rPr>
+          <w:rFonts w:ascii="Times New Roman" w:hAnsi="Times New Roman" w:eastAsia="宋体"/>
+          <w:b w:val="0"/>
+          <w:i w:val="0"/>
+          <w:sz w:val="21"/>
+        </w:rPr>
+        <w:t>因此，跨拟合监督语调在本文中主要用于验证测量链条：人工标注能否支持监督分类，监督分类能否生成报告层语调，报告层语调进入债券模型后是否有清晰解释力。前两步结果相对可用，最后一步证据不足，这一层级差异本身就是研究结论的一部分。</w:t>
+      </w:r>
+    </w:p>
+    <w:p>
+      <w:pPr>
+        <w:keepNext/>
+        <w:keepLines/>
+        <w:widowControl/>
+        <w:spacing w:before="180" w:after="60" w:lineRule="exact" w:line="320"/>
+        <w:ind w:firstLine="420"/>
+        <w:jc w:val="left"/>
+      </w:pPr>
+      <w:r>
+        <w:rPr>
+          <w:rFonts w:ascii="Times New Roman" w:hAnsi="Times New Roman" w:eastAsia="黑体"/>
+          <w:b w:val="0"/>
+          <w:i w:val="0"/>
+          <w:sz w:val="24"/>
+        </w:rPr>
+        <w:t>（三）结果讨论</w:t>
+      </w:r>
+    </w:p>
+    <w:p>
+      <w:pPr>
+        <w:widowControl/>
+        <w:spacing w:before="0" w:after="0" w:lineRule="exact" w:line="360"/>
+        <w:ind w:firstLine="420"/>
+        <w:jc w:val="both"/>
+      </w:pPr>
+      <w:r>
+        <w:rPr>
+          <w:rFonts w:ascii="Times New Roman" w:hAnsi="Times New Roman" w:eastAsia="宋体"/>
+          <w:b w:val="0"/>
+          <w:i w:val="0"/>
+          <w:sz w:val="21"/>
+        </w:rPr>
+        <w:t>股票和债券结果不一致，并不意外。股票波动率对不确定性本身敏感，文本创新度提高可能直接增加短期重新定价强度；债券收益率曲线则需要区分政策路径、宏观信息和期限溢价，单一语调变量难以同时捕捉这些渠道。McMahon、Schipke和Li（2018）指出，中国央行沟通仍处在制度化改进过程中，这也意味着不同市场吸收沟通信息的方式可能存在差异。</w:t>
+      </w:r>
+    </w:p>
+    <w:p>
+      <w:pPr>
+        <w:widowControl/>
+        <w:spacing w:before="0" w:after="0" w:lineRule="exact" w:line="360"/>
+        <w:ind w:firstLine="420"/>
+        <w:jc w:val="both"/>
+      </w:pPr>
+      <w:r>
+        <w:rPr>
+          <w:rFonts w:ascii="Times New Roman" w:hAnsi="Times New Roman" w:eastAsia="宋体"/>
+          <w:b w:val="0"/>
+          <w:i w:val="0"/>
+          <w:sz w:val="21"/>
+        </w:rPr>
+        <w:t>从市场微观角度看，股票和债券投资者关注的信息集合也不同。股票投资者更关心盈利预期、风险偏好和流动性折现，报告文本一旦改变政策指引，估值分歧就可能放大；债券投资者则更关注未来利率路径和期限补偿，语调变化必须先被解释为短端、长端或期限溢价冲击，才会表现为清晰的曲线变化。</w:t>
+      </w:r>
+    </w:p>
+    <w:p>
+      <w:pPr>
+        <w:widowControl/>
+        <w:spacing w:before="0" w:after="0" w:lineRule="exact" w:line="360"/>
+        <w:ind w:firstLine="420"/>
+        <w:jc w:val="both"/>
+      </w:pPr>
+      <w:r>
+        <w:rPr>
+          <w:rFonts w:ascii="Times New Roman" w:hAnsi="Times New Roman" w:eastAsia="宋体"/>
+          <w:b w:val="0"/>
+          <w:i w:val="0"/>
+          <w:sz w:val="21"/>
+        </w:rPr>
+        <w:t>债券图把收益率曲线因子和未预期语调分组放在同一张图中。Panel A显示曲线水平、斜率和曲率在较长样本内同步波动但并非同一变量；Panel B显示不同语调分组在2019年前后没有形成稳定单调关系。图形证据与表5一致：债券市场存在反应，但反应方向不够稳定，不能写成与股票结果同等强度的结论。</w:t>
+      </w:r>
+    </w:p>
+    <w:p>
+      <w:pPr>
+        <w:keepNext/>
+        <w:keepLines/>
+        <w:widowControl/>
+        <w:spacing w:before="80" w:after="40" w:lineRule="exact" w:line="260"/>
+        <w:jc w:val="center"/>
+      </w:pPr>
+      <w:r>
+        <w:rPr>
+          <w:rFonts w:ascii="Times New Roman" w:hAnsi="Times New Roman" w:eastAsia="黑体"/>
+          <w:b/>
+          <w:i w:val="0"/>
+          <w:sz w:val="18"/>
+        </w:rPr>
+        <w:t>表5  国债市场探索性结果</w:t>
+      </w:r>
+    </w:p>
+    <w:p>
+      <w:pPr>
+        <w:widowControl/>
+        <w:spacing w:before="40" w:after="20" w:lineRule="exact" w:line="240"/>
         <w:ind w:firstLine="0"/>
         <w:jc w:val="both"/>
       </w:pPr>
@@ -5922,7 +6136,7 @@
           <w:i w:val="0"/>
           <w:sz w:val="18"/>
         </w:rPr>
-        <w:t>Panel B 国债收益率曲线</w:t>
+        <w:t>Panel A 未预期政策语调与收益率曲线</w:t>
       </w:r>
     </w:p>
     <w:tbl>
@@ -5953,7 +6167,7 @@
         </w:trPr>
         <w:tc>
           <w:tcPr>
-            <w:tcW w:type="dxa" w:w="1928"/>
+            <w:tcW w:type="dxa" w:w="3231"/>
             <w:vAlign w:val="center"/>
             <w:tcBorders>
               <w:bottom w:val="single" w:sz="4" w:space="0" w:color="000000"/>
@@ -5961,7 +6175,7 @@
           </w:tcPr>
           <w:p>
             <w:pPr>
-              <w:spacing w:before="0" w:after="0" w:line="240" w:lineRule="auto"/>
+              <w:spacing w:before="0" w:after="0" w:line="240" w:lineRule="exact"/>
               <w:jc w:val="center"/>
             </w:pPr>
             <w:r>
@@ -5971,13 +6185,13 @@
                 <w:i w:val="0"/>
                 <w:sz w:val="18"/>
               </w:rPr>
-              <w:t>样本量</w:t>
-            </w:r>
-          </w:p>
-        </w:tc>
-        <w:tc>
-          <w:tcPr>
-            <w:tcW w:type="dxa" w:w="1814"/>
+              <w:t>被解释变量</w:t>
+            </w:r>
+          </w:p>
+        </w:tc>
+        <w:tc>
+          <w:tcPr>
+            <w:tcW w:type="dxa" w:w="1318"/>
             <w:vAlign w:val="center"/>
             <w:tcBorders>
               <w:bottom w:val="single" w:sz="4" w:space="0" w:color="000000"/>
@@ -5985,7 +6199,7 @@
           </w:tcPr>
           <w:p>
             <w:pPr>
-              <w:spacing w:before="0" w:after="0" w:line="240" w:lineRule="auto"/>
+              <w:spacing w:before="0" w:after="0" w:line="240" w:lineRule="exact"/>
               <w:jc w:val="center"/>
             </w:pPr>
             <w:r>
@@ -5995,13 +6209,13 @@
                 <w:i w:val="0"/>
                 <w:sz w:val="18"/>
               </w:rPr>
-              <w:t>被解释变量</w:t>
-            </w:r>
-          </w:p>
-        </w:tc>
-        <w:tc>
-          <w:tcPr>
-            <w:tcW w:type="dxa" w:w="1361"/>
+              <w:t>样本量</w:t>
+            </w:r>
+          </w:p>
+        </w:tc>
+        <w:tc>
+          <w:tcPr>
+            <w:tcW w:type="dxa" w:w="1318"/>
             <w:vAlign w:val="center"/>
             <w:tcBorders>
               <w:bottom w:val="single" w:sz="4" w:space="0" w:color="000000"/>
@@ -6009,7 +6223,7 @@
           </w:tcPr>
           <w:p>
             <w:pPr>
-              <w:spacing w:before="0" w:after="0" w:line="240" w:lineRule="auto"/>
+              <w:spacing w:before="0" w:after="0" w:line="240" w:lineRule="exact"/>
               <w:jc w:val="center"/>
             </w:pPr>
             <w:r>
@@ -6025,7 +6239,7 @@
         </w:tc>
         <w:tc>
           <w:tcPr>
-            <w:tcW w:type="dxa" w:w="1701"/>
+            <w:tcW w:type="dxa" w:w="1318"/>
             <w:vAlign w:val="center"/>
             <w:tcBorders>
               <w:bottom w:val="single" w:sz="4" w:space="0" w:color="000000"/>
@@ -6033,7 +6247,7 @@
           </w:tcPr>
           <w:p>
             <w:pPr>
-              <w:spacing w:before="0" w:after="0" w:line="240" w:lineRule="auto"/>
+              <w:spacing w:before="0" w:after="0" w:line="240" w:lineRule="exact"/>
               <w:jc w:val="center"/>
             </w:pPr>
             <w:r>
@@ -6049,7 +6263,7 @@
         </w:tc>
         <w:tc>
           <w:tcPr>
-            <w:tcW w:type="dxa" w:w="1701"/>
+            <w:tcW w:type="dxa" w:w="1318"/>
             <w:vAlign w:val="center"/>
             <w:tcBorders>
               <w:bottom w:val="single" w:sz="4" w:space="0" w:color="000000"/>
@@ -6057,7 +6271,7 @@
           </w:tcPr>
           <w:p>
             <w:pPr>
-              <w:spacing w:before="0" w:after="0" w:line="240" w:lineRule="auto"/>
+              <w:spacing w:before="0" w:after="0" w:line="240" w:lineRule="exact"/>
               <w:jc w:val="center"/>
             </w:pPr>
             <w:r>
@@ -6078,13 +6292,34 @@
         </w:trPr>
         <w:tc>
           <w:tcPr>
-            <w:tcW w:type="dxa" w:w="1928"/>
-            <w:vAlign w:val="center"/>
-          </w:tcPr>
-          <w:p>
-            <w:pPr>
-              <w:spacing w:before="0" w:after="0" w:line="240" w:lineRule="auto"/>
-              <w:jc w:val="center"/>
+            <w:tcW w:type="dxa" w:w="3231"/>
+            <w:vAlign w:val="center"/>
+          </w:tcPr>
+          <w:p>
+            <w:pPr>
+              <w:spacing w:before="0" w:after="0" w:line="240" w:lineRule="exact"/>
+              <w:jc w:val="center"/>
+            </w:pPr>
+            <w:r>
+              <w:rPr>
+                <w:rFonts w:ascii="Times New Roman" w:hAnsi="Times New Roman" w:eastAsia="宋体"/>
+                <w:b w:val="0"/>
+                <w:i w:val="0"/>
+                <w:sz w:val="18"/>
+              </w:rPr>
+              <w:t>收益率曲线斜率</w:t>
+            </w:r>
+          </w:p>
+        </w:tc>
+        <w:tc>
+          <w:tcPr>
+            <w:tcW w:type="dxa" w:w="1318"/>
+            <w:vAlign w:val="center"/>
+          </w:tcPr>
+          <w:p>
+            <w:pPr>
+              <w:spacing w:before="0" w:after="0" w:line="240" w:lineRule="exact"/>
+              <w:jc w:val="right"/>
             </w:pPr>
             <w:r>
               <w:rPr>
@@ -6099,33 +6334,12 @@
         </w:tc>
         <w:tc>
           <w:tcPr>
-            <w:tcW w:type="dxa" w:w="1814"/>
-            <w:vAlign w:val="center"/>
-          </w:tcPr>
-          <w:p>
-            <w:pPr>
-              <w:spacing w:before="0" w:after="0" w:line="240" w:lineRule="auto"/>
-              <w:jc w:val="center"/>
-            </w:pPr>
-            <w:r>
-              <w:rPr>
-                <w:rFonts w:ascii="Times New Roman" w:hAnsi="Times New Roman" w:eastAsia="宋体"/>
-                <w:b w:val="0"/>
-                <w:i w:val="0"/>
-                <w:sz w:val="18"/>
-              </w:rPr>
-              <w:t>收益率曲线斜率</w:t>
-            </w:r>
-          </w:p>
-        </w:tc>
-        <w:tc>
-          <w:tcPr>
-            <w:tcW w:type="dxa" w:w="1361"/>
-            <w:vAlign w:val="center"/>
-          </w:tcPr>
-          <w:p>
-            <w:pPr>
-              <w:spacing w:before="0" w:after="0" w:line="240" w:lineRule="auto"/>
+            <w:tcW w:type="dxa" w:w="1318"/>
+            <w:vAlign w:val="center"/>
+          </w:tcPr>
+          <w:p>
+            <w:pPr>
+              <w:spacing w:before="0" w:after="0" w:line="240" w:lineRule="exact"/>
               <w:jc w:val="right"/>
             </w:pPr>
             <w:r>
@@ -6141,12 +6355,12 @@
         </w:tc>
         <w:tc>
           <w:tcPr>
-            <w:tcW w:type="dxa" w:w="1701"/>
-            <w:vAlign w:val="center"/>
-          </w:tcPr>
-          <w:p>
-            <w:pPr>
-              <w:spacing w:before="0" w:after="0" w:line="240" w:lineRule="auto"/>
+            <w:tcW w:type="dxa" w:w="1318"/>
+            <w:vAlign w:val="center"/>
+          </w:tcPr>
+          <w:p>
+            <w:pPr>
+              <w:spacing w:before="0" w:after="0" w:line="240" w:lineRule="exact"/>
               <w:jc w:val="right"/>
             </w:pPr>
             <w:r>
@@ -6162,12 +6376,12 @@
         </w:tc>
         <w:tc>
           <w:tcPr>
-            <w:tcW w:type="dxa" w:w="1701"/>
-            <w:vAlign w:val="center"/>
-          </w:tcPr>
-          <w:p>
-            <w:pPr>
-              <w:spacing w:before="0" w:after="0" w:line="240" w:lineRule="auto"/>
+            <w:tcW w:type="dxa" w:w="1318"/>
+            <w:vAlign w:val="center"/>
+          </w:tcPr>
+          <w:p>
+            <w:pPr>
+              <w:spacing w:before="0" w:after="0" w:line="240" w:lineRule="exact"/>
               <w:jc w:val="right"/>
             </w:pPr>
             <w:r>
@@ -6188,13 +6402,34 @@
         </w:trPr>
         <w:tc>
           <w:tcPr>
-            <w:tcW w:type="dxa" w:w="1928"/>
-            <w:vAlign w:val="center"/>
-          </w:tcPr>
-          <w:p>
-            <w:pPr>
-              <w:spacing w:before="0" w:after="0" w:line="240" w:lineRule="auto"/>
-              <w:jc w:val="center"/>
+            <w:tcW w:type="dxa" w:w="3231"/>
+            <w:vAlign w:val="center"/>
+          </w:tcPr>
+          <w:p>
+            <w:pPr>
+              <w:spacing w:before="0" w:after="0" w:line="240" w:lineRule="exact"/>
+              <w:jc w:val="center"/>
+            </w:pPr>
+            <w:r>
+              <w:rPr>
+                <w:rFonts w:ascii="Times New Roman" w:hAnsi="Times New Roman" w:eastAsia="宋体"/>
+                <w:b w:val="0"/>
+                <w:i w:val="0"/>
+                <w:sz w:val="18"/>
+              </w:rPr>
+              <w:t>收益率曲线水平</w:t>
+            </w:r>
+          </w:p>
+        </w:tc>
+        <w:tc>
+          <w:tcPr>
+            <w:tcW w:type="dxa" w:w="1318"/>
+            <w:vAlign w:val="center"/>
+          </w:tcPr>
+          <w:p>
+            <w:pPr>
+              <w:spacing w:before="0" w:after="0" w:line="240" w:lineRule="exact"/>
+              <w:jc w:val="right"/>
             </w:pPr>
             <w:r>
               <w:rPr>
@@ -6209,33 +6444,12 @@
         </w:tc>
         <w:tc>
           <w:tcPr>
-            <w:tcW w:type="dxa" w:w="1814"/>
-            <w:vAlign w:val="center"/>
-          </w:tcPr>
-          <w:p>
-            <w:pPr>
-              <w:spacing w:before="0" w:after="0" w:line="240" w:lineRule="auto"/>
-              <w:jc w:val="center"/>
-            </w:pPr>
-            <w:r>
-              <w:rPr>
-                <w:rFonts w:ascii="Times New Roman" w:hAnsi="Times New Roman" w:eastAsia="宋体"/>
-                <w:b w:val="0"/>
-                <w:i w:val="0"/>
-                <w:sz w:val="18"/>
-              </w:rPr>
-              <w:t>收益率曲线水平</w:t>
-            </w:r>
-          </w:p>
-        </w:tc>
-        <w:tc>
-          <w:tcPr>
-            <w:tcW w:type="dxa" w:w="1361"/>
-            <w:vAlign w:val="center"/>
-          </w:tcPr>
-          <w:p>
-            <w:pPr>
-              <w:spacing w:before="0" w:after="0" w:line="240" w:lineRule="auto"/>
+            <w:tcW w:type="dxa" w:w="1318"/>
+            <w:vAlign w:val="center"/>
+          </w:tcPr>
+          <w:p>
+            <w:pPr>
+              <w:spacing w:before="0" w:after="0" w:line="240" w:lineRule="exact"/>
               <w:jc w:val="right"/>
             </w:pPr>
             <w:r>
@@ -6251,12 +6465,12 @@
         </w:tc>
         <w:tc>
           <w:tcPr>
-            <w:tcW w:type="dxa" w:w="1701"/>
-            <w:vAlign w:val="center"/>
-          </w:tcPr>
-          <w:p>
-            <w:pPr>
-              <w:spacing w:before="0" w:after="0" w:line="240" w:lineRule="auto"/>
+            <w:tcW w:type="dxa" w:w="1318"/>
+            <w:vAlign w:val="center"/>
+          </w:tcPr>
+          <w:p>
+            <w:pPr>
+              <w:spacing w:before="0" w:after="0" w:line="240" w:lineRule="exact"/>
               <w:jc w:val="right"/>
             </w:pPr>
             <w:r>
@@ -6272,12 +6486,12 @@
         </w:tc>
         <w:tc>
           <w:tcPr>
-            <w:tcW w:type="dxa" w:w="1701"/>
-            <w:vAlign w:val="center"/>
-          </w:tcPr>
-          <w:p>
-            <w:pPr>
-              <w:spacing w:before="0" w:after="0" w:line="240" w:lineRule="auto"/>
+            <w:tcW w:type="dxa" w:w="1318"/>
+            <w:vAlign w:val="center"/>
+          </w:tcPr>
+          <w:p>
+            <w:pPr>
+              <w:spacing w:before="0" w:after="0" w:line="240" w:lineRule="exact"/>
               <w:jc w:val="right"/>
             </w:pPr>
             <w:r>
@@ -6298,7 +6512,7 @@
         </w:trPr>
         <w:tc>
           <w:tcPr>
-            <w:tcW w:type="dxa" w:w="1928"/>
+            <w:tcW w:type="dxa" w:w="3231"/>
             <w:vAlign w:val="center"/>
             <w:tcBorders>
               <w:bottom w:val="single" w:sz="8" w:space="0" w:color="000000"/>
@@ -6306,23 +6520,23 @@
           </w:tcPr>
           <w:p>
             <w:pPr>
-              <w:spacing w:before="0" w:after="0" w:line="240" w:lineRule="auto"/>
-              <w:jc w:val="center"/>
-            </w:pPr>
-            <w:r>
-              <w:rPr>
-                <w:rFonts w:ascii="Times New Roman" w:hAnsi="Times New Roman" w:eastAsia="宋体"/>
-                <w:b w:val="0"/>
-                <w:i w:val="0"/>
-                <w:sz w:val="18"/>
-              </w:rPr>
-              <w:t>79</w:t>
-            </w:r>
-          </w:p>
-        </w:tc>
-        <w:tc>
-          <w:tcPr>
-            <w:tcW w:type="dxa" w:w="1814"/>
+              <w:spacing w:before="0" w:after="0" w:line="240" w:lineRule="exact"/>
+              <w:jc w:val="center"/>
+            </w:pPr>
+            <w:r>
+              <w:rPr>
+                <w:rFonts w:ascii="Times New Roman" w:hAnsi="Times New Roman" w:eastAsia="宋体"/>
+                <w:b w:val="0"/>
+                <w:i w:val="0"/>
+                <w:sz w:val="18"/>
+              </w:rPr>
+              <w:t>收益率曲线曲率</w:t>
+            </w:r>
+          </w:p>
+        </w:tc>
+        <w:tc>
+          <w:tcPr>
+            <w:tcW w:type="dxa" w:w="1318"/>
             <w:vAlign w:val="center"/>
             <w:tcBorders>
               <w:bottom w:val="single" w:sz="8" w:space="0" w:color="000000"/>
@@ -6330,23 +6544,23 @@
           </w:tcPr>
           <w:p>
             <w:pPr>
-              <w:spacing w:before="0" w:after="0" w:line="240" w:lineRule="auto"/>
-              <w:jc w:val="center"/>
-            </w:pPr>
-            <w:r>
-              <w:rPr>
-                <w:rFonts w:ascii="Times New Roman" w:hAnsi="Times New Roman" w:eastAsia="宋体"/>
-                <w:b w:val="0"/>
-                <w:i w:val="0"/>
-                <w:sz w:val="18"/>
-              </w:rPr>
-              <w:t>收益率曲线曲率</w:t>
-            </w:r>
-          </w:p>
-        </w:tc>
-        <w:tc>
-          <w:tcPr>
-            <w:tcW w:type="dxa" w:w="1361"/>
+              <w:spacing w:before="0" w:after="0" w:line="240" w:lineRule="exact"/>
+              <w:jc w:val="right"/>
+            </w:pPr>
+            <w:r>
+              <w:rPr>
+                <w:rFonts w:ascii="Times New Roman" w:hAnsi="Times New Roman" w:eastAsia="宋体"/>
+                <w:b w:val="0"/>
+                <w:i w:val="0"/>
+                <w:sz w:val="18"/>
+              </w:rPr>
+              <w:t>79</w:t>
+            </w:r>
+          </w:p>
+        </w:tc>
+        <w:tc>
+          <w:tcPr>
+            <w:tcW w:type="dxa" w:w="1318"/>
             <w:vAlign w:val="center"/>
             <w:tcBorders>
               <w:bottom w:val="single" w:sz="8" w:space="0" w:color="000000"/>
@@ -6354,7 +6568,7 @@
           </w:tcPr>
           <w:p>
             <w:pPr>
-              <w:spacing w:before="0" w:after="0" w:line="240" w:lineRule="auto"/>
+              <w:spacing w:before="0" w:after="0" w:line="240" w:lineRule="exact"/>
               <w:jc w:val="right"/>
             </w:pPr>
             <w:r>
@@ -6370,7 +6584,7 @@
         </w:tc>
         <w:tc>
           <w:tcPr>
-            <w:tcW w:type="dxa" w:w="1701"/>
+            <w:tcW w:type="dxa" w:w="1318"/>
             <w:vAlign w:val="center"/>
             <w:tcBorders>
               <w:bottom w:val="single" w:sz="8" w:space="0" w:color="000000"/>
@@ -6378,7 +6592,7 @@
           </w:tcPr>
           <w:p>
             <w:pPr>
-              <w:spacing w:before="0" w:after="0" w:line="240" w:lineRule="auto"/>
+              <w:spacing w:before="0" w:after="0" w:line="240" w:lineRule="exact"/>
               <w:jc w:val="right"/>
             </w:pPr>
             <w:r>
@@ -6394,7 +6608,7 @@
         </w:tc>
         <w:tc>
           <w:tcPr>
-            <w:tcW w:type="dxa" w:w="1701"/>
+            <w:tcW w:type="dxa" w:w="1318"/>
             <w:vAlign w:val="center"/>
             <w:tcBorders>
               <w:bottom w:val="single" w:sz="8" w:space="0" w:color="000000"/>
@@ -6402,7 +6616,7 @@
           </w:tcPr>
           <w:p>
             <w:pPr>
-              <w:spacing w:before="0" w:after="0" w:line="240" w:lineRule="auto"/>
+              <w:spacing w:before="0" w:after="0" w:line="240" w:lineRule="exact"/>
               <w:jc w:val="right"/>
             </w:pPr>
             <w:r>
@@ -6420,7 +6634,8 @@
     </w:tbl>
     <w:p>
       <w:pPr>
-        <w:spacing w:before="40" w:after="20" w:lineRule="auto" w:line="240"/>
+        <w:widowControl/>
+        <w:spacing w:before="40" w:after="20" w:lineRule="exact" w:line="240"/>
         <w:ind w:firstLine="0"/>
         <w:jc w:val="both"/>
       </w:pPr>
@@ -6431,7 +6646,7 @@
           <w:i w:val="0"/>
           <w:sz w:val="18"/>
         </w:rPr>
-        <w:t>Panel C 跨拟合政策语调</w:t>
+        <w:t>Panel B 跨拟合监督政策语调</w:t>
       </w:r>
     </w:p>
     <w:tbl>
@@ -6463,7 +6678,7 @@
         </w:trPr>
         <w:tc>
           <w:tcPr>
-            <w:tcW w:type="dxa" w:w="1928"/>
+            <w:tcW w:type="dxa" w:w="2211"/>
             <w:vAlign w:val="center"/>
             <w:tcBorders>
               <w:bottom w:val="single" w:sz="4" w:space="0" w:color="000000"/>
@@ -6471,7 +6686,7 @@
           </w:tcPr>
           <w:p>
             <w:pPr>
-              <w:spacing w:before="0" w:after="0" w:line="240" w:lineRule="auto"/>
+              <w:spacing w:before="0" w:after="0" w:line="240" w:lineRule="exact"/>
               <w:jc w:val="center"/>
             </w:pPr>
             <w:r>
@@ -6481,13 +6696,13 @@
                 <w:i w:val="0"/>
                 <w:sz w:val="18"/>
               </w:rPr>
-              <w:t>样本量</w:t>
-            </w:r>
-          </w:p>
-        </w:tc>
-        <w:tc>
-          <w:tcPr>
-            <w:tcW w:type="dxa" w:w="1191"/>
+              <w:t>聚合方式</w:t>
+            </w:r>
+          </w:p>
+        </w:tc>
+        <w:tc>
+          <w:tcPr>
+            <w:tcW w:type="dxa" w:w="850"/>
             <w:vAlign w:val="center"/>
             <w:tcBorders>
               <w:bottom w:val="single" w:sz="4" w:space="0" w:color="000000"/>
@@ -6495,7 +6710,7 @@
           </w:tcPr>
           <w:p>
             <w:pPr>
-              <w:spacing w:before="0" w:after="0" w:line="240" w:lineRule="auto"/>
+              <w:spacing w:before="0" w:after="0" w:line="240" w:lineRule="exact"/>
               <w:jc w:val="center"/>
             </w:pPr>
             <w:r>
@@ -6505,13 +6720,13 @@
                 <w:i w:val="0"/>
                 <w:sz w:val="18"/>
               </w:rPr>
-              <w:t>p值</w:t>
-            </w:r>
-          </w:p>
-        </w:tc>
-        <w:tc>
-          <w:tcPr>
-            <w:tcW w:type="dxa" w:w="1191"/>
+              <w:t>样本量</w:t>
+            </w:r>
+          </w:p>
+        </w:tc>
+        <w:tc>
+          <w:tcPr>
+            <w:tcW w:type="dxa" w:w="1276"/>
             <w:vAlign w:val="center"/>
             <w:tcBorders>
               <w:bottom w:val="single" w:sz="4" w:space="0" w:color="000000"/>
@@ -6519,7 +6734,7 @@
           </w:tcPr>
           <w:p>
             <w:pPr>
-              <w:spacing w:before="0" w:after="0" w:line="240" w:lineRule="auto"/>
+              <w:spacing w:before="0" w:after="0" w:line="240" w:lineRule="exact"/>
               <w:jc w:val="center"/>
             </w:pPr>
             <w:r>
@@ -6529,13 +6744,13 @@
                 <w:i w:val="0"/>
                 <w:sz w:val="18"/>
               </w:rPr>
-              <w:t>聚合方式</w:t>
-            </w:r>
-          </w:p>
-        </w:tc>
-        <w:tc>
-          <w:tcPr>
-            <w:tcW w:type="dxa" w:w="1191"/>
+              <w:t>p值</w:t>
+            </w:r>
+          </w:p>
+        </w:tc>
+        <w:tc>
+          <w:tcPr>
+            <w:tcW w:type="dxa" w:w="935"/>
             <w:vAlign w:val="center"/>
             <w:tcBorders>
               <w:bottom w:val="single" w:sz="4" w:space="0" w:color="000000"/>
@@ -6543,7 +6758,7 @@
           </w:tcPr>
           <w:p>
             <w:pPr>
-              <w:spacing w:before="0" w:after="0" w:line="240" w:lineRule="auto"/>
+              <w:spacing w:before="0" w:after="0" w:line="240" w:lineRule="exact"/>
               <w:jc w:val="center"/>
             </w:pPr>
             <w:r>
@@ -6559,7 +6774,7 @@
         </w:tc>
         <w:tc>
           <w:tcPr>
-            <w:tcW w:type="dxa" w:w="1701"/>
+            <w:tcW w:type="dxa" w:w="1786"/>
             <w:vAlign w:val="center"/>
             <w:tcBorders>
               <w:bottom w:val="single" w:sz="4" w:space="0" w:color="000000"/>
@@ -6567,7 +6782,7 @@
           </w:tcPr>
           <w:p>
             <w:pPr>
-              <w:spacing w:before="0" w:after="0" w:line="240" w:lineRule="auto"/>
+              <w:spacing w:before="0" w:after="0" w:line="240" w:lineRule="exact"/>
               <w:jc w:val="center"/>
             </w:pPr>
             <w:r>
@@ -6583,7 +6798,7 @@
         </w:tc>
         <w:tc>
           <w:tcPr>
-            <w:tcW w:type="dxa" w:w="1361"/>
+            <w:tcW w:type="dxa" w:w="1446"/>
             <w:vAlign w:val="center"/>
             <w:tcBorders>
               <w:bottom w:val="single" w:sz="4" w:space="0" w:color="000000"/>
@@ -6591,7 +6806,7 @@
           </w:tcPr>
           <w:p>
             <w:pPr>
-              <w:spacing w:before="0" w:after="0" w:line="240" w:lineRule="auto"/>
+              <w:spacing w:before="0" w:after="0" w:line="240" w:lineRule="exact"/>
               <w:jc w:val="center"/>
             </w:pPr>
             <w:r>
@@ -6612,13 +6827,34 @@
         </w:trPr>
         <w:tc>
           <w:tcPr>
-            <w:tcW w:type="dxa" w:w="1928"/>
-            <w:vAlign w:val="center"/>
-          </w:tcPr>
-          <w:p>
-            <w:pPr>
-              <w:spacing w:before="0" w:after="0" w:line="240" w:lineRule="auto"/>
-              <w:jc w:val="center"/>
+            <w:tcW w:type="dxa" w:w="2211"/>
+            <w:vAlign w:val="center"/>
+          </w:tcPr>
+          <w:p>
+            <w:pPr>
+              <w:spacing w:before="0" w:after="0" w:line="240" w:lineRule="exact"/>
+              <w:jc w:val="center"/>
+            </w:pPr>
+            <w:r>
+              <w:rPr>
+                <w:rFonts w:ascii="Times New Roman" w:hAnsi="Times New Roman" w:eastAsia="宋体"/>
+                <w:b w:val="0"/>
+                <w:i w:val="0"/>
+                <w:sz w:val="18"/>
+              </w:rPr>
+              <w:t>全部句子均值</w:t>
+            </w:r>
+          </w:p>
+        </w:tc>
+        <w:tc>
+          <w:tcPr>
+            <w:tcW w:type="dxa" w:w="850"/>
+            <w:vAlign w:val="center"/>
+          </w:tcPr>
+          <w:p>
+            <w:pPr>
+              <w:spacing w:before="0" w:after="0" w:line="240" w:lineRule="exact"/>
+              <w:jc w:val="right"/>
             </w:pPr>
             <w:r>
               <w:rPr>
@@ -6633,12 +6869,12 @@
         </w:tc>
         <w:tc>
           <w:tcPr>
-            <w:tcW w:type="dxa" w:w="1191"/>
-            <w:vAlign w:val="center"/>
-          </w:tcPr>
-          <w:p>
-            <w:pPr>
-              <w:spacing w:before="0" w:after="0" w:line="240" w:lineRule="auto"/>
+            <w:tcW w:type="dxa" w:w="1276"/>
+            <w:vAlign w:val="center"/>
+          </w:tcPr>
+          <w:p>
+            <w:pPr>
+              <w:spacing w:before="0" w:after="0" w:line="240" w:lineRule="exact"/>
               <w:jc w:val="right"/>
             </w:pPr>
             <w:r>
@@ -6654,33 +6890,12 @@
         </w:tc>
         <w:tc>
           <w:tcPr>
-            <w:tcW w:type="dxa" w:w="1191"/>
-            <w:vAlign w:val="center"/>
-          </w:tcPr>
-          <w:p>
-            <w:pPr>
-              <w:spacing w:before="0" w:after="0" w:line="240" w:lineRule="auto"/>
-              <w:jc w:val="center"/>
-            </w:pPr>
-            <w:r>
-              <w:rPr>
-                <w:rFonts w:ascii="Times New Roman" w:hAnsi="Times New Roman" w:eastAsia="宋体"/>
-                <w:b w:val="0"/>
-                <w:i w:val="0"/>
-                <w:sz w:val="18"/>
-              </w:rPr>
-              <w:t>全部句子均值</w:t>
-            </w:r>
-          </w:p>
-        </w:tc>
-        <w:tc>
-          <w:tcPr>
-            <w:tcW w:type="dxa" w:w="1191"/>
-            <w:vAlign w:val="center"/>
-          </w:tcPr>
-          <w:p>
-            <w:pPr>
-              <w:spacing w:before="0" w:after="0" w:line="240" w:lineRule="auto"/>
+            <w:tcW w:type="dxa" w:w="935"/>
+            <w:vAlign w:val="center"/>
+          </w:tcPr>
+          <w:p>
+            <w:pPr>
+              <w:spacing w:before="0" w:after="0" w:line="240" w:lineRule="exact"/>
               <w:jc w:val="right"/>
             </w:pPr>
             <w:r>
@@ -6696,12 +6911,12 @@
         </w:tc>
         <w:tc>
           <w:tcPr>
-            <w:tcW w:type="dxa" w:w="1701"/>
-            <w:vAlign w:val="center"/>
-          </w:tcPr>
-          <w:p>
-            <w:pPr>
-              <w:spacing w:before="0" w:after="0" w:line="240" w:lineRule="auto"/>
+            <w:tcW w:type="dxa" w:w="1786"/>
+            <w:vAlign w:val="center"/>
+          </w:tcPr>
+          <w:p>
+            <w:pPr>
+              <w:spacing w:before="0" w:after="0" w:line="240" w:lineRule="exact"/>
               <w:jc w:val="right"/>
             </w:pPr>
             <w:r>
@@ -6717,12 +6932,12 @@
         </w:tc>
         <w:tc>
           <w:tcPr>
-            <w:tcW w:type="dxa" w:w="1361"/>
-            <w:vAlign w:val="center"/>
-          </w:tcPr>
-          <w:p>
-            <w:pPr>
-              <w:spacing w:before="0" w:after="0" w:line="240" w:lineRule="auto"/>
+            <w:tcW w:type="dxa" w:w="1446"/>
+            <w:vAlign w:val="center"/>
+          </w:tcPr>
+          <w:p>
+            <w:pPr>
+              <w:spacing w:before="0" w:after="0" w:line="240" w:lineRule="exact"/>
               <w:jc w:val="right"/>
             </w:pPr>
             <w:r>
@@ -6743,13 +6958,34 @@
         </w:trPr>
         <w:tc>
           <w:tcPr>
-            <w:tcW w:type="dxa" w:w="1928"/>
-            <w:vAlign w:val="center"/>
-          </w:tcPr>
-          <w:p>
-            <w:pPr>
-              <w:spacing w:before="0" w:after="0" w:line="240" w:lineRule="auto"/>
-              <w:jc w:val="center"/>
+            <w:tcW w:type="dxa" w:w="2211"/>
+            <w:vAlign w:val="center"/>
+          </w:tcPr>
+          <w:p>
+            <w:pPr>
+              <w:spacing w:before="0" w:after="0" w:line="240" w:lineRule="exact"/>
+              <w:jc w:val="center"/>
+            </w:pPr>
+            <w:r>
+              <w:rPr>
+                <w:rFonts w:ascii="Times New Roman" w:hAnsi="Times New Roman" w:eastAsia="宋体"/>
+                <w:b w:val="0"/>
+                <w:i w:val="0"/>
+                <w:sz w:val="18"/>
+              </w:rPr>
+              <w:t>政策相关句均值</w:t>
+            </w:r>
+          </w:p>
+        </w:tc>
+        <w:tc>
+          <w:tcPr>
+            <w:tcW w:type="dxa" w:w="850"/>
+            <w:vAlign w:val="center"/>
+          </w:tcPr>
+          <w:p>
+            <w:pPr>
+              <w:spacing w:before="0" w:after="0" w:line="240" w:lineRule="exact"/>
+              <w:jc w:val="right"/>
             </w:pPr>
             <w:r>
               <w:rPr>
@@ -6764,12 +7000,12 @@
         </w:tc>
         <w:tc>
           <w:tcPr>
-            <w:tcW w:type="dxa" w:w="1191"/>
-            <w:vAlign w:val="center"/>
-          </w:tcPr>
-          <w:p>
-            <w:pPr>
-              <w:spacing w:before="0" w:after="0" w:line="240" w:lineRule="auto"/>
+            <w:tcW w:type="dxa" w:w="1276"/>
+            <w:vAlign w:val="center"/>
+          </w:tcPr>
+          <w:p>
+            <w:pPr>
+              <w:spacing w:before="0" w:after="0" w:line="240" w:lineRule="exact"/>
               <w:jc w:val="right"/>
             </w:pPr>
             <w:r>
@@ -6785,33 +7021,12 @@
         </w:tc>
         <w:tc>
           <w:tcPr>
-            <w:tcW w:type="dxa" w:w="1191"/>
-            <w:vAlign w:val="center"/>
-          </w:tcPr>
-          <w:p>
-            <w:pPr>
-              <w:spacing w:before="0" w:after="0" w:line="240" w:lineRule="auto"/>
-              <w:jc w:val="center"/>
-            </w:pPr>
-            <w:r>
-              <w:rPr>
-                <w:rFonts w:ascii="Times New Roman" w:hAnsi="Times New Roman" w:eastAsia="宋体"/>
-                <w:b w:val="0"/>
-                <w:i w:val="0"/>
-                <w:sz w:val="18"/>
-              </w:rPr>
-              <w:t>政策相关句均值</w:t>
-            </w:r>
-          </w:p>
-        </w:tc>
-        <w:tc>
-          <w:tcPr>
-            <w:tcW w:type="dxa" w:w="1191"/>
-            <w:vAlign w:val="center"/>
-          </w:tcPr>
-          <w:p>
-            <w:pPr>
-              <w:spacing w:before="0" w:after="0" w:line="240" w:lineRule="auto"/>
+            <w:tcW w:type="dxa" w:w="935"/>
+            <w:vAlign w:val="center"/>
+          </w:tcPr>
+          <w:p>
+            <w:pPr>
+              <w:spacing w:before="0" w:after="0" w:line="240" w:lineRule="exact"/>
               <w:jc w:val="right"/>
             </w:pPr>
             <w:r>
@@ -6827,12 +7042,12 @@
         </w:tc>
         <w:tc>
           <w:tcPr>
-            <w:tcW w:type="dxa" w:w="1701"/>
-            <w:vAlign w:val="center"/>
-          </w:tcPr>
-          <w:p>
-            <w:pPr>
-              <w:spacing w:before="0" w:after="0" w:line="240" w:lineRule="auto"/>
+            <w:tcW w:type="dxa" w:w="1786"/>
+            <w:vAlign w:val="center"/>
+          </w:tcPr>
+          <w:p>
+            <w:pPr>
+              <w:spacing w:before="0" w:after="0" w:line="240" w:lineRule="exact"/>
               <w:jc w:val="right"/>
             </w:pPr>
             <w:r>
@@ -6848,12 +7063,12 @@
         </w:tc>
         <w:tc>
           <w:tcPr>
-            <w:tcW w:type="dxa" w:w="1361"/>
-            <w:vAlign w:val="center"/>
-          </w:tcPr>
-          <w:p>
-            <w:pPr>
-              <w:spacing w:before="0" w:after="0" w:line="240" w:lineRule="auto"/>
+            <w:tcW w:type="dxa" w:w="1446"/>
+            <w:vAlign w:val="center"/>
+          </w:tcPr>
+          <w:p>
+            <w:pPr>
+              <w:spacing w:before="0" w:after="0" w:line="240" w:lineRule="exact"/>
               <w:jc w:val="right"/>
             </w:pPr>
             <w:r>
@@ -6874,7 +7089,7 @@
         </w:trPr>
         <w:tc>
           <w:tcPr>
-            <w:tcW w:type="dxa" w:w="1928"/>
+            <w:tcW w:type="dxa" w:w="2211"/>
             <w:vAlign w:val="center"/>
             <w:tcBorders>
               <w:bottom w:val="single" w:sz="8" w:space="0" w:color="000000"/>
@@ -6882,23 +7097,23 @@
           </w:tcPr>
           <w:p>
             <w:pPr>
-              <w:spacing w:before="0" w:after="0" w:line="240" w:lineRule="auto"/>
-              <w:jc w:val="center"/>
-            </w:pPr>
-            <w:r>
-              <w:rPr>
-                <w:rFonts w:ascii="Times New Roman" w:hAnsi="Times New Roman" w:eastAsia="宋体"/>
-                <w:b w:val="0"/>
-                <w:i w:val="0"/>
-                <w:sz w:val="18"/>
-              </w:rPr>
-              <w:t>76</w:t>
-            </w:r>
-          </w:p>
-        </w:tc>
-        <w:tc>
-          <w:tcPr>
-            <w:tcW w:type="dxa" w:w="1191"/>
+              <w:spacing w:before="0" w:after="0" w:line="240" w:lineRule="exact"/>
+              <w:jc w:val="center"/>
+            </w:pPr>
+            <w:r>
+              <w:rPr>
+                <w:rFonts w:ascii="Times New Roman" w:hAnsi="Times New Roman" w:eastAsia="宋体"/>
+                <w:b w:val="0"/>
+                <w:i w:val="0"/>
+                <w:sz w:val="18"/>
+              </w:rPr>
+              <w:t>方向性句子均值</w:t>
+            </w:r>
+          </w:p>
+        </w:tc>
+        <w:tc>
+          <w:tcPr>
+            <w:tcW w:type="dxa" w:w="850"/>
             <w:vAlign w:val="center"/>
             <w:tcBorders>
               <w:bottom w:val="single" w:sz="8" w:space="0" w:color="000000"/>
@@ -6906,7 +7121,7 @@
           </w:tcPr>
           <w:p>
             <w:pPr>
-              <w:spacing w:before="0" w:after="0" w:line="240" w:lineRule="auto"/>
+              <w:spacing w:before="0" w:after="0" w:line="240" w:lineRule="exact"/>
               <w:jc w:val="right"/>
             </w:pPr>
             <w:r>
@@ -6916,13 +7131,13 @@
                 <w:i w:val="0"/>
                 <w:sz w:val="18"/>
               </w:rPr>
-              <w:t>0.5466</w:t>
-            </w:r>
-          </w:p>
-        </w:tc>
-        <w:tc>
-          <w:tcPr>
-            <w:tcW w:type="dxa" w:w="1191"/>
+              <w:t>76</w:t>
+            </w:r>
+          </w:p>
+        </w:tc>
+        <w:tc>
+          <w:tcPr>
+            <w:tcW w:type="dxa" w:w="1276"/>
             <w:vAlign w:val="center"/>
             <w:tcBorders>
               <w:bottom w:val="single" w:sz="8" w:space="0" w:color="000000"/>
@@ -6930,23 +7145,23 @@
           </w:tcPr>
           <w:p>
             <w:pPr>
-              <w:spacing w:before="0" w:after="0" w:line="240" w:lineRule="auto"/>
-              <w:jc w:val="center"/>
-            </w:pPr>
-            <w:r>
-              <w:rPr>
-                <w:rFonts w:ascii="Times New Roman" w:hAnsi="Times New Roman" w:eastAsia="宋体"/>
-                <w:b w:val="0"/>
-                <w:i w:val="0"/>
-                <w:sz w:val="18"/>
-              </w:rPr>
-              <w:t>方向性句子均值</w:t>
-            </w:r>
-          </w:p>
-        </w:tc>
-        <w:tc>
-          <w:tcPr>
-            <w:tcW w:type="dxa" w:w="1191"/>
+              <w:spacing w:before="0" w:after="0" w:line="240" w:lineRule="exact"/>
+              <w:jc w:val="right"/>
+            </w:pPr>
+            <w:r>
+              <w:rPr>
+                <w:rFonts w:ascii="Times New Roman" w:hAnsi="Times New Roman" w:eastAsia="宋体"/>
+                <w:b w:val="0"/>
+                <w:i w:val="0"/>
+                <w:sz w:val="18"/>
+              </w:rPr>
+              <w:t>0.5466</w:t>
+            </w:r>
+          </w:p>
+        </w:tc>
+        <w:tc>
+          <w:tcPr>
+            <w:tcW w:type="dxa" w:w="935"/>
             <w:vAlign w:val="center"/>
             <w:tcBorders>
               <w:bottom w:val="single" w:sz="8" w:space="0" w:color="000000"/>
@@ -6954,7 +7169,7 @@
           </w:tcPr>
           <w:p>
             <w:pPr>
-              <w:spacing w:before="0" w:after="0" w:line="240" w:lineRule="auto"/>
+              <w:spacing w:before="0" w:after="0" w:line="240" w:lineRule="exact"/>
               <w:jc w:val="right"/>
             </w:pPr>
             <w:r>
@@ -6970,7 +7185,7 @@
         </w:tc>
         <w:tc>
           <w:tcPr>
-            <w:tcW w:type="dxa" w:w="1701"/>
+            <w:tcW w:type="dxa" w:w="1786"/>
             <w:vAlign w:val="center"/>
             <w:tcBorders>
               <w:bottom w:val="single" w:sz="8" w:space="0" w:color="000000"/>
@@ -6978,7 +7193,7 @@
           </w:tcPr>
           <w:p>
             <w:pPr>
-              <w:spacing w:before="0" w:after="0" w:line="240" w:lineRule="auto"/>
+              <w:spacing w:before="0" w:after="0" w:line="240" w:lineRule="exact"/>
               <w:jc w:val="right"/>
             </w:pPr>
             <w:r>
@@ -6994,7 +7209,7 @@
         </w:tc>
         <w:tc>
           <w:tcPr>
-            <w:tcW w:type="dxa" w:w="1361"/>
+            <w:tcW w:type="dxa" w:w="1446"/>
             <w:vAlign w:val="center"/>
             <w:tcBorders>
               <w:bottom w:val="single" w:sz="8" w:space="0" w:color="000000"/>
@@ -7002,7 +7217,7 @@
           </w:tcPr>
           <w:p>
             <w:pPr>
-              <w:spacing w:before="0" w:after="0" w:line="240" w:lineRule="auto"/>
+              <w:spacing w:before="0" w:after="0" w:line="240" w:lineRule="exact"/>
               <w:jc w:val="right"/>
             </w:pPr>
             <w:r>
@@ -7020,31 +7235,17 @@
     </w:tbl>
     <w:p>
       <w:pPr>
-        <w:spacing w:before="40" w:after="80" w:lineRule="auto" w:line="220"/>
-        <w:ind w:firstLine="0"/>
-        <w:jc w:val="both"/>
-      </w:pPr>
-      <w:r>
-        <w:rPr>
-          <w:rFonts w:ascii="Times New Roman" w:hAnsi="Times New Roman" w:eastAsia="宋体"/>
-          <w:b w:val="0"/>
-          <w:i w:val="0"/>
-          <w:sz w:val="15"/>
-        </w:rPr>
-        <w:t>注：Panel A中报告发布后一交易日和当日与次日联合规格为日期敏感性诊断；Panel B、C为债券市场探索性结果。</w:t>
-      </w:r>
-    </w:p>
-    <w:p>
-      <w:pPr>
-        <w:spacing w:before="80" w:after="20"/>
+        <w:keepNext/>
+        <w:keepLines/>
+        <w:spacing w:before="80" w:after="20" w:line="240" w:lineRule="auto"/>
         <w:ind w:firstLine="0"/>
         <w:jc w:val="center"/>
       </w:pPr>
       <w:r>
         <w:drawing>
           <wp:inline xmlns:a="http://schemas.openxmlformats.org/drawingml/2006/main" xmlns:pic="http://schemas.openxmlformats.org/drawingml/2006/picture">
-            <wp:extent cx="4140000" cy="2073030"/>
-            <wp:docPr id="31" name="Picture 31"/>
+            <wp:extent cx="4140000" cy="2070000"/>
+            <wp:docPr id="32" name="Picture 32"/>
             <wp:cNvGraphicFramePr>
               <a:graphicFrameLocks noChangeAspect="1"/>
             </wp:cNvGraphicFramePr>
@@ -7056,7 +7257,7 @@
                     <pic:cNvPicPr/>
                   </pic:nvPicPr>
                   <pic:blipFill>
-                    <a:blip r:embed="rId20"/>
+                    <a:blip r:embed="rId23"/>
                     <a:stretch>
                       <a:fillRect/>
                     </a:stretch>
@@ -7064,7 +7265,7 @@
                   <pic:spPr>
                     <a:xfrm>
                       <a:off x="0" y="0"/>
-                      <a:ext cx="4140000" cy="2073030"/>
+                      <a:ext cx="4140000" cy="2070000"/>
                     </a:xfrm>
                     <a:prstGeom prst="rect"/>
                   </pic:spPr>
@@ -7077,7 +7278,8 @@
     </w:p>
     <w:p>
       <w:pPr>
-        <w:spacing w:before="20" w:after="80" w:lineRule="auto" w:line="260"/>
+        <w:widowControl/>
+        <w:spacing w:before="20" w:after="80" w:lineRule="exact" w:line="260"/>
         <w:ind w:firstLine="0"/>
         <w:jc w:val="center"/>
       </w:pPr>
@@ -7092,19 +7294,17 @@
       </w:r>
     </w:p>
     <w:p>
-      <w:r>
-        <w:br w:type="page"/>
-      </w:r>
-    </w:p>
-    <w:p>
-      <w:pPr>
-        <w:spacing w:before="240" w:after="120" w:lineRule="auto" w:line="360"/>
+      <w:pPr>
+        <w:keepNext/>
+        <w:keepLines/>
+        <w:widowControl/>
+        <w:spacing w:before="240" w:after="120" w:lineRule="exact" w:line="360"/>
         <w:jc w:val="center"/>
       </w:pPr>
       <w:r>
         <w:rPr>
           <w:rFonts w:ascii="Times New Roman" w:hAnsi="Times New Roman" w:eastAsia="仿宋"/>
-          <w:b/>
+          <w:b w:val="0"/>
           <w:i w:val="0"/>
           <w:sz w:val="28"/>
         </w:rPr>
@@ -7113,13 +7313,17 @@
     </w:p>
     <w:p>
       <w:pPr>
-        <w:spacing w:before="180" w:after="60" w:lineRule="auto" w:line="320"/>
+        <w:keepNext/>
+        <w:keepLines/>
+        <w:widowControl/>
+        <w:spacing w:before="180" w:after="60" w:lineRule="exact" w:line="320"/>
+        <w:ind w:firstLine="420"/>
         <w:jc w:val="left"/>
       </w:pPr>
       <w:r>
         <w:rPr>
           <w:rFonts w:ascii="Times New Roman" w:hAnsi="Times New Roman" w:eastAsia="黑体"/>
-          <w:b/>
+          <w:b w:val="0"/>
           <w:i w:val="0"/>
           <w:sz w:val="24"/>
         </w:rPr>
@@ -7128,7 +7332,8 @@
     </w:p>
     <w:p>
       <w:pPr>
-        <w:spacing w:before="0" w:after="0" w:lineRule="auto" w:line="360"/>
+        <w:widowControl/>
+        <w:spacing w:before="0" w:after="0" w:lineRule="exact" w:line="360"/>
         <w:ind w:firstLine="420"/>
         <w:jc w:val="both"/>
       </w:pPr>
@@ -7144,7 +7349,8 @@
     </w:p>
     <w:p>
       <w:pPr>
-        <w:spacing w:before="0" w:after="0" w:lineRule="auto" w:line="360"/>
+        <w:widowControl/>
+        <w:spacing w:before="0" w:after="0" w:lineRule="exact" w:line="360"/>
         <w:ind w:firstLine="420"/>
         <w:jc w:val="both"/>
       </w:pPr>
@@ -7160,7 +7366,8 @@
     </w:p>
     <w:p>
       <w:pPr>
-        <w:spacing w:before="0" w:after="0" w:lineRule="auto" w:line="360"/>
+        <w:widowControl/>
+        <w:spacing w:before="0" w:after="0" w:lineRule="exact" w:line="360"/>
         <w:ind w:firstLine="420"/>
         <w:jc w:val="both"/>
       </w:pPr>
@@ -7176,7 +7383,8 @@
     </w:p>
     <w:p>
       <w:pPr>
-        <w:spacing w:before="0" w:after="0" w:lineRule="auto" w:line="360"/>
+        <w:widowControl/>
+        <w:spacing w:before="0" w:after="0" w:lineRule="exact" w:line="360"/>
         <w:ind w:firstLine="420"/>
         <w:jc w:val="both"/>
       </w:pPr>
@@ -7192,450 +7400,455 @@
     </w:p>
     <w:p>
       <w:pPr>
-        <w:spacing w:before="0" w:after="0" w:lineRule="auto" w:line="360"/>
-        <w:ind w:firstLine="420"/>
-        <w:jc w:val="both"/>
-      </w:pPr>
-      <w:r>
-        <w:rPr>
-          <w:rFonts w:ascii="Times New Roman" w:hAnsi="Times New Roman" w:eastAsia="宋体"/>
-          <w:b w:val="0"/>
-          <w:i w:val="0"/>
-          <w:sz w:val="21"/>
-        </w:rPr>
-        <w:t>对课程研究而言，功效分析还有一个实用含义。很多金融事件研究在样本较小时会出现方向合理但p值较大的结果，此时最稳妥的写法不是反复更换窗口或变量，而是说明样本设计能够检验到多大的效应。图3显示，当前样本已能支持股票主线，但对债券和分时期扩展仍显不足。</w:t>
-      </w:r>
-    </w:p>
-    <w:p>
-      <w:pPr>
-        <w:spacing w:before="80" w:after="20"/>
+        <w:widowControl/>
+        <w:spacing w:before="0" w:after="0" w:lineRule="exact" w:line="360"/>
+        <w:ind w:firstLine="420"/>
+        <w:jc w:val="both"/>
+      </w:pPr>
+      <w:r>
+        <w:rPr>
+          <w:rFonts w:ascii="Times New Roman" w:hAnsi="Times New Roman" w:eastAsia="宋体"/>
+          <w:b w:val="0"/>
+          <w:i w:val="0"/>
+          <w:sz w:val="21"/>
+        </w:rPr>
+        <w:t>对课程研究而言，功效分析还有一个实用含义。很多金融事件研究在样本较小时会出现方向合理但p值较大的结果，此时最稳妥的写法不是反复更换窗口或变量，而是说明样本设计能够检验到多大的效应。图2的学习曲线显示，文本分类在当前样本规模下情感和政策倾向识别尚有改善空间，但对债券和分时期扩展仍显不足。</w:t>
+      </w:r>
+    </w:p>
+    <w:p>
+      <w:pPr>
+        <w:keepNext/>
+        <w:keepLines/>
+        <w:widowControl/>
+        <w:spacing w:before="180" w:after="60" w:lineRule="exact" w:line="320"/>
+        <w:ind w:firstLine="420"/>
+        <w:jc w:val="left"/>
+      </w:pPr>
+      <w:r>
+        <w:rPr>
+          <w:rFonts w:ascii="Times New Roman" w:hAnsi="Times New Roman" w:eastAsia="黑体"/>
+          <w:b w:val="0"/>
+          <w:i w:val="0"/>
+          <w:sz w:val="24"/>
+        </w:rPr>
+        <w:t>（二）测量与识别局限</w:t>
+      </w:r>
+    </w:p>
+    <w:p>
+      <w:pPr>
+        <w:widowControl/>
+        <w:spacing w:before="0" w:after="0" w:lineRule="exact" w:line="360"/>
+        <w:ind w:firstLine="420"/>
+        <w:jc w:val="both"/>
+      </w:pPr>
+      <w:r>
+        <w:rPr>
+          <w:rFonts w:ascii="Times New Roman" w:hAnsi="Times New Roman" w:eastAsia="宋体"/>
+          <w:b w:val="0"/>
+          <w:i w:val="0"/>
+          <w:sz w:val="21"/>
+        </w:rPr>
+        <w:t>本文仍有几项边界。第一，PDF抽取和章节识别会给早期报告带来文本噪声，虽然关键章节经过修复，但不能保证所有句子边界完全符合原始排版。第二，人工标注样本规模有限，监督模型对少数政策方向和稀疏主题的识别仍不稳定。第三，事件窗口不能完全隔离同期宏观数据、全球风险偏好和其他政策操作，因此短窗口回归应解释为条件相关关系，而不是完整因果识别。</w:t>
+      </w:r>
+    </w:p>
+    <w:p>
+      <w:pPr>
+        <w:widowControl/>
+        <w:spacing w:before="0" w:after="0" w:lineRule="exact" w:line="360"/>
+        <w:ind w:firstLine="420"/>
+        <w:jc w:val="both"/>
+      </w:pPr>
+      <w:r>
+        <w:rPr>
+          <w:rFonts w:ascii="Times New Roman" w:hAnsi="Times New Roman" w:eastAsia="宋体"/>
+          <w:b w:val="0"/>
+          <w:i w:val="0"/>
+          <w:sz w:val="21"/>
+        </w:rPr>
+        <w:t>这些限制不会改变本文的主要证据层级：股票创新度与短期波动是核心主线；Student-t EGARCH-X提供方向一致但较弱的日度稳健性；债券语调和曲线结果属于探索性扩展。统计显著、方向一致和经济上值得关注是三类不同表述，正文只在检验支持时使用“显著”。</w:t>
+      </w:r>
+    </w:p>
+    <w:p>
+      <w:pPr>
+        <w:widowControl/>
+        <w:spacing w:before="0" w:after="0" w:lineRule="exact" w:line="360"/>
+        <w:ind w:firstLine="420"/>
+        <w:jc w:val="both"/>
+      </w:pPr>
+      <w:r>
+        <w:rPr>
+          <w:rFonts w:ascii="Times New Roman" w:hAnsi="Times New Roman" w:eastAsia="宋体"/>
+          <w:b w:val="0"/>
+          <w:i w:val="0"/>
+          <w:sz w:val="21"/>
+        </w:rPr>
+        <w:t>文本测量本身也有边界。词典方法透明、可解释，却难以处理复杂否定和跨句语境；监督模型能学习更多局部模式，但在小样本标注下容易受类别不平衡影响。连续主题关注度缓解了硬分类不稳定的问题，但它描述的是注意力分布，不等同于政策冲击强度。本文在解释市场结果时只使用与研究问题直接对应的文本变量。</w:t>
+      </w:r>
+    </w:p>
+    <w:p>
+      <w:pPr>
+        <w:widowControl/>
+        <w:spacing w:before="0" w:after="0" w:lineRule="exact" w:line="360"/>
+        <w:ind w:firstLine="420"/>
+        <w:jc w:val="both"/>
+      </w:pPr>
+      <w:r>
+        <w:rPr>
+          <w:rFonts w:ascii="Times New Roman" w:hAnsi="Times New Roman" w:eastAsia="宋体"/>
+          <w:b w:val="0"/>
+          <w:i w:val="0"/>
+          <w:sz w:val="21"/>
+        </w:rPr>
+        <w:t>识别层面的限制更难完全消除。季度报告往往在宏观数据、政策操作和市场预期变化之后发布，其文字既可能回应已经发生的经济金融形势，也可能引导下一阶段预期。短窗口事件研究减少了干扰，却不能把所有同期信息排除干净。因而，本文把核心结果表述为政策指引创新度与短期股票波动的条件相关关系。</w:t>
+      </w:r>
+    </w:p>
+    <w:p>
+      <w:pPr>
+        <w:widowControl/>
+        <w:spacing w:before="0" w:after="0" w:lineRule="exact" w:line="360"/>
+        <w:ind w:firstLine="420"/>
+        <w:jc w:val="both"/>
+      </w:pPr>
+      <w:r>
+        <w:rPr>
+          <w:rFonts w:ascii="Times New Roman" w:hAnsi="Times New Roman" w:eastAsia="宋体"/>
+          <w:b w:val="0"/>
+          <w:i w:val="0"/>
+          <w:sz w:val="21"/>
+        </w:rPr>
+        <w:t>还有一个局限来自政策沟通类型。季度货币政策执行报告篇幅长、信息丰富，却不是唯一沟通渠道。新闻稿、例会通稿、发布会问答和公开市场操作公告可能在报告发布前后释放相同或相近信息。若市场已经通过其他渠道形成预期，季度报告的新增冲击就会被削弱。本文的结论只适用于本样本中的季度报告文本，不能直接推广到所有央行沟通形式。</w:t>
+      </w:r>
+    </w:p>
+    <w:p>
+      <w:pPr>
+        <w:widowControl/>
+        <w:spacing w:before="0" w:after="0" w:lineRule="exact" w:line="360"/>
+        <w:ind w:firstLine="420"/>
+        <w:jc w:val="both"/>
+      </w:pPr>
+      <w:r>
+        <w:rPr>
+          <w:rFonts w:ascii="Times New Roman" w:hAnsi="Times New Roman" w:eastAsia="宋体"/>
+          <w:b w:val="0"/>
+          <w:i w:val="0"/>
+          <w:sz w:val="21"/>
+        </w:rPr>
+        <w:t>本文也不声称完整复现董青马等（2024）或尚玉皇、刘华和申峰（2025）的高级识别框架。前者关注资产价格中的潜在未预期政策信息，后者围绕国债收益率曲线建立更系统的预期博弈分析；本文借鉴这些研究的问题意识，但在现有数据条件下采用更克制的文本测量和事件回归设计。</w:t>
+      </w:r>
+    </w:p>
+    <w:p>
+      <w:pPr>
+        <w:widowControl/>
+        <w:spacing w:before="0" w:after="0" w:lineRule="exact" w:line="360"/>
+        <w:ind w:firstLine="420"/>
+        <w:jc w:val="both"/>
+      </w:pPr>
+      <w:r>
+        <w:rPr>
+          <w:rFonts w:ascii="Times New Roman" w:hAnsi="Times New Roman" w:eastAsia="宋体"/>
+          <w:b w:val="0"/>
+          <w:i w:val="0"/>
+          <w:sz w:val="21"/>
+        </w:rPr>
+        <w:t>这些边界使结论更窄，也更稳。政策指引创新度可以解释股票短期波动的一部分，但它不是完整的货币政策冲击；未预期语调能够提供债券探索线索，但尚不能稳定分离政策路径和宏观信息。读者在使用本文结果时，应把它看作一组可复核的经验事实，而不是对央行沟通效应的最终判定。</w:t>
+      </w:r>
+    </w:p>
+    <w:p>
+      <w:pPr>
+        <w:keepNext/>
+        <w:keepLines/>
+        <w:widowControl/>
+        <w:spacing w:before="240" w:after="120" w:lineRule="exact" w:line="360"/>
+        <w:jc w:val="center"/>
+      </w:pPr>
+      <w:r>
+        <w:rPr>
+          <w:rFonts w:ascii="Times New Roman" w:hAnsi="Times New Roman" w:eastAsia="仿宋"/>
+          <w:b w:val="0"/>
+          <w:i w:val="0"/>
+          <w:sz w:val="28"/>
+        </w:rPr>
+        <w:t>七、结论</w:t>
+      </w:r>
+    </w:p>
+    <w:p>
+      <w:pPr>
+        <w:widowControl/>
+        <w:spacing w:before="0" w:after="0" w:lineRule="exact" w:line="360"/>
+        <w:ind w:firstLine="420"/>
+        <w:jc w:val="both"/>
+      </w:pPr>
+      <w:r>
+        <w:rPr>
+          <w:rFonts w:ascii="Times New Roman" w:hAnsi="Times New Roman" w:eastAsia="宋体"/>
+          <w:b w:val="0"/>
+          <w:i w:val="0"/>
+          <w:sz w:val="21"/>
+        </w:rPr>
+        <w:t>本文使用2006Q1至2025Q4中国人民银行季度货币政策执行报告、沪深300指数和中债国债收益率数据，构造政策指引扩展窗口TF-IDF创新度、词典与语境门控语调、字符TF-IDF与LinearSVC监督语调，并考察这些文本指标与金融市场反应之间的关系。</w:t>
+      </w:r>
+    </w:p>
+    <w:p>
+      <w:pPr>
+        <w:widowControl/>
+        <w:spacing w:before="0" w:after="0" w:lineRule="exact" w:line="360"/>
+        <w:ind w:firstLine="420"/>
+        <w:jc w:val="both"/>
+      </w:pPr>
+      <w:r>
+        <w:rPr>
+          <w:rFonts w:ascii="Times New Roman" w:hAnsi="Times New Roman" w:eastAsia="宋体"/>
+          <w:b w:val="0"/>
+          <w:i w:val="0"/>
+          <w:sz w:val="21"/>
+        </w:rPr>
+        <w:t>核心发现是，政策指引创新度与股票市场发布后五日实际波动率显著正相关；一个样本标准差创新度对应约13.0%的实际波动率上升。日度Student-t EGARCH-X模型得到正向但不显著的方差项，说明完整日度波动结构下仍能看到相同方向，但证据强度下降。债券收益率曲线和跨拟合监督语调结果不稳定，提示政策语调进入期限结构时受宏观信息和期限溢价共同影响。</w:t>
+      </w:r>
+    </w:p>
+    <w:p>
+      <w:pPr>
+        <w:widowControl/>
+        <w:spacing w:before="0" w:after="0" w:lineRule="exact" w:line="360"/>
+        <w:ind w:firstLine="420"/>
+        <w:jc w:val="both"/>
+      </w:pPr>
+      <w:r>
+        <w:rPr>
+          <w:rFonts w:ascii="Times New Roman" w:hAnsi="Times New Roman" w:eastAsia="宋体"/>
+          <w:b w:val="0"/>
+          <w:i w:val="0"/>
+          <w:sz w:val="21"/>
+        </w:rPr>
+        <w:t>从研究设计看，政策报告文本的增量信息比一般正负情绪更能解释股票短期波动。对债券市场而言，简单语调指标还不足以分离政策冲击和央行信息冲击。后续研究可以在保持事件定义清晰的前提下扩大沟通文本类型，并结合更高频的利率预期数据识别曲线反应渠道。</w:t>
+      </w:r>
+    </w:p>
+    <w:p>
+      <w:pPr>
+        <w:widowControl/>
+        <w:spacing w:before="0" w:after="0" w:lineRule="exact" w:line="360"/>
+        <w:ind w:firstLine="420"/>
+        <w:jc w:val="both"/>
+      </w:pPr>
+      <w:r>
+        <w:rPr>
+          <w:rFonts w:ascii="Times New Roman" w:hAnsi="Times New Roman" w:eastAsia="宋体"/>
+          <w:b w:val="0"/>
+          <w:i w:val="0"/>
+          <w:sz w:val="21"/>
+        </w:rPr>
+        <w:t>本文的结论应按证据层级理解。核心主线是政策指引创新度与股票波动率；日度EGARCH-X结果提供同方向但较弱的稳健性；债券部分展示了可继续研究的探索性线索。这样的层级划分比把所有结果写成同等强度更符合样本规模和估计结果，也更能反映文本测量与金融事件研究结合时的实际边界。</w:t>
+      </w:r>
+    </w:p>
+    <w:p>
+      <w:pPr>
+        <w:widowControl/>
+        <w:spacing w:before="0" w:after="0" w:lineRule="exact" w:line="360"/>
+        <w:ind w:firstLine="420"/>
+        <w:jc w:val="both"/>
+      </w:pPr>
+      <w:r>
+        <w:rPr>
+          <w:rFonts w:ascii="Times New Roman" w:hAnsi="Times New Roman" w:eastAsia="宋体"/>
+          <w:b w:val="0"/>
+          <w:i w:val="0"/>
+          <w:sz w:val="21"/>
+        </w:rPr>
+        <w:t>方法上，本文把Python文本处理、分组交叉验证和金融事件研究连接为一套可复核的经验设计。文本端先处理章节、句子、词典和监督分类，市场端再把报告层指标映射到交易日窗口。这个过程说明，央行沟通研究的关键不只是选择回归模型，还包括把文本信息转换为经济含义明确的变量。</w:t>
+      </w:r>
+    </w:p>
+    <w:p>
+      <w:pPr>
+        <w:widowControl/>
+        <w:spacing w:before="0" w:after="0" w:lineRule="exact" w:line="360"/>
+        <w:ind w:firstLine="420"/>
+        <w:jc w:val="both"/>
+      </w:pPr>
+      <w:r>
+        <w:rPr>
+          <w:rFonts w:ascii="Times New Roman" w:hAnsi="Times New Roman" w:eastAsia="宋体"/>
+          <w:b w:val="0"/>
+          <w:i w:val="0"/>
+          <w:sz w:val="21"/>
+        </w:rPr>
+        <w:t>对文本测量而言，最重要的不是堆叠更复杂的模型，而是让指标与研究问题对应。创新度用于衡量政策指引的新信息，语境门控用于修正词典误判，监督分类用于检验句子层测量是否可外推。三者各有边界，只有放在合适的证据位置上，才能减少文本金融研究中的过度解释。</w:t>
+      </w:r>
+    </w:p>
+    <w:p>
+      <w:pPr>
+        <w:widowControl/>
+        <w:spacing w:before="0" w:after="0" w:lineRule="exact" w:line="360"/>
+        <w:ind w:firstLine="420"/>
+        <w:jc w:val="both"/>
+      </w:pPr>
+      <w:r>
+        <w:rPr>
+          <w:rFonts w:ascii="Times New Roman" w:hAnsi="Times New Roman" w:eastAsia="宋体"/>
+          <w:b w:val="0"/>
+          <w:i w:val="0"/>
+          <w:sz w:val="21"/>
+        </w:rPr>
+        <w:t>对金融市场解释而言，股票和债券结果的差异本身提供了信息。股票波动率更直接反映不确定性和分歧，因而能较清楚地吸收政策指引创新度；收益率曲线则要求同时区分短端政策预期、长端宏观预期和期限溢价，单一语调指标难以完成这种分解。后续研究若能引入高频利率预期或更细的沟通事件，债券部分仍有改进空间。</w:t>
+      </w:r>
+    </w:p>
+    <w:p>
+      <w:pPr>
+        <w:widowControl/>
+        <w:spacing w:before="0" w:after="0" w:lineRule="exact" w:line="360"/>
+        <w:ind w:firstLine="420"/>
+        <w:jc w:val="both"/>
+      </w:pPr>
+      <w:r>
+        <w:rPr>
+          <w:rFonts w:ascii="Times New Roman" w:hAnsi="Times New Roman" w:eastAsia="宋体"/>
+          <w:b w:val="0"/>
+          <w:i w:val="0"/>
+          <w:sz w:val="21"/>
+        </w:rPr>
+        <w:t>方向一致但不显著的结果仍按原始证据层级呈现，债券结果较弱也保留为探索性检验。这样的处理牺牲了叙事上的整齐性，却保留了样本给出的真实信息。</w:t>
+      </w:r>
+    </w:p>
+    <w:p>
+      <w:pPr>
+        <w:widowControl/>
+        <w:spacing w:before="0" w:after="0" w:lineRule="exact" w:line="360"/>
+        <w:ind w:firstLine="420"/>
+        <w:jc w:val="both"/>
+      </w:pPr>
+      <w:r>
+        <w:rPr>
+          <w:rFonts w:ascii="Times New Roman" w:hAnsi="Times New Roman" w:eastAsia="宋体"/>
+          <w:b w:val="0"/>
+          <w:i w:val="0"/>
+          <w:sz w:val="21"/>
+        </w:rPr>
+        <w:t>若进一步扩展本文，可以从两个方向推进。一个方向是增加正式沟通文本类型，把季度报告与货币政策委员会例会通稿、新闻发布会问答和政策工具公告分开比较；另一个方向是引入更高频的利率预期或期货隐含信息，专门识别政策路径和央行信息效应。前者扩大文本覆盖，后者改善债券市场识别，两者都需要更严格的事件定义。</w:t>
+      </w:r>
+    </w:p>
+    <w:p>
+      <w:pPr>
+        <w:widowControl/>
+        <w:spacing w:before="0" w:after="0" w:lineRule="exact" w:line="360"/>
+        <w:ind w:firstLine="420"/>
+        <w:jc w:val="both"/>
+      </w:pPr>
+      <w:r>
+        <w:rPr>
+          <w:rFonts w:ascii="Times New Roman" w:hAnsi="Times New Roman" w:eastAsia="宋体"/>
+          <w:b w:val="0"/>
+          <w:i w:val="0"/>
+          <w:sz w:val="21"/>
+        </w:rPr>
+        <w:t>文本指标也可以继续细化。政策指引章节内部包含总量政策、结构性工具、信贷投放、汇率、房地产和金融风险等不同内容，创新度上升可能来自不同主题。本文只报告连续主题关注度作为描述性解释，没有把主题创新度逐项放入市场回归，原因是当前样本难以支持过多交互项。更长样本或更多沟通文本能够支撑更细的主题层分析。</w:t>
+      </w:r>
+    </w:p>
+    <w:p>
+      <w:pPr>
+        <w:widowControl/>
+        <w:spacing w:before="0" w:after="0" w:lineRule="exact" w:line="360"/>
+        <w:ind w:firstLine="420"/>
+        <w:jc w:val="both"/>
+      </w:pPr>
+      <w:r>
+        <w:rPr>
+          <w:rFonts w:ascii="Times New Roman" w:hAnsi="Times New Roman" w:eastAsia="宋体"/>
+          <w:b w:val="0"/>
+          <w:i w:val="0"/>
+          <w:sz w:val="21"/>
+        </w:rPr>
+        <w:t>人工标注方面，最需要改进的是类别平衡而不是简单扩大总量。少数政策方向和部分主题样本偏少，会影响Macro-F1和报告层语调聚合。未来标注若能针对偏紧、偏松、金融稳定和房地产相关句子进行分层补充，监督语调进入债券回归时的噪声可能下降。</w:t>
+      </w:r>
+    </w:p>
+    <w:p>
+      <w:pPr>
+        <w:widowControl/>
+        <w:spacing w:before="0" w:after="0" w:lineRule="exact" w:line="360"/>
+        <w:ind w:firstLine="420"/>
+        <w:jc w:val="both"/>
+      </w:pPr>
+      <w:r>
+        <w:rPr>
+          <w:rFonts w:ascii="Times New Roman" w:hAnsi="Times New Roman" w:eastAsia="宋体"/>
+          <w:b w:val="0"/>
+          <w:i w:val="0"/>
+          <w:sz w:val="21"/>
+        </w:rPr>
+        <w:t>金融事件研究方面，发布时点的精确性仍然重要。季度报告有时在收盘后披露，有时在非交易日附近披露，股票和债券市场的第一反应可能落在不同交易日。本文采用统一事件日口径以保持可比性，未来若能取得更精确的分钟级发布和成交数据，可以进一步检验当日、次日和跨日反应的差异。</w:t>
+      </w:r>
+    </w:p>
+    <w:p>
+      <w:pPr>
+        <w:widowControl/>
+        <w:spacing w:before="0" w:after="0" w:lineRule="exact" w:line="360"/>
+        <w:ind w:firstLine="420"/>
+        <w:jc w:val="both"/>
+      </w:pPr>
+      <w:r>
+        <w:rPr>
+          <w:rFonts w:ascii="Times New Roman" w:hAnsi="Times New Roman" w:eastAsia="宋体"/>
+          <w:b w:val="0"/>
+          <w:i w:val="0"/>
+          <w:sz w:val="21"/>
+        </w:rPr>
+        <w:t>最值得保留的经验是证据排序。股票结果给出较清晰的核心发现，日度波动模型提供方向一致的补充，债券结果则提醒我们，政策语调进入收益率曲线时会受到更多渠道干扰。将显著、方向一致和探索性结果分开陈述，比单纯追求显著性更能反映货币政策文本数据的真实约束。</w:t>
+      </w:r>
+    </w:p>
+    <w:p>
+      <w:pPr>
+        <w:keepNext/>
+        <w:keepLines/>
+        <w:widowControl/>
+        <w:spacing w:before="120" w:after="60" w:lineRule="exact" w:line="240"/>
         <w:ind w:firstLine="0"/>
-        <w:jc w:val="center"/>
-      </w:pPr>
-      <w:r>
-        <w:drawing>
-          <wp:inline xmlns:a="http://schemas.openxmlformats.org/drawingml/2006/main" xmlns:pic="http://schemas.openxmlformats.org/drawingml/2006/picture">
-            <wp:extent cx="4140000" cy="1529931"/>
-            <wp:docPr id="32" name="Picture 32"/>
-            <wp:cNvGraphicFramePr>
-              <a:graphicFrameLocks noChangeAspect="1"/>
-            </wp:cNvGraphicFramePr>
-            <a:graphic>
-              <a:graphicData uri="http://schemas.openxmlformats.org/drawingml/2006/picture">
-                <pic:pic>
-                  <pic:nvPicPr>
-                    <pic:cNvPr id="0" name="journal_figure3_market_power.png"/>
-                    <pic:cNvPicPr/>
-                  </pic:nvPicPr>
-                  <pic:blipFill>
-                    <a:blip r:embed="rId21"/>
-                    <a:stretch>
-                      <a:fillRect/>
-                    </a:stretch>
-                  </pic:blipFill>
-                  <pic:spPr>
-                    <a:xfrm>
-                      <a:off x="0" y="0"/>
-                      <a:ext cx="4140000" cy="1529931"/>
-                    </a:xfrm>
-                    <a:prstGeom prst="rect"/>
-                  </pic:spPr>
-                </pic:pic>
-              </a:graphicData>
-            </a:graphic>
-          </wp:inline>
-        </w:drawing>
-      </w:r>
-    </w:p>
-    <w:p>
-      <w:pPr>
-        <w:spacing w:before="20" w:after="80" w:lineRule="auto" w:line="260"/>
-        <w:ind w:firstLine="0"/>
-        <w:jc w:val="center"/>
-      </w:pPr>
-      <w:r>
-        <w:rPr>
-          <w:rFonts w:ascii="Times New Roman" w:hAnsi="Times New Roman" w:eastAsia="宋体"/>
+        <w:jc w:val="left"/>
+      </w:pPr>
+      <w:r>
+        <w:rPr>
+          <w:rFonts w:ascii="Times New Roman" w:hAnsi="Times New Roman" w:eastAsia="SimHei"/>
           <w:b w:val="0"/>
           <w:i w:val="0"/>
           <w:sz w:val="18"/>
         </w:rPr>
-        <w:t>图3  市场检验功效与事件样本量</w:t>
-      </w:r>
-    </w:p>
-    <w:p>
-      <w:pPr>
-        <w:spacing w:before="180" w:after="60" w:lineRule="auto" w:line="320"/>
-        <w:jc w:val="left"/>
-      </w:pPr>
-      <w:r>
-        <w:rPr>
-          <w:rFonts w:ascii="Times New Roman" w:hAnsi="Times New Roman" w:eastAsia="黑体"/>
-          <w:b/>
-          <w:i w:val="0"/>
-          <w:sz w:val="24"/>
-        </w:rPr>
-        <w:t>（二）测量与识别局限</w:t>
-      </w:r>
-    </w:p>
-    <w:p>
-      <w:pPr>
-        <w:spacing w:before="0" w:after="0" w:lineRule="auto" w:line="360"/>
-        <w:ind w:firstLine="420"/>
-        <w:jc w:val="both"/>
-      </w:pPr>
-      <w:r>
-        <w:rPr>
-          <w:rFonts w:ascii="Times New Roman" w:hAnsi="Times New Roman" w:eastAsia="宋体"/>
-          <w:b w:val="0"/>
-          <w:i w:val="0"/>
-          <w:sz w:val="21"/>
-        </w:rPr>
-        <w:t>本文仍有几项边界。第一，PDF抽取和章节识别会给早期报告带来文本噪声，虽然关键章节经过修复，但不能保证所有句子边界完全符合原始排版。第二，人工标注样本规模有限，监督模型对少数政策方向和稀疏主题的识别仍不稳定。第三，事件窗口不能完全隔离同期宏观数据、全球风险偏好和其他政策操作，因此短窗口回归应解释为条件相关关系，而不是完整因果识别。</w:t>
-      </w:r>
-    </w:p>
-    <w:p>
-      <w:pPr>
-        <w:spacing w:before="0" w:after="0" w:lineRule="auto" w:line="360"/>
-        <w:ind w:firstLine="420"/>
-        <w:jc w:val="both"/>
-      </w:pPr>
-      <w:r>
-        <w:rPr>
-          <w:rFonts w:ascii="Times New Roman" w:hAnsi="Times New Roman" w:eastAsia="宋体"/>
-          <w:b w:val="0"/>
-          <w:i w:val="0"/>
-          <w:sz w:val="21"/>
-        </w:rPr>
-        <w:t>这些限制不会改变本文的主要证据层级：股票创新度与短期波动是核心主线；Student-t EGARCH-X提供方向一致但较弱的日度稳健性；债券语调和曲线结果属于探索性扩展。统计显著、方向一致和经济上值得关注是三类不同表述，正文只在检验支持时使用“显著”。</w:t>
-      </w:r>
-    </w:p>
-    <w:p>
-      <w:pPr>
-        <w:spacing w:before="0" w:after="0" w:lineRule="auto" w:line="360"/>
-        <w:ind w:firstLine="420"/>
-        <w:jc w:val="both"/>
-      </w:pPr>
-      <w:r>
-        <w:rPr>
-          <w:rFonts w:ascii="Times New Roman" w:hAnsi="Times New Roman" w:eastAsia="宋体"/>
-          <w:b w:val="0"/>
-          <w:i w:val="0"/>
-          <w:sz w:val="21"/>
-        </w:rPr>
-        <w:t>文本测量本身也有边界。词典方法透明、可解释，却难以处理复杂否定和跨句语境；监督模型能学习更多局部模式，但在小样本标注下容易受类别不平衡影响。连续主题关注度缓解了硬分类不稳定的问题，但它描述的是注意力分布，不等同于政策冲击强度。本文在解释市场结果时只使用与研究问题直接对应的文本变量。</w:t>
-      </w:r>
-    </w:p>
-    <w:p>
-      <w:pPr>
-        <w:spacing w:before="0" w:after="0" w:lineRule="auto" w:line="360"/>
-        <w:ind w:firstLine="420"/>
-        <w:jc w:val="both"/>
-      </w:pPr>
-      <w:r>
-        <w:rPr>
-          <w:rFonts w:ascii="Times New Roman" w:hAnsi="Times New Roman" w:eastAsia="宋体"/>
-          <w:b w:val="0"/>
-          <w:i w:val="0"/>
-          <w:sz w:val="21"/>
-        </w:rPr>
-        <w:t>识别层面的限制更难完全消除。季度报告往往在宏观数据、政策操作和市场预期变化之后发布，其文字既可能回应已经发生的经济金融形势，也可能引导下一阶段预期。短窗口事件研究减少了干扰，却不能把所有同期信息排除干净。因而，本文把核心结果表述为政策指引创新度与短期股票波动的条件相关关系。</w:t>
-      </w:r>
-    </w:p>
-    <w:p>
-      <w:pPr>
-        <w:spacing w:before="0" w:after="0" w:lineRule="auto" w:line="360"/>
-        <w:ind w:firstLine="420"/>
-        <w:jc w:val="both"/>
-      </w:pPr>
-      <w:r>
-        <w:rPr>
-          <w:rFonts w:ascii="Times New Roman" w:hAnsi="Times New Roman" w:eastAsia="宋体"/>
-          <w:b w:val="0"/>
-          <w:i w:val="0"/>
-          <w:sz w:val="21"/>
-        </w:rPr>
-        <w:t>还有一个局限来自政策沟通类型。季度货币政策执行报告篇幅长、信息丰富，却不是唯一沟通渠道。新闻稿、例会通稿、发布会问答和公开市场操作公告可能在报告发布前后释放相同或相近信息。若市场已经通过其他渠道形成预期，季度报告的新增冲击就会被削弱。本文的结论只适用于本样本中的季度报告文本，不能直接推广到所有央行沟通形式。</w:t>
-      </w:r>
-    </w:p>
-    <w:p>
-      <w:pPr>
-        <w:spacing w:before="0" w:after="0" w:lineRule="auto" w:line="360"/>
-        <w:ind w:firstLine="420"/>
-        <w:jc w:val="both"/>
-      </w:pPr>
-      <w:r>
-        <w:rPr>
-          <w:rFonts w:ascii="Times New Roman" w:hAnsi="Times New Roman" w:eastAsia="宋体"/>
-          <w:b w:val="0"/>
-          <w:i w:val="0"/>
-          <w:sz w:val="21"/>
-        </w:rPr>
-        <w:t>本文也不声称完整复现董青马等（2024）或尚玉皇、刘华和申峰（2025）的高级识别框架。前者关注资产价格中的潜在未预期政策信息，后者围绕国债收益率曲线建立更系统的预期博弈分析；本文借鉴这些研究的问题意识，但在现有数据条件下采用更克制的文本测量和事件回归设计。</w:t>
-      </w:r>
-    </w:p>
-    <w:p>
-      <w:pPr>
-        <w:spacing w:before="0" w:after="0" w:lineRule="auto" w:line="360"/>
-        <w:ind w:firstLine="420"/>
-        <w:jc w:val="both"/>
-      </w:pPr>
-      <w:r>
-        <w:rPr>
-          <w:rFonts w:ascii="Times New Roman" w:hAnsi="Times New Roman" w:eastAsia="宋体"/>
-          <w:b w:val="0"/>
-          <w:i w:val="0"/>
-          <w:sz w:val="21"/>
-        </w:rPr>
-        <w:t>这些边界使结论更窄，也更稳。政策指引创新度可以解释股票短期波动的一部分，但它不是完整的货币政策冲击；未预期语调能够提供债券探索线索，但尚不能稳定分离政策路径和宏观信息。读者在使用本文结果时，应把它看作一组可复核的经验事实，而不是对央行沟通效应的最终判定。</w:t>
-      </w:r>
-    </w:p>
-    <w:p>
-      <w:pPr>
-        <w:spacing w:before="240" w:after="120" w:lineRule="auto" w:line="360"/>
-        <w:jc w:val="center"/>
+        <w:t>参考文献</w:t>
+      </w:r>
+    </w:p>
+    <w:p>
+      <w:pPr>
+        <w:widowControl/>
+        <w:spacing w:before="0" w:after="0" w:lineRule="exact" w:line="260"/>
+        <w:ind w:hanging="420" w:left="420"/>
+        <w:jc w:val="both"/>
       </w:pPr>
       <w:r>
         <w:rPr>
           <w:rFonts w:ascii="Times New Roman" w:hAnsi="Times New Roman" w:eastAsia="仿宋"/>
-          <w:b/>
-          <w:i w:val="0"/>
-          <w:sz w:val="28"/>
-        </w:rPr>
-        <w:t>七、结论</w:t>
-      </w:r>
-    </w:p>
-    <w:p>
-      <w:pPr>
-        <w:spacing w:before="0" w:after="0" w:lineRule="auto" w:line="360"/>
-        <w:ind w:firstLine="420"/>
-        <w:jc w:val="both"/>
-      </w:pPr>
-      <w:r>
-        <w:rPr>
-          <w:rFonts w:ascii="Times New Roman" w:hAnsi="Times New Roman" w:eastAsia="宋体"/>
-          <w:b w:val="0"/>
-          <w:i w:val="0"/>
-          <w:sz w:val="21"/>
-        </w:rPr>
-        <w:t>本文使用2006Q1至2025Q4中国人民银行季度货币政策执行报告、沪深300指数和中债国债收益率数据，构造政策指引扩展窗口TF-IDF创新度、词典与语境门控语调、字符TF-IDF与LinearSVC监督语调，并考察这些文本指标与金融市场反应之间的关系。</w:t>
-      </w:r>
-    </w:p>
-    <w:p>
-      <w:pPr>
-        <w:spacing w:before="0" w:after="0" w:lineRule="auto" w:line="360"/>
-        <w:ind w:firstLine="420"/>
-        <w:jc w:val="both"/>
-      </w:pPr>
-      <w:r>
-        <w:rPr>
-          <w:rFonts w:ascii="Times New Roman" w:hAnsi="Times New Roman" w:eastAsia="宋体"/>
-          <w:b w:val="0"/>
-          <w:i w:val="0"/>
-          <w:sz w:val="21"/>
-        </w:rPr>
-        <w:t>核心发现是，政策指引创新度与股票市场发布后五日实际波动率显著正相关；一个样本标准差创新度对应约13.0%的实际波动率上升。日度Student-t EGARCH-X模型得到正向但不显著的方差项，说明完整日度波动结构下仍能看到相同方向，但证据强度下降。债券收益率曲线和跨拟合监督语调结果不稳定，提示政策语调进入期限结构时受宏观信息和期限溢价共同影响。</w:t>
-      </w:r>
-    </w:p>
-    <w:p>
-      <w:pPr>
-        <w:spacing w:before="0" w:after="0" w:lineRule="auto" w:line="360"/>
-        <w:ind w:firstLine="420"/>
-        <w:jc w:val="both"/>
-      </w:pPr>
-      <w:r>
-        <w:rPr>
-          <w:rFonts w:ascii="Times New Roman" w:hAnsi="Times New Roman" w:eastAsia="宋体"/>
-          <w:b w:val="0"/>
-          <w:i w:val="0"/>
-          <w:sz w:val="21"/>
-        </w:rPr>
-        <w:t>从研究设计看，政策报告文本的增量信息比一般正负情绪更能解释股票短期波动。对债券市场而言，简单语调指标还不足以分离政策冲击和央行信息冲击。后续研究可以在保持事件定义清晰的前提下扩大沟通文本类型，并结合更高频的利率预期数据识别曲线反应渠道。</w:t>
-      </w:r>
-    </w:p>
-    <w:p>
-      <w:pPr>
-        <w:spacing w:before="0" w:after="0" w:lineRule="auto" w:line="360"/>
-        <w:ind w:firstLine="420"/>
-        <w:jc w:val="both"/>
-      </w:pPr>
-      <w:r>
-        <w:rPr>
-          <w:rFonts w:ascii="Times New Roman" w:hAnsi="Times New Roman" w:eastAsia="宋体"/>
-          <w:b w:val="0"/>
-          <w:i w:val="0"/>
-          <w:sz w:val="21"/>
-        </w:rPr>
-        <w:t>本文的结论应按证据层级理解。核心主线是政策指引创新度与股票波动率；日度EGARCH-X结果提供同方向但较弱的稳健性；债券部分展示了可继续研究的探索性线索。这样的层级划分比把所有结果写成同等强度更符合样本规模和估计结果，也更能反映文本测量与金融事件研究结合时的实际边界。</w:t>
-      </w:r>
-    </w:p>
-    <w:p>
-      <w:pPr>
-        <w:spacing w:before="0" w:after="0" w:lineRule="auto" w:line="360"/>
-        <w:ind w:firstLine="420"/>
-        <w:jc w:val="both"/>
-      </w:pPr>
-      <w:r>
-        <w:rPr>
-          <w:rFonts w:ascii="Times New Roman" w:hAnsi="Times New Roman" w:eastAsia="宋体"/>
-          <w:b w:val="0"/>
-          <w:i w:val="0"/>
-          <w:sz w:val="21"/>
-        </w:rPr>
-        <w:t>方法上，本文把Python文本处理、分组交叉验证和金融事件研究连接为一套可复核的经验设计。文本端先处理章节、句子、词典和监督分类，市场端再把报告层指标映射到交易日窗口。这个过程说明，央行沟通研究的关键不只是选择回归模型，还包括把文本信息转换为经济含义明确的变量。</w:t>
-      </w:r>
-    </w:p>
-    <w:p>
-      <w:pPr>
-        <w:spacing w:before="0" w:after="0" w:lineRule="auto" w:line="360"/>
-        <w:ind w:firstLine="420"/>
-        <w:jc w:val="both"/>
-      </w:pPr>
-      <w:r>
-        <w:rPr>
-          <w:rFonts w:ascii="Times New Roman" w:hAnsi="Times New Roman" w:eastAsia="宋体"/>
-          <w:b w:val="0"/>
-          <w:i w:val="0"/>
-          <w:sz w:val="21"/>
-        </w:rPr>
-        <w:t>对文本测量而言，最重要的不是堆叠更复杂的模型，而是让指标与研究问题对应。创新度用于衡量政策指引的新信息，语境门控用于修正词典误判，监督分类用于检验句子层测量是否可外推。三者各有边界，只有放在合适的证据位置上，才能减少文本金融研究中的过度解释。</w:t>
-      </w:r>
-    </w:p>
-    <w:p>
-      <w:pPr>
-        <w:spacing w:before="0" w:after="0" w:lineRule="auto" w:line="360"/>
-        <w:ind w:firstLine="420"/>
-        <w:jc w:val="both"/>
-      </w:pPr>
-      <w:r>
-        <w:rPr>
-          <w:rFonts w:ascii="Times New Roman" w:hAnsi="Times New Roman" w:eastAsia="宋体"/>
-          <w:b w:val="0"/>
-          <w:i w:val="0"/>
-          <w:sz w:val="21"/>
-        </w:rPr>
-        <w:t>对金融市场解释而言，股票和债券结果的差异本身提供了信息。股票波动率更直接反映不确定性和分歧，因而能较清楚地吸收政策指引创新度；收益率曲线则要求同时区分短端政策预期、长端宏观预期和期限溢价，单一语调指标难以完成这种分解。后续研究若能引入高频利率预期或更细的沟通事件，债券部分仍有改进空间。</w:t>
-      </w:r>
-    </w:p>
-    <w:p>
-      <w:pPr>
-        <w:spacing w:before="0" w:after="0" w:lineRule="auto" w:line="360"/>
-        <w:ind w:firstLine="420"/>
-        <w:jc w:val="both"/>
-      </w:pPr>
-      <w:r>
-        <w:rPr>
-          <w:rFonts w:ascii="Times New Roman" w:hAnsi="Times New Roman" w:eastAsia="宋体"/>
-          <w:b w:val="0"/>
-          <w:i w:val="0"/>
-          <w:sz w:val="21"/>
-        </w:rPr>
-        <w:t>方向一致但不显著的结果仍按原始证据层级呈现，债券结果较弱也保留为探索性检验。这样的处理牺牲了叙事上的整齐性，却保留了样本给出的真实信息。</w:t>
-      </w:r>
-    </w:p>
-    <w:p>
-      <w:pPr>
-        <w:spacing w:before="0" w:after="0" w:lineRule="auto" w:line="360"/>
-        <w:ind w:firstLine="420"/>
-        <w:jc w:val="both"/>
-      </w:pPr>
-      <w:r>
-        <w:rPr>
-          <w:rFonts w:ascii="Times New Roman" w:hAnsi="Times New Roman" w:eastAsia="宋体"/>
-          <w:b w:val="0"/>
-          <w:i w:val="0"/>
-          <w:sz w:val="21"/>
-        </w:rPr>
-        <w:t>若进一步扩展本文，可以从两个方向推进。一个方向是增加正式沟通文本类型，把季度报告与货币政策委员会例会通稿、新闻发布会问答和政策工具公告分开比较；另一个方向是引入更高频的利率预期或期货隐含信息，专门识别政策路径和央行信息效应。前者扩大文本覆盖，后者改善债券市场识别，两者都需要更严格的事件定义。</w:t>
-      </w:r>
-    </w:p>
-    <w:p>
-      <w:pPr>
-        <w:spacing w:before="0" w:after="0" w:lineRule="auto" w:line="360"/>
-        <w:ind w:firstLine="420"/>
-        <w:jc w:val="both"/>
-      </w:pPr>
-      <w:r>
-        <w:rPr>
-          <w:rFonts w:ascii="Times New Roman" w:hAnsi="Times New Roman" w:eastAsia="宋体"/>
-          <w:b w:val="0"/>
-          <w:i w:val="0"/>
-          <w:sz w:val="21"/>
-        </w:rPr>
-        <w:t>文本指标也可以继续细化。政策指引章节内部包含总量政策、结构性工具、信贷投放、汇率、房地产和金融风险等不同内容，创新度上升可能来自不同主题。本文只报告连续主题关注度作为描述性解释，没有把主题创新度逐项放入市场回归，原因是当前样本难以支持过多交互项。更长样本或更多沟通文本能够支撑更细的主题层分析。</w:t>
-      </w:r>
-    </w:p>
-    <w:p>
-      <w:pPr>
-        <w:spacing w:before="0" w:after="0" w:lineRule="auto" w:line="360"/>
-        <w:ind w:firstLine="420"/>
-        <w:jc w:val="both"/>
-      </w:pPr>
-      <w:r>
-        <w:rPr>
-          <w:rFonts w:ascii="Times New Roman" w:hAnsi="Times New Roman" w:eastAsia="宋体"/>
-          <w:b w:val="0"/>
-          <w:i w:val="0"/>
-          <w:sz w:val="21"/>
-        </w:rPr>
-        <w:t>人工标注方面，最需要改进的是类别平衡而不是简单扩大总量。少数政策方向和部分主题样本偏少，会影响Macro-F1和报告层语调聚合。未来标注若能针对偏紧、偏松、金融稳定和房地产相关句子进行分层补充，监督语调进入债券回归时的噪声可能下降。</w:t>
-      </w:r>
-    </w:p>
-    <w:p>
-      <w:pPr>
-        <w:spacing w:before="0" w:after="0" w:lineRule="auto" w:line="360"/>
-        <w:ind w:firstLine="420"/>
-        <w:jc w:val="both"/>
-      </w:pPr>
-      <w:r>
-        <w:rPr>
-          <w:rFonts w:ascii="Times New Roman" w:hAnsi="Times New Roman" w:eastAsia="宋体"/>
-          <w:b w:val="0"/>
-          <w:i w:val="0"/>
-          <w:sz w:val="21"/>
-        </w:rPr>
-        <w:t>金融事件研究方面，发布时点的精确性仍然重要。季度报告有时在收盘后披露，有时在非交易日附近披露，股票和债券市场的第一反应可能落在不同交易日。本文采用统一事件日口径以保持可比性，未来若能取得更精确的分钟级发布和成交数据，可以进一步检验当日、次日和跨日反应的差异。</w:t>
-      </w:r>
-    </w:p>
-    <w:p>
-      <w:pPr>
-        <w:spacing w:before="0" w:after="0" w:lineRule="auto" w:line="360"/>
-        <w:ind w:firstLine="420"/>
-        <w:jc w:val="both"/>
-      </w:pPr>
-      <w:r>
-        <w:rPr>
-          <w:rFonts w:ascii="Times New Roman" w:hAnsi="Times New Roman" w:eastAsia="宋体"/>
-          <w:b w:val="0"/>
-          <w:i w:val="0"/>
-          <w:sz w:val="21"/>
-        </w:rPr>
-        <w:t>最值得保留的经验是证据排序。股票结果给出较清晰的核心发现，日度波动模型提供方向一致的补充，债券结果则提醒我们，政策语调进入收益率曲线时会受到更多渠道干扰。将显著、方向一致和探索性结果分开陈述，比单纯追求显著性更能反映货币政策文本数据的真实约束。</w:t>
-      </w:r>
-    </w:p>
-    <w:p>
-      <w:r>
-        <w:br w:type="page"/>
-      </w:r>
-    </w:p>
-    <w:p>
-      <w:pPr>
-        <w:spacing w:before="240" w:after="120" w:lineRule="auto" w:line="360"/>
-        <w:jc w:val="center"/>
+          <w:b w:val="0"/>
+          <w:i w:val="0"/>
+          <w:sz w:val="15"/>
+        </w:rPr>
+        <w:t>[1] 董青马，张皓越，马剑文，等．央行沟通与资产价格：识别“潜在”未预期货币政策信息[J]．金融研究，2024(6)．</w:t>
+      </w:r>
+    </w:p>
+    <w:p>
+      <w:pPr>
+        <w:widowControl/>
+        <w:spacing w:before="0" w:after="0" w:lineRule="exact" w:line="260"/>
+        <w:ind w:hanging="420" w:left="420"/>
+        <w:jc w:val="both"/>
       </w:pPr>
       <w:r>
         <w:rPr>
           <w:rFonts w:ascii="Times New Roman" w:hAnsi="Times New Roman" w:eastAsia="仿宋"/>
-          <w:b/>
-          <w:i w:val="0"/>
-          <w:sz w:val="28"/>
-        </w:rPr>
-        <w:t>参考文献</w:t>
-      </w:r>
-    </w:p>
-    <w:p>
-      <w:pPr>
-        <w:spacing w:before="0" w:after="0" w:lineRule="auto" w:line="260"/>
+          <w:b w:val="0"/>
+          <w:i w:val="0"/>
+          <w:sz w:val="15"/>
+        </w:rPr>
+        <w:t>[2] 姜富伟，胡逸驰，黄楠．央行货币政策报告文本信息、宏观经济与股票市场[J]．金融研究，2021(6)．</w:t>
+      </w:r>
+    </w:p>
+    <w:p>
+      <w:pPr>
+        <w:widowControl/>
+        <w:spacing w:before="0" w:after="0" w:lineRule="exact" w:line="260"/>
         <w:ind w:hanging="420" w:left="420"/>
         <w:jc w:val="both"/>
       </w:pPr>
@@ -7646,12 +7859,13 @@
           <w:i w:val="0"/>
           <w:sz w:val="15"/>
         </w:rPr>
-        <w:t>[1] 董青马，张皓越，马剑文，等．央行沟通与资产价格：识别“潜在”未预期货币政策信息[J]．金融研究，2024(6)．</w:t>
-      </w:r>
-    </w:p>
-    <w:p>
-      <w:pPr>
-        <w:spacing w:before="0" w:after="0" w:lineRule="auto" w:line="260"/>
+        <w:t>[3] 尚玉皇，刘华，申峰．预期的博弈：央行沟通与国债收益率曲线[J]．金融研究，2025(9)．</w:t>
+      </w:r>
+    </w:p>
+    <w:p>
+      <w:pPr>
+        <w:widowControl/>
+        <w:spacing w:before="0" w:after="0" w:lineRule="exact" w:line="260"/>
         <w:ind w:hanging="420" w:left="420"/>
         <w:jc w:val="both"/>
       </w:pPr>
@@ -7662,44 +7876,47 @@
           <w:i w:val="0"/>
           <w:sz w:val="15"/>
         </w:rPr>
-        <w:t>[2] 姜富伟，胡逸驰，黄楠．央行货币政策报告文本信息、宏观经济与股票市场[J]．金融研究，2021(6)．</w:t>
-      </w:r>
-    </w:p>
-    <w:p>
-      <w:pPr>
-        <w:spacing w:before="0" w:after="0" w:lineRule="auto" w:line="260"/>
+        <w:t>[4] 中国人民银行．中国货币政策执行报告[R/OL]．2006-2025．</w:t>
+      </w:r>
+    </w:p>
+    <w:p>
+      <w:pPr>
+        <w:widowControl/>
+        <w:spacing w:before="0" w:after="0" w:lineRule="exact" w:line="260"/>
         <w:ind w:hanging="420" w:left="420"/>
         <w:jc w:val="both"/>
       </w:pPr>
       <w:r>
         <w:rPr>
-          <w:rFonts w:ascii="Times New Roman" w:hAnsi="Times New Roman" w:eastAsia="仿宋"/>
+          <w:rFonts w:ascii="Times New Roman" w:hAnsi="Times New Roman" w:eastAsia="Times New Roman"/>
           <w:b w:val="0"/>
           <w:i w:val="0"/>
           <w:sz w:val="15"/>
         </w:rPr>
-        <w:t>[3] 尚玉皇，刘华，申峰．预期的博弈：央行沟通与国债收益率曲线[J]．金融研究，2025(9)．</w:t>
-      </w:r>
-    </w:p>
-    <w:p>
-      <w:pPr>
-        <w:spacing w:before="0" w:after="0" w:lineRule="auto" w:line="260"/>
+        <w:t>[5] Blinder A S, Ehrmann M, Fratzscher M, et al. Central Bank Communication and Monetary Policy: A Survey of Theory and Evidence[J]. Journal of Economic Literature, 2008, 46(4): 910-945.</w:t>
+      </w:r>
+    </w:p>
+    <w:p>
+      <w:pPr>
+        <w:widowControl/>
+        <w:spacing w:before="0" w:after="0" w:lineRule="exact" w:line="260"/>
         <w:ind w:hanging="420" w:left="420"/>
         <w:jc w:val="both"/>
       </w:pPr>
       <w:r>
         <w:rPr>
-          <w:rFonts w:ascii="Times New Roman" w:hAnsi="Times New Roman" w:eastAsia="仿宋"/>
+          <w:rFonts w:ascii="Times New Roman" w:hAnsi="Times New Roman" w:eastAsia="Times New Roman"/>
           <w:b w:val="0"/>
           <w:i w:val="0"/>
           <w:sz w:val="15"/>
         </w:rPr>
-        <w:t>[4] 中国人民银行．中国货币政策执行报告[R/OL]．2006-2025．</w:t>
-      </w:r>
-    </w:p>
-    <w:p>
-      <w:pPr>
-        <w:spacing w:before="0" w:after="0" w:lineRule="auto" w:line="260"/>
+        <w:t>[6] Du Z, Huang A G, Wermers R, et al. Language and Domain Specificity: A Chinese Financial Sentiment Dictionary[J]. Review of Finance, 2022, 26(3): 673-719.</w:t>
+      </w:r>
+    </w:p>
+    <w:p>
+      <w:pPr>
+        <w:widowControl/>
+        <w:spacing w:before="0" w:after="0" w:lineRule="exact" w:line="260"/>
         <w:ind w:hanging="420" w:left="420"/>
         <w:jc w:val="both"/>
       </w:pPr>
@@ -7710,12 +7927,13 @@
           <w:i w:val="0"/>
           <w:sz w:val="15"/>
         </w:rPr>
-        <w:t>[5] Blinder A S, Ehrmann M, Fratzscher M, et al. Central Bank Communication and Monetary Policy: A Survey of Theory and Evidence[J]. Journal of Economic Literature, 2008, 46(4): 910-945.</w:t>
-      </w:r>
-    </w:p>
-    <w:p>
-      <w:pPr>
-        <w:spacing w:before="0" w:after="0" w:lineRule="auto" w:line="260"/>
+        <w:t>[7] Ehrmann M, Talmi J. Starting from a Blank Page? Semantic Similarity in Central Bank Communication and Market Volatility[J]. Journal of Monetary Economics, 2020, 111: 48-62.</w:t>
+      </w:r>
+    </w:p>
+    <w:p>
+      <w:pPr>
+        <w:widowControl/>
+        <w:spacing w:before="0" w:after="0" w:lineRule="exact" w:line="260"/>
         <w:ind w:hanging="420" w:left="420"/>
         <w:jc w:val="both"/>
       </w:pPr>
@@ -7726,12 +7944,13 @@
           <w:i w:val="0"/>
           <w:sz w:val="15"/>
         </w:rPr>
-        <w:t>[6] Du Z, Huang A G, Wermers R, et al. Language and Domain Specificity: A Chinese Financial Sentiment Dictionary[J]. Review of Finance, 2022, 26(3): 673-719.</w:t>
-      </w:r>
-    </w:p>
-    <w:p>
-      <w:pPr>
-        <w:spacing w:before="0" w:after="0" w:lineRule="auto" w:line="260"/>
+        <w:t>[8] Gurkaynak R S, Sack B, Swanson E T. Do Actions Speak Louder than Words? The Response of Asset Prices to Monetary Policy Actions and Statements[J]. International Journal of Central Banking, 2005, 1(1): 55-93.</w:t>
+      </w:r>
+    </w:p>
+    <w:p>
+      <w:pPr>
+        <w:widowControl/>
+        <w:spacing w:before="0" w:after="0" w:lineRule="exact" w:line="260"/>
         <w:ind w:hanging="420" w:left="420"/>
         <w:jc w:val="both"/>
       </w:pPr>
@@ -7742,12 +7961,13 @@
           <w:i w:val="0"/>
           <w:sz w:val="15"/>
         </w:rPr>
-        <w:t>[7] Ehrmann M, Talmi J. Starting from a Blank Page? Semantic Similarity in Central Bank Communication and Market Volatility[J]. Journal of Monetary Economics, 2020, 111: 48-62.</w:t>
-      </w:r>
-    </w:p>
-    <w:p>
-      <w:pPr>
-        <w:spacing w:before="0" w:after="0" w:lineRule="auto" w:line="260"/>
+        <w:t>[9] Hansen S, McMahon M. Shocking Language: Understanding the Macroeconomic Effects of Central Bank Communication[J]. Journal of International Economics, 2016, 99(S1): S114-S133.</w:t>
+      </w:r>
+    </w:p>
+    <w:p>
+      <w:pPr>
+        <w:widowControl/>
+        <w:spacing w:before="0" w:after="0" w:lineRule="exact" w:line="260"/>
         <w:ind w:hanging="420" w:left="420"/>
         <w:jc w:val="both"/>
       </w:pPr>
@@ -7758,12 +7978,13 @@
           <w:i w:val="0"/>
           <w:sz w:val="15"/>
         </w:rPr>
-        <w:t>[8] Gurkaynak R S, Sack B, Swanson E T. Do Actions Speak Louder than Words? The Response of Asset Prices to Monetary Policy Actions and Statements[J]. International Journal of Central Banking, 2005, 1(1): 55-93.</w:t>
-      </w:r>
-    </w:p>
-    <w:p>
-      <w:pPr>
-        <w:spacing w:before="0" w:after="0" w:lineRule="auto" w:line="260"/>
+        <w:t>[10] Jarocinski M, Karadi P. Deconstructing Monetary Policy Surprises: The Role of Information Shocks[J]. American Economic Journal: Macroeconomics, 2020, 12(2): 1-43.</w:t>
+      </w:r>
+    </w:p>
+    <w:p>
+      <w:pPr>
+        <w:widowControl/>
+        <w:spacing w:before="0" w:after="0" w:lineRule="exact" w:line="260"/>
         <w:ind w:hanging="420" w:left="420"/>
         <w:jc w:val="both"/>
       </w:pPr>
@@ -7774,12 +7995,13 @@
           <w:i w:val="0"/>
           <w:sz w:val="15"/>
         </w:rPr>
-        <w:t>[9] Hansen S, McMahon M. Shocking Language: Understanding the Macroeconomic Effects of Central Bank Communication[J]. Journal of International Economics, 2016, 99(S1): S114-S133.</w:t>
-      </w:r>
-    </w:p>
-    <w:p>
-      <w:pPr>
-        <w:spacing w:before="0" w:after="0" w:lineRule="auto" w:line="260"/>
+        <w:t>[11] Kuttner K N. Monetary Policy Surprises and Interest Rates: Evidence from the Fed Funds Futures Market[J]. Journal of Monetary Economics, 2001, 47(3): 523-544.</w:t>
+      </w:r>
+    </w:p>
+    <w:p>
+      <w:pPr>
+        <w:widowControl/>
+        <w:spacing w:before="0" w:after="0" w:lineRule="exact" w:line="260"/>
         <w:ind w:hanging="420" w:left="420"/>
         <w:jc w:val="both"/>
       </w:pPr>
@@ -7790,12 +8012,13 @@
           <w:i w:val="0"/>
           <w:sz w:val="15"/>
         </w:rPr>
-        <w:t>[10] Jarocinski M, Karadi P. Deconstructing Monetary Policy Surprises: The Role of Information Shocks[J]. American Economic Journal: Macroeconomics, 2020, 12(2): 1-43.</w:t>
-      </w:r>
-    </w:p>
-    <w:p>
-      <w:pPr>
-        <w:spacing w:before="0" w:after="0" w:lineRule="auto" w:line="260"/>
+        <w:t>[12] McMahon M, Schipke A, Li X. China's Monetary Policy Communication: Frameworks, Impact, and Recommendations[R]. IMF Working Paper, WP/18/244, 2018.</w:t>
+      </w:r>
+    </w:p>
+    <w:p>
+      <w:pPr>
+        <w:widowControl/>
+        <w:spacing w:before="0" w:after="0" w:lineRule="exact" w:line="260"/>
         <w:ind w:hanging="420" w:left="420"/>
         <w:jc w:val="both"/>
       </w:pPr>
@@ -7806,46 +8029,16 @@
           <w:i w:val="0"/>
           <w:sz w:val="15"/>
         </w:rPr>
-        <w:t>[11] Kuttner K N. Monetary Policy Surprises and Interest Rates: Evidence from the Fed Funds Futures Market[J]. Journal of Monetary Economics, 2001, 47(3): 523-544.</w:t>
-      </w:r>
-    </w:p>
-    <w:p>
-      <w:pPr>
-        <w:spacing w:before="0" w:after="0" w:lineRule="auto" w:line="260"/>
-        <w:ind w:hanging="420" w:left="420"/>
-        <w:jc w:val="both"/>
-      </w:pPr>
-      <w:r>
-        <w:rPr>
-          <w:rFonts w:ascii="Times New Roman" w:hAnsi="Times New Roman" w:eastAsia="Times New Roman"/>
-          <w:b w:val="0"/>
-          <w:i w:val="0"/>
-          <w:sz w:val="15"/>
-        </w:rPr>
-        <w:t>[12] McMahon M, Schipke A, Li X. China's Monetary Policy Communication: Frameworks, Impact, and Recommendations[R]. IMF Working Paper, WP/18/244, 2018.</w:t>
-      </w:r>
-    </w:p>
-    <w:p>
-      <w:pPr>
-        <w:spacing w:before="0" w:after="0" w:lineRule="auto" w:line="260"/>
-        <w:ind w:hanging="420" w:left="420"/>
-        <w:jc w:val="both"/>
-      </w:pPr>
-      <w:r>
-        <w:rPr>
-          <w:rFonts w:ascii="Times New Roman" w:hAnsi="Times New Roman" w:eastAsia="Times New Roman"/>
-          <w:b w:val="0"/>
-          <w:i w:val="0"/>
-          <w:sz w:val="15"/>
-        </w:rPr>
         <w:t>[13] Nakamura E, Steinsson J. High-Frequency Identification of Monetary Non-Neutrality: The Information Effect[J]. Quarterly Journal of Economics, 2018, 133(3): 1283-1330.</w:t>
       </w:r>
     </w:p>
     <w:sectPr>
-      <w:footerReference w:type="first" r:id="rId14"/>
-      <w:headerReference w:type="default" r:id="rId15"/>
-      <w:headerReference w:type="even" r:id="rId16"/>
-      <w:footerReference w:type="default" r:id="rId17"/>
+      <w:headerReference w:type="first" r:id="rId14"/>
+      <w:footerReference w:type="first" r:id="rId15"/>
+      <w:footerReference w:type="default" r:id="rId16"/>
+      <w:footerReference w:type="even" r:id="rId17"/>
+      <w:headerReference w:type="default" r:id="rId18"/>
+      <w:headerReference w:type="even" r:id="rId19"/>
       <w:pgSz w:w="11906" w:h="16838"/>
       <w:pgMar w:top="1304" w:right="1417" w:bottom="1247" w:left="1417" w:header="851" w:footer="992" w:gutter="0"/>
       <w:cols w:space="425"/>
@@ -7950,29 +8143,7 @@
   <w:p>
     <w:pPr>
       <w:pStyle w:val="Footer"/>
-      <w:jc w:val="center"/>
     </w:pPr>
-    <w:r>
-      <w:rPr>
-        <w:rFonts w:ascii="Times New Roman" w:hAnsi="Times New Roman" w:eastAsia="Times New Roman"/>
-        <w:b w:val="0"/>
-        <w:i w:val="0"/>
-        <w:sz w:val="18"/>
-      </w:rPr>
-      <w:t xml:space="preserve">— </w:t>
-      <w:fldChar w:fldCharType="begin"/>
-      <w:instrText xml:space="preserve"> PAGE </w:instrText>
-      <w:fldChar w:fldCharType="end"/>
-    </w:r>
-    <w:r>
-      <w:rPr>
-        <w:rFonts w:ascii="Times New Roman" w:hAnsi="Times New Roman" w:eastAsia="Times New Roman"/>
-        <w:b w:val="0"/>
-        <w:i w:val="0"/>
-        <w:sz w:val="18"/>
-      </w:rPr>
-      <w:t xml:space="preserve"> —</w:t>
-    </w:r>
   </w:p>
 </w:ftr>
 </file>
@@ -7982,29 +8153,17 @@
   <w:p>
     <w:pPr>
       <w:pStyle w:val="Footer"/>
-      <w:jc w:val="center"/>
     </w:pPr>
-    <w:r>
-      <w:rPr>
-        <w:rFonts w:ascii="Times New Roman" w:hAnsi="Times New Roman" w:eastAsia="Times New Roman"/>
-        <w:b w:val="0"/>
-        <w:i w:val="0"/>
-        <w:sz w:val="18"/>
-      </w:rPr>
-      <w:t xml:space="preserve">— </w:t>
-      <w:fldChar w:fldCharType="begin"/>
-      <w:instrText xml:space="preserve"> PAGE </w:instrText>
-      <w:fldChar w:fldCharType="end"/>
-    </w:r>
-    <w:r>
-      <w:rPr>
-        <w:rFonts w:ascii="Times New Roman" w:hAnsi="Times New Roman" w:eastAsia="Times New Roman"/>
-        <w:b w:val="0"/>
-        <w:i w:val="0"/>
-        <w:sz w:val="18"/>
-      </w:rPr>
-      <w:t xml:space="preserve"> —</w:t>
-    </w:r>
+  </w:p>
+</w:ftr>
+</file>
+
+<file path=word/footer5.xml><?xml version="1.0" encoding="utf-8"?>
+<w:ftr xmlns:m="http://schemas.openxmlformats.org/officeDocument/2006/math" xmlns:mc="http://schemas.openxmlformats.org/markup-compatibility/2006" xmlns:mo="http://schemas.microsoft.com/office/mac/office/2008/main" xmlns:mv="urn:schemas-microsoft-com:mac:vml" xmlns:o="urn:schemas-microsoft-com:office:office" xmlns:r="http://schemas.openxmlformats.org/officeDocument/2006/relationships" xmlns:v="urn:schemas-microsoft-com:vml" xmlns:w10="urn:schemas-microsoft-com:office:word" xmlns:w14="http://schemas.microsoft.com/office/word/2010/wordml" xmlns:w="http://schemas.openxmlformats.org/wordprocessingml/2006/main" xmlns:wne="http://schemas.microsoft.com/office/word/2006/wordml" xmlns:wp14="http://schemas.microsoft.com/office/word/2010/wordprocessingDrawing" xmlns:wp="http://schemas.openxmlformats.org/drawingml/2006/wordprocessingDrawing" xmlns:wpc="http://schemas.microsoft.com/office/word/2010/wordprocessingCanvas" xmlns:wpg="http://schemas.microsoft.com/office/word/2010/wordprocessingGroup" xmlns:wpi="http://schemas.microsoft.com/office/word/2010/wordprocessingInk" xmlns:wps="http://schemas.microsoft.com/office/word/2010/wordprocessingShape" mc:Ignorable="w14 wp14">
+  <w:p>
+    <w:pPr>
+      <w:pStyle w:val="Footer"/>
+    </w:pPr>
   </w:p>
 </w:ftr>
 </file>
@@ -8053,7 +8212,20 @@
   <w:p>
     <w:pPr>
       <w:pStyle w:val="Header"/>
-      <w:jc w:val="center"/>
+    </w:pPr>
+  </w:p>
+</w:hdr>
+</file>
+
+<file path=word/header4.xml><?xml version="1.0" encoding="utf-8"?>
+<w:hdr xmlns:m="http://schemas.openxmlformats.org/officeDocument/2006/math" xmlns:mc="http://schemas.openxmlformats.org/markup-compatibility/2006" xmlns:mo="http://schemas.microsoft.com/office/mac/office/2008/main" xmlns:mv="urn:schemas-microsoft-com:mac:vml" xmlns:o="urn:schemas-microsoft-com:office:office" xmlns:r="http://schemas.openxmlformats.org/officeDocument/2006/relationships" xmlns:v="urn:schemas-microsoft-com:vml" xmlns:w10="urn:schemas-microsoft-com:office:word" xmlns:w14="http://schemas.microsoft.com/office/word/2010/wordml" xmlns:w="http://schemas.openxmlformats.org/wordprocessingml/2006/main" xmlns:wne="http://schemas.microsoft.com/office/word/2006/wordml" xmlns:wp14="http://schemas.microsoft.com/office/word/2010/wordprocessingDrawing" xmlns:wp="http://schemas.openxmlformats.org/drawingml/2006/wordprocessingDrawing" xmlns:wpc="http://schemas.microsoft.com/office/word/2010/wordprocessingCanvas" xmlns:wpg="http://schemas.microsoft.com/office/word/2010/wordprocessingGroup" xmlns:wpi="http://schemas.microsoft.com/office/word/2010/wordprocessingInk" xmlns:wps="http://schemas.microsoft.com/office/word/2010/wordprocessingShape" mc:Ignorable="w14 wp14">
+  <w:p>
+    <w:pPr>
+      <w:pStyle w:val="Header"/>
+      <w:tabs>
+        <w:tab w:val="center" w:pos="4535"/>
+        <w:tab w:val="right" w:pos="9070"/>
+      </w:tabs>
       <w:pBdr>
         <w:bottom w:val="single" w:sz="4" w:space="1" w:color="000000"/>
       </w:pBdr>
@@ -8065,19 +8237,101 @@
         <w:i w:val="0"/>
         <w:sz w:val="18"/>
       </w:rPr>
+      <w:t>课程论文</w:t>
+    </w:r>
+    <w:r>
+      <w:tab/>
+    </w:r>
+    <w:r>
+      <w:rPr>
+        <w:rFonts w:ascii="Times New Roman" w:hAnsi="Times New Roman" w:eastAsia="宋体"/>
+        <w:b w:val="0"/>
+        <w:i w:val="0"/>
+        <w:sz w:val="18"/>
+      </w:rPr>
       <w:t>罗允绩：中国货币政策报告文本特征与金融市场反应</w:t>
+    </w:r>
+    <w:r>
+      <w:tab/>
+    </w:r>
+    <w:r>
+      <w:rPr>
+        <w:rFonts w:ascii="Times New Roman" w:hAnsi="Times New Roman" w:eastAsia="Times New Roman"/>
+        <w:b w:val="0"/>
+        <w:i w:val="0"/>
+        <w:sz w:val="18"/>
+      </w:rPr>
+      <w:t xml:space="preserve">· </w:t>
+    </w:r>
+    <w:r>
+      <w:rPr>
+        <w:rFonts w:ascii="Times New Roman" w:hAnsi="Times New Roman" w:eastAsia="Times New Roman"/>
+        <w:b w:val="0"/>
+        <w:i w:val="0"/>
+        <w:sz w:val="18"/>
+      </w:rPr>
+      <w:fldChar w:fldCharType="begin"/>
+      <w:instrText xml:space="preserve">PAGE</w:instrText>
+      <w:fldChar w:fldCharType="end"/>
+    </w:r>
+    <w:r>
+      <w:rPr>
+        <w:rFonts w:ascii="Times New Roman" w:hAnsi="Times New Roman" w:eastAsia="Times New Roman"/>
+        <w:b w:val="0"/>
+        <w:i w:val="0"/>
+        <w:sz w:val="18"/>
+      </w:rPr>
+      <w:t xml:space="preserve"> ·</w:t>
     </w:r>
   </w:p>
 </w:hdr>
 </file>
 
-<file path=word/header4.xml><?xml version="1.0" encoding="utf-8"?>
+<file path=word/header5.xml><?xml version="1.0" encoding="utf-8"?>
 <w:hdr xmlns:m="http://schemas.openxmlformats.org/officeDocument/2006/math" xmlns:mc="http://schemas.openxmlformats.org/markup-compatibility/2006" xmlns:mo="http://schemas.microsoft.com/office/mac/office/2008/main" xmlns:mv="urn:schemas-microsoft-com:mac:vml" xmlns:o="urn:schemas-microsoft-com:office:office" xmlns:r="http://schemas.openxmlformats.org/officeDocument/2006/relationships" xmlns:v="urn:schemas-microsoft-com:vml" xmlns:w10="urn:schemas-microsoft-com:office:word" xmlns:w14="http://schemas.microsoft.com/office/word/2010/wordml" xmlns:w="http://schemas.openxmlformats.org/wordprocessingml/2006/main" xmlns:wne="http://schemas.microsoft.com/office/word/2006/wordml" xmlns:wp14="http://schemas.microsoft.com/office/word/2010/wordprocessingDrawing" xmlns:wp="http://schemas.openxmlformats.org/drawingml/2006/wordprocessingDrawing" xmlns:wpc="http://schemas.microsoft.com/office/word/2010/wordprocessingCanvas" xmlns:wpg="http://schemas.microsoft.com/office/word/2010/wordprocessingGroup" xmlns:wpi="http://schemas.microsoft.com/office/word/2010/wordprocessingInk" xmlns:wps="http://schemas.microsoft.com/office/word/2010/wordprocessingShape" mc:Ignorable="w14 wp14">
   <w:p>
     <w:pPr>
       <w:pStyle w:val="Header"/>
-      <w:jc w:val="center"/>
+      <w:tabs>
+        <w:tab w:val="center" w:pos="4535"/>
+        <w:tab w:val="right" w:pos="9070"/>
+      </w:tabs>
+      <w:pBdr>
+        <w:bottom w:val="single" w:sz="4" w:space="1" w:color="000000"/>
+      </w:pBdr>
     </w:pPr>
+    <w:r>
+      <w:rPr>
+        <w:rFonts w:ascii="Times New Roman" w:hAnsi="Times New Roman" w:eastAsia="Times New Roman"/>
+        <w:b w:val="0"/>
+        <w:i w:val="0"/>
+        <w:sz w:val="18"/>
+      </w:rPr>
+      <w:t xml:space="preserve">· </w:t>
+    </w:r>
+    <w:r>
+      <w:rPr>
+        <w:rFonts w:ascii="Times New Roman" w:hAnsi="Times New Roman" w:eastAsia="Times New Roman"/>
+        <w:b w:val="0"/>
+        <w:i w:val="0"/>
+        <w:sz w:val="18"/>
+      </w:rPr>
+      <w:fldChar w:fldCharType="begin"/>
+      <w:instrText xml:space="preserve">PAGE</w:instrText>
+      <w:fldChar w:fldCharType="end"/>
+    </w:r>
+    <w:r>
+      <w:rPr>
+        <w:rFonts w:ascii="Times New Roman" w:hAnsi="Times New Roman" w:eastAsia="Times New Roman"/>
+        <w:b w:val="0"/>
+        <w:i w:val="0"/>
+        <w:sz w:val="18"/>
+      </w:rPr>
+      <w:t xml:space="preserve"> ·</w:t>
+    </w:r>
+    <w:r>
+      <w:tab/>
+    </w:r>
     <w:r>
       <w:rPr>
         <w:rFonts w:ascii="Times New Roman" w:hAnsi="Times New Roman" w:eastAsia="宋体"/>
@@ -8087,11 +8341,9 @@
       </w:rPr>
       <w:t>面向经济和金融的Python编程</w:t>
     </w:r>
-  </w:p>
-  <w:p>
-    <w:pPr>
-      <w:jc w:val="right"/>
-    </w:pPr>
+    <w:r>
+      <w:tab/>
+    </w:r>
     <w:r>
       <w:rPr>
         <w:rFonts w:ascii="Times New Roman" w:hAnsi="Times New Roman" w:eastAsia="宋体"/>
@@ -8429,7 +8681,7 @@
     <w:next w:val="a"/>
     <w:qFormat/>
     <w:pPr>
-      <w:spacing w:line="400" w:lineRule="auto"/>
+      <w:spacing w:line="400" w:lineRule="exact"/>
       <w:jc w:val="left"/>
       <w:outlineLvl w:val="0"/>
     </w:pPr>

--- a/paper/课程论文_提交版.docx
+++ b/paper/课程论文_提交版.docx
@@ -1782,11 +1782,12 @@
         </w:trPr>
         <w:tc>
           <w:tcPr>
-            <w:tcW w:type="dxa" w:w="3231"/>
-            <w:vAlign w:val="center"/>
+            <w:tcW w:type="dxa" w:w="1531"/>
             <w:tcBorders>
+              <w:top w:val="single" w:sz="8" w:space="0" w:color="000000"/>
               <w:bottom w:val="single" w:sz="4" w:space="0" w:color="000000"/>
             </w:tcBorders>
+            <w:vAlign w:val="center"/>
           </w:tcPr>
           <w:p>
             <w:pPr>
@@ -1806,11 +1807,12 @@
         </w:tc>
         <w:tc>
           <w:tcPr>
-            <w:tcW w:type="dxa" w:w="1318"/>
-            <w:vAlign w:val="center"/>
+            <w:tcW w:type="dxa" w:w="2551"/>
             <w:tcBorders>
+              <w:top w:val="single" w:sz="8" w:space="0" w:color="000000"/>
               <w:bottom w:val="single" w:sz="4" w:space="0" w:color="000000"/>
             </w:tcBorders>
+            <w:vAlign w:val="center"/>
           </w:tcPr>
           <w:p>
             <w:pPr>
@@ -1830,11 +1832,12 @@
         </w:tc>
         <w:tc>
           <w:tcPr>
-            <w:tcW w:type="dxa" w:w="1318"/>
-            <w:vAlign w:val="center"/>
+            <w:tcW w:type="dxa" w:w="850"/>
             <w:tcBorders>
+              <w:top w:val="single" w:sz="8" w:space="0" w:color="000000"/>
               <w:bottom w:val="single" w:sz="4" w:space="0" w:color="000000"/>
             </w:tcBorders>
+            <w:vAlign w:val="center"/>
           </w:tcPr>
           <w:p>
             <w:pPr>
@@ -1854,11 +1857,12 @@
         </w:tc>
         <w:tc>
           <w:tcPr>
-            <w:tcW w:type="dxa" w:w="1318"/>
-            <w:vAlign w:val="center"/>
+            <w:tcW w:type="dxa" w:w="1616"/>
             <w:tcBorders>
+              <w:top w:val="single" w:sz="8" w:space="0" w:color="000000"/>
               <w:bottom w:val="single" w:sz="4" w:space="0" w:color="000000"/>
             </w:tcBorders>
+            <w:vAlign w:val="center"/>
           </w:tcPr>
           <w:p>
             <w:pPr>
@@ -1878,11 +1882,12 @@
         </w:tc>
         <w:tc>
           <w:tcPr>
-            <w:tcW w:type="dxa" w:w="1318"/>
-            <w:vAlign w:val="center"/>
+            <w:tcW w:type="dxa" w:w="1956"/>
             <w:tcBorders>
+              <w:top w:val="single" w:sz="8" w:space="0" w:color="000000"/>
               <w:bottom w:val="single" w:sz="4" w:space="0" w:color="000000"/>
             </w:tcBorders>
+            <w:vAlign w:val="center"/>
           </w:tcPr>
           <w:p>
             <w:pPr>
@@ -1907,7 +1912,7 @@
         </w:trPr>
         <w:tc>
           <w:tcPr>
-            <w:tcW w:type="dxa" w:w="3231"/>
+            <w:tcW w:type="dxa" w:w="1531"/>
             <w:vAlign w:val="center"/>
           </w:tcPr>
           <w:p>
@@ -1928,7 +1933,7 @@
         </w:tc>
         <w:tc>
           <w:tcPr>
-            <w:tcW w:type="dxa" w:w="1318"/>
+            <w:tcW w:type="dxa" w:w="2551"/>
             <w:vAlign w:val="center"/>
           </w:tcPr>
           <w:p>
@@ -1949,7 +1954,7 @@
         </w:tc>
         <w:tc>
           <w:tcPr>
-            <w:tcW w:type="dxa" w:w="1318"/>
+            <w:tcW w:type="dxa" w:w="850"/>
             <w:vAlign w:val="center"/>
           </w:tcPr>
           <w:p>
@@ -1970,7 +1975,7 @@
         </w:tc>
         <w:tc>
           <w:tcPr>
-            <w:tcW w:type="dxa" w:w="1318"/>
+            <w:tcW w:type="dxa" w:w="1616"/>
             <w:vAlign w:val="center"/>
           </w:tcPr>
           <w:p>
@@ -1991,7 +1996,7 @@
         </w:tc>
         <w:tc>
           <w:tcPr>
-            <w:tcW w:type="dxa" w:w="1318"/>
+            <w:tcW w:type="dxa" w:w="1956"/>
             <w:vAlign w:val="center"/>
           </w:tcPr>
           <w:p>
@@ -2017,7 +2022,7 @@
         </w:trPr>
         <w:tc>
           <w:tcPr>
-            <w:tcW w:type="dxa" w:w="3231"/>
+            <w:tcW w:type="dxa" w:w="1531"/>
             <w:vAlign w:val="center"/>
           </w:tcPr>
           <w:p>
@@ -2038,7 +2043,7 @@
         </w:tc>
         <w:tc>
           <w:tcPr>
-            <w:tcW w:type="dxa" w:w="1318"/>
+            <w:tcW w:type="dxa" w:w="2551"/>
             <w:vAlign w:val="center"/>
           </w:tcPr>
           <w:p>
@@ -2059,7 +2064,7 @@
         </w:tc>
         <w:tc>
           <w:tcPr>
-            <w:tcW w:type="dxa" w:w="1318"/>
+            <w:tcW w:type="dxa" w:w="850"/>
             <w:vAlign w:val="center"/>
           </w:tcPr>
           <w:p>
@@ -2080,7 +2085,7 @@
         </w:tc>
         <w:tc>
           <w:tcPr>
-            <w:tcW w:type="dxa" w:w="1318"/>
+            <w:tcW w:type="dxa" w:w="1616"/>
             <w:vAlign w:val="center"/>
           </w:tcPr>
           <w:p>
@@ -2101,7 +2106,7 @@
         </w:tc>
         <w:tc>
           <w:tcPr>
-            <w:tcW w:type="dxa" w:w="1318"/>
+            <w:tcW w:type="dxa" w:w="1956"/>
             <w:vAlign w:val="center"/>
           </w:tcPr>
           <w:p>
@@ -2127,7 +2132,7 @@
         </w:trPr>
         <w:tc>
           <w:tcPr>
-            <w:tcW w:type="dxa" w:w="3231"/>
+            <w:tcW w:type="dxa" w:w="1531"/>
             <w:vAlign w:val="center"/>
           </w:tcPr>
           <w:p>
@@ -2148,7 +2153,7 @@
         </w:tc>
         <w:tc>
           <w:tcPr>
-            <w:tcW w:type="dxa" w:w="1318"/>
+            <w:tcW w:type="dxa" w:w="2551"/>
             <w:vAlign w:val="center"/>
           </w:tcPr>
           <w:p>
@@ -2169,7 +2174,7 @@
         </w:tc>
         <w:tc>
           <w:tcPr>
-            <w:tcW w:type="dxa" w:w="1318"/>
+            <w:tcW w:type="dxa" w:w="850"/>
             <w:vAlign w:val="center"/>
           </w:tcPr>
           <w:p>
@@ -2190,7 +2195,7 @@
         </w:tc>
         <w:tc>
           <w:tcPr>
-            <w:tcW w:type="dxa" w:w="1318"/>
+            <w:tcW w:type="dxa" w:w="1616"/>
             <w:vAlign w:val="center"/>
           </w:tcPr>
           <w:p>
@@ -2211,7 +2216,7 @@
         </w:tc>
         <w:tc>
           <w:tcPr>
-            <w:tcW w:type="dxa" w:w="1318"/>
+            <w:tcW w:type="dxa" w:w="1956"/>
             <w:vAlign w:val="center"/>
           </w:tcPr>
           <w:p>
@@ -2237,7 +2242,7 @@
         </w:trPr>
         <w:tc>
           <w:tcPr>
-            <w:tcW w:type="dxa" w:w="3231"/>
+            <w:tcW w:type="dxa" w:w="1531"/>
             <w:vAlign w:val="center"/>
           </w:tcPr>
           <w:p>
@@ -2258,7 +2263,7 @@
         </w:tc>
         <w:tc>
           <w:tcPr>
-            <w:tcW w:type="dxa" w:w="1318"/>
+            <w:tcW w:type="dxa" w:w="2551"/>
             <w:vAlign w:val="center"/>
           </w:tcPr>
           <w:p>
@@ -2279,7 +2284,7 @@
         </w:tc>
         <w:tc>
           <w:tcPr>
-            <w:tcW w:type="dxa" w:w="1318"/>
+            <w:tcW w:type="dxa" w:w="850"/>
             <w:vAlign w:val="center"/>
           </w:tcPr>
           <w:p>
@@ -2300,7 +2305,7 @@
         </w:tc>
         <w:tc>
           <w:tcPr>
-            <w:tcW w:type="dxa" w:w="1318"/>
+            <w:tcW w:type="dxa" w:w="1616"/>
             <w:vAlign w:val="center"/>
           </w:tcPr>
           <w:p>
@@ -2321,7 +2326,7 @@
         </w:tc>
         <w:tc>
           <w:tcPr>
-            <w:tcW w:type="dxa" w:w="1318"/>
+            <w:tcW w:type="dxa" w:w="1956"/>
             <w:vAlign w:val="center"/>
           </w:tcPr>
           <w:p>
@@ -2347,7 +2352,7 @@
         </w:trPr>
         <w:tc>
           <w:tcPr>
-            <w:tcW w:type="dxa" w:w="3231"/>
+            <w:tcW w:type="dxa" w:w="1531"/>
             <w:vAlign w:val="center"/>
             <w:tcBorders>
               <w:bottom w:val="single" w:sz="8" w:space="0" w:color="000000"/>
@@ -2371,7 +2376,7 @@
         </w:tc>
         <w:tc>
           <w:tcPr>
-            <w:tcW w:type="dxa" w:w="1318"/>
+            <w:tcW w:type="dxa" w:w="2551"/>
             <w:vAlign w:val="center"/>
             <w:tcBorders>
               <w:bottom w:val="single" w:sz="8" w:space="0" w:color="000000"/>
@@ -2395,7 +2400,7 @@
         </w:tc>
         <w:tc>
           <w:tcPr>
-            <w:tcW w:type="dxa" w:w="1318"/>
+            <w:tcW w:type="dxa" w:w="850"/>
             <w:vAlign w:val="center"/>
             <w:tcBorders>
               <w:bottom w:val="single" w:sz="8" w:space="0" w:color="000000"/>
@@ -2419,7 +2424,7 @@
         </w:tc>
         <w:tc>
           <w:tcPr>
-            <w:tcW w:type="dxa" w:w="1318"/>
+            <w:tcW w:type="dxa" w:w="1616"/>
             <w:vAlign w:val="center"/>
             <w:tcBorders>
               <w:bottom w:val="single" w:sz="8" w:space="0" w:color="000000"/>
@@ -2443,7 +2448,7 @@
         </w:tc>
         <w:tc>
           <w:tcPr>
-            <w:tcW w:type="dxa" w:w="1318"/>
+            <w:tcW w:type="dxa" w:w="1956"/>
             <w:vAlign w:val="center"/>
             <w:tcBorders>
               <w:bottom w:val="single" w:sz="8" w:space="0" w:color="000000"/>
@@ -3154,11 +3159,12 @@
         </w:trPr>
         <w:tc>
           <w:tcPr>
-            <w:tcW w:type="dxa" w:w="3231"/>
-            <w:vAlign w:val="center"/>
+            <w:tcW w:type="dxa" w:w="2721"/>
             <w:tcBorders>
+              <w:top w:val="single" w:sz="8" w:space="0" w:color="000000"/>
               <w:bottom w:val="single" w:sz="4" w:space="0" w:color="000000"/>
             </w:tcBorders>
+            <w:vAlign w:val="center"/>
           </w:tcPr>
           <w:p>
             <w:pPr>
@@ -3178,11 +3184,12 @@
         </w:tc>
         <w:tc>
           <w:tcPr>
-            <w:tcW w:type="dxa" w:w="1318"/>
-            <w:vAlign w:val="center"/>
+            <w:tcW w:type="dxa" w:w="1446"/>
             <w:tcBorders>
+              <w:top w:val="single" w:sz="8" w:space="0" w:color="000000"/>
               <w:bottom w:val="single" w:sz="4" w:space="0" w:color="000000"/>
             </w:tcBorders>
+            <w:vAlign w:val="center"/>
           </w:tcPr>
           <w:p>
             <w:pPr>
@@ -3202,11 +3209,12 @@
         </w:tc>
         <w:tc>
           <w:tcPr>
-            <w:tcW w:type="dxa" w:w="1318"/>
-            <w:vAlign w:val="center"/>
+            <w:tcW w:type="dxa" w:w="1446"/>
             <w:tcBorders>
+              <w:top w:val="single" w:sz="8" w:space="0" w:color="000000"/>
               <w:bottom w:val="single" w:sz="4" w:space="0" w:color="000000"/>
             </w:tcBorders>
+            <w:vAlign w:val="center"/>
           </w:tcPr>
           <w:p>
             <w:pPr>
@@ -3226,11 +3234,12 @@
         </w:tc>
         <w:tc>
           <w:tcPr>
-            <w:tcW w:type="dxa" w:w="1318"/>
-            <w:vAlign w:val="center"/>
+            <w:tcW w:type="dxa" w:w="1446"/>
             <w:tcBorders>
+              <w:top w:val="single" w:sz="8" w:space="0" w:color="000000"/>
               <w:bottom w:val="single" w:sz="4" w:space="0" w:color="000000"/>
             </w:tcBorders>
+            <w:vAlign w:val="center"/>
           </w:tcPr>
           <w:p>
             <w:pPr>
@@ -3250,11 +3259,12 @@
         </w:tc>
         <w:tc>
           <w:tcPr>
-            <w:tcW w:type="dxa" w:w="1318"/>
-            <w:vAlign w:val="center"/>
+            <w:tcW w:type="dxa" w:w="1446"/>
             <w:tcBorders>
+              <w:top w:val="single" w:sz="8" w:space="0" w:color="000000"/>
               <w:bottom w:val="single" w:sz="4" w:space="0" w:color="000000"/>
             </w:tcBorders>
+            <w:vAlign w:val="center"/>
           </w:tcPr>
           <w:p>
             <w:pPr>
@@ -3279,7 +3289,7 @@
         </w:trPr>
         <w:tc>
           <w:tcPr>
-            <w:tcW w:type="dxa" w:w="3231"/>
+            <w:tcW w:type="dxa" w:w="2721"/>
             <w:vAlign w:val="center"/>
           </w:tcPr>
           <w:p>
@@ -3300,7 +3310,7 @@
         </w:tc>
         <w:tc>
           <w:tcPr>
-            <w:tcW w:type="dxa" w:w="1318"/>
+            <w:tcW w:type="dxa" w:w="1446"/>
             <w:vAlign w:val="center"/>
           </w:tcPr>
           <w:p>
@@ -3321,7 +3331,7 @@
         </w:tc>
         <w:tc>
           <w:tcPr>
-            <w:tcW w:type="dxa" w:w="1318"/>
+            <w:tcW w:type="dxa" w:w="1446"/>
             <w:vAlign w:val="center"/>
           </w:tcPr>
           <w:p>
@@ -3342,7 +3352,7 @@
         </w:tc>
         <w:tc>
           <w:tcPr>
-            <w:tcW w:type="dxa" w:w="1318"/>
+            <w:tcW w:type="dxa" w:w="1446"/>
             <w:vAlign w:val="center"/>
           </w:tcPr>
           <w:p>
@@ -3363,7 +3373,7 @@
         </w:tc>
         <w:tc>
           <w:tcPr>
-            <w:tcW w:type="dxa" w:w="1318"/>
+            <w:tcW w:type="dxa" w:w="1446"/>
             <w:vAlign w:val="center"/>
           </w:tcPr>
           <w:p>
@@ -3389,7 +3399,7 @@
         </w:trPr>
         <w:tc>
           <w:tcPr>
-            <w:tcW w:type="dxa" w:w="3231"/>
+            <w:tcW w:type="dxa" w:w="2721"/>
             <w:vAlign w:val="center"/>
           </w:tcPr>
           <w:p>
@@ -3410,7 +3420,7 @@
         </w:tc>
         <w:tc>
           <w:tcPr>
-            <w:tcW w:type="dxa" w:w="1318"/>
+            <w:tcW w:type="dxa" w:w="1446"/>
             <w:vAlign w:val="center"/>
           </w:tcPr>
           <w:p>
@@ -3431,7 +3441,7 @@
         </w:tc>
         <w:tc>
           <w:tcPr>
-            <w:tcW w:type="dxa" w:w="1318"/>
+            <w:tcW w:type="dxa" w:w="1446"/>
             <w:vAlign w:val="center"/>
           </w:tcPr>
           <w:p>
@@ -3452,7 +3462,7 @@
         </w:tc>
         <w:tc>
           <w:tcPr>
-            <w:tcW w:type="dxa" w:w="1318"/>
+            <w:tcW w:type="dxa" w:w="1446"/>
             <w:vAlign w:val="center"/>
           </w:tcPr>
           <w:p>
@@ -3473,7 +3483,7 @@
         </w:tc>
         <w:tc>
           <w:tcPr>
-            <w:tcW w:type="dxa" w:w="1318"/>
+            <w:tcW w:type="dxa" w:w="1446"/>
             <w:vAlign w:val="center"/>
           </w:tcPr>
           <w:p>
@@ -3499,10 +3509,10 @@
         </w:trPr>
         <w:tc>
           <w:tcPr>
-            <w:tcW w:type="dxa" w:w="3231"/>
+            <w:tcW w:type="dxa" w:w="2721"/>
             <w:vAlign w:val="center"/>
             <w:tcBorders>
-              <w:bottom w:val="single" w:sz="8" w:space="0" w:color="000000"/>
+              <w:bottom w:val="single" w:sz="4" w:space="0" w:color="000000"/>
             </w:tcBorders>
           </w:tcPr>
           <w:p>
@@ -3523,10 +3533,10 @@
         </w:tc>
         <w:tc>
           <w:tcPr>
-            <w:tcW w:type="dxa" w:w="1318"/>
+            <w:tcW w:type="dxa" w:w="1446"/>
             <w:vAlign w:val="center"/>
             <w:tcBorders>
-              <w:bottom w:val="single" w:sz="8" w:space="0" w:color="000000"/>
+              <w:bottom w:val="single" w:sz="4" w:space="0" w:color="000000"/>
             </w:tcBorders>
           </w:tcPr>
           <w:p>
@@ -3547,10 +3557,10 @@
         </w:tc>
         <w:tc>
           <w:tcPr>
-            <w:tcW w:type="dxa" w:w="1318"/>
+            <w:tcW w:type="dxa" w:w="1446"/>
             <w:vAlign w:val="center"/>
             <w:tcBorders>
-              <w:bottom w:val="single" w:sz="8" w:space="0" w:color="000000"/>
+              <w:bottom w:val="single" w:sz="4" w:space="0" w:color="000000"/>
             </w:tcBorders>
           </w:tcPr>
           <w:p>
@@ -3571,10 +3581,10 @@
         </w:tc>
         <w:tc>
           <w:tcPr>
-            <w:tcW w:type="dxa" w:w="1318"/>
+            <w:tcW w:type="dxa" w:w="1446"/>
             <w:vAlign w:val="center"/>
             <w:tcBorders>
-              <w:bottom w:val="single" w:sz="8" w:space="0" w:color="000000"/>
+              <w:bottom w:val="single" w:sz="4" w:space="0" w:color="000000"/>
             </w:tcBorders>
           </w:tcPr>
           <w:p>
@@ -3595,10 +3605,10 @@
         </w:tc>
         <w:tc>
           <w:tcPr>
-            <w:tcW w:type="dxa" w:w="1318"/>
+            <w:tcW w:type="dxa" w:w="1446"/>
             <w:vAlign w:val="center"/>
             <w:tcBorders>
-              <w:bottom w:val="single" w:sz="8" w:space="0" w:color="000000"/>
+              <w:bottom w:val="single" w:sz="4" w:space="0" w:color="000000"/>
             </w:tcBorders>
           </w:tcPr>
           <w:p>
@@ -3662,7 +3672,7 @@
         </w:trPr>
         <w:tc>
           <w:tcPr>
-            <w:tcW w:type="dxa" w:w="3175"/>
+            <w:tcW w:type="dxa" w:w="2721"/>
             <w:vAlign w:val="center"/>
             <w:tcBorders>
               <w:bottom w:val="single" w:sz="4" w:space="0" w:color="000000"/>
@@ -3686,7 +3696,7 @@
         </w:tc>
         <w:tc>
           <w:tcPr>
-            <w:tcW w:type="dxa" w:w="2494"/>
+            <w:tcW w:type="dxa" w:w="2891"/>
             <w:vAlign w:val="center"/>
             <w:tcBorders>
               <w:bottom w:val="single" w:sz="4" w:space="0" w:color="000000"/>
@@ -3710,7 +3720,7 @@
         </w:tc>
         <w:tc>
           <w:tcPr>
-            <w:tcW w:type="dxa" w:w="2494"/>
+            <w:tcW w:type="dxa" w:w="2891"/>
             <w:vAlign w:val="center"/>
             <w:tcBorders>
               <w:bottom w:val="single" w:sz="4" w:space="0" w:color="000000"/>
@@ -3739,7 +3749,7 @@
         </w:trPr>
         <w:tc>
           <w:tcPr>
-            <w:tcW w:type="dxa" w:w="3175"/>
+            <w:tcW w:type="dxa" w:w="2721"/>
             <w:vAlign w:val="center"/>
           </w:tcPr>
           <w:p>
@@ -3760,7 +3770,7 @@
         </w:tc>
         <w:tc>
           <w:tcPr>
-            <w:tcW w:type="dxa" w:w="2494"/>
+            <w:tcW w:type="dxa" w:w="2891"/>
             <w:vAlign w:val="center"/>
           </w:tcPr>
           <w:p>
@@ -3781,7 +3791,7 @@
         </w:tc>
         <w:tc>
           <w:tcPr>
-            <w:tcW w:type="dxa" w:w="2494"/>
+            <w:tcW w:type="dxa" w:w="2891"/>
             <w:vAlign w:val="center"/>
           </w:tcPr>
           <w:p>
@@ -3807,7 +3817,7 @@
         </w:trPr>
         <w:tc>
           <w:tcPr>
-            <w:tcW w:type="dxa" w:w="3175"/>
+            <w:tcW w:type="dxa" w:w="2721"/>
             <w:vAlign w:val="center"/>
           </w:tcPr>
           <w:p>
@@ -3828,7 +3838,7 @@
         </w:tc>
         <w:tc>
           <w:tcPr>
-            <w:tcW w:type="dxa" w:w="2494"/>
+            <w:tcW w:type="dxa" w:w="2891"/>
             <w:vAlign w:val="center"/>
           </w:tcPr>
           <w:p>
@@ -3849,7 +3859,7 @@
         </w:tc>
         <w:tc>
           <w:tcPr>
-            <w:tcW w:type="dxa" w:w="2494"/>
+            <w:tcW w:type="dxa" w:w="2891"/>
             <w:vAlign w:val="center"/>
           </w:tcPr>
           <w:p>
@@ -3875,7 +3885,7 @@
         </w:trPr>
         <w:tc>
           <w:tcPr>
-            <w:tcW w:type="dxa" w:w="3175"/>
+            <w:tcW w:type="dxa" w:w="2721"/>
             <w:vAlign w:val="center"/>
             <w:tcBorders>
               <w:bottom w:val="single" w:sz="8" w:space="0" w:color="000000"/>
@@ -3899,7 +3909,7 @@
         </w:tc>
         <w:tc>
           <w:tcPr>
-            <w:tcW w:type="dxa" w:w="2494"/>
+            <w:tcW w:type="dxa" w:w="2891"/>
             <w:vAlign w:val="center"/>
             <w:tcBorders>
               <w:bottom w:val="single" w:sz="8" w:space="0" w:color="000000"/>
@@ -3923,7 +3933,7 @@
         </w:tc>
         <w:tc>
           <w:tcPr>
-            <w:tcW w:type="dxa" w:w="2494"/>
+            <w:tcW w:type="dxa" w:w="2891"/>
             <w:vAlign w:val="center"/>
             <w:tcBorders>
               <w:bottom w:val="single" w:sz="8" w:space="0" w:color="000000"/>
@@ -4150,10 +4160,11 @@
         <w:tc>
           <w:tcPr>
             <w:tcW w:type="dxa" w:w="3231"/>
-            <w:vAlign w:val="center"/>
             <w:tcBorders>
+              <w:top w:val="single" w:sz="8" w:space="0" w:color="000000"/>
               <w:bottom w:val="single" w:sz="4" w:space="0" w:color="000000"/>
             </w:tcBorders>
+            <w:vAlign w:val="center"/>
           </w:tcPr>
           <w:p>
             <w:pPr>
@@ -4173,11 +4184,12 @@
         </w:tc>
         <w:tc>
           <w:tcPr>
-            <w:tcW w:type="dxa" w:w="1318"/>
-            <w:vAlign w:val="center"/>
+            <w:tcW w:type="dxa" w:w="850"/>
             <w:tcBorders>
+              <w:top w:val="single" w:sz="8" w:space="0" w:color="000000"/>
               <w:bottom w:val="single" w:sz="4" w:space="0" w:color="000000"/>
             </w:tcBorders>
+            <w:vAlign w:val="center"/>
           </w:tcPr>
           <w:p>
             <w:pPr>
@@ -4197,11 +4209,12 @@
         </w:tc>
         <w:tc>
           <w:tcPr>
-            <w:tcW w:type="dxa" w:w="1318"/>
-            <w:vAlign w:val="center"/>
+            <w:tcW w:type="dxa" w:w="1474"/>
             <w:tcBorders>
+              <w:top w:val="single" w:sz="8" w:space="0" w:color="000000"/>
               <w:bottom w:val="single" w:sz="4" w:space="0" w:color="000000"/>
             </w:tcBorders>
+            <w:vAlign w:val="center"/>
           </w:tcPr>
           <w:p>
             <w:pPr>
@@ -4221,11 +4234,12 @@
         </w:tc>
         <w:tc>
           <w:tcPr>
-            <w:tcW w:type="dxa" w:w="1318"/>
-            <w:vAlign w:val="center"/>
+            <w:tcW w:type="dxa" w:w="1474"/>
             <w:tcBorders>
+              <w:top w:val="single" w:sz="8" w:space="0" w:color="000000"/>
               <w:bottom w:val="single" w:sz="4" w:space="0" w:color="000000"/>
             </w:tcBorders>
+            <w:vAlign w:val="center"/>
           </w:tcPr>
           <w:p>
             <w:pPr>
@@ -4245,11 +4259,12 @@
         </w:tc>
         <w:tc>
           <w:tcPr>
-            <w:tcW w:type="dxa" w:w="1318"/>
-            <w:vAlign w:val="center"/>
+            <w:tcW w:type="dxa" w:w="1474"/>
             <w:tcBorders>
+              <w:top w:val="single" w:sz="8" w:space="0" w:color="000000"/>
               <w:bottom w:val="single" w:sz="4" w:space="0" w:color="000000"/>
             </w:tcBorders>
+            <w:vAlign w:val="center"/>
           </w:tcPr>
           <w:p>
             <w:pPr>
@@ -4295,7 +4310,28 @@
         </w:tc>
         <w:tc>
           <w:tcPr>
-            <w:tcW w:type="dxa" w:w="1318"/>
+            <w:tcW w:type="dxa" w:w="850"/>
+            <w:vAlign w:val="center"/>
+          </w:tcPr>
+          <w:p>
+            <w:pPr>
+              <w:spacing w:before="0" w:after="0" w:line="240" w:lineRule="exact"/>
+              <w:jc w:val="center"/>
+            </w:pPr>
+            <w:r>
+              <w:rPr>
+                <w:rFonts w:ascii="Times New Roman" w:hAnsi="Times New Roman" w:eastAsia="宋体"/>
+                <w:b w:val="0"/>
+                <w:i w:val="0"/>
+                <w:sz w:val="18"/>
+              </w:rPr>
+              <w:t>79</w:t>
+            </w:r>
+          </w:p>
+        </w:tc>
+        <w:tc>
+          <w:tcPr>
+            <w:tcW w:type="dxa" w:w="1474"/>
             <w:vAlign w:val="center"/>
           </w:tcPr>
           <w:p>
@@ -4310,13 +4346,13 @@
                 <w:i w:val="0"/>
                 <w:sz w:val="18"/>
               </w:rPr>
-              <w:t>79</w:t>
-            </w:r>
-          </w:p>
-        </w:tc>
-        <w:tc>
-          <w:tcPr>
-            <w:tcW w:type="dxa" w:w="1318"/>
+              <w:t>0.7466</w:t>
+            </w:r>
+          </w:p>
+        </w:tc>
+        <w:tc>
+          <w:tcPr>
+            <w:tcW w:type="dxa" w:w="1474"/>
             <w:vAlign w:val="center"/>
           </w:tcPr>
           <w:p>
@@ -4331,34 +4367,13 @@
                 <w:i w:val="0"/>
                 <w:sz w:val="18"/>
               </w:rPr>
-              <w:t>0.7466</w:t>
-            </w:r>
-          </w:p>
-        </w:tc>
-        <w:tc>
-          <w:tcPr>
-            <w:tcW w:type="dxa" w:w="1318"/>
-            <w:vAlign w:val="center"/>
-          </w:tcPr>
-          <w:p>
-            <w:pPr>
-              <w:spacing w:before="0" w:after="0" w:line="240" w:lineRule="exact"/>
-              <w:jc w:val="right"/>
-            </w:pPr>
-            <w:r>
-              <w:rPr>
-                <w:rFonts w:ascii="Times New Roman" w:hAnsi="Times New Roman" w:eastAsia="宋体"/>
-                <w:b w:val="0"/>
-                <w:i w:val="0"/>
-                <w:sz w:val="18"/>
-              </w:rPr>
               <w:t>0.3348</w:t>
             </w:r>
           </w:p>
         </w:tc>
         <w:tc>
           <w:tcPr>
-            <w:tcW w:type="dxa" w:w="1318"/>
+            <w:tcW w:type="dxa" w:w="1474"/>
             <w:vAlign w:val="center"/>
           </w:tcPr>
           <w:p>
@@ -4405,7 +4420,28 @@
         </w:tc>
         <w:tc>
           <w:tcPr>
-            <w:tcW w:type="dxa" w:w="1318"/>
+            <w:tcW w:type="dxa" w:w="850"/>
+            <w:vAlign w:val="center"/>
+          </w:tcPr>
+          <w:p>
+            <w:pPr>
+              <w:spacing w:before="0" w:after="0" w:line="240" w:lineRule="exact"/>
+              <w:jc w:val="center"/>
+            </w:pPr>
+            <w:r>
+              <w:rPr>
+                <w:rFonts w:ascii="Times New Roman" w:hAnsi="Times New Roman" w:eastAsia="宋体"/>
+                <w:b w:val="0"/>
+                <w:i w:val="0"/>
+                <w:sz w:val="18"/>
+              </w:rPr>
+              <w:t>50</w:t>
+            </w:r>
+          </w:p>
+        </w:tc>
+        <w:tc>
+          <w:tcPr>
+            <w:tcW w:type="dxa" w:w="1474"/>
             <w:vAlign w:val="center"/>
           </w:tcPr>
           <w:p>
@@ -4420,13 +4456,13 @@
                 <w:i w:val="0"/>
                 <w:sz w:val="18"/>
               </w:rPr>
-              <w:t>50</w:t>
-            </w:r>
-          </w:p>
-        </w:tc>
-        <w:tc>
-          <w:tcPr>
-            <w:tcW w:type="dxa" w:w="1318"/>
+              <w:t>0.0494</w:t>
+            </w:r>
+          </w:p>
+        </w:tc>
+        <w:tc>
+          <w:tcPr>
+            <w:tcW w:type="dxa" w:w="1474"/>
             <w:vAlign w:val="center"/>
           </w:tcPr>
           <w:p>
@@ -4441,34 +4477,13 @@
                 <w:i w:val="0"/>
                 <w:sz w:val="18"/>
               </w:rPr>
-              <w:t>0.0494</w:t>
-            </w:r>
-          </w:p>
-        </w:tc>
-        <w:tc>
-          <w:tcPr>
-            <w:tcW w:type="dxa" w:w="1318"/>
-            <w:vAlign w:val="center"/>
-          </w:tcPr>
-          <w:p>
-            <w:pPr>
-              <w:spacing w:before="0" w:after="0" w:line="240" w:lineRule="exact"/>
-              <w:jc w:val="right"/>
-            </w:pPr>
-            <w:r>
-              <w:rPr>
-                <w:rFonts w:ascii="Times New Roman" w:hAnsi="Times New Roman" w:eastAsia="宋体"/>
-                <w:b w:val="0"/>
-                <w:i w:val="0"/>
-                <w:sz w:val="18"/>
-              </w:rPr>
               <w:t>0.3979</w:t>
             </w:r>
           </w:p>
         </w:tc>
         <w:tc>
           <w:tcPr>
-            <w:tcW w:type="dxa" w:w="1318"/>
+            <w:tcW w:type="dxa" w:w="1474"/>
             <w:vAlign w:val="center"/>
           </w:tcPr>
           <w:p>
@@ -4515,7 +4530,28 @@
         </w:tc>
         <w:tc>
           <w:tcPr>
-            <w:tcW w:type="dxa" w:w="1318"/>
+            <w:tcW w:type="dxa" w:w="850"/>
+            <w:vAlign w:val="center"/>
+          </w:tcPr>
+          <w:p>
+            <w:pPr>
+              <w:spacing w:before="0" w:after="0" w:line="240" w:lineRule="exact"/>
+              <w:jc w:val="center"/>
+            </w:pPr>
+            <w:r>
+              <w:rPr>
+                <w:rFonts w:ascii="Times New Roman" w:hAnsi="Times New Roman" w:eastAsia="宋体"/>
+                <w:b w:val="0"/>
+                <w:i w:val="0"/>
+                <w:sz w:val="18"/>
+              </w:rPr>
+              <w:t>29</w:t>
+            </w:r>
+          </w:p>
+        </w:tc>
+        <w:tc>
+          <w:tcPr>
+            <w:tcW w:type="dxa" w:w="1474"/>
             <w:vAlign w:val="center"/>
           </w:tcPr>
           <w:p>
@@ -4530,13 +4566,13 @@
                 <w:i w:val="0"/>
                 <w:sz w:val="18"/>
               </w:rPr>
-              <w:t>29</w:t>
-            </w:r>
-          </w:p>
-        </w:tc>
-        <w:tc>
-          <w:tcPr>
-            <w:tcW w:type="dxa" w:w="1318"/>
+              <w:t>1.4892</w:t>
+            </w:r>
+          </w:p>
+        </w:tc>
+        <w:tc>
+          <w:tcPr>
+            <w:tcW w:type="dxa" w:w="1474"/>
             <w:vAlign w:val="center"/>
           </w:tcPr>
           <w:p>
@@ -4551,34 +4587,13 @@
                 <w:i w:val="0"/>
                 <w:sz w:val="18"/>
               </w:rPr>
-              <w:t>1.4892</w:t>
-            </w:r>
-          </w:p>
-        </w:tc>
-        <w:tc>
-          <w:tcPr>
-            <w:tcW w:type="dxa" w:w="1318"/>
-            <w:vAlign w:val="center"/>
-          </w:tcPr>
-          <w:p>
-            <w:pPr>
-              <w:spacing w:before="0" w:after="0" w:line="240" w:lineRule="exact"/>
-              <w:jc w:val="right"/>
-            </w:pPr>
-            <w:r>
-              <w:rPr>
-                <w:rFonts w:ascii="Times New Roman" w:hAnsi="Times New Roman" w:eastAsia="宋体"/>
-                <w:b w:val="0"/>
-                <w:i w:val="0"/>
-                <w:sz w:val="18"/>
-              </w:rPr>
               <w:t>1.4358</w:t>
             </w:r>
           </w:p>
         </w:tc>
         <w:tc>
           <w:tcPr>
-            <w:tcW w:type="dxa" w:w="1318"/>
+            <w:tcW w:type="dxa" w:w="1474"/>
             <w:vAlign w:val="center"/>
           </w:tcPr>
           <w:p>
@@ -4625,7 +4640,28 @@
         </w:tc>
         <w:tc>
           <w:tcPr>
-            <w:tcW w:type="dxa" w:w="1318"/>
+            <w:tcW w:type="dxa" w:w="850"/>
+            <w:vAlign w:val="center"/>
+          </w:tcPr>
+          <w:p>
+            <w:pPr>
+              <w:spacing w:before="0" w:after="0" w:line="240" w:lineRule="exact"/>
+              <w:jc w:val="center"/>
+            </w:pPr>
+            <w:r>
+              <w:rPr>
+                <w:rFonts w:ascii="Times New Roman" w:hAnsi="Times New Roman" w:eastAsia="宋体"/>
+                <w:b w:val="0"/>
+                <w:i w:val="0"/>
+                <w:sz w:val="18"/>
+              </w:rPr>
+              <w:t>12</w:t>
+            </w:r>
+          </w:p>
+        </w:tc>
+        <w:tc>
+          <w:tcPr>
+            <w:tcW w:type="dxa" w:w="1474"/>
             <w:vAlign w:val="center"/>
           </w:tcPr>
           <w:p>
@@ -4640,13 +4676,13 @@
                 <w:i w:val="0"/>
                 <w:sz w:val="18"/>
               </w:rPr>
-              <w:t>12</w:t>
-            </w:r>
-          </w:p>
-        </w:tc>
-        <w:tc>
-          <w:tcPr>
-            <w:tcW w:type="dxa" w:w="1318"/>
+              <w:t>-0.4896</w:t>
+            </w:r>
+          </w:p>
+        </w:tc>
+        <w:tc>
+          <w:tcPr>
+            <w:tcW w:type="dxa" w:w="1474"/>
             <w:vAlign w:val="center"/>
           </w:tcPr>
           <w:p>
@@ -4661,34 +4697,13 @@
                 <w:i w:val="0"/>
                 <w:sz w:val="18"/>
               </w:rPr>
-              <w:t>-0.4896</w:t>
-            </w:r>
-          </w:p>
-        </w:tc>
-        <w:tc>
-          <w:tcPr>
-            <w:tcW w:type="dxa" w:w="1318"/>
-            <w:vAlign w:val="center"/>
-          </w:tcPr>
-          <w:p>
-            <w:pPr>
-              <w:spacing w:before="0" w:after="0" w:line="240" w:lineRule="exact"/>
-              <w:jc w:val="right"/>
-            </w:pPr>
-            <w:r>
-              <w:rPr>
-                <w:rFonts w:ascii="Times New Roman" w:hAnsi="Times New Roman" w:eastAsia="宋体"/>
-                <w:b w:val="0"/>
-                <w:i w:val="0"/>
-                <w:sz w:val="18"/>
-              </w:rPr>
               <w:t>6.4946</w:t>
             </w:r>
           </w:p>
         </w:tc>
         <w:tc>
           <w:tcPr>
-            <w:tcW w:type="dxa" w:w="1318"/>
+            <w:tcW w:type="dxa" w:w="1474"/>
             <w:vAlign w:val="center"/>
           </w:tcPr>
           <w:p>
@@ -4738,7 +4753,7 @@
         </w:tc>
         <w:tc>
           <w:tcPr>
-            <w:tcW w:type="dxa" w:w="1318"/>
+            <w:tcW w:type="dxa" w:w="850"/>
             <w:vAlign w:val="center"/>
             <w:tcBorders>
               <w:bottom w:val="single" w:sz="8" w:space="0" w:color="000000"/>
@@ -4747,7 +4762,7 @@
           <w:p>
             <w:pPr>
               <w:spacing w:before="0" w:after="0" w:line="240" w:lineRule="exact"/>
-              <w:jc w:val="right"/>
+              <w:jc w:val="center"/>
             </w:pPr>
             <w:r>
               <w:rPr>
@@ -4762,7 +4777,7 @@
         </w:tc>
         <w:tc>
           <w:tcPr>
-            <w:tcW w:type="dxa" w:w="1318"/>
+            <w:tcW w:type="dxa" w:w="1474"/>
             <w:vAlign w:val="center"/>
             <w:tcBorders>
               <w:bottom w:val="single" w:sz="8" w:space="0" w:color="000000"/>
@@ -4786,7 +4801,7 @@
         </w:tc>
         <w:tc>
           <w:tcPr>
-            <w:tcW w:type="dxa" w:w="1318"/>
+            <w:tcW w:type="dxa" w:w="1474"/>
             <w:vAlign w:val="center"/>
             <w:tcBorders>
               <w:bottom w:val="single" w:sz="8" w:space="0" w:color="000000"/>
@@ -4810,7 +4825,7 @@
         </w:tc>
         <w:tc>
           <w:tcPr>
-            <w:tcW w:type="dxa" w:w="1318"/>
+            <w:tcW w:type="dxa" w:w="1474"/>
             <w:vAlign w:val="center"/>
             <w:tcBorders>
               <w:bottom w:val="single" w:sz="8" w:space="0" w:color="000000"/>
@@ -5200,10 +5215,11 @@
         <w:tc>
           <w:tcPr>
             <w:tcW w:type="dxa" w:w="3231"/>
-            <w:vAlign w:val="center"/>
             <w:tcBorders>
+              <w:top w:val="single" w:sz="8" w:space="0" w:color="000000"/>
               <w:bottom w:val="single" w:sz="4" w:space="0" w:color="000000"/>
             </w:tcBorders>
+            <w:vAlign w:val="center"/>
           </w:tcPr>
           <w:p>
             <w:pPr>
@@ -5224,10 +5240,11 @@
         <w:tc>
           <w:tcPr>
             <w:tcW w:type="dxa" w:w="1318"/>
-            <w:vAlign w:val="center"/>
             <w:tcBorders>
+              <w:top w:val="single" w:sz="8" w:space="0" w:color="000000"/>
               <w:bottom w:val="single" w:sz="4" w:space="0" w:color="000000"/>
             </w:tcBorders>
+            <w:vAlign w:val="center"/>
           </w:tcPr>
           <w:p>
             <w:pPr>
@@ -5248,10 +5265,11 @@
         <w:tc>
           <w:tcPr>
             <w:tcW w:type="dxa" w:w="1318"/>
-            <w:vAlign w:val="center"/>
             <w:tcBorders>
+              <w:top w:val="single" w:sz="8" w:space="0" w:color="000000"/>
               <w:bottom w:val="single" w:sz="4" w:space="0" w:color="000000"/>
             </w:tcBorders>
+            <w:vAlign w:val="center"/>
           </w:tcPr>
           <w:p>
             <w:pPr>
@@ -5272,10 +5290,11 @@
         <w:tc>
           <w:tcPr>
             <w:tcW w:type="dxa" w:w="1318"/>
-            <w:vAlign w:val="center"/>
             <w:tcBorders>
+              <w:top w:val="single" w:sz="8" w:space="0" w:color="000000"/>
               <w:bottom w:val="single" w:sz="4" w:space="0" w:color="000000"/>
             </w:tcBorders>
+            <w:vAlign w:val="center"/>
           </w:tcPr>
           <w:p>
             <w:pPr>
@@ -5296,10 +5315,11 @@
         <w:tc>
           <w:tcPr>
             <w:tcW w:type="dxa" w:w="1318"/>
-            <w:vAlign w:val="center"/>
             <w:tcBorders>
+              <w:top w:val="single" w:sz="8" w:space="0" w:color="000000"/>
               <w:bottom w:val="single" w:sz="4" w:space="0" w:color="000000"/>
             </w:tcBorders>
+            <w:vAlign w:val="center"/>
           </w:tcPr>
           <w:p>
             <w:pPr>
@@ -5414,7 +5434,7 @@
           <w:p>
             <w:pPr>
               <w:spacing w:before="0" w:after="0" w:line="240" w:lineRule="exact"/>
-              <w:jc w:val="right"/>
+              <w:jc w:val="center"/>
             </w:pPr>
             <w:r>
               <w:rPr>
@@ -5524,7 +5544,7 @@
           <w:p>
             <w:pPr>
               <w:spacing w:before="0" w:after="0" w:line="240" w:lineRule="exact"/>
-              <w:jc w:val="right"/>
+              <w:jc w:val="center"/>
             </w:pPr>
             <w:r>
               <w:rPr>
@@ -5634,7 +5654,7 @@
           <w:p>
             <w:pPr>
               <w:spacing w:before="0" w:after="0" w:line="240" w:lineRule="exact"/>
-              <w:jc w:val="right"/>
+              <w:jc w:val="center"/>
             </w:pPr>
             <w:r>
               <w:rPr>
@@ -5759,7 +5779,7 @@
           <w:p>
             <w:pPr>
               <w:spacing w:before="0" w:after="0" w:line="240" w:lineRule="exact"/>
-              <w:jc w:val="right"/>
+              <w:jc w:val="center"/>
             </w:pPr>
             <w:r>
               <w:rPr>
@@ -6168,10 +6188,11 @@
         <w:tc>
           <w:tcPr>
             <w:tcW w:type="dxa" w:w="3231"/>
-            <w:vAlign w:val="center"/>
             <w:tcBorders>
+              <w:top w:val="single" w:sz="8" w:space="0" w:color="000000"/>
               <w:bottom w:val="single" w:sz="4" w:space="0" w:color="000000"/>
             </w:tcBorders>
+            <w:vAlign w:val="center"/>
           </w:tcPr>
           <w:p>
             <w:pPr>
@@ -6191,11 +6212,12 @@
         </w:tc>
         <w:tc>
           <w:tcPr>
-            <w:tcW w:type="dxa" w:w="1318"/>
-            <w:vAlign w:val="center"/>
+            <w:tcW w:type="dxa" w:w="850"/>
             <w:tcBorders>
+              <w:top w:val="single" w:sz="8" w:space="0" w:color="000000"/>
               <w:bottom w:val="single" w:sz="4" w:space="0" w:color="000000"/>
             </w:tcBorders>
+            <w:vAlign w:val="center"/>
           </w:tcPr>
           <w:p>
             <w:pPr>
@@ -6215,11 +6237,12 @@
         </w:tc>
         <w:tc>
           <w:tcPr>
-            <w:tcW w:type="dxa" w:w="1318"/>
-            <w:vAlign w:val="center"/>
+            <w:tcW w:type="dxa" w:w="1474"/>
             <w:tcBorders>
+              <w:top w:val="single" w:sz="8" w:space="0" w:color="000000"/>
               <w:bottom w:val="single" w:sz="4" w:space="0" w:color="000000"/>
             </w:tcBorders>
+            <w:vAlign w:val="center"/>
           </w:tcPr>
           <w:p>
             <w:pPr>
@@ -6239,11 +6262,12 @@
         </w:tc>
         <w:tc>
           <w:tcPr>
-            <w:tcW w:type="dxa" w:w="1318"/>
-            <w:vAlign w:val="center"/>
+            <w:tcW w:type="dxa" w:w="1474"/>
             <w:tcBorders>
+              <w:top w:val="single" w:sz="8" w:space="0" w:color="000000"/>
               <w:bottom w:val="single" w:sz="4" w:space="0" w:color="000000"/>
             </w:tcBorders>
+            <w:vAlign w:val="center"/>
           </w:tcPr>
           <w:p>
             <w:pPr>
@@ -6263,11 +6287,12 @@
         </w:tc>
         <w:tc>
           <w:tcPr>
-            <w:tcW w:type="dxa" w:w="1318"/>
-            <w:vAlign w:val="center"/>
+            <w:tcW w:type="dxa" w:w="1474"/>
             <w:tcBorders>
+              <w:top w:val="single" w:sz="8" w:space="0" w:color="000000"/>
               <w:bottom w:val="single" w:sz="4" w:space="0" w:color="000000"/>
             </w:tcBorders>
+            <w:vAlign w:val="center"/>
           </w:tcPr>
           <w:p>
             <w:pPr>
@@ -6313,7 +6338,28 @@
         </w:tc>
         <w:tc>
           <w:tcPr>
-            <w:tcW w:type="dxa" w:w="1318"/>
+            <w:tcW w:type="dxa" w:w="850"/>
+            <w:vAlign w:val="center"/>
+          </w:tcPr>
+          <w:p>
+            <w:pPr>
+              <w:spacing w:before="0" w:after="0" w:line="240" w:lineRule="exact"/>
+              <w:jc w:val="center"/>
+            </w:pPr>
+            <w:r>
+              <w:rPr>
+                <w:rFonts w:ascii="Times New Roman" w:hAnsi="Times New Roman" w:eastAsia="宋体"/>
+                <w:b w:val="0"/>
+                <w:i w:val="0"/>
+                <w:sz w:val="18"/>
+              </w:rPr>
+              <w:t>79</w:t>
+            </w:r>
+          </w:p>
+        </w:tc>
+        <w:tc>
+          <w:tcPr>
+            <w:tcW w:type="dxa" w:w="1474"/>
             <w:vAlign w:val="center"/>
           </w:tcPr>
           <w:p>
@@ -6328,13 +6374,13 @@
                 <w:i w:val="0"/>
                 <w:sz w:val="18"/>
               </w:rPr>
-              <w:t>79</w:t>
-            </w:r>
-          </w:p>
-        </w:tc>
-        <w:tc>
-          <w:tcPr>
-            <w:tcW w:type="dxa" w:w="1318"/>
+              <w:t>0.9542</w:t>
+            </w:r>
+          </w:p>
+        </w:tc>
+        <w:tc>
+          <w:tcPr>
+            <w:tcW w:type="dxa" w:w="1474"/>
             <w:vAlign w:val="center"/>
           </w:tcPr>
           <w:p>
@@ -6349,34 +6395,13 @@
                 <w:i w:val="0"/>
                 <w:sz w:val="18"/>
               </w:rPr>
-              <w:t>0.9542</w:t>
-            </w:r>
-          </w:p>
-        </w:tc>
-        <w:tc>
-          <w:tcPr>
-            <w:tcW w:type="dxa" w:w="1318"/>
-            <w:vAlign w:val="center"/>
-          </w:tcPr>
-          <w:p>
-            <w:pPr>
-              <w:spacing w:before="0" w:after="0" w:line="240" w:lineRule="exact"/>
-              <w:jc w:val="right"/>
-            </w:pPr>
-            <w:r>
-              <w:rPr>
-                <w:rFonts w:ascii="Times New Roman" w:hAnsi="Times New Roman" w:eastAsia="宋体"/>
-                <w:b w:val="0"/>
-                <w:i w:val="0"/>
-                <w:sz w:val="18"/>
-              </w:rPr>
               <w:t>1.1858</w:t>
             </w:r>
           </w:p>
         </w:tc>
         <w:tc>
           <w:tcPr>
-            <w:tcW w:type="dxa" w:w="1318"/>
+            <w:tcW w:type="dxa" w:w="1474"/>
             <w:vAlign w:val="center"/>
           </w:tcPr>
           <w:p>
@@ -6423,7 +6448,28 @@
         </w:tc>
         <w:tc>
           <w:tcPr>
-            <w:tcW w:type="dxa" w:w="1318"/>
+            <w:tcW w:type="dxa" w:w="850"/>
+            <w:vAlign w:val="center"/>
+          </w:tcPr>
+          <w:p>
+            <w:pPr>
+              <w:spacing w:before="0" w:after="0" w:line="240" w:lineRule="exact"/>
+              <w:jc w:val="center"/>
+            </w:pPr>
+            <w:r>
+              <w:rPr>
+                <w:rFonts w:ascii="Times New Roman" w:hAnsi="Times New Roman" w:eastAsia="宋体"/>
+                <w:b w:val="0"/>
+                <w:i w:val="0"/>
+                <w:sz w:val="18"/>
+              </w:rPr>
+              <w:t>79</w:t>
+            </w:r>
+          </w:p>
+        </w:tc>
+        <w:tc>
+          <w:tcPr>
+            <w:tcW w:type="dxa" w:w="1474"/>
             <w:vAlign w:val="center"/>
           </w:tcPr>
           <w:p>
@@ -6438,13 +6484,13 @@
                 <w:i w:val="0"/>
                 <w:sz w:val="18"/>
               </w:rPr>
-              <w:t>79</w:t>
-            </w:r>
-          </w:p>
-        </w:tc>
-        <w:tc>
-          <w:tcPr>
-            <w:tcW w:type="dxa" w:w="1318"/>
+              <w:t>0.5417</w:t>
+            </w:r>
+          </w:p>
+        </w:tc>
+        <w:tc>
+          <w:tcPr>
+            <w:tcW w:type="dxa" w:w="1474"/>
             <w:vAlign w:val="center"/>
           </w:tcPr>
           <w:p>
@@ -6459,34 +6505,13 @@
                 <w:i w:val="0"/>
                 <w:sz w:val="18"/>
               </w:rPr>
-              <w:t>0.5417</w:t>
-            </w:r>
-          </w:p>
-        </w:tc>
-        <w:tc>
-          <w:tcPr>
-            <w:tcW w:type="dxa" w:w="1318"/>
-            <w:vAlign w:val="center"/>
-          </w:tcPr>
-          <w:p>
-            <w:pPr>
-              <w:spacing w:before="0" w:after="0" w:line="240" w:lineRule="exact"/>
-              <w:jc w:val="right"/>
-            </w:pPr>
-            <w:r>
-              <w:rPr>
-                <w:rFonts w:ascii="Times New Roman" w:hAnsi="Times New Roman" w:eastAsia="宋体"/>
-                <w:b w:val="0"/>
-                <w:i w:val="0"/>
-                <w:sz w:val="18"/>
-              </w:rPr>
               <w:t>0.8941</w:t>
             </w:r>
           </w:p>
         </w:tc>
         <w:tc>
           <w:tcPr>
-            <w:tcW w:type="dxa" w:w="1318"/>
+            <w:tcW w:type="dxa" w:w="1474"/>
             <w:vAlign w:val="center"/>
           </w:tcPr>
           <w:p>
@@ -6515,7 +6540,7 @@
             <w:tcW w:type="dxa" w:w="3231"/>
             <w:vAlign w:val="center"/>
             <w:tcBorders>
-              <w:bottom w:val="single" w:sz="8" w:space="0" w:color="000000"/>
+              <w:bottom w:val="single" w:sz="4" w:space="0" w:color="000000"/>
             </w:tcBorders>
           </w:tcPr>
           <w:p>
@@ -6536,15 +6561,39 @@
         </w:tc>
         <w:tc>
           <w:tcPr>
-            <w:tcW w:type="dxa" w:w="1318"/>
+            <w:tcW w:type="dxa" w:w="850"/>
             <w:vAlign w:val="center"/>
             <w:tcBorders>
-              <w:bottom w:val="single" w:sz="8" w:space="0" w:color="000000"/>
+              <w:bottom w:val="single" w:sz="4" w:space="0" w:color="000000"/>
             </w:tcBorders>
           </w:tcPr>
           <w:p>
             <w:pPr>
               <w:spacing w:before="0" w:after="0" w:line="240" w:lineRule="exact"/>
+              <w:jc w:val="center"/>
+            </w:pPr>
+            <w:r>
+              <w:rPr>
+                <w:rFonts w:ascii="Times New Roman" w:hAnsi="Times New Roman" w:eastAsia="宋体"/>
+                <w:b w:val="0"/>
+                <w:i w:val="0"/>
+                <w:sz w:val="18"/>
+              </w:rPr>
+              <w:t>79</w:t>
+            </w:r>
+          </w:p>
+        </w:tc>
+        <w:tc>
+          <w:tcPr>
+            <w:tcW w:type="dxa" w:w="1474"/>
+            <w:vAlign w:val="center"/>
+            <w:tcBorders>
+              <w:bottom w:val="single" w:sz="4" w:space="0" w:color="000000"/>
+            </w:tcBorders>
+          </w:tcPr>
+          <w:p>
+            <w:pPr>
+              <w:spacing w:before="0" w:after="0" w:line="240" w:lineRule="exact"/>
               <w:jc w:val="right"/>
             </w:pPr>
             <w:r>
@@ -6554,16 +6603,16 @@
                 <w:i w:val="0"/>
                 <w:sz w:val="18"/>
               </w:rPr>
-              <w:t>79</w:t>
-            </w:r>
-          </w:p>
-        </w:tc>
-        <w:tc>
-          <w:tcPr>
-            <w:tcW w:type="dxa" w:w="1318"/>
+              <w:t>1.7235</w:t>
+            </w:r>
+          </w:p>
+        </w:tc>
+        <w:tc>
+          <w:tcPr>
+            <w:tcW w:type="dxa" w:w="1474"/>
             <w:vAlign w:val="center"/>
             <w:tcBorders>
-              <w:bottom w:val="single" w:sz="8" w:space="0" w:color="000000"/>
+              <w:bottom w:val="single" w:sz="4" w:space="0" w:color="000000"/>
             </w:tcBorders>
           </w:tcPr>
           <w:p>
@@ -6578,40 +6627,16 @@
                 <w:i w:val="0"/>
                 <w:sz w:val="18"/>
               </w:rPr>
-              <w:t>1.7235</w:t>
-            </w:r>
-          </w:p>
-        </w:tc>
-        <w:tc>
-          <w:tcPr>
-            <w:tcW w:type="dxa" w:w="1318"/>
+              <w:t>1.4930</w:t>
+            </w:r>
+          </w:p>
+        </w:tc>
+        <w:tc>
+          <w:tcPr>
+            <w:tcW w:type="dxa" w:w="1474"/>
             <w:vAlign w:val="center"/>
             <w:tcBorders>
-              <w:bottom w:val="single" w:sz="8" w:space="0" w:color="000000"/>
-            </w:tcBorders>
-          </w:tcPr>
-          <w:p>
-            <w:pPr>
-              <w:spacing w:before="0" w:after="0" w:line="240" w:lineRule="exact"/>
-              <w:jc w:val="right"/>
-            </w:pPr>
-            <w:r>
-              <w:rPr>
-                <w:rFonts w:ascii="Times New Roman" w:hAnsi="Times New Roman" w:eastAsia="宋体"/>
-                <w:b w:val="0"/>
-                <w:i w:val="0"/>
-                <w:sz w:val="18"/>
-              </w:rPr>
-              <w:t>1.4930</w:t>
-            </w:r>
-          </w:p>
-        </w:tc>
-        <w:tc>
-          <w:tcPr>
-            <w:tcW w:type="dxa" w:w="1318"/>
-            <w:vAlign w:val="center"/>
-            <w:tcBorders>
-              <w:bottom w:val="single" w:sz="8" w:space="0" w:color="000000"/>
+              <w:bottom w:val="single" w:sz="4" w:space="0" w:color="000000"/>
             </w:tcBorders>
           </w:tcPr>
           <w:p>
@@ -6726,7 +6751,7 @@
         </w:tc>
         <w:tc>
           <w:tcPr>
-            <w:tcW w:type="dxa" w:w="1276"/>
+            <w:tcW w:type="dxa" w:w="935"/>
             <w:vAlign w:val="center"/>
             <w:tcBorders>
               <w:bottom w:val="single" w:sz="4" w:space="0" w:color="000000"/>
@@ -6750,7 +6775,7 @@
         </w:tc>
         <w:tc>
           <w:tcPr>
-            <w:tcW w:type="dxa" w:w="935"/>
+            <w:tcW w:type="dxa" w:w="1276"/>
             <w:vAlign w:val="center"/>
             <w:tcBorders>
               <w:bottom w:val="single" w:sz="4" w:space="0" w:color="000000"/>
@@ -6854,6 +6879,27 @@
           <w:p>
             <w:pPr>
               <w:spacing w:before="0" w:after="0" w:line="240" w:lineRule="exact"/>
+              <w:jc w:val="center"/>
+            </w:pPr>
+            <w:r>
+              <w:rPr>
+                <w:rFonts w:ascii="Times New Roman" w:hAnsi="Times New Roman" w:eastAsia="宋体"/>
+                <w:b w:val="0"/>
+                <w:i w:val="0"/>
+                <w:sz w:val="18"/>
+              </w:rPr>
+              <w:t>76</w:t>
+            </w:r>
+          </w:p>
+        </w:tc>
+        <w:tc>
+          <w:tcPr>
+            <w:tcW w:type="dxa" w:w="935"/>
+            <w:vAlign w:val="center"/>
+          </w:tcPr>
+          <w:p>
+            <w:pPr>
+              <w:spacing w:before="0" w:after="0" w:line="240" w:lineRule="exact"/>
               <w:jc w:val="right"/>
             </w:pPr>
             <w:r>
@@ -6863,34 +6909,13 @@
                 <w:i w:val="0"/>
                 <w:sz w:val="18"/>
               </w:rPr>
-              <w:t>76</w:t>
+              <w:t>0.7131</w:t>
             </w:r>
           </w:p>
         </w:tc>
         <w:tc>
           <w:tcPr>
             <w:tcW w:type="dxa" w:w="1276"/>
-            <w:vAlign w:val="center"/>
-          </w:tcPr>
-          <w:p>
-            <w:pPr>
-              <w:spacing w:before="0" w:after="0" w:line="240" w:lineRule="exact"/>
-              <w:jc w:val="right"/>
-            </w:pPr>
-            <w:r>
-              <w:rPr>
-                <w:rFonts w:ascii="Times New Roman" w:hAnsi="Times New Roman" w:eastAsia="宋体"/>
-                <w:b w:val="0"/>
-                <w:i w:val="0"/>
-                <w:sz w:val="18"/>
-              </w:rPr>
-              <w:t>0.7131</w:t>
-            </w:r>
-          </w:p>
-        </w:tc>
-        <w:tc>
-          <w:tcPr>
-            <w:tcW w:type="dxa" w:w="935"/>
             <w:vAlign w:val="center"/>
           </w:tcPr>
           <w:p>
@@ -6985,6 +7010,27 @@
           <w:p>
             <w:pPr>
               <w:spacing w:before="0" w:after="0" w:line="240" w:lineRule="exact"/>
+              <w:jc w:val="center"/>
+            </w:pPr>
+            <w:r>
+              <w:rPr>
+                <w:rFonts w:ascii="Times New Roman" w:hAnsi="Times New Roman" w:eastAsia="宋体"/>
+                <w:b w:val="0"/>
+                <w:i w:val="0"/>
+                <w:sz w:val="18"/>
+              </w:rPr>
+              <w:t>76</w:t>
+            </w:r>
+          </w:p>
+        </w:tc>
+        <w:tc>
+          <w:tcPr>
+            <w:tcW w:type="dxa" w:w="935"/>
+            <w:vAlign w:val="center"/>
+          </w:tcPr>
+          <w:p>
+            <w:pPr>
+              <w:spacing w:before="0" w:after="0" w:line="240" w:lineRule="exact"/>
               <w:jc w:val="right"/>
             </w:pPr>
             <w:r>
@@ -6994,34 +7040,13 @@
                 <w:i w:val="0"/>
                 <w:sz w:val="18"/>
               </w:rPr>
-              <w:t>76</w:t>
+              <w:t>0.9079</w:t>
             </w:r>
           </w:p>
         </w:tc>
         <w:tc>
           <w:tcPr>
             <w:tcW w:type="dxa" w:w="1276"/>
-            <w:vAlign w:val="center"/>
-          </w:tcPr>
-          <w:p>
-            <w:pPr>
-              <w:spacing w:before="0" w:after="0" w:line="240" w:lineRule="exact"/>
-              <w:jc w:val="right"/>
-            </w:pPr>
-            <w:r>
-              <w:rPr>
-                <w:rFonts w:ascii="Times New Roman" w:hAnsi="Times New Roman" w:eastAsia="宋体"/>
-                <w:b w:val="0"/>
-                <w:i w:val="0"/>
-                <w:sz w:val="18"/>
-              </w:rPr>
-              <w:t>0.9079</w:t>
-            </w:r>
-          </w:p>
-        </w:tc>
-        <w:tc>
-          <w:tcPr>
-            <w:tcW w:type="dxa" w:w="935"/>
             <w:vAlign w:val="center"/>
           </w:tcPr>
           <w:p>
@@ -7122,7 +7147,7 @@
           <w:p>
             <w:pPr>
               <w:spacing w:before="0" w:after="0" w:line="240" w:lineRule="exact"/>
-              <w:jc w:val="right"/>
+              <w:jc w:val="center"/>
             </w:pPr>
             <w:r>
               <w:rPr>
@@ -7137,7 +7162,7 @@
         </w:tc>
         <w:tc>
           <w:tcPr>
-            <w:tcW w:type="dxa" w:w="1276"/>
+            <w:tcW w:type="dxa" w:w="935"/>
             <w:vAlign w:val="center"/>
             <w:tcBorders>
               <w:bottom w:val="single" w:sz="8" w:space="0" w:color="000000"/>
@@ -7161,7 +7186,7 @@
         </w:tc>
         <w:tc>
           <w:tcPr>
-            <w:tcW w:type="dxa" w:w="935"/>
+            <w:tcW w:type="dxa" w:w="1276"/>
             <w:vAlign w:val="center"/>
             <w:tcBorders>
               <w:bottom w:val="single" w:sz="8" w:space="0" w:color="000000"/>

--- a/paper/课程论文_提交版.docx
+++ b/paper/课程论文_提交版.docx
@@ -1756,7 +1756,7 @@
     </w:p>
     <w:tbl>
       <w:tblPr>
-        <w:tblW w:type="auto" w:w="0"/>
+        <w:tblW w:type="dxa" w:w="8504"/>
         <w:tblLayout w:type="fixed"/>
         <w:tblLook w:firstColumn="1" w:firstRow="1" w:lastColumn="0" w:lastRow="0" w:noHBand="0" w:noVBand="1" w:val="04A0"/>
         <w:jc w:val="center"/>
@@ -1770,11 +1770,11 @@
         </w:tblBorders>
       </w:tblPr>
       <w:tblGrid>
-        <w:gridCol w:w="1814"/>
-        <w:gridCol w:w="1814"/>
-        <w:gridCol w:w="1814"/>
-        <w:gridCol w:w="1814"/>
-        <w:gridCol w:w="1814"/>
+        <w:gridCol w:w="1530"/>
+        <w:gridCol w:w="2551"/>
+        <w:gridCol w:w="850"/>
+        <w:gridCol w:w="1615"/>
+        <w:gridCol w:w="1958"/>
       </w:tblGrid>
       <w:tr>
         <w:trPr>
@@ -1782,11 +1782,17 @@
         </w:trPr>
         <w:tc>
           <w:tcPr>
-            <w:tcW w:type="dxa" w:w="1531"/>
+            <w:tcW w:type="dxa" w:w="1530"/>
             <w:tcBorders>
               <w:top w:val="single" w:sz="8" w:space="0" w:color="000000"/>
               <w:bottom w:val="single" w:sz="4" w:space="0" w:color="000000"/>
             </w:tcBorders>
+            <w:tcMar>
+              <w:top w:type="dxa" w:w="0"/>
+              <w:bottom w:type="dxa" w:w="0"/>
+              <w:left w:type="dxa" w:w="56"/>
+              <w:right w:type="dxa" w:w="56"/>
+            </w:tcMar>
             <w:vAlign w:val="center"/>
           </w:tcPr>
           <w:p>
@@ -1812,6 +1818,12 @@
               <w:top w:val="single" w:sz="8" w:space="0" w:color="000000"/>
               <w:bottom w:val="single" w:sz="4" w:space="0" w:color="000000"/>
             </w:tcBorders>
+            <w:tcMar>
+              <w:top w:type="dxa" w:w="0"/>
+              <w:bottom w:type="dxa" w:w="0"/>
+              <w:left w:type="dxa" w:w="56"/>
+              <w:right w:type="dxa" w:w="56"/>
+            </w:tcMar>
             <w:vAlign w:val="center"/>
           </w:tcPr>
           <w:p>
@@ -1837,6 +1849,12 @@
               <w:top w:val="single" w:sz="8" w:space="0" w:color="000000"/>
               <w:bottom w:val="single" w:sz="4" w:space="0" w:color="000000"/>
             </w:tcBorders>
+            <w:tcMar>
+              <w:top w:type="dxa" w:w="0"/>
+              <w:bottom w:type="dxa" w:w="0"/>
+              <w:left w:type="dxa" w:w="56"/>
+              <w:right w:type="dxa" w:w="56"/>
+            </w:tcMar>
             <w:vAlign w:val="center"/>
           </w:tcPr>
           <w:p>
@@ -1857,11 +1875,17 @@
         </w:tc>
         <w:tc>
           <w:tcPr>
-            <w:tcW w:type="dxa" w:w="1616"/>
+            <w:tcW w:type="dxa" w:w="1615"/>
             <w:tcBorders>
               <w:top w:val="single" w:sz="8" w:space="0" w:color="000000"/>
               <w:bottom w:val="single" w:sz="4" w:space="0" w:color="000000"/>
             </w:tcBorders>
+            <w:tcMar>
+              <w:top w:type="dxa" w:w="0"/>
+              <w:bottom w:type="dxa" w:w="0"/>
+              <w:left w:type="dxa" w:w="56"/>
+              <w:right w:type="dxa" w:w="56"/>
+            </w:tcMar>
             <w:vAlign w:val="center"/>
           </w:tcPr>
           <w:p>
@@ -1882,11 +1906,17 @@
         </w:tc>
         <w:tc>
           <w:tcPr>
-            <w:tcW w:type="dxa" w:w="1956"/>
+            <w:tcW w:type="dxa" w:w="1958"/>
             <w:tcBorders>
               <w:top w:val="single" w:sz="8" w:space="0" w:color="000000"/>
               <w:bottom w:val="single" w:sz="4" w:space="0" w:color="000000"/>
             </w:tcBorders>
+            <w:tcMar>
+              <w:top w:type="dxa" w:w="0"/>
+              <w:bottom w:type="dxa" w:w="0"/>
+              <w:left w:type="dxa" w:w="56"/>
+              <w:right w:type="dxa" w:w="56"/>
+            </w:tcMar>
             <w:vAlign w:val="center"/>
           </w:tcPr>
           <w:p>
@@ -1912,7 +1942,13 @@
         </w:trPr>
         <w:tc>
           <w:tcPr>
-            <w:tcW w:type="dxa" w:w="1531"/>
+            <w:tcW w:type="dxa" w:w="1530"/>
+            <w:tcMar>
+              <w:top w:type="dxa" w:w="0"/>
+              <w:bottom w:type="dxa" w:w="0"/>
+              <w:left w:type="dxa" w:w="56"/>
+              <w:right w:type="dxa" w:w="56"/>
+            </w:tcMar>
             <w:vAlign w:val="center"/>
           </w:tcPr>
           <w:p>
@@ -1934,6 +1970,12 @@
         <w:tc>
           <w:tcPr>
             <w:tcW w:type="dxa" w:w="2551"/>
+            <w:tcMar>
+              <w:top w:type="dxa" w:w="0"/>
+              <w:bottom w:type="dxa" w:w="0"/>
+              <w:left w:type="dxa" w:w="56"/>
+              <w:right w:type="dxa" w:w="56"/>
+            </w:tcMar>
             <w:vAlign w:val="center"/>
           </w:tcPr>
           <w:p>
@@ -1955,6 +1997,12 @@
         <w:tc>
           <w:tcPr>
             <w:tcW w:type="dxa" w:w="850"/>
+            <w:tcMar>
+              <w:top w:type="dxa" w:w="0"/>
+              <w:bottom w:type="dxa" w:w="0"/>
+              <w:left w:type="dxa" w:w="56"/>
+              <w:right w:type="dxa" w:w="56"/>
+            </w:tcMar>
             <w:vAlign w:val="center"/>
           </w:tcPr>
           <w:p>
@@ -1975,7 +2023,13 @@
         </w:tc>
         <w:tc>
           <w:tcPr>
-            <w:tcW w:type="dxa" w:w="1616"/>
+            <w:tcW w:type="dxa" w:w="1615"/>
+            <w:tcMar>
+              <w:top w:type="dxa" w:w="0"/>
+              <w:bottom w:type="dxa" w:w="0"/>
+              <w:left w:type="dxa" w:w="56"/>
+              <w:right w:type="dxa" w:w="56"/>
+            </w:tcMar>
             <w:vAlign w:val="center"/>
           </w:tcPr>
           <w:p>
@@ -1996,7 +2050,13 @@
         </w:tc>
         <w:tc>
           <w:tcPr>
-            <w:tcW w:type="dxa" w:w="1956"/>
+            <w:tcW w:type="dxa" w:w="1958"/>
+            <w:tcMar>
+              <w:top w:type="dxa" w:w="0"/>
+              <w:bottom w:type="dxa" w:w="0"/>
+              <w:left w:type="dxa" w:w="56"/>
+              <w:right w:type="dxa" w:w="56"/>
+            </w:tcMar>
             <w:vAlign w:val="center"/>
           </w:tcPr>
           <w:p>
@@ -2022,7 +2082,13 @@
         </w:trPr>
         <w:tc>
           <w:tcPr>
-            <w:tcW w:type="dxa" w:w="1531"/>
+            <w:tcW w:type="dxa" w:w="1530"/>
+            <w:tcMar>
+              <w:top w:type="dxa" w:w="0"/>
+              <w:bottom w:type="dxa" w:w="0"/>
+              <w:left w:type="dxa" w:w="56"/>
+              <w:right w:type="dxa" w:w="56"/>
+            </w:tcMar>
             <w:vAlign w:val="center"/>
           </w:tcPr>
           <w:p>
@@ -2044,6 +2110,12 @@
         <w:tc>
           <w:tcPr>
             <w:tcW w:type="dxa" w:w="2551"/>
+            <w:tcMar>
+              <w:top w:type="dxa" w:w="0"/>
+              <w:bottom w:type="dxa" w:w="0"/>
+              <w:left w:type="dxa" w:w="56"/>
+              <w:right w:type="dxa" w:w="56"/>
+            </w:tcMar>
             <w:vAlign w:val="center"/>
           </w:tcPr>
           <w:p>
@@ -2065,6 +2137,12 @@
         <w:tc>
           <w:tcPr>
             <w:tcW w:type="dxa" w:w="850"/>
+            <w:tcMar>
+              <w:top w:type="dxa" w:w="0"/>
+              <w:bottom w:type="dxa" w:w="0"/>
+              <w:left w:type="dxa" w:w="56"/>
+              <w:right w:type="dxa" w:w="56"/>
+            </w:tcMar>
             <w:vAlign w:val="center"/>
           </w:tcPr>
           <w:p>
@@ -2085,7 +2163,13 @@
         </w:tc>
         <w:tc>
           <w:tcPr>
-            <w:tcW w:type="dxa" w:w="1616"/>
+            <w:tcW w:type="dxa" w:w="1615"/>
+            <w:tcMar>
+              <w:top w:type="dxa" w:w="0"/>
+              <w:bottom w:type="dxa" w:w="0"/>
+              <w:left w:type="dxa" w:w="56"/>
+              <w:right w:type="dxa" w:w="56"/>
+            </w:tcMar>
             <w:vAlign w:val="center"/>
           </w:tcPr>
           <w:p>
@@ -2106,7 +2190,13 @@
         </w:tc>
         <w:tc>
           <w:tcPr>
-            <w:tcW w:type="dxa" w:w="1956"/>
+            <w:tcW w:type="dxa" w:w="1958"/>
+            <w:tcMar>
+              <w:top w:type="dxa" w:w="0"/>
+              <w:bottom w:type="dxa" w:w="0"/>
+              <w:left w:type="dxa" w:w="56"/>
+              <w:right w:type="dxa" w:w="56"/>
+            </w:tcMar>
             <w:vAlign w:val="center"/>
           </w:tcPr>
           <w:p>
@@ -2132,7 +2222,13 @@
         </w:trPr>
         <w:tc>
           <w:tcPr>
-            <w:tcW w:type="dxa" w:w="1531"/>
+            <w:tcW w:type="dxa" w:w="1530"/>
+            <w:tcMar>
+              <w:top w:type="dxa" w:w="0"/>
+              <w:bottom w:type="dxa" w:w="0"/>
+              <w:left w:type="dxa" w:w="56"/>
+              <w:right w:type="dxa" w:w="56"/>
+            </w:tcMar>
             <w:vAlign w:val="center"/>
           </w:tcPr>
           <w:p>
@@ -2154,6 +2250,12 @@
         <w:tc>
           <w:tcPr>
             <w:tcW w:type="dxa" w:w="2551"/>
+            <w:tcMar>
+              <w:top w:type="dxa" w:w="0"/>
+              <w:bottom w:type="dxa" w:w="0"/>
+              <w:left w:type="dxa" w:w="56"/>
+              <w:right w:type="dxa" w:w="56"/>
+            </w:tcMar>
             <w:vAlign w:val="center"/>
           </w:tcPr>
           <w:p>
@@ -2175,6 +2277,12 @@
         <w:tc>
           <w:tcPr>
             <w:tcW w:type="dxa" w:w="850"/>
+            <w:tcMar>
+              <w:top w:type="dxa" w:w="0"/>
+              <w:bottom w:type="dxa" w:w="0"/>
+              <w:left w:type="dxa" w:w="56"/>
+              <w:right w:type="dxa" w:w="56"/>
+            </w:tcMar>
             <w:vAlign w:val="center"/>
           </w:tcPr>
           <w:p>
@@ -2195,7 +2303,13 @@
         </w:tc>
         <w:tc>
           <w:tcPr>
-            <w:tcW w:type="dxa" w:w="1616"/>
+            <w:tcW w:type="dxa" w:w="1615"/>
+            <w:tcMar>
+              <w:top w:type="dxa" w:w="0"/>
+              <w:bottom w:type="dxa" w:w="0"/>
+              <w:left w:type="dxa" w:w="56"/>
+              <w:right w:type="dxa" w:w="56"/>
+            </w:tcMar>
             <w:vAlign w:val="center"/>
           </w:tcPr>
           <w:p>
@@ -2216,7 +2330,13 @@
         </w:tc>
         <w:tc>
           <w:tcPr>
-            <w:tcW w:type="dxa" w:w="1956"/>
+            <w:tcW w:type="dxa" w:w="1958"/>
+            <w:tcMar>
+              <w:top w:type="dxa" w:w="0"/>
+              <w:bottom w:type="dxa" w:w="0"/>
+              <w:left w:type="dxa" w:w="56"/>
+              <w:right w:type="dxa" w:w="56"/>
+            </w:tcMar>
             <w:vAlign w:val="center"/>
           </w:tcPr>
           <w:p>
@@ -2242,7 +2362,13 @@
         </w:trPr>
         <w:tc>
           <w:tcPr>
-            <w:tcW w:type="dxa" w:w="1531"/>
+            <w:tcW w:type="dxa" w:w="1530"/>
+            <w:tcMar>
+              <w:top w:type="dxa" w:w="0"/>
+              <w:bottom w:type="dxa" w:w="0"/>
+              <w:left w:type="dxa" w:w="56"/>
+              <w:right w:type="dxa" w:w="56"/>
+            </w:tcMar>
             <w:vAlign w:val="center"/>
           </w:tcPr>
           <w:p>
@@ -2264,6 +2390,12 @@
         <w:tc>
           <w:tcPr>
             <w:tcW w:type="dxa" w:w="2551"/>
+            <w:tcMar>
+              <w:top w:type="dxa" w:w="0"/>
+              <w:bottom w:type="dxa" w:w="0"/>
+              <w:left w:type="dxa" w:w="56"/>
+              <w:right w:type="dxa" w:w="56"/>
+            </w:tcMar>
             <w:vAlign w:val="center"/>
           </w:tcPr>
           <w:p>
@@ -2285,6 +2417,12 @@
         <w:tc>
           <w:tcPr>
             <w:tcW w:type="dxa" w:w="850"/>
+            <w:tcMar>
+              <w:top w:type="dxa" w:w="0"/>
+              <w:bottom w:type="dxa" w:w="0"/>
+              <w:left w:type="dxa" w:w="56"/>
+              <w:right w:type="dxa" w:w="56"/>
+            </w:tcMar>
             <w:vAlign w:val="center"/>
           </w:tcPr>
           <w:p>
@@ -2305,7 +2443,13 @@
         </w:tc>
         <w:tc>
           <w:tcPr>
-            <w:tcW w:type="dxa" w:w="1616"/>
+            <w:tcW w:type="dxa" w:w="1615"/>
+            <w:tcMar>
+              <w:top w:type="dxa" w:w="0"/>
+              <w:bottom w:type="dxa" w:w="0"/>
+              <w:left w:type="dxa" w:w="56"/>
+              <w:right w:type="dxa" w:w="56"/>
+            </w:tcMar>
             <w:vAlign w:val="center"/>
           </w:tcPr>
           <w:p>
@@ -2326,7 +2470,13 @@
         </w:tc>
         <w:tc>
           <w:tcPr>
-            <w:tcW w:type="dxa" w:w="1956"/>
+            <w:tcW w:type="dxa" w:w="1958"/>
+            <w:tcMar>
+              <w:top w:type="dxa" w:w="0"/>
+              <w:bottom w:type="dxa" w:w="0"/>
+              <w:left w:type="dxa" w:w="56"/>
+              <w:right w:type="dxa" w:w="56"/>
+            </w:tcMar>
             <w:vAlign w:val="center"/>
           </w:tcPr>
           <w:p>
@@ -2352,7 +2502,13 @@
         </w:trPr>
         <w:tc>
           <w:tcPr>
-            <w:tcW w:type="dxa" w:w="1531"/>
+            <w:tcW w:type="dxa" w:w="1530"/>
+            <w:tcMar>
+              <w:top w:type="dxa" w:w="0"/>
+              <w:bottom w:type="dxa" w:w="0"/>
+              <w:left w:type="dxa" w:w="56"/>
+              <w:right w:type="dxa" w:w="56"/>
+            </w:tcMar>
             <w:vAlign w:val="center"/>
             <w:tcBorders>
               <w:bottom w:val="single" w:sz="8" w:space="0" w:color="000000"/>
@@ -2377,6 +2533,12 @@
         <w:tc>
           <w:tcPr>
             <w:tcW w:type="dxa" w:w="2551"/>
+            <w:tcMar>
+              <w:top w:type="dxa" w:w="0"/>
+              <w:bottom w:type="dxa" w:w="0"/>
+              <w:left w:type="dxa" w:w="56"/>
+              <w:right w:type="dxa" w:w="56"/>
+            </w:tcMar>
             <w:vAlign w:val="center"/>
             <w:tcBorders>
               <w:bottom w:val="single" w:sz="8" w:space="0" w:color="000000"/>
@@ -2401,6 +2563,12 @@
         <w:tc>
           <w:tcPr>
             <w:tcW w:type="dxa" w:w="850"/>
+            <w:tcMar>
+              <w:top w:type="dxa" w:w="0"/>
+              <w:bottom w:type="dxa" w:w="0"/>
+              <w:left w:type="dxa" w:w="56"/>
+              <w:right w:type="dxa" w:w="56"/>
+            </w:tcMar>
             <w:vAlign w:val="center"/>
             <w:tcBorders>
               <w:bottom w:val="single" w:sz="8" w:space="0" w:color="000000"/>
@@ -2424,7 +2592,13 @@
         </w:tc>
         <w:tc>
           <w:tcPr>
-            <w:tcW w:type="dxa" w:w="1616"/>
+            <w:tcW w:type="dxa" w:w="1615"/>
+            <w:tcMar>
+              <w:top w:type="dxa" w:w="0"/>
+              <w:bottom w:type="dxa" w:w="0"/>
+              <w:left w:type="dxa" w:w="56"/>
+              <w:right w:type="dxa" w:w="56"/>
+            </w:tcMar>
             <w:vAlign w:val="center"/>
             <w:tcBorders>
               <w:bottom w:val="single" w:sz="8" w:space="0" w:color="000000"/>
@@ -2448,7 +2622,13 @@
         </w:tc>
         <w:tc>
           <w:tcPr>
-            <w:tcW w:type="dxa" w:w="1956"/>
+            <w:tcW w:type="dxa" w:w="1958"/>
+            <w:tcMar>
+              <w:top w:type="dxa" w:w="0"/>
+              <w:bottom w:type="dxa" w:w="0"/>
+              <w:left w:type="dxa" w:w="56"/>
+              <w:right w:type="dxa" w:w="56"/>
+            </w:tcMar>
             <w:vAlign w:val="center"/>
             <w:tcBorders>
               <w:bottom w:val="single" w:sz="8" w:space="0" w:color="000000"/>
@@ -3133,7 +3313,7 @@
     </w:p>
     <w:tbl>
       <w:tblPr>
-        <w:tblW w:type="auto" w:w="0"/>
+        <w:tblW w:type="dxa" w:w="8504"/>
         <w:tblLayout w:type="fixed"/>
         <w:tblLook w:firstColumn="1" w:firstRow="1" w:lastColumn="0" w:lastRow="0" w:noHBand="0" w:noVBand="1" w:val="04A0"/>
         <w:jc w:val="center"/>
@@ -3147,11 +3327,11 @@
         </w:tblBorders>
       </w:tblPr>
       <w:tblGrid>
-        <w:gridCol w:w="1814"/>
-        <w:gridCol w:w="1814"/>
-        <w:gridCol w:w="1814"/>
-        <w:gridCol w:w="1814"/>
-        <w:gridCol w:w="1814"/>
+        <w:gridCol w:w="2721"/>
+        <w:gridCol w:w="1445"/>
+        <w:gridCol w:w="1445"/>
+        <w:gridCol w:w="1445"/>
+        <w:gridCol w:w="1448"/>
       </w:tblGrid>
       <w:tr>
         <w:trPr>
@@ -3164,6 +3344,12 @@
               <w:top w:val="single" w:sz="8" w:space="0" w:color="000000"/>
               <w:bottom w:val="single" w:sz="4" w:space="0" w:color="000000"/>
             </w:tcBorders>
+            <w:tcMar>
+              <w:top w:type="dxa" w:w="0"/>
+              <w:bottom w:type="dxa" w:w="0"/>
+              <w:left w:type="dxa" w:w="56"/>
+              <w:right w:type="dxa" w:w="56"/>
+            </w:tcMar>
             <w:vAlign w:val="center"/>
           </w:tcPr>
           <w:p>
@@ -3184,11 +3370,17 @@
         </w:tc>
         <w:tc>
           <w:tcPr>
-            <w:tcW w:type="dxa" w:w="1446"/>
+            <w:tcW w:type="dxa" w:w="1445"/>
             <w:tcBorders>
               <w:top w:val="single" w:sz="8" w:space="0" w:color="000000"/>
               <w:bottom w:val="single" w:sz="4" w:space="0" w:color="000000"/>
             </w:tcBorders>
+            <w:tcMar>
+              <w:top w:type="dxa" w:w="0"/>
+              <w:bottom w:type="dxa" w:w="0"/>
+              <w:left w:type="dxa" w:w="56"/>
+              <w:right w:type="dxa" w:w="56"/>
+            </w:tcMar>
             <w:vAlign w:val="center"/>
           </w:tcPr>
           <w:p>
@@ -3209,11 +3401,17 @@
         </w:tc>
         <w:tc>
           <w:tcPr>
-            <w:tcW w:type="dxa" w:w="1446"/>
+            <w:tcW w:type="dxa" w:w="1445"/>
             <w:tcBorders>
               <w:top w:val="single" w:sz="8" w:space="0" w:color="000000"/>
               <w:bottom w:val="single" w:sz="4" w:space="0" w:color="000000"/>
             </w:tcBorders>
+            <w:tcMar>
+              <w:top w:type="dxa" w:w="0"/>
+              <w:bottom w:type="dxa" w:w="0"/>
+              <w:left w:type="dxa" w:w="56"/>
+              <w:right w:type="dxa" w:w="56"/>
+            </w:tcMar>
             <w:vAlign w:val="center"/>
           </w:tcPr>
           <w:p>
@@ -3234,11 +3432,17 @@
         </w:tc>
         <w:tc>
           <w:tcPr>
-            <w:tcW w:type="dxa" w:w="1446"/>
+            <w:tcW w:type="dxa" w:w="1445"/>
             <w:tcBorders>
               <w:top w:val="single" w:sz="8" w:space="0" w:color="000000"/>
               <w:bottom w:val="single" w:sz="4" w:space="0" w:color="000000"/>
             </w:tcBorders>
+            <w:tcMar>
+              <w:top w:type="dxa" w:w="0"/>
+              <w:bottom w:type="dxa" w:w="0"/>
+              <w:left w:type="dxa" w:w="56"/>
+              <w:right w:type="dxa" w:w="56"/>
+            </w:tcMar>
             <w:vAlign w:val="center"/>
           </w:tcPr>
           <w:p>
@@ -3259,11 +3463,17 @@
         </w:tc>
         <w:tc>
           <w:tcPr>
-            <w:tcW w:type="dxa" w:w="1446"/>
+            <w:tcW w:type="dxa" w:w="1448"/>
             <w:tcBorders>
               <w:top w:val="single" w:sz="8" w:space="0" w:color="000000"/>
               <w:bottom w:val="single" w:sz="4" w:space="0" w:color="000000"/>
             </w:tcBorders>
+            <w:tcMar>
+              <w:top w:type="dxa" w:w="0"/>
+              <w:bottom w:type="dxa" w:w="0"/>
+              <w:left w:type="dxa" w:w="56"/>
+              <w:right w:type="dxa" w:w="56"/>
+            </w:tcMar>
             <w:vAlign w:val="center"/>
           </w:tcPr>
           <w:p>
@@ -3290,6 +3500,12 @@
         <w:tc>
           <w:tcPr>
             <w:tcW w:type="dxa" w:w="2721"/>
+            <w:tcMar>
+              <w:top w:type="dxa" w:w="0"/>
+              <w:bottom w:type="dxa" w:w="0"/>
+              <w:left w:type="dxa" w:w="56"/>
+              <w:right w:type="dxa" w:w="56"/>
+            </w:tcMar>
             <w:vAlign w:val="center"/>
           </w:tcPr>
           <w:p>
@@ -3310,7 +3526,13 @@
         </w:tc>
         <w:tc>
           <w:tcPr>
-            <w:tcW w:type="dxa" w:w="1446"/>
+            <w:tcW w:type="dxa" w:w="1445"/>
+            <w:tcMar>
+              <w:top w:type="dxa" w:w="0"/>
+              <w:bottom w:type="dxa" w:w="0"/>
+              <w:left w:type="dxa" w:w="56"/>
+              <w:right w:type="dxa" w:w="56"/>
+            </w:tcMar>
             <w:vAlign w:val="center"/>
           </w:tcPr>
           <w:p>
@@ -3331,7 +3553,13 @@
         </w:tc>
         <w:tc>
           <w:tcPr>
-            <w:tcW w:type="dxa" w:w="1446"/>
+            <w:tcW w:type="dxa" w:w="1445"/>
+            <w:tcMar>
+              <w:top w:type="dxa" w:w="0"/>
+              <w:bottom w:type="dxa" w:w="0"/>
+              <w:left w:type="dxa" w:w="56"/>
+              <w:right w:type="dxa" w:w="56"/>
+            </w:tcMar>
             <w:vAlign w:val="center"/>
           </w:tcPr>
           <w:p>
@@ -3352,7 +3580,13 @@
         </w:tc>
         <w:tc>
           <w:tcPr>
-            <w:tcW w:type="dxa" w:w="1446"/>
+            <w:tcW w:type="dxa" w:w="1445"/>
+            <w:tcMar>
+              <w:top w:type="dxa" w:w="0"/>
+              <w:bottom w:type="dxa" w:w="0"/>
+              <w:left w:type="dxa" w:w="56"/>
+              <w:right w:type="dxa" w:w="56"/>
+            </w:tcMar>
             <w:vAlign w:val="center"/>
           </w:tcPr>
           <w:p>
@@ -3373,7 +3607,13 @@
         </w:tc>
         <w:tc>
           <w:tcPr>
-            <w:tcW w:type="dxa" w:w="1446"/>
+            <w:tcW w:type="dxa" w:w="1448"/>
+            <w:tcMar>
+              <w:top w:type="dxa" w:w="0"/>
+              <w:bottom w:type="dxa" w:w="0"/>
+              <w:left w:type="dxa" w:w="56"/>
+              <w:right w:type="dxa" w:w="56"/>
+            </w:tcMar>
             <w:vAlign w:val="center"/>
           </w:tcPr>
           <w:p>
@@ -3400,6 +3640,12 @@
         <w:tc>
           <w:tcPr>
             <w:tcW w:type="dxa" w:w="2721"/>
+            <w:tcMar>
+              <w:top w:type="dxa" w:w="0"/>
+              <w:bottom w:type="dxa" w:w="0"/>
+              <w:left w:type="dxa" w:w="56"/>
+              <w:right w:type="dxa" w:w="56"/>
+            </w:tcMar>
             <w:vAlign w:val="center"/>
           </w:tcPr>
           <w:p>
@@ -3420,17 +3666,29 @@
         </w:tc>
         <w:tc>
           <w:tcPr>
-            <w:tcW w:type="dxa" w:w="1446"/>
-            <w:vAlign w:val="center"/>
-          </w:tcPr>
-          <w:p>
-            <w:pPr>
-              <w:spacing w:before="0" w:after="0" w:line="240" w:lineRule="exact"/>
-              <w:jc w:val="right"/>
-            </w:pPr>
-            <w:r>
-              <w:rPr>
-                <w:rFonts w:ascii="Times New Roman" w:hAnsi="Times New Roman" w:eastAsia="宋体"/>
+            <w:tcW w:type="dxa" w:w="1445"/>
+            <w:tcMar>
+              <w:top w:type="dxa" w:w="0"/>
+              <w:bottom w:type="dxa" w:w="0"/>
+              <w:left w:type="dxa" w:w="56"/>
+              <w:right w:type="dxa" w:w="56"/>
+            </w:tcMar>
+          </w:tcPr>
+          <w:p>
+            <w:pPr>
+              <w:spacing w:before="0" w:after="0" w:line="240" w:lineRule="exact"/>
+              <w:ind w:left="0" w:right="0"/>
+              <w:jc w:val="left"/>
+              <w:tabs>
+                <w:tab w:val="decimal" w:pos="598"/>
+              </w:tabs>
+            </w:pPr>
+            <w:r>
+              <w:tab/>
+            </w:r>
+            <w:r>
+              <w:rPr>
+                <w:rFonts w:ascii="Times New Roman" w:hAnsi="Times New Roman" w:eastAsia="Times New Roman"/>
                 <w:b w:val="0"/>
                 <w:i w:val="0"/>
                 <w:sz w:val="18"/>
@@ -3441,7 +3699,13 @@
         </w:tc>
         <w:tc>
           <w:tcPr>
-            <w:tcW w:type="dxa" w:w="1446"/>
+            <w:tcW w:type="dxa" w:w="1445"/>
+            <w:tcMar>
+              <w:top w:type="dxa" w:w="0"/>
+              <w:bottom w:type="dxa" w:w="0"/>
+              <w:left w:type="dxa" w:w="56"/>
+              <w:right w:type="dxa" w:w="56"/>
+            </w:tcMar>
             <w:vAlign w:val="center"/>
           </w:tcPr>
           <w:p>
@@ -3462,17 +3726,29 @@
         </w:tc>
         <w:tc>
           <w:tcPr>
-            <w:tcW w:type="dxa" w:w="1446"/>
-            <w:vAlign w:val="center"/>
-          </w:tcPr>
-          <w:p>
-            <w:pPr>
-              <w:spacing w:before="0" w:after="0" w:line="240" w:lineRule="exact"/>
-              <w:jc w:val="right"/>
-            </w:pPr>
-            <w:r>
-              <w:rPr>
-                <w:rFonts w:ascii="Times New Roman" w:hAnsi="Times New Roman" w:eastAsia="宋体"/>
+            <w:tcW w:type="dxa" w:w="1445"/>
+            <w:tcMar>
+              <w:top w:type="dxa" w:w="0"/>
+              <w:bottom w:type="dxa" w:w="0"/>
+              <w:left w:type="dxa" w:w="56"/>
+              <w:right w:type="dxa" w:w="56"/>
+            </w:tcMar>
+          </w:tcPr>
+          <w:p>
+            <w:pPr>
+              <w:spacing w:before="0" w:after="0" w:line="240" w:lineRule="exact"/>
+              <w:ind w:left="0" w:right="0"/>
+              <w:jc w:val="left"/>
+              <w:tabs>
+                <w:tab w:val="decimal" w:pos="598"/>
+              </w:tabs>
+            </w:pPr>
+            <w:r>
+              <w:tab/>
+            </w:r>
+            <w:r>
+              <w:rPr>
+                <w:rFonts w:ascii="Times New Roman" w:hAnsi="Times New Roman" w:eastAsia="Times New Roman"/>
                 <w:b w:val="0"/>
                 <w:i w:val="0"/>
                 <w:sz w:val="18"/>
@@ -3483,7 +3759,13 @@
         </w:tc>
         <w:tc>
           <w:tcPr>
-            <w:tcW w:type="dxa" w:w="1446"/>
+            <w:tcW w:type="dxa" w:w="1448"/>
+            <w:tcMar>
+              <w:top w:type="dxa" w:w="0"/>
+              <w:bottom w:type="dxa" w:w="0"/>
+              <w:left w:type="dxa" w:w="56"/>
+              <w:right w:type="dxa" w:w="56"/>
+            </w:tcMar>
             <w:vAlign w:val="center"/>
           </w:tcPr>
           <w:p>
@@ -3510,6 +3792,12 @@
         <w:tc>
           <w:tcPr>
             <w:tcW w:type="dxa" w:w="2721"/>
+            <w:tcMar>
+              <w:top w:type="dxa" w:w="0"/>
+              <w:bottom w:type="dxa" w:w="0"/>
+              <w:left w:type="dxa" w:w="56"/>
+              <w:right w:type="dxa" w:w="56"/>
+            </w:tcMar>
             <w:vAlign w:val="center"/>
             <w:tcBorders>
               <w:bottom w:val="single" w:sz="4" w:space="0" w:color="000000"/>
@@ -3533,8 +3821,13 @@
         </w:tc>
         <w:tc>
           <w:tcPr>
-            <w:tcW w:type="dxa" w:w="1446"/>
-            <w:vAlign w:val="center"/>
+            <w:tcW w:type="dxa" w:w="1445"/>
+            <w:tcMar>
+              <w:top w:type="dxa" w:w="0"/>
+              <w:bottom w:type="dxa" w:w="0"/>
+              <w:left w:type="dxa" w:w="56"/>
+              <w:right w:type="dxa" w:w="56"/>
+            </w:tcMar>
             <w:tcBorders>
               <w:bottom w:val="single" w:sz="4" w:space="0" w:color="000000"/>
             </w:tcBorders>
@@ -3542,11 +3835,18 @@
           <w:p>
             <w:pPr>
               <w:spacing w:before="0" w:after="0" w:line="240" w:lineRule="exact"/>
-              <w:jc w:val="right"/>
-            </w:pPr>
-            <w:r>
-              <w:rPr>
-                <w:rFonts w:ascii="Times New Roman" w:hAnsi="Times New Roman" w:eastAsia="宋体"/>
+              <w:ind w:left="0" w:right="0"/>
+              <w:jc w:val="left"/>
+              <w:tabs>
+                <w:tab w:val="decimal" w:pos="598"/>
+              </w:tabs>
+            </w:pPr>
+            <w:r>
+              <w:tab/>
+            </w:r>
+            <w:r>
+              <w:rPr>
+                <w:rFonts w:ascii="Times New Roman" w:hAnsi="Times New Roman" w:eastAsia="Times New Roman"/>
                 <w:b w:val="0"/>
                 <w:i w:val="0"/>
                 <w:sz w:val="18"/>
@@ -3557,8 +3857,13 @@
         </w:tc>
         <w:tc>
           <w:tcPr>
-            <w:tcW w:type="dxa" w:w="1446"/>
-            <w:vAlign w:val="center"/>
+            <w:tcW w:type="dxa" w:w="1445"/>
+            <w:tcMar>
+              <w:top w:type="dxa" w:w="0"/>
+              <w:bottom w:type="dxa" w:w="0"/>
+              <w:left w:type="dxa" w:w="56"/>
+              <w:right w:type="dxa" w:w="56"/>
+            </w:tcMar>
             <w:tcBorders>
               <w:bottom w:val="single" w:sz="4" w:space="0" w:color="000000"/>
             </w:tcBorders>
@@ -3566,11 +3871,18 @@
           <w:p>
             <w:pPr>
               <w:spacing w:before="0" w:after="0" w:line="240" w:lineRule="exact"/>
-              <w:jc w:val="right"/>
-            </w:pPr>
-            <w:r>
-              <w:rPr>
-                <w:rFonts w:ascii="Times New Roman" w:hAnsi="Times New Roman" w:eastAsia="宋体"/>
+              <w:ind w:left="0" w:right="0"/>
+              <w:jc w:val="left"/>
+              <w:tabs>
+                <w:tab w:val="decimal" w:pos="598"/>
+              </w:tabs>
+            </w:pPr>
+            <w:r>
+              <w:tab/>
+            </w:r>
+            <w:r>
+              <w:rPr>
+                <w:rFonts w:ascii="Times New Roman" w:hAnsi="Times New Roman" w:eastAsia="Times New Roman"/>
                 <w:b w:val="0"/>
                 <w:i w:val="0"/>
                 <w:sz w:val="18"/>
@@ -3581,8 +3893,13 @@
         </w:tc>
         <w:tc>
           <w:tcPr>
-            <w:tcW w:type="dxa" w:w="1446"/>
-            <w:vAlign w:val="center"/>
+            <w:tcW w:type="dxa" w:w="1445"/>
+            <w:tcMar>
+              <w:top w:type="dxa" w:w="0"/>
+              <w:bottom w:type="dxa" w:w="0"/>
+              <w:left w:type="dxa" w:w="56"/>
+              <w:right w:type="dxa" w:w="56"/>
+            </w:tcMar>
             <w:tcBorders>
               <w:bottom w:val="single" w:sz="4" w:space="0" w:color="000000"/>
             </w:tcBorders>
@@ -3590,11 +3907,18 @@
           <w:p>
             <w:pPr>
               <w:spacing w:before="0" w:after="0" w:line="240" w:lineRule="exact"/>
-              <w:jc w:val="right"/>
-            </w:pPr>
-            <w:r>
-              <w:rPr>
-                <w:rFonts w:ascii="Times New Roman" w:hAnsi="Times New Roman" w:eastAsia="宋体"/>
+              <w:ind w:left="0" w:right="0"/>
+              <w:jc w:val="left"/>
+              <w:tabs>
+                <w:tab w:val="decimal" w:pos="598"/>
+              </w:tabs>
+            </w:pPr>
+            <w:r>
+              <w:tab/>
+            </w:r>
+            <w:r>
+              <w:rPr>
+                <w:rFonts w:ascii="Times New Roman" w:hAnsi="Times New Roman" w:eastAsia="Times New Roman"/>
                 <w:b w:val="0"/>
                 <w:i w:val="0"/>
                 <w:sz w:val="18"/>
@@ -3605,8 +3929,13 @@
         </w:tc>
         <w:tc>
           <w:tcPr>
-            <w:tcW w:type="dxa" w:w="1446"/>
-            <w:vAlign w:val="center"/>
+            <w:tcW w:type="dxa" w:w="1448"/>
+            <w:tcMar>
+              <w:top w:type="dxa" w:w="0"/>
+              <w:bottom w:type="dxa" w:w="0"/>
+              <w:left w:type="dxa" w:w="56"/>
+              <w:right w:type="dxa" w:w="56"/>
+            </w:tcMar>
             <w:tcBorders>
               <w:bottom w:val="single" w:sz="4" w:space="0" w:color="000000"/>
             </w:tcBorders>
@@ -3614,11 +3943,18 @@
           <w:p>
             <w:pPr>
               <w:spacing w:before="0" w:after="0" w:line="240" w:lineRule="exact"/>
-              <w:jc w:val="right"/>
-            </w:pPr>
-            <w:r>
-              <w:rPr>
-                <w:rFonts w:ascii="Times New Roman" w:hAnsi="Times New Roman" w:eastAsia="宋体"/>
+              <w:ind w:left="0" w:right="0"/>
+              <w:jc w:val="left"/>
+              <w:tabs>
+                <w:tab w:val="decimal" w:pos="598"/>
+              </w:tabs>
+            </w:pPr>
+            <w:r>
+              <w:tab/>
+            </w:r>
+            <w:r>
+              <w:rPr>
+                <w:rFonts w:ascii="Times New Roman" w:hAnsi="Times New Roman" w:eastAsia="Times New Roman"/>
                 <w:b w:val="0"/>
                 <w:i w:val="0"/>
                 <w:sz w:val="18"/>
@@ -3648,7 +3984,7 @@
     </w:p>
     <w:tbl>
       <w:tblPr>
-        <w:tblW w:type="auto" w:w="0"/>
+        <w:tblW w:type="dxa" w:w="8504"/>
         <w:tblLayout w:type="fixed"/>
         <w:tblLook w:firstColumn="1" w:firstRow="1" w:lastColumn="0" w:lastRow="0" w:noHBand="0" w:noVBand="1" w:val="04A0"/>
         <w:jc w:val="center"/>
@@ -3662,9 +3998,9 @@
         </w:tblBorders>
       </w:tblPr>
       <w:tblGrid>
-        <w:gridCol w:w="3024"/>
-        <w:gridCol w:w="3024"/>
-        <w:gridCol w:w="3024"/>
+        <w:gridCol w:w="2721"/>
+        <w:gridCol w:w="2891"/>
+        <w:gridCol w:w="2892"/>
       </w:tblGrid>
       <w:tr>
         <w:trPr>
@@ -3673,6 +4009,12 @@
         <w:tc>
           <w:tcPr>
             <w:tcW w:type="dxa" w:w="2721"/>
+            <w:tcMar>
+              <w:top w:type="dxa" w:w="0"/>
+              <w:bottom w:type="dxa" w:w="0"/>
+              <w:left w:type="dxa" w:w="56"/>
+              <w:right w:type="dxa" w:w="56"/>
+            </w:tcMar>
             <w:vAlign w:val="center"/>
             <w:tcBorders>
               <w:bottom w:val="single" w:sz="4" w:space="0" w:color="000000"/>
@@ -3697,6 +4039,12 @@
         <w:tc>
           <w:tcPr>
             <w:tcW w:type="dxa" w:w="2891"/>
+            <w:tcMar>
+              <w:top w:type="dxa" w:w="0"/>
+              <w:bottom w:type="dxa" w:w="0"/>
+              <w:left w:type="dxa" w:w="56"/>
+              <w:right w:type="dxa" w:w="56"/>
+            </w:tcMar>
             <w:vAlign w:val="center"/>
             <w:tcBorders>
               <w:bottom w:val="single" w:sz="4" w:space="0" w:color="000000"/>
@@ -3720,7 +4068,13 @@
         </w:tc>
         <w:tc>
           <w:tcPr>
-            <w:tcW w:type="dxa" w:w="2891"/>
+            <w:tcW w:type="dxa" w:w="2892"/>
+            <w:tcMar>
+              <w:top w:type="dxa" w:w="0"/>
+              <w:bottom w:type="dxa" w:w="0"/>
+              <w:left w:type="dxa" w:w="56"/>
+              <w:right w:type="dxa" w:w="56"/>
+            </w:tcMar>
             <w:vAlign w:val="center"/>
             <w:tcBorders>
               <w:bottom w:val="single" w:sz="4" w:space="0" w:color="000000"/>
@@ -3750,6 +4104,12 @@
         <w:tc>
           <w:tcPr>
             <w:tcW w:type="dxa" w:w="2721"/>
+            <w:tcMar>
+              <w:top w:type="dxa" w:w="0"/>
+              <w:bottom w:type="dxa" w:w="0"/>
+              <w:left w:type="dxa" w:w="56"/>
+              <w:right w:type="dxa" w:w="56"/>
+            </w:tcMar>
             <w:vAlign w:val="center"/>
           </w:tcPr>
           <w:p>
@@ -3771,6 +4131,12 @@
         <w:tc>
           <w:tcPr>
             <w:tcW w:type="dxa" w:w="2891"/>
+            <w:tcMar>
+              <w:top w:type="dxa" w:w="0"/>
+              <w:bottom w:type="dxa" w:w="0"/>
+              <w:left w:type="dxa" w:w="56"/>
+              <w:right w:type="dxa" w:w="56"/>
+            </w:tcMar>
             <w:vAlign w:val="center"/>
           </w:tcPr>
           <w:p>
@@ -3791,7 +4157,13 @@
         </w:tc>
         <w:tc>
           <w:tcPr>
-            <w:tcW w:type="dxa" w:w="2891"/>
+            <w:tcW w:type="dxa" w:w="2892"/>
+            <w:tcMar>
+              <w:top w:type="dxa" w:w="0"/>
+              <w:bottom w:type="dxa" w:w="0"/>
+              <w:left w:type="dxa" w:w="56"/>
+              <w:right w:type="dxa" w:w="56"/>
+            </w:tcMar>
             <w:vAlign w:val="center"/>
           </w:tcPr>
           <w:p>
@@ -3818,6 +4190,12 @@
         <w:tc>
           <w:tcPr>
             <w:tcW w:type="dxa" w:w="2721"/>
+            <w:tcMar>
+              <w:top w:type="dxa" w:w="0"/>
+              <w:bottom w:type="dxa" w:w="0"/>
+              <w:left w:type="dxa" w:w="56"/>
+              <w:right w:type="dxa" w:w="56"/>
+            </w:tcMar>
             <w:vAlign w:val="center"/>
           </w:tcPr>
           <w:p>
@@ -3839,16 +4217,28 @@
         <w:tc>
           <w:tcPr>
             <w:tcW w:type="dxa" w:w="2891"/>
-            <w:vAlign w:val="center"/>
-          </w:tcPr>
-          <w:p>
-            <w:pPr>
-              <w:spacing w:before="0" w:after="0" w:line="240" w:lineRule="exact"/>
-              <w:jc w:val="right"/>
-            </w:pPr>
-            <w:r>
-              <w:rPr>
-                <w:rFonts w:ascii="Times New Roman" w:hAnsi="Times New Roman" w:eastAsia="宋体"/>
+            <w:tcMar>
+              <w:top w:type="dxa" w:w="0"/>
+              <w:bottom w:type="dxa" w:w="0"/>
+              <w:left w:type="dxa" w:w="56"/>
+              <w:right w:type="dxa" w:w="56"/>
+            </w:tcMar>
+          </w:tcPr>
+          <w:p>
+            <w:pPr>
+              <w:spacing w:before="0" w:after="0" w:line="240" w:lineRule="exact"/>
+              <w:ind w:left="0" w:right="0"/>
+              <w:jc w:val="left"/>
+              <w:tabs>
+                <w:tab w:val="decimal" w:pos="1249"/>
+              </w:tabs>
+            </w:pPr>
+            <w:r>
+              <w:tab/>
+            </w:r>
+            <w:r>
+              <w:rPr>
+                <w:rFonts w:ascii="Times New Roman" w:hAnsi="Times New Roman" w:eastAsia="Times New Roman"/>
                 <w:b w:val="0"/>
                 <w:i w:val="0"/>
                 <w:sz w:val="18"/>
@@ -3859,7 +4249,13 @@
         </w:tc>
         <w:tc>
           <w:tcPr>
-            <w:tcW w:type="dxa" w:w="2891"/>
+            <w:tcW w:type="dxa" w:w="2892"/>
+            <w:tcMar>
+              <w:top w:type="dxa" w:w="0"/>
+              <w:bottom w:type="dxa" w:w="0"/>
+              <w:left w:type="dxa" w:w="56"/>
+              <w:right w:type="dxa" w:w="56"/>
+            </w:tcMar>
             <w:vAlign w:val="center"/>
           </w:tcPr>
           <w:p>
@@ -3886,6 +4282,12 @@
         <w:tc>
           <w:tcPr>
             <w:tcW w:type="dxa" w:w="2721"/>
+            <w:tcMar>
+              <w:top w:type="dxa" w:w="0"/>
+              <w:bottom w:type="dxa" w:w="0"/>
+              <w:left w:type="dxa" w:w="56"/>
+              <w:right w:type="dxa" w:w="56"/>
+            </w:tcMar>
             <w:vAlign w:val="center"/>
             <w:tcBorders>
               <w:bottom w:val="single" w:sz="8" w:space="0" w:color="000000"/>
@@ -3910,7 +4312,12 @@
         <w:tc>
           <w:tcPr>
             <w:tcW w:type="dxa" w:w="2891"/>
-            <w:vAlign w:val="center"/>
+            <w:tcMar>
+              <w:top w:type="dxa" w:w="0"/>
+              <w:bottom w:type="dxa" w:w="0"/>
+              <w:left w:type="dxa" w:w="56"/>
+              <w:right w:type="dxa" w:w="56"/>
+            </w:tcMar>
             <w:tcBorders>
               <w:bottom w:val="single" w:sz="8" w:space="0" w:color="000000"/>
             </w:tcBorders>
@@ -3918,11 +4325,18 @@
           <w:p>
             <w:pPr>
               <w:spacing w:before="0" w:after="0" w:line="240" w:lineRule="exact"/>
-              <w:jc w:val="right"/>
-            </w:pPr>
-            <w:r>
-              <w:rPr>
-                <w:rFonts w:ascii="Times New Roman" w:hAnsi="Times New Roman" w:eastAsia="宋体"/>
+              <w:ind w:left="0" w:right="0"/>
+              <w:jc w:val="left"/>
+              <w:tabs>
+                <w:tab w:val="decimal" w:pos="1249"/>
+              </w:tabs>
+            </w:pPr>
+            <w:r>
+              <w:tab/>
+            </w:r>
+            <w:r>
+              <w:rPr>
+                <w:rFonts w:ascii="Times New Roman" w:hAnsi="Times New Roman" w:eastAsia="Times New Roman"/>
                 <w:b w:val="0"/>
                 <w:i w:val="0"/>
                 <w:sz w:val="18"/>
@@ -3933,8 +4347,13 @@
         </w:tc>
         <w:tc>
           <w:tcPr>
-            <w:tcW w:type="dxa" w:w="2891"/>
-            <w:vAlign w:val="center"/>
+            <w:tcW w:type="dxa" w:w="2892"/>
+            <w:tcMar>
+              <w:top w:type="dxa" w:w="0"/>
+              <w:bottom w:type="dxa" w:w="0"/>
+              <w:left w:type="dxa" w:w="56"/>
+              <w:right w:type="dxa" w:w="56"/>
+            </w:tcMar>
             <w:tcBorders>
               <w:bottom w:val="single" w:sz="8" w:space="0" w:color="000000"/>
             </w:tcBorders>
@@ -3942,11 +4361,18 @@
           <w:p>
             <w:pPr>
               <w:spacing w:before="0" w:after="0" w:line="240" w:lineRule="exact"/>
-              <w:jc w:val="right"/>
-            </w:pPr>
-            <w:r>
-              <w:rPr>
-                <w:rFonts w:ascii="Times New Roman" w:hAnsi="Times New Roman" w:eastAsia="宋体"/>
+              <w:ind w:left="0" w:right="0"/>
+              <w:jc w:val="left"/>
+              <w:tabs>
+                <w:tab w:val="decimal" w:pos="1249"/>
+              </w:tabs>
+            </w:pPr>
+            <w:r>
+              <w:tab/>
+            </w:r>
+            <w:r>
+              <w:rPr>
+                <w:rFonts w:ascii="Times New Roman" w:hAnsi="Times New Roman" w:eastAsia="Times New Roman"/>
                 <w:b w:val="0"/>
                 <w:i w:val="0"/>
                 <w:sz w:val="18"/>
@@ -4133,7 +4559,7 @@
     </w:p>
     <w:tbl>
       <w:tblPr>
-        <w:tblW w:type="auto" w:w="0"/>
+        <w:tblW w:type="dxa" w:w="8504"/>
         <w:tblLayout w:type="fixed"/>
         <w:tblLook w:firstColumn="1" w:firstRow="1" w:lastColumn="0" w:lastRow="0" w:noHBand="0" w:noVBand="1" w:val="04A0"/>
         <w:jc w:val="center"/>
@@ -4147,11 +4573,11 @@
         </w:tblBorders>
       </w:tblPr>
       <w:tblGrid>
-        <w:gridCol w:w="1814"/>
-        <w:gridCol w:w="1814"/>
-        <w:gridCol w:w="1814"/>
-        <w:gridCol w:w="1814"/>
-        <w:gridCol w:w="1814"/>
+        <w:gridCol w:w="3231"/>
+        <w:gridCol w:w="850"/>
+        <w:gridCol w:w="1474"/>
+        <w:gridCol w:w="1474"/>
+        <w:gridCol w:w="1475"/>
       </w:tblGrid>
       <w:tr>
         <w:trPr>
@@ -4164,6 +4590,12 @@
               <w:top w:val="single" w:sz="8" w:space="0" w:color="000000"/>
               <w:bottom w:val="single" w:sz="4" w:space="0" w:color="000000"/>
             </w:tcBorders>
+            <w:tcMar>
+              <w:top w:type="dxa" w:w="0"/>
+              <w:bottom w:type="dxa" w:w="0"/>
+              <w:left w:type="dxa" w:w="56"/>
+              <w:right w:type="dxa" w:w="56"/>
+            </w:tcMar>
             <w:vAlign w:val="center"/>
           </w:tcPr>
           <w:p>
@@ -4189,6 +4621,12 @@
               <w:top w:val="single" w:sz="8" w:space="0" w:color="000000"/>
               <w:bottom w:val="single" w:sz="4" w:space="0" w:color="000000"/>
             </w:tcBorders>
+            <w:tcMar>
+              <w:top w:type="dxa" w:w="0"/>
+              <w:bottom w:type="dxa" w:w="0"/>
+              <w:left w:type="dxa" w:w="56"/>
+              <w:right w:type="dxa" w:w="56"/>
+            </w:tcMar>
             <w:vAlign w:val="center"/>
           </w:tcPr>
           <w:p>
@@ -4214,6 +4652,12 @@
               <w:top w:val="single" w:sz="8" w:space="0" w:color="000000"/>
               <w:bottom w:val="single" w:sz="4" w:space="0" w:color="000000"/>
             </w:tcBorders>
+            <w:tcMar>
+              <w:top w:type="dxa" w:w="0"/>
+              <w:bottom w:type="dxa" w:w="0"/>
+              <w:left w:type="dxa" w:w="56"/>
+              <w:right w:type="dxa" w:w="56"/>
+            </w:tcMar>
             <w:vAlign w:val="center"/>
           </w:tcPr>
           <w:p>
@@ -4239,6 +4683,12 @@
               <w:top w:val="single" w:sz="8" w:space="0" w:color="000000"/>
               <w:bottom w:val="single" w:sz="4" w:space="0" w:color="000000"/>
             </w:tcBorders>
+            <w:tcMar>
+              <w:top w:type="dxa" w:w="0"/>
+              <w:bottom w:type="dxa" w:w="0"/>
+              <w:left w:type="dxa" w:w="56"/>
+              <w:right w:type="dxa" w:w="56"/>
+            </w:tcMar>
             <w:vAlign w:val="center"/>
           </w:tcPr>
           <w:p>
@@ -4259,11 +4709,17 @@
         </w:tc>
         <w:tc>
           <w:tcPr>
-            <w:tcW w:type="dxa" w:w="1474"/>
+            <w:tcW w:type="dxa" w:w="1475"/>
             <w:tcBorders>
               <w:top w:val="single" w:sz="8" w:space="0" w:color="000000"/>
               <w:bottom w:val="single" w:sz="4" w:space="0" w:color="000000"/>
             </w:tcBorders>
+            <w:tcMar>
+              <w:top w:type="dxa" w:w="0"/>
+              <w:bottom w:type="dxa" w:w="0"/>
+              <w:left w:type="dxa" w:w="56"/>
+              <w:right w:type="dxa" w:w="56"/>
+            </w:tcMar>
             <w:vAlign w:val="center"/>
           </w:tcPr>
           <w:p>
@@ -4290,6 +4746,12 @@
         <w:tc>
           <w:tcPr>
             <w:tcW w:type="dxa" w:w="3231"/>
+            <w:tcMar>
+              <w:top w:type="dxa" w:w="0"/>
+              <w:bottom w:type="dxa" w:w="0"/>
+              <w:left w:type="dxa" w:w="56"/>
+              <w:right w:type="dxa" w:w="56"/>
+            </w:tcMar>
             <w:vAlign w:val="center"/>
           </w:tcPr>
           <w:p>
@@ -4311,6 +4773,12 @@
         <w:tc>
           <w:tcPr>
             <w:tcW w:type="dxa" w:w="850"/>
+            <w:tcMar>
+              <w:top w:type="dxa" w:w="0"/>
+              <w:bottom w:type="dxa" w:w="0"/>
+              <w:left w:type="dxa" w:w="56"/>
+              <w:right w:type="dxa" w:w="56"/>
+            </w:tcMar>
             <w:vAlign w:val="center"/>
           </w:tcPr>
           <w:p>
@@ -4332,16 +4800,28 @@
         <w:tc>
           <w:tcPr>
             <w:tcW w:type="dxa" w:w="1474"/>
-            <w:vAlign w:val="center"/>
-          </w:tcPr>
-          <w:p>
-            <w:pPr>
-              <w:spacing w:before="0" w:after="0" w:line="240" w:lineRule="exact"/>
-              <w:jc w:val="right"/>
-            </w:pPr>
-            <w:r>
-              <w:rPr>
-                <w:rFonts w:ascii="Times New Roman" w:hAnsi="Times New Roman" w:eastAsia="宋体"/>
+            <w:tcMar>
+              <w:top w:type="dxa" w:w="0"/>
+              <w:bottom w:type="dxa" w:w="0"/>
+              <w:left w:type="dxa" w:w="56"/>
+              <w:right w:type="dxa" w:w="56"/>
+            </w:tcMar>
+          </w:tcPr>
+          <w:p>
+            <w:pPr>
+              <w:spacing w:before="0" w:after="0" w:line="240" w:lineRule="exact"/>
+              <w:ind w:left="0" w:right="0"/>
+              <w:jc w:val="left"/>
+              <w:tabs>
+                <w:tab w:val="decimal" w:pos="612"/>
+              </w:tabs>
+            </w:pPr>
+            <w:r>
+              <w:tab/>
+            </w:r>
+            <w:r>
+              <w:rPr>
+                <w:rFonts w:ascii="Times New Roman" w:hAnsi="Times New Roman" w:eastAsia="Times New Roman"/>
                 <w:b w:val="0"/>
                 <w:i w:val="0"/>
                 <w:sz w:val="18"/>
@@ -4353,16 +4833,28 @@
         <w:tc>
           <w:tcPr>
             <w:tcW w:type="dxa" w:w="1474"/>
-            <w:vAlign w:val="center"/>
-          </w:tcPr>
-          <w:p>
-            <w:pPr>
-              <w:spacing w:before="0" w:after="0" w:line="240" w:lineRule="exact"/>
-              <w:jc w:val="right"/>
-            </w:pPr>
-            <w:r>
-              <w:rPr>
-                <w:rFonts w:ascii="Times New Roman" w:hAnsi="Times New Roman" w:eastAsia="宋体"/>
+            <w:tcMar>
+              <w:top w:type="dxa" w:w="0"/>
+              <w:bottom w:type="dxa" w:w="0"/>
+              <w:left w:type="dxa" w:w="56"/>
+              <w:right w:type="dxa" w:w="56"/>
+            </w:tcMar>
+          </w:tcPr>
+          <w:p>
+            <w:pPr>
+              <w:spacing w:before="0" w:after="0" w:line="240" w:lineRule="exact"/>
+              <w:ind w:left="0" w:right="0"/>
+              <w:jc w:val="left"/>
+              <w:tabs>
+                <w:tab w:val="decimal" w:pos="612"/>
+              </w:tabs>
+            </w:pPr>
+            <w:r>
+              <w:tab/>
+            </w:r>
+            <w:r>
+              <w:rPr>
+                <w:rFonts w:ascii="Times New Roman" w:hAnsi="Times New Roman" w:eastAsia="Times New Roman"/>
                 <w:b w:val="0"/>
                 <w:i w:val="0"/>
                 <w:sz w:val="18"/>
@@ -4373,17 +4865,29 @@
         </w:tc>
         <w:tc>
           <w:tcPr>
-            <w:tcW w:type="dxa" w:w="1474"/>
-            <w:vAlign w:val="center"/>
-          </w:tcPr>
-          <w:p>
-            <w:pPr>
-              <w:spacing w:before="0" w:after="0" w:line="240" w:lineRule="exact"/>
-              <w:jc w:val="right"/>
-            </w:pPr>
-            <w:r>
-              <w:rPr>
-                <w:rFonts w:ascii="Times New Roman" w:hAnsi="Times New Roman" w:eastAsia="宋体"/>
+            <w:tcW w:type="dxa" w:w="1475"/>
+            <w:tcMar>
+              <w:top w:type="dxa" w:w="0"/>
+              <w:bottom w:type="dxa" w:w="0"/>
+              <w:left w:type="dxa" w:w="56"/>
+              <w:right w:type="dxa" w:w="56"/>
+            </w:tcMar>
+          </w:tcPr>
+          <w:p>
+            <w:pPr>
+              <w:spacing w:before="0" w:after="0" w:line="240" w:lineRule="exact"/>
+              <w:ind w:left="0" w:right="0"/>
+              <w:jc w:val="left"/>
+              <w:tabs>
+                <w:tab w:val="decimal" w:pos="612"/>
+              </w:tabs>
+            </w:pPr>
+            <w:r>
+              <w:tab/>
+            </w:r>
+            <w:r>
+              <w:rPr>
+                <w:rFonts w:ascii="Times New Roman" w:hAnsi="Times New Roman" w:eastAsia="Times New Roman"/>
                 <w:b w:val="0"/>
                 <w:i w:val="0"/>
                 <w:sz w:val="18"/>
@@ -4400,6 +4904,12 @@
         <w:tc>
           <w:tcPr>
             <w:tcW w:type="dxa" w:w="3231"/>
+            <w:tcMar>
+              <w:top w:type="dxa" w:w="0"/>
+              <w:bottom w:type="dxa" w:w="0"/>
+              <w:left w:type="dxa" w:w="56"/>
+              <w:right w:type="dxa" w:w="56"/>
+            </w:tcMar>
             <w:vAlign w:val="center"/>
           </w:tcPr>
           <w:p>
@@ -4421,6 +4931,12 @@
         <w:tc>
           <w:tcPr>
             <w:tcW w:type="dxa" w:w="850"/>
+            <w:tcMar>
+              <w:top w:type="dxa" w:w="0"/>
+              <w:bottom w:type="dxa" w:w="0"/>
+              <w:left w:type="dxa" w:w="56"/>
+              <w:right w:type="dxa" w:w="56"/>
+            </w:tcMar>
             <w:vAlign w:val="center"/>
           </w:tcPr>
           <w:p>
@@ -4442,16 +4958,28 @@
         <w:tc>
           <w:tcPr>
             <w:tcW w:type="dxa" w:w="1474"/>
-            <w:vAlign w:val="center"/>
-          </w:tcPr>
-          <w:p>
-            <w:pPr>
-              <w:spacing w:before="0" w:after="0" w:line="240" w:lineRule="exact"/>
-              <w:jc w:val="right"/>
-            </w:pPr>
-            <w:r>
-              <w:rPr>
-                <w:rFonts w:ascii="Times New Roman" w:hAnsi="Times New Roman" w:eastAsia="宋体"/>
+            <w:tcMar>
+              <w:top w:type="dxa" w:w="0"/>
+              <w:bottom w:type="dxa" w:w="0"/>
+              <w:left w:type="dxa" w:w="56"/>
+              <w:right w:type="dxa" w:w="56"/>
+            </w:tcMar>
+          </w:tcPr>
+          <w:p>
+            <w:pPr>
+              <w:spacing w:before="0" w:after="0" w:line="240" w:lineRule="exact"/>
+              <w:ind w:left="0" w:right="0"/>
+              <w:jc w:val="left"/>
+              <w:tabs>
+                <w:tab w:val="decimal" w:pos="612"/>
+              </w:tabs>
+            </w:pPr>
+            <w:r>
+              <w:tab/>
+            </w:r>
+            <w:r>
+              <w:rPr>
+                <w:rFonts w:ascii="Times New Roman" w:hAnsi="Times New Roman" w:eastAsia="Times New Roman"/>
                 <w:b w:val="0"/>
                 <w:i w:val="0"/>
                 <w:sz w:val="18"/>
@@ -4463,16 +4991,28 @@
         <w:tc>
           <w:tcPr>
             <w:tcW w:type="dxa" w:w="1474"/>
-            <w:vAlign w:val="center"/>
-          </w:tcPr>
-          <w:p>
-            <w:pPr>
-              <w:spacing w:before="0" w:after="0" w:line="240" w:lineRule="exact"/>
-              <w:jc w:val="right"/>
-            </w:pPr>
-            <w:r>
-              <w:rPr>
-                <w:rFonts w:ascii="Times New Roman" w:hAnsi="Times New Roman" w:eastAsia="宋体"/>
+            <w:tcMar>
+              <w:top w:type="dxa" w:w="0"/>
+              <w:bottom w:type="dxa" w:w="0"/>
+              <w:left w:type="dxa" w:w="56"/>
+              <w:right w:type="dxa" w:w="56"/>
+            </w:tcMar>
+          </w:tcPr>
+          <w:p>
+            <w:pPr>
+              <w:spacing w:before="0" w:after="0" w:line="240" w:lineRule="exact"/>
+              <w:ind w:left="0" w:right="0"/>
+              <w:jc w:val="left"/>
+              <w:tabs>
+                <w:tab w:val="decimal" w:pos="612"/>
+              </w:tabs>
+            </w:pPr>
+            <w:r>
+              <w:tab/>
+            </w:r>
+            <w:r>
+              <w:rPr>
+                <w:rFonts w:ascii="Times New Roman" w:hAnsi="Times New Roman" w:eastAsia="Times New Roman"/>
                 <w:b w:val="0"/>
                 <w:i w:val="0"/>
                 <w:sz w:val="18"/>
@@ -4483,17 +5023,29 @@
         </w:tc>
         <w:tc>
           <w:tcPr>
-            <w:tcW w:type="dxa" w:w="1474"/>
-            <w:vAlign w:val="center"/>
-          </w:tcPr>
-          <w:p>
-            <w:pPr>
-              <w:spacing w:before="0" w:after="0" w:line="240" w:lineRule="exact"/>
-              <w:jc w:val="right"/>
-            </w:pPr>
-            <w:r>
-              <w:rPr>
-                <w:rFonts w:ascii="Times New Roman" w:hAnsi="Times New Roman" w:eastAsia="宋体"/>
+            <w:tcW w:type="dxa" w:w="1475"/>
+            <w:tcMar>
+              <w:top w:type="dxa" w:w="0"/>
+              <w:bottom w:type="dxa" w:w="0"/>
+              <w:left w:type="dxa" w:w="56"/>
+              <w:right w:type="dxa" w:w="56"/>
+            </w:tcMar>
+          </w:tcPr>
+          <w:p>
+            <w:pPr>
+              <w:spacing w:before="0" w:after="0" w:line="240" w:lineRule="exact"/>
+              <w:ind w:left="0" w:right="0"/>
+              <w:jc w:val="left"/>
+              <w:tabs>
+                <w:tab w:val="decimal" w:pos="612"/>
+              </w:tabs>
+            </w:pPr>
+            <w:r>
+              <w:tab/>
+            </w:r>
+            <w:r>
+              <w:rPr>
+                <w:rFonts w:ascii="Times New Roman" w:hAnsi="Times New Roman" w:eastAsia="Times New Roman"/>
                 <w:b w:val="0"/>
                 <w:i w:val="0"/>
                 <w:sz w:val="18"/>
@@ -4510,6 +5062,12 @@
         <w:tc>
           <w:tcPr>
             <w:tcW w:type="dxa" w:w="3231"/>
+            <w:tcMar>
+              <w:top w:type="dxa" w:w="0"/>
+              <w:bottom w:type="dxa" w:w="0"/>
+              <w:left w:type="dxa" w:w="56"/>
+              <w:right w:type="dxa" w:w="56"/>
+            </w:tcMar>
             <w:vAlign w:val="center"/>
           </w:tcPr>
           <w:p>
@@ -4531,6 +5089,12 @@
         <w:tc>
           <w:tcPr>
             <w:tcW w:type="dxa" w:w="850"/>
+            <w:tcMar>
+              <w:top w:type="dxa" w:w="0"/>
+              <w:bottom w:type="dxa" w:w="0"/>
+              <w:left w:type="dxa" w:w="56"/>
+              <w:right w:type="dxa" w:w="56"/>
+            </w:tcMar>
             <w:vAlign w:val="center"/>
           </w:tcPr>
           <w:p>
@@ -4552,16 +5116,28 @@
         <w:tc>
           <w:tcPr>
             <w:tcW w:type="dxa" w:w="1474"/>
-            <w:vAlign w:val="center"/>
-          </w:tcPr>
-          <w:p>
-            <w:pPr>
-              <w:spacing w:before="0" w:after="0" w:line="240" w:lineRule="exact"/>
-              <w:jc w:val="right"/>
-            </w:pPr>
-            <w:r>
-              <w:rPr>
-                <w:rFonts w:ascii="Times New Roman" w:hAnsi="Times New Roman" w:eastAsia="宋体"/>
+            <w:tcMar>
+              <w:top w:type="dxa" w:w="0"/>
+              <w:bottom w:type="dxa" w:w="0"/>
+              <w:left w:type="dxa" w:w="56"/>
+              <w:right w:type="dxa" w:w="56"/>
+            </w:tcMar>
+          </w:tcPr>
+          <w:p>
+            <w:pPr>
+              <w:spacing w:before="0" w:after="0" w:line="240" w:lineRule="exact"/>
+              <w:ind w:left="0" w:right="0"/>
+              <w:jc w:val="left"/>
+              <w:tabs>
+                <w:tab w:val="decimal" w:pos="612"/>
+              </w:tabs>
+            </w:pPr>
+            <w:r>
+              <w:tab/>
+            </w:r>
+            <w:r>
+              <w:rPr>
+                <w:rFonts w:ascii="Times New Roman" w:hAnsi="Times New Roman" w:eastAsia="Times New Roman"/>
                 <w:b w:val="0"/>
                 <w:i w:val="0"/>
                 <w:sz w:val="18"/>
@@ -4573,16 +5149,28 @@
         <w:tc>
           <w:tcPr>
             <w:tcW w:type="dxa" w:w="1474"/>
-            <w:vAlign w:val="center"/>
-          </w:tcPr>
-          <w:p>
-            <w:pPr>
-              <w:spacing w:before="0" w:after="0" w:line="240" w:lineRule="exact"/>
-              <w:jc w:val="right"/>
-            </w:pPr>
-            <w:r>
-              <w:rPr>
-                <w:rFonts w:ascii="Times New Roman" w:hAnsi="Times New Roman" w:eastAsia="宋体"/>
+            <w:tcMar>
+              <w:top w:type="dxa" w:w="0"/>
+              <w:bottom w:type="dxa" w:w="0"/>
+              <w:left w:type="dxa" w:w="56"/>
+              <w:right w:type="dxa" w:w="56"/>
+            </w:tcMar>
+          </w:tcPr>
+          <w:p>
+            <w:pPr>
+              <w:spacing w:before="0" w:after="0" w:line="240" w:lineRule="exact"/>
+              <w:ind w:left="0" w:right="0"/>
+              <w:jc w:val="left"/>
+              <w:tabs>
+                <w:tab w:val="decimal" w:pos="612"/>
+              </w:tabs>
+            </w:pPr>
+            <w:r>
+              <w:tab/>
+            </w:r>
+            <w:r>
+              <w:rPr>
+                <w:rFonts w:ascii="Times New Roman" w:hAnsi="Times New Roman" w:eastAsia="Times New Roman"/>
                 <w:b w:val="0"/>
                 <w:i w:val="0"/>
                 <w:sz w:val="18"/>
@@ -4593,17 +5181,29 @@
         </w:tc>
         <w:tc>
           <w:tcPr>
-            <w:tcW w:type="dxa" w:w="1474"/>
-            <w:vAlign w:val="center"/>
-          </w:tcPr>
-          <w:p>
-            <w:pPr>
-              <w:spacing w:before="0" w:after="0" w:line="240" w:lineRule="exact"/>
-              <w:jc w:val="right"/>
-            </w:pPr>
-            <w:r>
-              <w:rPr>
-                <w:rFonts w:ascii="Times New Roman" w:hAnsi="Times New Roman" w:eastAsia="宋体"/>
+            <w:tcW w:type="dxa" w:w="1475"/>
+            <w:tcMar>
+              <w:top w:type="dxa" w:w="0"/>
+              <w:bottom w:type="dxa" w:w="0"/>
+              <w:left w:type="dxa" w:w="56"/>
+              <w:right w:type="dxa" w:w="56"/>
+            </w:tcMar>
+          </w:tcPr>
+          <w:p>
+            <w:pPr>
+              <w:spacing w:before="0" w:after="0" w:line="240" w:lineRule="exact"/>
+              <w:ind w:left="0" w:right="0"/>
+              <w:jc w:val="left"/>
+              <w:tabs>
+                <w:tab w:val="decimal" w:pos="612"/>
+              </w:tabs>
+            </w:pPr>
+            <w:r>
+              <w:tab/>
+            </w:r>
+            <w:r>
+              <w:rPr>
+                <w:rFonts w:ascii="Times New Roman" w:hAnsi="Times New Roman" w:eastAsia="Times New Roman"/>
                 <w:b w:val="0"/>
                 <w:i w:val="0"/>
                 <w:sz w:val="18"/>
@@ -4620,6 +5220,12 @@
         <w:tc>
           <w:tcPr>
             <w:tcW w:type="dxa" w:w="3231"/>
+            <w:tcMar>
+              <w:top w:type="dxa" w:w="0"/>
+              <w:bottom w:type="dxa" w:w="0"/>
+              <w:left w:type="dxa" w:w="56"/>
+              <w:right w:type="dxa" w:w="56"/>
+            </w:tcMar>
             <w:vAlign w:val="center"/>
           </w:tcPr>
           <w:p>
@@ -4641,6 +5247,12 @@
         <w:tc>
           <w:tcPr>
             <w:tcW w:type="dxa" w:w="850"/>
+            <w:tcMar>
+              <w:top w:type="dxa" w:w="0"/>
+              <w:bottom w:type="dxa" w:w="0"/>
+              <w:left w:type="dxa" w:w="56"/>
+              <w:right w:type="dxa" w:w="56"/>
+            </w:tcMar>
             <w:vAlign w:val="center"/>
           </w:tcPr>
           <w:p>
@@ -4662,16 +5274,28 @@
         <w:tc>
           <w:tcPr>
             <w:tcW w:type="dxa" w:w="1474"/>
-            <w:vAlign w:val="center"/>
-          </w:tcPr>
-          <w:p>
-            <w:pPr>
-              <w:spacing w:before="0" w:after="0" w:line="240" w:lineRule="exact"/>
-              <w:jc w:val="right"/>
-            </w:pPr>
-            <w:r>
-              <w:rPr>
-                <w:rFonts w:ascii="Times New Roman" w:hAnsi="Times New Roman" w:eastAsia="宋体"/>
+            <w:tcMar>
+              <w:top w:type="dxa" w:w="0"/>
+              <w:bottom w:type="dxa" w:w="0"/>
+              <w:left w:type="dxa" w:w="56"/>
+              <w:right w:type="dxa" w:w="56"/>
+            </w:tcMar>
+          </w:tcPr>
+          <w:p>
+            <w:pPr>
+              <w:spacing w:before="0" w:after="0" w:line="240" w:lineRule="exact"/>
+              <w:ind w:left="0" w:right="0"/>
+              <w:jc w:val="left"/>
+              <w:tabs>
+                <w:tab w:val="decimal" w:pos="612"/>
+              </w:tabs>
+            </w:pPr>
+            <w:r>
+              <w:tab/>
+            </w:r>
+            <w:r>
+              <w:rPr>
+                <w:rFonts w:ascii="Times New Roman" w:hAnsi="Times New Roman" w:eastAsia="Times New Roman"/>
                 <w:b w:val="0"/>
                 <w:i w:val="0"/>
                 <w:sz w:val="18"/>
@@ -4683,16 +5307,28 @@
         <w:tc>
           <w:tcPr>
             <w:tcW w:type="dxa" w:w="1474"/>
-            <w:vAlign w:val="center"/>
-          </w:tcPr>
-          <w:p>
-            <w:pPr>
-              <w:spacing w:before="0" w:after="0" w:line="240" w:lineRule="exact"/>
-              <w:jc w:val="right"/>
-            </w:pPr>
-            <w:r>
-              <w:rPr>
-                <w:rFonts w:ascii="Times New Roman" w:hAnsi="Times New Roman" w:eastAsia="宋体"/>
+            <w:tcMar>
+              <w:top w:type="dxa" w:w="0"/>
+              <w:bottom w:type="dxa" w:w="0"/>
+              <w:left w:type="dxa" w:w="56"/>
+              <w:right w:type="dxa" w:w="56"/>
+            </w:tcMar>
+          </w:tcPr>
+          <w:p>
+            <w:pPr>
+              <w:spacing w:before="0" w:after="0" w:line="240" w:lineRule="exact"/>
+              <w:ind w:left="0" w:right="0"/>
+              <w:jc w:val="left"/>
+              <w:tabs>
+                <w:tab w:val="decimal" w:pos="612"/>
+              </w:tabs>
+            </w:pPr>
+            <w:r>
+              <w:tab/>
+            </w:r>
+            <w:r>
+              <w:rPr>
+                <w:rFonts w:ascii="Times New Roman" w:hAnsi="Times New Roman" w:eastAsia="Times New Roman"/>
                 <w:b w:val="0"/>
                 <w:i w:val="0"/>
                 <w:sz w:val="18"/>
@@ -4703,17 +5339,29 @@
         </w:tc>
         <w:tc>
           <w:tcPr>
-            <w:tcW w:type="dxa" w:w="1474"/>
-            <w:vAlign w:val="center"/>
-          </w:tcPr>
-          <w:p>
-            <w:pPr>
-              <w:spacing w:before="0" w:after="0" w:line="240" w:lineRule="exact"/>
-              <w:jc w:val="right"/>
-            </w:pPr>
-            <w:r>
-              <w:rPr>
-                <w:rFonts w:ascii="Times New Roman" w:hAnsi="Times New Roman" w:eastAsia="宋体"/>
+            <w:tcW w:type="dxa" w:w="1475"/>
+            <w:tcMar>
+              <w:top w:type="dxa" w:w="0"/>
+              <w:bottom w:type="dxa" w:w="0"/>
+              <w:left w:type="dxa" w:w="56"/>
+              <w:right w:type="dxa" w:w="56"/>
+            </w:tcMar>
+          </w:tcPr>
+          <w:p>
+            <w:pPr>
+              <w:spacing w:before="0" w:after="0" w:line="240" w:lineRule="exact"/>
+              <w:ind w:left="0" w:right="0"/>
+              <w:jc w:val="left"/>
+              <w:tabs>
+                <w:tab w:val="decimal" w:pos="612"/>
+              </w:tabs>
+            </w:pPr>
+            <w:r>
+              <w:tab/>
+            </w:r>
+            <w:r>
+              <w:rPr>
+                <w:rFonts w:ascii="Times New Roman" w:hAnsi="Times New Roman" w:eastAsia="Times New Roman"/>
                 <w:b w:val="0"/>
                 <w:i w:val="0"/>
                 <w:sz w:val="18"/>
@@ -4730,6 +5378,12 @@
         <w:tc>
           <w:tcPr>
             <w:tcW w:type="dxa" w:w="3231"/>
+            <w:tcMar>
+              <w:top w:type="dxa" w:w="0"/>
+              <w:bottom w:type="dxa" w:w="0"/>
+              <w:left w:type="dxa" w:w="56"/>
+              <w:right w:type="dxa" w:w="56"/>
+            </w:tcMar>
             <w:vAlign w:val="center"/>
             <w:tcBorders>
               <w:bottom w:val="single" w:sz="8" w:space="0" w:color="000000"/>
@@ -4754,6 +5408,12 @@
         <w:tc>
           <w:tcPr>
             <w:tcW w:type="dxa" w:w="850"/>
+            <w:tcMar>
+              <w:top w:type="dxa" w:w="0"/>
+              <w:bottom w:type="dxa" w:w="0"/>
+              <w:left w:type="dxa" w:w="56"/>
+              <w:right w:type="dxa" w:w="56"/>
+            </w:tcMar>
             <w:vAlign w:val="center"/>
             <w:tcBorders>
               <w:bottom w:val="single" w:sz="8" w:space="0" w:color="000000"/>
@@ -4778,7 +5438,12 @@
         <w:tc>
           <w:tcPr>
             <w:tcW w:type="dxa" w:w="1474"/>
-            <w:vAlign w:val="center"/>
+            <w:tcMar>
+              <w:top w:type="dxa" w:w="0"/>
+              <w:bottom w:type="dxa" w:w="0"/>
+              <w:left w:type="dxa" w:w="56"/>
+              <w:right w:type="dxa" w:w="56"/>
+            </w:tcMar>
             <w:tcBorders>
               <w:bottom w:val="single" w:sz="8" w:space="0" w:color="000000"/>
             </w:tcBorders>
@@ -4786,11 +5451,18 @@
           <w:p>
             <w:pPr>
               <w:spacing w:before="0" w:after="0" w:line="240" w:lineRule="exact"/>
-              <w:jc w:val="right"/>
-            </w:pPr>
-            <w:r>
-              <w:rPr>
-                <w:rFonts w:ascii="Times New Roman" w:hAnsi="Times New Roman" w:eastAsia="宋体"/>
+              <w:ind w:left="0" w:right="0"/>
+              <w:jc w:val="left"/>
+              <w:tabs>
+                <w:tab w:val="decimal" w:pos="612"/>
+              </w:tabs>
+            </w:pPr>
+            <w:r>
+              <w:tab/>
+            </w:r>
+            <w:r>
+              <w:rPr>
+                <w:rFonts w:ascii="Times New Roman" w:hAnsi="Times New Roman" w:eastAsia="Times New Roman"/>
                 <w:b w:val="0"/>
                 <w:i w:val="0"/>
                 <w:sz w:val="18"/>
@@ -4802,7 +5474,12 @@
         <w:tc>
           <w:tcPr>
             <w:tcW w:type="dxa" w:w="1474"/>
-            <w:vAlign w:val="center"/>
+            <w:tcMar>
+              <w:top w:type="dxa" w:w="0"/>
+              <w:bottom w:type="dxa" w:w="0"/>
+              <w:left w:type="dxa" w:w="56"/>
+              <w:right w:type="dxa" w:w="56"/>
+            </w:tcMar>
             <w:tcBorders>
               <w:bottom w:val="single" w:sz="8" w:space="0" w:color="000000"/>
             </w:tcBorders>
@@ -4810,11 +5487,18 @@
           <w:p>
             <w:pPr>
               <w:spacing w:before="0" w:after="0" w:line="240" w:lineRule="exact"/>
-              <w:jc w:val="right"/>
-            </w:pPr>
-            <w:r>
-              <w:rPr>
-                <w:rFonts w:ascii="Times New Roman" w:hAnsi="Times New Roman" w:eastAsia="宋体"/>
+              <w:ind w:left="0" w:right="0"/>
+              <w:jc w:val="left"/>
+              <w:tabs>
+                <w:tab w:val="decimal" w:pos="612"/>
+              </w:tabs>
+            </w:pPr>
+            <w:r>
+              <w:tab/>
+            </w:r>
+            <w:r>
+              <w:rPr>
+                <w:rFonts w:ascii="Times New Roman" w:hAnsi="Times New Roman" w:eastAsia="Times New Roman"/>
                 <w:b w:val="0"/>
                 <w:i w:val="0"/>
                 <w:sz w:val="18"/>
@@ -4825,8 +5509,13 @@
         </w:tc>
         <w:tc>
           <w:tcPr>
-            <w:tcW w:type="dxa" w:w="1474"/>
-            <w:vAlign w:val="center"/>
+            <w:tcW w:type="dxa" w:w="1475"/>
+            <w:tcMar>
+              <w:top w:type="dxa" w:w="0"/>
+              <w:bottom w:type="dxa" w:w="0"/>
+              <w:left w:type="dxa" w:w="56"/>
+              <w:right w:type="dxa" w:w="56"/>
+            </w:tcMar>
             <w:tcBorders>
               <w:bottom w:val="single" w:sz="8" w:space="0" w:color="000000"/>
             </w:tcBorders>
@@ -4834,11 +5523,18 @@
           <w:p>
             <w:pPr>
               <w:spacing w:before="0" w:after="0" w:line="240" w:lineRule="exact"/>
-              <w:jc w:val="right"/>
-            </w:pPr>
-            <w:r>
-              <w:rPr>
-                <w:rFonts w:ascii="Times New Roman" w:hAnsi="Times New Roman" w:eastAsia="宋体"/>
+              <w:ind w:left="0" w:right="0"/>
+              <w:jc w:val="left"/>
+              <w:tabs>
+                <w:tab w:val="decimal" w:pos="612"/>
+              </w:tabs>
+            </w:pPr>
+            <w:r>
+              <w:tab/>
+            </w:r>
+            <w:r>
+              <w:rPr>
+                <w:rFonts w:ascii="Times New Roman" w:hAnsi="Times New Roman" w:eastAsia="Times New Roman"/>
                 <w:b w:val="0"/>
                 <w:i w:val="0"/>
                 <w:sz w:val="18"/>
@@ -5188,7 +5884,7 @@
     </w:p>
     <w:tbl>
       <w:tblPr>
-        <w:tblW w:type="auto" w:w="0"/>
+        <w:tblW w:type="dxa" w:w="8504"/>
         <w:tblLayout w:type="fixed"/>
         <w:tblLook w:firstColumn="1" w:firstRow="1" w:lastColumn="0" w:lastRow="0" w:noHBand="0" w:noVBand="1" w:val="04A0"/>
         <w:jc w:val="center"/>
@@ -5202,11 +5898,11 @@
         </w:tblBorders>
       </w:tblPr>
       <w:tblGrid>
-        <w:gridCol w:w="1814"/>
-        <w:gridCol w:w="1814"/>
-        <w:gridCol w:w="1814"/>
-        <w:gridCol w:w="1814"/>
-        <w:gridCol w:w="1814"/>
+        <w:gridCol w:w="3231"/>
+        <w:gridCol w:w="1318"/>
+        <w:gridCol w:w="1318"/>
+        <w:gridCol w:w="1318"/>
+        <w:gridCol w:w="1319"/>
       </w:tblGrid>
       <w:tr>
         <w:trPr>
@@ -5219,6 +5915,12 @@
               <w:top w:val="single" w:sz="8" w:space="0" w:color="000000"/>
               <w:bottom w:val="single" w:sz="4" w:space="0" w:color="000000"/>
             </w:tcBorders>
+            <w:tcMar>
+              <w:top w:type="dxa" w:w="0"/>
+              <w:bottom w:type="dxa" w:w="0"/>
+              <w:left w:type="dxa" w:w="56"/>
+              <w:right w:type="dxa" w:w="56"/>
+            </w:tcMar>
             <w:vAlign w:val="center"/>
           </w:tcPr>
           <w:p>
@@ -5244,6 +5946,12 @@
               <w:top w:val="single" w:sz="8" w:space="0" w:color="000000"/>
               <w:bottom w:val="single" w:sz="4" w:space="0" w:color="000000"/>
             </w:tcBorders>
+            <w:tcMar>
+              <w:top w:type="dxa" w:w="0"/>
+              <w:bottom w:type="dxa" w:w="0"/>
+              <w:left w:type="dxa" w:w="56"/>
+              <w:right w:type="dxa" w:w="56"/>
+            </w:tcMar>
             <w:vAlign w:val="center"/>
           </w:tcPr>
           <w:p>
@@ -5269,6 +5977,12 @@
               <w:top w:val="single" w:sz="8" w:space="0" w:color="000000"/>
               <w:bottom w:val="single" w:sz="4" w:space="0" w:color="000000"/>
             </w:tcBorders>
+            <w:tcMar>
+              <w:top w:type="dxa" w:w="0"/>
+              <w:bottom w:type="dxa" w:w="0"/>
+              <w:left w:type="dxa" w:w="56"/>
+              <w:right w:type="dxa" w:w="56"/>
+            </w:tcMar>
             <w:vAlign w:val="center"/>
           </w:tcPr>
           <w:p>
@@ -5294,6 +6008,12 @@
               <w:top w:val="single" w:sz="8" w:space="0" w:color="000000"/>
               <w:bottom w:val="single" w:sz="4" w:space="0" w:color="000000"/>
             </w:tcBorders>
+            <w:tcMar>
+              <w:top w:type="dxa" w:w="0"/>
+              <w:bottom w:type="dxa" w:w="0"/>
+              <w:left w:type="dxa" w:w="56"/>
+              <w:right w:type="dxa" w:w="56"/>
+            </w:tcMar>
             <w:vAlign w:val="center"/>
           </w:tcPr>
           <w:p>
@@ -5314,11 +6034,17 @@
         </w:tc>
         <w:tc>
           <w:tcPr>
-            <w:tcW w:type="dxa" w:w="1318"/>
+            <w:tcW w:type="dxa" w:w="1319"/>
             <w:tcBorders>
               <w:top w:val="single" w:sz="8" w:space="0" w:color="000000"/>
               <w:bottom w:val="single" w:sz="4" w:space="0" w:color="000000"/>
             </w:tcBorders>
+            <w:tcMar>
+              <w:top w:type="dxa" w:w="0"/>
+              <w:bottom w:type="dxa" w:w="0"/>
+              <w:left w:type="dxa" w:w="56"/>
+              <w:right w:type="dxa" w:w="56"/>
+            </w:tcMar>
             <w:vAlign w:val="center"/>
           </w:tcPr>
           <w:p>
@@ -5345,6 +6071,12 @@
         <w:tc>
           <w:tcPr>
             <w:tcW w:type="dxa" w:w="3231"/>
+            <w:tcMar>
+              <w:top w:type="dxa" w:w="0"/>
+              <w:bottom w:type="dxa" w:w="0"/>
+              <w:left w:type="dxa" w:w="56"/>
+              <w:right w:type="dxa" w:w="56"/>
+            </w:tcMar>
             <w:vAlign w:val="center"/>
           </w:tcPr>
           <w:p>
@@ -5366,16 +6098,28 @@
         <w:tc>
           <w:tcPr>
             <w:tcW w:type="dxa" w:w="1318"/>
-            <w:vAlign w:val="center"/>
-          </w:tcPr>
-          <w:p>
-            <w:pPr>
-              <w:spacing w:before="0" w:after="0" w:line="240" w:lineRule="exact"/>
-              <w:jc w:val="right"/>
-            </w:pPr>
-            <w:r>
-              <w:rPr>
-                <w:rFonts w:ascii="Times New Roman" w:hAnsi="Times New Roman" w:eastAsia="宋体"/>
+            <w:tcMar>
+              <w:top w:type="dxa" w:w="0"/>
+              <w:bottom w:type="dxa" w:w="0"/>
+              <w:left w:type="dxa" w:w="56"/>
+              <w:right w:type="dxa" w:w="56"/>
+            </w:tcMar>
+          </w:tcPr>
+          <w:p>
+            <w:pPr>
+              <w:spacing w:before="0" w:after="0" w:line="240" w:lineRule="exact"/>
+              <w:ind w:left="0" w:right="0"/>
+              <w:jc w:val="left"/>
+              <w:tabs>
+                <w:tab w:val="decimal" w:pos="541"/>
+              </w:tabs>
+            </w:pPr>
+            <w:r>
+              <w:tab/>
+            </w:r>
+            <w:r>
+              <w:rPr>
+                <w:rFonts w:ascii="Times New Roman" w:hAnsi="Times New Roman" w:eastAsia="Times New Roman"/>
                 <w:b w:val="0"/>
                 <w:i w:val="0"/>
                 <w:sz w:val="18"/>
@@ -5387,16 +6131,28 @@
         <w:tc>
           <w:tcPr>
             <w:tcW w:type="dxa" w:w="1318"/>
-            <w:vAlign w:val="center"/>
-          </w:tcPr>
-          <w:p>
-            <w:pPr>
-              <w:spacing w:before="0" w:after="0" w:line="240" w:lineRule="exact"/>
-              <w:jc w:val="right"/>
-            </w:pPr>
-            <w:r>
-              <w:rPr>
-                <w:rFonts w:ascii="Times New Roman" w:hAnsi="Times New Roman" w:eastAsia="宋体"/>
+            <w:tcMar>
+              <w:top w:type="dxa" w:w="0"/>
+              <w:bottom w:type="dxa" w:w="0"/>
+              <w:left w:type="dxa" w:w="56"/>
+              <w:right w:type="dxa" w:w="56"/>
+            </w:tcMar>
+          </w:tcPr>
+          <w:p>
+            <w:pPr>
+              <w:spacing w:before="0" w:after="0" w:line="240" w:lineRule="exact"/>
+              <w:ind w:left="0" w:right="0"/>
+              <w:jc w:val="left"/>
+              <w:tabs>
+                <w:tab w:val="decimal" w:pos="541"/>
+              </w:tabs>
+            </w:pPr>
+            <w:r>
+              <w:tab/>
+            </w:r>
+            <w:r>
+              <w:rPr>
+                <w:rFonts w:ascii="Times New Roman" w:hAnsi="Times New Roman" w:eastAsia="Times New Roman"/>
                 <w:b w:val="0"/>
                 <w:i w:val="0"/>
                 <w:sz w:val="18"/>
@@ -5408,16 +6164,28 @@
         <w:tc>
           <w:tcPr>
             <w:tcW w:type="dxa" w:w="1318"/>
-            <w:vAlign w:val="center"/>
-          </w:tcPr>
-          <w:p>
-            <w:pPr>
-              <w:spacing w:before="0" w:after="0" w:line="240" w:lineRule="exact"/>
-              <w:jc w:val="right"/>
-            </w:pPr>
-            <w:r>
-              <w:rPr>
-                <w:rFonts w:ascii="Times New Roman" w:hAnsi="Times New Roman" w:eastAsia="宋体"/>
+            <w:tcMar>
+              <w:top w:type="dxa" w:w="0"/>
+              <w:bottom w:type="dxa" w:w="0"/>
+              <w:left w:type="dxa" w:w="56"/>
+              <w:right w:type="dxa" w:w="56"/>
+            </w:tcMar>
+          </w:tcPr>
+          <w:p>
+            <w:pPr>
+              <w:spacing w:before="0" w:after="0" w:line="240" w:lineRule="exact"/>
+              <w:ind w:left="0" w:right="0"/>
+              <w:jc w:val="left"/>
+              <w:tabs>
+                <w:tab w:val="decimal" w:pos="541"/>
+              </w:tabs>
+            </w:pPr>
+            <w:r>
+              <w:tab/>
+            </w:r>
+            <w:r>
+              <w:rPr>
+                <w:rFonts w:ascii="Times New Roman" w:hAnsi="Times New Roman" w:eastAsia="Times New Roman"/>
                 <w:b w:val="0"/>
                 <w:i w:val="0"/>
                 <w:sz w:val="18"/>
@@ -5428,7 +6196,13 @@
         </w:tc>
         <w:tc>
           <w:tcPr>
-            <w:tcW w:type="dxa" w:w="1318"/>
+            <w:tcW w:type="dxa" w:w="1319"/>
+            <w:tcMar>
+              <w:top w:type="dxa" w:w="0"/>
+              <w:bottom w:type="dxa" w:w="0"/>
+              <w:left w:type="dxa" w:w="56"/>
+              <w:right w:type="dxa" w:w="56"/>
+            </w:tcMar>
             <w:vAlign w:val="center"/>
           </w:tcPr>
           <w:p>
@@ -5455,6 +6229,12 @@
         <w:tc>
           <w:tcPr>
             <w:tcW w:type="dxa" w:w="3231"/>
+            <w:tcMar>
+              <w:top w:type="dxa" w:w="0"/>
+              <w:bottom w:type="dxa" w:w="0"/>
+              <w:left w:type="dxa" w:w="56"/>
+              <w:right w:type="dxa" w:w="56"/>
+            </w:tcMar>
             <w:vAlign w:val="center"/>
           </w:tcPr>
           <w:p>
@@ -5476,16 +6256,28 @@
         <w:tc>
           <w:tcPr>
             <w:tcW w:type="dxa" w:w="1318"/>
-            <w:vAlign w:val="center"/>
-          </w:tcPr>
-          <w:p>
-            <w:pPr>
-              <w:spacing w:before="0" w:after="0" w:line="240" w:lineRule="exact"/>
-              <w:jc w:val="right"/>
-            </w:pPr>
-            <w:r>
-              <w:rPr>
-                <w:rFonts w:ascii="Times New Roman" w:hAnsi="Times New Roman" w:eastAsia="宋体"/>
+            <w:tcMar>
+              <w:top w:type="dxa" w:w="0"/>
+              <w:bottom w:type="dxa" w:w="0"/>
+              <w:left w:type="dxa" w:w="56"/>
+              <w:right w:type="dxa" w:w="56"/>
+            </w:tcMar>
+          </w:tcPr>
+          <w:p>
+            <w:pPr>
+              <w:spacing w:before="0" w:after="0" w:line="240" w:lineRule="exact"/>
+              <w:ind w:left="0" w:right="0"/>
+              <w:jc w:val="left"/>
+              <w:tabs>
+                <w:tab w:val="decimal" w:pos="541"/>
+              </w:tabs>
+            </w:pPr>
+            <w:r>
+              <w:tab/>
+            </w:r>
+            <w:r>
+              <w:rPr>
+                <w:rFonts w:ascii="Times New Roman" w:hAnsi="Times New Roman" w:eastAsia="Times New Roman"/>
                 <w:b w:val="0"/>
                 <w:i w:val="0"/>
                 <w:sz w:val="18"/>
@@ -5497,16 +6289,28 @@
         <w:tc>
           <w:tcPr>
             <w:tcW w:type="dxa" w:w="1318"/>
-            <w:vAlign w:val="center"/>
-          </w:tcPr>
-          <w:p>
-            <w:pPr>
-              <w:spacing w:before="0" w:after="0" w:line="240" w:lineRule="exact"/>
-              <w:jc w:val="right"/>
-            </w:pPr>
-            <w:r>
-              <w:rPr>
-                <w:rFonts w:ascii="Times New Roman" w:hAnsi="Times New Roman" w:eastAsia="宋体"/>
+            <w:tcMar>
+              <w:top w:type="dxa" w:w="0"/>
+              <w:bottom w:type="dxa" w:w="0"/>
+              <w:left w:type="dxa" w:w="56"/>
+              <w:right w:type="dxa" w:w="56"/>
+            </w:tcMar>
+          </w:tcPr>
+          <w:p>
+            <w:pPr>
+              <w:spacing w:before="0" w:after="0" w:line="240" w:lineRule="exact"/>
+              <w:ind w:left="0" w:right="0"/>
+              <w:jc w:val="left"/>
+              <w:tabs>
+                <w:tab w:val="decimal" w:pos="541"/>
+              </w:tabs>
+            </w:pPr>
+            <w:r>
+              <w:tab/>
+            </w:r>
+            <w:r>
+              <w:rPr>
+                <w:rFonts w:ascii="Times New Roman" w:hAnsi="Times New Roman" w:eastAsia="Times New Roman"/>
                 <w:b w:val="0"/>
                 <w:i w:val="0"/>
                 <w:sz w:val="18"/>
@@ -5518,6 +6322,12 @@
         <w:tc>
           <w:tcPr>
             <w:tcW w:type="dxa" w:w="1318"/>
+            <w:tcMar>
+              <w:top w:type="dxa" w:w="0"/>
+              <w:bottom w:type="dxa" w:w="0"/>
+              <w:left w:type="dxa" w:w="56"/>
+              <w:right w:type="dxa" w:w="56"/>
+            </w:tcMar>
             <w:vAlign w:val="center"/>
           </w:tcPr>
           <w:p>
@@ -5538,7 +6348,13 @@
         </w:tc>
         <w:tc>
           <w:tcPr>
-            <w:tcW w:type="dxa" w:w="1318"/>
+            <w:tcW w:type="dxa" w:w="1319"/>
+            <w:tcMar>
+              <w:top w:type="dxa" w:w="0"/>
+              <w:bottom w:type="dxa" w:w="0"/>
+              <w:left w:type="dxa" w:w="56"/>
+              <w:right w:type="dxa" w:w="56"/>
+            </w:tcMar>
             <w:vAlign w:val="center"/>
           </w:tcPr>
           <w:p>
@@ -5565,6 +6381,12 @@
         <w:tc>
           <w:tcPr>
             <w:tcW w:type="dxa" w:w="3231"/>
+            <w:tcMar>
+              <w:top w:type="dxa" w:w="0"/>
+              <w:bottom w:type="dxa" w:w="0"/>
+              <w:left w:type="dxa" w:w="56"/>
+              <w:right w:type="dxa" w:w="56"/>
+            </w:tcMar>
             <w:vAlign w:val="center"/>
           </w:tcPr>
           <w:p>
@@ -5586,16 +6408,28 @@
         <w:tc>
           <w:tcPr>
             <w:tcW w:type="dxa" w:w="1318"/>
-            <w:vAlign w:val="center"/>
-          </w:tcPr>
-          <w:p>
-            <w:pPr>
-              <w:spacing w:before="0" w:after="0" w:line="240" w:lineRule="exact"/>
-              <w:jc w:val="right"/>
-            </w:pPr>
-            <w:r>
-              <w:rPr>
-                <w:rFonts w:ascii="Times New Roman" w:hAnsi="Times New Roman" w:eastAsia="宋体"/>
+            <w:tcMar>
+              <w:top w:type="dxa" w:w="0"/>
+              <w:bottom w:type="dxa" w:w="0"/>
+              <w:left w:type="dxa" w:w="56"/>
+              <w:right w:type="dxa" w:w="56"/>
+            </w:tcMar>
+          </w:tcPr>
+          <w:p>
+            <w:pPr>
+              <w:spacing w:before="0" w:after="0" w:line="240" w:lineRule="exact"/>
+              <w:ind w:left="0" w:right="0"/>
+              <w:jc w:val="left"/>
+              <w:tabs>
+                <w:tab w:val="decimal" w:pos="541"/>
+              </w:tabs>
+            </w:pPr>
+            <w:r>
+              <w:tab/>
+            </w:r>
+            <w:r>
+              <w:rPr>
+                <w:rFonts w:ascii="Times New Roman" w:hAnsi="Times New Roman" w:eastAsia="Times New Roman"/>
                 <w:b w:val="0"/>
                 <w:i w:val="0"/>
                 <w:sz w:val="18"/>
@@ -5607,16 +6441,28 @@
         <w:tc>
           <w:tcPr>
             <w:tcW w:type="dxa" w:w="1318"/>
-            <w:vAlign w:val="center"/>
-          </w:tcPr>
-          <w:p>
-            <w:pPr>
-              <w:spacing w:before="0" w:after="0" w:line="240" w:lineRule="exact"/>
-              <w:jc w:val="right"/>
-            </w:pPr>
-            <w:r>
-              <w:rPr>
-                <w:rFonts w:ascii="Times New Roman" w:hAnsi="Times New Roman" w:eastAsia="宋体"/>
+            <w:tcMar>
+              <w:top w:type="dxa" w:w="0"/>
+              <w:bottom w:type="dxa" w:w="0"/>
+              <w:left w:type="dxa" w:w="56"/>
+              <w:right w:type="dxa" w:w="56"/>
+            </w:tcMar>
+          </w:tcPr>
+          <w:p>
+            <w:pPr>
+              <w:spacing w:before="0" w:after="0" w:line="240" w:lineRule="exact"/>
+              <w:ind w:left="0" w:right="0"/>
+              <w:jc w:val="left"/>
+              <w:tabs>
+                <w:tab w:val="decimal" w:pos="541"/>
+              </w:tabs>
+            </w:pPr>
+            <w:r>
+              <w:tab/>
+            </w:r>
+            <w:r>
+              <w:rPr>
+                <w:rFonts w:ascii="Times New Roman" w:hAnsi="Times New Roman" w:eastAsia="Times New Roman"/>
                 <w:b w:val="0"/>
                 <w:i w:val="0"/>
                 <w:sz w:val="18"/>
@@ -5628,6 +6474,12 @@
         <w:tc>
           <w:tcPr>
             <w:tcW w:type="dxa" w:w="1318"/>
+            <w:tcMar>
+              <w:top w:type="dxa" w:w="0"/>
+              <w:bottom w:type="dxa" w:w="0"/>
+              <w:left w:type="dxa" w:w="56"/>
+              <w:right w:type="dxa" w:w="56"/>
+            </w:tcMar>
             <w:vAlign w:val="center"/>
           </w:tcPr>
           <w:p>
@@ -5648,7 +6500,13 @@
         </w:tc>
         <w:tc>
           <w:tcPr>
-            <w:tcW w:type="dxa" w:w="1318"/>
+            <w:tcW w:type="dxa" w:w="1319"/>
+            <w:tcMar>
+              <w:top w:type="dxa" w:w="0"/>
+              <w:bottom w:type="dxa" w:w="0"/>
+              <w:left w:type="dxa" w:w="56"/>
+              <w:right w:type="dxa" w:w="56"/>
+            </w:tcMar>
             <w:vAlign w:val="center"/>
           </w:tcPr>
           <w:p>
@@ -5675,6 +6533,12 @@
         <w:tc>
           <w:tcPr>
             <w:tcW w:type="dxa" w:w="3231"/>
+            <w:tcMar>
+              <w:top w:type="dxa" w:w="0"/>
+              <w:bottom w:type="dxa" w:w="0"/>
+              <w:left w:type="dxa" w:w="56"/>
+              <w:right w:type="dxa" w:w="56"/>
+            </w:tcMar>
             <w:vAlign w:val="center"/>
             <w:tcBorders>
               <w:bottom w:val="single" w:sz="8" w:space="0" w:color="000000"/>
@@ -5699,7 +6563,12 @@
         <w:tc>
           <w:tcPr>
             <w:tcW w:type="dxa" w:w="1318"/>
-            <w:vAlign w:val="center"/>
+            <w:tcMar>
+              <w:top w:type="dxa" w:w="0"/>
+              <w:bottom w:type="dxa" w:w="0"/>
+              <w:left w:type="dxa" w:w="56"/>
+              <w:right w:type="dxa" w:w="56"/>
+            </w:tcMar>
             <w:tcBorders>
               <w:bottom w:val="single" w:sz="8" w:space="0" w:color="000000"/>
             </w:tcBorders>
@@ -5707,11 +6576,18 @@
           <w:p>
             <w:pPr>
               <w:spacing w:before="0" w:after="0" w:line="240" w:lineRule="exact"/>
-              <w:jc w:val="right"/>
-            </w:pPr>
-            <w:r>
-              <w:rPr>
-                <w:rFonts w:ascii="Times New Roman" w:hAnsi="Times New Roman" w:eastAsia="宋体"/>
+              <w:ind w:left="0" w:right="0"/>
+              <w:jc w:val="left"/>
+              <w:tabs>
+                <w:tab w:val="decimal" w:pos="541"/>
+              </w:tabs>
+            </w:pPr>
+            <w:r>
+              <w:tab/>
+            </w:r>
+            <w:r>
+              <w:rPr>
+                <w:rFonts w:ascii="Times New Roman" w:hAnsi="Times New Roman" w:eastAsia="Times New Roman"/>
                 <w:b w:val="0"/>
                 <w:i w:val="0"/>
                 <w:sz w:val="18"/>
@@ -5723,7 +6599,12 @@
         <w:tc>
           <w:tcPr>
             <w:tcW w:type="dxa" w:w="1318"/>
-            <w:vAlign w:val="center"/>
+            <w:tcMar>
+              <w:top w:type="dxa" w:w="0"/>
+              <w:bottom w:type="dxa" w:w="0"/>
+              <w:left w:type="dxa" w:w="56"/>
+              <w:right w:type="dxa" w:w="56"/>
+            </w:tcMar>
             <w:tcBorders>
               <w:bottom w:val="single" w:sz="8" w:space="0" w:color="000000"/>
             </w:tcBorders>
@@ -5731,11 +6612,18 @@
           <w:p>
             <w:pPr>
               <w:spacing w:before="0" w:after="0" w:line="240" w:lineRule="exact"/>
-              <w:jc w:val="right"/>
-            </w:pPr>
-            <w:r>
-              <w:rPr>
-                <w:rFonts w:ascii="Times New Roman" w:hAnsi="Times New Roman" w:eastAsia="宋体"/>
+              <w:ind w:left="0" w:right="0"/>
+              <w:jc w:val="left"/>
+              <w:tabs>
+                <w:tab w:val="decimal" w:pos="541"/>
+              </w:tabs>
+            </w:pPr>
+            <w:r>
+              <w:tab/>
+            </w:r>
+            <w:r>
+              <w:rPr>
+                <w:rFonts w:ascii="Times New Roman" w:hAnsi="Times New Roman" w:eastAsia="Times New Roman"/>
                 <w:b w:val="0"/>
                 <w:i w:val="0"/>
                 <w:sz w:val="18"/>
@@ -5747,6 +6635,12 @@
         <w:tc>
           <w:tcPr>
             <w:tcW w:type="dxa" w:w="1318"/>
+            <w:tcMar>
+              <w:top w:type="dxa" w:w="0"/>
+              <w:bottom w:type="dxa" w:w="0"/>
+              <w:left w:type="dxa" w:w="56"/>
+              <w:right w:type="dxa" w:w="56"/>
+            </w:tcMar>
             <w:vAlign w:val="center"/>
             <w:tcBorders>
               <w:bottom w:val="single" w:sz="8" w:space="0" w:color="000000"/>
@@ -5770,7 +6664,13 @@
         </w:tc>
         <w:tc>
           <w:tcPr>
-            <w:tcW w:type="dxa" w:w="1318"/>
+            <w:tcW w:type="dxa" w:w="1319"/>
+            <w:tcMar>
+              <w:top w:type="dxa" w:w="0"/>
+              <w:bottom w:type="dxa" w:w="0"/>
+              <w:left w:type="dxa" w:w="56"/>
+              <w:right w:type="dxa" w:w="56"/>
+            </w:tcMar>
             <w:vAlign w:val="center"/>
             <w:tcBorders>
               <w:bottom w:val="single" w:sz="8" w:space="0" w:color="000000"/>
@@ -6161,7 +7061,7 @@
     </w:p>
     <w:tbl>
       <w:tblPr>
-        <w:tblW w:type="auto" w:w="0"/>
+        <w:tblW w:type="dxa" w:w="8504"/>
         <w:tblLayout w:type="fixed"/>
         <w:tblLook w:firstColumn="1" w:firstRow="1" w:lastColumn="0" w:lastRow="0" w:noHBand="0" w:noVBand="1" w:val="04A0"/>
         <w:jc w:val="center"/>
@@ -6175,11 +7075,11 @@
         </w:tblBorders>
       </w:tblPr>
       <w:tblGrid>
-        <w:gridCol w:w="1814"/>
-        <w:gridCol w:w="1814"/>
-        <w:gridCol w:w="1814"/>
-        <w:gridCol w:w="1814"/>
-        <w:gridCol w:w="1814"/>
+        <w:gridCol w:w="3231"/>
+        <w:gridCol w:w="850"/>
+        <w:gridCol w:w="1474"/>
+        <w:gridCol w:w="1474"/>
+        <w:gridCol w:w="1475"/>
       </w:tblGrid>
       <w:tr>
         <w:trPr>
@@ -6192,6 +7092,12 @@
               <w:top w:val="single" w:sz="8" w:space="0" w:color="000000"/>
               <w:bottom w:val="single" w:sz="4" w:space="0" w:color="000000"/>
             </w:tcBorders>
+            <w:tcMar>
+              <w:top w:type="dxa" w:w="0"/>
+              <w:bottom w:type="dxa" w:w="0"/>
+              <w:left w:type="dxa" w:w="56"/>
+              <w:right w:type="dxa" w:w="56"/>
+            </w:tcMar>
             <w:vAlign w:val="center"/>
           </w:tcPr>
           <w:p>
@@ -6217,6 +7123,12 @@
               <w:top w:val="single" w:sz="8" w:space="0" w:color="000000"/>
               <w:bottom w:val="single" w:sz="4" w:space="0" w:color="000000"/>
             </w:tcBorders>
+            <w:tcMar>
+              <w:top w:type="dxa" w:w="0"/>
+              <w:bottom w:type="dxa" w:w="0"/>
+              <w:left w:type="dxa" w:w="56"/>
+              <w:right w:type="dxa" w:w="56"/>
+            </w:tcMar>
             <w:vAlign w:val="center"/>
           </w:tcPr>
           <w:p>
@@ -6242,6 +7154,12 @@
               <w:top w:val="single" w:sz="8" w:space="0" w:color="000000"/>
               <w:bottom w:val="single" w:sz="4" w:space="0" w:color="000000"/>
             </w:tcBorders>
+            <w:tcMar>
+              <w:top w:type="dxa" w:w="0"/>
+              <w:bottom w:type="dxa" w:w="0"/>
+              <w:left w:type="dxa" w:w="56"/>
+              <w:right w:type="dxa" w:w="56"/>
+            </w:tcMar>
             <w:vAlign w:val="center"/>
           </w:tcPr>
           <w:p>
@@ -6267,6 +7185,12 @@
               <w:top w:val="single" w:sz="8" w:space="0" w:color="000000"/>
               <w:bottom w:val="single" w:sz="4" w:space="0" w:color="000000"/>
             </w:tcBorders>
+            <w:tcMar>
+              <w:top w:type="dxa" w:w="0"/>
+              <w:bottom w:type="dxa" w:w="0"/>
+              <w:left w:type="dxa" w:w="56"/>
+              <w:right w:type="dxa" w:w="56"/>
+            </w:tcMar>
             <w:vAlign w:val="center"/>
           </w:tcPr>
           <w:p>
@@ -6287,11 +7211,17 @@
         </w:tc>
         <w:tc>
           <w:tcPr>
-            <w:tcW w:type="dxa" w:w="1474"/>
+            <w:tcW w:type="dxa" w:w="1475"/>
             <w:tcBorders>
               <w:top w:val="single" w:sz="8" w:space="0" w:color="000000"/>
               <w:bottom w:val="single" w:sz="4" w:space="0" w:color="000000"/>
             </w:tcBorders>
+            <w:tcMar>
+              <w:top w:type="dxa" w:w="0"/>
+              <w:bottom w:type="dxa" w:w="0"/>
+              <w:left w:type="dxa" w:w="56"/>
+              <w:right w:type="dxa" w:w="56"/>
+            </w:tcMar>
             <w:vAlign w:val="center"/>
           </w:tcPr>
           <w:p>
@@ -6318,6 +7248,12 @@
         <w:tc>
           <w:tcPr>
             <w:tcW w:type="dxa" w:w="3231"/>
+            <w:tcMar>
+              <w:top w:type="dxa" w:w="0"/>
+              <w:bottom w:type="dxa" w:w="0"/>
+              <w:left w:type="dxa" w:w="56"/>
+              <w:right w:type="dxa" w:w="56"/>
+            </w:tcMar>
             <w:vAlign w:val="center"/>
           </w:tcPr>
           <w:p>
@@ -6339,6 +7275,12 @@
         <w:tc>
           <w:tcPr>
             <w:tcW w:type="dxa" w:w="850"/>
+            <w:tcMar>
+              <w:top w:type="dxa" w:w="0"/>
+              <w:bottom w:type="dxa" w:w="0"/>
+              <w:left w:type="dxa" w:w="56"/>
+              <w:right w:type="dxa" w:w="56"/>
+            </w:tcMar>
             <w:vAlign w:val="center"/>
           </w:tcPr>
           <w:p>
@@ -6360,16 +7302,28 @@
         <w:tc>
           <w:tcPr>
             <w:tcW w:type="dxa" w:w="1474"/>
-            <w:vAlign w:val="center"/>
-          </w:tcPr>
-          <w:p>
-            <w:pPr>
-              <w:spacing w:before="0" w:after="0" w:line="240" w:lineRule="exact"/>
-              <w:jc w:val="right"/>
-            </w:pPr>
-            <w:r>
-              <w:rPr>
-                <w:rFonts w:ascii="Times New Roman" w:hAnsi="Times New Roman" w:eastAsia="宋体"/>
+            <w:tcMar>
+              <w:top w:type="dxa" w:w="0"/>
+              <w:bottom w:type="dxa" w:w="0"/>
+              <w:left w:type="dxa" w:w="56"/>
+              <w:right w:type="dxa" w:w="56"/>
+            </w:tcMar>
+          </w:tcPr>
+          <w:p>
+            <w:pPr>
+              <w:spacing w:before="0" w:after="0" w:line="240" w:lineRule="exact"/>
+              <w:ind w:left="0" w:right="0"/>
+              <w:jc w:val="left"/>
+              <w:tabs>
+                <w:tab w:val="decimal" w:pos="612"/>
+              </w:tabs>
+            </w:pPr>
+            <w:r>
+              <w:tab/>
+            </w:r>
+            <w:r>
+              <w:rPr>
+                <w:rFonts w:ascii="Times New Roman" w:hAnsi="Times New Roman" w:eastAsia="Times New Roman"/>
                 <w:b w:val="0"/>
                 <w:i w:val="0"/>
                 <w:sz w:val="18"/>
@@ -6381,16 +7335,28 @@
         <w:tc>
           <w:tcPr>
             <w:tcW w:type="dxa" w:w="1474"/>
-            <w:vAlign w:val="center"/>
-          </w:tcPr>
-          <w:p>
-            <w:pPr>
-              <w:spacing w:before="0" w:after="0" w:line="240" w:lineRule="exact"/>
-              <w:jc w:val="right"/>
-            </w:pPr>
-            <w:r>
-              <w:rPr>
-                <w:rFonts w:ascii="Times New Roman" w:hAnsi="Times New Roman" w:eastAsia="宋体"/>
+            <w:tcMar>
+              <w:top w:type="dxa" w:w="0"/>
+              <w:bottom w:type="dxa" w:w="0"/>
+              <w:left w:type="dxa" w:w="56"/>
+              <w:right w:type="dxa" w:w="56"/>
+            </w:tcMar>
+          </w:tcPr>
+          <w:p>
+            <w:pPr>
+              <w:spacing w:before="0" w:after="0" w:line="240" w:lineRule="exact"/>
+              <w:ind w:left="0" w:right="0"/>
+              <w:jc w:val="left"/>
+              <w:tabs>
+                <w:tab w:val="decimal" w:pos="612"/>
+              </w:tabs>
+            </w:pPr>
+            <w:r>
+              <w:tab/>
+            </w:r>
+            <w:r>
+              <w:rPr>
+                <w:rFonts w:ascii="Times New Roman" w:hAnsi="Times New Roman" w:eastAsia="Times New Roman"/>
                 <w:b w:val="0"/>
                 <w:i w:val="0"/>
                 <w:sz w:val="18"/>
@@ -6401,17 +7367,29 @@
         </w:tc>
         <w:tc>
           <w:tcPr>
-            <w:tcW w:type="dxa" w:w="1474"/>
-            <w:vAlign w:val="center"/>
-          </w:tcPr>
-          <w:p>
-            <w:pPr>
-              <w:spacing w:before="0" w:after="0" w:line="240" w:lineRule="exact"/>
-              <w:jc w:val="right"/>
-            </w:pPr>
-            <w:r>
-              <w:rPr>
-                <w:rFonts w:ascii="Times New Roman" w:hAnsi="Times New Roman" w:eastAsia="宋体"/>
+            <w:tcW w:type="dxa" w:w="1475"/>
+            <w:tcMar>
+              <w:top w:type="dxa" w:w="0"/>
+              <w:bottom w:type="dxa" w:w="0"/>
+              <w:left w:type="dxa" w:w="56"/>
+              <w:right w:type="dxa" w:w="56"/>
+            </w:tcMar>
+          </w:tcPr>
+          <w:p>
+            <w:pPr>
+              <w:spacing w:before="0" w:after="0" w:line="240" w:lineRule="exact"/>
+              <w:ind w:left="0" w:right="0"/>
+              <w:jc w:val="left"/>
+              <w:tabs>
+                <w:tab w:val="decimal" w:pos="612"/>
+              </w:tabs>
+            </w:pPr>
+            <w:r>
+              <w:tab/>
+            </w:r>
+            <w:r>
+              <w:rPr>
+                <w:rFonts w:ascii="Times New Roman" w:hAnsi="Times New Roman" w:eastAsia="Times New Roman"/>
                 <w:b w:val="0"/>
                 <w:i w:val="0"/>
                 <w:sz w:val="18"/>
@@ -6428,6 +7406,12 @@
         <w:tc>
           <w:tcPr>
             <w:tcW w:type="dxa" w:w="3231"/>
+            <w:tcMar>
+              <w:top w:type="dxa" w:w="0"/>
+              <w:bottom w:type="dxa" w:w="0"/>
+              <w:left w:type="dxa" w:w="56"/>
+              <w:right w:type="dxa" w:w="56"/>
+            </w:tcMar>
             <w:vAlign w:val="center"/>
           </w:tcPr>
           <w:p>
@@ -6449,6 +7433,12 @@
         <w:tc>
           <w:tcPr>
             <w:tcW w:type="dxa" w:w="850"/>
+            <w:tcMar>
+              <w:top w:type="dxa" w:w="0"/>
+              <w:bottom w:type="dxa" w:w="0"/>
+              <w:left w:type="dxa" w:w="56"/>
+              <w:right w:type="dxa" w:w="56"/>
+            </w:tcMar>
             <w:vAlign w:val="center"/>
           </w:tcPr>
           <w:p>
@@ -6470,16 +7460,28 @@
         <w:tc>
           <w:tcPr>
             <w:tcW w:type="dxa" w:w="1474"/>
-            <w:vAlign w:val="center"/>
-          </w:tcPr>
-          <w:p>
-            <w:pPr>
-              <w:spacing w:before="0" w:after="0" w:line="240" w:lineRule="exact"/>
-              <w:jc w:val="right"/>
-            </w:pPr>
-            <w:r>
-              <w:rPr>
-                <w:rFonts w:ascii="Times New Roman" w:hAnsi="Times New Roman" w:eastAsia="宋体"/>
+            <w:tcMar>
+              <w:top w:type="dxa" w:w="0"/>
+              <w:bottom w:type="dxa" w:w="0"/>
+              <w:left w:type="dxa" w:w="56"/>
+              <w:right w:type="dxa" w:w="56"/>
+            </w:tcMar>
+          </w:tcPr>
+          <w:p>
+            <w:pPr>
+              <w:spacing w:before="0" w:after="0" w:line="240" w:lineRule="exact"/>
+              <w:ind w:left="0" w:right="0"/>
+              <w:jc w:val="left"/>
+              <w:tabs>
+                <w:tab w:val="decimal" w:pos="612"/>
+              </w:tabs>
+            </w:pPr>
+            <w:r>
+              <w:tab/>
+            </w:r>
+            <w:r>
+              <w:rPr>
+                <w:rFonts w:ascii="Times New Roman" w:hAnsi="Times New Roman" w:eastAsia="Times New Roman"/>
                 <w:b w:val="0"/>
                 <w:i w:val="0"/>
                 <w:sz w:val="18"/>
@@ -6491,16 +7493,28 @@
         <w:tc>
           <w:tcPr>
             <w:tcW w:type="dxa" w:w="1474"/>
-            <w:vAlign w:val="center"/>
-          </w:tcPr>
-          <w:p>
-            <w:pPr>
-              <w:spacing w:before="0" w:after="0" w:line="240" w:lineRule="exact"/>
-              <w:jc w:val="right"/>
-            </w:pPr>
-            <w:r>
-              <w:rPr>
-                <w:rFonts w:ascii="Times New Roman" w:hAnsi="Times New Roman" w:eastAsia="宋体"/>
+            <w:tcMar>
+              <w:top w:type="dxa" w:w="0"/>
+              <w:bottom w:type="dxa" w:w="0"/>
+              <w:left w:type="dxa" w:w="56"/>
+              <w:right w:type="dxa" w:w="56"/>
+            </w:tcMar>
+          </w:tcPr>
+          <w:p>
+            <w:pPr>
+              <w:spacing w:before="0" w:after="0" w:line="240" w:lineRule="exact"/>
+              <w:ind w:left="0" w:right="0"/>
+              <w:jc w:val="left"/>
+              <w:tabs>
+                <w:tab w:val="decimal" w:pos="612"/>
+              </w:tabs>
+            </w:pPr>
+            <w:r>
+              <w:tab/>
+            </w:r>
+            <w:r>
+              <w:rPr>
+                <w:rFonts w:ascii="Times New Roman" w:hAnsi="Times New Roman" w:eastAsia="Times New Roman"/>
                 <w:b w:val="0"/>
                 <w:i w:val="0"/>
                 <w:sz w:val="18"/>
@@ -6511,17 +7525,29 @@
         </w:tc>
         <w:tc>
           <w:tcPr>
-            <w:tcW w:type="dxa" w:w="1474"/>
-            <w:vAlign w:val="center"/>
-          </w:tcPr>
-          <w:p>
-            <w:pPr>
-              <w:spacing w:before="0" w:after="0" w:line="240" w:lineRule="exact"/>
-              <w:jc w:val="right"/>
-            </w:pPr>
-            <w:r>
-              <w:rPr>
-                <w:rFonts w:ascii="Times New Roman" w:hAnsi="Times New Roman" w:eastAsia="宋体"/>
+            <w:tcW w:type="dxa" w:w="1475"/>
+            <w:tcMar>
+              <w:top w:type="dxa" w:w="0"/>
+              <w:bottom w:type="dxa" w:w="0"/>
+              <w:left w:type="dxa" w:w="56"/>
+              <w:right w:type="dxa" w:w="56"/>
+            </w:tcMar>
+          </w:tcPr>
+          <w:p>
+            <w:pPr>
+              <w:spacing w:before="0" w:after="0" w:line="240" w:lineRule="exact"/>
+              <w:ind w:left="0" w:right="0"/>
+              <w:jc w:val="left"/>
+              <w:tabs>
+                <w:tab w:val="decimal" w:pos="612"/>
+              </w:tabs>
+            </w:pPr>
+            <w:r>
+              <w:tab/>
+            </w:r>
+            <w:r>
+              <w:rPr>
+                <w:rFonts w:ascii="Times New Roman" w:hAnsi="Times New Roman" w:eastAsia="Times New Roman"/>
                 <w:b w:val="0"/>
                 <w:i w:val="0"/>
                 <w:sz w:val="18"/>
@@ -6538,6 +7564,12 @@
         <w:tc>
           <w:tcPr>
             <w:tcW w:type="dxa" w:w="3231"/>
+            <w:tcMar>
+              <w:top w:type="dxa" w:w="0"/>
+              <w:bottom w:type="dxa" w:w="0"/>
+              <w:left w:type="dxa" w:w="56"/>
+              <w:right w:type="dxa" w:w="56"/>
+            </w:tcMar>
             <w:vAlign w:val="center"/>
             <w:tcBorders>
               <w:bottom w:val="single" w:sz="4" w:space="0" w:color="000000"/>
@@ -6562,6 +7594,12 @@
         <w:tc>
           <w:tcPr>
             <w:tcW w:type="dxa" w:w="850"/>
+            <w:tcMar>
+              <w:top w:type="dxa" w:w="0"/>
+              <w:bottom w:type="dxa" w:w="0"/>
+              <w:left w:type="dxa" w:w="56"/>
+              <w:right w:type="dxa" w:w="56"/>
+            </w:tcMar>
             <w:vAlign w:val="center"/>
             <w:tcBorders>
               <w:bottom w:val="single" w:sz="4" w:space="0" w:color="000000"/>
@@ -6586,7 +7624,12 @@
         <w:tc>
           <w:tcPr>
             <w:tcW w:type="dxa" w:w="1474"/>
-            <w:vAlign w:val="center"/>
+            <w:tcMar>
+              <w:top w:type="dxa" w:w="0"/>
+              <w:bottom w:type="dxa" w:w="0"/>
+              <w:left w:type="dxa" w:w="56"/>
+              <w:right w:type="dxa" w:w="56"/>
+            </w:tcMar>
             <w:tcBorders>
               <w:bottom w:val="single" w:sz="4" w:space="0" w:color="000000"/>
             </w:tcBorders>
@@ -6594,11 +7637,18 @@
           <w:p>
             <w:pPr>
               <w:spacing w:before="0" w:after="0" w:line="240" w:lineRule="exact"/>
-              <w:jc w:val="right"/>
-            </w:pPr>
-            <w:r>
-              <w:rPr>
-                <w:rFonts w:ascii="Times New Roman" w:hAnsi="Times New Roman" w:eastAsia="宋体"/>
+              <w:ind w:left="0" w:right="0"/>
+              <w:jc w:val="left"/>
+              <w:tabs>
+                <w:tab w:val="decimal" w:pos="612"/>
+              </w:tabs>
+            </w:pPr>
+            <w:r>
+              <w:tab/>
+            </w:r>
+            <w:r>
+              <w:rPr>
+                <w:rFonts w:ascii="Times New Roman" w:hAnsi="Times New Roman" w:eastAsia="Times New Roman"/>
                 <w:b w:val="0"/>
                 <w:i w:val="0"/>
                 <w:sz w:val="18"/>
@@ -6610,7 +7660,12 @@
         <w:tc>
           <w:tcPr>
             <w:tcW w:type="dxa" w:w="1474"/>
-            <w:vAlign w:val="center"/>
+            <w:tcMar>
+              <w:top w:type="dxa" w:w="0"/>
+              <w:bottom w:type="dxa" w:w="0"/>
+              <w:left w:type="dxa" w:w="56"/>
+              <w:right w:type="dxa" w:w="56"/>
+            </w:tcMar>
             <w:tcBorders>
               <w:bottom w:val="single" w:sz="4" w:space="0" w:color="000000"/>
             </w:tcBorders>
@@ -6618,11 +7673,18 @@
           <w:p>
             <w:pPr>
               <w:spacing w:before="0" w:after="0" w:line="240" w:lineRule="exact"/>
-              <w:jc w:val="right"/>
-            </w:pPr>
-            <w:r>
-              <w:rPr>
-                <w:rFonts w:ascii="Times New Roman" w:hAnsi="Times New Roman" w:eastAsia="宋体"/>
+              <w:ind w:left="0" w:right="0"/>
+              <w:jc w:val="left"/>
+              <w:tabs>
+                <w:tab w:val="decimal" w:pos="612"/>
+              </w:tabs>
+            </w:pPr>
+            <w:r>
+              <w:tab/>
+            </w:r>
+            <w:r>
+              <w:rPr>
+                <w:rFonts w:ascii="Times New Roman" w:hAnsi="Times New Roman" w:eastAsia="Times New Roman"/>
                 <w:b w:val="0"/>
                 <w:i w:val="0"/>
                 <w:sz w:val="18"/>
@@ -6633,8 +7695,13 @@
         </w:tc>
         <w:tc>
           <w:tcPr>
-            <w:tcW w:type="dxa" w:w="1474"/>
-            <w:vAlign w:val="center"/>
+            <w:tcW w:type="dxa" w:w="1475"/>
+            <w:tcMar>
+              <w:top w:type="dxa" w:w="0"/>
+              <w:bottom w:type="dxa" w:w="0"/>
+              <w:left w:type="dxa" w:w="56"/>
+              <w:right w:type="dxa" w:w="56"/>
+            </w:tcMar>
             <w:tcBorders>
               <w:bottom w:val="single" w:sz="4" w:space="0" w:color="000000"/>
             </w:tcBorders>
@@ -6642,11 +7709,18 @@
           <w:p>
             <w:pPr>
               <w:spacing w:before="0" w:after="0" w:line="240" w:lineRule="exact"/>
-              <w:jc w:val="right"/>
-            </w:pPr>
-            <w:r>
-              <w:rPr>
-                <w:rFonts w:ascii="Times New Roman" w:hAnsi="Times New Roman" w:eastAsia="宋体"/>
+              <w:ind w:left="0" w:right="0"/>
+              <w:jc w:val="left"/>
+              <w:tabs>
+                <w:tab w:val="decimal" w:pos="612"/>
+              </w:tabs>
+            </w:pPr>
+            <w:r>
+              <w:tab/>
+            </w:r>
+            <w:r>
+              <w:rPr>
+                <w:rFonts w:ascii="Times New Roman" w:hAnsi="Times New Roman" w:eastAsia="Times New Roman"/>
                 <w:b w:val="0"/>
                 <w:i w:val="0"/>
                 <w:sz w:val="18"/>
@@ -6676,7 +7750,7 @@
     </w:p>
     <w:tbl>
       <w:tblPr>
-        <w:tblW w:type="auto" w:w="0"/>
+        <w:tblW w:type="dxa" w:w="8504"/>
         <w:tblLayout w:type="fixed"/>
         <w:tblLook w:firstColumn="1" w:firstRow="1" w:lastColumn="0" w:lastRow="0" w:noHBand="0" w:noVBand="1" w:val="04A0"/>
         <w:jc w:val="center"/>
@@ -6690,12 +7764,12 @@
         </w:tblBorders>
       </w:tblPr>
       <w:tblGrid>
-        <w:gridCol w:w="1512"/>
-        <w:gridCol w:w="1512"/>
-        <w:gridCol w:w="1512"/>
-        <w:gridCol w:w="1512"/>
-        <w:gridCol w:w="1512"/>
-        <w:gridCol w:w="1512"/>
+        <w:gridCol w:w="2211"/>
+        <w:gridCol w:w="850"/>
+        <w:gridCol w:w="935"/>
+        <w:gridCol w:w="1275"/>
+        <w:gridCol w:w="1785"/>
+        <w:gridCol w:w="1448"/>
       </w:tblGrid>
       <w:tr>
         <w:trPr>
@@ -6704,6 +7778,12 @@
         <w:tc>
           <w:tcPr>
             <w:tcW w:type="dxa" w:w="2211"/>
+            <w:tcMar>
+              <w:top w:type="dxa" w:w="0"/>
+              <w:bottom w:type="dxa" w:w="0"/>
+              <w:left w:type="dxa" w:w="56"/>
+              <w:right w:type="dxa" w:w="56"/>
+            </w:tcMar>
             <w:vAlign w:val="center"/>
             <w:tcBorders>
               <w:bottom w:val="single" w:sz="4" w:space="0" w:color="000000"/>
@@ -6728,6 +7808,12 @@
         <w:tc>
           <w:tcPr>
             <w:tcW w:type="dxa" w:w="850"/>
+            <w:tcMar>
+              <w:top w:type="dxa" w:w="0"/>
+              <w:bottom w:type="dxa" w:w="0"/>
+              <w:left w:type="dxa" w:w="56"/>
+              <w:right w:type="dxa" w:w="56"/>
+            </w:tcMar>
             <w:vAlign w:val="center"/>
             <w:tcBorders>
               <w:bottom w:val="single" w:sz="4" w:space="0" w:color="000000"/>
@@ -6752,6 +7838,12 @@
         <w:tc>
           <w:tcPr>
             <w:tcW w:type="dxa" w:w="935"/>
+            <w:tcMar>
+              <w:top w:type="dxa" w:w="0"/>
+              <w:bottom w:type="dxa" w:w="0"/>
+              <w:left w:type="dxa" w:w="56"/>
+              <w:right w:type="dxa" w:w="56"/>
+            </w:tcMar>
             <w:vAlign w:val="center"/>
             <w:tcBorders>
               <w:bottom w:val="single" w:sz="4" w:space="0" w:color="000000"/>
@@ -6775,7 +7867,13 @@
         </w:tc>
         <w:tc>
           <w:tcPr>
-            <w:tcW w:type="dxa" w:w="1276"/>
+            <w:tcW w:type="dxa" w:w="1275"/>
+            <w:tcMar>
+              <w:top w:type="dxa" w:w="0"/>
+              <w:bottom w:type="dxa" w:w="0"/>
+              <w:left w:type="dxa" w:w="56"/>
+              <w:right w:type="dxa" w:w="56"/>
+            </w:tcMar>
             <w:vAlign w:val="center"/>
             <w:tcBorders>
               <w:bottom w:val="single" w:sz="4" w:space="0" w:color="000000"/>
@@ -6799,7 +7897,13 @@
         </w:tc>
         <w:tc>
           <w:tcPr>
-            <w:tcW w:type="dxa" w:w="1786"/>
+            <w:tcW w:type="dxa" w:w="1785"/>
+            <w:tcMar>
+              <w:top w:type="dxa" w:w="0"/>
+              <w:bottom w:type="dxa" w:w="0"/>
+              <w:left w:type="dxa" w:w="56"/>
+              <w:right w:type="dxa" w:w="56"/>
+            </w:tcMar>
             <w:vAlign w:val="center"/>
             <w:tcBorders>
               <w:bottom w:val="single" w:sz="4" w:space="0" w:color="000000"/>
@@ -6823,7 +7927,13 @@
         </w:tc>
         <w:tc>
           <w:tcPr>
-            <w:tcW w:type="dxa" w:w="1446"/>
+            <w:tcW w:type="dxa" w:w="1448"/>
+            <w:tcMar>
+              <w:top w:type="dxa" w:w="0"/>
+              <w:bottom w:type="dxa" w:w="0"/>
+              <w:left w:type="dxa" w:w="56"/>
+              <w:right w:type="dxa" w:w="56"/>
+            </w:tcMar>
             <w:vAlign w:val="center"/>
             <w:tcBorders>
               <w:bottom w:val="single" w:sz="4" w:space="0" w:color="000000"/>
@@ -6853,6 +7963,12 @@
         <w:tc>
           <w:tcPr>
             <w:tcW w:type="dxa" w:w="2211"/>
+            <w:tcMar>
+              <w:top w:type="dxa" w:w="0"/>
+              <w:bottom w:type="dxa" w:w="0"/>
+              <w:left w:type="dxa" w:w="56"/>
+              <w:right w:type="dxa" w:w="56"/>
+            </w:tcMar>
             <w:vAlign w:val="center"/>
           </w:tcPr>
           <w:p>
@@ -6874,6 +7990,12 @@
         <w:tc>
           <w:tcPr>
             <w:tcW w:type="dxa" w:w="850"/>
+            <w:tcMar>
+              <w:top w:type="dxa" w:w="0"/>
+              <w:bottom w:type="dxa" w:w="0"/>
+              <w:left w:type="dxa" w:w="56"/>
+              <w:right w:type="dxa" w:w="56"/>
+            </w:tcMar>
             <w:vAlign w:val="center"/>
           </w:tcPr>
           <w:p>
@@ -6895,16 +8017,28 @@
         <w:tc>
           <w:tcPr>
             <w:tcW w:type="dxa" w:w="935"/>
-            <w:vAlign w:val="center"/>
-          </w:tcPr>
-          <w:p>
-            <w:pPr>
-              <w:spacing w:before="0" w:after="0" w:line="240" w:lineRule="exact"/>
-              <w:jc w:val="right"/>
-            </w:pPr>
-            <w:r>
-              <w:rPr>
-                <w:rFonts w:ascii="Times New Roman" w:hAnsi="Times New Roman" w:eastAsia="宋体"/>
+            <w:tcMar>
+              <w:top w:type="dxa" w:w="0"/>
+              <w:bottom w:type="dxa" w:w="0"/>
+              <w:left w:type="dxa" w:w="56"/>
+              <w:right w:type="dxa" w:w="56"/>
+            </w:tcMar>
+          </w:tcPr>
+          <w:p>
+            <w:pPr>
+              <w:spacing w:before="0" w:after="0" w:line="240" w:lineRule="exact"/>
+              <w:ind w:left="0" w:right="0"/>
+              <w:jc w:val="left"/>
+              <w:tabs>
+                <w:tab w:val="decimal" w:pos="369"/>
+              </w:tabs>
+            </w:pPr>
+            <w:r>
+              <w:tab/>
+            </w:r>
+            <w:r>
+              <w:rPr>
+                <w:rFonts w:ascii="Times New Roman" w:hAnsi="Times New Roman" w:eastAsia="Times New Roman"/>
                 <w:b w:val="0"/>
                 <w:i w:val="0"/>
                 <w:sz w:val="18"/>
@@ -6915,17 +8049,29 @@
         </w:tc>
         <w:tc>
           <w:tcPr>
-            <w:tcW w:type="dxa" w:w="1276"/>
-            <w:vAlign w:val="center"/>
-          </w:tcPr>
-          <w:p>
-            <w:pPr>
-              <w:spacing w:before="0" w:after="0" w:line="240" w:lineRule="exact"/>
-              <w:jc w:val="right"/>
-            </w:pPr>
-            <w:r>
-              <w:rPr>
-                <w:rFonts w:ascii="Times New Roman" w:hAnsi="Times New Roman" w:eastAsia="宋体"/>
+            <w:tcW w:type="dxa" w:w="1275"/>
+            <w:tcMar>
+              <w:top w:type="dxa" w:w="0"/>
+              <w:bottom w:type="dxa" w:w="0"/>
+              <w:left w:type="dxa" w:w="56"/>
+              <w:right w:type="dxa" w:w="56"/>
+            </w:tcMar>
+          </w:tcPr>
+          <w:p>
+            <w:pPr>
+              <w:spacing w:before="0" w:after="0" w:line="240" w:lineRule="exact"/>
+              <w:ind w:left="0" w:right="0"/>
+              <w:jc w:val="left"/>
+              <w:tabs>
+                <w:tab w:val="decimal" w:pos="522"/>
+              </w:tabs>
+            </w:pPr>
+            <w:r>
+              <w:tab/>
+            </w:r>
+            <w:r>
+              <w:rPr>
+                <w:rFonts w:ascii="Times New Roman" w:hAnsi="Times New Roman" w:eastAsia="Times New Roman"/>
                 <w:b w:val="0"/>
                 <w:i w:val="0"/>
                 <w:sz w:val="18"/>
@@ -6936,17 +8082,29 @@
         </w:tc>
         <w:tc>
           <w:tcPr>
-            <w:tcW w:type="dxa" w:w="1786"/>
-            <w:vAlign w:val="center"/>
-          </w:tcPr>
-          <w:p>
-            <w:pPr>
-              <w:spacing w:before="0" w:after="0" w:line="240" w:lineRule="exact"/>
-              <w:jc w:val="right"/>
-            </w:pPr>
-            <w:r>
-              <w:rPr>
-                <w:rFonts w:ascii="Times New Roman" w:hAnsi="Times New Roman" w:eastAsia="宋体"/>
+            <w:tcW w:type="dxa" w:w="1785"/>
+            <w:tcMar>
+              <w:top w:type="dxa" w:w="0"/>
+              <w:bottom w:type="dxa" w:w="0"/>
+              <w:left w:type="dxa" w:w="56"/>
+              <w:right w:type="dxa" w:w="56"/>
+            </w:tcMar>
+          </w:tcPr>
+          <w:p>
+            <w:pPr>
+              <w:spacing w:before="0" w:after="0" w:line="240" w:lineRule="exact"/>
+              <w:ind w:left="0" w:right="0"/>
+              <w:jc w:val="left"/>
+              <w:tabs>
+                <w:tab w:val="decimal" w:pos="751"/>
+              </w:tabs>
+            </w:pPr>
+            <w:r>
+              <w:tab/>
+            </w:r>
+            <w:r>
+              <w:rPr>
+                <w:rFonts w:ascii="Times New Roman" w:hAnsi="Times New Roman" w:eastAsia="Times New Roman"/>
                 <w:b w:val="0"/>
                 <w:i w:val="0"/>
                 <w:sz w:val="18"/>
@@ -6957,17 +8115,29 @@
         </w:tc>
         <w:tc>
           <w:tcPr>
-            <w:tcW w:type="dxa" w:w="1446"/>
-            <w:vAlign w:val="center"/>
-          </w:tcPr>
-          <w:p>
-            <w:pPr>
-              <w:spacing w:before="0" w:after="0" w:line="240" w:lineRule="exact"/>
-              <w:jc w:val="right"/>
-            </w:pPr>
-            <w:r>
-              <w:rPr>
-                <w:rFonts w:ascii="Times New Roman" w:hAnsi="Times New Roman" w:eastAsia="宋体"/>
+            <w:tcW w:type="dxa" w:w="1448"/>
+            <w:tcMar>
+              <w:top w:type="dxa" w:w="0"/>
+              <w:bottom w:type="dxa" w:w="0"/>
+              <w:left w:type="dxa" w:w="56"/>
+              <w:right w:type="dxa" w:w="56"/>
+            </w:tcMar>
+          </w:tcPr>
+          <w:p>
+            <w:pPr>
+              <w:spacing w:before="0" w:after="0" w:line="240" w:lineRule="exact"/>
+              <w:ind w:left="0" w:right="0"/>
+              <w:jc w:val="left"/>
+              <w:tabs>
+                <w:tab w:val="decimal" w:pos="598"/>
+              </w:tabs>
+            </w:pPr>
+            <w:r>
+              <w:tab/>
+            </w:r>
+            <w:r>
+              <w:rPr>
+                <w:rFonts w:ascii="Times New Roman" w:hAnsi="Times New Roman" w:eastAsia="Times New Roman"/>
                 <w:b w:val="0"/>
                 <w:i w:val="0"/>
                 <w:sz w:val="18"/>
@@ -6984,6 +8154,12 @@
         <w:tc>
           <w:tcPr>
             <w:tcW w:type="dxa" w:w="2211"/>
+            <w:tcMar>
+              <w:top w:type="dxa" w:w="0"/>
+              <w:bottom w:type="dxa" w:w="0"/>
+              <w:left w:type="dxa" w:w="56"/>
+              <w:right w:type="dxa" w:w="56"/>
+            </w:tcMar>
             <w:vAlign w:val="center"/>
           </w:tcPr>
           <w:p>
@@ -7005,6 +8181,12 @@
         <w:tc>
           <w:tcPr>
             <w:tcW w:type="dxa" w:w="850"/>
+            <w:tcMar>
+              <w:top w:type="dxa" w:w="0"/>
+              <w:bottom w:type="dxa" w:w="0"/>
+              <w:left w:type="dxa" w:w="56"/>
+              <w:right w:type="dxa" w:w="56"/>
+            </w:tcMar>
             <w:vAlign w:val="center"/>
           </w:tcPr>
           <w:p>
@@ -7026,16 +8208,28 @@
         <w:tc>
           <w:tcPr>
             <w:tcW w:type="dxa" w:w="935"/>
-            <w:vAlign w:val="center"/>
-          </w:tcPr>
-          <w:p>
-            <w:pPr>
-              <w:spacing w:before="0" w:after="0" w:line="240" w:lineRule="exact"/>
-              <w:jc w:val="right"/>
-            </w:pPr>
-            <w:r>
-              <w:rPr>
-                <w:rFonts w:ascii="Times New Roman" w:hAnsi="Times New Roman" w:eastAsia="宋体"/>
+            <w:tcMar>
+              <w:top w:type="dxa" w:w="0"/>
+              <w:bottom w:type="dxa" w:w="0"/>
+              <w:left w:type="dxa" w:w="56"/>
+              <w:right w:type="dxa" w:w="56"/>
+            </w:tcMar>
+          </w:tcPr>
+          <w:p>
+            <w:pPr>
+              <w:spacing w:before="0" w:after="0" w:line="240" w:lineRule="exact"/>
+              <w:ind w:left="0" w:right="0"/>
+              <w:jc w:val="left"/>
+              <w:tabs>
+                <w:tab w:val="decimal" w:pos="369"/>
+              </w:tabs>
+            </w:pPr>
+            <w:r>
+              <w:tab/>
+            </w:r>
+            <w:r>
+              <w:rPr>
+                <w:rFonts w:ascii="Times New Roman" w:hAnsi="Times New Roman" w:eastAsia="Times New Roman"/>
                 <w:b w:val="0"/>
                 <w:i w:val="0"/>
                 <w:sz w:val="18"/>
@@ -7046,17 +8240,29 @@
         </w:tc>
         <w:tc>
           <w:tcPr>
-            <w:tcW w:type="dxa" w:w="1276"/>
-            <w:vAlign w:val="center"/>
-          </w:tcPr>
-          <w:p>
-            <w:pPr>
-              <w:spacing w:before="0" w:after="0" w:line="240" w:lineRule="exact"/>
-              <w:jc w:val="right"/>
-            </w:pPr>
-            <w:r>
-              <w:rPr>
-                <w:rFonts w:ascii="Times New Roman" w:hAnsi="Times New Roman" w:eastAsia="宋体"/>
+            <w:tcW w:type="dxa" w:w="1275"/>
+            <w:tcMar>
+              <w:top w:type="dxa" w:w="0"/>
+              <w:bottom w:type="dxa" w:w="0"/>
+              <w:left w:type="dxa" w:w="56"/>
+              <w:right w:type="dxa" w:w="56"/>
+            </w:tcMar>
+          </w:tcPr>
+          <w:p>
+            <w:pPr>
+              <w:spacing w:before="0" w:after="0" w:line="240" w:lineRule="exact"/>
+              <w:ind w:left="0" w:right="0"/>
+              <w:jc w:val="left"/>
+              <w:tabs>
+                <w:tab w:val="decimal" w:pos="522"/>
+              </w:tabs>
+            </w:pPr>
+            <w:r>
+              <w:tab/>
+            </w:r>
+            <w:r>
+              <w:rPr>
+                <w:rFonts w:ascii="Times New Roman" w:hAnsi="Times New Roman" w:eastAsia="Times New Roman"/>
                 <w:b w:val="0"/>
                 <w:i w:val="0"/>
                 <w:sz w:val="18"/>
@@ -7067,17 +8273,29 @@
         </w:tc>
         <w:tc>
           <w:tcPr>
-            <w:tcW w:type="dxa" w:w="1786"/>
-            <w:vAlign w:val="center"/>
-          </w:tcPr>
-          <w:p>
-            <w:pPr>
-              <w:spacing w:before="0" w:after="0" w:line="240" w:lineRule="exact"/>
-              <w:jc w:val="right"/>
-            </w:pPr>
-            <w:r>
-              <w:rPr>
-                <w:rFonts w:ascii="Times New Roman" w:hAnsi="Times New Roman" w:eastAsia="宋体"/>
+            <w:tcW w:type="dxa" w:w="1785"/>
+            <w:tcMar>
+              <w:top w:type="dxa" w:w="0"/>
+              <w:bottom w:type="dxa" w:w="0"/>
+              <w:left w:type="dxa" w:w="56"/>
+              <w:right w:type="dxa" w:w="56"/>
+            </w:tcMar>
+          </w:tcPr>
+          <w:p>
+            <w:pPr>
+              <w:spacing w:before="0" w:after="0" w:line="240" w:lineRule="exact"/>
+              <w:ind w:left="0" w:right="0"/>
+              <w:jc w:val="left"/>
+              <w:tabs>
+                <w:tab w:val="decimal" w:pos="751"/>
+              </w:tabs>
+            </w:pPr>
+            <w:r>
+              <w:tab/>
+            </w:r>
+            <w:r>
+              <w:rPr>
+                <w:rFonts w:ascii="Times New Roman" w:hAnsi="Times New Roman" w:eastAsia="Times New Roman"/>
                 <w:b w:val="0"/>
                 <w:i w:val="0"/>
                 <w:sz w:val="18"/>
@@ -7088,17 +8306,29 @@
         </w:tc>
         <w:tc>
           <w:tcPr>
-            <w:tcW w:type="dxa" w:w="1446"/>
-            <w:vAlign w:val="center"/>
-          </w:tcPr>
-          <w:p>
-            <w:pPr>
-              <w:spacing w:before="0" w:after="0" w:line="240" w:lineRule="exact"/>
-              <w:jc w:val="right"/>
-            </w:pPr>
-            <w:r>
-              <w:rPr>
-                <w:rFonts w:ascii="Times New Roman" w:hAnsi="Times New Roman" w:eastAsia="宋体"/>
+            <w:tcW w:type="dxa" w:w="1448"/>
+            <w:tcMar>
+              <w:top w:type="dxa" w:w="0"/>
+              <w:bottom w:type="dxa" w:w="0"/>
+              <w:left w:type="dxa" w:w="56"/>
+              <w:right w:type="dxa" w:w="56"/>
+            </w:tcMar>
+          </w:tcPr>
+          <w:p>
+            <w:pPr>
+              <w:spacing w:before="0" w:after="0" w:line="240" w:lineRule="exact"/>
+              <w:ind w:left="0" w:right="0"/>
+              <w:jc w:val="left"/>
+              <w:tabs>
+                <w:tab w:val="decimal" w:pos="598"/>
+              </w:tabs>
+            </w:pPr>
+            <w:r>
+              <w:tab/>
+            </w:r>
+            <w:r>
+              <w:rPr>
+                <w:rFonts w:ascii="Times New Roman" w:hAnsi="Times New Roman" w:eastAsia="Times New Roman"/>
                 <w:b w:val="0"/>
                 <w:i w:val="0"/>
                 <w:sz w:val="18"/>
@@ -7115,6 +8345,12 @@
         <w:tc>
           <w:tcPr>
             <w:tcW w:type="dxa" w:w="2211"/>
+            <w:tcMar>
+              <w:top w:type="dxa" w:w="0"/>
+              <w:bottom w:type="dxa" w:w="0"/>
+              <w:left w:type="dxa" w:w="56"/>
+              <w:right w:type="dxa" w:w="56"/>
+            </w:tcMar>
             <w:vAlign w:val="center"/>
             <w:tcBorders>
               <w:bottom w:val="single" w:sz="8" w:space="0" w:color="000000"/>
@@ -7139,6 +8375,12 @@
         <w:tc>
           <w:tcPr>
             <w:tcW w:type="dxa" w:w="850"/>
+            <w:tcMar>
+              <w:top w:type="dxa" w:w="0"/>
+              <w:bottom w:type="dxa" w:w="0"/>
+              <w:left w:type="dxa" w:w="56"/>
+              <w:right w:type="dxa" w:w="56"/>
+            </w:tcMar>
             <w:vAlign w:val="center"/>
             <w:tcBorders>
               <w:bottom w:val="single" w:sz="8" w:space="0" w:color="000000"/>
@@ -7163,7 +8405,12 @@
         <w:tc>
           <w:tcPr>
             <w:tcW w:type="dxa" w:w="935"/>
-            <w:vAlign w:val="center"/>
+            <w:tcMar>
+              <w:top w:type="dxa" w:w="0"/>
+              <w:bottom w:type="dxa" w:w="0"/>
+              <w:left w:type="dxa" w:w="56"/>
+              <w:right w:type="dxa" w:w="56"/>
+            </w:tcMar>
             <w:tcBorders>
               <w:bottom w:val="single" w:sz="8" w:space="0" w:color="000000"/>
             </w:tcBorders>
@@ -7171,11 +8418,18 @@
           <w:p>
             <w:pPr>
               <w:spacing w:before="0" w:after="0" w:line="240" w:lineRule="exact"/>
-              <w:jc w:val="right"/>
-            </w:pPr>
-            <w:r>
-              <w:rPr>
-                <w:rFonts w:ascii="Times New Roman" w:hAnsi="Times New Roman" w:eastAsia="宋体"/>
+              <w:ind w:left="0" w:right="0"/>
+              <w:jc w:val="left"/>
+              <w:tabs>
+                <w:tab w:val="decimal" w:pos="369"/>
+              </w:tabs>
+            </w:pPr>
+            <w:r>
+              <w:tab/>
+            </w:r>
+            <w:r>
+              <w:rPr>
+                <w:rFonts w:ascii="Times New Roman" w:hAnsi="Times New Roman" w:eastAsia="Times New Roman"/>
                 <w:b w:val="0"/>
                 <w:i w:val="0"/>
                 <w:sz w:val="18"/>
@@ -7186,8 +8440,13 @@
         </w:tc>
         <w:tc>
           <w:tcPr>
-            <w:tcW w:type="dxa" w:w="1276"/>
-            <w:vAlign w:val="center"/>
+            <w:tcW w:type="dxa" w:w="1275"/>
+            <w:tcMar>
+              <w:top w:type="dxa" w:w="0"/>
+              <w:bottom w:type="dxa" w:w="0"/>
+              <w:left w:type="dxa" w:w="56"/>
+              <w:right w:type="dxa" w:w="56"/>
+            </w:tcMar>
             <w:tcBorders>
               <w:bottom w:val="single" w:sz="8" w:space="0" w:color="000000"/>
             </w:tcBorders>
@@ -7195,11 +8454,18 @@
           <w:p>
             <w:pPr>
               <w:spacing w:before="0" w:after="0" w:line="240" w:lineRule="exact"/>
-              <w:jc w:val="right"/>
-            </w:pPr>
-            <w:r>
-              <w:rPr>
-                <w:rFonts w:ascii="Times New Roman" w:hAnsi="Times New Roman" w:eastAsia="宋体"/>
+              <w:ind w:left="0" w:right="0"/>
+              <w:jc w:val="left"/>
+              <w:tabs>
+                <w:tab w:val="decimal" w:pos="522"/>
+              </w:tabs>
+            </w:pPr>
+            <w:r>
+              <w:tab/>
+            </w:r>
+            <w:r>
+              <w:rPr>
+                <w:rFonts w:ascii="Times New Roman" w:hAnsi="Times New Roman" w:eastAsia="Times New Roman"/>
                 <w:b w:val="0"/>
                 <w:i w:val="0"/>
                 <w:sz w:val="18"/>
@@ -7210,8 +8476,13 @@
         </w:tc>
         <w:tc>
           <w:tcPr>
-            <w:tcW w:type="dxa" w:w="1786"/>
-            <w:vAlign w:val="center"/>
+            <w:tcW w:type="dxa" w:w="1785"/>
+            <w:tcMar>
+              <w:top w:type="dxa" w:w="0"/>
+              <w:bottom w:type="dxa" w:w="0"/>
+              <w:left w:type="dxa" w:w="56"/>
+              <w:right w:type="dxa" w:w="56"/>
+            </w:tcMar>
             <w:tcBorders>
               <w:bottom w:val="single" w:sz="8" w:space="0" w:color="000000"/>
             </w:tcBorders>
@@ -7219,11 +8490,18 @@
           <w:p>
             <w:pPr>
               <w:spacing w:before="0" w:after="0" w:line="240" w:lineRule="exact"/>
-              <w:jc w:val="right"/>
-            </w:pPr>
-            <w:r>
-              <w:rPr>
-                <w:rFonts w:ascii="Times New Roman" w:hAnsi="Times New Roman" w:eastAsia="宋体"/>
+              <w:ind w:left="0" w:right="0"/>
+              <w:jc w:val="left"/>
+              <w:tabs>
+                <w:tab w:val="decimal" w:pos="751"/>
+              </w:tabs>
+            </w:pPr>
+            <w:r>
+              <w:tab/>
+            </w:r>
+            <w:r>
+              <w:rPr>
+                <w:rFonts w:ascii="Times New Roman" w:hAnsi="Times New Roman" w:eastAsia="Times New Roman"/>
                 <w:b w:val="0"/>
                 <w:i w:val="0"/>
                 <w:sz w:val="18"/>
@@ -7234,8 +8512,13 @@
         </w:tc>
         <w:tc>
           <w:tcPr>
-            <w:tcW w:type="dxa" w:w="1446"/>
-            <w:vAlign w:val="center"/>
+            <w:tcW w:type="dxa" w:w="1448"/>
+            <w:tcMar>
+              <w:top w:type="dxa" w:w="0"/>
+              <w:bottom w:type="dxa" w:w="0"/>
+              <w:left w:type="dxa" w:w="56"/>
+              <w:right w:type="dxa" w:w="56"/>
+            </w:tcMar>
             <w:tcBorders>
               <w:bottom w:val="single" w:sz="8" w:space="0" w:color="000000"/>
             </w:tcBorders>
@@ -7243,11 +8526,18 @@
           <w:p>
             <w:pPr>
               <w:spacing w:before="0" w:after="0" w:line="240" w:lineRule="exact"/>
-              <w:jc w:val="right"/>
-            </w:pPr>
-            <w:r>
-              <w:rPr>
-                <w:rFonts w:ascii="Times New Roman" w:hAnsi="Times New Roman" w:eastAsia="宋体"/>
+              <w:ind w:left="0" w:right="0"/>
+              <w:jc w:val="left"/>
+              <w:tabs>
+                <w:tab w:val="decimal" w:pos="598"/>
+              </w:tabs>
+            </w:pPr>
+            <w:r>
+              <w:tab/>
+            </w:r>
+            <w:r>
+              <w:rPr>
+                <w:rFonts w:ascii="Times New Roman" w:hAnsi="Times New Roman" w:eastAsia="Times New Roman"/>
                 <w:b w:val="0"/>
                 <w:i w:val="0"/>
                 <w:sz w:val="18"/>

--- a/paper/课程论文_提交版.docx
+++ b/paper/课程论文_提交版.docx
@@ -3673,22 +3673,16 @@
               <w:left w:type="dxa" w:w="56"/>
               <w:right w:type="dxa" w:w="56"/>
             </w:tcMar>
-          </w:tcPr>
-          <w:p>
-            <w:pPr>
-              <w:spacing w:before="0" w:after="0" w:line="240" w:lineRule="exact"/>
-              <w:ind w:left="0" w:right="0"/>
-              <w:jc w:val="left"/>
-              <w:tabs>
-                <w:tab w:val="decimal" w:pos="598"/>
-              </w:tabs>
-            </w:pPr>
-            <w:r>
-              <w:tab/>
-            </w:r>
-            <w:r>
-              <w:rPr>
-                <w:rFonts w:ascii="Times New Roman" w:hAnsi="Times New Roman" w:eastAsia="Times New Roman"/>
+            <w:vAlign w:val="center"/>
+          </w:tcPr>
+          <w:p>
+            <w:pPr>
+              <w:spacing w:before="0" w:after="0" w:line="240" w:lineRule="exact"/>
+              <w:jc w:val="right"/>
+            </w:pPr>
+            <w:r>
+              <w:rPr>
+                <w:rFonts w:ascii="Times New Roman" w:hAnsi="Times New Roman" w:eastAsia="宋体"/>
                 <w:b w:val="0"/>
                 <w:i w:val="0"/>
                 <w:sz w:val="18"/>
@@ -3733,22 +3727,16 @@
               <w:left w:type="dxa" w:w="56"/>
               <w:right w:type="dxa" w:w="56"/>
             </w:tcMar>
-          </w:tcPr>
-          <w:p>
-            <w:pPr>
-              <w:spacing w:before="0" w:after="0" w:line="240" w:lineRule="exact"/>
-              <w:ind w:left="0" w:right="0"/>
-              <w:jc w:val="left"/>
-              <w:tabs>
-                <w:tab w:val="decimal" w:pos="598"/>
-              </w:tabs>
-            </w:pPr>
-            <w:r>
-              <w:tab/>
-            </w:r>
-            <w:r>
-              <w:rPr>
-                <w:rFonts w:ascii="Times New Roman" w:hAnsi="Times New Roman" w:eastAsia="Times New Roman"/>
+            <w:vAlign w:val="center"/>
+          </w:tcPr>
+          <w:p>
+            <w:pPr>
+              <w:spacing w:before="0" w:after="0" w:line="240" w:lineRule="exact"/>
+              <w:jc w:val="right"/>
+            </w:pPr>
+            <w:r>
+              <w:rPr>
+                <w:rFonts w:ascii="Times New Roman" w:hAnsi="Times New Roman" w:eastAsia="宋体"/>
                 <w:b w:val="0"/>
                 <w:i w:val="0"/>
                 <w:sz w:val="18"/>
@@ -3828,6 +3816,7 @@
               <w:left w:type="dxa" w:w="56"/>
               <w:right w:type="dxa" w:w="56"/>
             </w:tcMar>
+            <w:vAlign w:val="center"/>
             <w:tcBorders>
               <w:bottom w:val="single" w:sz="4" w:space="0" w:color="000000"/>
             </w:tcBorders>
@@ -3835,18 +3824,11 @@
           <w:p>
             <w:pPr>
               <w:spacing w:before="0" w:after="0" w:line="240" w:lineRule="exact"/>
-              <w:ind w:left="0" w:right="0"/>
-              <w:jc w:val="left"/>
-              <w:tabs>
-                <w:tab w:val="decimal" w:pos="598"/>
-              </w:tabs>
-            </w:pPr>
-            <w:r>
-              <w:tab/>
-            </w:r>
-            <w:r>
-              <w:rPr>
-                <w:rFonts w:ascii="Times New Roman" w:hAnsi="Times New Roman" w:eastAsia="Times New Roman"/>
+              <w:jc w:val="right"/>
+            </w:pPr>
+            <w:r>
+              <w:rPr>
+                <w:rFonts w:ascii="Times New Roman" w:hAnsi="Times New Roman" w:eastAsia="宋体"/>
                 <w:b w:val="0"/>
                 <w:i w:val="0"/>
                 <w:sz w:val="18"/>
@@ -3864,6 +3846,7 @@
               <w:left w:type="dxa" w:w="56"/>
               <w:right w:type="dxa" w:w="56"/>
             </w:tcMar>
+            <w:vAlign w:val="center"/>
             <w:tcBorders>
               <w:bottom w:val="single" w:sz="4" w:space="0" w:color="000000"/>
             </w:tcBorders>
@@ -3871,18 +3854,11 @@
           <w:p>
             <w:pPr>
               <w:spacing w:before="0" w:after="0" w:line="240" w:lineRule="exact"/>
-              <w:ind w:left="0" w:right="0"/>
-              <w:jc w:val="left"/>
-              <w:tabs>
-                <w:tab w:val="decimal" w:pos="598"/>
-              </w:tabs>
-            </w:pPr>
-            <w:r>
-              <w:tab/>
-            </w:r>
-            <w:r>
-              <w:rPr>
-                <w:rFonts w:ascii="Times New Roman" w:hAnsi="Times New Roman" w:eastAsia="Times New Roman"/>
+              <w:jc w:val="right"/>
+            </w:pPr>
+            <w:r>
+              <w:rPr>
+                <w:rFonts w:ascii="Times New Roman" w:hAnsi="Times New Roman" w:eastAsia="宋体"/>
                 <w:b w:val="0"/>
                 <w:i w:val="0"/>
                 <w:sz w:val="18"/>
@@ -3900,6 +3876,7 @@
               <w:left w:type="dxa" w:w="56"/>
               <w:right w:type="dxa" w:w="56"/>
             </w:tcMar>
+            <w:vAlign w:val="center"/>
             <w:tcBorders>
               <w:bottom w:val="single" w:sz="4" w:space="0" w:color="000000"/>
             </w:tcBorders>
@@ -3907,18 +3884,11 @@
           <w:p>
             <w:pPr>
               <w:spacing w:before="0" w:after="0" w:line="240" w:lineRule="exact"/>
-              <w:ind w:left="0" w:right="0"/>
-              <w:jc w:val="left"/>
-              <w:tabs>
-                <w:tab w:val="decimal" w:pos="598"/>
-              </w:tabs>
-            </w:pPr>
-            <w:r>
-              <w:tab/>
-            </w:r>
-            <w:r>
-              <w:rPr>
-                <w:rFonts w:ascii="Times New Roman" w:hAnsi="Times New Roman" w:eastAsia="Times New Roman"/>
+              <w:jc w:val="right"/>
+            </w:pPr>
+            <w:r>
+              <w:rPr>
+                <w:rFonts w:ascii="Times New Roman" w:hAnsi="Times New Roman" w:eastAsia="宋体"/>
                 <w:b w:val="0"/>
                 <w:i w:val="0"/>
                 <w:sz w:val="18"/>
@@ -3936,6 +3906,7 @@
               <w:left w:type="dxa" w:w="56"/>
               <w:right w:type="dxa" w:w="56"/>
             </w:tcMar>
+            <w:vAlign w:val="center"/>
             <w:tcBorders>
               <w:bottom w:val="single" w:sz="4" w:space="0" w:color="000000"/>
             </w:tcBorders>
@@ -3943,18 +3914,11 @@
           <w:p>
             <w:pPr>
               <w:spacing w:before="0" w:after="0" w:line="240" w:lineRule="exact"/>
-              <w:ind w:left="0" w:right="0"/>
-              <w:jc w:val="left"/>
-              <w:tabs>
-                <w:tab w:val="decimal" w:pos="598"/>
-              </w:tabs>
-            </w:pPr>
-            <w:r>
-              <w:tab/>
-            </w:r>
-            <w:r>
-              <w:rPr>
-                <w:rFonts w:ascii="Times New Roman" w:hAnsi="Times New Roman" w:eastAsia="Times New Roman"/>
+              <w:jc w:val="right"/>
+            </w:pPr>
+            <w:r>
+              <w:rPr>
+                <w:rFonts w:ascii="Times New Roman" w:hAnsi="Times New Roman" w:eastAsia="宋体"/>
                 <w:b w:val="0"/>
                 <w:i w:val="0"/>
                 <w:sz w:val="18"/>
@@ -4223,22 +4187,16 @@
               <w:left w:type="dxa" w:w="56"/>
               <w:right w:type="dxa" w:w="56"/>
             </w:tcMar>
-          </w:tcPr>
-          <w:p>
-            <w:pPr>
-              <w:spacing w:before="0" w:after="0" w:line="240" w:lineRule="exact"/>
-              <w:ind w:left="0" w:right="0"/>
-              <w:jc w:val="left"/>
-              <w:tabs>
-                <w:tab w:val="decimal" w:pos="1249"/>
-              </w:tabs>
-            </w:pPr>
-            <w:r>
-              <w:tab/>
-            </w:r>
-            <w:r>
-              <w:rPr>
-                <w:rFonts w:ascii="Times New Roman" w:hAnsi="Times New Roman" w:eastAsia="Times New Roman"/>
+            <w:vAlign w:val="center"/>
+          </w:tcPr>
+          <w:p>
+            <w:pPr>
+              <w:spacing w:before="0" w:after="0" w:line="240" w:lineRule="exact"/>
+              <w:jc w:val="right"/>
+            </w:pPr>
+            <w:r>
+              <w:rPr>
+                <w:rFonts w:ascii="Times New Roman" w:hAnsi="Times New Roman" w:eastAsia="宋体"/>
                 <w:b w:val="0"/>
                 <w:i w:val="0"/>
                 <w:sz w:val="18"/>
@@ -4318,6 +4276,7 @@
               <w:left w:type="dxa" w:w="56"/>
               <w:right w:type="dxa" w:w="56"/>
             </w:tcMar>
+            <w:vAlign w:val="center"/>
             <w:tcBorders>
               <w:bottom w:val="single" w:sz="8" w:space="0" w:color="000000"/>
             </w:tcBorders>
@@ -4325,18 +4284,11 @@
           <w:p>
             <w:pPr>
               <w:spacing w:before="0" w:after="0" w:line="240" w:lineRule="exact"/>
-              <w:ind w:left="0" w:right="0"/>
-              <w:jc w:val="left"/>
-              <w:tabs>
-                <w:tab w:val="decimal" w:pos="1249"/>
-              </w:tabs>
-            </w:pPr>
-            <w:r>
-              <w:tab/>
-            </w:r>
-            <w:r>
-              <w:rPr>
-                <w:rFonts w:ascii="Times New Roman" w:hAnsi="Times New Roman" w:eastAsia="Times New Roman"/>
+              <w:jc w:val="right"/>
+            </w:pPr>
+            <w:r>
+              <w:rPr>
+                <w:rFonts w:ascii="Times New Roman" w:hAnsi="Times New Roman" w:eastAsia="宋体"/>
                 <w:b w:val="0"/>
                 <w:i w:val="0"/>
                 <w:sz w:val="18"/>
@@ -4354,6 +4306,7 @@
               <w:left w:type="dxa" w:w="56"/>
               <w:right w:type="dxa" w:w="56"/>
             </w:tcMar>
+            <w:vAlign w:val="center"/>
             <w:tcBorders>
               <w:bottom w:val="single" w:sz="8" w:space="0" w:color="000000"/>
             </w:tcBorders>
@@ -4361,18 +4314,11 @@
           <w:p>
             <w:pPr>
               <w:spacing w:before="0" w:after="0" w:line="240" w:lineRule="exact"/>
-              <w:ind w:left="0" w:right="0"/>
-              <w:jc w:val="left"/>
-              <w:tabs>
-                <w:tab w:val="decimal" w:pos="1249"/>
-              </w:tabs>
-            </w:pPr>
-            <w:r>
-              <w:tab/>
-            </w:r>
-            <w:r>
-              <w:rPr>
-                <w:rFonts w:ascii="Times New Roman" w:hAnsi="Times New Roman" w:eastAsia="Times New Roman"/>
+              <w:jc w:val="right"/>
+            </w:pPr>
+            <w:r>
+              <w:rPr>
+                <w:rFonts w:ascii="Times New Roman" w:hAnsi="Times New Roman" w:eastAsia="宋体"/>
                 <w:b w:val="0"/>
                 <w:i w:val="0"/>
                 <w:sz w:val="18"/>
@@ -4806,22 +4752,16 @@
               <w:left w:type="dxa" w:w="56"/>
               <w:right w:type="dxa" w:w="56"/>
             </w:tcMar>
-          </w:tcPr>
-          <w:p>
-            <w:pPr>
-              <w:spacing w:before="0" w:after="0" w:line="240" w:lineRule="exact"/>
-              <w:ind w:left="0" w:right="0"/>
-              <w:jc w:val="left"/>
-              <w:tabs>
-                <w:tab w:val="decimal" w:pos="612"/>
-              </w:tabs>
-            </w:pPr>
-            <w:r>
-              <w:tab/>
-            </w:r>
-            <w:r>
-              <w:rPr>
-                <w:rFonts w:ascii="Times New Roman" w:hAnsi="Times New Roman" w:eastAsia="Times New Roman"/>
+            <w:vAlign w:val="center"/>
+          </w:tcPr>
+          <w:p>
+            <w:pPr>
+              <w:spacing w:before="0" w:after="0" w:line="240" w:lineRule="exact"/>
+              <w:jc w:val="right"/>
+            </w:pPr>
+            <w:r>
+              <w:rPr>
+                <w:rFonts w:ascii="Times New Roman" w:hAnsi="Times New Roman" w:eastAsia="宋体"/>
                 <w:b w:val="0"/>
                 <w:i w:val="0"/>
                 <w:sz w:val="18"/>
@@ -4839,22 +4779,16 @@
               <w:left w:type="dxa" w:w="56"/>
               <w:right w:type="dxa" w:w="56"/>
             </w:tcMar>
-          </w:tcPr>
-          <w:p>
-            <w:pPr>
-              <w:spacing w:before="0" w:after="0" w:line="240" w:lineRule="exact"/>
-              <w:ind w:left="0" w:right="0"/>
-              <w:jc w:val="left"/>
-              <w:tabs>
-                <w:tab w:val="decimal" w:pos="612"/>
-              </w:tabs>
-            </w:pPr>
-            <w:r>
-              <w:tab/>
-            </w:r>
-            <w:r>
-              <w:rPr>
-                <w:rFonts w:ascii="Times New Roman" w:hAnsi="Times New Roman" w:eastAsia="Times New Roman"/>
+            <w:vAlign w:val="center"/>
+          </w:tcPr>
+          <w:p>
+            <w:pPr>
+              <w:spacing w:before="0" w:after="0" w:line="240" w:lineRule="exact"/>
+              <w:jc w:val="right"/>
+            </w:pPr>
+            <w:r>
+              <w:rPr>
+                <w:rFonts w:ascii="Times New Roman" w:hAnsi="Times New Roman" w:eastAsia="宋体"/>
                 <w:b w:val="0"/>
                 <w:i w:val="0"/>
                 <w:sz w:val="18"/>
@@ -4872,22 +4806,16 @@
               <w:left w:type="dxa" w:w="56"/>
               <w:right w:type="dxa" w:w="56"/>
             </w:tcMar>
-          </w:tcPr>
-          <w:p>
-            <w:pPr>
-              <w:spacing w:before="0" w:after="0" w:line="240" w:lineRule="exact"/>
-              <w:ind w:left="0" w:right="0"/>
-              <w:jc w:val="left"/>
-              <w:tabs>
-                <w:tab w:val="decimal" w:pos="612"/>
-              </w:tabs>
-            </w:pPr>
-            <w:r>
-              <w:tab/>
-            </w:r>
-            <w:r>
-              <w:rPr>
-                <w:rFonts w:ascii="Times New Roman" w:hAnsi="Times New Roman" w:eastAsia="Times New Roman"/>
+            <w:vAlign w:val="center"/>
+          </w:tcPr>
+          <w:p>
+            <w:pPr>
+              <w:spacing w:before="0" w:after="0" w:line="240" w:lineRule="exact"/>
+              <w:jc w:val="right"/>
+            </w:pPr>
+            <w:r>
+              <w:rPr>
+                <w:rFonts w:ascii="Times New Roman" w:hAnsi="Times New Roman" w:eastAsia="宋体"/>
                 <w:b w:val="0"/>
                 <w:i w:val="0"/>
                 <w:sz w:val="18"/>
@@ -4964,22 +4892,16 @@
               <w:left w:type="dxa" w:w="56"/>
               <w:right w:type="dxa" w:w="56"/>
             </w:tcMar>
-          </w:tcPr>
-          <w:p>
-            <w:pPr>
-              <w:spacing w:before="0" w:after="0" w:line="240" w:lineRule="exact"/>
-              <w:ind w:left="0" w:right="0"/>
-              <w:jc w:val="left"/>
-              <w:tabs>
-                <w:tab w:val="decimal" w:pos="612"/>
-              </w:tabs>
-            </w:pPr>
-            <w:r>
-              <w:tab/>
-            </w:r>
-            <w:r>
-              <w:rPr>
-                <w:rFonts w:ascii="Times New Roman" w:hAnsi="Times New Roman" w:eastAsia="Times New Roman"/>
+            <w:vAlign w:val="center"/>
+          </w:tcPr>
+          <w:p>
+            <w:pPr>
+              <w:spacing w:before="0" w:after="0" w:line="240" w:lineRule="exact"/>
+              <w:jc w:val="right"/>
+            </w:pPr>
+            <w:r>
+              <w:rPr>
+                <w:rFonts w:ascii="Times New Roman" w:hAnsi="Times New Roman" w:eastAsia="宋体"/>
                 <w:b w:val="0"/>
                 <w:i w:val="0"/>
                 <w:sz w:val="18"/>
@@ -4997,22 +4919,16 @@
               <w:left w:type="dxa" w:w="56"/>
               <w:right w:type="dxa" w:w="56"/>
             </w:tcMar>
-          </w:tcPr>
-          <w:p>
-            <w:pPr>
-              <w:spacing w:before="0" w:after="0" w:line="240" w:lineRule="exact"/>
-              <w:ind w:left="0" w:right="0"/>
-              <w:jc w:val="left"/>
-              <w:tabs>
-                <w:tab w:val="decimal" w:pos="612"/>
-              </w:tabs>
-            </w:pPr>
-            <w:r>
-              <w:tab/>
-            </w:r>
-            <w:r>
-              <w:rPr>
-                <w:rFonts w:ascii="Times New Roman" w:hAnsi="Times New Roman" w:eastAsia="Times New Roman"/>
+            <w:vAlign w:val="center"/>
+          </w:tcPr>
+          <w:p>
+            <w:pPr>
+              <w:spacing w:before="0" w:after="0" w:line="240" w:lineRule="exact"/>
+              <w:jc w:val="right"/>
+            </w:pPr>
+            <w:r>
+              <w:rPr>
+                <w:rFonts w:ascii="Times New Roman" w:hAnsi="Times New Roman" w:eastAsia="宋体"/>
                 <w:b w:val="0"/>
                 <w:i w:val="0"/>
                 <w:sz w:val="18"/>
@@ -5030,22 +4946,16 @@
               <w:left w:type="dxa" w:w="56"/>
               <w:right w:type="dxa" w:w="56"/>
             </w:tcMar>
-          </w:tcPr>
-          <w:p>
-            <w:pPr>
-              <w:spacing w:before="0" w:after="0" w:line="240" w:lineRule="exact"/>
-              <w:ind w:left="0" w:right="0"/>
-              <w:jc w:val="left"/>
-              <w:tabs>
-                <w:tab w:val="decimal" w:pos="612"/>
-              </w:tabs>
-            </w:pPr>
-            <w:r>
-              <w:tab/>
-            </w:r>
-            <w:r>
-              <w:rPr>
-                <w:rFonts w:ascii="Times New Roman" w:hAnsi="Times New Roman" w:eastAsia="Times New Roman"/>
+            <w:vAlign w:val="center"/>
+          </w:tcPr>
+          <w:p>
+            <w:pPr>
+              <w:spacing w:before="0" w:after="0" w:line="240" w:lineRule="exact"/>
+              <w:jc w:val="right"/>
+            </w:pPr>
+            <w:r>
+              <w:rPr>
+                <w:rFonts w:ascii="Times New Roman" w:hAnsi="Times New Roman" w:eastAsia="宋体"/>
                 <w:b w:val="0"/>
                 <w:i w:val="0"/>
                 <w:sz w:val="18"/>
@@ -5122,22 +5032,16 @@
               <w:left w:type="dxa" w:w="56"/>
               <w:right w:type="dxa" w:w="56"/>
             </w:tcMar>
-          </w:tcPr>
-          <w:p>
-            <w:pPr>
-              <w:spacing w:before="0" w:after="0" w:line="240" w:lineRule="exact"/>
-              <w:ind w:left="0" w:right="0"/>
-              <w:jc w:val="left"/>
-              <w:tabs>
-                <w:tab w:val="decimal" w:pos="612"/>
-              </w:tabs>
-            </w:pPr>
-            <w:r>
-              <w:tab/>
-            </w:r>
-            <w:r>
-              <w:rPr>
-                <w:rFonts w:ascii="Times New Roman" w:hAnsi="Times New Roman" w:eastAsia="Times New Roman"/>
+            <w:vAlign w:val="center"/>
+          </w:tcPr>
+          <w:p>
+            <w:pPr>
+              <w:spacing w:before="0" w:after="0" w:line="240" w:lineRule="exact"/>
+              <w:jc w:val="right"/>
+            </w:pPr>
+            <w:r>
+              <w:rPr>
+                <w:rFonts w:ascii="Times New Roman" w:hAnsi="Times New Roman" w:eastAsia="宋体"/>
                 <w:b w:val="0"/>
                 <w:i w:val="0"/>
                 <w:sz w:val="18"/>
@@ -5155,22 +5059,16 @@
               <w:left w:type="dxa" w:w="56"/>
               <w:right w:type="dxa" w:w="56"/>
             </w:tcMar>
-          </w:tcPr>
-          <w:p>
-            <w:pPr>
-              <w:spacing w:before="0" w:after="0" w:line="240" w:lineRule="exact"/>
-              <w:ind w:left="0" w:right="0"/>
-              <w:jc w:val="left"/>
-              <w:tabs>
-                <w:tab w:val="decimal" w:pos="612"/>
-              </w:tabs>
-            </w:pPr>
-            <w:r>
-              <w:tab/>
-            </w:r>
-            <w:r>
-              <w:rPr>
-                <w:rFonts w:ascii="Times New Roman" w:hAnsi="Times New Roman" w:eastAsia="Times New Roman"/>
+            <w:vAlign w:val="center"/>
+          </w:tcPr>
+          <w:p>
+            <w:pPr>
+              <w:spacing w:before="0" w:after="0" w:line="240" w:lineRule="exact"/>
+              <w:jc w:val="right"/>
+            </w:pPr>
+            <w:r>
+              <w:rPr>
+                <w:rFonts w:ascii="Times New Roman" w:hAnsi="Times New Roman" w:eastAsia="宋体"/>
                 <w:b w:val="0"/>
                 <w:i w:val="0"/>
                 <w:sz w:val="18"/>
@@ -5188,22 +5086,16 @@
               <w:left w:type="dxa" w:w="56"/>
               <w:right w:type="dxa" w:w="56"/>
             </w:tcMar>
-          </w:tcPr>
-          <w:p>
-            <w:pPr>
-              <w:spacing w:before="0" w:after="0" w:line="240" w:lineRule="exact"/>
-              <w:ind w:left="0" w:right="0"/>
-              <w:jc w:val="left"/>
-              <w:tabs>
-                <w:tab w:val="decimal" w:pos="612"/>
-              </w:tabs>
-            </w:pPr>
-            <w:r>
-              <w:tab/>
-            </w:r>
-            <w:r>
-              <w:rPr>
-                <w:rFonts w:ascii="Times New Roman" w:hAnsi="Times New Roman" w:eastAsia="Times New Roman"/>
+            <w:vAlign w:val="center"/>
+          </w:tcPr>
+          <w:p>
+            <w:pPr>
+              <w:spacing w:before="0" w:after="0" w:line="240" w:lineRule="exact"/>
+              <w:jc w:val="right"/>
+            </w:pPr>
+            <w:r>
+              <w:rPr>
+                <w:rFonts w:ascii="Times New Roman" w:hAnsi="Times New Roman" w:eastAsia="宋体"/>
                 <w:b w:val="0"/>
                 <w:i w:val="0"/>
                 <w:sz w:val="18"/>
@@ -5280,22 +5172,16 @@
               <w:left w:type="dxa" w:w="56"/>
               <w:right w:type="dxa" w:w="56"/>
             </w:tcMar>
-          </w:tcPr>
-          <w:p>
-            <w:pPr>
-              <w:spacing w:before="0" w:after="0" w:line="240" w:lineRule="exact"/>
-              <w:ind w:left="0" w:right="0"/>
-              <w:jc w:val="left"/>
-              <w:tabs>
-                <w:tab w:val="decimal" w:pos="612"/>
-              </w:tabs>
-            </w:pPr>
-            <w:r>
-              <w:tab/>
-            </w:r>
-            <w:r>
-              <w:rPr>
-                <w:rFonts w:ascii="Times New Roman" w:hAnsi="Times New Roman" w:eastAsia="Times New Roman"/>
+            <w:vAlign w:val="center"/>
+          </w:tcPr>
+          <w:p>
+            <w:pPr>
+              <w:spacing w:before="0" w:after="0" w:line="240" w:lineRule="exact"/>
+              <w:jc w:val="right"/>
+            </w:pPr>
+            <w:r>
+              <w:rPr>
+                <w:rFonts w:ascii="Times New Roman" w:hAnsi="Times New Roman" w:eastAsia="宋体"/>
                 <w:b w:val="0"/>
                 <w:i w:val="0"/>
                 <w:sz w:val="18"/>
@@ -5313,22 +5199,16 @@
               <w:left w:type="dxa" w:w="56"/>
               <w:right w:type="dxa" w:w="56"/>
             </w:tcMar>
-          </w:tcPr>
-          <w:p>
-            <w:pPr>
-              <w:spacing w:before="0" w:after="0" w:line="240" w:lineRule="exact"/>
-              <w:ind w:left="0" w:right="0"/>
-              <w:jc w:val="left"/>
-              <w:tabs>
-                <w:tab w:val="decimal" w:pos="612"/>
-              </w:tabs>
-            </w:pPr>
-            <w:r>
-              <w:tab/>
-            </w:r>
-            <w:r>
-              <w:rPr>
-                <w:rFonts w:ascii="Times New Roman" w:hAnsi="Times New Roman" w:eastAsia="Times New Roman"/>
+            <w:vAlign w:val="center"/>
+          </w:tcPr>
+          <w:p>
+            <w:pPr>
+              <w:spacing w:before="0" w:after="0" w:line="240" w:lineRule="exact"/>
+              <w:jc w:val="right"/>
+            </w:pPr>
+            <w:r>
+              <w:rPr>
+                <w:rFonts w:ascii="Times New Roman" w:hAnsi="Times New Roman" w:eastAsia="宋体"/>
                 <w:b w:val="0"/>
                 <w:i w:val="0"/>
                 <w:sz w:val="18"/>
@@ -5346,22 +5226,16 @@
               <w:left w:type="dxa" w:w="56"/>
               <w:right w:type="dxa" w:w="56"/>
             </w:tcMar>
-          </w:tcPr>
-          <w:p>
-            <w:pPr>
-              <w:spacing w:before="0" w:after="0" w:line="240" w:lineRule="exact"/>
-              <w:ind w:left="0" w:right="0"/>
-              <w:jc w:val="left"/>
-              <w:tabs>
-                <w:tab w:val="decimal" w:pos="612"/>
-              </w:tabs>
-            </w:pPr>
-            <w:r>
-              <w:tab/>
-            </w:r>
-            <w:r>
-              <w:rPr>
-                <w:rFonts w:ascii="Times New Roman" w:hAnsi="Times New Roman" w:eastAsia="Times New Roman"/>
+            <w:vAlign w:val="center"/>
+          </w:tcPr>
+          <w:p>
+            <w:pPr>
+              <w:spacing w:before="0" w:after="0" w:line="240" w:lineRule="exact"/>
+              <w:jc w:val="right"/>
+            </w:pPr>
+            <w:r>
+              <w:rPr>
+                <w:rFonts w:ascii="Times New Roman" w:hAnsi="Times New Roman" w:eastAsia="宋体"/>
                 <w:b w:val="0"/>
                 <w:i w:val="0"/>
                 <w:sz w:val="18"/>
@@ -5444,6 +5318,7 @@
               <w:left w:type="dxa" w:w="56"/>
               <w:right w:type="dxa" w:w="56"/>
             </w:tcMar>
+            <w:vAlign w:val="center"/>
             <w:tcBorders>
               <w:bottom w:val="single" w:sz="8" w:space="0" w:color="000000"/>
             </w:tcBorders>
@@ -5451,18 +5326,11 @@
           <w:p>
             <w:pPr>
               <w:spacing w:before="0" w:after="0" w:line="240" w:lineRule="exact"/>
-              <w:ind w:left="0" w:right="0"/>
-              <w:jc w:val="left"/>
-              <w:tabs>
-                <w:tab w:val="decimal" w:pos="612"/>
-              </w:tabs>
-            </w:pPr>
-            <w:r>
-              <w:tab/>
-            </w:r>
-            <w:r>
-              <w:rPr>
-                <w:rFonts w:ascii="Times New Roman" w:hAnsi="Times New Roman" w:eastAsia="Times New Roman"/>
+              <w:jc w:val="right"/>
+            </w:pPr>
+            <w:r>
+              <w:rPr>
+                <w:rFonts w:ascii="Times New Roman" w:hAnsi="Times New Roman" w:eastAsia="宋体"/>
                 <w:b w:val="0"/>
                 <w:i w:val="0"/>
                 <w:sz w:val="18"/>
@@ -5480,6 +5348,7 @@
               <w:left w:type="dxa" w:w="56"/>
               <w:right w:type="dxa" w:w="56"/>
             </w:tcMar>
+            <w:vAlign w:val="center"/>
             <w:tcBorders>
               <w:bottom w:val="single" w:sz="8" w:space="0" w:color="000000"/>
             </w:tcBorders>
@@ -5487,18 +5356,11 @@
           <w:p>
             <w:pPr>
               <w:spacing w:before="0" w:after="0" w:line="240" w:lineRule="exact"/>
-              <w:ind w:left="0" w:right="0"/>
-              <w:jc w:val="left"/>
-              <w:tabs>
-                <w:tab w:val="decimal" w:pos="612"/>
-              </w:tabs>
-            </w:pPr>
-            <w:r>
-              <w:tab/>
-            </w:r>
-            <w:r>
-              <w:rPr>
-                <w:rFonts w:ascii="Times New Roman" w:hAnsi="Times New Roman" w:eastAsia="Times New Roman"/>
+              <w:jc w:val="right"/>
+            </w:pPr>
+            <w:r>
+              <w:rPr>
+                <w:rFonts w:ascii="Times New Roman" w:hAnsi="Times New Roman" w:eastAsia="宋体"/>
                 <w:b w:val="0"/>
                 <w:i w:val="0"/>
                 <w:sz w:val="18"/>
@@ -5516,6 +5378,7 @@
               <w:left w:type="dxa" w:w="56"/>
               <w:right w:type="dxa" w:w="56"/>
             </w:tcMar>
+            <w:vAlign w:val="center"/>
             <w:tcBorders>
               <w:bottom w:val="single" w:sz="8" w:space="0" w:color="000000"/>
             </w:tcBorders>
@@ -5523,18 +5386,11 @@
           <w:p>
             <w:pPr>
               <w:spacing w:before="0" w:after="0" w:line="240" w:lineRule="exact"/>
-              <w:ind w:left="0" w:right="0"/>
-              <w:jc w:val="left"/>
-              <w:tabs>
-                <w:tab w:val="decimal" w:pos="612"/>
-              </w:tabs>
-            </w:pPr>
-            <w:r>
-              <w:tab/>
-            </w:r>
-            <w:r>
-              <w:rPr>
-                <w:rFonts w:ascii="Times New Roman" w:hAnsi="Times New Roman" w:eastAsia="Times New Roman"/>
+              <w:jc w:val="right"/>
+            </w:pPr>
+            <w:r>
+              <w:rPr>
+                <w:rFonts w:ascii="Times New Roman" w:hAnsi="Times New Roman" w:eastAsia="宋体"/>
                 <w:b w:val="0"/>
                 <w:i w:val="0"/>
                 <w:sz w:val="18"/>
@@ -6104,22 +5960,16 @@
               <w:left w:type="dxa" w:w="56"/>
               <w:right w:type="dxa" w:w="56"/>
             </w:tcMar>
-          </w:tcPr>
-          <w:p>
-            <w:pPr>
-              <w:spacing w:before="0" w:after="0" w:line="240" w:lineRule="exact"/>
-              <w:ind w:left="0" w:right="0"/>
-              <w:jc w:val="left"/>
-              <w:tabs>
-                <w:tab w:val="decimal" w:pos="541"/>
-              </w:tabs>
-            </w:pPr>
-            <w:r>
-              <w:tab/>
-            </w:r>
-            <w:r>
-              <w:rPr>
-                <w:rFonts w:ascii="Times New Roman" w:hAnsi="Times New Roman" w:eastAsia="Times New Roman"/>
+            <w:vAlign w:val="center"/>
+          </w:tcPr>
+          <w:p>
+            <w:pPr>
+              <w:spacing w:before="0" w:after="0" w:line="240" w:lineRule="exact"/>
+              <w:jc w:val="right"/>
+            </w:pPr>
+            <w:r>
+              <w:rPr>
+                <w:rFonts w:ascii="Times New Roman" w:hAnsi="Times New Roman" w:eastAsia="宋体"/>
                 <w:b w:val="0"/>
                 <w:i w:val="0"/>
                 <w:sz w:val="18"/>
@@ -6137,22 +5987,16 @@
               <w:left w:type="dxa" w:w="56"/>
               <w:right w:type="dxa" w:w="56"/>
             </w:tcMar>
-          </w:tcPr>
-          <w:p>
-            <w:pPr>
-              <w:spacing w:before="0" w:after="0" w:line="240" w:lineRule="exact"/>
-              <w:ind w:left="0" w:right="0"/>
-              <w:jc w:val="left"/>
-              <w:tabs>
-                <w:tab w:val="decimal" w:pos="541"/>
-              </w:tabs>
-            </w:pPr>
-            <w:r>
-              <w:tab/>
-            </w:r>
-            <w:r>
-              <w:rPr>
-                <w:rFonts w:ascii="Times New Roman" w:hAnsi="Times New Roman" w:eastAsia="Times New Roman"/>
+            <w:vAlign w:val="center"/>
+          </w:tcPr>
+          <w:p>
+            <w:pPr>
+              <w:spacing w:before="0" w:after="0" w:line="240" w:lineRule="exact"/>
+              <w:jc w:val="right"/>
+            </w:pPr>
+            <w:r>
+              <w:rPr>
+                <w:rFonts w:ascii="Times New Roman" w:hAnsi="Times New Roman" w:eastAsia="宋体"/>
                 <w:b w:val="0"/>
                 <w:i w:val="0"/>
                 <w:sz w:val="18"/>
@@ -6170,22 +6014,16 @@
               <w:left w:type="dxa" w:w="56"/>
               <w:right w:type="dxa" w:w="56"/>
             </w:tcMar>
-          </w:tcPr>
-          <w:p>
-            <w:pPr>
-              <w:spacing w:before="0" w:after="0" w:line="240" w:lineRule="exact"/>
-              <w:ind w:left="0" w:right="0"/>
-              <w:jc w:val="left"/>
-              <w:tabs>
-                <w:tab w:val="decimal" w:pos="541"/>
-              </w:tabs>
-            </w:pPr>
-            <w:r>
-              <w:tab/>
-            </w:r>
-            <w:r>
-              <w:rPr>
-                <w:rFonts w:ascii="Times New Roman" w:hAnsi="Times New Roman" w:eastAsia="Times New Roman"/>
+            <w:vAlign w:val="center"/>
+          </w:tcPr>
+          <w:p>
+            <w:pPr>
+              <w:spacing w:before="0" w:after="0" w:line="240" w:lineRule="exact"/>
+              <w:jc w:val="right"/>
+            </w:pPr>
+            <w:r>
+              <w:rPr>
+                <w:rFonts w:ascii="Times New Roman" w:hAnsi="Times New Roman" w:eastAsia="宋体"/>
                 <w:b w:val="0"/>
                 <w:i w:val="0"/>
                 <w:sz w:val="18"/>
@@ -6262,22 +6100,16 @@
               <w:left w:type="dxa" w:w="56"/>
               <w:right w:type="dxa" w:w="56"/>
             </w:tcMar>
-          </w:tcPr>
-          <w:p>
-            <w:pPr>
-              <w:spacing w:before="0" w:after="0" w:line="240" w:lineRule="exact"/>
-              <w:ind w:left="0" w:right="0"/>
-              <w:jc w:val="left"/>
-              <w:tabs>
-                <w:tab w:val="decimal" w:pos="541"/>
-              </w:tabs>
-            </w:pPr>
-            <w:r>
-              <w:tab/>
-            </w:r>
-            <w:r>
-              <w:rPr>
-                <w:rFonts w:ascii="Times New Roman" w:hAnsi="Times New Roman" w:eastAsia="Times New Roman"/>
+            <w:vAlign w:val="center"/>
+          </w:tcPr>
+          <w:p>
+            <w:pPr>
+              <w:spacing w:before="0" w:after="0" w:line="240" w:lineRule="exact"/>
+              <w:jc w:val="right"/>
+            </w:pPr>
+            <w:r>
+              <w:rPr>
+                <w:rFonts w:ascii="Times New Roman" w:hAnsi="Times New Roman" w:eastAsia="宋体"/>
                 <w:b w:val="0"/>
                 <w:i w:val="0"/>
                 <w:sz w:val="18"/>
@@ -6295,22 +6127,16 @@
               <w:left w:type="dxa" w:w="56"/>
               <w:right w:type="dxa" w:w="56"/>
             </w:tcMar>
-          </w:tcPr>
-          <w:p>
-            <w:pPr>
-              <w:spacing w:before="0" w:after="0" w:line="240" w:lineRule="exact"/>
-              <w:ind w:left="0" w:right="0"/>
-              <w:jc w:val="left"/>
-              <w:tabs>
-                <w:tab w:val="decimal" w:pos="541"/>
-              </w:tabs>
-            </w:pPr>
-            <w:r>
-              <w:tab/>
-            </w:r>
-            <w:r>
-              <w:rPr>
-                <w:rFonts w:ascii="Times New Roman" w:hAnsi="Times New Roman" w:eastAsia="Times New Roman"/>
+            <w:vAlign w:val="center"/>
+          </w:tcPr>
+          <w:p>
+            <w:pPr>
+              <w:spacing w:before="0" w:after="0" w:line="240" w:lineRule="exact"/>
+              <w:jc w:val="right"/>
+            </w:pPr>
+            <w:r>
+              <w:rPr>
+                <w:rFonts w:ascii="Times New Roman" w:hAnsi="Times New Roman" w:eastAsia="宋体"/>
                 <w:b w:val="0"/>
                 <w:i w:val="0"/>
                 <w:sz w:val="18"/>
@@ -6414,22 +6240,16 @@
               <w:left w:type="dxa" w:w="56"/>
               <w:right w:type="dxa" w:w="56"/>
             </w:tcMar>
-          </w:tcPr>
-          <w:p>
-            <w:pPr>
-              <w:spacing w:before="0" w:after="0" w:line="240" w:lineRule="exact"/>
-              <w:ind w:left="0" w:right="0"/>
-              <w:jc w:val="left"/>
-              <w:tabs>
-                <w:tab w:val="decimal" w:pos="541"/>
-              </w:tabs>
-            </w:pPr>
-            <w:r>
-              <w:tab/>
-            </w:r>
-            <w:r>
-              <w:rPr>
-                <w:rFonts w:ascii="Times New Roman" w:hAnsi="Times New Roman" w:eastAsia="Times New Roman"/>
+            <w:vAlign w:val="center"/>
+          </w:tcPr>
+          <w:p>
+            <w:pPr>
+              <w:spacing w:before="0" w:after="0" w:line="240" w:lineRule="exact"/>
+              <w:jc w:val="right"/>
+            </w:pPr>
+            <w:r>
+              <w:rPr>
+                <w:rFonts w:ascii="Times New Roman" w:hAnsi="Times New Roman" w:eastAsia="宋体"/>
                 <w:b w:val="0"/>
                 <w:i w:val="0"/>
                 <w:sz w:val="18"/>
@@ -6447,22 +6267,16 @@
               <w:left w:type="dxa" w:w="56"/>
               <w:right w:type="dxa" w:w="56"/>
             </w:tcMar>
-          </w:tcPr>
-          <w:p>
-            <w:pPr>
-              <w:spacing w:before="0" w:after="0" w:line="240" w:lineRule="exact"/>
-              <w:ind w:left="0" w:right="0"/>
-              <w:jc w:val="left"/>
-              <w:tabs>
-                <w:tab w:val="decimal" w:pos="541"/>
-              </w:tabs>
-            </w:pPr>
-            <w:r>
-              <w:tab/>
-            </w:r>
-            <w:r>
-              <w:rPr>
-                <w:rFonts w:ascii="Times New Roman" w:hAnsi="Times New Roman" w:eastAsia="Times New Roman"/>
+            <w:vAlign w:val="center"/>
+          </w:tcPr>
+          <w:p>
+            <w:pPr>
+              <w:spacing w:before="0" w:after="0" w:line="240" w:lineRule="exact"/>
+              <w:jc w:val="right"/>
+            </w:pPr>
+            <w:r>
+              <w:rPr>
+                <w:rFonts w:ascii="Times New Roman" w:hAnsi="Times New Roman" w:eastAsia="宋体"/>
                 <w:b w:val="0"/>
                 <w:i w:val="0"/>
                 <w:sz w:val="18"/>
@@ -6569,6 +6383,7 @@
               <w:left w:type="dxa" w:w="56"/>
               <w:right w:type="dxa" w:w="56"/>
             </w:tcMar>
+            <w:vAlign w:val="center"/>
             <w:tcBorders>
               <w:bottom w:val="single" w:sz="8" w:space="0" w:color="000000"/>
             </w:tcBorders>
@@ -6576,18 +6391,11 @@
           <w:p>
             <w:pPr>
               <w:spacing w:before="0" w:after="0" w:line="240" w:lineRule="exact"/>
-              <w:ind w:left="0" w:right="0"/>
-              <w:jc w:val="left"/>
-              <w:tabs>
-                <w:tab w:val="decimal" w:pos="541"/>
-              </w:tabs>
-            </w:pPr>
-            <w:r>
-              <w:tab/>
-            </w:r>
-            <w:r>
-              <w:rPr>
-                <w:rFonts w:ascii="Times New Roman" w:hAnsi="Times New Roman" w:eastAsia="Times New Roman"/>
+              <w:jc w:val="right"/>
+            </w:pPr>
+            <w:r>
+              <w:rPr>
+                <w:rFonts w:ascii="Times New Roman" w:hAnsi="Times New Roman" w:eastAsia="宋体"/>
                 <w:b w:val="0"/>
                 <w:i w:val="0"/>
                 <w:sz w:val="18"/>
@@ -6605,6 +6413,7 @@
               <w:left w:type="dxa" w:w="56"/>
               <w:right w:type="dxa" w:w="56"/>
             </w:tcMar>
+            <w:vAlign w:val="center"/>
             <w:tcBorders>
               <w:bottom w:val="single" w:sz="8" w:space="0" w:color="000000"/>
             </w:tcBorders>
@@ -6612,18 +6421,11 @@
           <w:p>
             <w:pPr>
               <w:spacing w:before="0" w:after="0" w:line="240" w:lineRule="exact"/>
-              <w:ind w:left="0" w:right="0"/>
-              <w:jc w:val="left"/>
-              <w:tabs>
-                <w:tab w:val="decimal" w:pos="541"/>
-              </w:tabs>
-            </w:pPr>
-            <w:r>
-              <w:tab/>
-            </w:r>
-            <w:r>
-              <w:rPr>
-                <w:rFonts w:ascii="Times New Roman" w:hAnsi="Times New Roman" w:eastAsia="Times New Roman"/>
+              <w:jc w:val="right"/>
+            </w:pPr>
+            <w:r>
+              <w:rPr>
+                <w:rFonts w:ascii="Times New Roman" w:hAnsi="Times New Roman" w:eastAsia="宋体"/>
                 <w:b w:val="0"/>
                 <w:i w:val="0"/>
                 <w:sz w:val="18"/>
@@ -7308,22 +7110,16 @@
               <w:left w:type="dxa" w:w="56"/>
               <w:right w:type="dxa" w:w="56"/>
             </w:tcMar>
-          </w:tcPr>
-          <w:p>
-            <w:pPr>
-              <w:spacing w:before="0" w:after="0" w:line="240" w:lineRule="exact"/>
-              <w:ind w:left="0" w:right="0"/>
-              <w:jc w:val="left"/>
-              <w:tabs>
-                <w:tab w:val="decimal" w:pos="612"/>
-              </w:tabs>
-            </w:pPr>
-            <w:r>
-              <w:tab/>
-            </w:r>
-            <w:r>
-              <w:rPr>
-                <w:rFonts w:ascii="Times New Roman" w:hAnsi="Times New Roman" w:eastAsia="Times New Roman"/>
+            <w:vAlign w:val="center"/>
+          </w:tcPr>
+          <w:p>
+            <w:pPr>
+              <w:spacing w:before="0" w:after="0" w:line="240" w:lineRule="exact"/>
+              <w:jc w:val="right"/>
+            </w:pPr>
+            <w:r>
+              <w:rPr>
+                <w:rFonts w:ascii="Times New Roman" w:hAnsi="Times New Roman" w:eastAsia="宋体"/>
                 <w:b w:val="0"/>
                 <w:i w:val="0"/>
                 <w:sz w:val="18"/>
@@ -7341,22 +7137,16 @@
               <w:left w:type="dxa" w:w="56"/>
               <w:right w:type="dxa" w:w="56"/>
             </w:tcMar>
-          </w:tcPr>
-          <w:p>
-            <w:pPr>
-              <w:spacing w:before="0" w:after="0" w:line="240" w:lineRule="exact"/>
-              <w:ind w:left="0" w:right="0"/>
-              <w:jc w:val="left"/>
-              <w:tabs>
-                <w:tab w:val="decimal" w:pos="612"/>
-              </w:tabs>
-            </w:pPr>
-            <w:r>
-              <w:tab/>
-            </w:r>
-            <w:r>
-              <w:rPr>
-                <w:rFonts w:ascii="Times New Roman" w:hAnsi="Times New Roman" w:eastAsia="Times New Roman"/>
+            <w:vAlign w:val="center"/>
+          </w:tcPr>
+          <w:p>
+            <w:pPr>
+              <w:spacing w:before="0" w:after="0" w:line="240" w:lineRule="exact"/>
+              <w:jc w:val="right"/>
+            </w:pPr>
+            <w:r>
+              <w:rPr>
+                <w:rFonts w:ascii="Times New Roman" w:hAnsi="Times New Roman" w:eastAsia="宋体"/>
                 <w:b w:val="0"/>
                 <w:i w:val="0"/>
                 <w:sz w:val="18"/>
@@ -7374,22 +7164,16 @@
               <w:left w:type="dxa" w:w="56"/>
               <w:right w:type="dxa" w:w="56"/>
             </w:tcMar>
-          </w:tcPr>
-          <w:p>
-            <w:pPr>
-              <w:spacing w:before="0" w:after="0" w:line="240" w:lineRule="exact"/>
-              <w:ind w:left="0" w:right="0"/>
-              <w:jc w:val="left"/>
-              <w:tabs>
-                <w:tab w:val="decimal" w:pos="612"/>
-              </w:tabs>
-            </w:pPr>
-            <w:r>
-              <w:tab/>
-            </w:r>
-            <w:r>
-              <w:rPr>
-                <w:rFonts w:ascii="Times New Roman" w:hAnsi="Times New Roman" w:eastAsia="Times New Roman"/>
+            <w:vAlign w:val="center"/>
+          </w:tcPr>
+          <w:p>
+            <w:pPr>
+              <w:spacing w:before="0" w:after="0" w:line="240" w:lineRule="exact"/>
+              <w:jc w:val="right"/>
+            </w:pPr>
+            <w:r>
+              <w:rPr>
+                <w:rFonts w:ascii="Times New Roman" w:hAnsi="Times New Roman" w:eastAsia="宋体"/>
                 <w:b w:val="0"/>
                 <w:i w:val="0"/>
                 <w:sz w:val="18"/>
@@ -7466,22 +7250,16 @@
               <w:left w:type="dxa" w:w="56"/>
               <w:right w:type="dxa" w:w="56"/>
             </w:tcMar>
-          </w:tcPr>
-          <w:p>
-            <w:pPr>
-              <w:spacing w:before="0" w:after="0" w:line="240" w:lineRule="exact"/>
-              <w:ind w:left="0" w:right="0"/>
-              <w:jc w:val="left"/>
-              <w:tabs>
-                <w:tab w:val="decimal" w:pos="612"/>
-              </w:tabs>
-            </w:pPr>
-            <w:r>
-              <w:tab/>
-            </w:r>
-            <w:r>
-              <w:rPr>
-                <w:rFonts w:ascii="Times New Roman" w:hAnsi="Times New Roman" w:eastAsia="Times New Roman"/>
+            <w:vAlign w:val="center"/>
+          </w:tcPr>
+          <w:p>
+            <w:pPr>
+              <w:spacing w:before="0" w:after="0" w:line="240" w:lineRule="exact"/>
+              <w:jc w:val="right"/>
+            </w:pPr>
+            <w:r>
+              <w:rPr>
+                <w:rFonts w:ascii="Times New Roman" w:hAnsi="Times New Roman" w:eastAsia="宋体"/>
                 <w:b w:val="0"/>
                 <w:i w:val="0"/>
                 <w:sz w:val="18"/>
@@ -7499,22 +7277,16 @@
               <w:left w:type="dxa" w:w="56"/>
               <w:right w:type="dxa" w:w="56"/>
             </w:tcMar>
-          </w:tcPr>
-          <w:p>
-            <w:pPr>
-              <w:spacing w:before="0" w:after="0" w:line="240" w:lineRule="exact"/>
-              <w:ind w:left="0" w:right="0"/>
-              <w:jc w:val="left"/>
-              <w:tabs>
-                <w:tab w:val="decimal" w:pos="612"/>
-              </w:tabs>
-            </w:pPr>
-            <w:r>
-              <w:tab/>
-            </w:r>
-            <w:r>
-              <w:rPr>
-                <w:rFonts w:ascii="Times New Roman" w:hAnsi="Times New Roman" w:eastAsia="Times New Roman"/>
+            <w:vAlign w:val="center"/>
+          </w:tcPr>
+          <w:p>
+            <w:pPr>
+              <w:spacing w:before="0" w:after="0" w:line="240" w:lineRule="exact"/>
+              <w:jc w:val="right"/>
+            </w:pPr>
+            <w:r>
+              <w:rPr>
+                <w:rFonts w:ascii="Times New Roman" w:hAnsi="Times New Roman" w:eastAsia="宋体"/>
                 <w:b w:val="0"/>
                 <w:i w:val="0"/>
                 <w:sz w:val="18"/>
@@ -7532,22 +7304,16 @@
               <w:left w:type="dxa" w:w="56"/>
               <w:right w:type="dxa" w:w="56"/>
             </w:tcMar>
-          </w:tcPr>
-          <w:p>
-            <w:pPr>
-              <w:spacing w:before="0" w:after="0" w:line="240" w:lineRule="exact"/>
-              <w:ind w:left="0" w:right="0"/>
-              <w:jc w:val="left"/>
-              <w:tabs>
-                <w:tab w:val="decimal" w:pos="612"/>
-              </w:tabs>
-            </w:pPr>
-            <w:r>
-              <w:tab/>
-            </w:r>
-            <w:r>
-              <w:rPr>
-                <w:rFonts w:ascii="Times New Roman" w:hAnsi="Times New Roman" w:eastAsia="Times New Roman"/>
+            <w:vAlign w:val="center"/>
+          </w:tcPr>
+          <w:p>
+            <w:pPr>
+              <w:spacing w:before="0" w:after="0" w:line="240" w:lineRule="exact"/>
+              <w:jc w:val="right"/>
+            </w:pPr>
+            <w:r>
+              <w:rPr>
+                <w:rFonts w:ascii="Times New Roman" w:hAnsi="Times New Roman" w:eastAsia="宋体"/>
                 <w:b w:val="0"/>
                 <w:i w:val="0"/>
                 <w:sz w:val="18"/>
@@ -7630,6 +7396,7 @@
               <w:left w:type="dxa" w:w="56"/>
               <w:right w:type="dxa" w:w="56"/>
             </w:tcMar>
+            <w:vAlign w:val="center"/>
             <w:tcBorders>
               <w:bottom w:val="single" w:sz="4" w:space="0" w:color="000000"/>
             </w:tcBorders>
@@ -7637,18 +7404,11 @@
           <w:p>
             <w:pPr>
               <w:spacing w:before="0" w:after="0" w:line="240" w:lineRule="exact"/>
-              <w:ind w:left="0" w:right="0"/>
-              <w:jc w:val="left"/>
-              <w:tabs>
-                <w:tab w:val="decimal" w:pos="612"/>
-              </w:tabs>
-            </w:pPr>
-            <w:r>
-              <w:tab/>
-            </w:r>
-            <w:r>
-              <w:rPr>
-                <w:rFonts w:ascii="Times New Roman" w:hAnsi="Times New Roman" w:eastAsia="Times New Roman"/>
+              <w:jc w:val="right"/>
+            </w:pPr>
+            <w:r>
+              <w:rPr>
+                <w:rFonts w:ascii="Times New Roman" w:hAnsi="Times New Roman" w:eastAsia="宋体"/>
                 <w:b w:val="0"/>
                 <w:i w:val="0"/>
                 <w:sz w:val="18"/>
@@ -7666,6 +7426,7 @@
               <w:left w:type="dxa" w:w="56"/>
               <w:right w:type="dxa" w:w="56"/>
             </w:tcMar>
+            <w:vAlign w:val="center"/>
             <w:tcBorders>
               <w:bottom w:val="single" w:sz="4" w:space="0" w:color="000000"/>
             </w:tcBorders>
@@ -7673,18 +7434,11 @@
           <w:p>
             <w:pPr>
               <w:spacing w:before="0" w:after="0" w:line="240" w:lineRule="exact"/>
-              <w:ind w:left="0" w:right="0"/>
-              <w:jc w:val="left"/>
-              <w:tabs>
-                <w:tab w:val="decimal" w:pos="612"/>
-              </w:tabs>
-            </w:pPr>
-            <w:r>
-              <w:tab/>
-            </w:r>
-            <w:r>
-              <w:rPr>
-                <w:rFonts w:ascii="Times New Roman" w:hAnsi="Times New Roman" w:eastAsia="Times New Roman"/>
+              <w:jc w:val="right"/>
+            </w:pPr>
+            <w:r>
+              <w:rPr>
+                <w:rFonts w:ascii="Times New Roman" w:hAnsi="Times New Roman" w:eastAsia="宋体"/>
                 <w:b w:val="0"/>
                 <w:i w:val="0"/>
                 <w:sz w:val="18"/>
@@ -7702,6 +7456,7 @@
               <w:left w:type="dxa" w:w="56"/>
               <w:right w:type="dxa" w:w="56"/>
             </w:tcMar>
+            <w:vAlign w:val="center"/>
             <w:tcBorders>
               <w:bottom w:val="single" w:sz="4" w:space="0" w:color="000000"/>
             </w:tcBorders>
@@ -7709,18 +7464,11 @@
           <w:p>
             <w:pPr>
               <w:spacing w:before="0" w:after="0" w:line="240" w:lineRule="exact"/>
-              <w:ind w:left="0" w:right="0"/>
-              <w:jc w:val="left"/>
-              <w:tabs>
-                <w:tab w:val="decimal" w:pos="612"/>
-              </w:tabs>
-            </w:pPr>
-            <w:r>
-              <w:tab/>
-            </w:r>
-            <w:r>
-              <w:rPr>
-                <w:rFonts w:ascii="Times New Roman" w:hAnsi="Times New Roman" w:eastAsia="Times New Roman"/>
+              <w:jc w:val="right"/>
+            </w:pPr>
+            <w:r>
+              <w:rPr>
+                <w:rFonts w:ascii="Times New Roman" w:hAnsi="Times New Roman" w:eastAsia="宋体"/>
                 <w:b w:val="0"/>
                 <w:i w:val="0"/>
                 <w:sz w:val="18"/>
@@ -8023,22 +7771,16 @@
               <w:left w:type="dxa" w:w="56"/>
               <w:right w:type="dxa" w:w="56"/>
             </w:tcMar>
-          </w:tcPr>
-          <w:p>
-            <w:pPr>
-              <w:spacing w:before="0" w:after="0" w:line="240" w:lineRule="exact"/>
-              <w:ind w:left="0" w:right="0"/>
-              <w:jc w:val="left"/>
-              <w:tabs>
-                <w:tab w:val="decimal" w:pos="369"/>
-              </w:tabs>
-            </w:pPr>
-            <w:r>
-              <w:tab/>
-            </w:r>
-            <w:r>
-              <w:rPr>
-                <w:rFonts w:ascii="Times New Roman" w:hAnsi="Times New Roman" w:eastAsia="Times New Roman"/>
+            <w:vAlign w:val="center"/>
+          </w:tcPr>
+          <w:p>
+            <w:pPr>
+              <w:spacing w:before="0" w:after="0" w:line="240" w:lineRule="exact"/>
+              <w:jc w:val="right"/>
+            </w:pPr>
+            <w:r>
+              <w:rPr>
+                <w:rFonts w:ascii="Times New Roman" w:hAnsi="Times New Roman" w:eastAsia="宋体"/>
                 <w:b w:val="0"/>
                 <w:i w:val="0"/>
                 <w:sz w:val="18"/>
@@ -8056,22 +7798,16 @@
               <w:left w:type="dxa" w:w="56"/>
               <w:right w:type="dxa" w:w="56"/>
             </w:tcMar>
-          </w:tcPr>
-          <w:p>
-            <w:pPr>
-              <w:spacing w:before="0" w:after="0" w:line="240" w:lineRule="exact"/>
-              <w:ind w:left="0" w:right="0"/>
-              <w:jc w:val="left"/>
-              <w:tabs>
-                <w:tab w:val="decimal" w:pos="522"/>
-              </w:tabs>
-            </w:pPr>
-            <w:r>
-              <w:tab/>
-            </w:r>
-            <w:r>
-              <w:rPr>
-                <w:rFonts w:ascii="Times New Roman" w:hAnsi="Times New Roman" w:eastAsia="Times New Roman"/>
+            <w:vAlign w:val="center"/>
+          </w:tcPr>
+          <w:p>
+            <w:pPr>
+              <w:spacing w:before="0" w:after="0" w:line="240" w:lineRule="exact"/>
+              <w:jc w:val="right"/>
+            </w:pPr>
+            <w:r>
+              <w:rPr>
+                <w:rFonts w:ascii="Times New Roman" w:hAnsi="Times New Roman" w:eastAsia="宋体"/>
                 <w:b w:val="0"/>
                 <w:i w:val="0"/>
                 <w:sz w:val="18"/>
@@ -8089,22 +7825,16 @@
               <w:left w:type="dxa" w:w="56"/>
               <w:right w:type="dxa" w:w="56"/>
             </w:tcMar>
-          </w:tcPr>
-          <w:p>
-            <w:pPr>
-              <w:spacing w:before="0" w:after="0" w:line="240" w:lineRule="exact"/>
-              <w:ind w:left="0" w:right="0"/>
-              <w:jc w:val="left"/>
-              <w:tabs>
-                <w:tab w:val="decimal" w:pos="751"/>
-              </w:tabs>
-            </w:pPr>
-            <w:r>
-              <w:tab/>
-            </w:r>
-            <w:r>
-              <w:rPr>
-                <w:rFonts w:ascii="Times New Roman" w:hAnsi="Times New Roman" w:eastAsia="Times New Roman"/>
+            <w:vAlign w:val="center"/>
+          </w:tcPr>
+          <w:p>
+            <w:pPr>
+              <w:spacing w:before="0" w:after="0" w:line="240" w:lineRule="exact"/>
+              <w:jc w:val="right"/>
+            </w:pPr>
+            <w:r>
+              <w:rPr>
+                <w:rFonts w:ascii="Times New Roman" w:hAnsi="Times New Roman" w:eastAsia="宋体"/>
                 <w:b w:val="0"/>
                 <w:i w:val="0"/>
                 <w:sz w:val="18"/>
@@ -8122,22 +7852,16 @@
               <w:left w:type="dxa" w:w="56"/>
               <w:right w:type="dxa" w:w="56"/>
             </w:tcMar>
-          </w:tcPr>
-          <w:p>
-            <w:pPr>
-              <w:spacing w:before="0" w:after="0" w:line="240" w:lineRule="exact"/>
-              <w:ind w:left="0" w:right="0"/>
-              <w:jc w:val="left"/>
-              <w:tabs>
-                <w:tab w:val="decimal" w:pos="598"/>
-              </w:tabs>
-            </w:pPr>
-            <w:r>
-              <w:tab/>
-            </w:r>
-            <w:r>
-              <w:rPr>
-                <w:rFonts w:ascii="Times New Roman" w:hAnsi="Times New Roman" w:eastAsia="Times New Roman"/>
+            <w:vAlign w:val="center"/>
+          </w:tcPr>
+          <w:p>
+            <w:pPr>
+              <w:spacing w:before="0" w:after="0" w:line="240" w:lineRule="exact"/>
+              <w:jc w:val="right"/>
+            </w:pPr>
+            <w:r>
+              <w:rPr>
+                <w:rFonts w:ascii="Times New Roman" w:hAnsi="Times New Roman" w:eastAsia="宋体"/>
                 <w:b w:val="0"/>
                 <w:i w:val="0"/>
                 <w:sz w:val="18"/>
@@ -8214,22 +7938,16 @@
               <w:left w:type="dxa" w:w="56"/>
               <w:right w:type="dxa" w:w="56"/>
             </w:tcMar>
-          </w:tcPr>
-          <w:p>
-            <w:pPr>
-              <w:spacing w:before="0" w:after="0" w:line="240" w:lineRule="exact"/>
-              <w:ind w:left="0" w:right="0"/>
-              <w:jc w:val="left"/>
-              <w:tabs>
-                <w:tab w:val="decimal" w:pos="369"/>
-              </w:tabs>
-            </w:pPr>
-            <w:r>
-              <w:tab/>
-            </w:r>
-            <w:r>
-              <w:rPr>
-                <w:rFonts w:ascii="Times New Roman" w:hAnsi="Times New Roman" w:eastAsia="Times New Roman"/>
+            <w:vAlign w:val="center"/>
+          </w:tcPr>
+          <w:p>
+            <w:pPr>
+              <w:spacing w:before="0" w:after="0" w:line="240" w:lineRule="exact"/>
+              <w:jc w:val="right"/>
+            </w:pPr>
+            <w:r>
+              <w:rPr>
+                <w:rFonts w:ascii="Times New Roman" w:hAnsi="Times New Roman" w:eastAsia="宋体"/>
                 <w:b w:val="0"/>
                 <w:i w:val="0"/>
                 <w:sz w:val="18"/>
@@ -8247,22 +7965,16 @@
               <w:left w:type="dxa" w:w="56"/>
               <w:right w:type="dxa" w:w="56"/>
             </w:tcMar>
-          </w:tcPr>
-          <w:p>
-            <w:pPr>
-              <w:spacing w:before="0" w:after="0" w:line="240" w:lineRule="exact"/>
-              <w:ind w:left="0" w:right="0"/>
-              <w:jc w:val="left"/>
-              <w:tabs>
-                <w:tab w:val="decimal" w:pos="522"/>
-              </w:tabs>
-            </w:pPr>
-            <w:r>
-              <w:tab/>
-            </w:r>
-            <w:r>
-              <w:rPr>
-                <w:rFonts w:ascii="Times New Roman" w:hAnsi="Times New Roman" w:eastAsia="Times New Roman"/>
+            <w:vAlign w:val="center"/>
+          </w:tcPr>
+          <w:p>
+            <w:pPr>
+              <w:spacing w:before="0" w:after="0" w:line="240" w:lineRule="exact"/>
+              <w:jc w:val="right"/>
+            </w:pPr>
+            <w:r>
+              <w:rPr>
+                <w:rFonts w:ascii="Times New Roman" w:hAnsi="Times New Roman" w:eastAsia="宋体"/>
                 <w:b w:val="0"/>
                 <w:i w:val="0"/>
                 <w:sz w:val="18"/>
@@ -8280,22 +7992,16 @@
               <w:left w:type="dxa" w:w="56"/>
               <w:right w:type="dxa" w:w="56"/>
             </w:tcMar>
-          </w:tcPr>
-          <w:p>
-            <w:pPr>
-              <w:spacing w:before="0" w:after="0" w:line="240" w:lineRule="exact"/>
-              <w:ind w:left="0" w:right="0"/>
-              <w:jc w:val="left"/>
-              <w:tabs>
-                <w:tab w:val="decimal" w:pos="751"/>
-              </w:tabs>
-            </w:pPr>
-            <w:r>
-              <w:tab/>
-            </w:r>
-            <w:r>
-              <w:rPr>
-                <w:rFonts w:ascii="Times New Roman" w:hAnsi="Times New Roman" w:eastAsia="Times New Roman"/>
+            <w:vAlign w:val="center"/>
+          </w:tcPr>
+          <w:p>
+            <w:pPr>
+              <w:spacing w:before="0" w:after="0" w:line="240" w:lineRule="exact"/>
+              <w:jc w:val="right"/>
+            </w:pPr>
+            <w:r>
+              <w:rPr>
+                <w:rFonts w:ascii="Times New Roman" w:hAnsi="Times New Roman" w:eastAsia="宋体"/>
                 <w:b w:val="0"/>
                 <w:i w:val="0"/>
                 <w:sz w:val="18"/>
@@ -8313,22 +8019,16 @@
               <w:left w:type="dxa" w:w="56"/>
               <w:right w:type="dxa" w:w="56"/>
             </w:tcMar>
-          </w:tcPr>
-          <w:p>
-            <w:pPr>
-              <w:spacing w:before="0" w:after="0" w:line="240" w:lineRule="exact"/>
-              <w:ind w:left="0" w:right="0"/>
-              <w:jc w:val="left"/>
-              <w:tabs>
-                <w:tab w:val="decimal" w:pos="598"/>
-              </w:tabs>
-            </w:pPr>
-            <w:r>
-              <w:tab/>
-            </w:r>
-            <w:r>
-              <w:rPr>
-                <w:rFonts w:ascii="Times New Roman" w:hAnsi="Times New Roman" w:eastAsia="Times New Roman"/>
+            <w:vAlign w:val="center"/>
+          </w:tcPr>
+          <w:p>
+            <w:pPr>
+              <w:spacing w:before="0" w:after="0" w:line="240" w:lineRule="exact"/>
+              <w:jc w:val="right"/>
+            </w:pPr>
+            <w:r>
+              <w:rPr>
+                <w:rFonts w:ascii="Times New Roman" w:hAnsi="Times New Roman" w:eastAsia="宋体"/>
                 <w:b w:val="0"/>
                 <w:i w:val="0"/>
                 <w:sz w:val="18"/>
@@ -8411,6 +8111,7 @@
               <w:left w:type="dxa" w:w="56"/>
               <w:right w:type="dxa" w:w="56"/>
             </w:tcMar>
+            <w:vAlign w:val="center"/>
             <w:tcBorders>
               <w:bottom w:val="single" w:sz="8" w:space="0" w:color="000000"/>
             </w:tcBorders>
@@ -8418,18 +8119,11 @@
           <w:p>
             <w:pPr>
               <w:spacing w:before="0" w:after="0" w:line="240" w:lineRule="exact"/>
-              <w:ind w:left="0" w:right="0"/>
-              <w:jc w:val="left"/>
-              <w:tabs>
-                <w:tab w:val="decimal" w:pos="369"/>
-              </w:tabs>
-            </w:pPr>
-            <w:r>
-              <w:tab/>
-            </w:r>
-            <w:r>
-              <w:rPr>
-                <w:rFonts w:ascii="Times New Roman" w:hAnsi="Times New Roman" w:eastAsia="Times New Roman"/>
+              <w:jc w:val="right"/>
+            </w:pPr>
+            <w:r>
+              <w:rPr>
+                <w:rFonts w:ascii="Times New Roman" w:hAnsi="Times New Roman" w:eastAsia="宋体"/>
                 <w:b w:val="0"/>
                 <w:i w:val="0"/>
                 <w:sz w:val="18"/>
@@ -8447,6 +8141,7 @@
               <w:left w:type="dxa" w:w="56"/>
               <w:right w:type="dxa" w:w="56"/>
             </w:tcMar>
+            <w:vAlign w:val="center"/>
             <w:tcBorders>
               <w:bottom w:val="single" w:sz="8" w:space="0" w:color="000000"/>
             </w:tcBorders>
@@ -8454,18 +8149,11 @@
           <w:p>
             <w:pPr>
               <w:spacing w:before="0" w:after="0" w:line="240" w:lineRule="exact"/>
-              <w:ind w:left="0" w:right="0"/>
-              <w:jc w:val="left"/>
-              <w:tabs>
-                <w:tab w:val="decimal" w:pos="522"/>
-              </w:tabs>
-            </w:pPr>
-            <w:r>
-              <w:tab/>
-            </w:r>
-            <w:r>
-              <w:rPr>
-                <w:rFonts w:ascii="Times New Roman" w:hAnsi="Times New Roman" w:eastAsia="Times New Roman"/>
+              <w:jc w:val="right"/>
+            </w:pPr>
+            <w:r>
+              <w:rPr>
+                <w:rFonts w:ascii="Times New Roman" w:hAnsi="Times New Roman" w:eastAsia="宋体"/>
                 <w:b w:val="0"/>
                 <w:i w:val="0"/>
                 <w:sz w:val="18"/>
@@ -8483,6 +8171,7 @@
               <w:left w:type="dxa" w:w="56"/>
               <w:right w:type="dxa" w:w="56"/>
             </w:tcMar>
+            <w:vAlign w:val="center"/>
             <w:tcBorders>
               <w:bottom w:val="single" w:sz="8" w:space="0" w:color="000000"/>
             </w:tcBorders>
@@ -8490,18 +8179,11 @@
           <w:p>
             <w:pPr>
               <w:spacing w:before="0" w:after="0" w:line="240" w:lineRule="exact"/>
-              <w:ind w:left="0" w:right="0"/>
-              <w:jc w:val="left"/>
-              <w:tabs>
-                <w:tab w:val="decimal" w:pos="751"/>
-              </w:tabs>
-            </w:pPr>
-            <w:r>
-              <w:tab/>
-            </w:r>
-            <w:r>
-              <w:rPr>
-                <w:rFonts w:ascii="Times New Roman" w:hAnsi="Times New Roman" w:eastAsia="Times New Roman"/>
+              <w:jc w:val="right"/>
+            </w:pPr>
+            <w:r>
+              <w:rPr>
+                <w:rFonts w:ascii="Times New Roman" w:hAnsi="Times New Roman" w:eastAsia="宋体"/>
                 <w:b w:val="0"/>
                 <w:i w:val="0"/>
                 <w:sz w:val="18"/>
@@ -8519,6 +8201,7 @@
               <w:left w:type="dxa" w:w="56"/>
               <w:right w:type="dxa" w:w="56"/>
             </w:tcMar>
+            <w:vAlign w:val="center"/>
             <w:tcBorders>
               <w:bottom w:val="single" w:sz="8" w:space="0" w:color="000000"/>
             </w:tcBorders>
@@ -8526,18 +8209,11 @@
           <w:p>
             <w:pPr>
               <w:spacing w:before="0" w:after="0" w:line="240" w:lineRule="exact"/>
-              <w:ind w:left="0" w:right="0"/>
-              <w:jc w:val="left"/>
-              <w:tabs>
-                <w:tab w:val="decimal" w:pos="598"/>
-              </w:tabs>
-            </w:pPr>
-            <w:r>
-              <w:tab/>
-            </w:r>
-            <w:r>
-              <w:rPr>
-                <w:rFonts w:ascii="Times New Roman" w:hAnsi="Times New Roman" w:eastAsia="Times New Roman"/>
+              <w:jc w:val="right"/>
+            </w:pPr>
+            <w:r>
+              <w:rPr>
+                <w:rFonts w:ascii="Times New Roman" w:hAnsi="Times New Roman" w:eastAsia="宋体"/>
                 <w:b w:val="0"/>
                 <w:i w:val="0"/>
                 <w:sz w:val="18"/>

--- a/paper/课程论文_提交版.docx
+++ b/paper/课程论文_提交版.docx
@@ -33,7 +33,7 @@
                     <pic:cNvPicPr/>
                   </pic:nvPicPr>
                   <pic:blipFill>
-                    <a:blip r:embed="rId6">
+                    <a:blip r:embed="rId7">
                       <a:extLst>
                         <a:ext uri="{28A0092B-C50C-407E-A947-70E740481C1C}">
                           <a14:useLocalDpi xmlns:a14="http://schemas.microsoft.com/office/drawing/2010/main" val="0"/>
@@ -248,7 +248,7 @@
                           </pic:cNvPicPr>
                         </pic:nvPicPr>
                         <pic:blipFill>
-                          <a:blip r:embed="rId7">
+                          <a:blip r:embed="rId8">
                             <a:alphaModFix amt="25000"/>
                             <a:extLst>
                               <a:ext uri="{28A0092B-C50C-407E-A947-70E740481C1C}">
@@ -316,6 +316,12 @@
             <w:pPr>
               <w:widowControl/>
               <w:jc w:val="center"/>
+              <w:rPr>
+                <w:rFonts w:ascii="黑体" w:eastAsia="黑体"/>
+                <w:bCs/>
+                <w:sz w:val="44"/>
+                <w:szCs w:val="44"/>
+              </w:rPr>
             </w:pPr>
             <w:r>
               <w:rPr>
@@ -324,8 +330,14 @@
                 <w:sz w:val="44"/>
                 <w:szCs w:val="44"/>
               </w:rPr>
-              <w:t>（</w:t>
-            </w:r>
+              <w:t>中国货币政策报告文本特征</w:t>
+            </w:r>
+          </w:p>
+          <w:p>
+            <w:pPr>
+              <w:widowControl/>
+              <w:jc w:val="center"/>
+            </w:pPr>
             <w:r>
               <w:rPr>
                 <w:rFonts w:ascii="黑体" w:eastAsia="黑体" w:hint="eastAsia"/>
@@ -333,16 +345,7 @@
                 <w:sz w:val="44"/>
                 <w:szCs w:val="44"/>
               </w:rPr>
-              <w:t>中国货币政策报告文本特征与金融市场反应</w:t>
-            </w:r>
-            <w:r>
-              <w:rPr>
-                <w:rFonts w:ascii="黑体" w:eastAsia="黑体" w:hint="eastAsia"/>
-                <w:bCs/>
-                <w:sz w:val="44"/>
-                <w:szCs w:val="44"/>
-              </w:rPr>
-              <w:t>）</w:t>
+              <w:t>与金融市场反应</w:t>
             </w:r>
           </w:p>
         </w:tc>
@@ -1227,10 +1230,10 @@
     <w:p>
       <w:pPr>
         <w:sectPr>
-          <w:headerReference w:type="default" r:id="rId8"/>
-          <w:footerReference w:type="default" r:id="rId9"/>
-          <w:headerReference w:type="first" r:id="rId10"/>
-          <w:footerReference w:type="first" r:id="rId11"/>
+          <w:headerReference w:type="default" r:id="rId9"/>
+          <w:footerReference w:type="default" r:id="rId10"/>
+          <w:headerReference w:type="first" r:id="rId11"/>
+          <w:footerReference w:type="first" r:id="rId12"/>
           <w:pgSz w:w="11906" w:h="16838"/>
           <w:pgMar w:top="1304" w:right="1417" w:bottom="1247" w:left="1417" w:header="851" w:footer="992" w:gutter="0"/>
           <w:pgNumType w:start="0"/>
@@ -1245,11 +1248,17 @@
         <w:widowControl/>
         <w:spacing w:after="40" w:line="480" w:lineRule="exact"/>
         <w:jc w:val="center"/>
-      </w:pPr>
-      <w:r>
-        <w:rPr>
-          <w:rFonts w:eastAsia="黑体"/>
-          <w:sz w:val="36"/>
+        <w:rPr>
+          <w:rFonts w:ascii="标宋" w:eastAsia="标宋" w:hAnsi="宋体" w:hint="eastAsia"/>
+          <w:sz w:val="44"/>
+          <w:szCs w:val="44"/>
+        </w:rPr>
+      </w:pPr>
+      <w:r>
+        <w:rPr>
+          <w:rFonts w:ascii="标宋" w:eastAsia="标宋" w:hAnsi="宋体" w:hint="eastAsia"/>
+          <w:sz w:val="44"/>
+          <w:szCs w:val="44"/>
         </w:rPr>
         <w:lastRenderedPageBreak/>
         <w:t>中国货币政策报告文本特征</w:t>
@@ -1260,11 +1269,17 @@
         <w:widowControl/>
         <w:spacing w:after="40" w:line="480" w:lineRule="exact"/>
         <w:jc w:val="center"/>
-      </w:pPr>
-      <w:r>
-        <w:rPr>
-          <w:rFonts w:eastAsia="黑体"/>
-          <w:sz w:val="36"/>
+        <w:rPr>
+          <w:rFonts w:ascii="标宋" w:eastAsia="标宋" w:hAnsi="宋体" w:hint="eastAsia"/>
+          <w:sz w:val="44"/>
+          <w:szCs w:val="44"/>
+        </w:rPr>
+      </w:pPr>
+      <w:r>
+        <w:rPr>
+          <w:rFonts w:ascii="标宋" w:eastAsia="标宋" w:hAnsi="宋体" w:hint="eastAsia"/>
+          <w:sz w:val="44"/>
+          <w:szCs w:val="44"/>
         </w:rPr>
         <w:t>与金融市场反应</w:t>
       </w:r>
@@ -1435,8 +1450,16 @@
       <w:r>
         <w:rPr>
           <w:rFonts w:eastAsia="仿宋"/>
-        </w:rPr>
-        <w:t>关键词：货币政策沟通；文本创新度；实际波动率；</w:t>
+          <w:b/>
+          <w:bCs/>
+        </w:rPr>
+        <w:t>关键词：</w:t>
+      </w:r>
+      <w:r>
+        <w:rPr>
+          <w:rFonts w:eastAsia="仿宋"/>
+        </w:rPr>
+        <w:t>货币政策沟通；文本创新度；实际波动率；</w:t>
       </w:r>
       <w:r>
         <w:rPr>
@@ -1476,13 +1499,114 @@
         <w:spacing w:after="40" w:line="280" w:lineRule="exact"/>
         <w:jc w:val="center"/>
       </w:pPr>
+    </w:p>
+    <w:p>
+      <w:pPr>
+        <w:widowControl/>
+        <w:spacing w:after="40" w:line="280" w:lineRule="exact"/>
+        <w:jc w:val="center"/>
+      </w:pPr>
+    </w:p>
+    <w:p>
+      <w:pPr>
+        <w:autoSpaceDE w:val="0"/>
+        <w:autoSpaceDN w:val="0"/>
+        <w:spacing w:before="1"/>
+        <w:ind w:left="6" w:right="11"/>
+        <w:jc w:val="center"/>
+        <w:rPr>
+          <w:rFonts w:hint="eastAsia"/>
+          <w:b/>
+          <w:spacing w:val="-2"/>
+          <w:kern w:val="0"/>
+          <w:sz w:val="44"/>
+          <w:szCs w:val="44"/>
+        </w:rPr>
+      </w:pPr>
+      <w:r>
+        <w:rPr>
+          <w:b/>
+          <w:spacing w:val="-2"/>
+          <w:kern w:val="0"/>
+          <w:sz w:val="44"/>
+          <w:szCs w:val="44"/>
+          <w:lang w:eastAsia="en-US"/>
+        </w:rPr>
+        <w:t>Textual Features of China's Monetary Policy Reports and Financial Market Reactions</w:t>
+      </w:r>
+    </w:p>
+    <w:p>
+      <w:pPr>
+        <w:pStyle w:val="af0"/>
+        <w:spacing w:before="291"/>
+        <w:ind w:left="9" w:right="11"/>
+        <w:jc w:val="center"/>
+        <w:rPr>
+          <w:rFonts w:ascii="Times New Roman"/>
+          <w:sz w:val="32"/>
+          <w:szCs w:val="32"/>
+        </w:rPr>
+      </w:pPr>
+      <w:r>
+        <w:rPr>
+          <w:rFonts w:ascii="Times New Roman"/>
+          <w:sz w:val="32"/>
+          <w:szCs w:val="32"/>
+        </w:rPr>
+        <w:t>LUO Yunji</w:t>
+      </w:r>
+    </w:p>
+    <w:p>
+      <w:pPr>
+        <w:widowControl/>
+        <w:spacing w:after="40" w:line="280" w:lineRule="exact"/>
+        <w:jc w:val="center"/>
+        <w:rPr>
+          <w:rFonts w:eastAsiaTheme="minorEastAsia"/>
+        </w:rPr>
+      </w:pPr>
+    </w:p>
+    <w:p>
+      <w:pPr>
+        <w:widowControl/>
+        <w:spacing w:before="40" w:line="280" w:lineRule="exact"/>
+      </w:pPr>
       <w:r>
         <w:rPr>
           <w:rFonts w:eastAsia="Times New Roman"/>
           <w:b/>
-          <w:sz w:val="22"/>
-        </w:rPr>
-        <w:t>Textual Features of China's Monetary Policy Reports and Financial Market Reactions</w:t>
+        </w:rPr>
+        <w:t xml:space="preserve">Abstract: </w:t>
+      </w:r>
+      <w:r>
+        <w:rPr>
+          <w:rFonts w:eastAsia="Times New Roman"/>
+        </w:rPr>
+        <w:t>This paper studies quarterly monetary policy reports of the People's Bank of China from 2006Q1 to 2025Q4. It constructs an expanding-window TF-IDF novelty measure for policy guidance, validates text measurement with manual annotations, context gating, and grouped cross-validation, and links the text measures to stock and bond market reactions. The core event-level evidence shows a positive association between guidance novelty and five-day realized stock volatility. A Student-t EGARCH-X model estimated on the full daily return sequence yields a positive but statistically weaker volatility effect. Unexpected policy tone and cross-fitted supervised tone do not robustly explain the government bond yield curve, suggesting that bond-market communication effects are harder to separate from macro-information and term-premium channels.</w:t>
+      </w:r>
+    </w:p>
+    <w:p>
+      <w:pPr>
+        <w:widowControl/>
+        <w:spacing w:after="40" w:line="280" w:lineRule="exact"/>
+        <w:jc w:val="left"/>
+        <w:rPr>
+          <w:rFonts w:eastAsiaTheme="minorEastAsia"/>
+        </w:rPr>
+      </w:pPr>
+      <w:r>
+        <w:rPr>
+          <w:rFonts w:eastAsia="Times New Roman"/>
+          <w:b/>
+          <w:bCs/>
+        </w:rPr>
+        <w:t>Key words:</w:t>
+      </w:r>
+      <w:r>
+        <w:rPr>
+          <w:rFonts w:eastAsia="Times New Roman"/>
+        </w:rPr>
+        <w:t xml:space="preserve"> monetary policy communication; text novelty; realized volatility; EGARCH-X; yield curve</w:t>
       </w:r>
     </w:p>
     <w:p>
@@ -1490,45 +1614,20 @@
         <w:widowControl/>
         <w:spacing w:after="40" w:line="280" w:lineRule="exact"/>
         <w:jc w:val="center"/>
-      </w:pPr>
-      <w:r>
-        <w:rPr>
-          <w:rFonts w:eastAsia="Times New Roman"/>
-        </w:rPr>
-        <w:t>LUO Yunji</w:t>
-      </w:r>
-    </w:p>
-    <w:p>
-      <w:pPr>
-        <w:widowControl/>
-        <w:spacing w:before="40" w:line="280" w:lineRule="exact"/>
-      </w:pPr>
-      <w:r>
-        <w:rPr>
-          <w:rFonts w:eastAsia="Times New Roman"/>
-          <w:b/>
-        </w:rPr>
-        <w:t xml:space="preserve">Abstract: </w:t>
-      </w:r>
-      <w:r>
-        <w:rPr>
-          <w:rFonts w:eastAsia="Times New Roman"/>
-        </w:rPr>
-        <w:t>This paper studies quarterly monetary policy reports of the People's Bank of China from 2006Q1 to 2025Q4. It constructs an expanding-window TF-IDF novelty measure for policy guidance, validates text measurement with manual annotations, context gating, and grouped cross-validation, and links the text measures to stock and bond market reactions. The core event-level evidence shows a positive association between guidance novelty and five-day realized stock volatility. A Student-t EGARCH-X model estimated on the full daily return sequence yields a positive but statistically weaker volatility effect. Unexpected policy tone and cross-fitted supervised tone do not robustly explain the government bond yield curve, suggesting that bond-market communication effects are harder to separate from macro-information and term-premium channels.</w:t>
-      </w:r>
+        <w:rPr>
+          <w:rFonts w:eastAsiaTheme="minorEastAsia"/>
+        </w:rPr>
+      </w:pPr>
     </w:p>
     <w:p>
       <w:pPr>
         <w:widowControl/>
         <w:spacing w:after="40" w:line="280" w:lineRule="exact"/>
         <w:jc w:val="center"/>
-      </w:pPr>
-      <w:r>
-        <w:rPr>
-          <w:rFonts w:eastAsia="Times New Roman"/>
-        </w:rPr>
-        <w:t>Key words: monetary policy communication; text novelty; realized volatility; EGARCH-X; yield curve</w:t>
-      </w:r>
+        <w:rPr>
+          <w:rFonts w:eastAsiaTheme="minorEastAsia"/>
+        </w:rPr>
+      </w:pPr>
     </w:p>
     <w:p>
       <w:pPr>
@@ -1563,6 +1662,7 @@
         <w:ind w:firstLine="420"/>
       </w:pPr>
       <w:r>
+        <w:lastRenderedPageBreak/>
         <w:t>已有研究从不同角度处理央行沟通信息。</w:t>
       </w:r>
       <w:proofErr w:type="gramStart"/>
@@ -1571,7 +1671,13 @@
       </w:r>
       <w:proofErr w:type="gramEnd"/>
       <w:r>
-        <w:t>、胡逸驰和黄楠（</w:t>
+        <w:rPr>
+          <w:rFonts w:hint="eastAsia"/>
+        </w:rPr>
+        <w:t>等</w:t>
+      </w:r>
+      <w:r>
+        <w:t>（</w:t>
       </w:r>
       <w:r>
         <w:t>2021</w:t>
@@ -1583,7 +1689,16 @@
         <w:t>2024</w:t>
       </w:r>
       <w:r>
-        <w:t>）强调资产价格反应中未预期政策信息的重要性；尚玉皇、刘华和申峰（</w:t>
+        <w:t>）强调资产价格反应中未预期政策信息的重要性；尚玉皇</w:t>
+      </w:r>
+      <w:r>
+        <w:rPr>
+          <w:rFonts w:hint="eastAsia"/>
+        </w:rPr>
+        <w:t>等</w:t>
+      </w:r>
+      <w:r>
+        <w:t>（</w:t>
       </w:r>
       <w:r>
         <w:t>2025</w:t>
@@ -1609,16 +1724,10 @@
       </w:r>
       <w:proofErr w:type="spellEnd"/>
       <w:r>
-        <w:t>、</w:t>
-      </w:r>
-      <w:r>
-        <w:t>Sack</w:t>
-      </w:r>
-      <w:r>
-        <w:t>和</w:t>
-      </w:r>
-      <w:r>
-        <w:t>Swanson</w:t>
+        <w:rPr>
+          <w:rFonts w:hint="eastAsia"/>
+        </w:rPr>
+        <w:t>等</w:t>
       </w:r>
       <w:r>
         <w:t>（</w:t>
@@ -1729,7 +1838,6 @@
         <w:ind w:firstLine="420"/>
       </w:pPr>
       <w:r>
-        <w:lastRenderedPageBreak/>
         <w:t>这一处理也避免了把央行沟通简单等同于好消息或坏消息。政策指引的新增表述可能包含偏松信号、偏紧信号，也可能只是对政策工具组合、风险约束或执行方式的重新说明。市场反应未必表现为收益率或股价的单向移动，却可能表现为短期波动率上升。以创新</w:t>
       </w:r>
       <w:proofErr w:type="gramStart"/>
@@ -1912,6 +2020,7 @@
           <w:rFonts w:eastAsia="仿宋"/>
           <w:sz w:val="28"/>
         </w:rPr>
+        <w:lastRenderedPageBreak/>
         <w:t>二、数据来源与研究设计</w:t>
       </w:r>
     </w:p>
@@ -2043,11 +2152,7 @@
       </w:r>
       <w:proofErr w:type="gramEnd"/>
       <w:r>
-        <w:t>，政策操作又是不定期事件。实证处理需要把低频文本信息压缩为报告层变量，再把高频金融数据聚合为事件</w:t>
-      </w:r>
-      <w:r>
-        <w:lastRenderedPageBreak/>
-        <w:t>窗口反应。这样得到的样本量</w:t>
+        <w:t>，政策操作又是不定期事件。实证处理需要把低频文本信息压缩为报告层变量，再把高频金融数据聚合为事件窗口反应。这样得到的样本量</w:t>
       </w:r>
       <w:proofErr w:type="gramStart"/>
       <w:r>
@@ -2159,7 +2264,7 @@
         <w:keepLines/>
         <w:widowControl/>
         <w:spacing w:before="80" w:after="40" w:line="260" w:lineRule="exact"/>
-        <w:jc w:val="center"/>
+        <w:ind w:firstLineChars="350" w:firstLine="632"/>
       </w:pPr>
       <w:r>
         <w:rPr>
@@ -2179,11 +2284,27 @@
       </w:r>
       <w:r>
         <w:rPr>
+          <w:rFonts w:eastAsia="黑体" w:hint="eastAsia"/>
+          <w:b/>
+          <w:sz w:val="18"/>
+        </w:rPr>
+        <w:t xml:space="preserve">                             </w:t>
+      </w:r>
+      <w:r>
+        <w:rPr>
           <w:rFonts w:eastAsia="黑体"/>
           <w:b/>
           <w:sz w:val="18"/>
         </w:rPr>
         <w:t>数据来源、频率与样本口径</w:t>
+      </w:r>
+      <w:r>
+        <w:rPr>
+          <w:rFonts w:eastAsia="黑体" w:hint="eastAsia"/>
+          <w:b/>
+          <w:sz w:val="18"/>
+        </w:rPr>
+        <w:t xml:space="preserve">                                </w:t>
       </w:r>
     </w:p>
     <w:tbl>
@@ -3133,6 +3254,7 @@
         <w:ind w:firstLine="420"/>
       </w:pPr>
       <w:r>
+        <w:lastRenderedPageBreak/>
         <w:t>创新</w:t>
       </w:r>
       <w:proofErr w:type="gramStart"/>
@@ -3249,11 +3371,7 @@
         <w:ind w:firstLine="420"/>
       </w:pPr>
       <w:r>
-        <w:t>创新度和语调指标承担不同任务。创新度衡量政策指引相对上一期的表述变化，它不预设变化方向，也不把偏松或偏紧作为前提；语调指标则试图判断句子表达的是政策取向还是宏观判断。前</w:t>
-      </w:r>
-      <w:r>
-        <w:lastRenderedPageBreak/>
-        <w:t>者更适合研究信息增量与波动率的关系，后者更适合放入收益率曲线框架中讨论政策路径预期。把两类指标混在同一个主检验中，反而会模糊经济含义。</w:t>
+        <w:t>创新度和语调指标承担不同任务。创新度衡量政策指引相对上一期的表述变化，它不预设变化方向，也不把偏松或偏紧作为前提；语调指标则试图判断句子表达的是政策取向还是宏观判断。前者更适合研究信息增量与波动率的关系，后者更适合放入收益率曲线框架中讨论政策路径预期。把两类指标混在同一个主检验中，反而会模糊经济含义。</w:t>
       </w:r>
     </w:p>
     <w:p>
@@ -3388,655 +3506,6 @@
                 <pic:pic xmlns:pic="http://schemas.openxmlformats.org/drawingml/2006/picture">
                   <pic:nvPicPr>
                     <pic:cNvPr id="0" name="journal_figure1_guidance_similarity_novelty.png"/>
-                    <pic:cNvPicPr/>
-                  </pic:nvPicPr>
-                  <pic:blipFill>
-                    <a:blip r:embed="rId12"/>
-                    <a:stretch>
-                      <a:fillRect/>
-                    </a:stretch>
-                  </pic:blipFill>
-                  <pic:spPr>
-                    <a:xfrm>
-                      <a:off x="0" y="0"/>
-                      <a:ext cx="4140000" cy="1529931"/>
-                    </a:xfrm>
-                    <a:prstGeom prst="rect">
-                      <a:avLst/>
-                    </a:prstGeom>
-                  </pic:spPr>
-                </pic:pic>
-              </a:graphicData>
-            </a:graphic>
-          </wp:inline>
-        </w:drawing>
-      </w:r>
-    </w:p>
-    <w:p>
-      <w:pPr>
-        <w:widowControl/>
-        <w:spacing w:before="20" w:after="80" w:line="260" w:lineRule="exact"/>
-        <w:jc w:val="center"/>
-      </w:pPr>
-      <w:r>
-        <w:rPr>
-          <w:sz w:val="18"/>
-        </w:rPr>
-        <w:t>图</w:t>
-      </w:r>
-      <w:r>
-        <w:rPr>
-          <w:sz w:val="18"/>
-        </w:rPr>
-        <w:t xml:space="preserve">1  </w:t>
-      </w:r>
-      <w:r>
-        <w:rPr>
-          <w:sz w:val="18"/>
-        </w:rPr>
-        <w:t>政策指引相似度与创新度</w:t>
-      </w:r>
-    </w:p>
-    <w:p>
-      <w:pPr>
-        <w:keepNext/>
-        <w:keepLines/>
-        <w:widowControl/>
-        <w:spacing w:before="180" w:after="60" w:line="320" w:lineRule="exact"/>
-        <w:ind w:firstLine="420"/>
-        <w:jc w:val="left"/>
-      </w:pPr>
-      <w:r>
-        <w:rPr>
-          <w:rFonts w:eastAsia="黑体"/>
-          <w:sz w:val="24"/>
-        </w:rPr>
-        <w:t>（三）事件窗口与计量模型</w:t>
-      </w:r>
-    </w:p>
-    <w:p>
-      <w:pPr>
-        <w:widowControl/>
-        <w:spacing w:line="360" w:lineRule="exact"/>
-        <w:ind w:firstLine="420"/>
-      </w:pPr>
-      <w:r>
-        <w:t>股票核心模型以报告发布后五个交易日实际波动率对数为被解释变量，解释变量包括政策指引创新度、发布前</w:t>
-      </w:r>
-      <w:r>
-        <w:t>20</w:t>
-      </w:r>
-      <w:r>
-        <w:t>日市场波动率、报告附近政策操作、</w:t>
-      </w:r>
-      <w:r>
-        <w:t>2019</w:t>
-      </w:r>
-      <w:r>
-        <w:t>年后虚拟变量以及创新度与</w:t>
-      </w:r>
-      <w:r>
-        <w:t>2019</w:t>
-      </w:r>
-      <w:r>
-        <w:t>年后虚拟变量的交互项。标准误采用</w:t>
-      </w:r>
-      <w:r>
-        <w:t>HC3</w:t>
-      </w:r>
-      <w:r>
-        <w:t>稳健形式，以减轻有限事件样本中高杠杆观测对推断的影响。</w:t>
-      </w:r>
-    </w:p>
-    <w:p>
-      <w:pPr>
-        <w:widowControl/>
-        <w:spacing w:line="360" w:lineRule="exact"/>
-        <w:ind w:firstLine="420"/>
-      </w:pPr>
-      <w:proofErr w:type="gramStart"/>
-      <w:r>
-        <w:t>日度稳健性</w:t>
-      </w:r>
-      <w:proofErr w:type="gramEnd"/>
-      <w:r>
-        <w:t>采用</w:t>
-      </w:r>
-      <w:r>
-        <w:t>Student-t EGARCH-X</w:t>
-      </w:r>
-      <w:r>
-        <w:t>模型，在完整连续交易日收益率序列上估计报告日、标准化创新度和政策</w:t>
-      </w:r>
-      <w:proofErr w:type="gramStart"/>
-      <w:r>
-        <w:t>操作日进入</w:t>
-      </w:r>
-      <w:proofErr w:type="gramEnd"/>
-      <w:r>
-        <w:t>条件方差方程后的影响。</w:t>
-      </w:r>
-      <w:proofErr w:type="gramStart"/>
-      <w:r>
-        <w:t>厚尾分布</w:t>
-      </w:r>
-      <w:proofErr w:type="gramEnd"/>
-      <w:r>
-        <w:t>用于处理股票日收益率</w:t>
-      </w:r>
-      <w:proofErr w:type="gramStart"/>
-      <w:r>
-        <w:t>尖峰厚尾特征</w:t>
-      </w:r>
-      <w:proofErr w:type="gramEnd"/>
-      <w:r>
-        <w:t>。债券模型以三日窗口内收益率曲线斜率变化为主要被解释变量，同时报告水平和曲率结果。</w:t>
-      </w:r>
-    </w:p>
-    <w:p>
-      <w:pPr>
-        <w:widowControl/>
-        <w:spacing w:line="360" w:lineRule="exact"/>
-        <w:ind w:firstLine="420"/>
-      </w:pPr>
-      <w:r>
-        <w:t>事件窗口选择遵循两个原则。其一，窗口要短到足以减少其他宏观信息的混入；其二，窗口又要长到可以覆盖报告发布后的初步信息吸收。五个交易日实际波动率更关注不确定性释放，而不是判断价格上涨或下跌方向。债券窗口较短，是因为收益率曲线对政策预期的调整通常更快，窗口拉长反而更容易受到资金面和海外利率扰动。</w:t>
-      </w:r>
-    </w:p>
-    <w:p>
-      <w:pPr>
-        <w:widowControl/>
-        <w:spacing w:line="360" w:lineRule="exact"/>
-        <w:ind w:firstLine="420"/>
-      </w:pPr>
-      <w:r>
-        <w:t>2019</w:t>
-      </w:r>
-      <w:r>
-        <w:t>年后交互项用于描述沟通制度和市场环境变化后的差异，而不是在看到结果后更换主窗口。</w:t>
-      </w:r>
-      <w:r>
-        <w:t>2019</w:t>
-      </w:r>
-      <w:r>
-        <w:t>年前后，中国货币政策框架、利率市场化进程和预期管理方式都发生变化，市场对季度报告的边际反应可能随之改变。交互项只能提供样本内比较，不能单独证明制度变化的因果作用。</w:t>
-      </w:r>
-    </w:p>
-    <w:p>
-      <w:pPr>
-        <w:widowControl/>
-        <w:spacing w:line="360" w:lineRule="exact"/>
-        <w:ind w:firstLine="420"/>
-      </w:pPr>
-      <w:r>
-        <w:t>股票和债券模型在解释变量上保持克制。股票主模型只把政策指引创新度、前期波动、政策操作和</w:t>
-      </w:r>
-      <w:r>
-        <w:t>2019</w:t>
-      </w:r>
-      <w:r>
-        <w:t>年后交互项放入同一规格；债券模型则集中于未预期政策语调与曲线斜率。这样做牺牲了部分解释变量的丰富性，却减少了小样本下过度拟合和事后选择变量的风险。</w:t>
-      </w:r>
-    </w:p>
-    <w:p>
-      <w:pPr>
-        <w:keepNext/>
-        <w:keepLines/>
-        <w:widowControl/>
-        <w:spacing w:before="240" w:after="120" w:line="360" w:lineRule="exact"/>
-        <w:jc w:val="center"/>
-      </w:pPr>
-      <w:r>
-        <w:rPr>
-          <w:rFonts w:eastAsia="仿宋"/>
-          <w:sz w:val="28"/>
-        </w:rPr>
-        <w:lastRenderedPageBreak/>
-        <w:t>三、文本测量与有效性检验</w:t>
-      </w:r>
-    </w:p>
-    <w:p>
-      <w:pPr>
-        <w:keepNext/>
-        <w:keepLines/>
-        <w:widowControl/>
-        <w:spacing w:before="180" w:after="60" w:line="320" w:lineRule="exact"/>
-        <w:ind w:firstLine="420"/>
-        <w:jc w:val="left"/>
-      </w:pPr>
-      <w:r>
-        <w:rPr>
-          <w:rFonts w:eastAsia="黑体"/>
-          <w:sz w:val="24"/>
-        </w:rPr>
-        <w:t>（一）词典与语境门控</w:t>
-      </w:r>
-    </w:p>
-    <w:p>
-      <w:pPr>
-        <w:widowControl/>
-        <w:spacing w:line="360" w:lineRule="exact"/>
-        <w:ind w:firstLine="420"/>
-      </w:pPr>
-      <w:r>
-        <w:t>中文央行文本存在明显的语境差异。同一个词在宏观判断、政策目标和操作安排中可能含义不同，例如</w:t>
-      </w:r>
-      <w:r>
-        <w:t>“</w:t>
-      </w:r>
-      <w:r>
-        <w:t>保持合理充裕</w:t>
-      </w:r>
-      <w:r>
-        <w:t>”</w:t>
-      </w:r>
-      <w:r>
-        <w:t>与一般积极情绪并不等价。本文先用公开金融情感词典识别情绪，再用领域词表和语境规则修正政策倾向，尤其处理否定、条件、政策目标和无关制度表述。</w:t>
-      </w:r>
-    </w:p>
-    <w:p>
-      <w:pPr>
-        <w:widowControl/>
-        <w:spacing w:line="360" w:lineRule="exact"/>
-        <w:ind w:firstLine="420"/>
-      </w:pPr>
-      <w:r>
-        <w:t>词典和语境门控在</w:t>
-      </w:r>
-      <w:r>
-        <w:t>240</w:t>
-      </w:r>
-      <w:r>
-        <w:t>句人工标注样本上接受检验。当前词典的情感准确率为</w:t>
-      </w:r>
-      <w:r>
-        <w:t>0.2958</w:t>
-      </w:r>
-      <w:r>
-        <w:t>，政策四分类准确率为</w:t>
-      </w:r>
-      <w:r>
-        <w:t>0.8125</w:t>
-      </w:r>
-      <w:r>
-        <w:t>；若只在政策相关句中区分偏松、偏紧和中性，准确率为</w:t>
-      </w:r>
-      <w:r>
-        <w:t>0.5303</w:t>
-      </w:r>
-      <w:r>
-        <w:t>。这些指标说明规则方法能够捕捉一部分政策语义，但对金融情感的细粒度</w:t>
-      </w:r>
-      <w:proofErr w:type="gramStart"/>
-      <w:r>
-        <w:t>识别仍</w:t>
-      </w:r>
-      <w:proofErr w:type="gramEnd"/>
-      <w:r>
-        <w:t>不充分。</w:t>
-      </w:r>
-    </w:p>
-    <w:p>
-      <w:pPr>
-        <w:widowControl/>
-        <w:spacing w:line="360" w:lineRule="exact"/>
-        <w:ind w:firstLine="420"/>
-      </w:pPr>
-      <w:r>
-        <w:t>规则方法的优势是透明。每一次分数变化都可以追溯到词典匹配、否定词和语境规则；缺点也同样清楚，固定词表很难识别新表述和复杂句法。央行报告中常见的长句往往把目标、约束和操作安排放在同一句内，单纯逐词加总会丢失关系信息。因此，词典结果更适合作为可解释基准，而不是唯一的文本测量依据。</w:t>
-      </w:r>
-    </w:p>
-    <w:p>
-      <w:pPr>
-        <w:keepNext/>
-        <w:keepLines/>
-        <w:widowControl/>
-        <w:spacing w:before="180" w:after="60" w:line="320" w:lineRule="exact"/>
-        <w:ind w:firstLine="420"/>
-        <w:jc w:val="left"/>
-      </w:pPr>
-      <w:r>
-        <w:rPr>
-          <w:rFonts w:eastAsia="黑体"/>
-          <w:sz w:val="24"/>
-        </w:rPr>
-        <w:t>（二）人工标注与分组交叉验证</w:t>
-      </w:r>
-    </w:p>
-    <w:p>
-      <w:pPr>
-        <w:widowControl/>
-        <w:spacing w:line="360" w:lineRule="exact"/>
-        <w:ind w:firstLine="420"/>
-      </w:pPr>
-      <w:r>
-        <w:t>人工标注样本按报告抽取政策指引句子，标注金融情感、政策倾向和主题类别。由于同</w:t>
-      </w:r>
-      <w:proofErr w:type="gramStart"/>
-      <w:r>
-        <w:t>一报告</w:t>
-      </w:r>
-      <w:proofErr w:type="gramEnd"/>
-      <w:r>
-        <w:t>内部存在大量近似表述，随机句子切分会使相似文本同时进入训练集和测试集，导致验证结果偏高。监督分类采用按报告分组的交叉验证，并将近重复句子合并为同一分组。</w:t>
-      </w:r>
-    </w:p>
-    <w:p>
-      <w:pPr>
-        <w:widowControl/>
-        <w:spacing w:line="360" w:lineRule="exact"/>
-        <w:ind w:firstLine="420"/>
-      </w:pPr>
-      <w:r>
-        <w:t>字符</w:t>
-      </w:r>
-      <w:r>
-        <w:t>TF-IDF</w:t>
-      </w:r>
-      <w:r>
-        <w:t>与</w:t>
-      </w:r>
-      <w:proofErr w:type="spellStart"/>
-      <w:r>
-        <w:t>LinearSVC</w:t>
-      </w:r>
-      <w:proofErr w:type="spellEnd"/>
-      <w:r>
-        <w:t>在情感任务上的准确率为</w:t>
-      </w:r>
-      <w:r>
-        <w:t>0.8958</w:t>
-      </w:r>
-      <w:r>
-        <w:t>、</w:t>
-      </w:r>
-      <w:r>
-        <w:t>Macro-F1</w:t>
-      </w:r>
-      <w:r>
-        <w:t>为</w:t>
-      </w:r>
-      <w:r>
-        <w:t>0.7993</w:t>
-      </w:r>
-      <w:r>
-        <w:t>；政策四分类准确率为</w:t>
-      </w:r>
-      <w:r>
-        <w:t>0.8583</w:t>
-      </w:r>
-      <w:r>
-        <w:t>、</w:t>
-      </w:r>
-      <w:r>
-        <w:t>Macro-F1</w:t>
-      </w:r>
-      <w:r>
-        <w:t>为</w:t>
-      </w:r>
-      <w:r>
-        <w:t>0.6804</w:t>
-      </w:r>
-      <w:r>
-        <w:t>；条件政策方向准确率为</w:t>
-      </w:r>
-      <w:r>
-        <w:t>0.7879</w:t>
-      </w:r>
-      <w:r>
-        <w:t>、</w:t>
-      </w:r>
-      <w:r>
-        <w:t>Macro-F1</w:t>
-      </w:r>
-      <w:r>
-        <w:t>为</w:t>
-      </w:r>
-      <w:r>
-        <w:t>0.7301</w:t>
-      </w:r>
-      <w:r>
-        <w:t>。监督模型明显改善了情感和政策倾向识别，但少数类别仍受样本规模限制。</w:t>
-      </w:r>
-    </w:p>
-    <w:p>
-      <w:pPr>
-        <w:widowControl/>
-        <w:spacing w:line="360" w:lineRule="exact"/>
-        <w:ind w:firstLine="420"/>
-      </w:pPr>
-      <w:r>
-        <w:t>按报告分组交叉验证的结果通常低于随机切分结果，但它更接近真实使用场景。模型在预测一份新报告时，不能依赖同</w:t>
-      </w:r>
-      <w:proofErr w:type="gramStart"/>
-      <w:r>
-        <w:t>一报告</w:t>
-      </w:r>
-      <w:proofErr w:type="gramEnd"/>
-      <w:r>
-        <w:t>中已经出现过的相似句子；如果验证集和训练集共享同一段模板，准确率会被高估。本文据此接受更严格的验证口径，并把主题硬分类降为描述性材料。</w:t>
-      </w:r>
-    </w:p>
-    <w:p>
-      <w:pPr>
-        <w:widowControl/>
-        <w:spacing w:line="360" w:lineRule="exact"/>
-        <w:ind w:firstLine="420"/>
-      </w:pPr>
-      <w:r>
-        <w:t>人工标注规模也影响评价方式。</w:t>
-      </w:r>
-      <w:r>
-        <w:t>240</w:t>
-      </w:r>
-      <w:r>
-        <w:t>句样本足以比较词典、语境门控和轻</w:t>
-      </w:r>
-      <w:proofErr w:type="gramStart"/>
-      <w:r>
-        <w:t>量监督</w:t>
-      </w:r>
-      <w:proofErr w:type="gramEnd"/>
-      <w:r>
-        <w:t>模型的相对表现，却不足以支撑</w:t>
-      </w:r>
-      <w:proofErr w:type="gramStart"/>
-      <w:r>
-        <w:t>细主题</w:t>
-      </w:r>
-      <w:proofErr w:type="gramEnd"/>
-      <w:r>
-        <w:t>和少数政策方向的稳定高精度识别。因此，表</w:t>
-      </w:r>
-      <w:r>
-        <w:t>2</w:t>
-      </w:r>
-      <w:r>
-        <w:t>同时报告准确率和</w:t>
-      </w:r>
-      <w:r>
-        <w:t>Macro-F1</w:t>
-      </w:r>
-      <w:r>
-        <w:t>，避免多数类别主导结论。条件政策方向只在政策相关句内评价，原因是无关句不应被强行纳入偏松、偏紧和中性之间的比较。</w:t>
-      </w:r>
-    </w:p>
-    <w:p>
-      <w:pPr>
-        <w:widowControl/>
-        <w:spacing w:line="360" w:lineRule="exact"/>
-        <w:ind w:firstLine="420"/>
-      </w:pPr>
-      <w:r>
-        <w:t>学习曲线进一步支持这一判断。情感分类在训练比例从</w:t>
-      </w:r>
-      <w:r>
-        <w:t>25%</w:t>
-      </w:r>
-      <w:r>
-        <w:t>提高到</w:t>
-      </w:r>
-      <w:r>
-        <w:t>100%</w:t>
-      </w:r>
-      <w:r>
-        <w:t>时，</w:t>
-      </w:r>
-      <w:r>
-        <w:t>Macro-F1</w:t>
-      </w:r>
-      <w:r>
-        <w:t>从</w:t>
-      </w:r>
-      <w:r>
-        <w:t>0.6476</w:t>
-      </w:r>
-      <w:r>
-        <w:t>提高到</w:t>
-      </w:r>
-      <w:r>
-        <w:t>0.7993</w:t>
-      </w:r>
-      <w:r>
-        <w:t>；政策四分类</w:t>
-      </w:r>
-      <w:r>
-        <w:t>Macro-F1</w:t>
-      </w:r>
-      <w:r>
-        <w:t>从</w:t>
-      </w:r>
-      <w:r>
-        <w:t>0.4312</w:t>
-      </w:r>
-      <w:r>
-        <w:t>提高到</w:t>
-      </w:r>
-      <w:r>
-        <w:t>0.6804</w:t>
-      </w:r>
-      <w:r>
-        <w:t>；主题分类</w:t>
-      </w:r>
-      <w:r>
-        <w:t>Macro-F1</w:t>
-      </w:r>
-      <w:r>
-        <w:t>只从</w:t>
-      </w:r>
-      <w:r>
-        <w:t>0.2518</w:t>
-      </w:r>
-      <w:r>
-        <w:t>提高到</w:t>
-      </w:r>
-      <w:r>
-        <w:t>0.3329</w:t>
-      </w:r>
-      <w:r>
-        <w:t>。情感和政策倾向任务随着标注样本增加有所改善，主题任务则明显受类别稀疏和边界模糊限制。</w:t>
-      </w:r>
-    </w:p>
-    <w:p>
-      <w:pPr>
-        <w:widowControl/>
-        <w:spacing w:line="360" w:lineRule="exact"/>
-        <w:ind w:firstLine="420"/>
-      </w:pPr>
-      <w:r>
-        <w:t>字符</w:t>
-      </w:r>
-      <w:r>
-        <w:t>TF-IDF</w:t>
-      </w:r>
-      <w:r>
-        <w:t>适合这个样本规模。中文央行文本中的政策含义</w:t>
-      </w:r>
-      <w:proofErr w:type="gramStart"/>
-      <w:r>
-        <w:t>常体现</w:t>
-      </w:r>
-      <w:proofErr w:type="gramEnd"/>
-      <w:r>
-        <w:t>在短语和固定搭配上，字符</w:t>
-      </w:r>
-      <w:r>
-        <w:t>n</w:t>
-      </w:r>
-      <w:proofErr w:type="gramStart"/>
-      <w:r>
-        <w:t>元特征</w:t>
-      </w:r>
-      <w:proofErr w:type="gramEnd"/>
-      <w:r>
-        <w:t>能够捕捉</w:t>
-      </w:r>
-      <w:r>
-        <w:t>“</w:t>
-      </w:r>
-      <w:r>
-        <w:t>合理充裕</w:t>
-      </w:r>
-      <w:r>
-        <w:t>”“</w:t>
-      </w:r>
-      <w:r>
-        <w:t>精准有力</w:t>
-      </w:r>
-      <w:r>
-        <w:t>”“</w:t>
-      </w:r>
-      <w:r>
-        <w:t>不搞大水漫灌</w:t>
-      </w:r>
-      <w:r>
-        <w:t>”</w:t>
-      </w:r>
-      <w:r>
-        <w:t>等局部表达。</w:t>
-      </w:r>
-      <w:proofErr w:type="spellStart"/>
-      <w:r>
-        <w:t>LinearSVC</w:t>
-      </w:r>
-      <w:proofErr w:type="spellEnd"/>
-      <w:r>
-        <w:t>的线性结构</w:t>
-      </w:r>
-      <w:proofErr w:type="gramStart"/>
-      <w:r>
-        <w:t>使特征</w:t>
-      </w:r>
-      <w:proofErr w:type="gramEnd"/>
-      <w:r>
-        <w:t>权重较容易解释，也避免在小样本人工标注上使用过于复杂的模型。</w:t>
-      </w:r>
-    </w:p>
-    <w:p>
-      <w:pPr>
-        <w:keepNext/>
-        <w:keepLines/>
-        <w:spacing w:before="80" w:after="20"/>
-        <w:jc w:val="center"/>
-      </w:pPr>
-      <w:r>
-        <w:rPr>
-          <w:noProof/>
-        </w:rPr>
-        <w:lastRenderedPageBreak/>
-        <w:drawing>
-          <wp:inline distT="0" distB="0" distL="0" distR="0" wp14:anchorId="51BC06AC" wp14:editId="3558CBED">
-            <wp:extent cx="4140000" cy="1529931"/>
-            <wp:effectExtent l="0" t="0" r="0" b="0"/>
-            <wp:docPr id="30" name="Picture 30"/>
-            <wp:cNvGraphicFramePr>
-              <a:graphicFrameLocks xmlns:a="http://schemas.openxmlformats.org/drawingml/2006/main" noChangeAspect="1"/>
-            </wp:cNvGraphicFramePr>
-            <a:graphic xmlns:a="http://schemas.openxmlformats.org/drawingml/2006/main">
-              <a:graphicData uri="http://schemas.openxmlformats.org/drawingml/2006/picture">
-                <pic:pic xmlns:pic="http://schemas.openxmlformats.org/drawingml/2006/picture">
-                  <pic:nvPicPr>
-                    <pic:cNvPr id="0" name="journal_figure2_learning_curve.png"/>
                     <pic:cNvPicPr/>
                   </pic:nvPicPr>
                   <pic:blipFill>
@@ -4077,13 +3546,13 @@
         <w:rPr>
           <w:sz w:val="18"/>
         </w:rPr>
-        <w:t xml:space="preserve">2  </w:t>
+        <w:t xml:space="preserve">1  </w:t>
       </w:r>
       <w:r>
         <w:rPr>
           <w:sz w:val="18"/>
         </w:rPr>
-        <w:t>文本分类模型的分组交叉验证学习曲线</w:t>
+        <w:t>政策指引相似度与创新度</w:t>
       </w:r>
     </w:p>
     <w:p>
@@ -4100,7 +3569,7 @@
           <w:rFonts w:eastAsia="黑体"/>
           <w:sz w:val="24"/>
         </w:rPr>
-        <w:t>（三）文本测量结果</w:t>
+        <w:t>（三）事件窗口与计量模型</w:t>
       </w:r>
     </w:p>
     <w:p>
@@ -4110,21 +3579,122 @@
         <w:ind w:firstLine="420"/>
       </w:pPr>
       <w:r>
-        <w:t>表</w:t>
-      </w:r>
-      <w:r>
-        <w:t>2</w:t>
-      </w:r>
-      <w:r>
-        <w:t>中的三类方法处在不同的测量层级。初始词典只作为方法起点，不报告正式验证指标；语境门控词典提供可解释的规则基准；监督模型用于检验文本信息是否能在未见过的报告中保持一定辨识力。主题硬分类的稳定性弱于情感和政策倾向，因此正文只把连续主题关注</w:t>
-      </w:r>
+        <w:t>股票核心模型以报告发布后五个交易日实际波动率对数为被解释变量，解释变量包括政策指引创新度、发布前</w:t>
+      </w:r>
+      <w:r>
+        <w:t>20</w:t>
+      </w:r>
+      <w:r>
+        <w:t>日市场波动率、报告附近政策操作、</w:t>
+      </w:r>
+      <w:r>
+        <w:t>2019</w:t>
+      </w:r>
+      <w:r>
+        <w:t>年后虚拟变量以及创新度与</w:t>
+      </w:r>
+      <w:r>
+        <w:t>2019</w:t>
+      </w:r>
+      <w:r>
+        <w:t>年后虚拟变量的交互项。标准误采用</w:t>
+      </w:r>
+      <w:r>
+        <w:t>HC3</w:t>
+      </w:r>
+      <w:r>
+        <w:t>稳健形式，以减轻有限事件样本中高杠杆观测对推断的影响。</w:t>
+      </w:r>
+    </w:p>
+    <w:p>
+      <w:pPr>
+        <w:widowControl/>
+        <w:spacing w:line="360" w:lineRule="exact"/>
+        <w:ind w:firstLine="420"/>
+      </w:pPr>
       <w:proofErr w:type="gramStart"/>
       <w:r>
-        <w:t>度用于</w:t>
+        <w:lastRenderedPageBreak/>
+        <w:t>日度稳健性</w:t>
       </w:r>
       <w:proofErr w:type="gramEnd"/>
       <w:r>
-        <w:t>经济背景解释。</w:t>
+        <w:t>采用</w:t>
+      </w:r>
+      <w:r>
+        <w:t>Student-t EGARCH-X</w:t>
+      </w:r>
+      <w:r>
+        <w:t>模型，在完整连续交易日收益率序列上估计报告日、标准化创新度和政策</w:t>
+      </w:r>
+      <w:proofErr w:type="gramStart"/>
+      <w:r>
+        <w:t>操作日进入</w:t>
+      </w:r>
+      <w:proofErr w:type="gramEnd"/>
+      <w:r>
+        <w:t>条件方差方程后的影响。</w:t>
+      </w:r>
+      <w:proofErr w:type="gramStart"/>
+      <w:r>
+        <w:t>厚尾分布</w:t>
+      </w:r>
+      <w:proofErr w:type="gramEnd"/>
+      <w:r>
+        <w:t>用于处理股票日收益率</w:t>
+      </w:r>
+      <w:proofErr w:type="gramStart"/>
+      <w:r>
+        <w:t>尖峰厚尾特征</w:t>
+      </w:r>
+      <w:proofErr w:type="gramEnd"/>
+      <w:r>
+        <w:t>。债券模型以三日窗口内收益率曲线斜率变化为主要被解释变量，同时报告水平和曲率结果。</w:t>
+      </w:r>
+    </w:p>
+    <w:p>
+      <w:pPr>
+        <w:widowControl/>
+        <w:spacing w:line="360" w:lineRule="exact"/>
+        <w:ind w:firstLine="420"/>
+      </w:pPr>
+      <w:r>
+        <w:t>事件窗口选择遵循两个原则。其一，窗口要短到足以减少其他宏观信息的混入；其二，窗口又要长到可以覆盖报告发布后的初步信息吸收。五个交易日实际波动率更关注不确定性释放，而不是判断价格上涨或下跌方向。债券窗口较短，是因为收益率曲线对政策预期的调整通常更快，窗口拉长反而更容易受到资金面和海外利率扰动。</w:t>
+      </w:r>
+    </w:p>
+    <w:p>
+      <w:pPr>
+        <w:widowControl/>
+        <w:spacing w:line="360" w:lineRule="exact"/>
+        <w:ind w:firstLine="420"/>
+      </w:pPr>
+      <w:r>
+        <w:t>2019</w:t>
+      </w:r>
+      <w:r>
+        <w:t>年后交互项用于描述沟通制度和市场环境变化后的差异，而不是在看到结果后更换主窗口。</w:t>
+      </w:r>
+      <w:r>
+        <w:t>2019</w:t>
+      </w:r>
+      <w:r>
+        <w:t>年前后，中国货币政策框架、利率市场化进程和预期管理方式都发生变化，市场对季度报告的边际反应可能随之改变。交互项只能提供样本内比较，不能单独证明制度变化的因果作用。</w:t>
+      </w:r>
+    </w:p>
+    <w:p>
+      <w:pPr>
+        <w:widowControl/>
+        <w:spacing w:line="360" w:lineRule="exact"/>
+        <w:ind w:firstLine="420"/>
+      </w:pPr>
+      <w:r>
+        <w:t>股票和债券模型在解释变量上保持克制。股票主模型只把政策指引创新度、前期波动、政策操作和</w:t>
+      </w:r>
+      <w:r>
+        <w:t>2019</w:t>
+      </w:r>
+      <w:r>
+        <w:t>年后交互项放入同一规格；债券模型则集中于未预期政策语调与曲线斜率。这样做牺牲了部分解释变量的丰富性，却减少了小样本下过度拟合和事后选择变量的风险。</w:t>
       </w:r>
     </w:p>
     <w:p>
@@ -4132,8 +3702,559 @@
         <w:keepNext/>
         <w:keepLines/>
         <w:widowControl/>
+        <w:spacing w:before="240" w:after="120" w:line="360" w:lineRule="exact"/>
+        <w:jc w:val="center"/>
+      </w:pPr>
+      <w:r>
+        <w:rPr>
+          <w:rFonts w:eastAsia="仿宋"/>
+          <w:sz w:val="28"/>
+        </w:rPr>
+        <w:t>三、文本测量与有效性检验</w:t>
+      </w:r>
+    </w:p>
+    <w:p>
+      <w:pPr>
+        <w:keepNext/>
+        <w:keepLines/>
+        <w:widowControl/>
+        <w:spacing w:before="180" w:after="60" w:line="320" w:lineRule="exact"/>
+        <w:ind w:firstLine="420"/>
+        <w:jc w:val="left"/>
+      </w:pPr>
+      <w:r>
+        <w:rPr>
+          <w:rFonts w:eastAsia="黑体"/>
+          <w:sz w:val="24"/>
+        </w:rPr>
+        <w:t>（一）词典与语境门控</w:t>
+      </w:r>
+    </w:p>
+    <w:p>
+      <w:pPr>
+        <w:widowControl/>
+        <w:spacing w:line="360" w:lineRule="exact"/>
+        <w:ind w:firstLine="420"/>
+      </w:pPr>
+      <w:r>
+        <w:t>中文央行文本存在明显的语境差异。同一个词在宏观判断、政策目标和操作安排中可能含义不同，例如</w:t>
+      </w:r>
+      <w:r>
+        <w:t>“</w:t>
+      </w:r>
+      <w:r>
+        <w:t>保持合理充裕</w:t>
+      </w:r>
+      <w:r>
+        <w:t>”</w:t>
+      </w:r>
+      <w:r>
+        <w:t>与一般积极情绪并不等价。本文先用公开金融情感词典识别情绪，再用领域词表和语境规则修正政策倾向，尤其处理否定、条件、政策目标和无关制度表述。</w:t>
+      </w:r>
+    </w:p>
+    <w:p>
+      <w:pPr>
+        <w:widowControl/>
+        <w:spacing w:line="360" w:lineRule="exact"/>
+        <w:ind w:firstLine="420"/>
+      </w:pPr>
+      <w:r>
+        <w:t>词典和语境门控在</w:t>
+      </w:r>
+      <w:r>
+        <w:t>240</w:t>
+      </w:r>
+      <w:r>
+        <w:t>句人工标注样本上接受检验。当前词典的情感准确率为</w:t>
+      </w:r>
+      <w:r>
+        <w:t>0.2958</w:t>
+      </w:r>
+      <w:r>
+        <w:t>，政策四分类准确率为</w:t>
+      </w:r>
+      <w:r>
+        <w:t>0.8125</w:t>
+      </w:r>
+      <w:r>
+        <w:t>；若只在政策相关句中区分偏松、偏紧和中性，准确率为</w:t>
+      </w:r>
+      <w:r>
+        <w:t>0.5303</w:t>
+      </w:r>
+      <w:r>
+        <w:t>。这些指标说明规则方法能够捕捉一部分政策语义，但对金融情感的细粒度</w:t>
+      </w:r>
+      <w:proofErr w:type="gramStart"/>
+      <w:r>
+        <w:t>识别仍</w:t>
+      </w:r>
+      <w:proofErr w:type="gramEnd"/>
+      <w:r>
+        <w:t>不充分。</w:t>
+      </w:r>
+    </w:p>
+    <w:p>
+      <w:pPr>
+        <w:widowControl/>
+        <w:spacing w:line="360" w:lineRule="exact"/>
+        <w:ind w:firstLine="420"/>
+      </w:pPr>
+      <w:r>
+        <w:t>规则方法的优势是透明。每一次分数变化都可以追溯到词典匹配、否定词和语境规则；缺点也同样清楚，固定词表很难识别新表述和复杂句法。央行报告中常见的长句往往把目标、约束和操作安排放在同一句内，单纯逐词加总会丢失关系信息。因此，词典结果更适合作为可解释基准，而不是唯一的文本测量依据。</w:t>
+      </w:r>
+    </w:p>
+    <w:p>
+      <w:pPr>
+        <w:keepNext/>
+        <w:keepLines/>
+        <w:widowControl/>
+        <w:spacing w:before="180" w:after="60" w:line="320" w:lineRule="exact"/>
+        <w:ind w:firstLine="420"/>
+        <w:jc w:val="left"/>
+      </w:pPr>
+      <w:r>
+        <w:rPr>
+          <w:rFonts w:eastAsia="黑体"/>
+          <w:sz w:val="24"/>
+        </w:rPr>
+        <w:t>（二）人工标注与分组交叉验证</w:t>
+      </w:r>
+    </w:p>
+    <w:p>
+      <w:pPr>
+        <w:widowControl/>
+        <w:spacing w:line="360" w:lineRule="exact"/>
+        <w:ind w:firstLine="420"/>
+      </w:pPr>
+      <w:r>
+        <w:t>人工标注样本按报告抽取政策指引句子，标注金融情感、政策倾向和主题类别。由于同</w:t>
+      </w:r>
+      <w:proofErr w:type="gramStart"/>
+      <w:r>
+        <w:t>一报告</w:t>
+      </w:r>
+      <w:proofErr w:type="gramEnd"/>
+      <w:r>
+        <w:t>内部存在大量近似表述，随机句子切分会使相似文本同时进入训练集和测试集，导致验证结果偏高。监督分类采用按报告分组的交叉验证，并将近重复句子合并为同一分组。</w:t>
+      </w:r>
+    </w:p>
+    <w:p>
+      <w:pPr>
+        <w:widowControl/>
+        <w:spacing w:line="360" w:lineRule="exact"/>
+        <w:ind w:firstLine="420"/>
+      </w:pPr>
+      <w:r>
+        <w:t>字符</w:t>
+      </w:r>
+      <w:r>
+        <w:t>TF-IDF</w:t>
+      </w:r>
+      <w:r>
+        <w:t>与</w:t>
+      </w:r>
+      <w:proofErr w:type="spellStart"/>
+      <w:r>
+        <w:t>LinearSVC</w:t>
+      </w:r>
+      <w:proofErr w:type="spellEnd"/>
+      <w:r>
+        <w:t>在情感任务上的准确率为</w:t>
+      </w:r>
+      <w:r>
+        <w:t>0.8958</w:t>
+      </w:r>
+      <w:r>
+        <w:t>、</w:t>
+      </w:r>
+      <w:r>
+        <w:t>Macro-F1</w:t>
+      </w:r>
+      <w:r>
+        <w:t>为</w:t>
+      </w:r>
+      <w:r>
+        <w:t>0.7993</w:t>
+      </w:r>
+      <w:r>
+        <w:t>；政策四分类准确率为</w:t>
+      </w:r>
+      <w:r>
+        <w:t>0.8583</w:t>
+      </w:r>
+      <w:r>
+        <w:t>、</w:t>
+      </w:r>
+      <w:r>
+        <w:t>Macro-F1</w:t>
+      </w:r>
+      <w:r>
+        <w:t>为</w:t>
+      </w:r>
+      <w:r>
+        <w:t>0.6804</w:t>
+      </w:r>
+      <w:r>
+        <w:t>；条件政策方向准确率为</w:t>
+      </w:r>
+      <w:r>
+        <w:t>0.7879</w:t>
+      </w:r>
+      <w:r>
+        <w:t>、</w:t>
+      </w:r>
+      <w:r>
+        <w:t>Macro-F1</w:t>
+      </w:r>
+      <w:r>
+        <w:t>为</w:t>
+      </w:r>
+      <w:r>
+        <w:t>0.7301</w:t>
+      </w:r>
+      <w:r>
+        <w:t>。监督模型明显改善了情感和政策倾向识别，但少数类别仍受样本规模限制。</w:t>
+      </w:r>
+    </w:p>
+    <w:p>
+      <w:pPr>
+        <w:widowControl/>
+        <w:spacing w:line="360" w:lineRule="exact"/>
+        <w:ind w:firstLine="420"/>
+      </w:pPr>
+      <w:r>
+        <w:t>按报告分组交叉验证的结果通常低于随机切分结果，但它更接近真实使用场景。模型在预测一份新报告时，不能依赖同</w:t>
+      </w:r>
+      <w:proofErr w:type="gramStart"/>
+      <w:r>
+        <w:t>一报告</w:t>
+      </w:r>
+      <w:proofErr w:type="gramEnd"/>
+      <w:r>
+        <w:t>中已经出现过的相似句子；如果验证集和训练集共享同一段模板，准确率会被高估。本文据此接受更严格的验证口径，并把主题硬分类降为描述性材料。</w:t>
+      </w:r>
+    </w:p>
+    <w:p>
+      <w:pPr>
+        <w:widowControl/>
+        <w:spacing w:line="360" w:lineRule="exact"/>
+        <w:ind w:firstLine="420"/>
+      </w:pPr>
+      <w:r>
+        <w:t>人工标注规模也影响评价方式。</w:t>
+      </w:r>
+      <w:r>
+        <w:t>240</w:t>
+      </w:r>
+      <w:r>
+        <w:t>句样本足以比较词典、语境门控和轻</w:t>
+      </w:r>
+      <w:proofErr w:type="gramStart"/>
+      <w:r>
+        <w:t>量监督</w:t>
+      </w:r>
+      <w:proofErr w:type="gramEnd"/>
+      <w:r>
+        <w:t>模型的相对表现，却不足以支撑</w:t>
+      </w:r>
+      <w:proofErr w:type="gramStart"/>
+      <w:r>
+        <w:t>细主题</w:t>
+      </w:r>
+      <w:proofErr w:type="gramEnd"/>
+      <w:r>
+        <w:t>和少数政策方向的稳定高精度识别。因此，表</w:t>
+      </w:r>
+      <w:r>
+        <w:t>2</w:t>
+      </w:r>
+      <w:r>
+        <w:t>同时报告准确率和</w:t>
+      </w:r>
+      <w:r>
+        <w:t>Macro-</w:t>
+      </w:r>
+      <w:r>
+        <w:lastRenderedPageBreak/>
+        <w:t>F1</w:t>
+      </w:r>
+      <w:r>
+        <w:t>，避免多数类别主导结论。条件政策方向只在政策相关句内评价，原因是无关句不应被强行纳入偏松、偏紧和中性之间的比较。</w:t>
+      </w:r>
+    </w:p>
+    <w:p>
+      <w:pPr>
+        <w:widowControl/>
+        <w:spacing w:line="360" w:lineRule="exact"/>
+        <w:ind w:firstLine="420"/>
+      </w:pPr>
+      <w:r>
+        <w:t>学习曲线进一步支持这一判断。情感分类在训练比例从</w:t>
+      </w:r>
+      <w:r>
+        <w:t>25%</w:t>
+      </w:r>
+      <w:r>
+        <w:t>提高到</w:t>
+      </w:r>
+      <w:r>
+        <w:t>100%</w:t>
+      </w:r>
+      <w:r>
+        <w:t>时，</w:t>
+      </w:r>
+      <w:r>
+        <w:t>Macro-F1</w:t>
+      </w:r>
+      <w:r>
+        <w:t>从</w:t>
+      </w:r>
+      <w:r>
+        <w:t>0.6476</w:t>
+      </w:r>
+      <w:r>
+        <w:t>提高到</w:t>
+      </w:r>
+      <w:r>
+        <w:t>0.7993</w:t>
+      </w:r>
+      <w:r>
+        <w:t>；政策四分类</w:t>
+      </w:r>
+      <w:r>
+        <w:t>Macro-F1</w:t>
+      </w:r>
+      <w:r>
+        <w:t>从</w:t>
+      </w:r>
+      <w:r>
+        <w:t>0.4312</w:t>
+      </w:r>
+      <w:r>
+        <w:t>提高到</w:t>
+      </w:r>
+      <w:r>
+        <w:t>0.6804</w:t>
+      </w:r>
+      <w:r>
+        <w:t>；主题分类</w:t>
+      </w:r>
+      <w:r>
+        <w:t>Macro-F1</w:t>
+      </w:r>
+      <w:r>
+        <w:t>只从</w:t>
+      </w:r>
+      <w:r>
+        <w:t>0.2518</w:t>
+      </w:r>
+      <w:r>
+        <w:t>提高到</w:t>
+      </w:r>
+      <w:r>
+        <w:t>0.3329</w:t>
+      </w:r>
+      <w:r>
+        <w:t>。情感和政策倾向任务随着标注样本增加有所改善，主题任务则明显受类别稀疏和边界模糊限制。</w:t>
+      </w:r>
+    </w:p>
+    <w:p>
+      <w:pPr>
+        <w:widowControl/>
+        <w:spacing w:line="360" w:lineRule="exact"/>
+        <w:ind w:firstLine="420"/>
+      </w:pPr>
+      <w:r>
+        <w:t>字符</w:t>
+      </w:r>
+      <w:r>
+        <w:t>TF-IDF</w:t>
+      </w:r>
+      <w:r>
+        <w:t>适合这个样本规模。中文央行文本中的政策含义</w:t>
+      </w:r>
+      <w:proofErr w:type="gramStart"/>
+      <w:r>
+        <w:t>常体现</w:t>
+      </w:r>
+      <w:proofErr w:type="gramEnd"/>
+      <w:r>
+        <w:t>在短语和固定搭配上，字符</w:t>
+      </w:r>
+      <w:r>
+        <w:t>n</w:t>
+      </w:r>
+      <w:proofErr w:type="gramStart"/>
+      <w:r>
+        <w:t>元特征</w:t>
+      </w:r>
+      <w:proofErr w:type="gramEnd"/>
+      <w:r>
+        <w:t>能够捕捉</w:t>
+      </w:r>
+      <w:r>
+        <w:t>“</w:t>
+      </w:r>
+      <w:r>
+        <w:t>合理充裕</w:t>
+      </w:r>
+      <w:r>
+        <w:t>”“</w:t>
+      </w:r>
+      <w:r>
+        <w:t>精准有力</w:t>
+      </w:r>
+      <w:r>
+        <w:t>”“</w:t>
+      </w:r>
+      <w:r>
+        <w:t>不搞大水漫灌</w:t>
+      </w:r>
+      <w:r>
+        <w:t>”</w:t>
+      </w:r>
+      <w:r>
+        <w:t>等局部表达。</w:t>
+      </w:r>
+      <w:proofErr w:type="spellStart"/>
+      <w:r>
+        <w:t>LinearSVC</w:t>
+      </w:r>
+      <w:proofErr w:type="spellEnd"/>
+      <w:r>
+        <w:t>的线性结构</w:t>
+      </w:r>
+      <w:proofErr w:type="gramStart"/>
+      <w:r>
+        <w:t>使特征</w:t>
+      </w:r>
+      <w:proofErr w:type="gramEnd"/>
+      <w:r>
+        <w:t>权重较容易解释，也避免在小样本人工标注上使用过于复杂的模型。</w:t>
+      </w:r>
+    </w:p>
+    <w:p>
+      <w:pPr>
+        <w:keepNext/>
+        <w:keepLines/>
+        <w:spacing w:before="80" w:after="20"/>
+        <w:jc w:val="center"/>
+      </w:pPr>
+      <w:r>
+        <w:rPr>
+          <w:noProof/>
+        </w:rPr>
+        <w:drawing>
+          <wp:inline distT="0" distB="0" distL="0" distR="0" wp14:anchorId="51BC06AC" wp14:editId="3558CBED">
+            <wp:extent cx="4140000" cy="1529931"/>
+            <wp:effectExtent l="0" t="0" r="0" b="0"/>
+            <wp:docPr id="30" name="Picture 30"/>
+            <wp:cNvGraphicFramePr>
+              <a:graphicFrameLocks xmlns:a="http://schemas.openxmlformats.org/drawingml/2006/main" noChangeAspect="1"/>
+            </wp:cNvGraphicFramePr>
+            <a:graphic xmlns:a="http://schemas.openxmlformats.org/drawingml/2006/main">
+              <a:graphicData uri="http://schemas.openxmlformats.org/drawingml/2006/picture">
+                <pic:pic xmlns:pic="http://schemas.openxmlformats.org/drawingml/2006/picture">
+                  <pic:nvPicPr>
+                    <pic:cNvPr id="0" name="journal_figure2_learning_curve.png"/>
+                    <pic:cNvPicPr/>
+                  </pic:nvPicPr>
+                  <pic:blipFill>
+                    <a:blip r:embed="rId14"/>
+                    <a:stretch>
+                      <a:fillRect/>
+                    </a:stretch>
+                  </pic:blipFill>
+                  <pic:spPr>
+                    <a:xfrm>
+                      <a:off x="0" y="0"/>
+                      <a:ext cx="4140000" cy="1529931"/>
+                    </a:xfrm>
+                    <a:prstGeom prst="rect">
+                      <a:avLst/>
+                    </a:prstGeom>
+                  </pic:spPr>
+                </pic:pic>
+              </a:graphicData>
+            </a:graphic>
+          </wp:inline>
+        </w:drawing>
+      </w:r>
+    </w:p>
+    <w:p>
+      <w:pPr>
+        <w:widowControl/>
+        <w:spacing w:before="20" w:after="80" w:line="260" w:lineRule="exact"/>
+        <w:jc w:val="center"/>
+      </w:pPr>
+      <w:r>
+        <w:rPr>
+          <w:sz w:val="18"/>
+        </w:rPr>
+        <w:t>图</w:t>
+      </w:r>
+      <w:r>
+        <w:rPr>
+          <w:sz w:val="18"/>
+        </w:rPr>
+        <w:t xml:space="preserve">2  </w:t>
+      </w:r>
+      <w:r>
+        <w:rPr>
+          <w:sz w:val="18"/>
+        </w:rPr>
+        <w:t>文本分类模型的分组交叉验证学习曲线</w:t>
+      </w:r>
+    </w:p>
+    <w:p>
+      <w:pPr>
+        <w:keepNext/>
+        <w:keepLines/>
+        <w:widowControl/>
+        <w:spacing w:before="180" w:after="60" w:line="320" w:lineRule="exact"/>
+        <w:ind w:firstLine="420"/>
+        <w:jc w:val="left"/>
+      </w:pPr>
+      <w:r>
+        <w:rPr>
+          <w:rFonts w:eastAsia="黑体"/>
+          <w:sz w:val="24"/>
+        </w:rPr>
+        <w:t>（三）文本测量结果</w:t>
+      </w:r>
+    </w:p>
+    <w:p>
+      <w:pPr>
+        <w:widowControl/>
+        <w:spacing w:line="360" w:lineRule="exact"/>
+        <w:ind w:firstLine="420"/>
+      </w:pPr>
+      <w:r>
+        <w:t>表</w:t>
+      </w:r>
+      <w:r>
+        <w:t>2</w:t>
+      </w:r>
+      <w:r>
+        <w:t>中的三类方法处在不同的测量层级。初始词典只作为方法起点，不报告正式验证指标；语境门控词典提供可解释的规则基准；监督模型用于检验文本信息是否能在未见过的报告中保持一定辨识力。主题硬分类的稳定性弱于情感和政策倾向，因此正文只把连续主题关注</w:t>
+      </w:r>
+      <w:proofErr w:type="gramStart"/>
+      <w:r>
+        <w:t>度用于</w:t>
+      </w:r>
+      <w:proofErr w:type="gramEnd"/>
+      <w:r>
+        <w:t>经济背景解释。</w:t>
+      </w:r>
+    </w:p>
+    <w:p>
+      <w:pPr>
+        <w:keepNext/>
+        <w:keepLines/>
+        <w:widowControl/>
         <w:spacing w:before="80" w:after="40" w:line="260" w:lineRule="exact"/>
-        <w:jc w:val="center"/>
+        <w:ind w:firstLineChars="350" w:firstLine="632"/>
       </w:pPr>
       <w:r>
         <w:rPr>
@@ -4153,11 +4274,67 @@
       </w:r>
       <w:r>
         <w:rPr>
+          <w:rFonts w:eastAsia="黑体" w:hint="eastAsia"/>
+          <w:b/>
+          <w:sz w:val="18"/>
+        </w:rPr>
+        <w:t xml:space="preserve">                           </w:t>
+      </w:r>
+      <w:r>
+        <w:rPr>
+          <w:rFonts w:eastAsia="黑体" w:hint="eastAsia"/>
+          <w:b/>
+          <w:sz w:val="18"/>
+        </w:rPr>
+        <w:t xml:space="preserve"> </w:t>
+      </w:r>
+      <w:r>
+        <w:rPr>
+          <w:rFonts w:eastAsia="黑体" w:hint="eastAsia"/>
+          <w:b/>
+          <w:sz w:val="18"/>
+        </w:rPr>
+        <w:t xml:space="preserve"> </w:t>
+      </w:r>
+      <w:r>
+        <w:rPr>
           <w:rFonts w:eastAsia="黑体"/>
           <w:b/>
           <w:sz w:val="18"/>
         </w:rPr>
         <w:t>文本测量方法比较</w:t>
+      </w:r>
+      <w:r>
+        <w:rPr>
+          <w:rFonts w:eastAsia="黑体"/>
+          <w:b/>
+          <w:sz w:val="18"/>
+        </w:rPr>
+        <w:t xml:space="preserve">  </w:t>
+      </w:r>
+      <w:r>
+        <w:rPr>
+          <w:rFonts w:eastAsia="黑体" w:hint="eastAsia"/>
+          <w:b/>
+          <w:sz w:val="18"/>
+        </w:rPr>
+        <w:t xml:space="preserve"> </w:t>
+      </w:r>
+      <w:r>
+        <w:rPr>
+          <w:rFonts w:eastAsia="黑体" w:hint="eastAsia"/>
+          <w:b/>
+          <w:sz w:val="18"/>
+        </w:rPr>
+        <w:t xml:space="preserve">   </w:t>
+      </w:r>
+      <w:r>
+        <w:rPr>
+          <w:rFonts w:eastAsia="黑体" w:hint="eastAsia"/>
+          <w:b/>
+          <w:sz w:val="18"/>
+        </w:rPr>
+        <w:t xml:space="preserve">                                  </w:t>
       </w:r>
     </w:p>
     <w:p>
@@ -5346,6 +5523,7 @@
         <w:ind w:firstLine="420"/>
       </w:pPr>
       <w:r>
+        <w:lastRenderedPageBreak/>
         <w:t>这一关系的经济含义来自</w:t>
       </w:r>
       <w:r>
@@ -5426,7 +5604,6 @@
         <w:ind w:firstLine="420"/>
       </w:pPr>
       <w:r>
-        <w:lastRenderedPageBreak/>
         <w:t>基准结果的方向与央行沟通相似度文献相吻合。</w:t>
       </w:r>
       <w:proofErr w:type="spellStart"/>
@@ -5480,7 +5657,7 @@
         <w:keepLines/>
         <w:widowControl/>
         <w:spacing w:before="80" w:after="40" w:line="260" w:lineRule="exact"/>
-        <w:jc w:val="center"/>
+        <w:ind w:firstLineChars="350" w:firstLine="632"/>
       </w:pPr>
       <w:r>
         <w:rPr>
@@ -5500,11 +5677,35 @@
       </w:r>
       <w:r>
         <w:rPr>
+          <w:rFonts w:eastAsia="黑体" w:hint="eastAsia"/>
+          <w:b/>
+          <w:sz w:val="18"/>
+        </w:rPr>
+        <w:t xml:space="preserve">                            </w:t>
+      </w:r>
+      <w:r>
+        <w:rPr>
           <w:rFonts w:eastAsia="黑体"/>
           <w:b/>
           <w:sz w:val="18"/>
         </w:rPr>
         <w:t>政策指引创新度与股票波动率</w:t>
+      </w:r>
+      <w:r>
+        <w:rPr>
+          <w:rFonts w:eastAsia="黑体"/>
+          <w:b/>
+          <w:sz w:val="18"/>
+        </w:rPr>
+        <w:t xml:space="preserve">  </w:t>
+      </w:r>
+      <w:r>
+        <w:rPr>
+          <w:rFonts w:eastAsia="黑体" w:hint="eastAsia"/>
+          <w:b/>
+          <w:sz w:val="18"/>
+        </w:rPr>
+        <w:t xml:space="preserve">                             </w:t>
       </w:r>
     </w:p>
     <w:tbl>
@@ -6529,6 +6730,7 @@
         <w:ind w:firstLine="420"/>
       </w:pPr>
       <w:r>
+        <w:lastRenderedPageBreak/>
         <w:t>经济效应采用一个样本标准差进行解释，也能避免夸大系数含义。创新度指标处在</w:t>
       </w:r>
       <w:r>
@@ -6573,7 +6775,6 @@
         <w:rPr>
           <w:noProof/>
         </w:rPr>
-        <w:lastRenderedPageBreak/>
         <w:drawing>
           <wp:inline distT="0" distB="0" distL="0" distR="0" wp14:anchorId="2A941BF7" wp14:editId="0F01968B">
             <wp:extent cx="4140000" cy="1572028"/>
@@ -6590,7 +6791,7 @@
                     <pic:cNvPicPr/>
                   </pic:nvPicPr>
                   <pic:blipFill>
-                    <a:blip r:embed="rId14"/>
+                    <a:blip r:embed="rId15"/>
                     <a:stretch>
                       <a:fillRect/>
                     </a:stretch>
@@ -7005,7 +7206,7 @@
         <w:keepLines/>
         <w:widowControl/>
         <w:spacing w:before="80" w:after="40" w:line="260" w:lineRule="exact"/>
-        <w:jc w:val="center"/>
+        <w:ind w:firstLineChars="350" w:firstLine="632"/>
       </w:pPr>
       <w:r>
         <w:rPr>
@@ -7023,6 +7224,14 @@
         </w:rPr>
         <w:t xml:space="preserve">4  </w:t>
       </w:r>
+      <w:r>
+        <w:rPr>
+          <w:rFonts w:eastAsia="黑体" w:hint="eastAsia"/>
+          <w:b/>
+          <w:sz w:val="18"/>
+        </w:rPr>
+        <w:t xml:space="preserve">                             </w:t>
+      </w:r>
       <w:proofErr w:type="gramStart"/>
       <w:r>
         <w:rPr>
@@ -7040,6 +7249,54 @@
           <w:sz w:val="18"/>
         </w:rPr>
         <w:t>稳健性检验</w:t>
+      </w:r>
+      <w:r>
+        <w:rPr>
+          <w:rFonts w:eastAsia="黑体"/>
+          <w:b/>
+          <w:sz w:val="18"/>
+        </w:rPr>
+        <w:t xml:space="preserve"> </w:t>
+      </w:r>
+      <w:r>
+        <w:rPr>
+          <w:rFonts w:eastAsia="黑体" w:hint="eastAsia"/>
+          <w:b/>
+          <w:sz w:val="18"/>
+        </w:rPr>
+        <w:t xml:space="preserve"> </w:t>
+      </w:r>
+      <w:r>
+        <w:rPr>
+          <w:rFonts w:eastAsia="黑体" w:hint="eastAsia"/>
+          <w:b/>
+          <w:sz w:val="18"/>
+        </w:rPr>
+        <w:t xml:space="preserve"> </w:t>
+      </w:r>
+      <w:r>
+        <w:rPr>
+          <w:rFonts w:eastAsia="黑体" w:hint="eastAsia"/>
+          <w:b/>
+          <w:sz w:val="18"/>
+        </w:rPr>
+        <w:t xml:space="preserve">                             </w:t>
+      </w:r>
+      <w:r>
+        <w:rPr>
+          <w:rFonts w:eastAsia="黑体" w:hint="eastAsia"/>
+          <w:b/>
+          <w:sz w:val="18"/>
+        </w:rPr>
+        <w:t xml:space="preserve">   </w:t>
+      </w:r>
+      <w:r>
+        <w:rPr>
+          <w:rFonts w:eastAsia="黑体" w:hint="eastAsia"/>
+          <w:b/>
+          <w:sz w:val="18"/>
+        </w:rPr>
+        <w:t xml:space="preserve">   </w:t>
       </w:r>
     </w:p>
     <w:tbl>
@@ -7268,6 +7525,7 @@
               <w:rPr>
                 <w:sz w:val="18"/>
               </w:rPr>
+              <w:lastRenderedPageBreak/>
               <w:t>报告发布当日（</w:t>
             </w:r>
             <w:proofErr w:type="gramStart"/>
@@ -7799,7 +8057,6 @@
           <w:rFonts w:eastAsia="仿宋"/>
           <w:sz w:val="28"/>
         </w:rPr>
-        <w:lastRenderedPageBreak/>
         <w:t>五、政策语调与国债收益率曲线</w:t>
       </w:r>
     </w:p>
@@ -8185,7 +8442,11 @@
       </w:r>
       <w:proofErr w:type="gramEnd"/>
       <w:r>
-        <w:t>政策相关的信息。政策相关句均值保留了政策语境，同时减少无关句子的影响，因此正文用它报告主要跨拟合结果，并在表</w:t>
+        <w:t>政策相关的信息。政策相关句均值保留了政策</w:t>
+      </w:r>
+      <w:r>
+        <w:lastRenderedPageBreak/>
+        <w:t>语境，同时减少无关句子的影响，因此正文用它报告主要跨拟合结果，并在表</w:t>
       </w:r>
       <w:r>
         <w:t>5</w:t>
@@ -8201,7 +8462,6 @@
         <w:ind w:firstLine="420"/>
       </w:pPr>
       <w:r>
-        <w:lastRenderedPageBreak/>
         <w:t>监督语调没有稳定改善债券解释力，并不意味着人工标注或分类模型没有价值。它说明句子</w:t>
       </w:r>
       <w:proofErr w:type="gramStart"/>
@@ -8344,7 +8604,7 @@
         <w:keepLines/>
         <w:widowControl/>
         <w:spacing w:before="80" w:after="40" w:line="260" w:lineRule="exact"/>
-        <w:jc w:val="center"/>
+        <w:ind w:firstLineChars="350" w:firstLine="632"/>
       </w:pPr>
       <w:r>
         <w:rPr>
@@ -8364,11 +8624,43 @@
       </w:r>
       <w:r>
         <w:rPr>
+          <w:rFonts w:eastAsia="黑体" w:hint="eastAsia"/>
+          <w:b/>
+          <w:sz w:val="18"/>
+        </w:rPr>
+        <w:t xml:space="preserve">                            </w:t>
+      </w:r>
+      <w:r>
+        <w:rPr>
+          <w:rFonts w:eastAsia="黑体" w:hint="eastAsia"/>
+          <w:b/>
+          <w:sz w:val="18"/>
+        </w:rPr>
+        <w:t xml:space="preserve"> </w:t>
+      </w:r>
+      <w:r>
+        <w:rPr>
           <w:rFonts w:eastAsia="黑体"/>
           <w:b/>
           <w:sz w:val="18"/>
         </w:rPr>
         <w:t>国债市场探索性结果</w:t>
+      </w:r>
+      <w:r>
+        <w:rPr>
+          <w:rFonts w:eastAsia="黑体"/>
+          <w:b/>
+          <w:sz w:val="18"/>
+        </w:rPr>
+        <w:t xml:space="preserve">  </w:t>
+      </w:r>
+      <w:r>
+        <w:rPr>
+          <w:rFonts w:eastAsia="黑体" w:hint="eastAsia"/>
+          <w:b/>
+          <w:sz w:val="18"/>
+        </w:rPr>
+        <w:t xml:space="preserve">                                    </w:t>
       </w:r>
     </w:p>
     <w:p>
@@ -9739,7 +10031,7 @@
                     <pic:cNvPicPr/>
                   </pic:nvPicPr>
                   <pic:blipFill>
-                    <a:blip r:embed="rId15"/>
+                    <a:blip r:embed="rId16"/>
                     <a:stretch>
                       <a:fillRect/>
                     </a:stretch>
@@ -10443,531 +10735,703 @@
     </w:p>
     <w:p>
       <w:pPr>
-        <w:keepNext/>
-        <w:keepLines/>
-        <w:widowControl/>
-        <w:spacing w:before="120" w:after="60" w:line="240" w:lineRule="exact"/>
-        <w:jc w:val="left"/>
-      </w:pPr>
-      <w:r>
-        <w:rPr>
-          <w:rFonts w:eastAsia="黑体"/>
+        <w:widowControl/>
+        <w:spacing w:line="360" w:lineRule="exact"/>
+        <w:ind w:firstLine="420"/>
+      </w:pPr>
+    </w:p>
+    <w:p>
+      <w:pPr>
+        <w:snapToGrid w:val="0"/>
+        <w:spacing w:line="360" w:lineRule="auto"/>
+        <w:ind w:firstLineChars="150" w:firstLine="271"/>
+        <w:rPr>
+          <w:b/>
           <w:sz w:val="18"/>
+          <w:szCs w:val="18"/>
+        </w:rPr>
+      </w:pPr>
+      <w:r>
+        <w:rPr>
+          <w:b/>
+          <w:sz w:val="18"/>
+          <w:szCs w:val="18"/>
         </w:rPr>
         <w:t>参考文献</w:t>
       </w:r>
     </w:p>
     <w:p>
       <w:pPr>
-        <w:widowControl/>
-        <w:spacing w:line="260" w:lineRule="exact"/>
-        <w:ind w:left="420" w:hanging="420"/>
-      </w:pPr>
-      <w:r>
+        <w:pStyle w:val="af"/>
+        <w:numPr>
+          <w:ilvl w:val="0"/>
+          <w:numId w:val="2"/>
+        </w:numPr>
+        <w:tabs>
+          <w:tab w:val="left" w:pos="284"/>
+        </w:tabs>
+        <w:snapToGrid w:val="0"/>
+        <w:spacing w:line="360" w:lineRule="auto"/>
+        <w:ind w:left="284" w:firstLineChars="0" w:hanging="270"/>
+        <w:rPr>
+          <w:rFonts w:ascii="仿宋" w:eastAsia="仿宋" w:hAnsi="仿宋"/>
+          <w:sz w:val="15"/>
+          <w:szCs w:val="15"/>
+        </w:rPr>
+      </w:pPr>
+      <w:r>
+        <w:rPr>
+          <w:rFonts w:ascii="仿宋" w:eastAsia="仿宋" w:hAnsi="仿宋" w:hint="eastAsia"/>
+          <w:sz w:val="15"/>
+          <w:szCs w:val="15"/>
+        </w:rPr>
+        <w:t>董青马，张皓越，马剑文，等．央行沟通与资产价格：识别</w:t>
+      </w:r>
+      <w:r>
+        <w:rPr>
+          <w:rFonts w:ascii="仿宋" w:eastAsia="仿宋" w:hAnsi="仿宋"/>
+          <w:sz w:val="15"/>
+          <w:szCs w:val="15"/>
+        </w:rPr>
+        <w:t>“</w:t>
+      </w:r>
+      <w:r>
+        <w:rPr>
+          <w:rFonts w:ascii="仿宋" w:eastAsia="仿宋" w:hAnsi="仿宋" w:hint="eastAsia"/>
+          <w:sz w:val="15"/>
+          <w:szCs w:val="15"/>
+        </w:rPr>
+        <w:t>潜在</w:t>
+      </w:r>
+      <w:r>
+        <w:rPr>
+          <w:rFonts w:ascii="仿宋" w:eastAsia="仿宋" w:hAnsi="仿宋"/>
+          <w:sz w:val="15"/>
+          <w:szCs w:val="15"/>
+        </w:rPr>
+        <w:t>”</w:t>
+      </w:r>
+      <w:r>
+        <w:rPr>
+          <w:rFonts w:ascii="仿宋" w:eastAsia="仿宋" w:hAnsi="仿宋" w:hint="eastAsia"/>
+          <w:sz w:val="15"/>
+          <w:szCs w:val="15"/>
+        </w:rPr>
+        <w:t>未预期货币政策信息</w:t>
+      </w:r>
+      <w:r>
+        <w:rPr>
+          <w:rFonts w:ascii="仿宋" w:eastAsia="仿宋" w:hAnsi="仿宋"/>
+          <w:sz w:val="15"/>
+          <w:szCs w:val="15"/>
+        </w:rPr>
+        <w:t>[J]</w:t>
+      </w:r>
+      <w:r>
+        <w:rPr>
+          <w:rFonts w:ascii="仿宋" w:eastAsia="仿宋" w:hAnsi="仿宋" w:hint="eastAsia"/>
+          <w:sz w:val="15"/>
+          <w:szCs w:val="15"/>
+        </w:rPr>
+        <w:t>．金融研究，</w:t>
+      </w:r>
+      <w:r>
+        <w:rPr>
+          <w:rFonts w:ascii="仿宋" w:eastAsia="仿宋" w:hAnsi="仿宋"/>
+          <w:sz w:val="15"/>
+          <w:szCs w:val="15"/>
+        </w:rPr>
+        <w:t>2024(6)</w:t>
+      </w:r>
+      <w:r>
+        <w:rPr>
+          <w:rFonts w:ascii="仿宋" w:eastAsia="仿宋" w:hAnsi="仿宋" w:hint="eastAsia"/>
+          <w:sz w:val="15"/>
+          <w:szCs w:val="15"/>
+        </w:rPr>
+        <w:t>．</w:t>
+      </w:r>
+    </w:p>
+    <w:p>
+      <w:pPr>
+        <w:pStyle w:val="af"/>
+        <w:numPr>
+          <w:ilvl w:val="0"/>
+          <w:numId w:val="2"/>
+        </w:numPr>
+        <w:tabs>
+          <w:tab w:val="left" w:pos="284"/>
+        </w:tabs>
+        <w:snapToGrid w:val="0"/>
+        <w:spacing w:line="360" w:lineRule="auto"/>
+        <w:ind w:left="284" w:firstLineChars="0" w:hanging="270"/>
+        <w:rPr>
+          <w:rFonts w:ascii="仿宋" w:eastAsia="仿宋" w:hAnsi="仿宋"/>
+          <w:sz w:val="15"/>
+          <w:szCs w:val="15"/>
+        </w:rPr>
+      </w:pPr>
+      <w:proofErr w:type="gramStart"/>
+      <w:r>
+        <w:rPr>
+          <w:rFonts w:ascii="仿宋" w:eastAsia="仿宋" w:hAnsi="仿宋" w:hint="eastAsia"/>
+          <w:sz w:val="15"/>
+          <w:szCs w:val="15"/>
+        </w:rPr>
+        <w:t>姜富伟</w:t>
+      </w:r>
+      <w:proofErr w:type="gramEnd"/>
+      <w:r>
+        <w:rPr>
+          <w:rFonts w:ascii="仿宋" w:eastAsia="仿宋" w:hAnsi="仿宋" w:hint="eastAsia"/>
+          <w:sz w:val="15"/>
+          <w:szCs w:val="15"/>
+        </w:rPr>
+        <w:t>，胡逸驰，黄楠．央行货币政策报告文本信息、宏观经济与股票市场</w:t>
+      </w:r>
+      <w:r>
+        <w:rPr>
+          <w:rFonts w:ascii="仿宋" w:eastAsia="仿宋" w:hAnsi="仿宋"/>
+          <w:sz w:val="15"/>
+          <w:szCs w:val="15"/>
+        </w:rPr>
+        <w:t>[J]</w:t>
+      </w:r>
+      <w:r>
+        <w:rPr>
+          <w:rFonts w:ascii="仿宋" w:eastAsia="仿宋" w:hAnsi="仿宋" w:hint="eastAsia"/>
+          <w:sz w:val="15"/>
+          <w:szCs w:val="15"/>
+        </w:rPr>
+        <w:t>．金融研究，</w:t>
+      </w:r>
+      <w:r>
+        <w:rPr>
+          <w:rFonts w:ascii="仿宋" w:eastAsia="仿宋" w:hAnsi="仿宋"/>
+          <w:sz w:val="15"/>
+          <w:szCs w:val="15"/>
+        </w:rPr>
+        <w:t>2021(6)</w:t>
+      </w:r>
+      <w:r>
+        <w:rPr>
+          <w:rFonts w:ascii="仿宋" w:eastAsia="仿宋" w:hAnsi="仿宋" w:hint="eastAsia"/>
+          <w:sz w:val="15"/>
+          <w:szCs w:val="15"/>
+        </w:rPr>
+        <w:t>．</w:t>
+      </w:r>
+    </w:p>
+    <w:p>
+      <w:pPr>
+        <w:pStyle w:val="af"/>
+        <w:numPr>
+          <w:ilvl w:val="0"/>
+          <w:numId w:val="2"/>
+        </w:numPr>
+        <w:tabs>
+          <w:tab w:val="left" w:pos="284"/>
+        </w:tabs>
+        <w:snapToGrid w:val="0"/>
+        <w:spacing w:line="360" w:lineRule="auto"/>
+        <w:ind w:left="284" w:firstLineChars="0" w:hanging="270"/>
+        <w:rPr>
+          <w:rFonts w:ascii="仿宋" w:eastAsia="仿宋" w:hAnsi="仿宋"/>
+          <w:sz w:val="15"/>
+          <w:szCs w:val="15"/>
+        </w:rPr>
+      </w:pPr>
+      <w:r>
+        <w:rPr>
+          <w:rFonts w:ascii="仿宋" w:eastAsia="仿宋" w:hAnsi="仿宋" w:hint="eastAsia"/>
+          <w:sz w:val="15"/>
+          <w:szCs w:val="15"/>
+        </w:rPr>
+        <w:t>尚玉皇，刘华，申峰．预期的博弈：央行沟通与国债收益率曲线</w:t>
+      </w:r>
+      <w:r>
+        <w:rPr>
+          <w:rFonts w:ascii="仿宋" w:eastAsia="仿宋" w:hAnsi="仿宋"/>
+          <w:sz w:val="15"/>
+          <w:szCs w:val="15"/>
+        </w:rPr>
+        <w:t>[J]</w:t>
+      </w:r>
+      <w:r>
+        <w:rPr>
+          <w:rFonts w:ascii="仿宋" w:eastAsia="仿宋" w:hAnsi="仿宋" w:hint="eastAsia"/>
+          <w:sz w:val="15"/>
+          <w:szCs w:val="15"/>
+        </w:rPr>
+        <w:t>．金融研究，</w:t>
+      </w:r>
+      <w:r>
+        <w:rPr>
+          <w:rFonts w:ascii="仿宋" w:eastAsia="仿宋" w:hAnsi="仿宋"/>
+          <w:sz w:val="15"/>
+          <w:szCs w:val="15"/>
+        </w:rPr>
+        <w:t>2025(9)</w:t>
+      </w:r>
+      <w:r>
+        <w:rPr>
+          <w:rFonts w:ascii="仿宋" w:eastAsia="仿宋" w:hAnsi="仿宋" w:hint="eastAsia"/>
+          <w:sz w:val="15"/>
+          <w:szCs w:val="15"/>
+        </w:rPr>
+        <w:t>．</w:t>
+      </w:r>
+    </w:p>
+    <w:p>
+      <w:pPr>
+        <w:pStyle w:val="af"/>
+        <w:numPr>
+          <w:ilvl w:val="0"/>
+          <w:numId w:val="2"/>
+        </w:numPr>
+        <w:tabs>
+          <w:tab w:val="left" w:pos="284"/>
+        </w:tabs>
+        <w:snapToGrid w:val="0"/>
+        <w:spacing w:line="360" w:lineRule="auto"/>
+        <w:ind w:left="284" w:firstLineChars="0" w:hanging="270"/>
+        <w:rPr>
+          <w:rFonts w:ascii="仿宋" w:eastAsia="仿宋" w:hAnsi="仿宋"/>
+          <w:sz w:val="15"/>
+          <w:szCs w:val="15"/>
+        </w:rPr>
+      </w:pPr>
+      <w:r>
+        <w:rPr>
+          <w:rFonts w:ascii="仿宋" w:eastAsia="仿宋" w:hAnsi="仿宋" w:hint="eastAsia"/>
+          <w:sz w:val="15"/>
+          <w:szCs w:val="15"/>
+        </w:rPr>
+        <w:t>中国人民银行．中国货币政策执行报告</w:t>
+      </w:r>
+      <w:r>
+        <w:rPr>
+          <w:rFonts w:ascii="仿宋" w:eastAsia="仿宋" w:hAnsi="仿宋"/>
+          <w:sz w:val="15"/>
+          <w:szCs w:val="15"/>
+        </w:rPr>
+        <w:t>[R/OL]</w:t>
+      </w:r>
+      <w:r>
+        <w:rPr>
+          <w:rFonts w:ascii="仿宋" w:eastAsia="仿宋" w:hAnsi="仿宋" w:hint="eastAsia"/>
+          <w:sz w:val="15"/>
+          <w:szCs w:val="15"/>
+        </w:rPr>
+        <w:t>．</w:t>
+      </w:r>
+      <w:r>
+        <w:rPr>
+          <w:rFonts w:ascii="仿宋" w:eastAsia="仿宋" w:hAnsi="仿宋"/>
+          <w:sz w:val="15"/>
+          <w:szCs w:val="15"/>
+        </w:rPr>
+        <w:t>2006-2025</w:t>
+      </w:r>
+      <w:r>
+        <w:rPr>
+          <w:rFonts w:ascii="仿宋" w:eastAsia="仿宋" w:hAnsi="仿宋" w:hint="eastAsia"/>
+          <w:sz w:val="15"/>
+          <w:szCs w:val="15"/>
+        </w:rPr>
+        <w:t>．</w:t>
+      </w:r>
+    </w:p>
+    <w:p>
+      <w:pPr>
+        <w:pStyle w:val="af"/>
+        <w:numPr>
+          <w:ilvl w:val="0"/>
+          <w:numId w:val="2"/>
+        </w:numPr>
+        <w:tabs>
+          <w:tab w:val="left" w:pos="284"/>
+        </w:tabs>
+        <w:snapToGrid w:val="0"/>
+        <w:spacing w:line="360" w:lineRule="auto"/>
+        <w:ind w:left="283" w:firstLineChars="0" w:hanging="272"/>
         <w:rPr>
           <w:rFonts w:eastAsia="仿宋"/>
           <w:sz w:val="15"/>
-        </w:rPr>
-        <w:t xml:space="preserve">[1] </w:t>
-      </w:r>
+          <w:szCs w:val="15"/>
+        </w:rPr>
+      </w:pPr>
       <w:r>
         <w:rPr>
           <w:rFonts w:eastAsia="仿宋"/>
           <w:sz w:val="15"/>
-        </w:rPr>
-        <w:t>董青马，张皓越，马剑文，等．央行沟通与资产价格：识别</w:t>
-      </w:r>
+          <w:szCs w:val="15"/>
+        </w:rPr>
+        <w:t xml:space="preserve">Blinder A S, </w:t>
+      </w:r>
+      <w:proofErr w:type="spellStart"/>
       <w:r>
         <w:rPr>
           <w:rFonts w:eastAsia="仿宋"/>
           <w:sz w:val="15"/>
-        </w:rPr>
-        <w:t>“</w:t>
-      </w:r>
+          <w:szCs w:val="15"/>
+        </w:rPr>
+        <w:t>Ehrmann</w:t>
+      </w:r>
+      <w:proofErr w:type="spellEnd"/>
       <w:r>
         <w:rPr>
           <w:rFonts w:eastAsia="仿宋"/>
           <w:sz w:val="15"/>
-        </w:rPr>
-        <w:t>潜在</w:t>
-      </w:r>
-      <w:r>
+          <w:szCs w:val="15"/>
+        </w:rPr>
+        <w:t xml:space="preserve"> M, Fratzscher M, et al. Central Bank Communication and Monetary Policy: A Survey of Theory and Evidence[J]. Journal of Economic Literature, 2008, 46(4): 910-945.</w:t>
+      </w:r>
+    </w:p>
+    <w:p>
+      <w:pPr>
+        <w:pStyle w:val="af"/>
+        <w:numPr>
+          <w:ilvl w:val="0"/>
+          <w:numId w:val="2"/>
+        </w:numPr>
+        <w:tabs>
+          <w:tab w:val="left" w:pos="284"/>
+        </w:tabs>
+        <w:snapToGrid w:val="0"/>
+        <w:spacing w:line="360" w:lineRule="auto"/>
+        <w:ind w:left="283" w:firstLineChars="0" w:hanging="272"/>
         <w:rPr>
           <w:rFonts w:eastAsia="仿宋"/>
           <w:sz w:val="15"/>
-        </w:rPr>
-        <w:t>”</w:t>
-      </w:r>
+          <w:szCs w:val="15"/>
+        </w:rPr>
+      </w:pPr>
       <w:r>
         <w:rPr>
           <w:rFonts w:eastAsia="仿宋"/>
           <w:sz w:val="15"/>
-        </w:rPr>
-        <w:t>未预期货币政策信息</w:t>
-      </w:r>
+          <w:szCs w:val="15"/>
+        </w:rPr>
+        <w:t xml:space="preserve">Du Z, Huang A G, </w:t>
+      </w:r>
+      <w:proofErr w:type="spellStart"/>
       <w:r>
         <w:rPr>
           <w:rFonts w:eastAsia="仿宋"/>
           <w:sz w:val="15"/>
-        </w:rPr>
-        <w:t>[J]</w:t>
-      </w:r>
+          <w:szCs w:val="15"/>
+        </w:rPr>
+        <w:t>Wermers</w:t>
+      </w:r>
+      <w:proofErr w:type="spellEnd"/>
       <w:r>
         <w:rPr>
           <w:rFonts w:eastAsia="仿宋"/>
           <w:sz w:val="15"/>
-        </w:rPr>
-        <w:t>．金融研究，</w:t>
-      </w:r>
-      <w:r>
+          <w:szCs w:val="15"/>
+        </w:rPr>
+        <w:t xml:space="preserve"> R, et al. Language and Domain Specificity: A Chinese Financial Sentiment Dictionary[J]. Review of Finance, 2022, 26(3): 673-719.</w:t>
+      </w:r>
+    </w:p>
+    <w:p>
+      <w:pPr>
+        <w:pStyle w:val="af"/>
+        <w:numPr>
+          <w:ilvl w:val="0"/>
+          <w:numId w:val="2"/>
+        </w:numPr>
+        <w:tabs>
+          <w:tab w:val="left" w:pos="284"/>
+        </w:tabs>
+        <w:snapToGrid w:val="0"/>
+        <w:spacing w:line="360" w:lineRule="auto"/>
+        <w:ind w:left="283" w:firstLineChars="0" w:hanging="272"/>
         <w:rPr>
           <w:rFonts w:eastAsia="仿宋"/>
           <w:sz w:val="15"/>
-        </w:rPr>
-        <w:t>2024(6)</w:t>
-      </w:r>
+          <w:szCs w:val="15"/>
+        </w:rPr>
+      </w:pPr>
+      <w:proofErr w:type="spellStart"/>
       <w:r>
         <w:rPr>
           <w:rFonts w:eastAsia="仿宋"/>
           <w:sz w:val="15"/>
-        </w:rPr>
-        <w:t>．</w:t>
-      </w:r>
-    </w:p>
-    <w:p>
-      <w:pPr>
-        <w:widowControl/>
-        <w:spacing w:line="260" w:lineRule="exact"/>
-        <w:ind w:left="420" w:hanging="420"/>
-      </w:pPr>
+          <w:szCs w:val="15"/>
+        </w:rPr>
+        <w:t>Ehrmann</w:t>
+      </w:r>
+      <w:proofErr w:type="spellEnd"/>
       <w:r>
         <w:rPr>
           <w:rFonts w:eastAsia="仿宋"/>
           <w:sz w:val="15"/>
-        </w:rPr>
-        <w:t xml:space="preserve">[2] </w:t>
-      </w:r>
-      <w:proofErr w:type="gramStart"/>
+          <w:szCs w:val="15"/>
+        </w:rPr>
+        <w:t xml:space="preserve"> M, </w:t>
+      </w:r>
+      <w:proofErr w:type="spellStart"/>
       <w:r>
         <w:rPr>
           <w:rFonts w:eastAsia="仿宋"/>
           <w:sz w:val="15"/>
-        </w:rPr>
-        <w:t>姜富伟</w:t>
-      </w:r>
-      <w:proofErr w:type="gramEnd"/>
+          <w:szCs w:val="15"/>
+        </w:rPr>
+        <w:t>Talmi</w:t>
+      </w:r>
+      <w:proofErr w:type="spellEnd"/>
       <w:r>
         <w:rPr>
           <w:rFonts w:eastAsia="仿宋"/>
           <w:sz w:val="15"/>
-        </w:rPr>
-        <w:t>，胡逸驰，黄楠．央行货币政策报告文本信息、宏观经济与股票市场</w:t>
-      </w:r>
-      <w:r>
+          <w:szCs w:val="15"/>
+        </w:rPr>
+        <w:t xml:space="preserve"> J. Starting from a Blank Page? Semantic Similarity in Central Bank Communication and Market Volatility[J]. Journal of Monetary Economics, 2020, 111: 48-62.</w:t>
+      </w:r>
+    </w:p>
+    <w:p>
+      <w:pPr>
+        <w:pStyle w:val="af"/>
+        <w:numPr>
+          <w:ilvl w:val="0"/>
+          <w:numId w:val="2"/>
+        </w:numPr>
+        <w:tabs>
+          <w:tab w:val="left" w:pos="284"/>
+        </w:tabs>
+        <w:snapToGrid w:val="0"/>
+        <w:spacing w:line="360" w:lineRule="auto"/>
+        <w:ind w:left="283" w:firstLineChars="0" w:hanging="272"/>
         <w:rPr>
           <w:rFonts w:eastAsia="仿宋"/>
           <w:sz w:val="15"/>
-        </w:rPr>
-        <w:t>[J]</w:t>
-      </w:r>
+          <w:szCs w:val="15"/>
+        </w:rPr>
+      </w:pPr>
+      <w:proofErr w:type="spellStart"/>
       <w:r>
         <w:rPr>
           <w:rFonts w:eastAsia="仿宋"/>
           <w:sz w:val="15"/>
-        </w:rPr>
-        <w:t>．金融研究，</w:t>
-      </w:r>
+          <w:szCs w:val="15"/>
+        </w:rPr>
+        <w:t>Gurkaynak</w:t>
+      </w:r>
+      <w:proofErr w:type="spellEnd"/>
       <w:r>
         <w:rPr>
           <w:rFonts w:eastAsia="仿宋"/>
           <w:sz w:val="15"/>
-        </w:rPr>
-        <w:t>2021(6)</w:t>
-      </w:r>
-      <w:r>
+          <w:szCs w:val="15"/>
+        </w:rPr>
+        <w:t xml:space="preserve"> R S, Sack B, Swanson E T. Do Actions Speak Louder than Words? The Response of Asset Prices to Monetary Policy Actions and Statements[J]. International Journal of Central Banking, 2005, 1(1): 55-93.</w:t>
+      </w:r>
+    </w:p>
+    <w:p>
+      <w:pPr>
+        <w:pStyle w:val="af"/>
+        <w:numPr>
+          <w:ilvl w:val="0"/>
+          <w:numId w:val="2"/>
+        </w:numPr>
+        <w:tabs>
+          <w:tab w:val="left" w:pos="284"/>
+        </w:tabs>
+        <w:snapToGrid w:val="0"/>
+        <w:spacing w:line="360" w:lineRule="auto"/>
+        <w:ind w:left="283" w:firstLineChars="0" w:hanging="272"/>
         <w:rPr>
           <w:rFonts w:eastAsia="仿宋"/>
           <w:sz w:val="15"/>
-        </w:rPr>
-        <w:t>．</w:t>
-      </w:r>
-    </w:p>
-    <w:p>
-      <w:pPr>
-        <w:widowControl/>
-        <w:spacing w:line="260" w:lineRule="exact"/>
-        <w:ind w:left="420" w:hanging="420"/>
+          <w:szCs w:val="15"/>
+        </w:rPr>
       </w:pPr>
       <w:r>
         <w:rPr>
           <w:rFonts w:eastAsia="仿宋"/>
           <w:sz w:val="15"/>
-        </w:rPr>
-        <w:t xml:space="preserve">[3] </w:t>
-      </w:r>
-      <w:r>
+          <w:szCs w:val="15"/>
+        </w:rPr>
+        <w:t>Hansen S, McMahon M. Shocking Language: Understanding the Macroeconomic Effects of Central Bank Communication[J]. Journal of International Economics, 2016, 99(S1): S114-S133.</w:t>
+      </w:r>
+    </w:p>
+    <w:p>
+      <w:pPr>
+        <w:pStyle w:val="af"/>
+        <w:numPr>
+          <w:ilvl w:val="0"/>
+          <w:numId w:val="2"/>
+        </w:numPr>
+        <w:tabs>
+          <w:tab w:val="left" w:pos="284"/>
+        </w:tabs>
+        <w:snapToGrid w:val="0"/>
+        <w:spacing w:line="360" w:lineRule="auto"/>
+        <w:ind w:left="283" w:firstLineChars="0" w:hanging="272"/>
         <w:rPr>
           <w:rFonts w:eastAsia="仿宋"/>
           <w:sz w:val="15"/>
-        </w:rPr>
-        <w:t>尚玉皇，刘华，申峰．预期的博弈：央行沟通与国债收益率曲线</w:t>
-      </w:r>
+          <w:szCs w:val="15"/>
+        </w:rPr>
+      </w:pPr>
+      <w:proofErr w:type="spellStart"/>
       <w:r>
         <w:rPr>
           <w:rFonts w:eastAsia="仿宋"/>
           <w:sz w:val="15"/>
-        </w:rPr>
-        <w:t>[J]</w:t>
-      </w:r>
+          <w:szCs w:val="15"/>
+        </w:rPr>
+        <w:lastRenderedPageBreak/>
+        <w:t>Jarocinski</w:t>
+      </w:r>
+      <w:proofErr w:type="spellEnd"/>
       <w:r>
         <w:rPr>
           <w:rFonts w:eastAsia="仿宋"/>
           <w:sz w:val="15"/>
-        </w:rPr>
-        <w:t>．金融研究，</w:t>
-      </w:r>
-      <w:r>
+          <w:szCs w:val="15"/>
+        </w:rPr>
+        <w:t xml:space="preserve"> M, Karadi P. Deconstructing Monetary Policy Surprises: The Role of Information Shocks[J]. American Economic Journal: Macroeconomics, 2020, 12(2): 1-43.</w:t>
+      </w:r>
+    </w:p>
+    <w:p>
+      <w:pPr>
+        <w:pStyle w:val="af"/>
+        <w:numPr>
+          <w:ilvl w:val="0"/>
+          <w:numId w:val="2"/>
+        </w:numPr>
+        <w:tabs>
+          <w:tab w:val="left" w:pos="284"/>
+        </w:tabs>
+        <w:snapToGrid w:val="0"/>
+        <w:spacing w:line="360" w:lineRule="auto"/>
+        <w:ind w:left="283" w:firstLineChars="0" w:hanging="272"/>
         <w:rPr>
           <w:rFonts w:eastAsia="仿宋"/>
           <w:sz w:val="15"/>
-        </w:rPr>
-        <w:t>2025(9)</w:t>
-      </w:r>
+          <w:szCs w:val="15"/>
+        </w:rPr>
+      </w:pPr>
+      <w:proofErr w:type="spellStart"/>
       <w:r>
         <w:rPr>
           <w:rFonts w:eastAsia="仿宋"/>
           <w:sz w:val="15"/>
-        </w:rPr>
-        <w:t>．</w:t>
-      </w:r>
-    </w:p>
-    <w:p>
-      <w:pPr>
-        <w:widowControl/>
-        <w:spacing w:line="260" w:lineRule="exact"/>
-        <w:ind w:left="420" w:hanging="420"/>
-      </w:pPr>
+          <w:szCs w:val="15"/>
+        </w:rPr>
+        <w:t>Kuttner</w:t>
+      </w:r>
+      <w:proofErr w:type="spellEnd"/>
       <w:r>
         <w:rPr>
           <w:rFonts w:eastAsia="仿宋"/>
           <w:sz w:val="15"/>
-        </w:rPr>
-        <w:t xml:space="preserve">[4] </w:t>
-      </w:r>
-      <w:r>
+          <w:szCs w:val="15"/>
+        </w:rPr>
+        <w:t xml:space="preserve"> K N. Monetary Policy Surprises and Interest Rates: Evidence from the Fed Funds Futures Market[J]. Journal of Monetary Economics, 2001, 47(3): 523-544.</w:t>
+      </w:r>
+    </w:p>
+    <w:p>
+      <w:pPr>
+        <w:pStyle w:val="af"/>
+        <w:numPr>
+          <w:ilvl w:val="0"/>
+          <w:numId w:val="2"/>
+        </w:numPr>
+        <w:tabs>
+          <w:tab w:val="left" w:pos="284"/>
+        </w:tabs>
+        <w:snapToGrid w:val="0"/>
+        <w:spacing w:line="360" w:lineRule="auto"/>
+        <w:ind w:left="283" w:firstLineChars="0" w:hanging="272"/>
         <w:rPr>
           <w:rFonts w:eastAsia="仿宋"/>
           <w:sz w:val="15"/>
-        </w:rPr>
-        <w:t>中国人民银行．中国货币政策执行报告</w:t>
-      </w:r>
+          <w:szCs w:val="15"/>
+        </w:rPr>
+      </w:pPr>
       <w:r>
         <w:rPr>
           <w:rFonts w:eastAsia="仿宋"/>
           <w:sz w:val="15"/>
-        </w:rPr>
-        <w:t>[R/OL]</w:t>
-      </w:r>
+          <w:szCs w:val="15"/>
+        </w:rPr>
+        <w:t xml:space="preserve">McMahon M, </w:t>
+      </w:r>
+      <w:proofErr w:type="spellStart"/>
       <w:r>
         <w:rPr>
           <w:rFonts w:eastAsia="仿宋"/>
           <w:sz w:val="15"/>
-        </w:rPr>
-        <w:t>．</w:t>
-      </w:r>
+          <w:szCs w:val="15"/>
+        </w:rPr>
+        <w:t>Schipke</w:t>
+      </w:r>
+      <w:proofErr w:type="spellEnd"/>
       <w:r>
         <w:rPr>
           <w:rFonts w:eastAsia="仿宋"/>
           <w:sz w:val="15"/>
-        </w:rPr>
-        <w:t>2006-2025</w:t>
-      </w:r>
-      <w:r>
+          <w:szCs w:val="15"/>
+        </w:rPr>
+        <w:t xml:space="preserve"> A, Li X. China's Monetary Policy Communication: Frameworks, Impact, and Recommendations[R]. IMF Working Paper, WP/18/244, 2018.</w:t>
+      </w:r>
+    </w:p>
+    <w:p>
+      <w:pPr>
+        <w:pStyle w:val="af"/>
+        <w:numPr>
+          <w:ilvl w:val="0"/>
+          <w:numId w:val="2"/>
+        </w:numPr>
+        <w:tabs>
+          <w:tab w:val="left" w:pos="284"/>
+        </w:tabs>
+        <w:snapToGrid w:val="0"/>
+        <w:spacing w:line="360" w:lineRule="auto"/>
+        <w:ind w:left="283" w:firstLineChars="0" w:hanging="272"/>
         <w:rPr>
           <w:rFonts w:eastAsia="仿宋"/>
           <w:sz w:val="15"/>
-        </w:rPr>
-        <w:t>．</w:t>
-      </w:r>
-    </w:p>
-    <w:p>
-      <w:pPr>
-        <w:widowControl/>
-        <w:spacing w:line="260" w:lineRule="exact"/>
-        <w:ind w:left="420" w:hanging="420"/>
-      </w:pPr>
-      <w:r>
-        <w:rPr>
-          <w:rFonts w:eastAsia="Times New Roman"/>
+          <w:szCs w:val="15"/>
+        </w:rPr>
+      </w:pPr>
+      <w:r>
+        <w:rPr>
+          <w:rFonts w:eastAsia="仿宋"/>
           <w:sz w:val="15"/>
-        </w:rPr>
-        <w:t xml:space="preserve">[5] Blinder A S, </w:t>
+          <w:szCs w:val="15"/>
+        </w:rPr>
+        <w:t xml:space="preserve">Nakamura E, </w:t>
       </w:r>
       <w:proofErr w:type="spellStart"/>
       <w:r>
         <w:rPr>
-          <w:rFonts w:eastAsia="Times New Roman"/>
+          <w:rFonts w:eastAsia="仿宋"/>
           <w:sz w:val="15"/>
-        </w:rPr>
-        <w:t>Ehrmann</w:t>
+          <w:szCs w:val="15"/>
+        </w:rPr>
+        <w:t>Steinsson</w:t>
       </w:r>
       <w:proofErr w:type="spellEnd"/>
       <w:r>
         <w:rPr>
-          <w:rFonts w:eastAsia="Times New Roman"/>
+          <w:rFonts w:eastAsia="仿宋"/>
           <w:sz w:val="15"/>
-        </w:rPr>
-        <w:t xml:space="preserve"> M, Fratzscher M, et al. Central Bank Communication and Monetary Policy: A Survey of Theory and Evidence[J]. Journal of Economic Literature, 2008, 46(4): 910-945.</w:t>
-      </w:r>
-    </w:p>
-    <w:p>
-      <w:pPr>
-        <w:widowControl/>
-        <w:spacing w:line="260" w:lineRule="exact"/>
-        <w:ind w:left="420" w:hanging="420"/>
-      </w:pPr>
-      <w:r>
-        <w:rPr>
-          <w:rFonts w:eastAsia="Times New Roman"/>
-          <w:sz w:val="15"/>
-        </w:rPr>
-        <w:t xml:space="preserve">[6] Du Z, Huang A G, </w:t>
-      </w:r>
-      <w:proofErr w:type="spellStart"/>
-      <w:r>
-        <w:rPr>
-          <w:rFonts w:eastAsia="Times New Roman"/>
-          <w:sz w:val="15"/>
-        </w:rPr>
-        <w:t>Wermers</w:t>
-      </w:r>
-      <w:proofErr w:type="spellEnd"/>
-      <w:r>
-        <w:rPr>
-          <w:rFonts w:eastAsia="Times New Roman"/>
-          <w:sz w:val="15"/>
-        </w:rPr>
-        <w:t xml:space="preserve"> R, et al. Language and Domain Specificity: A Chinese Financial Sentiment Dictionary[J]. Review of Finance, 2022, 26(3): 673-719.</w:t>
-      </w:r>
-    </w:p>
-    <w:p>
-      <w:pPr>
-        <w:widowControl/>
-        <w:spacing w:line="260" w:lineRule="exact"/>
-        <w:ind w:left="420" w:hanging="420"/>
-      </w:pPr>
-      <w:r>
-        <w:rPr>
-          <w:rFonts w:eastAsia="Times New Roman"/>
-          <w:sz w:val="15"/>
-        </w:rPr>
-        <w:t xml:space="preserve">[7] </w:t>
-      </w:r>
-      <w:proofErr w:type="spellStart"/>
-      <w:r>
-        <w:rPr>
-          <w:rFonts w:eastAsia="Times New Roman"/>
-          <w:sz w:val="15"/>
-        </w:rPr>
-        <w:t>Ehrmann</w:t>
-      </w:r>
-      <w:proofErr w:type="spellEnd"/>
-      <w:r>
-        <w:rPr>
-          <w:rFonts w:eastAsia="Times New Roman"/>
-          <w:sz w:val="15"/>
-        </w:rPr>
-        <w:t xml:space="preserve"> M, </w:t>
-      </w:r>
-      <w:proofErr w:type="spellStart"/>
-      <w:r>
-        <w:rPr>
-          <w:rFonts w:eastAsia="Times New Roman"/>
-          <w:sz w:val="15"/>
-        </w:rPr>
-        <w:t>Talmi</w:t>
-      </w:r>
-      <w:proofErr w:type="spellEnd"/>
-      <w:r>
-        <w:rPr>
-          <w:rFonts w:eastAsia="Times New Roman"/>
-          <w:sz w:val="15"/>
-        </w:rPr>
-        <w:t xml:space="preserve"> J. Starting from a Blank Page? Semantic Similarity in Central Bank Communication and Market Volatility[J]. Journal of Monetary Economics, 2020, 111: 48-62.</w:t>
-      </w:r>
-    </w:p>
-    <w:p>
-      <w:pPr>
-        <w:widowControl/>
-        <w:spacing w:line="260" w:lineRule="exact"/>
-        <w:ind w:left="420" w:hanging="420"/>
-      </w:pPr>
-      <w:r>
-        <w:rPr>
-          <w:rFonts w:eastAsia="Times New Roman"/>
-          <w:sz w:val="15"/>
-        </w:rPr>
-        <w:t xml:space="preserve">[8] </w:t>
-      </w:r>
-      <w:proofErr w:type="spellStart"/>
-      <w:r>
-        <w:rPr>
-          <w:rFonts w:eastAsia="Times New Roman"/>
-          <w:sz w:val="15"/>
-        </w:rPr>
-        <w:t>Gurkaynak</w:t>
-      </w:r>
-      <w:proofErr w:type="spellEnd"/>
-      <w:r>
-        <w:rPr>
-          <w:rFonts w:eastAsia="Times New Roman"/>
-          <w:sz w:val="15"/>
-        </w:rPr>
-        <w:t xml:space="preserve"> R S, Sack B, Swanson E T. Do Actions Speak Louder than Words? The Response of Asset Prices to Monetary Policy Actions and Statements[J]. International Journal of Central Banking, 2005, 1(1): 55-93.</w:t>
-      </w:r>
-    </w:p>
-    <w:p>
-      <w:pPr>
-        <w:widowControl/>
-        <w:spacing w:line="260" w:lineRule="exact"/>
-        <w:ind w:left="420" w:hanging="420"/>
-      </w:pPr>
-      <w:r>
-        <w:rPr>
-          <w:rFonts w:eastAsia="Times New Roman"/>
-          <w:sz w:val="15"/>
-        </w:rPr>
-        <w:t>[9] Hansen S, McMahon M. Shocking Language: Understanding the Macroeconomic Effects of Central Bank Communication[J]. Journal of International Economics, 2016, 99(S1): S114-S133.</w:t>
-      </w:r>
-    </w:p>
-    <w:p>
-      <w:pPr>
-        <w:widowControl/>
-        <w:spacing w:line="260" w:lineRule="exact"/>
-        <w:ind w:left="420" w:hanging="420"/>
-      </w:pPr>
-      <w:r>
-        <w:rPr>
-          <w:rFonts w:eastAsia="Times New Roman"/>
-          <w:sz w:val="15"/>
-        </w:rPr>
-        <w:lastRenderedPageBreak/>
-        <w:t xml:space="preserve">[10] </w:t>
-      </w:r>
-      <w:proofErr w:type="spellStart"/>
-      <w:r>
-        <w:rPr>
-          <w:rFonts w:eastAsia="Times New Roman"/>
-          <w:sz w:val="15"/>
-        </w:rPr>
-        <w:t>Jarocinski</w:t>
-      </w:r>
-      <w:proofErr w:type="spellEnd"/>
-      <w:r>
-        <w:rPr>
-          <w:rFonts w:eastAsia="Times New Roman"/>
-          <w:sz w:val="15"/>
-        </w:rPr>
-        <w:t xml:space="preserve"> M, Karadi P. Deconstructing Monetary Policy Surprises: The Role of Information Shocks[J]. American Economic Journal: Macroeconomics, 2020, 12(2): 1-43.</w:t>
-      </w:r>
-    </w:p>
-    <w:p>
-      <w:pPr>
-        <w:widowControl/>
-        <w:spacing w:line="260" w:lineRule="exact"/>
-        <w:ind w:left="420" w:hanging="420"/>
-      </w:pPr>
-      <w:r>
-        <w:rPr>
-          <w:rFonts w:eastAsia="Times New Roman"/>
-          <w:sz w:val="15"/>
-        </w:rPr>
-        <w:t xml:space="preserve">[11] </w:t>
-      </w:r>
-      <w:proofErr w:type="spellStart"/>
-      <w:r>
-        <w:rPr>
-          <w:rFonts w:eastAsia="Times New Roman"/>
-          <w:sz w:val="15"/>
-        </w:rPr>
-        <w:t>Kuttner</w:t>
-      </w:r>
-      <w:proofErr w:type="spellEnd"/>
-      <w:r>
-        <w:rPr>
-          <w:rFonts w:eastAsia="Times New Roman"/>
-          <w:sz w:val="15"/>
-        </w:rPr>
-        <w:t xml:space="preserve"> K N. Monetary Policy Surprises and Interest Rates: Evidence from the Fed Funds Futures Market[J]. Journal of Monetary Economics, 2001, 47(3): 523-544.</w:t>
-      </w:r>
-    </w:p>
-    <w:p>
-      <w:pPr>
-        <w:widowControl/>
-        <w:spacing w:line="260" w:lineRule="exact"/>
-        <w:ind w:left="420" w:hanging="420"/>
-      </w:pPr>
-      <w:r>
-        <w:rPr>
-          <w:rFonts w:eastAsia="Times New Roman"/>
-          <w:sz w:val="15"/>
-        </w:rPr>
-        <w:t xml:space="preserve">[12] McMahon M, </w:t>
-      </w:r>
-      <w:proofErr w:type="spellStart"/>
-      <w:r>
-        <w:rPr>
-          <w:rFonts w:eastAsia="Times New Roman"/>
-          <w:sz w:val="15"/>
-        </w:rPr>
-        <w:t>Schipke</w:t>
-      </w:r>
-      <w:proofErr w:type="spellEnd"/>
-      <w:r>
-        <w:rPr>
-          <w:rFonts w:eastAsia="Times New Roman"/>
-          <w:sz w:val="15"/>
-        </w:rPr>
-        <w:t xml:space="preserve"> A, Li X. China's Monetary Policy Communication: Frameworks, Impact, and Recommendations[R]. IMF Working Paper, WP/18/244, 2018.</w:t>
-      </w:r>
-    </w:p>
-    <w:p>
-      <w:pPr>
-        <w:widowControl/>
-        <w:spacing w:line="260" w:lineRule="exact"/>
-        <w:ind w:left="420" w:hanging="420"/>
-      </w:pPr>
-      <w:r>
-        <w:rPr>
-          <w:rFonts w:eastAsia="Times New Roman"/>
-          <w:sz w:val="15"/>
-        </w:rPr>
-        <w:t xml:space="preserve">[13] Nakamura E, </w:t>
-      </w:r>
-      <w:proofErr w:type="spellStart"/>
-      <w:r>
-        <w:rPr>
-          <w:rFonts w:eastAsia="Times New Roman"/>
-          <w:sz w:val="15"/>
-        </w:rPr>
-        <w:t>Steinsson</w:t>
-      </w:r>
-      <w:proofErr w:type="spellEnd"/>
-      <w:r>
-        <w:rPr>
-          <w:rFonts w:eastAsia="Times New Roman"/>
-          <w:sz w:val="15"/>
+          <w:szCs w:val="15"/>
         </w:rPr>
         <w:t xml:space="preserve"> J. High-Frequency Identification of Monetary Non-Neutrality: The Information Effect[J]. Quarterly Journal of Economics, 2018, 133(3): 1283-1330.</w:t>
       </w:r>
     </w:p>
     <w:sectPr>
-      <w:headerReference w:type="even" r:id="rId16"/>
-      <w:headerReference w:type="default" r:id="rId17"/>
-      <w:footerReference w:type="even" r:id="rId18"/>
-      <w:footerReference w:type="default" r:id="rId19"/>
-      <w:headerReference w:type="first" r:id="rId20"/>
-      <w:footerReference w:type="first" r:id="rId21"/>
+      <w:headerReference w:type="even" r:id="rId17"/>
+      <w:headerReference w:type="default" r:id="rId18"/>
+      <w:footerReference w:type="even" r:id="rId19"/>
+      <w:footerReference w:type="default" r:id="rId20"/>
+      <w:headerReference w:type="first" r:id="rId21"/>
+      <w:footerReference w:type="first" r:id="rId22"/>
       <w:pgSz w:w="11906" w:h="16838"/>
       <w:pgMar w:top="1304" w:right="1417" w:bottom="1247" w:left="1417" w:header="851" w:footer="992" w:gutter="0"/>
       <w:pgNumType w:start="1"/>
@@ -11316,6 +11780,195 @@
 </w:hdr>
 </file>
 
+<file path=word/numbering.xml><?xml version="1.0" encoding="utf-8"?>
+<w:numbering xmlns:wpc="http://schemas.microsoft.com/office/word/2010/wordprocessingCanvas" xmlns:cx="http://schemas.microsoft.com/office/drawing/2014/chartex" xmlns:cx1="http://schemas.microsoft.com/office/drawing/2015/9/8/chartex" xmlns:cx2="http://schemas.microsoft.com/office/drawing/2015/10/21/chartex" xmlns:cx3="http://schemas.microsoft.com/office/drawing/2016/5/9/chartex" xmlns:cx4="http://schemas.microsoft.com/office/drawing/2016/5/10/chartex" xmlns:cx5="http://schemas.microsoft.com/office/drawing/2016/5/11/chartex" xmlns:cx6="http://schemas.microsoft.com/office/drawing/2016/5/12/chartex" xmlns:cx7="http://schemas.microsoft.com/office/drawing/2016/5/13/chartex" xmlns:cx8="http://schemas.microsoft.com/office/drawing/2016/5/14/chartex" xmlns:mc="http://schemas.openxmlformats.org/markup-compatibility/2006" xmlns:aink="http://schemas.microsoft.com/office/drawing/2016/ink" xmlns:am3d="http://schemas.microsoft.com/office/drawing/2017/model3d" xmlns:o="urn:schemas-microsoft-com:office:office" xmlns:oel="http://schemas.microsoft.com/office/2019/extlst" xmlns:r="http://schemas.openxmlformats.org/officeDocument/2006/relationships" xmlns:m="http://schemas.openxmlformats.org/officeDocument/2006/math" xmlns:v="urn:schemas-microsoft-com:vml" xmlns:wp14="http://schemas.microsoft.com/office/word/2010/wordprocessingDrawing" xmlns:wp="http://schemas.openxmlformats.org/drawingml/2006/wordprocessingDrawing" xmlns:w10="urn:schemas-microsoft-com:office:word" xmlns:w="http://schemas.openxmlformats.org/wordprocessingml/2006/main" xmlns:w14="http://schemas.microsoft.com/office/word/2010/wordml" xmlns:w15="http://schemas.microsoft.com/office/word/2012/wordml" xmlns:w16cex="http://schemas.microsoft.com/office/word/2018/wordml/cex" xmlns:w16cid="http://schemas.microsoft.com/office/word/2016/wordml/cid" xmlns:w16="http://schemas.microsoft.com/office/word/2018/wordml" xmlns:w16sdtdh="http://schemas.microsoft.com/office/word/2020/wordml/sdtdatahash" xmlns:w16se="http://schemas.microsoft.com/office/word/2015/wordml/symex" xmlns:wpg="http://schemas.microsoft.com/office/word/2010/wordprocessingGroup" xmlns:wpi="http://schemas.microsoft.com/office/word/2010/wordprocessingInk" xmlns:wne="http://schemas.microsoft.com/office/word/2006/wordml" xmlns:wps="http://schemas.microsoft.com/office/word/2010/wordprocessingShape" mc:Ignorable="w14 w15 w16se w16cid w16 w16cex w16sdtdh wp14">
+  <w:abstractNum w:abstractNumId="0" w15:restartNumberingAfterBreak="0">
+    <w:nsid w:val="29A718FF"/>
+    <w:multiLevelType w:val="hybridMultilevel"/>
+    <w:tmpl w:val="5614C450"/>
+    <w:lvl w:ilvl="0" w:tplc="405EE210">
+      <w:start w:val="1"/>
+      <w:numFmt w:val="decimal"/>
+      <w:lvlText w:val="[%1]"/>
+      <w:lvlJc w:val="left"/>
+      <w:pPr>
+        <w:ind w:left="579" w:hanging="440"/>
+      </w:pPr>
+      <w:rPr>
+        <w:rFonts w:hint="eastAsia"/>
+      </w:rPr>
+    </w:lvl>
+    <w:lvl w:ilvl="1" w:tplc="04090019" w:tentative="1">
+      <w:start w:val="1"/>
+      <w:numFmt w:val="lowerLetter"/>
+      <w:lvlText w:val="%2)"/>
+      <w:lvlJc w:val="left"/>
+      <w:pPr>
+        <w:ind w:left="1019" w:hanging="440"/>
+      </w:pPr>
+    </w:lvl>
+    <w:lvl w:ilvl="2" w:tplc="0409001B" w:tentative="1">
+      <w:start w:val="1"/>
+      <w:numFmt w:val="lowerRoman"/>
+      <w:lvlText w:val="%3."/>
+      <w:lvlJc w:val="right"/>
+      <w:pPr>
+        <w:ind w:left="1459" w:hanging="440"/>
+      </w:pPr>
+    </w:lvl>
+    <w:lvl w:ilvl="3" w:tplc="0409000F" w:tentative="1">
+      <w:start w:val="1"/>
+      <w:numFmt w:val="decimal"/>
+      <w:lvlText w:val="%4."/>
+      <w:lvlJc w:val="left"/>
+      <w:pPr>
+        <w:ind w:left="1899" w:hanging="440"/>
+      </w:pPr>
+    </w:lvl>
+    <w:lvl w:ilvl="4" w:tplc="04090019" w:tentative="1">
+      <w:start w:val="1"/>
+      <w:numFmt w:val="lowerLetter"/>
+      <w:lvlText w:val="%5)"/>
+      <w:lvlJc w:val="left"/>
+      <w:pPr>
+        <w:ind w:left="2339" w:hanging="440"/>
+      </w:pPr>
+    </w:lvl>
+    <w:lvl w:ilvl="5" w:tplc="0409001B" w:tentative="1">
+      <w:start w:val="1"/>
+      <w:numFmt w:val="lowerRoman"/>
+      <w:lvlText w:val="%6."/>
+      <w:lvlJc w:val="right"/>
+      <w:pPr>
+        <w:ind w:left="2779" w:hanging="440"/>
+      </w:pPr>
+    </w:lvl>
+    <w:lvl w:ilvl="6" w:tplc="0409000F" w:tentative="1">
+      <w:start w:val="1"/>
+      <w:numFmt w:val="decimal"/>
+      <w:lvlText w:val="%7."/>
+      <w:lvlJc w:val="left"/>
+      <w:pPr>
+        <w:ind w:left="3219" w:hanging="440"/>
+      </w:pPr>
+    </w:lvl>
+    <w:lvl w:ilvl="7" w:tplc="04090019" w:tentative="1">
+      <w:start w:val="1"/>
+      <w:numFmt w:val="lowerLetter"/>
+      <w:lvlText w:val="%8)"/>
+      <w:lvlJc w:val="left"/>
+      <w:pPr>
+        <w:ind w:left="3659" w:hanging="440"/>
+      </w:pPr>
+    </w:lvl>
+    <w:lvl w:ilvl="8" w:tplc="0409001B" w:tentative="1">
+      <w:start w:val="1"/>
+      <w:numFmt w:val="lowerRoman"/>
+      <w:lvlText w:val="%9."/>
+      <w:lvlJc w:val="right"/>
+      <w:pPr>
+        <w:ind w:left="4099" w:hanging="440"/>
+      </w:pPr>
+    </w:lvl>
+  </w:abstractNum>
+  <w:abstractNum w:abstractNumId="1" w15:restartNumberingAfterBreak="0">
+    <w:nsid w:val="65930BF0"/>
+    <w:multiLevelType w:val="hybridMultilevel"/>
+    <w:tmpl w:val="763A055A"/>
+    <w:lvl w:ilvl="0" w:tplc="405EE210">
+      <w:start w:val="1"/>
+      <w:numFmt w:val="decimal"/>
+      <w:lvlText w:val="[%1]"/>
+      <w:lvlJc w:val="left"/>
+      <w:pPr>
+        <w:ind w:left="454" w:hanging="440"/>
+      </w:pPr>
+      <w:rPr>
+        <w:rFonts w:hint="eastAsia"/>
+      </w:rPr>
+    </w:lvl>
+    <w:lvl w:ilvl="1" w:tplc="04090019" w:tentative="1">
+      <w:start w:val="1"/>
+      <w:numFmt w:val="lowerLetter"/>
+      <w:lvlText w:val="%2)"/>
+      <w:lvlJc w:val="left"/>
+      <w:pPr>
+        <w:ind w:left="894" w:hanging="440"/>
+      </w:pPr>
+    </w:lvl>
+    <w:lvl w:ilvl="2" w:tplc="0409001B" w:tentative="1">
+      <w:start w:val="1"/>
+      <w:numFmt w:val="lowerRoman"/>
+      <w:lvlText w:val="%3."/>
+      <w:lvlJc w:val="right"/>
+      <w:pPr>
+        <w:ind w:left="1334" w:hanging="440"/>
+      </w:pPr>
+    </w:lvl>
+    <w:lvl w:ilvl="3" w:tplc="0409000F" w:tentative="1">
+      <w:start w:val="1"/>
+      <w:numFmt w:val="decimal"/>
+      <w:lvlText w:val="%4."/>
+      <w:lvlJc w:val="left"/>
+      <w:pPr>
+        <w:ind w:left="1774" w:hanging="440"/>
+      </w:pPr>
+    </w:lvl>
+    <w:lvl w:ilvl="4" w:tplc="04090019" w:tentative="1">
+      <w:start w:val="1"/>
+      <w:numFmt w:val="lowerLetter"/>
+      <w:lvlText w:val="%5)"/>
+      <w:lvlJc w:val="left"/>
+      <w:pPr>
+        <w:ind w:left="2214" w:hanging="440"/>
+      </w:pPr>
+    </w:lvl>
+    <w:lvl w:ilvl="5" w:tplc="0409001B" w:tentative="1">
+      <w:start w:val="1"/>
+      <w:numFmt w:val="lowerRoman"/>
+      <w:lvlText w:val="%6."/>
+      <w:lvlJc w:val="right"/>
+      <w:pPr>
+        <w:ind w:left="2654" w:hanging="440"/>
+      </w:pPr>
+    </w:lvl>
+    <w:lvl w:ilvl="6" w:tplc="0409000F" w:tentative="1">
+      <w:start w:val="1"/>
+      <w:numFmt w:val="decimal"/>
+      <w:lvlText w:val="%7."/>
+      <w:lvlJc w:val="left"/>
+      <w:pPr>
+        <w:ind w:left="3094" w:hanging="440"/>
+      </w:pPr>
+    </w:lvl>
+    <w:lvl w:ilvl="7" w:tplc="04090019" w:tentative="1">
+      <w:start w:val="1"/>
+      <w:numFmt w:val="lowerLetter"/>
+      <w:lvlText w:val="%8)"/>
+      <w:lvlJc w:val="left"/>
+      <w:pPr>
+        <w:ind w:left="3534" w:hanging="440"/>
+      </w:pPr>
+    </w:lvl>
+    <w:lvl w:ilvl="8" w:tplc="0409001B" w:tentative="1">
+      <w:start w:val="1"/>
+      <w:numFmt w:val="lowerRoman"/>
+      <w:lvlText w:val="%9."/>
+      <w:lvlJc w:val="right"/>
+      <w:pPr>
+        <w:ind w:left="3974" w:hanging="440"/>
+      </w:pPr>
+    </w:lvl>
+  </w:abstractNum>
+  <w:num w:numId="1" w16cid:durableId="1451824735">
+    <w:abstractNumId w:val="1"/>
+  </w:num>
+  <w:num w:numId="2" w16cid:durableId="1721131065">
+    <w:abstractNumId w:val="0"/>
+  </w:num>
+</w:numbering>
+</file>
+
 <file path=word/styles.xml><?xml version="1.0" encoding="utf-8"?>
 <w:styles xmlns:mc="http://schemas.openxmlformats.org/markup-compatibility/2006" xmlns:r="http://schemas.openxmlformats.org/officeDocument/2006/relationships" xmlns:w="http://schemas.openxmlformats.org/wordprocessingml/2006/main" xmlns:w14="http://schemas.microsoft.com/office/word/2010/wordml" xmlns:w15="http://schemas.microsoft.com/office/word/2012/wordml" xmlns:w16cex="http://schemas.microsoft.com/office/word/2018/wordml/cex" xmlns:w16cid="http://schemas.microsoft.com/office/word/2016/wordml/cid" xmlns:w16="http://schemas.microsoft.com/office/word/2018/wordml" xmlns:w16sdtdh="http://schemas.microsoft.com/office/word/2020/wordml/sdtdatahash" xmlns:w16se="http://schemas.microsoft.com/office/word/2015/wordml/symex" mc:Ignorable="w14 w15 w16se w16cid w16 w16cex w16sdtdh">
   <w:docDefaults>
@@ -11345,6 +11998,7 @@
     <w:lsdException w:name="page number" w:qFormat="1"/>
     <w:lsdException w:name="Title" w:qFormat="1"/>
     <w:lsdException w:name="Default Paragraph Font" w:semiHidden="1" w:uiPriority="1" w:unhideWhenUsed="1" w:qFormat="1"/>
+    <w:lsdException w:name="Body Text" w:uiPriority="1" w:qFormat="1"/>
     <w:lsdException w:name="Subtitle" w:qFormat="1"/>
     <w:lsdException w:name="Strong" w:qFormat="1"/>
     <w:lsdException w:name="Emphasis" w:qFormat="1"/>
@@ -11423,7 +12077,7 @@
     <w:lsdException w:name="Medium Shading 2 Accent 1" w:uiPriority="64"/>
     <w:lsdException w:name="Medium List 1 Accent 1" w:uiPriority="65"/>
     <w:lsdException w:name="Revision" w:semiHidden="1" w:uiPriority="99" w:unhideWhenUsed="1"/>
-    <w:lsdException w:name="List Paragraph" w:semiHidden="1" w:uiPriority="99" w:unhideWhenUsed="1"/>
+    <w:lsdException w:name="List Paragraph" w:semiHidden="1" w:uiPriority="34" w:unhideWhenUsed="1" w:qFormat="1"/>
     <w:lsdException w:name="Quote" w:semiHidden="1" w:uiPriority="99" w:unhideWhenUsed="1"/>
     <w:lsdException w:name="Intense Quote" w:semiHidden="1" w:uiPriority="99" w:unhideWhenUsed="1"/>
     <w:lsdException w:name="Medium List 2 Accent 1" w:uiPriority="66"/>
@@ -11890,6 +12544,49 @@
       <w:szCs w:val="18"/>
     </w:rPr>
   </w:style>
+  <w:style w:type="paragraph" w:styleId="af">
+    <w:name w:val="List Paragraph"/>
+    <w:basedOn w:val="a"/>
+    <w:uiPriority w:val="34"/>
+    <w:qFormat/>
+    <w:rsid w:val="00E26E5B"/>
+    <w:pPr>
+      <w:ind w:firstLineChars="200" w:firstLine="420"/>
+    </w:pPr>
+  </w:style>
+  <w:style w:type="paragraph" w:styleId="af0">
+    <w:name w:val="Body Text"/>
+    <w:basedOn w:val="a"/>
+    <w:link w:val="af1"/>
+    <w:uiPriority w:val="1"/>
+    <w:qFormat/>
+    <w:rsid w:val="00E22F1C"/>
+    <w:pPr>
+      <w:autoSpaceDE w:val="0"/>
+      <w:autoSpaceDN w:val="0"/>
+      <w:ind w:left="139"/>
+      <w:jc w:val="left"/>
+    </w:pPr>
+    <w:rPr>
+      <w:rFonts w:ascii="宋体" w:hAnsi="宋体" w:cs="宋体"/>
+      <w:kern w:val="0"/>
+      <w:szCs w:val="21"/>
+      <w:lang w:eastAsia="en-US"/>
+    </w:rPr>
+  </w:style>
+  <w:style w:type="character" w:customStyle="1" w:styleId="af1">
+    <w:name w:val="正文文本 字符"/>
+    <w:basedOn w:val="a0"/>
+    <w:link w:val="af0"/>
+    <w:uiPriority w:val="1"/>
+    <w:rsid w:val="00E22F1C"/>
+    <w:rPr>
+      <w:rFonts w:ascii="宋体" w:hAnsi="宋体" w:cs="宋体"/>
+      <w:sz w:val="21"/>
+      <w:szCs w:val="21"/>
+      <w:lang w:eastAsia="en-US"/>
+    </w:rPr>
+  </w:style>
 </w:styles>
 </file>
 
